--- a/benchmark/MANUSCRIPT_TR.docx
+++ b/benchmark/MANUSCRIPT_TR.docx
@@ -19,10 +19,30 @@
       <w:r>
         <w:rPr>
           <w:b w:val="0"/>
-          <w:i/>
+          <w:i w:val="0"/>
           <w:sz w:val="24"/>
         </w:rPr>
-        <w:t>Yazar listesi ve kurumlar tamamlanacak. Sorumlu yazar yer tutucu.</w:t>
+        <w:t>Ali Arslan</w:t>
+      </w:r>
+    </w:p>
+    <w:p>
+      <w:r>
+        <w:rPr>
+          <w:b w:val="0"/>
+          <w:i w:val="0"/>
+          <w:sz w:val="24"/>
+        </w:rPr>
+        <w:t>Department of Molecular Biology and Genetics, Institute of Natural Sciences, Yıldız Technical University, Istanbul 34220, Turkey</w:t>
+      </w:r>
+    </w:p>
+    <w:p>
+      <w:r>
+        <w:rPr>
+          <w:b w:val="0"/>
+          <w:i w:val="0"/>
+          <w:sz w:val="24"/>
+        </w:rPr>
+        <w:t>Yazışma: aliarslan47@gmail.com</w:t>
       </w:r>
     </w:p>
     <w:p>

--- a/benchmark/MANUSCRIPT_TR.docx
+++ b/benchmark/MANUSCRIPT_TR.docx
@@ -233,6 +233,10 @@
             <w:tcW w:type="dxa" w:w="1234"/>
           </w:tcPr>
           <w:p>
+            <w:pPr>
+              <w:spacing w:line="240" w:lineRule="auto"/>
+              <w:jc w:val="left"/>
+            </w:pPr>
             <w:r/>
             <w:r>
               <w:rPr>
@@ -249,6 +253,10 @@
             <w:tcW w:type="dxa" w:w="1234"/>
           </w:tcPr>
           <w:p>
+            <w:pPr>
+              <w:spacing w:line="240" w:lineRule="auto"/>
+              <w:jc w:val="left"/>
+            </w:pPr>
             <w:r/>
             <w:r>
               <w:rPr>
@@ -265,6 +273,10 @@
             <w:tcW w:type="dxa" w:w="1234"/>
           </w:tcPr>
           <w:p>
+            <w:pPr>
+              <w:spacing w:line="240" w:lineRule="auto"/>
+              <w:jc w:val="left"/>
+            </w:pPr>
             <w:r/>
             <w:r>
               <w:rPr>
@@ -281,6 +293,10 @@
             <w:tcW w:type="dxa" w:w="1234"/>
           </w:tcPr>
           <w:p>
+            <w:pPr>
+              <w:spacing w:line="240" w:lineRule="auto"/>
+              <w:jc w:val="left"/>
+            </w:pPr>
             <w:r/>
             <w:r>
               <w:rPr>
@@ -297,6 +313,10 @@
             <w:tcW w:type="dxa" w:w="1234"/>
           </w:tcPr>
           <w:p>
+            <w:pPr>
+              <w:spacing w:line="240" w:lineRule="auto"/>
+              <w:jc w:val="left"/>
+            </w:pPr>
             <w:r/>
             <w:r>
               <w:rPr>
@@ -313,6 +333,10 @@
             <w:tcW w:type="dxa" w:w="1234"/>
           </w:tcPr>
           <w:p>
+            <w:pPr>
+              <w:spacing w:line="240" w:lineRule="auto"/>
+              <w:jc w:val="left"/>
+            </w:pPr>
             <w:r/>
             <w:r>
               <w:rPr>
@@ -329,6 +353,10 @@
             <w:tcW w:type="dxa" w:w="1234"/>
           </w:tcPr>
           <w:p>
+            <w:pPr>
+              <w:spacing w:line="240" w:lineRule="auto"/>
+              <w:jc w:val="left"/>
+            </w:pPr>
             <w:r/>
             <w:r>
               <w:rPr>
@@ -347,6 +375,10 @@
             <w:tcW w:type="dxa" w:w="1234"/>
           </w:tcPr>
           <w:p>
+            <w:pPr>
+              <w:spacing w:line="240" w:lineRule="auto"/>
+              <w:jc w:val="left"/>
+            </w:pPr>
             <w:r/>
             <w:r>
               <w:rPr>
@@ -363,6 +395,10 @@
             <w:tcW w:type="dxa" w:w="1234"/>
           </w:tcPr>
           <w:p>
+            <w:pPr>
+              <w:spacing w:line="240" w:lineRule="auto"/>
+              <w:jc w:val="left"/>
+            </w:pPr>
             <w:r/>
             <w:r>
               <w:rPr>
@@ -379,6 +415,10 @@
             <w:tcW w:type="dxa" w:w="1234"/>
           </w:tcPr>
           <w:p>
+            <w:pPr>
+              <w:spacing w:line="240" w:lineRule="auto"/>
+              <w:jc w:val="left"/>
+            </w:pPr>
             <w:r/>
             <w:r>
               <w:rPr>
@@ -395,6 +435,10 @@
             <w:tcW w:type="dxa" w:w="1234"/>
           </w:tcPr>
           <w:p>
+            <w:pPr>
+              <w:spacing w:line="240" w:lineRule="auto"/>
+              <w:jc w:val="left"/>
+            </w:pPr>
             <w:r/>
             <w:r>
               <w:rPr>
@@ -411,6 +455,10 @@
             <w:tcW w:type="dxa" w:w="1234"/>
           </w:tcPr>
           <w:p>
+            <w:pPr>
+              <w:spacing w:line="240" w:lineRule="auto"/>
+              <w:jc w:val="left"/>
+            </w:pPr>
             <w:r/>
             <w:r>
               <w:rPr>
@@ -427,6 +475,10 @@
             <w:tcW w:type="dxa" w:w="1234"/>
           </w:tcPr>
           <w:p>
+            <w:pPr>
+              <w:spacing w:line="240" w:lineRule="auto"/>
+              <w:jc w:val="left"/>
+            </w:pPr>
             <w:r/>
             <w:r>
               <w:rPr>
@@ -443,6 +495,10 @@
             <w:tcW w:type="dxa" w:w="1234"/>
           </w:tcPr>
           <w:p>
+            <w:pPr>
+              <w:spacing w:line="240" w:lineRule="auto"/>
+              <w:jc w:val="left"/>
+            </w:pPr>
             <w:r/>
             <w:r>
               <w:rPr>
@@ -461,6 +517,10 @@
             <w:tcW w:type="dxa" w:w="1234"/>
           </w:tcPr>
           <w:p>
+            <w:pPr>
+              <w:spacing w:line="240" w:lineRule="auto"/>
+              <w:jc w:val="left"/>
+            </w:pPr>
             <w:r/>
             <w:r>
               <w:rPr>
@@ -477,6 +537,10 @@
             <w:tcW w:type="dxa" w:w="1234"/>
           </w:tcPr>
           <w:p>
+            <w:pPr>
+              <w:spacing w:line="240" w:lineRule="auto"/>
+              <w:jc w:val="left"/>
+            </w:pPr>
             <w:r/>
             <w:r>
               <w:rPr>
@@ -493,6 +557,10 @@
             <w:tcW w:type="dxa" w:w="1234"/>
           </w:tcPr>
           <w:p>
+            <w:pPr>
+              <w:spacing w:line="240" w:lineRule="auto"/>
+              <w:jc w:val="left"/>
+            </w:pPr>
             <w:r/>
             <w:r>
               <w:rPr>
@@ -509,6 +577,10 @@
             <w:tcW w:type="dxa" w:w="1234"/>
           </w:tcPr>
           <w:p>
+            <w:pPr>
+              <w:spacing w:line="240" w:lineRule="auto"/>
+              <w:jc w:val="left"/>
+            </w:pPr>
             <w:r/>
             <w:r>
               <w:rPr>
@@ -525,6 +597,10 @@
             <w:tcW w:type="dxa" w:w="1234"/>
           </w:tcPr>
           <w:p>
+            <w:pPr>
+              <w:spacing w:line="240" w:lineRule="auto"/>
+              <w:jc w:val="left"/>
+            </w:pPr>
             <w:r/>
             <w:r>
               <w:rPr>
@@ -541,6 +617,10 @@
             <w:tcW w:type="dxa" w:w="1234"/>
           </w:tcPr>
           <w:p>
+            <w:pPr>
+              <w:spacing w:line="240" w:lineRule="auto"/>
+              <w:jc w:val="left"/>
+            </w:pPr>
             <w:r/>
             <w:r>
               <w:rPr>
@@ -557,6 +637,10 @@
             <w:tcW w:type="dxa" w:w="1234"/>
           </w:tcPr>
           <w:p>
+            <w:pPr>
+              <w:spacing w:line="240" w:lineRule="auto"/>
+              <w:jc w:val="left"/>
+            </w:pPr>
             <w:r/>
             <w:r>
               <w:rPr>
@@ -575,6 +659,10 @@
             <w:tcW w:type="dxa" w:w="1234"/>
           </w:tcPr>
           <w:p>
+            <w:pPr>
+              <w:spacing w:line="240" w:lineRule="auto"/>
+              <w:jc w:val="left"/>
+            </w:pPr>
             <w:r/>
             <w:r>
               <w:rPr>
@@ -591,6 +679,10 @@
             <w:tcW w:type="dxa" w:w="1234"/>
           </w:tcPr>
           <w:p>
+            <w:pPr>
+              <w:spacing w:line="240" w:lineRule="auto"/>
+              <w:jc w:val="left"/>
+            </w:pPr>
             <w:r/>
             <w:r>
               <w:rPr>
@@ -607,6 +699,10 @@
             <w:tcW w:type="dxa" w:w="1234"/>
           </w:tcPr>
           <w:p>
+            <w:pPr>
+              <w:spacing w:line="240" w:lineRule="auto"/>
+              <w:jc w:val="left"/>
+            </w:pPr>
             <w:r/>
             <w:r>
               <w:rPr>
@@ -623,6 +719,10 @@
             <w:tcW w:type="dxa" w:w="1234"/>
           </w:tcPr>
           <w:p>
+            <w:pPr>
+              <w:spacing w:line="240" w:lineRule="auto"/>
+              <w:jc w:val="left"/>
+            </w:pPr>
             <w:r/>
             <w:r>
               <w:rPr>
@@ -639,6 +739,10 @@
             <w:tcW w:type="dxa" w:w="1234"/>
           </w:tcPr>
           <w:p>
+            <w:pPr>
+              <w:spacing w:line="240" w:lineRule="auto"/>
+              <w:jc w:val="left"/>
+            </w:pPr>
             <w:r/>
             <w:r>
               <w:rPr>
@@ -655,6 +759,10 @@
             <w:tcW w:type="dxa" w:w="1234"/>
           </w:tcPr>
           <w:p>
+            <w:pPr>
+              <w:spacing w:line="240" w:lineRule="auto"/>
+              <w:jc w:val="left"/>
+            </w:pPr>
             <w:r/>
             <w:r>
               <w:rPr>
@@ -671,6 +779,10 @@
             <w:tcW w:type="dxa" w:w="1234"/>
           </w:tcPr>
           <w:p>
+            <w:pPr>
+              <w:spacing w:line="240" w:lineRule="auto"/>
+              <w:jc w:val="left"/>
+            </w:pPr>
             <w:r/>
             <w:r>
               <w:rPr>
@@ -689,6 +801,10 @@
             <w:tcW w:type="dxa" w:w="1234"/>
           </w:tcPr>
           <w:p>
+            <w:pPr>
+              <w:spacing w:line="240" w:lineRule="auto"/>
+              <w:jc w:val="left"/>
+            </w:pPr>
             <w:r/>
             <w:r>
               <w:rPr>
@@ -705,6 +821,10 @@
             <w:tcW w:type="dxa" w:w="1234"/>
           </w:tcPr>
           <w:p>
+            <w:pPr>
+              <w:spacing w:line="240" w:lineRule="auto"/>
+              <w:jc w:val="left"/>
+            </w:pPr>
             <w:r/>
             <w:r>
               <w:rPr>
@@ -721,6 +841,10 @@
             <w:tcW w:type="dxa" w:w="1234"/>
           </w:tcPr>
           <w:p>
+            <w:pPr>
+              <w:spacing w:line="240" w:lineRule="auto"/>
+              <w:jc w:val="left"/>
+            </w:pPr>
             <w:r/>
             <w:r>
               <w:rPr>
@@ -737,6 +861,10 @@
             <w:tcW w:type="dxa" w:w="1234"/>
           </w:tcPr>
           <w:p>
+            <w:pPr>
+              <w:spacing w:line="240" w:lineRule="auto"/>
+              <w:jc w:val="left"/>
+            </w:pPr>
             <w:r/>
             <w:r>
               <w:rPr>
@@ -753,6 +881,10 @@
             <w:tcW w:type="dxa" w:w="1234"/>
           </w:tcPr>
           <w:p>
+            <w:pPr>
+              <w:spacing w:line="240" w:lineRule="auto"/>
+              <w:jc w:val="left"/>
+            </w:pPr>
             <w:r/>
             <w:r>
               <w:rPr>
@@ -769,6 +901,10 @@
             <w:tcW w:type="dxa" w:w="1234"/>
           </w:tcPr>
           <w:p>
+            <w:pPr>
+              <w:spacing w:line="240" w:lineRule="auto"/>
+              <w:jc w:val="left"/>
+            </w:pPr>
             <w:r/>
             <w:r>
               <w:rPr>
@@ -785,6 +921,10 @@
             <w:tcW w:type="dxa" w:w="1234"/>
           </w:tcPr>
           <w:p>
+            <w:pPr>
+              <w:spacing w:line="240" w:lineRule="auto"/>
+              <w:jc w:val="left"/>
+            </w:pPr>
             <w:r/>
             <w:r>
               <w:rPr>
@@ -803,6 +943,10 @@
             <w:tcW w:type="dxa" w:w="1234"/>
           </w:tcPr>
           <w:p>
+            <w:pPr>
+              <w:spacing w:line="240" w:lineRule="auto"/>
+              <w:jc w:val="left"/>
+            </w:pPr>
             <w:r/>
             <w:r>
               <w:rPr>
@@ -819,6 +963,10 @@
             <w:tcW w:type="dxa" w:w="1234"/>
           </w:tcPr>
           <w:p>
+            <w:pPr>
+              <w:spacing w:line="240" w:lineRule="auto"/>
+              <w:jc w:val="left"/>
+            </w:pPr>
             <w:r/>
             <w:r>
               <w:rPr>
@@ -835,6 +983,10 @@
             <w:tcW w:type="dxa" w:w="1234"/>
           </w:tcPr>
           <w:p>
+            <w:pPr>
+              <w:spacing w:line="240" w:lineRule="auto"/>
+              <w:jc w:val="left"/>
+            </w:pPr>
             <w:r/>
             <w:r>
               <w:rPr>
@@ -851,6 +1003,10 @@
             <w:tcW w:type="dxa" w:w="1234"/>
           </w:tcPr>
           <w:p>
+            <w:pPr>
+              <w:spacing w:line="240" w:lineRule="auto"/>
+              <w:jc w:val="left"/>
+            </w:pPr>
             <w:r/>
             <w:r>
               <w:rPr>
@@ -867,6 +1023,10 @@
             <w:tcW w:type="dxa" w:w="1234"/>
           </w:tcPr>
           <w:p>
+            <w:pPr>
+              <w:spacing w:line="240" w:lineRule="auto"/>
+              <w:jc w:val="left"/>
+            </w:pPr>
             <w:r/>
             <w:r>
               <w:rPr>
@@ -883,6 +1043,10 @@
             <w:tcW w:type="dxa" w:w="1234"/>
           </w:tcPr>
           <w:p>
+            <w:pPr>
+              <w:spacing w:line="240" w:lineRule="auto"/>
+              <w:jc w:val="left"/>
+            </w:pPr>
             <w:r/>
             <w:r>
               <w:rPr>
@@ -899,6 +1063,10 @@
             <w:tcW w:type="dxa" w:w="1234"/>
           </w:tcPr>
           <w:p>
+            <w:pPr>
+              <w:spacing w:line="240" w:lineRule="auto"/>
+              <w:jc w:val="left"/>
+            </w:pPr>
             <w:r/>
             <w:r>
               <w:rPr>
@@ -1043,6 +1211,10 @@
             <w:tcW w:type="dxa" w:w="1440"/>
           </w:tcPr>
           <w:p>
+            <w:pPr>
+              <w:spacing w:line="240" w:lineRule="auto"/>
+              <w:jc w:val="left"/>
+            </w:pPr>
             <w:r/>
             <w:r>
               <w:rPr>
@@ -1059,6 +1231,10 @@
             <w:tcW w:type="dxa" w:w="1440"/>
           </w:tcPr>
           <w:p>
+            <w:pPr>
+              <w:spacing w:line="240" w:lineRule="auto"/>
+              <w:jc w:val="left"/>
+            </w:pPr>
             <w:r/>
             <w:r>
               <w:rPr>
@@ -1075,6 +1251,10 @@
             <w:tcW w:type="dxa" w:w="1440"/>
           </w:tcPr>
           <w:p>
+            <w:pPr>
+              <w:spacing w:line="240" w:lineRule="auto"/>
+              <w:jc w:val="left"/>
+            </w:pPr>
             <w:r/>
             <w:r>
               <w:rPr>
@@ -1091,6 +1271,10 @@
             <w:tcW w:type="dxa" w:w="1440"/>
           </w:tcPr>
           <w:p>
+            <w:pPr>
+              <w:spacing w:line="240" w:lineRule="auto"/>
+              <w:jc w:val="left"/>
+            </w:pPr>
             <w:r/>
             <w:r>
               <w:rPr>
@@ -1107,6 +1291,10 @@
             <w:tcW w:type="dxa" w:w="1440"/>
           </w:tcPr>
           <w:p>
+            <w:pPr>
+              <w:spacing w:line="240" w:lineRule="auto"/>
+              <w:jc w:val="left"/>
+            </w:pPr>
             <w:r/>
             <w:r>
               <w:rPr>
@@ -1123,6 +1311,10 @@
             <w:tcW w:type="dxa" w:w="1440"/>
           </w:tcPr>
           <w:p>
+            <w:pPr>
+              <w:spacing w:line="240" w:lineRule="auto"/>
+              <w:jc w:val="left"/>
+            </w:pPr>
             <w:r/>
             <w:r>
               <w:rPr>
@@ -1141,6 +1333,10 @@
             <w:tcW w:type="dxa" w:w="1440"/>
           </w:tcPr>
           <w:p>
+            <w:pPr>
+              <w:spacing w:line="240" w:lineRule="auto"/>
+              <w:jc w:val="left"/>
+            </w:pPr>
             <w:r/>
             <w:r>
               <w:rPr>
@@ -1157,6 +1353,10 @@
             <w:tcW w:type="dxa" w:w="1440"/>
           </w:tcPr>
           <w:p>
+            <w:pPr>
+              <w:spacing w:line="240" w:lineRule="auto"/>
+              <w:jc w:val="left"/>
+            </w:pPr>
             <w:r/>
             <w:r>
               <w:rPr>
@@ -1173,6 +1373,10 @@
             <w:tcW w:type="dxa" w:w="1440"/>
           </w:tcPr>
           <w:p>
+            <w:pPr>
+              <w:spacing w:line="240" w:lineRule="auto"/>
+              <w:jc w:val="left"/>
+            </w:pPr>
             <w:r/>
             <w:r>
               <w:rPr>
@@ -1189,6 +1393,10 @@
             <w:tcW w:type="dxa" w:w="1440"/>
           </w:tcPr>
           <w:p>
+            <w:pPr>
+              <w:spacing w:line="240" w:lineRule="auto"/>
+              <w:jc w:val="left"/>
+            </w:pPr>
             <w:r/>
             <w:r>
               <w:rPr>
@@ -1205,6 +1413,10 @@
             <w:tcW w:type="dxa" w:w="1440"/>
           </w:tcPr>
           <w:p>
+            <w:pPr>
+              <w:spacing w:line="240" w:lineRule="auto"/>
+              <w:jc w:val="left"/>
+            </w:pPr>
             <w:r/>
             <w:r>
               <w:rPr>
@@ -1221,6 +1433,10 @@
             <w:tcW w:type="dxa" w:w="1440"/>
           </w:tcPr>
           <w:p>
+            <w:pPr>
+              <w:spacing w:line="240" w:lineRule="auto"/>
+              <w:jc w:val="left"/>
+            </w:pPr>
             <w:r/>
             <w:r>
               <w:rPr>
@@ -1239,6 +1455,10 @@
             <w:tcW w:type="dxa" w:w="1440"/>
           </w:tcPr>
           <w:p>
+            <w:pPr>
+              <w:spacing w:line="240" w:lineRule="auto"/>
+              <w:jc w:val="left"/>
+            </w:pPr>
             <w:r/>
           </w:p>
         </w:tc>
@@ -1247,6 +1467,10 @@
             <w:tcW w:type="dxa" w:w="1440"/>
           </w:tcPr>
           <w:p>
+            <w:pPr>
+              <w:spacing w:line="240" w:lineRule="auto"/>
+              <w:jc w:val="left"/>
+            </w:pPr>
             <w:r/>
             <w:r>
               <w:rPr>
@@ -1263,6 +1487,10 @@
             <w:tcW w:type="dxa" w:w="1440"/>
           </w:tcPr>
           <w:p>
+            <w:pPr>
+              <w:spacing w:line="240" w:lineRule="auto"/>
+              <w:jc w:val="left"/>
+            </w:pPr>
             <w:r/>
             <w:r>
               <w:rPr>
@@ -1279,6 +1507,10 @@
             <w:tcW w:type="dxa" w:w="1440"/>
           </w:tcPr>
           <w:p>
+            <w:pPr>
+              <w:spacing w:line="240" w:lineRule="auto"/>
+              <w:jc w:val="left"/>
+            </w:pPr>
             <w:r/>
             <w:r>
               <w:rPr>
@@ -1295,6 +1527,10 @@
             <w:tcW w:type="dxa" w:w="1440"/>
           </w:tcPr>
           <w:p>
+            <w:pPr>
+              <w:spacing w:line="240" w:lineRule="auto"/>
+              <w:jc w:val="left"/>
+            </w:pPr>
             <w:r/>
             <w:r>
               <w:rPr>
@@ -1311,6 +1547,10 @@
             <w:tcW w:type="dxa" w:w="1440"/>
           </w:tcPr>
           <w:p>
+            <w:pPr>
+              <w:spacing w:line="240" w:lineRule="auto"/>
+              <w:jc w:val="left"/>
+            </w:pPr>
             <w:r/>
             <w:r>
               <w:rPr>
@@ -1329,6 +1569,10 @@
             <w:tcW w:type="dxa" w:w="1440"/>
           </w:tcPr>
           <w:p>
+            <w:pPr>
+              <w:spacing w:line="240" w:lineRule="auto"/>
+              <w:jc w:val="left"/>
+            </w:pPr>
             <w:r/>
           </w:p>
         </w:tc>
@@ -1337,6 +1581,10 @@
             <w:tcW w:type="dxa" w:w="1440"/>
           </w:tcPr>
           <w:p>
+            <w:pPr>
+              <w:spacing w:line="240" w:lineRule="auto"/>
+              <w:jc w:val="left"/>
+            </w:pPr>
             <w:r/>
             <w:r>
               <w:rPr>
@@ -1353,6 +1601,10 @@
             <w:tcW w:type="dxa" w:w="1440"/>
           </w:tcPr>
           <w:p>
+            <w:pPr>
+              <w:spacing w:line="240" w:lineRule="auto"/>
+              <w:jc w:val="left"/>
+            </w:pPr>
             <w:r/>
             <w:r>
               <w:rPr>
@@ -1369,6 +1621,10 @@
             <w:tcW w:type="dxa" w:w="1440"/>
           </w:tcPr>
           <w:p>
+            <w:pPr>
+              <w:spacing w:line="240" w:lineRule="auto"/>
+              <w:jc w:val="left"/>
+            </w:pPr>
             <w:r/>
             <w:r>
               <w:rPr>
@@ -1385,6 +1641,10 @@
             <w:tcW w:type="dxa" w:w="1440"/>
           </w:tcPr>
           <w:p>
+            <w:pPr>
+              <w:spacing w:line="240" w:lineRule="auto"/>
+              <w:jc w:val="left"/>
+            </w:pPr>
             <w:r/>
             <w:r>
               <w:rPr>
@@ -1401,6 +1661,10 @@
             <w:tcW w:type="dxa" w:w="1440"/>
           </w:tcPr>
           <w:p>
+            <w:pPr>
+              <w:spacing w:line="240" w:lineRule="auto"/>
+              <w:jc w:val="left"/>
+            </w:pPr>
             <w:r/>
             <w:r>
               <w:rPr>
@@ -1419,6 +1683,10 @@
             <w:tcW w:type="dxa" w:w="1440"/>
           </w:tcPr>
           <w:p>
+            <w:pPr>
+              <w:spacing w:line="240" w:lineRule="auto"/>
+              <w:jc w:val="left"/>
+            </w:pPr>
             <w:r/>
             <w:r>
               <w:rPr>
@@ -1435,6 +1703,10 @@
             <w:tcW w:type="dxa" w:w="1440"/>
           </w:tcPr>
           <w:p>
+            <w:pPr>
+              <w:spacing w:line="240" w:lineRule="auto"/>
+              <w:jc w:val="left"/>
+            </w:pPr>
             <w:r/>
             <w:r>
               <w:rPr>
@@ -1451,6 +1723,10 @@
             <w:tcW w:type="dxa" w:w="1440"/>
           </w:tcPr>
           <w:p>
+            <w:pPr>
+              <w:spacing w:line="240" w:lineRule="auto"/>
+              <w:jc w:val="left"/>
+            </w:pPr>
             <w:r/>
             <w:r>
               <w:rPr>
@@ -1467,6 +1743,10 @@
             <w:tcW w:type="dxa" w:w="1440"/>
           </w:tcPr>
           <w:p>
+            <w:pPr>
+              <w:spacing w:line="240" w:lineRule="auto"/>
+              <w:jc w:val="left"/>
+            </w:pPr>
             <w:r/>
             <w:r>
               <w:rPr>
@@ -1483,6 +1763,10 @@
             <w:tcW w:type="dxa" w:w="1440"/>
           </w:tcPr>
           <w:p>
+            <w:pPr>
+              <w:spacing w:line="240" w:lineRule="auto"/>
+              <w:jc w:val="left"/>
+            </w:pPr>
             <w:r/>
             <w:r>
               <w:rPr>
@@ -1499,6 +1783,10 @@
             <w:tcW w:type="dxa" w:w="1440"/>
           </w:tcPr>
           <w:p>
+            <w:pPr>
+              <w:spacing w:line="240" w:lineRule="auto"/>
+              <w:jc w:val="left"/>
+            </w:pPr>
             <w:r/>
             <w:r>
               <w:rPr>
@@ -1517,6 +1805,10 @@
             <w:tcW w:type="dxa" w:w="1440"/>
           </w:tcPr>
           <w:p>
+            <w:pPr>
+              <w:spacing w:line="240" w:lineRule="auto"/>
+              <w:jc w:val="left"/>
+            </w:pPr>
             <w:r/>
           </w:p>
         </w:tc>
@@ -1525,6 +1817,10 @@
             <w:tcW w:type="dxa" w:w="1440"/>
           </w:tcPr>
           <w:p>
+            <w:pPr>
+              <w:spacing w:line="240" w:lineRule="auto"/>
+              <w:jc w:val="left"/>
+            </w:pPr>
             <w:r/>
             <w:r>
               <w:rPr>
@@ -1541,6 +1837,10 @@
             <w:tcW w:type="dxa" w:w="1440"/>
           </w:tcPr>
           <w:p>
+            <w:pPr>
+              <w:spacing w:line="240" w:lineRule="auto"/>
+              <w:jc w:val="left"/>
+            </w:pPr>
             <w:r/>
             <w:r>
               <w:rPr>
@@ -1557,6 +1857,10 @@
             <w:tcW w:type="dxa" w:w="1440"/>
           </w:tcPr>
           <w:p>
+            <w:pPr>
+              <w:spacing w:line="240" w:lineRule="auto"/>
+              <w:jc w:val="left"/>
+            </w:pPr>
             <w:r/>
             <w:r>
               <w:rPr>
@@ -1573,6 +1877,10 @@
             <w:tcW w:type="dxa" w:w="1440"/>
           </w:tcPr>
           <w:p>
+            <w:pPr>
+              <w:spacing w:line="240" w:lineRule="auto"/>
+              <w:jc w:val="left"/>
+            </w:pPr>
             <w:r/>
             <w:r>
               <w:rPr>
@@ -1589,6 +1897,10 @@
             <w:tcW w:type="dxa" w:w="1440"/>
           </w:tcPr>
           <w:p>
+            <w:pPr>
+              <w:spacing w:line="240" w:lineRule="auto"/>
+              <w:jc w:val="left"/>
+            </w:pPr>
             <w:r/>
             <w:r>
               <w:rPr>
@@ -1607,6 +1919,10 @@
             <w:tcW w:type="dxa" w:w="1440"/>
           </w:tcPr>
           <w:p>
+            <w:pPr>
+              <w:spacing w:line="240" w:lineRule="auto"/>
+              <w:jc w:val="left"/>
+            </w:pPr>
             <w:r/>
           </w:p>
         </w:tc>
@@ -1615,6 +1931,10 @@
             <w:tcW w:type="dxa" w:w="1440"/>
           </w:tcPr>
           <w:p>
+            <w:pPr>
+              <w:spacing w:line="240" w:lineRule="auto"/>
+              <w:jc w:val="left"/>
+            </w:pPr>
             <w:r/>
             <w:r>
               <w:rPr>
@@ -1631,6 +1951,10 @@
             <w:tcW w:type="dxa" w:w="1440"/>
           </w:tcPr>
           <w:p>
+            <w:pPr>
+              <w:spacing w:line="240" w:lineRule="auto"/>
+              <w:jc w:val="left"/>
+            </w:pPr>
             <w:r/>
             <w:r>
               <w:rPr>
@@ -1647,6 +1971,10 @@
             <w:tcW w:type="dxa" w:w="1440"/>
           </w:tcPr>
           <w:p>
+            <w:pPr>
+              <w:spacing w:line="240" w:lineRule="auto"/>
+              <w:jc w:val="left"/>
+            </w:pPr>
             <w:r/>
             <w:r>
               <w:rPr>
@@ -1663,6 +1991,10 @@
             <w:tcW w:type="dxa" w:w="1440"/>
           </w:tcPr>
           <w:p>
+            <w:pPr>
+              <w:spacing w:line="240" w:lineRule="auto"/>
+              <w:jc w:val="left"/>
+            </w:pPr>
             <w:r/>
             <w:r>
               <w:rPr>
@@ -1679,6 +2011,10 @@
             <w:tcW w:type="dxa" w:w="1440"/>
           </w:tcPr>
           <w:p>
+            <w:pPr>
+              <w:spacing w:line="240" w:lineRule="auto"/>
+              <w:jc w:val="left"/>
+            </w:pPr>
             <w:r/>
             <w:r>
               <w:rPr>
@@ -1697,6 +2033,10 @@
             <w:tcW w:type="dxa" w:w="1440"/>
           </w:tcPr>
           <w:p>
+            <w:pPr>
+              <w:spacing w:line="240" w:lineRule="auto"/>
+              <w:jc w:val="left"/>
+            </w:pPr>
             <w:r/>
             <w:r>
               <w:rPr>
@@ -1713,6 +2053,10 @@
             <w:tcW w:type="dxa" w:w="1440"/>
           </w:tcPr>
           <w:p>
+            <w:pPr>
+              <w:spacing w:line="240" w:lineRule="auto"/>
+              <w:jc w:val="left"/>
+            </w:pPr>
             <w:r/>
             <w:r>
               <w:rPr>
@@ -1729,6 +2073,10 @@
             <w:tcW w:type="dxa" w:w="1440"/>
           </w:tcPr>
           <w:p>
+            <w:pPr>
+              <w:spacing w:line="240" w:lineRule="auto"/>
+              <w:jc w:val="left"/>
+            </w:pPr>
             <w:r/>
             <w:r>
               <w:rPr>
@@ -1745,6 +2093,10 @@
             <w:tcW w:type="dxa" w:w="1440"/>
           </w:tcPr>
           <w:p>
+            <w:pPr>
+              <w:spacing w:line="240" w:lineRule="auto"/>
+              <w:jc w:val="left"/>
+            </w:pPr>
             <w:r/>
             <w:r>
               <w:rPr>
@@ -1761,6 +2113,10 @@
             <w:tcW w:type="dxa" w:w="1440"/>
           </w:tcPr>
           <w:p>
+            <w:pPr>
+              <w:spacing w:line="240" w:lineRule="auto"/>
+              <w:jc w:val="left"/>
+            </w:pPr>
             <w:r/>
             <w:r>
               <w:rPr>
@@ -1777,6 +2133,10 @@
             <w:tcW w:type="dxa" w:w="1440"/>
           </w:tcPr>
           <w:p>
+            <w:pPr>
+              <w:spacing w:line="240" w:lineRule="auto"/>
+              <w:jc w:val="left"/>
+            </w:pPr>
             <w:r/>
             <w:r>
               <w:rPr>
@@ -1795,6 +2155,10 @@
             <w:tcW w:type="dxa" w:w="1440"/>
           </w:tcPr>
           <w:p>
+            <w:pPr>
+              <w:spacing w:line="240" w:lineRule="auto"/>
+              <w:jc w:val="left"/>
+            </w:pPr>
             <w:r/>
           </w:p>
         </w:tc>
@@ -1803,6 +2167,10 @@
             <w:tcW w:type="dxa" w:w="1440"/>
           </w:tcPr>
           <w:p>
+            <w:pPr>
+              <w:spacing w:line="240" w:lineRule="auto"/>
+              <w:jc w:val="left"/>
+            </w:pPr>
             <w:r/>
             <w:r>
               <w:rPr>
@@ -1819,6 +2187,10 @@
             <w:tcW w:type="dxa" w:w="1440"/>
           </w:tcPr>
           <w:p>
+            <w:pPr>
+              <w:spacing w:line="240" w:lineRule="auto"/>
+              <w:jc w:val="left"/>
+            </w:pPr>
             <w:r/>
             <w:r>
               <w:rPr>
@@ -1835,6 +2207,10 @@
             <w:tcW w:type="dxa" w:w="1440"/>
           </w:tcPr>
           <w:p>
+            <w:pPr>
+              <w:spacing w:line="240" w:lineRule="auto"/>
+              <w:jc w:val="left"/>
+            </w:pPr>
             <w:r/>
             <w:r>
               <w:rPr>
@@ -1851,6 +2227,10 @@
             <w:tcW w:type="dxa" w:w="1440"/>
           </w:tcPr>
           <w:p>
+            <w:pPr>
+              <w:spacing w:line="240" w:lineRule="auto"/>
+              <w:jc w:val="left"/>
+            </w:pPr>
             <w:r/>
             <w:r>
               <w:rPr>
@@ -1867,6 +2247,10 @@
             <w:tcW w:type="dxa" w:w="1440"/>
           </w:tcPr>
           <w:p>
+            <w:pPr>
+              <w:spacing w:line="240" w:lineRule="auto"/>
+              <w:jc w:val="left"/>
+            </w:pPr>
             <w:r/>
             <w:r>
               <w:rPr>
@@ -1885,6 +2269,10 @@
             <w:tcW w:type="dxa" w:w="1440"/>
           </w:tcPr>
           <w:p>
+            <w:pPr>
+              <w:spacing w:line="240" w:lineRule="auto"/>
+              <w:jc w:val="left"/>
+            </w:pPr>
             <w:r/>
           </w:p>
         </w:tc>
@@ -1893,6 +2281,10 @@
             <w:tcW w:type="dxa" w:w="1440"/>
           </w:tcPr>
           <w:p>
+            <w:pPr>
+              <w:spacing w:line="240" w:lineRule="auto"/>
+              <w:jc w:val="left"/>
+            </w:pPr>
             <w:r/>
             <w:r>
               <w:rPr>
@@ -1909,6 +2301,10 @@
             <w:tcW w:type="dxa" w:w="1440"/>
           </w:tcPr>
           <w:p>
+            <w:pPr>
+              <w:spacing w:line="240" w:lineRule="auto"/>
+              <w:jc w:val="left"/>
+            </w:pPr>
             <w:r/>
             <w:r>
               <w:rPr>
@@ -1925,6 +2321,10 @@
             <w:tcW w:type="dxa" w:w="1440"/>
           </w:tcPr>
           <w:p>
+            <w:pPr>
+              <w:spacing w:line="240" w:lineRule="auto"/>
+              <w:jc w:val="left"/>
+            </w:pPr>
             <w:r/>
             <w:r>
               <w:rPr>
@@ -1941,6 +2341,10 @@
             <w:tcW w:type="dxa" w:w="1440"/>
           </w:tcPr>
           <w:p>
+            <w:pPr>
+              <w:spacing w:line="240" w:lineRule="auto"/>
+              <w:jc w:val="left"/>
+            </w:pPr>
             <w:r/>
             <w:r>
               <w:rPr>
@@ -1957,6 +2361,10 @@
             <w:tcW w:type="dxa" w:w="1440"/>
           </w:tcPr>
           <w:p>
+            <w:pPr>
+              <w:spacing w:line="240" w:lineRule="auto"/>
+              <w:jc w:val="left"/>
+            </w:pPr>
             <w:r/>
             <w:r>
               <w:rPr>
@@ -1975,6 +2383,10 @@
             <w:tcW w:type="dxa" w:w="1440"/>
           </w:tcPr>
           <w:p>
+            <w:pPr>
+              <w:spacing w:line="240" w:lineRule="auto"/>
+              <w:jc w:val="left"/>
+            </w:pPr>
             <w:r/>
             <w:r>
               <w:rPr>
@@ -1991,6 +2403,10 @@
             <w:tcW w:type="dxa" w:w="1440"/>
           </w:tcPr>
           <w:p>
+            <w:pPr>
+              <w:spacing w:line="240" w:lineRule="auto"/>
+              <w:jc w:val="left"/>
+            </w:pPr>
             <w:r/>
             <w:r>
               <w:rPr>
@@ -2007,6 +2423,10 @@
             <w:tcW w:type="dxa" w:w="1440"/>
           </w:tcPr>
           <w:p>
+            <w:pPr>
+              <w:spacing w:line="240" w:lineRule="auto"/>
+              <w:jc w:val="left"/>
+            </w:pPr>
             <w:r/>
           </w:p>
         </w:tc>
@@ -2015,6 +2435,10 @@
             <w:tcW w:type="dxa" w:w="1440"/>
           </w:tcPr>
           <w:p>
+            <w:pPr>
+              <w:spacing w:line="240" w:lineRule="auto"/>
+              <w:jc w:val="left"/>
+            </w:pPr>
             <w:r/>
           </w:p>
         </w:tc>
@@ -2023,6 +2447,10 @@
             <w:tcW w:type="dxa" w:w="1440"/>
           </w:tcPr>
           <w:p>
+            <w:pPr>
+              <w:spacing w:line="240" w:lineRule="auto"/>
+              <w:jc w:val="left"/>
+            </w:pPr>
             <w:r/>
           </w:p>
         </w:tc>
@@ -2031,6 +2459,10 @@
             <w:tcW w:type="dxa" w:w="1440"/>
           </w:tcPr>
           <w:p>
+            <w:pPr>
+              <w:spacing w:line="240" w:lineRule="auto"/>
+              <w:jc w:val="left"/>
+            </w:pPr>
             <w:r/>
           </w:p>
         </w:tc>
@@ -2083,6 +2515,10 @@
             <w:tcW w:type="dxa" w:w="2160"/>
           </w:tcPr>
           <w:p>
+            <w:pPr>
+              <w:spacing w:line="240" w:lineRule="auto"/>
+              <w:jc w:val="left"/>
+            </w:pPr>
             <w:r/>
             <w:r>
               <w:rPr>
@@ -2099,6 +2535,10 @@
             <w:tcW w:type="dxa" w:w="2160"/>
           </w:tcPr>
           <w:p>
+            <w:pPr>
+              <w:spacing w:line="240" w:lineRule="auto"/>
+              <w:jc w:val="left"/>
+            </w:pPr>
             <w:r/>
             <w:r>
               <w:rPr>
@@ -2115,6 +2555,10 @@
             <w:tcW w:type="dxa" w:w="2160"/>
           </w:tcPr>
           <w:p>
+            <w:pPr>
+              <w:spacing w:line="240" w:lineRule="auto"/>
+              <w:jc w:val="left"/>
+            </w:pPr>
             <w:r/>
             <w:r>
               <w:rPr>
@@ -2131,6 +2575,10 @@
             <w:tcW w:type="dxa" w:w="2160"/>
           </w:tcPr>
           <w:p>
+            <w:pPr>
+              <w:spacing w:line="240" w:lineRule="auto"/>
+              <w:jc w:val="left"/>
+            </w:pPr>
             <w:r/>
             <w:r>
               <w:rPr>
@@ -2149,6 +2597,10 @@
             <w:tcW w:type="dxa" w:w="2160"/>
           </w:tcPr>
           <w:p>
+            <w:pPr>
+              <w:spacing w:line="240" w:lineRule="auto"/>
+              <w:jc w:val="left"/>
+            </w:pPr>
             <w:r/>
             <w:r>
               <w:rPr>
@@ -2165,6 +2617,10 @@
             <w:tcW w:type="dxa" w:w="2160"/>
           </w:tcPr>
           <w:p>
+            <w:pPr>
+              <w:spacing w:line="240" w:lineRule="auto"/>
+              <w:jc w:val="left"/>
+            </w:pPr>
             <w:r/>
             <w:r>
               <w:rPr>
@@ -2181,6 +2637,10 @@
             <w:tcW w:type="dxa" w:w="2160"/>
           </w:tcPr>
           <w:p>
+            <w:pPr>
+              <w:spacing w:line="240" w:lineRule="auto"/>
+              <w:jc w:val="left"/>
+            </w:pPr>
             <w:r/>
             <w:r>
               <w:rPr>
@@ -2197,6 +2657,10 @@
             <w:tcW w:type="dxa" w:w="2160"/>
           </w:tcPr>
           <w:p>
+            <w:pPr>
+              <w:spacing w:line="240" w:lineRule="auto"/>
+              <w:jc w:val="left"/>
+            </w:pPr>
             <w:r/>
             <w:r>
               <w:rPr>
@@ -2215,6 +2679,10 @@
             <w:tcW w:type="dxa" w:w="2160"/>
           </w:tcPr>
           <w:p>
+            <w:pPr>
+              <w:spacing w:line="240" w:lineRule="auto"/>
+              <w:jc w:val="left"/>
+            </w:pPr>
             <w:r/>
             <w:r>
               <w:rPr>
@@ -2231,6 +2699,10 @@
             <w:tcW w:type="dxa" w:w="2160"/>
           </w:tcPr>
           <w:p>
+            <w:pPr>
+              <w:spacing w:line="240" w:lineRule="auto"/>
+              <w:jc w:val="left"/>
+            </w:pPr>
             <w:r/>
             <w:r>
               <w:rPr>
@@ -2247,6 +2719,10 @@
             <w:tcW w:type="dxa" w:w="2160"/>
           </w:tcPr>
           <w:p>
+            <w:pPr>
+              <w:spacing w:line="240" w:lineRule="auto"/>
+              <w:jc w:val="left"/>
+            </w:pPr>
             <w:r/>
             <w:r>
               <w:rPr>
@@ -2263,6 +2739,10 @@
             <w:tcW w:type="dxa" w:w="2160"/>
           </w:tcPr>
           <w:p>
+            <w:pPr>
+              <w:spacing w:line="240" w:lineRule="auto"/>
+              <w:jc w:val="left"/>
+            </w:pPr>
             <w:r/>
             <w:r>
               <w:rPr>
@@ -2281,6 +2761,10 @@
             <w:tcW w:type="dxa" w:w="2160"/>
           </w:tcPr>
           <w:p>
+            <w:pPr>
+              <w:spacing w:line="240" w:lineRule="auto"/>
+              <w:jc w:val="left"/>
+            </w:pPr>
             <w:r/>
             <w:r>
               <w:rPr>
@@ -2297,6 +2781,10 @@
             <w:tcW w:type="dxa" w:w="2160"/>
           </w:tcPr>
           <w:p>
+            <w:pPr>
+              <w:spacing w:line="240" w:lineRule="auto"/>
+              <w:jc w:val="left"/>
+            </w:pPr>
             <w:r/>
             <w:r>
               <w:rPr>
@@ -2313,6 +2801,10 @@
             <w:tcW w:type="dxa" w:w="2160"/>
           </w:tcPr>
           <w:p>
+            <w:pPr>
+              <w:spacing w:line="240" w:lineRule="auto"/>
+              <w:jc w:val="left"/>
+            </w:pPr>
             <w:r/>
             <w:r>
               <w:rPr>
@@ -2329,6 +2821,10 @@
             <w:tcW w:type="dxa" w:w="2160"/>
           </w:tcPr>
           <w:p>
+            <w:pPr>
+              <w:spacing w:line="240" w:lineRule="auto"/>
+              <w:jc w:val="left"/>
+            </w:pPr>
             <w:r/>
             <w:r>
               <w:rPr>
@@ -3616,8 +4112,12 @@
     <w:name w:val="Normal"/>
     <w:qFormat/>
     <w:rsid w:val="00FC693F"/>
+    <w:pPr>
+      <w:spacing w:line="432" w:lineRule="auto"/>
+      <w:jc w:val="both"/>
+    </w:pPr>
     <w:rPr>
-      <w:rFonts w:ascii="Calibri" w:hAnsi="Calibri"/>
+      <w:rFonts w:ascii="Times New Roman" w:hAnsi="Times New Roman"/>
       <w:sz w:val="24"/>
     </w:rPr>
   </w:style>

--- a/benchmark/MANUSCRIPT_TR.docx
+++ b/benchmark/MANUSCRIPT_TR.docx
@@ -52,7 +52,7 @@
           <w:i w:val="0"/>
           <w:sz w:val="24"/>
         </w:rPr>
-        <w:t>Taslak hazırlanma tarihi 2026-09-20. Yöntem anlatısı `MANUSCRIPT_METHODS.md`'de; ground-truth antijen kanıtı ve DOI'ler `PROTECTIVE_ANTIGENS.md`'de; aksesyonlar `PATHOGEN_ACCESSIONS.md`'de. Bu, `MANUSCRIPT.md` (İngilizce) sürümünün Türkçe karşılığıdır.</w:t>
+        <w:t>Taslak: 2026-09-20. Yöntem anlatısı `MANUSCRIPT_METHODS.md`'de; ground-truth antijen kanıtı ve DOI'ler `PROTECTIVE_ANTIGENS.md`'de; aksesyonlar `PATHOGEN_ACCESSIONS.md`'de. Bu belge, İngilizce sürümün (`MANUSCRIPT.md`) Türkçe karşılığıdır.</w:t>
       </w:r>
     </w:p>
     <w:p>
@@ -75,7 +75,7 @@
           <w:i w:val="0"/>
           <w:sz w:val="24"/>
         </w:rPr>
-        <w:t>Ters aşı bilişimi araçları bir genomdan aday antijenleri sıralar, ancak çoğu sıralama adımında durur ve konağı tek bir referans olarak ele alır; bu da hem doğrulanmış antijenleri geri bulma (recall) başarımını hem de veteriner ve türler-arası hedeflerdeki kullanışlılığını sınırlar. Bu çalışmada VaxForge'u sunuyoruz: bir patojeni aday keşfinden yumuşak-filtreli antijen hunisine, beş konak türü boyunca konak-özgü sınıf I ve sınıf II epitop tahminine ve karakterize edilmiş çok-epitoplu bir konstrukta taşıyan, in silico immünizasyon adımıyla biten bir ters aşı bilişimi pipeline'ı. VaxForge'u iki yerleşik araçla, NERVE 2.0 ve Vaxign-ML ile, varsayılan parametreler ve özdeş girdi altında kıyasladık. Ground-truth olarak on beş ruhsatlı veya preklinik koruyucu antijen içeren dört bakteriyel proteomda VaxForge 15 antijenden 14'ünü geri buldu; bu, Vaxign-ML (15/15) ile karşılaştırılabilir ve NERVE 2.0'ın (9/15) belirgin şekilde önündedir. Ayrıca koruyucu antijenleri daha üst sıralara yerleştirdi (örneğin demir-düzenlenen yüzey belirleyicisi B, 2.889 protein içinde 4. sırada). VaxForge'un kaçırdığı tek antijen olan ActA, bağımsız kıyas aracında da en dipte sıralandı ve bir yapaylık değil, gerçek bir zor-hedeftir. NERVE 2.0 daha yüksek fold-zenginleşmeye ulaştı, ancak bunu yalnızca dört ruhsatlı meningokok antijeninden üçünü her girdi ölçeğinde eleyerek yaptı; bu da fold-zenginleşmenin tek başına yanıltıcı olduğunu gösterir. Bir kuduz modeli ve iki ek virüste VaxForge, türler arasında esaslı biçimde farklılaşan konak-özgü glikoprotein epitop repertuarlarını çözdü (ikili Jaccard örtüşmesi birin altında, bir durumda sıfır); bu, kıyas araçlarının ele alamadığı bir boyuttur. Dolayısıyla VaxForge, güçlü bir bağımsız tahmincinin recall'ına eşdeğer başarım gösterirken, alanın şu an sunmadığı konak çözünürlüğünü ve uçtan uca bir konstruktu ekler.</w:t>
+        <w:t>Ters aşı bilişimi araçları bir genomdan aday antijen sıralar; ancak çoğu bu sıralamada durur ve konağı tek bir referans sayar. Bu iki eksik, hem bilinen antijenleri geri getirme başarımını hem de veteriner ve türler-arası hedeflerdeki kullanışlılığı düşürür. Burada VaxForge'u tanıtıyoruz: bir patojeni aday keşfinden yumuşak-filtreli antijen hunisine, ardından beş konak türü için ayrı ayrı sınıf I ve sınıf II epitop tahminine ve karakterize edilmiş çok-epitoplu bir konstrukta taşıyan, in silico immünizasyonla biten bir hat. VaxForge'u iki yerleşik araçla, NERVE 2.0 ve Vaxign-ML ile, varsayılan parametreler ve özdeş girdi altında karşılaştırdık. On beş ruhsatlı ya da preklinik koruyucu antijenin ground-truth alındığı dört bakteriyel proteomda VaxForge 15 antijenin 14'ünü geri getirdi. Bu değer Vaxign-ML'inkiyle (15/15) yarışır ve NERVE 2.0'ın (9/15) belirgin önündedir; üstelik VaxForge koruyucu antijenleri daha üst sıralara koydu (örneğin demir-düzenlenen yüzey belirleyicisi B, 2.889 protein içinde 4. sırada). VaxForge'un kaçırdığı tek antijen olan ActA, bağımsız araçta da en dipte çıktı; yani bir yapaylık değil, gerçekten zor bir hedef. NERVE 2.0 daha yüksek fold-zenginleşmeye ulaştı, ama bunu dört ruhsatlı meningokok antijeninden üçünü her ölçekte eleyerek yaptı; dolayısıyla fold-zenginleşme tek başına yanıltıcıdır. Bir kuduz modeli ve iki virüste VaxForge, türden türe belirgin biçimde değişen konak-özgü glikoprotein epitop repertuarları verdi (ikili Jaccard örtüşmesi birin altında, bir durumda sıfır); bu, karşılaştırılan araçların ulaşamadığı bir boyuttur. Kısacası VaxForge, güçlü bir bağımsız tahmincinin recall'ını yakalarken alanın bugün sunmadığı konak çözünürlüğünü ve uçtan uca bir konstruktu ekler.</w:t>
       </w:r>
     </w:p>
     <w:p>
@@ -98,7 +98,7 @@
           <w:i w:val="0"/>
           <w:sz w:val="24"/>
         </w:rPr>
-        <w:t xml:space="preserve">Ters aşı bilişimi, serogrup B </w:t>
+        <w:t xml:space="preserve">Ters aşı bilişimi serogrup B </w:t>
       </w:r>
       <w:r>
         <w:rPr>
@@ -114,7 +114,7 @@
           <w:i w:val="0"/>
           <w:sz w:val="24"/>
         </w:rPr>
-        <w:t xml:space="preserve"> ile başladı; burada aday antijenler kültüre edilmiş bileşenlerden değil, doğrudan tüm-genom dizisinden türetildi (Pizza vd., 2000). Bu yaklaşım bakteriyel aşı keşfini yeniden biçimlendirdi ve ruhsatlı dört-bileşenli meningokok aşısının arkasındaki antijenleri üretti: rekombinant faktör H bağlayıcı protein, Neisseria adhezini A ve Neisseria Heparin Bağlayıcı Antijen ile birlikte PorA taşıyan bir dış-membran vezikülü (Giuliani vd., 2006). Yirmi yıl sonra bu paradigmaya olgun yazılımlar hizmet ediyor. NERVE 2.0 güncel, yerel kurulabilir bir ters aşı bilişimi ortamı sağlar (Conte vd., 2024) ve Vaxign-ML bakteriyel koruyucu antijenleri tahmin etmek için denetimli makine öğrenmesi uygular (Ong vd., 2020).</w:t>
+        <w:t xml:space="preserve"> ile doğdu. Pizza ve arkadaşları (2000), aday antijenleri kültür bileşenlerinden değil doğrudan tüm-genom dizisinden çıkararak bu yöntemi kurdu ve ruhsatlı dört-bileşenli meningokok aşısının antijenlerini, yani rekombinant faktör H bağlayıcı protein, Neisseria adhezini A ve Neisseria Heparin Bağlayıcı Antijen ile PorA taşıyan dış-membran vezikülünü ortaya çıkardı (Giuliani vd., 2006). Aradan geçen yirmi yılda yöntem olgun yazılımlara kavuştu. NERVE 2.0 güncel ve yerel kurulabilen bir ters aşı bilişimi ortamı sunar (Conte vd., 2024); Vaxign-ML ise bakteriyel koruyucu antijenleri denetimli makine öğrenmesiyle tahmin eder (Ong vd., 2020).</w:t>
       </w:r>
     </w:p>
     <w:p>
@@ -124,7 +124,7 @@
           <w:i w:val="0"/>
           <w:sz w:val="24"/>
         </w:rPr>
-        <w:t>Bu araçlar pratikte önem taşıyan üç sınırlamayı paylaşır. Birincisi, sert bir virülans veya lokalizasyon filtresi, bir aday listesinin görünür zenginleşmesini artırırken gerçek antijenleri sessizce eleyebilir; örneğin Neisseria Heparin Bağlayıcı Antijen, küratörlü virülans veritabanlarında bulunmaz ama ruhsatlı bir aşı bileşenidir, dolayısıyla virülans-veritabanı isabeti şart koşan her pipeline onu kaybeder. İkincisi, epitop düzeyindeki çıktı genellikle tek bir insan referansına karşı hesaplanır; bu da sığır, domuz veya farenin asıl konak olduğu çok sayıda veteriner ve zoonotik hedefi dürüst bir sunum modeli olmadan bırakır. Üçüncüsü, çoğu araç sıralanmış bir protein listesi verip orada durur; böylece bir antijeni immünojene dönüştüren aşağı-akış adımları, epitop seçimi, konstrukt kurulumu ve ilk immünolojik kontrol, elde kalır.</w:t>
+        <w:t>Bu araçların pratikte önemli üç ortak eksiği var. Birincisi, sert bir virülans ya da lokalizasyon filtresi aday listesinin görünürdeki zenginliğini artırırken gerçek antijenleri sessizce eleyebilir. Örneğin Neisseria Heparin Bağlayıcı Antijen küratörlü virülans veritabanlarında yoktur, ama ruhsatlı bir aşı bileşenidir; virülans-veritabanı isabeti şart koşan her hat onu kaybeder. İkincisi, epitop çıktısı çoğunlukla tek bir insan referansına göre hesaplanır. Oysa sığır, domuz ya da farenin asıl konak olduğu pek çok veteriner ve zoonotik hedef, dürüst bir sunum modeli olmadan kalır. Üçüncüsü, araçların çoğu sıralı bir protein listesi verip durur; bir antijeni immünojene dönüştüren adımlar, yani epitop seçimi, konstrukt kurulumu ve ilk immünolojik kontrol, kullanıcıya bırakılır.</w:t>
       </w:r>
     </w:p>
     <w:p>
@@ -134,7 +134,7 @@
           <w:i w:val="0"/>
           <w:sz w:val="24"/>
         </w:rPr>
-        <w:t>VaxForge bu üç boşluğu tek bir deterministik pipeline içinde kapatmak için kuruldu. Sert virülans filtresini yumuşak, ağırlıklı bir filtreyle değiştirir; böylece virülans-veritabanı anotasyonu olmayan gerçek bir yüzey antijeni de geçebilir. İnsan, fare, sığır, domuz ve tavuk allel panellerinden kullanıcının seçtiği konak için sınıf I ve sınıf II bağlanmayı tahmin eder; böylece epitop repertuarı hedeflenen türü yansıtır. Ve sıralamanın ötesine, çok-epitoplu bir konstrukta ve in silico immünizasyon okumasına geçerek proteomdan aday immünojene uzanan uçtan uca bir yol sunar. Burada ilk iki katkıyı NERVE 2.0 ve Vaxign-ML'e karşı dört bakteri ve üç virüste niceliyor, ayrıca çalışma sırasında yüzeye çıkıp düzelttiğimiz iki ölçek-bağımlı kusuru içeren bir pipeline validasyonunu raporluyoruz.</w:t>
+        <w:t>VaxForge bu üç eksiği tek bir deterministik hatta kapatır. Sert virülans filtresini yumuşak ve ağırlıklı bir filtreyle değiştirir; böylece virülans-veritabanı kaydı olmayan gerçek bir yüzey antijeni de geçebilir. Kullanıcının seçtiği konak için sınıf I ve sınıf II bağlanmayı, insan, fare, sığır, domuz ve tavuk allel panellerinden tahmin eder; böylece epitop repertuarı hedeflenen türü yansıtır. Ve sıralamayla yetinmeyip çok-epitoplu bir konstrukta ve in silico immünizasyon çıktısına uzanır. Aşağıda ilk iki katkıyı dört bakteri ve üç virüste NERVE 2.0 ve Vaxign-ML'e karşı ölçüyor, ayrıca çalışma sırasında yakalayıp giderdiğimiz iki ölçek kaynaklı kusurun oluşturduğu hat doğrulamasını sunuyoruz.</w:t>
       </w:r>
     </w:p>
     <w:p>
@@ -157,7 +157,7 @@
           <w:i w:val="0"/>
           <w:sz w:val="24"/>
         </w:rPr>
-        <w:t>VaxForge pipeline'ı.</w:t>
+        <w:t>VaxForge hattı.</w:t>
       </w:r>
       <w:r>
         <w:rPr>
@@ -165,7 +165,17 @@
           <w:i w:val="0"/>
           <w:sz w:val="24"/>
         </w:rPr>
-        <w:t xml:space="preserve"> VaxForge bir proteomu, kodlayan dizileri veya ham bir genomu otomatik girdi tanımayla işler; ardından keşif, antijen hunisi, konak-duyarlı epitop tahmini, konstrukt kurulumu ve bir immünizasyon kontrolü gelir. Keşif, proteinleri DIAMOND (Buchfink vd., 2021) ve VFDB (Liu vd., 2022) ile küratörlü virülans referanslarına hizalar. Huni; PSORTb (Yu vd., 2010) ve DeepLoc (Thumuluri vd., 2022) ile hücre-altı lokalizasyonu, TMHMM (Krogh vd., 2001) ile transmembran topolojisini, SignalP (Almagro Armenteros vd., 2019) ile sinyal peptidini, IApred (Miles vd., 2025) ile antijeniteyi ve otoimmün güvenlik için zorunlu bir insan-homoloji elemesini birleştirir; az sayıda sert kesim uygular ve geri kalanı ağırlıklı bir adaylık puanıyla sıralar. Hayatta kalan proteinler epitop tahminine geçer; burada NetMHCpan ve NetMHCIIpan (Reynisson vd., 2020) seçilen konak için sınıf I ve sınıf II bağlanmayı skorlar, buna sınıf I immünojenite (Calis vd., 2013), antijen işleme (Larsen vd., 2005) ve BepiPred-3.0 ile B-hücre epitop tahmini (Clifford vd., 2022) eşlik eder. Seçilen epitoplar karakterize edilmiş çok-epitoplu bir konstrukta birleştirilir ve in silico immünizasyon modülüne geçirilir. Her skorun kaynağı açık olsun diye her yöntem atıfıyla raporlanır.</w:t>
+        <w:t xml:space="preserve"> VaxForge bir proteomu, kodlayan dizileri ya da ham bir genomu otomatik tanımayla alır; ardından keşif, antijen hunisi, konak-duyarlı epitop tahmini, konstrukt kurulumu ve immünizasyon kontrolü gelir. Keşif adımı proteinleri DIAMOND (Buchfink vd., 2021) ile VFDB'ye (Liu vd., 2022) hizalar. Huni; hücre-altı yerleşimi PSORTb (Yu vd., 2010) ve DeepLoc (Thumuluri vd., 2022), transmembran topolojiyi TMHMM (Krogh vd., 2001), sinyal peptidini SignalP (Almagro Armenteros vd., 2019), antijeniteyi IApred (Miles vd., 2025) ile değerlendirir ve otoimmün güvenlik için zorunlu bir insan-homoloji elemesi uygular; birkaç sert kesim dışında kalanları ağırlıklı bir adaylık puanıyla sıralar.</w:t>
+      </w:r>
+    </w:p>
+    <w:p>
+      <w:r>
+        <w:rPr>
+          <w:b w:val="0"/>
+          <w:i w:val="0"/>
+          <w:sz w:val="24"/>
+        </w:rPr>
+        <w:t>Huniyi geçen proteinler hattın çekirdeğine, immünolojik katmana girer. NetMHCpan ve NetMHCIIpan (Reynisson vd., 2020) sınıf I ve sınıf II bağlanmayı seçilen konağın allelleri için skorlar; böylece bir T-hücre epitobu ancak hedeflenen türde sunuluyorsa tutulur. T-hücre okumasını üç ek yordayıcı keskinleştirir: sınıf I immünojenite (Calis vd., 2013), proteozomal kesim ile TAP taşınımını birleştiren antijen işleme (Larsen vd., 2005) ve antikor hedefleri için BepiPred-3.0 ile lineer B-hücre epitopları (Clifford vd., 2022). Seçilen epitoplar için VaxForge insan HLA allellerinde popülasyon kapsamını hesaplar; allel frekans verisi bulunmayan konaklarda bu değeri uydurmak yerine "veri yok" olarak bildirir. Tutulan epitoplar, tanımlı linkerlerle (sitotoksik epitoplar arası AAY, yardımcı epitoplar arası GPGPG, B-hücre epitopları için KK) ve bir adjuvanla çok-epitoplu bir konstrukta birleştirilir; konstrukt, antikor ve izotip yanıtını zaman içinde benzeten in silico immünizasyon adımına geçer. Her skorun kaynağı belli olsun diye her yöntem atıfıyla raporlanır.</w:t>
       </w:r>
     </w:p>
     <w:p>
@@ -175,7 +185,7 @@
           <w:i w:val="0"/>
           <w:sz w:val="24"/>
         </w:rPr>
-        <w:t>VaxForge dört ruhsatlı meningokok antijeninin dördünü de geri bulurken NERVE 2.0 yalnız birini bulur.</w:t>
+        <w:t>VaxForge dört ruhsatlı meningokok antijeninin dördünü de bulur, NERVE 2.0 yalnız birini.</w:t>
       </w:r>
       <w:r>
         <w:rPr>
@@ -183,7 +193,7 @@
           <w:i w:val="0"/>
           <w:sz w:val="24"/>
         </w:rPr>
-        <w:t xml:space="preserve"> İlk kıyası serogrup B </w:t>
+        <w:t xml:space="preserve"> İlk karşılaştırmayı serogrup B </w:t>
       </w:r>
       <w:r>
         <w:rPr>
@@ -199,7 +209,7 @@
           <w:i w:val="0"/>
           <w:sz w:val="24"/>
         </w:rPr>
-        <w:t xml:space="preserve"> (MC58 suşu, proteom UP000000425) üzerinde, dört 4CMenB antijenini ground-truth alarak yaptık. Genişletilmiş 204-protein setinde (dört koruyucu artı 200 arka plan, sabit seed) VaxForge dört antijenin dördünü de geri buldu (recall 4/4; 68 aday; fold-zenginleşme 3,12; Fisher kesin p = 0,012); sıralama PorA birinci, faktör H bağlayıcı protein üçüncü, Heparin Bağlayıcı Antijen altıncı ve adhezin A sekizinci. Vaxign-ML de dördünü buldu (59 aday), NERVE 2.0 ise yalnız PorA'yı buldu (recall 1/4). Aynı kalıp, kompakt 64-protein setinde ve iki hızlı araç için tam 2.003-protein proteomunda da geçerliydi (Tablo 1; Şekil 1 ve 2). Belirleyici vaka, virülans-veritabanı negatif olan Heparin Bağlayıcı Antijendir: VaxForge onu yumuşak huniden geçirdi, NERVE 2.0 ise sert seçim adımında eledi. Bağımsız bir makine-öğrenmesi aracının, Vaxign-ML'in, aynı 4/4 recall'a ulaşması, bu davranışın tek-araca özgü bir yapaylık değil, yumuşak filtrelemenin bir özelliği olduğunu gösterir.</w:t>
+        <w:t xml:space="preserve"> (MC58 suşu, proteom UP000000425) üzerinde, dört 4CMenB antijenini ground-truth alarak yaptık. Genişletilmiş 204-protein setinde (dört koruyucu, 200 arka plan, sabit seed) VaxForge dört antijenin dördünü de buldu (recall 4/4; 68 aday; fold 3,12; Fisher p = 0,012); sıralama PorA birinci, faktör H bağlayıcı protein üçüncü, Heparin Bağlayıcı Antijen altıncı, adhezin A sekizinci. Vaxign-ML de dördünü buldu (59 aday); NERVE 2.0 yalnız PorA'yı buldu (recall 1/4). Aynı tablo, kompakt 64-protein setinde ve iki hızlı araç için tam 2.003-protein proteomunda da tekrar etti (Tablo 1; Şekil 1 ve 2). En kritik örnek, virülans-veritabanı negatif olan Heparin Bağlayıcı Antijendir: VaxForge onu yumuşak huniden geçirdi, NERVE 2.0 ise sert seçim adımında eledi. Bağımsız bir makine-öğrenmesi aracının, Vaxign-ML'in, aynı 4/4'e ulaşması, bu davranışın tek araca özgü bir tesadüf değil, yumuşak filtrelemenin bir sonucu olduğunu gösterir.</w:t>
       </w:r>
     </w:p>
     <w:p>
@@ -209,7 +219,7 @@
           <w:i/>
           <w:sz w:val="24"/>
         </w:rPr>
-        <w:t>Tablo 1. Üç girdi ölçeğinde meningokok baş-başa kıyası (varsayılan parametreler, özdeş girdi).</w:t>
+        <w:t>Tablo 1. Üç girdi ölçeğinde meningokok karşılaştırması (varsayılan parametreler, özdeş girdi).</w:t>
       </w:r>
     </w:p>
     <w:tbl>
@@ -1088,7 +1098,7 @@
           <w:i w:val="0"/>
           <w:sz w:val="24"/>
         </w:rPr>
-        <w:t>Yüksek fold-zenginleşme yüksek recall anlamına gelmez.</w:t>
+        <w:t>Yüksek fold-zenginleşme yüksek recall demek değildir.</w:t>
       </w:r>
       <w:r>
         <w:rPr>
@@ -1096,7 +1106,7 @@
           <w:i w:val="0"/>
           <w:sz w:val="24"/>
         </w:rPr>
-        <w:t xml:space="preserve"> NERVE 2.0 yüksek fold-zenginleşmeli kısa aday listeleri üretti (204 setinde 25, tam proteomda 62,5); bu, yaklaşık 16,6 olan yayınlanmış değeriyle tutarlı. Ancak aday sayısı çok küçük olduğu için Fisher kesin p'si anlamlı değildi ve her ölçekte dört ruhsatlı antijenden üçünü kaçırdı (Şekil 3). Üç kayıp, faktör H bağlayıcı protein, adhezin A ve Heparin Bağlayıcı Antijen, NERVE 2.0'ın kendi sürekli skorlarının düşüklüğünden değil (bu skorlar onları yüksek verdi), skordan sonra uygulanan sert seçim adımından kaynaklandı (periplazmik lokalizasyon, 0,5 kesiminin altında adhezin olasılığı ve bir transmembran heliksli bilinmeyen-lokalizasyon çağrısı). Dolayısıyla fold-zenginleşme seçiciliği ödüllendirir ve tam da recall düşerken yükselebilir; bu yüzden tek başına okunduğunda yanıltıcıdır. Bir aracın gerçekte teslim ettiğini yansıtan ölçüt, bilinen antijenler üzerindeki recall ile bu antijenlerin sıralarıdır.</w:t>
+        <w:t xml:space="preserve"> NERVE 2.0 kısa aday listeleriyle yüksek fold verdi (204 setinde 25, tam proteomda 62,5); bu, yaklaşık 16,6'lık yayınlanmış değeriyle uyumlu. Ne var ki aday sayısı çok küçük olduğundan Fisher p'si anlamlı değildi ve araç her ölçekte dört ruhsatlı antijenden üçünü kaçırdı (Şekil 3). Bu üç kayıp, faktör H bağlayıcı protein, adhezin A ve Heparin Bağlayıcı Antijen, NERVE 2.0'ın kendi sürekli skorunun düşüklüğünden gelmedi; tersine bu skor onları yüksek verdi. Kayba yol açan, skordan sonra gelen sert seçim adımıydı (periplazmik yerleşim, 0,5 eşiğinin altında adhezin olasılığı ve tek transmembran heliksli bilinmeyen yerleşim). Demek ki fold-zenginleşme seçiciliği ödüllendirir ve recall düşerken bile yükselebilir; bu yüzden yalnız başına okununca aldatıcıdır. Bir aracın gerçekte ne verdiğini gösteren ölçüt, bilinen antijenlerdeki recall ve bu antijenlerin sıralarıdır.</w:t>
       </w:r>
     </w:p>
     <w:p>
@@ -1106,7 +1116,7 @@
           <w:i w:val="0"/>
           <w:sz w:val="24"/>
         </w:rPr>
-        <w:t>Kalıp genom ölçeği boyunca genelleşir ve bir validasyon adımı sonuçları güvenilir kıldı.</w:t>
+        <w:t>Kalıp genom ölçeğinden bağımsız ve bir doğrulama adımı sonuçları güvenilir kıldı.</w:t>
       </w:r>
       <w:r>
         <w:rPr>
@@ -1114,7 +1124,7 @@
           <w:i w:val="0"/>
           <w:sz w:val="24"/>
         </w:rPr>
-        <w:t xml:space="preserve"> Tek örnekliğin ötesine geçmek için, artan genom boyutu ve Gram dengesine göre seçilen üç ek zoonotik bakteriyi tam proteom ölçeğinde koştuk (Tablo 2). VaxForge </w:t>
+        <w:t xml:space="preserve"> Tek örnekle sınırlı kalmamak için, artan genom boyutu ve Gram dengesine göre seçtiğimiz üç zoonotik bakteriyi tam proteom ölçeğinde koştuk (Tablo 2). VaxForge </w:t>
       </w:r>
       <w:r>
         <w:rPr>
@@ -1162,7 +1172,7 @@
           <w:i w:val="0"/>
           <w:sz w:val="24"/>
         </w:rPr>
-        <w:t xml:space="preserve"> serovar Typhimurium için 5/5 geri buldu; toplam 14/15 (Şekil 5). Vaxign-ML 15/15, NERVE 2.0 ise 9/15 geri buldu ve meningokokta kaybettiği türden yüzey antijenlerini yine kaçırdı. Her iki aracın da tam recall'a ulaştığı iki türde VaxForge koruyucu antijenleri Vaxign-ML'den daha üst sıralara yerleştirdi. VaxForge'un tek kaybı olan </w:t>
+        <w:t xml:space="preserve"> serovar Typhimurium için 5/5 buldu; toplam 14/15 (Şekil 5). Vaxign-ML 15/15, NERVE 2.0 ise 9/15 bularak meningokoktakiyle aynı türden yüzey antijenlerini yine kaçırdı. Her iki aracın da tam recall'a ulaştığı iki türde VaxForge koruyucu antijenleri Vaxign-ML'den daha üste yerleştirdi. VaxForge'un tek kaybı olan </w:t>
       </w:r>
       <w:r>
         <w:rPr>
@@ -1178,7 +1188,7 @@
           <w:i w:val="0"/>
           <w:sz w:val="24"/>
         </w:rPr>
-        <w:t xml:space="preserve"> ActA'sı gerçek bir zor antijendir: Vaxign-ML listesinde de en dipte sıralandı, dolayısıyla bir pipeline hatasını değil hedefin zorluğunu yansıtır. Bu koşular sırasında, ilk-geçiş koşularında VaxForge recall'ını yapay olarak düşüren iki ölçek-bağımlı mühendislik kusurunu belirledik ve düzelttik (ilk değerler 3/5, 3/5 ve 0/5); lokalizasyon ve MHC adımları tam-proteom ölçeğinde tek bir aşırı büyük yığın altında çöküyordu ve ikisi de sınırlı, paralel alt-yığınlara bölündü (`MANUSCRIPT_METHODS.md`, bölüm B). Kontrol deneyleri toksisite ve alerjenite filtrelerinin sorumlu olmadığını doğruladı.</w:t>
+        <w:t xml:space="preserve"> ActA'sı gerçekten zor bir antijendir; Vaxign-ML listesinde de en dipte çıktı, yani hedefin zorluğunu yansıtır, bir hat kusurunu değil. Bu koşular sırasında, ilk denemelerde VaxForge recall'ını yapay olarak düşüren iki ölçek kaynaklı kusuru saptayıp giderdik (ilk değerler 3/5, 3/5 ve 0/5); lokalizasyon ve MHC adımları tam-proteom ölçeğinde tek ve aşırı büyük bir yığın altında çöküyordu, ikisini de sınırlı ve paralel alt-yığınlara böldük (`MANUSCRIPT_METHODS.md`, bölüm B). Kontrol deneyleri toksisite ve alerjenite filtrelerinin suçsuz olduğunu doğruladı.</w:t>
       </w:r>
     </w:p>
     <w:p>
@@ -1188,7 +1198,7 @@
           <w:i/>
           <w:sz w:val="24"/>
         </w:rPr>
-        <w:t>Tablo 2. Tam proteom ölçeğinde üç-bakteri baş-başa kıyası; her bakteride beş koruyucu antijen.</w:t>
+        <w:t>Tablo 2. Tam proteom ölçeğinde üç-bakteri karşılaştırması; her bakteride beş koruyucu antijen.</w:t>
       </w:r>
     </w:p>
     <w:tbl>
@@ -2476,7 +2486,7 @@
           <w:i w:val="0"/>
           <w:sz w:val="24"/>
         </w:rPr>
-        <w:t>Konak seçimi öngörülen epitop repertuarını değiştirir; kıyas araçlarının ele alamadığı bir boyut.</w:t>
+        <w:t>Konak seçimi öngörülen epitop repertuarını değiştirir; karşılaştırılan araçların ulaşamadığı boyut.</w:t>
       </w:r>
       <w:r>
         <w:rPr>
@@ -2484,7 +2494,17 @@
           <w:i w:val="0"/>
           <w:sz w:val="24"/>
         </w:rPr>
-        <w:t xml:space="preserve"> Virüs kolu, konak-özgü sunumu sınamak için kuruldu. Tek yapısal proteini olan glikoprotein G'nin nötralize edici, koruyucu antikorları uyaran tek protein olduğu (Cox vd., 1977) kuduz virüsünü (RefSeq NC_001542) kullanan VaxForge, G'yi beş protein içinde ikinci sıraya koydu ve daha da önemlisi dört doğal memeli konağın her biri için farklı bağlı-epitop setleri üretti (glikoprotein G: farede 8, insanda 7, sığırda 7, domuzda 5 epitop). Glikoprotein G epitoplarının ikili konak örtüşmesi birin belirgin altındaydı (Tablo 3), dolayısıyla konak seçimi öngörülen repertuarı esaslı biçimde değiştirdi. İki ek dört-konaklı virüs bu etkiyi yineledi: kuduzun rabdovirüs akrabası veziküler stomatit virüsü, glikoprotein G'yi yine 5 içinde 2. sıraya koydu ve insan ile domuz örtüşmesi 0,33'e kadar düştü; ensefalomiyokardit virüsü ise kapsid VP1'i 11 içinde 3. sıraya koydu ve sığır ile domuz arasında hiç ortak epitop kalmadı. NERVE 2.0 yalnız bakterisel, Vaxign-ML'de ise konak boyutu yok (kuduz glikoprotein G'yi konak çözünürlüğü olmadan 5 içinde 4. sıraya koydu), dolayısıyla bu yetenek üç araç içinde yalnız VaxForge'a özgüdür. Kuduz tek bir koruyucu antijen sunduğu için buradaki sıra istatistiği çıkarımsal değil betimseldir (permütasyon p = 0,40, n = 1) ve popülasyon-kapsam verisi insan-dışı konaklar için uydurulmak yerine "veri yok" olarak raporlandı.</w:t>
+        <w:t xml:space="preserve"> VaxForge bağlanma tahminlerini beş konak için küratörlü allel panellerinden alır: insan, fare, sığır, domuz ve tavuk (Tablo 3). İnsan panelleri IMGT/HLA'dan, diğerleri IPD-MHC'den derlenmiştir. İnsan, fare ve sığırda hem sınıf I hem sınıf II gerçek NetMHCpan ve NetMHCIIpan modelleriyle koşar; sığırın sınıf II BoLA-DRB3 paneli de gerçektir. Domuzda sınıf I gerçek, sınıf II ise tek doğrulanmış allele dayanır; tavuk ise dizi-tabanlı vekile düşer, çünkü bağlanma yordayıcıları kanatlı allellerini kabul etmez. Paneller tam veritabanları değil temsili alt kümelerdir ve geçersiz allel adları çalışma-zamanında elenir; dolayısıyla bildirilen epitoplar temkinlidir.</w:t>
+      </w:r>
+    </w:p>
+    <w:p>
+      <w:r>
+        <w:rPr>
+          <w:b w:val="0"/>
+          <w:i w:val="0"/>
+          <w:sz w:val="24"/>
+        </w:rPr>
+        <w:t>Virüs kolunu bu konak-özgü sunumu sınamak için kurduk. Tek yapısal proteini olan glikoprotein G'nin nötralize edici ve koruyucu antikorları uyaran tek protein olduğu (Cox vd., 1977) kuduz virüsünde (RefSeq NC_001542), VaxForge G'yi beş protein içinde ikinci sıraya koydu; daha da önemlisi dört doğal memeli konağın her biri için farklı bağlı-epitop setleri üretti (glikoprotein G: farede 8, insanda 7, sığırda 7, domuzda 5). Glikoprotein G epitoplarının ikili konak örtüşmesi birin belirgin altındaydı (Tablo 4); yani konak seçimi öngörülen repertuarı gözle görülür biçimde değiştirdi. İki ek dört-konaklı virüs bu etkiyi yineledi: kuduzun rabdovirüs akrabası veziküler stomatit virüsü glikoprotein G'yi yine 5 içinde 2. sıraya koydu ve insan ile domuz örtüşmesi 0,33'e kadar indi; ensefalomiyokardit virüsü kapsid VP1'i 11 içinde 3. sıraya koydu ve sığır ile domuz arasında hiç ortak epitop çıkmadı. NERVE 2.0 yalnız bakteriler için çalışır, Vaxign-ML'de konak boyutu yoktur (kuduz glikoprotein G'yi konak ayrımı olmadan 5 içinde 4. sıraya koydu); dolayısıyla bu yetenek üç araç arasında yalnız VaxForge'da vardır. Kuduz tek koruyucu antijen sunduğundan buradaki sıra istatistiği çıkarımsal değil betimseldir (permütasyon p = 0,40, n = 1); popülasyon kapsamı da insan-dışı konaklarda uydurulmadan "veri yok" olarak bildirildi.</w:t>
       </w:r>
     </w:p>
     <w:p>
@@ -2494,7 +2514,523 @@
           <w:i/>
           <w:sz w:val="24"/>
         </w:rPr>
-        <w:t>Tablo 3. Üç dört-konaklı virüste konak-özgü epitop çözünürlüğü (VaxForge).</w:t>
+        <w:t>Tablo 3. Epitop tahmininde kullanılan konak allel panelleri (temsili alt kümeler; tam paneller `config/hosts.yaml`).</w:t>
+      </w:r>
+    </w:p>
+    <w:tbl>
+      <w:tblPr>
+        <w:tblStyle w:val="LightGrid-Accent1"/>
+        <w:tblW w:type="auto" w:w="0"/>
+        <w:tblLook w:firstColumn="1" w:firstRow="1" w:lastColumn="0" w:lastRow="0" w:noHBand="0" w:noVBand="1" w:val="04A0"/>
+      </w:tblPr>
+      <w:tblGrid>
+        <w:gridCol w:w="2160"/>
+        <w:gridCol w:w="2160"/>
+        <w:gridCol w:w="2160"/>
+        <w:gridCol w:w="2160"/>
+      </w:tblGrid>
+      <w:tr>
+        <w:tc>
+          <w:tcPr>
+            <w:tcW w:type="dxa" w:w="2160"/>
+          </w:tcPr>
+          <w:p>
+            <w:pPr>
+              <w:spacing w:line="240" w:lineRule="auto"/>
+              <w:jc w:val="left"/>
+            </w:pPr>
+            <w:r/>
+            <w:r>
+              <w:rPr>
+                <w:b/>
+                <w:i w:val="0"/>
+                <w:sz w:val="22"/>
+              </w:rPr>
+              <w:t>Konak</w:t>
+            </w:r>
+          </w:p>
+        </w:tc>
+        <w:tc>
+          <w:tcPr>
+            <w:tcW w:type="dxa" w:w="2160"/>
+          </w:tcPr>
+          <w:p>
+            <w:pPr>
+              <w:spacing w:line="240" w:lineRule="auto"/>
+              <w:jc w:val="left"/>
+            </w:pPr>
+            <w:r/>
+            <w:r>
+              <w:rPr>
+                <w:b/>
+                <w:i w:val="0"/>
+                <w:sz w:val="22"/>
+              </w:rPr>
+              <w:t>Sınıf I paneli (n)</w:t>
+            </w:r>
+          </w:p>
+        </w:tc>
+        <w:tc>
+          <w:tcPr>
+            <w:tcW w:type="dxa" w:w="2160"/>
+          </w:tcPr>
+          <w:p>
+            <w:pPr>
+              <w:spacing w:line="240" w:lineRule="auto"/>
+              <w:jc w:val="left"/>
+            </w:pPr>
+            <w:r/>
+            <w:r>
+              <w:rPr>
+                <w:b/>
+                <w:i w:val="0"/>
+                <w:sz w:val="22"/>
+              </w:rPr>
+              <w:t>Sınıf II paneli (n)</w:t>
+            </w:r>
+          </w:p>
+        </w:tc>
+        <w:tc>
+          <w:tcPr>
+            <w:tcW w:type="dxa" w:w="2160"/>
+          </w:tcPr>
+          <w:p>
+            <w:pPr>
+              <w:spacing w:line="240" w:lineRule="auto"/>
+              <w:jc w:val="left"/>
+            </w:pPr>
+            <w:r/>
+            <w:r>
+              <w:rPr>
+                <w:b/>
+                <w:i w:val="0"/>
+                <w:sz w:val="22"/>
+              </w:rPr>
+              <w:t>Yordayıcı durumu</w:t>
+            </w:r>
+          </w:p>
+        </w:tc>
+      </w:tr>
+      <w:tr>
+        <w:tc>
+          <w:tcPr>
+            <w:tcW w:type="dxa" w:w="2160"/>
+          </w:tcPr>
+          <w:p>
+            <w:pPr>
+              <w:spacing w:line="240" w:lineRule="auto"/>
+              <w:jc w:val="left"/>
+            </w:pPr>
+            <w:r/>
+            <w:r>
+              <w:rPr>
+                <w:b w:val="0"/>
+                <w:i w:val="0"/>
+                <w:sz w:val="22"/>
+              </w:rPr>
+              <w:t>İnsan (HLA)</w:t>
+            </w:r>
+          </w:p>
+        </w:tc>
+        <w:tc>
+          <w:tcPr>
+            <w:tcW w:type="dxa" w:w="2160"/>
+          </w:tcPr>
+          <w:p>
+            <w:pPr>
+              <w:spacing w:line="240" w:lineRule="auto"/>
+              <w:jc w:val="left"/>
+            </w:pPr>
+            <w:r/>
+            <w:r>
+              <w:rPr>
+                <w:b w:val="0"/>
+                <w:i w:val="0"/>
+                <w:sz w:val="22"/>
+              </w:rPr>
+              <w:t>HLA-A ve HLA-B (9)</w:t>
+            </w:r>
+          </w:p>
+        </w:tc>
+        <w:tc>
+          <w:tcPr>
+            <w:tcW w:type="dxa" w:w="2160"/>
+          </w:tcPr>
+          <w:p>
+            <w:pPr>
+              <w:spacing w:line="240" w:lineRule="auto"/>
+              <w:jc w:val="left"/>
+            </w:pPr>
+            <w:r/>
+            <w:r>
+              <w:rPr>
+                <w:b w:val="0"/>
+                <w:i w:val="0"/>
+                <w:sz w:val="22"/>
+              </w:rPr>
+              <w:t>HLA-DRB1 (6)</w:t>
+            </w:r>
+          </w:p>
+        </w:tc>
+        <w:tc>
+          <w:tcPr>
+            <w:tcW w:type="dxa" w:w="2160"/>
+          </w:tcPr>
+          <w:p>
+            <w:pPr>
+              <w:spacing w:line="240" w:lineRule="auto"/>
+              <w:jc w:val="left"/>
+            </w:pPr>
+            <w:r/>
+            <w:r>
+              <w:rPr>
+                <w:b w:val="0"/>
+                <w:i w:val="0"/>
+                <w:sz w:val="22"/>
+              </w:rPr>
+              <w:t>NetMHCpan ve NetMHCIIpan, gerçek</w:t>
+            </w:r>
+          </w:p>
+        </w:tc>
+      </w:tr>
+      <w:tr>
+        <w:tc>
+          <w:tcPr>
+            <w:tcW w:type="dxa" w:w="2160"/>
+          </w:tcPr>
+          <w:p>
+            <w:pPr>
+              <w:spacing w:line="240" w:lineRule="auto"/>
+              <w:jc w:val="left"/>
+            </w:pPr>
+            <w:r/>
+            <w:r>
+              <w:rPr>
+                <w:b w:val="0"/>
+                <w:i w:val="0"/>
+                <w:sz w:val="22"/>
+              </w:rPr>
+              <w:t>Fare (H-2)</w:t>
+            </w:r>
+          </w:p>
+        </w:tc>
+        <w:tc>
+          <w:tcPr>
+            <w:tcW w:type="dxa" w:w="2160"/>
+          </w:tcPr>
+          <w:p>
+            <w:pPr>
+              <w:spacing w:line="240" w:lineRule="auto"/>
+              <w:jc w:val="left"/>
+            </w:pPr>
+            <w:r/>
+            <w:r>
+              <w:rPr>
+                <w:b w:val="0"/>
+                <w:i w:val="0"/>
+                <w:sz w:val="22"/>
+              </w:rPr>
+              <w:t>H-2 K/D (5)</w:t>
+            </w:r>
+          </w:p>
+        </w:tc>
+        <w:tc>
+          <w:tcPr>
+            <w:tcW w:type="dxa" w:w="2160"/>
+          </w:tcPr>
+          <w:p>
+            <w:pPr>
+              <w:spacing w:line="240" w:lineRule="auto"/>
+              <w:jc w:val="left"/>
+            </w:pPr>
+            <w:r/>
+            <w:r>
+              <w:rPr>
+                <w:b w:val="0"/>
+                <w:i w:val="0"/>
+                <w:sz w:val="22"/>
+              </w:rPr>
+              <w:t>H-2 IA/IE (5)</w:t>
+            </w:r>
+          </w:p>
+        </w:tc>
+        <w:tc>
+          <w:tcPr>
+            <w:tcW w:type="dxa" w:w="2160"/>
+          </w:tcPr>
+          <w:p>
+            <w:pPr>
+              <w:spacing w:line="240" w:lineRule="auto"/>
+              <w:jc w:val="left"/>
+            </w:pPr>
+            <w:r/>
+            <w:r>
+              <w:rPr>
+                <w:b w:val="0"/>
+                <w:i w:val="0"/>
+                <w:sz w:val="22"/>
+              </w:rPr>
+              <w:t>gerçek</w:t>
+            </w:r>
+          </w:p>
+        </w:tc>
+      </w:tr>
+      <w:tr>
+        <w:tc>
+          <w:tcPr>
+            <w:tcW w:type="dxa" w:w="2160"/>
+          </w:tcPr>
+          <w:p>
+            <w:pPr>
+              <w:spacing w:line="240" w:lineRule="auto"/>
+              <w:jc w:val="left"/>
+            </w:pPr>
+            <w:r/>
+            <w:r>
+              <w:rPr>
+                <w:b w:val="0"/>
+                <w:i w:val="0"/>
+                <w:sz w:val="22"/>
+              </w:rPr>
+              <w:t>Sığır (BoLA)</w:t>
+            </w:r>
+          </w:p>
+        </w:tc>
+        <w:tc>
+          <w:tcPr>
+            <w:tcW w:type="dxa" w:w="2160"/>
+          </w:tcPr>
+          <w:p>
+            <w:pPr>
+              <w:spacing w:line="240" w:lineRule="auto"/>
+              <w:jc w:val="left"/>
+            </w:pPr>
+            <w:r/>
+            <w:r>
+              <w:rPr>
+                <w:b w:val="0"/>
+                <w:i w:val="0"/>
+                <w:sz w:val="22"/>
+              </w:rPr>
+              <w:t>BoLA sınıf I (8)</w:t>
+            </w:r>
+          </w:p>
+        </w:tc>
+        <w:tc>
+          <w:tcPr>
+            <w:tcW w:type="dxa" w:w="2160"/>
+          </w:tcPr>
+          <w:p>
+            <w:pPr>
+              <w:spacing w:line="240" w:lineRule="auto"/>
+              <w:jc w:val="left"/>
+            </w:pPr>
+            <w:r/>
+            <w:r>
+              <w:rPr>
+                <w:b w:val="0"/>
+                <w:i w:val="0"/>
+                <w:sz w:val="22"/>
+              </w:rPr>
+              <w:t>BoLA-DRB3 (8)</w:t>
+            </w:r>
+          </w:p>
+        </w:tc>
+        <w:tc>
+          <w:tcPr>
+            <w:tcW w:type="dxa" w:w="2160"/>
+          </w:tcPr>
+          <w:p>
+            <w:pPr>
+              <w:spacing w:line="240" w:lineRule="auto"/>
+              <w:jc w:val="left"/>
+            </w:pPr>
+            <w:r/>
+            <w:r>
+              <w:rPr>
+                <w:b w:val="0"/>
+                <w:i w:val="0"/>
+                <w:sz w:val="22"/>
+              </w:rPr>
+              <w:t>gerçek</w:t>
+            </w:r>
+          </w:p>
+        </w:tc>
+      </w:tr>
+      <w:tr>
+        <w:tc>
+          <w:tcPr>
+            <w:tcW w:type="dxa" w:w="2160"/>
+          </w:tcPr>
+          <w:p>
+            <w:pPr>
+              <w:spacing w:line="240" w:lineRule="auto"/>
+              <w:jc w:val="left"/>
+            </w:pPr>
+            <w:r/>
+            <w:r>
+              <w:rPr>
+                <w:b w:val="0"/>
+                <w:i w:val="0"/>
+                <w:sz w:val="22"/>
+              </w:rPr>
+              <w:t>Domuz (SLA)</w:t>
+            </w:r>
+          </w:p>
+        </w:tc>
+        <w:tc>
+          <w:tcPr>
+            <w:tcW w:type="dxa" w:w="2160"/>
+          </w:tcPr>
+          <w:p>
+            <w:pPr>
+              <w:spacing w:line="240" w:lineRule="auto"/>
+              <w:jc w:val="left"/>
+            </w:pPr>
+            <w:r/>
+            <w:r>
+              <w:rPr>
+                <w:b w:val="0"/>
+                <w:i w:val="0"/>
+                <w:sz w:val="22"/>
+              </w:rPr>
+              <w:t>SLA sınıf I (6)</w:t>
+            </w:r>
+          </w:p>
+        </w:tc>
+        <w:tc>
+          <w:tcPr>
+            <w:tcW w:type="dxa" w:w="2160"/>
+          </w:tcPr>
+          <w:p>
+            <w:pPr>
+              <w:spacing w:line="240" w:lineRule="auto"/>
+              <w:jc w:val="left"/>
+            </w:pPr>
+            <w:r/>
+            <w:r>
+              <w:rPr>
+                <w:b w:val="0"/>
+                <w:i w:val="0"/>
+                <w:sz w:val="22"/>
+              </w:rPr>
+              <w:t>SLA-DRB1 (1)</w:t>
+            </w:r>
+          </w:p>
+        </w:tc>
+        <w:tc>
+          <w:tcPr>
+            <w:tcW w:type="dxa" w:w="2160"/>
+          </w:tcPr>
+          <w:p>
+            <w:pPr>
+              <w:spacing w:line="240" w:lineRule="auto"/>
+              <w:jc w:val="left"/>
+            </w:pPr>
+            <w:r/>
+            <w:r>
+              <w:rPr>
+                <w:b w:val="0"/>
+                <w:i w:val="0"/>
+                <w:sz w:val="22"/>
+              </w:rPr>
+              <w:t>sınıf I gerçek; sınıf II tek allel</w:t>
+            </w:r>
+          </w:p>
+        </w:tc>
+      </w:tr>
+      <w:tr>
+        <w:tc>
+          <w:tcPr>
+            <w:tcW w:type="dxa" w:w="2160"/>
+          </w:tcPr>
+          <w:p>
+            <w:pPr>
+              <w:spacing w:line="240" w:lineRule="auto"/>
+              <w:jc w:val="left"/>
+            </w:pPr>
+            <w:r/>
+            <w:r>
+              <w:rPr>
+                <w:b w:val="0"/>
+                <w:i w:val="0"/>
+                <w:sz w:val="22"/>
+              </w:rPr>
+              <w:t>Tavuk (BF)</w:t>
+            </w:r>
+          </w:p>
+        </w:tc>
+        <w:tc>
+          <w:tcPr>
+            <w:tcW w:type="dxa" w:w="2160"/>
+          </w:tcPr>
+          <w:p>
+            <w:pPr>
+              <w:spacing w:line="240" w:lineRule="auto"/>
+              <w:jc w:val="left"/>
+            </w:pPr>
+            <w:r/>
+            <w:r>
+              <w:rPr>
+                <w:b w:val="0"/>
+                <w:i w:val="0"/>
+                <w:sz w:val="22"/>
+              </w:rPr>
+              <w:t>BF2 (1)</w:t>
+            </w:r>
+          </w:p>
+        </w:tc>
+        <w:tc>
+          <w:tcPr>
+            <w:tcW w:type="dxa" w:w="2160"/>
+          </w:tcPr>
+          <w:p>
+            <w:pPr>
+              <w:spacing w:line="240" w:lineRule="auto"/>
+              <w:jc w:val="left"/>
+            </w:pPr>
+            <w:r/>
+            <w:r>
+              <w:rPr>
+                <w:b w:val="0"/>
+                <w:i w:val="0"/>
+                <w:sz w:val="22"/>
+              </w:rPr>
+              <w:t>BLB2 (1)</w:t>
+            </w:r>
+          </w:p>
+        </w:tc>
+        <w:tc>
+          <w:tcPr>
+            <w:tcW w:type="dxa" w:w="2160"/>
+          </w:tcPr>
+          <w:p>
+            <w:pPr>
+              <w:spacing w:line="240" w:lineRule="auto"/>
+              <w:jc w:val="left"/>
+            </w:pPr>
+            <w:r/>
+            <w:r>
+              <w:rPr>
+                <w:b w:val="0"/>
+                <w:i w:val="0"/>
+                <w:sz w:val="22"/>
+              </w:rPr>
+              <w:t>yordayıcı kabul etmez, vekil</w:t>
+            </w:r>
+          </w:p>
+        </w:tc>
+      </w:tr>
+    </w:tbl>
+    <w:p/>
+    <w:p>
+      <w:r>
+        <w:rPr>
+          <w:b w:val="0"/>
+          <w:i/>
+          <w:sz w:val="24"/>
+        </w:rPr>
+        <w:t>Tablo 4. Üç dört-konaklı virüste konak-özgü epitop çözünürlüğü (VaxForge).</w:t>
       </w:r>
     </w:p>
     <w:tbl>
@@ -2859,7 +3395,7 @@
           <w:i w:val="0"/>
           <w:sz w:val="24"/>
         </w:rPr>
-        <w:t>Temel bulgu, VaxForge'un bir ters aşı bilişimi aracı için önemli olan ölçütte, bilinen koruyucu antijenlerin geri bulunmasında, güçlü bir bağımsız tahminciye eşdeğer başarım göstermesi ve bu aracın sunmadığı iki şeyi eklemesidir. Dört bakteri boyunca VaxForge 15 doğrulanmış antijenden 14'ünü geri buldu; bu Vaxign-ML için 15/15 ve NERVE 2.0 için 9/15'e karşılık gelir ve VaxForge bu antijenleri rekabetçi veya daha üst sıralara yerleştirdi. NERVE 2.0'ın tutarlı eksikliği öğreticidir: sert seçim adımı, kendi sürekli skorunun yüksek verdiği gerçek yüzey antijenlerini eledi, bu da fold-zenginleşmeyi şişirirken recall'ı bastırdı. Recall olmadan fold-zenginleşme raporlayan bir pipeline bu yüzden olduğundan keskin görünebilir; ters aşı bilişimi kıyaslarını okuyanları bilinen antijenler üzerindeki recall'a buna göre ağırlık vermeye çağırıyoruz.</w:t>
+        <w:t>VaxForge, bilinen koruyucu antijenleri geri getirmede güçlü bir bağımsız tahminci kadar başarılı oldu ve o tahmincinin sunmadığı iki yeteneği ekledi. Dört bakteride 15 doğrulanmış antijenin 14'ünü buldu; bu, Vaxign-ML için 15/15, NERVE 2.0 için 9/15'e karşılık gelir ve VaxForge antijenleri en az onlar kadar, çoğu yerde daha üst sıraya koydu. NERVE 2.0'ın eksiği belirli bir nedene dayanıyor: sert seçim adımı, kendi sürekli skorunun yüksek verdiği gerçek yüzey antijenlerini eledi; bu da fold-zenginleşmeyi şişirirken recall'ı kesti. Fold-zenginleşme bir hattı olduğundan keskin gösterebilir; bu yüzden bu tür karşılaştırmalarda güvenilecek sayı, bilinen antijenlerdeki recall'dır.</w:t>
       </w:r>
     </w:p>
     <w:p>
@@ -2869,7 +3405,7 @@
           <w:i w:val="0"/>
           <w:sz w:val="24"/>
         </w:rPr>
-        <w:t>İki özellik VaxForge'u recall'ın ötesinde ayırır. Yumuşak virülans filtresi, virülans-veritabanı anotasyonu olmayan ruhsatlı bir bileşen olan Neisseria Heparin Bağlayıcı Antijeni geri kazandı ve konak-duyarlı epitop katmanı kuduz, veziküler stomatit ve ensefalomiyokardit virüsleri için türe özgü repertuarlar üretti. İkincisi, hedeflenen konağın insan olmadığı ve tek bir insan referansının hangi peptitlerin sunulduğunu yanlış vereceği büyük veteriner ve zoonotik alan için önemlidir. VaxForge ayrıca sıralamanın ötesine konstrukt kurulumuna ve in silico immünizasyon okumasına geçer, dolayısıyla çıktı bir liste değil aday bir immünojendir.</w:t>
+        <w:t>İki özellik VaxForge'u recall'ın ötesinde ayırır. Yumuşak virülans filtresi, virülans-veritabanı kaydı olmayan ruhsatlı bir bileşeni, Neisseria Heparin Bağlayıcı Antijeni, geri kazandı; konak-duyarlı epitop katmanı ise kuduz, veziküler stomatit ve ensefalomiyokardit virüsleri için türe özgü repertuarlar verdi. İkincisi, hedef konağın insan olmadığı geniş veteriner ve zoonotik alan için önemlidir; orada tek bir insan referansı hangi peptitlerin sunulduğunu yanlış gösterir. VaxForge ayrıca sıralamadan sonra konstrukt kurulumuna ve in silico immünizasyon çıktısına geçer; böylece elde bir liste değil, aday bir immünojen kalır.</w:t>
       </w:r>
     </w:p>
     <w:p>
@@ -2879,7 +3415,7 @@
           <w:i w:val="0"/>
           <w:sz w:val="24"/>
         </w:rPr>
-        <w:t>Birkaç sınırlama bu iddiaları çerçeveler ve açıkça belirtilir. ActA VaxForge tarafından kaçırıldı; bağımsız aracın da en dipte sıraladığı gerçek bir zor antijen olsa da, geri kazanımı lineer-epitop bir pipeline'ın modellemediği konformasyonel veya bağlama-özgü sinyalleri gerektirir. Varsayılan toksisite filtresi toksin antijenlerinden türeyen peptitleri eleyebilir; bu, ölçek düzeltmelerinden önce por-açan listeriolizin O için peptit-düzeyi recall'ını düşürmüştü ve kıyas için ayarlamadığımız muhafazakâr bir seçim olarak kalır. Eğri-altı-alan (AUC) değerleri, patojen başına yalnız dört ila beş pozitif olduğu için farklar istatistiksel olarak çözülemediğinden, başlık değil açık küçük-örneklem uyarısıyla ikincil olarak raporlanır ve bu temelde üstün ayrım iddia edilmez. Bakteriyel kıyas ayrıca bir ölçek asimetrisi taşır: VaxForge'un tam-proteom meningokok koşuları mevcut CPU-yalnız donanımda pratik değildir, dolayısıyla amiral meningokok kıyası araçlar arası adil olan eşlenmiş alt-örneklem setleri kullandı; tam-proteom koşuları yalnız hızlı kıyas araçları için mevcuttu. Son olarak, B-hücre epitoplarının kabaca onda dokuzu süreksizdir ve burada üretilen lineer konstrukt konformasyonel epitopları temsil etmez; bunu çözmek yerine bir kapsam sınırı olarak belirtiyoruz.</w:t>
+        <w:t>Birkaç sınırlama bu iddiaları çerçeveler. ActA'yı VaxForge kaçırdı; bağımsız aracın da en dibe koyduğu gerçekten zor bir antijen olsa da, geri kazanımı lineer-epitop bir hattın modellemediği konformasyonel ya da bağlama-özgü sinyalleri gerektirir. Varsayılan toksisite filtresi, toksin antijenlerinden gelen peptitleri eleyebilir; bu, ölçek düzeltmelerinden önce por-açan listeriolizin O'da peptit-düzeyi recall'ını düşürmüştü ve karşılaştırma için ayarlamadığımız temkinli bir seçim olarak kalıyor. AUC değerlerini başlık değil, açık bir küçük-örneklem uyarısıyla ikincil olarak veriyoruz; çünkü patojen başına yalnız dört ila beş pozitifle farklar istatistiksel olarak ayrışmıyor, bu temelde üstün ayrım iddia etmiyoruz. Bakteriyel karşılaştırma bir ölçek asimetrisi de taşır: VaxForge'un tam-proteom meningokok koşuları bugünkü CPU-yalnız donanımda pratik değil, bu yüzden amiral meningokok karşılaştırması araçlar arası adil olan eşlenmiş alt-örneklem setlerini kullandı; tam proteom yalnız hızlı araçlarda koşulabildi. Son olarak, B-hücre epitoplarının kabaca onda dokuzu süreksizdir ve buradaki lineer konstrukt konformasyonel epitopları temsil etmez; bunu çözmek yerine bir kapsam sınırı olarak belirtiyoruz.</w:t>
       </w:r>
     </w:p>
     <w:p>
@@ -2889,7 +3425,7 @@
           <w:i w:val="0"/>
           <w:sz w:val="24"/>
         </w:rPr>
-        <w:t>İki yön doğrudan izler. Bir GPU arka ucu tam-proteom VaxForge koşularına olanak tanır ve baş-başa kıyası her patojen için tam ölçekte tamamlar; konak-özgü epitop tahminleri, özellikle viral glikoproteinlerde görülen türler-arası ıraksama, bağlanma ve immünizasyon deneylerinin sınayabileceği somut hipotezlerdir. Pipeline ve kıyası, her iki genişletmenin de yeniden tasarım gerektirmeden mevcut çerçeveye oturması için yapılandırılmıştır.</w:t>
+        <w:t>İki yön kendiliğinden çıkıyor. Bir GPU arka ucu, tam-proteom VaxForge koşularına ve her patojende tam ölçekli karşılaştırmaya olanak verir. Konak-özgü epitop tahminleri, özellikle viral glikoproteinlerde görülen türler-arası ayrışma, bağlanma ve immünizasyon deneyleriyle sınanabilecek somut hipotezlerdir. Hat ve karşılaştırması, bu iki genişlemenin de yeniden tasarım gerektirmeden mevcut çerçeveye oturacağı biçimde kurulmuştur.</w:t>
       </w:r>
     </w:p>
     <w:p>
@@ -2951,7 +3487,7 @@
           <w:i/>
           <w:sz w:val="24"/>
         </w:rPr>
-        <w:t>Şekil 1. VaxForge ve Vaxign-ML dört ruhsatlı meningokok antijeninin dördünü de geri bulur, NERVE 2.0 ise yalnız PorA'yı bulur.</w:t>
+        <w:t>Şekil 1. VaxForge ve Vaxign-ML dört ruhsatlı meningokok antijeninin dördünü de bulur, NERVE 2.0 yalnız PorA'yı bulur.</w:t>
       </w:r>
       <w:r>
         <w:rPr>
@@ -2959,7 +3495,7 @@
           <w:i w:val="0"/>
           <w:sz w:val="24"/>
         </w:rPr>
-        <w:t xml:space="preserve"> Dört 4CMenB antijeni için antijen-araç geri bulma matrisi; dolu hücreler geri bulunan antijenleri, kırmızı hücreler NERVE 2.0 seçim adımınca elenen antijenleri gösterir. Recall ve aday sayıları varsayılan parametrelerle özdeş girdi üzerinde hesaplandı.</w:t>
+        <w:t xml:space="preserve"> Dört 4CMenB antijeni için antijen-araç geri getirme matrisi; dolu hücreler bulunan antijenleri, kırmızı hücreler NERVE 2.0 seçim adımınca elenenleri gösterir. Recall ve aday sayıları varsayılan parametrelerle özdeş girdi üzerinde hesaplandı.</w:t>
       </w:r>
     </w:p>
     <w:p>
@@ -3008,7 +3544,7 @@
           <w:i/>
           <w:sz w:val="24"/>
         </w:rPr>
-        <w:t>Şekil 2. Bilinen antijenler üzerindeki recall, araçları eğri-altı-alandan daha net ayırır.</w:t>
+        <w:t>Şekil 2. Bilinen antijenlerdeki recall, araçları AUC'den daha net ayırır.</w:t>
       </w:r>
       <w:r>
         <w:rPr>
@@ -3179,7 +3715,7 @@
           <w:i/>
           <w:sz w:val="24"/>
         </w:rPr>
-        <w:t>Şekil 5. Recall kalıbı üç genom ölçeğinde genelleşir.</w:t>
+        <w:t>Şekil 5. Recall kalıbı üç genom ölçeğinde de sürer.</w:t>
       </w:r>
       <w:r>
         <w:rPr>
@@ -3235,7 +3771,7 @@
           <w:i w:val="0"/>
           <w:sz w:val="24"/>
         </w:rPr>
-        <w:t xml:space="preserve"> Typhimurium için her aracın beş koruyucu antijen üzerindeki recall'ı, AUC ek notuyla; VaxForge toplam 14/15, Vaxign-ML 15/15 ve NERVE 2.0 9/15.</w:t>
+        <w:t xml:space="preserve"> Typhimurium için her aracın beş koruyucu antijendeki recall'ı, AUC ek notuyla; VaxForge toplam 14/15, Vaxign-ML 15/15 ve NERVE 2.0 9/15.</w:t>
       </w:r>
     </w:p>
     <w:p>
@@ -3245,7 +3781,7 @@
           <w:i w:val="0"/>
           <w:sz w:val="24"/>
         </w:rPr>
-        <w:t>Not: şekil panelleri şu an Türkçe eksen ve başlık metni taşıyor; hedef dergi gerektirirse `make_figures.py`'den İngilizce etiketli sürümler yeniden üretilebilir.</w:t>
+        <w:t>Not: şekil panelleri şu an Türkçe eksen ve başlık metni taşıyor; hedef dergi isterse `make_figures.py`'den İngilizce etiketli sürümler üretilebilir.</w:t>
       </w:r>
     </w:p>
     <w:p>
@@ -3268,7 +3804,7 @@
           <w:i w:val="0"/>
           <w:sz w:val="24"/>
         </w:rPr>
-        <w:t>Kaynaklar APA 7 biçiminde, DOI bağlantılı. İngilizce sürümle (`MANUSCRIPT.md`) aynıdır.</w:t>
+        <w:t>Kaynaklar APA 7 biçiminde ve DOI bağlantılıdır; İngilizce sürümle (`MANUSCRIPT.md`) aynıdır.</w:t>
       </w:r>
     </w:p>
     <w:p>

--- a/benchmark/MANUSCRIPT_TR.docx
+++ b/benchmark/MANUSCRIPT_TR.docx
@@ -75,7 +75,7 @@
           <w:i w:val="0"/>
           <w:sz w:val="24"/>
         </w:rPr>
-        <w:t>Ters aşı bilişimi araçları bir genomdan aday antijen sıralar; ancak çoğu bu sıralamada durur ve konağı tek bir referans sayar. Bu iki eksik, hem bilinen antijenleri geri getirme başarımını hem de veteriner ve türler-arası hedeflerdeki kullanışlılığı düşürür. Burada VaxForge'u tanıtıyoruz: bir patojeni aday keşfinden yumuşak-filtreli antijen hunisine, ardından beş konak türü için ayrı ayrı sınıf I ve sınıf II epitop tahminine ve karakterize edilmiş çok-epitoplu bir konstrukta taşıyan, in silico immünizasyonla biten bir hat. VaxForge'u iki yerleşik araçla, NERVE 2.0 ve Vaxign-ML ile, varsayılan parametreler ve özdeş girdi altında karşılaştırdık. On beş ruhsatlı ya da preklinik koruyucu antijenin ground-truth alındığı dört bakteriyel proteomda VaxForge 15 antijenin 14'ünü geri getirdi. Bu değer Vaxign-ML'inkiyle (15/15) yarışır ve NERVE 2.0'ın (9/15) belirgin önündedir; üstelik VaxForge koruyucu antijenleri daha üst sıralara koydu (örneğin demir-düzenlenen yüzey belirleyicisi B, 2.889 protein içinde 4. sırada). VaxForge'un kaçırdığı tek antijen olan ActA, bağımsız araçta da en dipte çıktı; yani bir yapaylık değil, gerçekten zor bir hedef. NERVE 2.0 daha yüksek fold-zenginleşmeye ulaştı, ama bunu dört ruhsatlı meningokok antijeninden üçünü her ölçekte eleyerek yaptı; dolayısıyla fold-zenginleşme tek başına yanıltıcıdır. Bir kuduz modeli ve iki virüste VaxForge, türden türe belirgin biçimde değişen konak-özgü glikoprotein epitop repertuarları verdi (ikili Jaccard örtüşmesi birin altında, bir durumda sıfır); bu, karşılaştırılan araçların ulaşamadığı bir boyuttur. Kısacası VaxForge, güçlü bir bağımsız tahmincinin recall'ını yakalarken alanın bugün sunmadığı konak çözünürlüğünü ve uçtan uca bir konstruktu ekler.</w:t>
+        <w:t>Ters aşı bilişimi araçları bir genomdan aday antijen sıralar; ancak çoğu bu sıralamada durur ve konağı tek bir referans sayar. Bu iki eksik, hem bilinen antijenleri geri getirme başarımını hem de veteriner ve türler-arası hedeflerdeki kullanışlılığı düşürür. Burada VaxForge'u tanıtıyoruz: bir patojeni aday keşfinden yumuşak-filtreli antijen hunisine, ardından dört konak türü için ayrı ayrı sınıf I ve sınıf II epitop tahminine ve karakterize edilmiş çok-epitoplu bir konstrukta taşıyan, in silico immünizasyonla biten bir hat. VaxForge'u iki yerleşik araçla, NERVE 2.0 ve Vaxign-ML ile, varsayılan parametreler ve özdeş girdi altında karşılaştırdık. On beş ruhsatlı ya da preklinik koruyucu antijenin ground-truth alındığı dört bakteriyel proteomda VaxForge 15 antijenin 14'ünü geri getirdi. Bu değer Vaxign-ML'inkiyle (15/15) yarışır ve NERVE 2.0'ın (9/15) belirgin önündedir; üstelik VaxForge koruyucu antijenleri daha üst sıralara koydu (örneğin demir-düzenlenen yüzey belirleyicisi B, 2.889 protein içinde 4. sırada). VaxForge'un kaçırdığı tek antijen olan ActA, bağımsız araçta da en dipte çıktı; yani bir yapaylık değil, gerçekten zor bir hedef. NERVE 2.0 daha yüksek fold-zenginleşmeye ulaştı, ama bunu dört ruhsatlı meningokok antijeninden üçünü her ölçekte eleyerek yaptı; dolayısıyla fold-zenginleşme tek başına yanıltıcıdır. Bir kuduz modeli ve iki virüste VaxForge, türden türe belirgin biçimde değişen konak-özgü glikoprotein epitop repertuarları verdi (ikili Jaccard örtüşmesi birin altında, bir durumda sıfır); bu, karşılaştırılan araçların ulaşamadığı bir boyuttur. Kısacası VaxForge, güçlü bir bağımsız tahmincinin recall'ını yakalarken alanın bugün sunmadığı konak çözünürlüğünü ve uçtan uca bir konstruktu ekler.</w:t>
       </w:r>
     </w:p>
     <w:p>
@@ -134,7 +134,7 @@
           <w:i w:val="0"/>
           <w:sz w:val="24"/>
         </w:rPr>
-        <w:t>VaxForge bu üç eksiği tek bir deterministik hatta kapatır. Sert virülans filtresini yumuşak ve ağırlıklı bir filtreyle değiştirir; böylece virülans-veritabanı kaydı olmayan gerçek bir yüzey antijeni de geçebilir. Kullanıcının seçtiği konak için sınıf I ve sınıf II bağlanmayı, insan, fare, sığır, domuz ve tavuk allel panellerinden tahmin eder; böylece epitop repertuarı hedeflenen türü yansıtır. Ve sıralamayla yetinmeyip çok-epitoplu bir konstrukta ve in silico immünizasyon çıktısına uzanır. Aşağıda ilk iki katkıyı dört bakteri ve üç virüste NERVE 2.0 ve Vaxign-ML'e karşı ölçüyor, ayrıca çalışma sırasında yakalayıp giderdiğimiz iki ölçek kaynaklı kusurun oluşturduğu hat doğrulamasını sunuyoruz.</w:t>
+        <w:t>VaxForge bu üç eksiği tek bir deterministik hatta kapatır. Sert virülans filtresini yumuşak ve ağırlıklı bir filtreyle değiştirir; böylece virülans-veritabanı kaydı olmayan gerçek bir yüzey antijeni de geçebilir. Kullanıcının seçtiği konak için sınıf I ve sınıf II bağlanmayı, insan, fare, sığır ve domuz allel panellerinden tahmin eder; böylece epitop repertuarı hedeflenen türü yansıtır. Ve sıralamayla yetinmeyip çok-epitoplu bir konstrukta ve in silico immünizasyon çıktısına uzanır. Aşağıda ilk iki katkıyı dört bakteri ve üç virüste NERVE 2.0 ve Vaxign-ML'e karşı ölçüyor, ayrıca çalışma sırasında yakalayıp giderdiğimiz iki ölçek kaynaklı kusurun oluşturduğu hat doğrulamasını sunuyoruz.</w:t>
       </w:r>
     </w:p>
     <w:p>
@@ -2494,7 +2494,7 @@
           <w:i w:val="0"/>
           <w:sz w:val="24"/>
         </w:rPr>
-        <w:t xml:space="preserve"> VaxForge bağlanma tahminlerini beş konak için küratörlü allel panellerinden alır: insan, fare, sığır, domuz ve tavuk (Tablo 3). İnsan panelleri IMGT/HLA'dan, diğerleri IPD-MHC'den derlenmiştir. İnsan, fare ve sığırda hem sınıf I hem sınıf II gerçek NetMHCpan ve NetMHCIIpan modelleriyle koşar; sığırın sınıf II BoLA-DRB3 paneli de gerçektir. Domuzda sınıf I gerçek, sınıf II ise tek doğrulanmış allele dayanır; tavuk ise dizi-tabanlı vekile düşer, çünkü bağlanma yordayıcıları kanatlı allellerini kabul etmez. Paneller tam veritabanları değil temsili alt kümelerdir ve geçersiz allel adları çalışma-zamanında elenir; dolayısıyla bildirilen epitoplar temkinlidir.</w:t>
+        <w:t xml:space="preserve"> VaxForge bağlanma tahminlerini dört konak için küratörlü allel panellerinden alır: insan, fare, sığır ve domuz (Tablo 3). İnsan panelleri IMGT/HLA'dan, diğerleri IPD-MHC'den derlenmiştir. İnsan, fare ve sığırda hem sınıf I hem sınıf II gerçek NetMHCpan ve NetMHCIIpan modelleriyle koşar; sığırın sınıf II BoLA-DRB3 paneli de gerçektir. Domuzda sınıf I gerçek, sınıf II ise tek doğrulanmış allele dayanır. Paneller tam veritabanları değil temsili alt kümelerdir ve geçersiz allel adları çalışma-zamanında elenir; dolayısıyla bildirilen epitoplar temkinlidir.</w:t>
       </w:r>
     </w:p>
     <w:p>
@@ -2935,88 +2935,6 @@
                 <w:sz w:val="22"/>
               </w:rPr>
               <w:t>sınıf I gerçek; sınıf II tek allel</w:t>
-            </w:r>
-          </w:p>
-        </w:tc>
-      </w:tr>
-      <w:tr>
-        <w:tc>
-          <w:tcPr>
-            <w:tcW w:type="dxa" w:w="2160"/>
-          </w:tcPr>
-          <w:p>
-            <w:pPr>
-              <w:spacing w:line="240" w:lineRule="auto"/>
-              <w:jc w:val="left"/>
-            </w:pPr>
-            <w:r/>
-            <w:r>
-              <w:rPr>
-                <w:b w:val="0"/>
-                <w:i w:val="0"/>
-                <w:sz w:val="22"/>
-              </w:rPr>
-              <w:t>Tavuk (BF)</w:t>
-            </w:r>
-          </w:p>
-        </w:tc>
-        <w:tc>
-          <w:tcPr>
-            <w:tcW w:type="dxa" w:w="2160"/>
-          </w:tcPr>
-          <w:p>
-            <w:pPr>
-              <w:spacing w:line="240" w:lineRule="auto"/>
-              <w:jc w:val="left"/>
-            </w:pPr>
-            <w:r/>
-            <w:r>
-              <w:rPr>
-                <w:b w:val="0"/>
-                <w:i w:val="0"/>
-                <w:sz w:val="22"/>
-              </w:rPr>
-              <w:t>BF2 (1)</w:t>
-            </w:r>
-          </w:p>
-        </w:tc>
-        <w:tc>
-          <w:tcPr>
-            <w:tcW w:type="dxa" w:w="2160"/>
-          </w:tcPr>
-          <w:p>
-            <w:pPr>
-              <w:spacing w:line="240" w:lineRule="auto"/>
-              <w:jc w:val="left"/>
-            </w:pPr>
-            <w:r/>
-            <w:r>
-              <w:rPr>
-                <w:b w:val="0"/>
-                <w:i w:val="0"/>
-                <w:sz w:val="22"/>
-              </w:rPr>
-              <w:t>BLB2 (1)</w:t>
-            </w:r>
-          </w:p>
-        </w:tc>
-        <w:tc>
-          <w:tcPr>
-            <w:tcW w:type="dxa" w:w="2160"/>
-          </w:tcPr>
-          <w:p>
-            <w:pPr>
-              <w:spacing w:line="240" w:lineRule="auto"/>
-              <w:jc w:val="left"/>
-            </w:pPr>
-            <w:r/>
-            <w:r>
-              <w:rPr>
-                <w:b w:val="0"/>
-                <w:i w:val="0"/>
-                <w:sz w:val="22"/>
-              </w:rPr>
-              <w:t>yordayıcı kabul etmez, vekil</w:t>
             </w:r>
           </w:p>
         </w:tc>

--- a/benchmark/MANUSCRIPT_TR.docx
+++ b/benchmark/MANUSCRIPT_TR.docx
@@ -135,6 +135,201 @@
           <w:sz w:val="24"/>
         </w:rPr>
         <w:t>VaxForge bu üç eksiği tek bir deterministik hatta kapatır. Sert virülans filtresini yumuşak ve ağırlıklı bir filtreyle değiştirir; böylece virülans-veritabanı kaydı olmayan gerçek bir yüzey antijeni de geçebilir. Kullanıcının seçtiği konak için sınıf I ve sınıf II bağlanmayı, insan, fare, sığır ve domuz allel panellerinden tahmin eder; böylece epitop repertuarı hedeflenen türü yansıtır. Ve sıralamayla yetinmeyip çok-epitoplu bir konstrukta ve in silico immünizasyon çıktısına uzanır. Aşağıda ilk iki katkıyı dört bakteri ve üç virüste NERVE 2.0 ve Vaxign-ML'e karşı ölçüyor, ayrıca çalışma sırasında yakalayıp giderdiğimiz iki ölçek kaynaklı kusurun oluşturduğu hat doğrulamasını sunuyoruz.</w:t>
+      </w:r>
+    </w:p>
+    <w:p>
+      <w:pPr>
+        <w:spacing w:before="200"/>
+      </w:pPr>
+      <w:r>
+        <w:rPr>
+          <w:b/>
+          <w:i w:val="0"/>
+          <w:sz w:val="26"/>
+        </w:rPr>
+        <w:t>Materyal ve Metot</w:t>
+      </w:r>
+    </w:p>
+    <w:p>
+      <w:r>
+        <w:rPr>
+          <w:b/>
+          <w:i w:val="0"/>
+          <w:sz w:val="24"/>
+        </w:rPr>
+        <w:t>VaxForge hattı.</w:t>
+      </w:r>
+      <w:r>
+        <w:rPr>
+          <w:b w:val="0"/>
+          <w:i w:val="0"/>
+          <w:sz w:val="24"/>
+        </w:rPr>
+        <w:t xml:space="preserve"> VaxForge, tek bir eşik dosyasıyla yapılandırılan deterministik bir hattır; hiçbir kesim değeri kodda gömülü değildir ve her değer denetlenebilir (`config/thresholds.yaml`). Girdi türü (proteom, kodlayan diziler ya da genom) otomatik tanınır. Keşif adımı proteinleri DIAMOND blastp ile küratörlü virülans referanslarına (VFDB) hizalar (bakteride e-value en çok 1e-5, kimlik en az %30, kapsam en az %50); bu adım kapı görevi görmez, adaylık puanını besler, böylece virülans veritabanında bulunmayan gerçek bir yüzey antijeni elenmez. Antijen hunisi ardından birkaç sert filtre uygular: hücre-altı yerleşim (PSORTb 3.0, yedek DeepLoc 2.0; sitoplazmik proteinler elenir), transmembran topoloji (TMHMM-2.0; en çok bir heliks) ve zorunlu insan-homoloji elemesi (insan proteomuna karşı DIAMOND blastp; %35 üstü kimlik, otoimmün güvenlik için elenir). Bunların yanında sinyal peptidi (SignalP-5.0), antijenite (IApred), suşlar arası korunmuşluk ve adezin olasılığı puana katkı veren yumuşak terimlerdir. Geçen proteinler ağırlıklı bir adaylık puanıyla sıralanır.</w:t>
+      </w:r>
+    </w:p>
+    <w:p>
+      <w:r>
+        <w:rPr>
+          <w:b w:val="0"/>
+          <w:i w:val="0"/>
+          <w:sz w:val="24"/>
+        </w:rPr>
+        <w:t>İmmünolojik katman, seçilen konak için sınıf I ve sınıf II bağlanmayı (NetMHCpan-4.1 ve NetMHCIIpan; sınıf I peptit uzunlukları 8-11) güçlü ve zayıf bağlayıcı için varsayılan yüzdelik-sıra kesimleriyle tahmin eder; buna sınıf I immünojenite (Calis vd., 2013), proteozomal kesim ile TAP taşınımı (Larsen vd., 2005) ve lineer B-hücre epitopları (BepiPred-3.0) eşlik eder. Epitop güvenliği toksisite (ToxinPred2; Sharma vd., 2022) ve bilinen alerjenlere altı-kalıntılık birebir benzerliğe dayanan bir alerjenite kuralıyla (FAO/WHO, 2001) taranır; epitopun konak proteomuna kendi-mimikrisi yumuşak biçimde işaretlenir. Seçilen epitoplar için insan HLA allellerinde popülasyon kapsamı hesaplanır; sonra epitoplar AAY, GPGPG ve KK linkerleri ile bir adjuvan kullanılarak çok-epitoplu bir konstrukta birleştirilir ve in silico immünizasyon modülüyle değerlendirilir.</w:t>
+      </w:r>
+    </w:p>
+    <w:p>
+      <w:r>
+        <w:rPr>
+          <w:b/>
+          <w:i w:val="0"/>
+          <w:sz w:val="24"/>
+        </w:rPr>
+        <w:t>Benchmark patojenleri ve ground-truth antijenleri.</w:t>
+      </w:r>
+      <w:r>
+        <w:rPr>
+          <w:b w:val="0"/>
+          <w:i w:val="0"/>
+          <w:sz w:val="24"/>
+        </w:rPr>
+        <w:t xml:space="preserve"> Bakteri kolunda serogrup B </w:t>
+      </w:r>
+      <w:r>
+        <w:rPr>
+          <w:b w:val="0"/>
+          <w:i/>
+          <w:sz w:val="24"/>
+        </w:rPr>
+        <w:t>N. meningitidis</w:t>
+      </w:r>
+      <w:r>
+        <w:rPr>
+          <w:b w:val="0"/>
+          <w:i w:val="0"/>
+          <w:sz w:val="24"/>
+        </w:rPr>
+        <w:t xml:space="preserve"> MC58 (UniProt proteom UP000000425, 2.003 protein; RefSeq NC_003112.2), ground-truth olarak dört 4CMenB antijeniyle, fHbp (Q9JXV4), NadA (Q9JXK7), NHBA (Q7DD37) ve PorA (P0DH58), kullanıldı. Buna tam proteom ölçeğinde üç tür daha eklendi: </w:t>
+      </w:r>
+      <w:r>
+        <w:rPr>
+          <w:b w:val="0"/>
+          <w:i/>
+          <w:sz w:val="24"/>
+        </w:rPr>
+        <w:t>S. aureus</w:t>
+      </w:r>
+      <w:r>
+        <w:rPr>
+          <w:b w:val="0"/>
+          <w:i w:val="0"/>
+          <w:sz w:val="24"/>
+        </w:rPr>
+        <w:t xml:space="preserve"> NCTC 8325 (UP000008816, 2.889 protein), </w:t>
+      </w:r>
+      <w:r>
+        <w:rPr>
+          <w:b w:val="0"/>
+          <w:i/>
+          <w:sz w:val="24"/>
+        </w:rPr>
+        <w:t>L. monocytogenes</w:t>
+      </w:r>
+      <w:r>
+        <w:rPr>
+          <w:b w:val="0"/>
+          <w:i w:val="0"/>
+          <w:sz w:val="24"/>
+        </w:rPr>
+        <w:t xml:space="preserve"> EGD-e (UP000000817, 2.844) ve </w:t>
+      </w:r>
+      <w:r>
+        <w:rPr>
+          <w:b w:val="0"/>
+          <w:i/>
+          <w:sz w:val="24"/>
+        </w:rPr>
+        <w:t>S.</w:t>
+      </w:r>
+      <w:r>
+        <w:rPr>
+          <w:b w:val="0"/>
+          <w:i w:val="0"/>
+          <w:sz w:val="24"/>
+        </w:rPr>
+        <w:t xml:space="preserve"> Typhimurium LT2 (UP000001014, 4.533); her biri, kanıtı ve DOI'leri `PROTECTIVE_ANTIGENS.md`'de listelenen beşer koruyucu ya da aday antijenle. Virüs kolunda kuduz virüsü (NC_001542; glikoprotein G, NP_056796), veziküler stomatit virüsü ve ensefalomiyokardit virüsü kullanıldı. Tüm aksesyonlar NCBI ve UniProt'a karşı doğrulandı (`PATHOGEN_ACCESSIONS.md`). Meningokokta, tam-proteom VaxForge koşuları CPU-yalnız donanımda pratik olmadığından proteomun sabit-seed alt örneklemi (64 ve 204 protein; dört koruyucu antijen artı arka plan) kullanıldı ve aynı alt örneklem her araca verildi.</w:t>
+      </w:r>
+    </w:p>
+    <w:p>
+      <w:r>
+        <w:rPr>
+          <w:b/>
+          <w:i w:val="0"/>
+          <w:sz w:val="24"/>
+        </w:rPr>
+        <w:t>Karşılaştırma araçları.</w:t>
+      </w:r>
+      <w:r>
+        <w:rPr>
+          <w:b w:val="0"/>
+          <w:i w:val="0"/>
+          <w:sz w:val="24"/>
+        </w:rPr>
+        <w:t xml:space="preserve"> NERVE 2.0 ve Vaxign-ML yerelde konteynerlerde kuruldu ve özdeş girdi üzerinde, eşik ayarı yapılmadan, varsayılan parametrelerle koşuldu. Ground-truth antijenlerdeki recall ve antijen sıraları her aracın kendi çıktısından okundu.</w:t>
+      </w:r>
+    </w:p>
+    <w:p>
+      <w:r>
+        <w:rPr>
+          <w:b/>
+          <w:i w:val="0"/>
+          <w:sz w:val="24"/>
+        </w:rPr>
+        <w:t>İstatistiksel analiz.</w:t>
+      </w:r>
+      <w:r>
+        <w:rPr>
+          <w:b w:val="0"/>
+          <w:i w:val="0"/>
+          <w:sz w:val="24"/>
+        </w:rPr>
+        <w:t xml:space="preserve"> Ground-truth antijenlerin adaylar arasındaki zenginleşmesi Fisher kesin testiyle, antijen sıraları ise dağılımdan bağımsız bir permütasyon testiyle sınandı. Ayrım gücü ROC-AUC ve bootstrap güven aralıklarıyla, AUC farkları DeLong testiyle özetlendi; her patojende yalnız dört ila beş pozitif olduğundan AUC küçük-örneklem uyarısıyla ikincil olarak verildi. Konak epitop kümelerinin örtüşmesi Jaccard indeksiyle ölçüldü. Tüm testler `benchmark/stats.py`'de uygulanmıştır.</w:t>
+      </w:r>
+    </w:p>
+    <w:p>
+      <w:r>
+        <w:rPr>
+          <w:b/>
+          <w:i w:val="0"/>
+          <w:sz w:val="24"/>
+        </w:rPr>
+        <w:t>Hattın ölçek-güvenliği doğrulaması.</w:t>
+      </w:r>
+      <w:r>
+        <w:rPr>
+          <w:b w:val="0"/>
+          <w:i w:val="0"/>
+          <w:sz w:val="24"/>
+        </w:rPr>
+        <w:t xml:space="preserve"> Tam-proteom bakteri koşuları sırasında, VaxForge recall'ını yapay olarak düşüren iki ölçek kaynaklı kusur saptandı ve giderildi. Lokalizasyon adımı başlangıçta tüm proteinleri sabit bir zaman aşımı altında tek konteyner çağrısında işliyordu; en büyük proteomda bu çağrı boş dönüp yüzey antijenlerini yanlış atayan bir sezgisel yedeğe düşürüyordu. Adım artık en çok 800 proteinlik alt-yığınlarda koşuyor. Sınıf I adımı ise NetMHCpan'i tüm proteinlerin birleştirilmiş peptitleriyle tek çağrıda (tam-proteom ölçeğinde yaklaşık 1,37 milyon benzersiz 9-mer) çalıştırıyordu; bu neredeyse sıfır kapsamaya çöküyordu. Adım artık peptitleri 20.000'lik parçalar hâlinde çekirdeklerde paralel işliyor. Kontrol deneyleri toksisite ve alerjenite filtrelerinin suçsuz olduğunu doğruladı; düzeltmelerin ardından üç tür de yeniden koşuldu. Ayrıntı `MANUSCRIPT_METHODS.md`, bölüm B'dedir.</w:t>
+      </w:r>
+    </w:p>
+    <w:p>
+      <w:r>
+        <w:rPr>
+          <w:b/>
+          <w:i w:val="0"/>
+          <w:sz w:val="24"/>
+        </w:rPr>
+        <w:t>Veri ve kod erişilebilirliği.</w:t>
+      </w:r>
+      <w:r>
+        <w:rPr>
+          <w:b w:val="0"/>
+          <w:i w:val="0"/>
+          <w:sz w:val="24"/>
+        </w:rPr>
+        <w:t xml:space="preserve"> Benchmark betikleri, sonuçları ve figürleri `benchmark/` altındadır; hat yöntem atıfları `vaxforge/citations.py`'de, tüm eşikler `config/thresholds.yaml`'dedir.</w:t>
       </w:r>
     </w:p>
     <w:p>
@@ -3888,6 +4083,32 @@
           <w:i w:val="0"/>
           <w:sz w:val="24"/>
         </w:rPr>
+        <w:t xml:space="preserve">FAO/WHO. (2001). </w:t>
+      </w:r>
+      <w:r>
+        <w:rPr>
+          <w:b w:val="0"/>
+          <w:i/>
+          <w:sz w:val="24"/>
+        </w:rPr>
+        <w:t>Evaluation of allergenicity of genetically modified foods. Report of a Joint FAO/WHO Expert Consultation.</w:t>
+      </w:r>
+      <w:r>
+        <w:rPr>
+          <w:b w:val="0"/>
+          <w:i w:val="0"/>
+          <w:sz w:val="24"/>
+        </w:rPr>
+        <w:t xml:space="preserve"> https://www.fao.org/3/y0820e/y0820e00.htm</w:t>
+      </w:r>
+    </w:p>
+    <w:p>
+      <w:r>
+        <w:rPr>
+          <w:b w:val="0"/>
+          <w:i w:val="0"/>
+          <w:sz w:val="24"/>
+        </w:rPr>
         <w:t xml:space="preserve">Fooks, A. R., Cliquet, F., Finke, S., Freuling, C., Hemachudha, T., Mani, R. S., Müller, T., Nadin-Davis, S., Picard-Meyer, E., Wilde, H., &amp; Banyard, A. C. (2017). Rabies. </w:t>
       </w:r>
       <w:r>
@@ -4139,6 +4360,32 @@
           <w:sz w:val="24"/>
         </w:rPr>
         <w:t>(W1), W449–W454. https://doi.org/10.1093/nar/gkaa379</w:t>
+      </w:r>
+    </w:p>
+    <w:p>
+      <w:r>
+        <w:rPr>
+          <w:b w:val="0"/>
+          <w:i w:val="0"/>
+          <w:sz w:val="24"/>
+        </w:rPr>
+        <w:t xml:space="preserve">Sharma, N., Naorem, L. D., Jain, S., &amp; Raghava, G. P. S. (2022). ToxinPred2: an improved method for predicting toxicity of proteins. </w:t>
+      </w:r>
+      <w:r>
+        <w:rPr>
+          <w:b w:val="0"/>
+          <w:i/>
+          <w:sz w:val="24"/>
+        </w:rPr>
+        <w:t>Briefings in Bioinformatics, 23</w:t>
+      </w:r>
+      <w:r>
+        <w:rPr>
+          <w:b w:val="0"/>
+          <w:i w:val="0"/>
+          <w:sz w:val="24"/>
+        </w:rPr>
+        <w:t>(5), bbac174. https://doi.org/10.1093/bib/bbac174</w:t>
       </w:r>
     </w:p>
     <w:p>

--- a/benchmark/MANUSCRIPT_TR.docx
+++ b/benchmark/MANUSCRIPT_TR.docx
@@ -157,7 +157,7 @@
           <w:i w:val="0"/>
           <w:sz w:val="24"/>
         </w:rPr>
-        <w:t>VaxForge hattı.</w:t>
+        <w:t>Aday keşfi ve antijen hunisi.</w:t>
       </w:r>
       <w:r>
         <w:rPr>
@@ -165,17 +165,61 @@
           <w:i w:val="0"/>
           <w:sz w:val="24"/>
         </w:rPr>
-        <w:t xml:space="preserve"> VaxForge, tek bir eşik dosyasıyla yapılandırılan deterministik bir hattır; hiçbir kesim değeri kodda gömülü değildir ve her değer denetlenebilir (`config/thresholds.yaml`). Girdi türü (proteom, kodlayan diziler ya da genom) otomatik tanınır. Keşif adımı proteinleri DIAMOND blastp ile küratörlü virülans referanslarına (VFDB) hizalar (bakteride e-value en çok 1e-5, kimlik en az %30, kapsam en az %50); bu adım kapı görevi görmez, adaylık puanını besler, böylece virülans veritabanında bulunmayan gerçek bir yüzey antijeni elenmez. Antijen hunisi ardından birkaç sert filtre uygular: hücre-altı yerleşim (PSORTb 3.0, yedek DeepLoc 2.0; sitoplazmik proteinler elenir), transmembran topoloji (TMHMM-2.0; en çok bir heliks) ve zorunlu insan-homoloji elemesi (insan proteomuna karşı DIAMOND blastp; %35 üstü kimlik, otoimmün güvenlik için elenir). Bunların yanında sinyal peptidi (SignalP-5.0), antijenite (IApred), suşlar arası korunmuşluk ve adezin olasılığı puana katkı veren yumuşak terimlerdir. Geçen proteinler ağırlıklı bir adaylık puanıyla sıralanır.</w:t>
+        <w:t xml:space="preserve"> VaxForge deterministiktir ve her kesim değerini tek bir yapılandırma dosyasından okur; hiçbir eşik kodda gömülü değildir (`config/thresholds.yaml`). Girdi türü (proteom, kodlayan diziler ya da genom) otomatik tanındı. Proteinler, küratörlü virülans faktörü veritabanı VFDB'ye (Liu vd., 2022) DIAMOND blastp (Buchfink vd., 2021) ile hizalandı; eşikler e-value en çok 1 × 10⁻⁵, dizi kimliği en az %30 ve kapsam en az %50 olarak alındı. Bu kanıt adaylık puanına katkı verdi, kapı olarak kullanılmadı. Hücre-altı yerleşim PSORTb 3.0 (Yu vd., 2010), yedek olarak DeepLoc 2.0 (Thumuluri vd., 2022) ile tahmin edildi; hücre-dışı, dış-membran, hücre-duvarı ve periplazmik proteinler tutuldu, sitoplazmik olanlar elendi (sert filtre). Transmembran topoloji TMHMM-2.0 (Krogh vd., 2001) ile tahmin edildi; birden çok helikse sahip proteinler elendi (sert filtre). İnsan homolojisi, insan proteomuna karşı DIAMOND blastp ile değerlendirildi; %35'in üzerinde kimlik gösteren proteinler otoimmün güvenlik için çıkarıldı (sert filtre). Sinyal peptidi (SignalP-5.0; Almagro Armenteros vd., 2019, olasılık ≥ 0,5), antijenite (IApred; Miles vd., 2025), suşlar arası korunmuşluk (çok suş verildiğinde ≥ %80) ve adezin olasılığı (≥ 0,51) puana katkı veren yumuşak terimlerdi. Geçen proteinler ağırlıklı bir adaylık puanıyla sıralandı.</w:t>
       </w:r>
     </w:p>
     <w:p>
+      <w:r>
+        <w:rPr>
+          <w:b/>
+          <w:i w:val="0"/>
+          <w:sz w:val="24"/>
+        </w:rPr>
+        <w:t>Konak-özgü epitop tahmini.</w:t>
+      </w:r>
       <w:r>
         <w:rPr>
           <w:b w:val="0"/>
           <w:i w:val="0"/>
           <w:sz w:val="24"/>
         </w:rPr>
-        <w:t>İmmünolojik katman, seçilen konak için sınıf I ve sınıf II bağlanmayı (NetMHCpan-4.1 ve NetMHCIIpan; sınıf I peptit uzunlukları 8-11) güçlü ve zayıf bağlayıcı için varsayılan yüzdelik-sıra kesimleriyle tahmin eder; buna sınıf I immünojenite (Calis vd., 2013), proteozomal kesim ile TAP taşınımı (Larsen vd., 2005) ve lineer B-hücre epitopları (BepiPred-3.0) eşlik eder. Epitop güvenliği toksisite (ToxinPred2; Sharma vd., 2022) ve bilinen alerjenlere altı-kalıntılık birebir benzerliğe dayanan bir alerjenite kuralıyla (FAO/WHO, 2001) taranır; epitopun konak proteomuna kendi-mimikrisi yumuşak biçimde işaretlenir. Seçilen epitoplar için insan HLA allellerinde popülasyon kapsamı hesaplanır; sonra epitoplar AAY, GPGPG ve KK linkerleri ile bir adjuvan kullanılarak çok-epitoplu bir konstrukta birleştirilir ve in silico immünizasyon modülüyle değerlendirilir.</w:t>
+        <w:t xml:space="preserve"> Seçilen konak için sınıf I bağlanma, 8-11 kalıntılık peptitler için NetMHCpan-4.1 (Reynisson vd., 2020) ile tahmin edildi; güçlü ve zayıf bağlayıcılar sırasıyla ≤ %0,5 ve ≤ %2 yüzdelik-sırada tanımlandı. Antijen işleme, NetCTL-1.2'den allel-bağımsız proteozomal kesim ve TAP taşınımı olarak eklendi (Larsen vd., 2005); sınıf I immünojenite IEDB modelinden alındı (Calis vd., 2013). Sınıf II bağlanma, 9-kalıntılık çekirdekli 15-mer'ler için NetMHCIIpan (Reynisson vd., 2020) ile ≤ %2 ve ≤ %10 yüzdelik-sırada tahmin edildi; yardımcı epitoplar ayrıca insan ve farede interferon-γ indükleme açısından IFNepitope2 (skor ≥ 0,49; Dhall vd., 2024) ile tarandı. Lineer B-hücre epitopları BepiPred-3.0 (Clifford vd., 2022) ile tahmin edildi.</w:t>
+      </w:r>
+    </w:p>
+    <w:p>
+      <w:r>
+        <w:rPr>
+          <w:b/>
+          <w:i w:val="0"/>
+          <w:sz w:val="24"/>
+        </w:rPr>
+        <w:t>Epitop güvenliği ve popülasyon kapsamı.</w:t>
+      </w:r>
+      <w:r>
+        <w:rPr>
+          <w:b w:val="0"/>
+          <w:i w:val="0"/>
+          <w:sz w:val="24"/>
+        </w:rPr>
+        <w:t xml:space="preserve"> Tutulan epitopların, bilinen alerjenlere altı-kalıntılık birebir benzerlikle değerlendirilerek (FAO/WHO, 2001) alerjen olmaması ve makine-öğrenmesi skoru 0,6'nın üzerindeki peptitlerin çıkarıldığı ToxinPred2 ile değerlendirilerek (Sharma vd., 2022) toksik olmaması istendi; ikisi de sert filtredir. Epitopun konak proteomuna kendi-mimikrisi, birebir 9-kalıntılık eşleşme olarak tanımlanıp yumuşak biçimde işaretlendi. Seçilen epitop setinin insan HLA allellerindeki popülasyon kapsamı IEDB popülasyon-kapsamı aracıyla (Bui vd., 2006) hesaplandı; hedef en az %90 olarak alındı.</w:t>
+      </w:r>
+    </w:p>
+    <w:p>
+      <w:r>
+        <w:rPr>
+          <w:b/>
+          <w:i w:val="0"/>
+          <w:sz w:val="24"/>
+        </w:rPr>
+        <w:t>Çok-epitoplu konstrukt ve in silico immünizasyon.</w:t>
+      </w:r>
+      <w:r>
+        <w:rPr>
+          <w:b w:val="0"/>
+          <w:i w:val="0"/>
+          <w:sz w:val="24"/>
+        </w:rPr>
+        <w:t xml:space="preserve"> Tutulan epitoplar tek bir konstruktta birleştirildi: sitotoksik epitoplar arasında AAY ve B-hücre epitopları çevresinde KK linkerleri (Schubert &amp; Kohlbacher, 2016), yardımcı epitoplar arasında GPGPG linkerleri (Livingston vd., 2002) ve N-ucunda β-defensin adjuvanı (Biragyn vd., 2002) kullanıldı. Konstruktun fizikokimyasal özellikleri ProtParam (Gasteiger vd., 2005) ile hesaplandı; konstrukt, antikor ve izotip yanıtını zaman içinde benzeten in silico immünizasyon modülüne verildi.</w:t>
       </w:r>
     </w:p>
     <w:p>
@@ -3953,6 +3997,32 @@
           <w:i w:val="0"/>
           <w:sz w:val="24"/>
         </w:rPr>
+        <w:t xml:space="preserve">Biragyn, A., Ruffini, P. A., Leifer, C. A., Klyushnenkova, E., Shakhov, A., Chertov, O., Coscia, M., Boyd, L. F., Xu, Y., &amp; Kwak, L. W. (2002). Toll-like receptor 4-dependent activation of dendritic cells by β-defensin 2. </w:t>
+      </w:r>
+      <w:r>
+        <w:rPr>
+          <w:b w:val="0"/>
+          <w:i/>
+          <w:sz w:val="24"/>
+        </w:rPr>
+        <w:t>Science, 298</w:t>
+      </w:r>
+      <w:r>
+        <w:rPr>
+          <w:b w:val="0"/>
+          <w:i w:val="0"/>
+          <w:sz w:val="24"/>
+        </w:rPr>
+        <w:t>(5595), 1025–1029. https://doi.org/10.1126/science.1075565</w:t>
+      </w:r>
+    </w:p>
+    <w:p>
+      <w:r>
+        <w:rPr>
+          <w:b w:val="0"/>
+          <w:i w:val="0"/>
+          <w:sz w:val="24"/>
+        </w:rPr>
         <w:t xml:space="preserve">Buchfink, B., Reuter, K., &amp; Drost, H. G. (2021). Sensitive protein alignments at tree-of-life scale using DIAMOND. </w:t>
       </w:r>
       <w:r>
@@ -3970,6 +4040,32 @@
           <w:sz w:val="24"/>
         </w:rPr>
         <w:t>, 366–368. https://doi.org/10.1038/s41592-021-01101-x</w:t>
+      </w:r>
+    </w:p>
+    <w:p>
+      <w:r>
+        <w:rPr>
+          <w:b w:val="0"/>
+          <w:i w:val="0"/>
+          <w:sz w:val="24"/>
+        </w:rPr>
+        <w:t xml:space="preserve">Bui, H. H., Sidney, J., Dinh, K., Southwood, S., Newman, M. J., &amp; Sette, A. (2006). Predicting population coverage of T-cell epitope-based diagnostics and vaccines. </w:t>
+      </w:r>
+      <w:r>
+        <w:rPr>
+          <w:b w:val="0"/>
+          <w:i/>
+          <w:sz w:val="24"/>
+        </w:rPr>
+        <w:t>BMC Bioinformatics, 7</w:t>
+      </w:r>
+      <w:r>
+        <w:rPr>
+          <w:b w:val="0"/>
+          <w:i w:val="0"/>
+          <w:sz w:val="24"/>
+        </w:rPr>
+        <w:t>, 153. https://doi.org/10.1186/1471-2105-7-153</w:t>
       </w:r>
     </w:p>
     <w:p>
@@ -4083,6 +4179,32 @@
           <w:i w:val="0"/>
           <w:sz w:val="24"/>
         </w:rPr>
+        <w:t xml:space="preserve">Dhall, A., Patyal, S., &amp; Raghava, G. P. S. (2024). A hybrid method for discovering interferon-gamma inducing peptides in human and mouse. </w:t>
+      </w:r>
+      <w:r>
+        <w:rPr>
+          <w:b w:val="0"/>
+          <w:i/>
+          <w:sz w:val="24"/>
+        </w:rPr>
+        <w:t>Scientific Reports, 14</w:t>
+      </w:r>
+      <w:r>
+        <w:rPr>
+          <w:b w:val="0"/>
+          <w:i w:val="0"/>
+          <w:sz w:val="24"/>
+        </w:rPr>
+        <w:t>(1), 26859. https://doi.org/10.1038/s41598-024-77957-8</w:t>
+      </w:r>
+    </w:p>
+    <w:p>
+      <w:r>
+        <w:rPr>
+          <w:b w:val="0"/>
+          <w:i w:val="0"/>
+          <w:sz w:val="24"/>
+        </w:rPr>
         <w:t xml:space="preserve">FAO/WHO. (2001). </w:t>
       </w:r>
       <w:r>
@@ -4126,6 +4248,32 @@
           <w:sz w:val="24"/>
         </w:rPr>
         <w:t>, 17091. https://doi.org/10.1038/nrdp.2017.91</w:t>
+      </w:r>
+    </w:p>
+    <w:p>
+      <w:r>
+        <w:rPr>
+          <w:b w:val="0"/>
+          <w:i w:val="0"/>
+          <w:sz w:val="24"/>
+        </w:rPr>
+        <w:t xml:space="preserve">Gasteiger, E., Hoogland, C., Gattiker, A., Duvaud, S., Wilkins, M. R., Appel, R. D., &amp; Bairoch, A. (2005). Protein identification and analysis tools on the ExPASy server. In J. M. Walker (Ed.), </w:t>
+      </w:r>
+      <w:r>
+        <w:rPr>
+          <w:b w:val="0"/>
+          <w:i/>
+          <w:sz w:val="24"/>
+        </w:rPr>
+        <w:t>The Proteomics Protocols Handbook</w:t>
+      </w:r>
+      <w:r>
+        <w:rPr>
+          <w:b w:val="0"/>
+          <w:i w:val="0"/>
+          <w:sz w:val="24"/>
+        </w:rPr>
+        <w:t xml:space="preserve"> (pp. 571–607). Humana Press. https://doi.org/10.1385/1-59259-890-0:571</w:t>
       </w:r>
     </w:p>
     <w:p>
@@ -4265,6 +4413,32 @@
           <w:i w:val="0"/>
           <w:sz w:val="24"/>
         </w:rPr>
+        <w:t xml:space="preserve">Livingston, B., Crimi, C., Newman, M., Higashimoto, Y., Appella, E., Sidney, J., &amp; Sette, A. (2002). A rational strategy to design multiepitope immunogens based on multiple Th lymphocyte epitopes. </w:t>
+      </w:r>
+      <w:r>
+        <w:rPr>
+          <w:b w:val="0"/>
+          <w:i/>
+          <w:sz w:val="24"/>
+        </w:rPr>
+        <w:t>Journal of Immunology, 168</w:t>
+      </w:r>
+      <w:r>
+        <w:rPr>
+          <w:b w:val="0"/>
+          <w:i w:val="0"/>
+          <w:sz w:val="24"/>
+        </w:rPr>
+        <w:t>(11), 5499–5506. https://doi.org/10.4049/jimmunol.168.11.5499</w:t>
+      </w:r>
+    </w:p>
+    <w:p>
+      <w:r>
+        <w:rPr>
+          <w:b w:val="0"/>
+          <w:i w:val="0"/>
+          <w:sz w:val="24"/>
+        </w:rPr>
         <w:t xml:space="preserve">Miles, S., Menafra, G., Iriarte, A., &amp; Chabalgoity, J. A. (2025). IApred: A versatile open-source tool for predicting protein antigenicity across diverse pathogens. </w:t>
       </w:r>
       <w:r>
@@ -4360,6 +4534,32 @@
           <w:sz w:val="24"/>
         </w:rPr>
         <w:t>(W1), W449–W454. https://doi.org/10.1093/nar/gkaa379</w:t>
+      </w:r>
+    </w:p>
+    <w:p>
+      <w:r>
+        <w:rPr>
+          <w:b w:val="0"/>
+          <w:i w:val="0"/>
+          <w:sz w:val="24"/>
+        </w:rPr>
+        <w:t xml:space="preserve">Schubert, B., &amp; Kohlbacher, O. (2016). Designing string-of-beads vaccines with optimal spacers. </w:t>
+      </w:r>
+      <w:r>
+        <w:rPr>
+          <w:b w:val="0"/>
+          <w:i/>
+          <w:sz w:val="24"/>
+        </w:rPr>
+        <w:t>Genome Medicine, 8</w:t>
+      </w:r>
+      <w:r>
+        <w:rPr>
+          <w:b w:val="0"/>
+          <w:i w:val="0"/>
+          <w:sz w:val="24"/>
+        </w:rPr>
+        <w:t>, 9. https://doi.org/10.1186/s13073-016-0263-6</w:t>
       </w:r>
     </w:p>
     <w:p>

--- a/benchmark/MANUSCRIPT_TR.docx
+++ b/benchmark/MANUSCRIPT_TR.docx
@@ -301,7 +301,55 @@
           <w:i w:val="0"/>
           <w:sz w:val="24"/>
         </w:rPr>
-        <w:t xml:space="preserve"> Typhimurium LT2 (UP000001014, 4.533); her biri, kanıtı ve DOI'leri `PROTECTIVE_ANTIGENS.md`'de listelenen beşer koruyucu ya da aday antijenle. Virüs kolunda kuduz virüsü (NC_001542; glikoprotein G, NP_056796), veziküler stomatit virüsü ve ensefalomiyokardit virüsü kullanıldı. Tüm aksesyonlar NCBI ve UniProt'a karşı doğrulandı (`PATHOGEN_ACCESSIONS.md`). Meningokokta, tam-proteom VaxForge koşuları CPU-yalnız donanımda pratik olmadığından proteomun sabit-seed alt örneklemi (64 ve 204 protein; dört koruyucu antijen artı arka plan) kullanıldı ve aynı alt örneklem her araca verildi.</w:t>
+        <w:t xml:space="preserve"> Typhimurium LT2 (UP000001014, 4.533); her biri, kanıtı ve DOI'leri `PROTECTIVE_ANTIGENS.md`'de listelenen beşer koruyucu ya da aday antijenle. Virüs kolunda kuduz virüsü (tür </w:t>
+      </w:r>
+      <w:r>
+        <w:rPr>
+          <w:b w:val="0"/>
+          <w:i/>
+          <w:sz w:val="24"/>
+        </w:rPr>
+        <w:t>Lyssavirus rabies</w:t>
+      </w:r>
+      <w:r>
+        <w:rPr>
+          <w:b w:val="0"/>
+          <w:i w:val="0"/>
+          <w:sz w:val="24"/>
+        </w:rPr>
+        <w:t>; NC_001542; glikoprotein G, NP_056796), veziküler stomatit Indiana virüsü (</w:t>
+      </w:r>
+      <w:r>
+        <w:rPr>
+          <w:b w:val="0"/>
+          <w:i/>
+          <w:sz w:val="24"/>
+        </w:rPr>
+        <w:t>Vesiculovirus indiana</w:t>
+      </w:r>
+      <w:r>
+        <w:rPr>
+          <w:b w:val="0"/>
+          <w:i w:val="0"/>
+          <w:sz w:val="24"/>
+        </w:rPr>
+        <w:t>) ve ensefalomiyokardit virüsü (</w:t>
+      </w:r>
+      <w:r>
+        <w:rPr>
+          <w:b w:val="0"/>
+          <w:i/>
+          <w:sz w:val="24"/>
+        </w:rPr>
+        <w:t>Cardiovirus A</w:t>
+      </w:r>
+      <w:r>
+        <w:rPr>
+          <w:b w:val="0"/>
+          <w:i w:val="0"/>
+          <w:sz w:val="24"/>
+        </w:rPr>
+        <w:t>) kullanıldı. Tüm aksesyonlar NCBI ve UniProt'a karşı doğrulandı (`PATHOGEN_ACCESSIONS.md`). Meningokokta, tam-proteom VaxForge koşuları CPU-yalnız donanımda pratik olmadığından proteomun sabit-seed alt örneklemi (64 ve 204 protein; dört koruyucu antijen artı arka plan) kullanıldı ve aynı alt örneklem her araca verildi.</w:t>
       </w:r>
     </w:p>
     <w:p>
@@ -311,7 +359,7 @@
           <w:i w:val="0"/>
           <w:sz w:val="24"/>
         </w:rPr>
-        <w:t>Karşılaştırma araçları.</w:t>
+        <w:t>Karşılaştırma araçları ve rolleri.</w:t>
       </w:r>
       <w:r>
         <w:rPr>
@@ -319,9 +367,861 @@
           <w:i w:val="0"/>
           <w:sz w:val="24"/>
         </w:rPr>
-        <w:t xml:space="preserve"> NERVE 2.0 ve Vaxign-ML yerelde konteynerlerde kuruldu ve özdeş girdi üzerinde, eşik ayarı yapılmadan, varsayılan parametrelerle koşuldu. Ground-truth antijenlerdeki recall ve antijen sıraları her aracın kendi çıktısından okundu.</w:t>
+        <w:t xml:space="preserve"> VaxForge, bakteriyel antijen tahmininde güncel, yerel kurulabilir ve en yaygın kullanılan iki ters aşı bilişimi aracıyla karşılaştırıldı; böylece karşılaştırma bir kullanıcının gerçekte koşacağı araçları yansıtır (Tablo 1). Vaxign-ML (Ong vd., 2020), bir protein proteomunu girdi alıp her protein için bir korujenite (protegenicity) olasılığı döndüren, adayları sıralayan ama epitop, konak bilgisi ya da konstrukt üretmeyen denetimli bir makine-öğrenmesi sınıflandırıcısıdır. NERVE 2.0 (Conte vd., 2024), bir bakteriyel proteomu ve Gram etiketini alıp bir dizi sert seçim filtresinden sonra aday protein kısa listesi döndüren uçtan uca bir bakteriyel ters aşı bilişimi ortamıdır. VaxForge ise bakteri ya da virüs için proteom, kodlayan diziler veya genom alır ve sıralı antijenlerle birlikte konak-özgü epitoplar, çok-epitoplu bir konstrukt ve in silico immünizasyon çıktısı döndürür. İki karşılaştırma aracı da yerelde konteynerlerde kuruldu ve özdeş girdi üzerinde, eşik ayarı yapılmadan, varsayılan parametrelerle koşuldu; ground-truth antijenlerdeki recall ve antijen sıraları her aracın kendi çıktısından okundu.</w:t>
       </w:r>
     </w:p>
+    <w:p>
+      <w:r>
+        <w:rPr>
+          <w:b/>
+          <w:i w:val="0"/>
+          <w:sz w:val="24"/>
+        </w:rPr>
+        <w:t>Tablo 1.</w:t>
+      </w:r>
+      <w:r>
+        <w:rPr>
+          <w:b w:val="0"/>
+          <w:i w:val="0"/>
+          <w:sz w:val="24"/>
+        </w:rPr>
+        <w:t xml:space="preserve"> Karşılaştırılan üç aracın girdileri, çıktıları ve yetenekleri (✓ var, ✗ yok).</w:t>
+      </w:r>
+    </w:p>
+    <w:tbl>
+      <w:tblPr>
+        <w:tblStyle w:val="LightGrid-Accent1"/>
+        <w:tblW w:type="auto" w:w="0"/>
+        <w:tblLook w:firstColumn="1" w:firstRow="1" w:lastColumn="0" w:lastRow="0" w:noHBand="0" w:noVBand="1" w:val="04A0"/>
+      </w:tblPr>
+      <w:tblGrid>
+        <w:gridCol w:w="2160"/>
+        <w:gridCol w:w="2160"/>
+        <w:gridCol w:w="2160"/>
+        <w:gridCol w:w="2160"/>
+      </w:tblGrid>
+      <w:tr>
+        <w:tc>
+          <w:tcPr>
+            <w:tcW w:type="dxa" w:w="2160"/>
+          </w:tcPr>
+          <w:p>
+            <w:pPr>
+              <w:spacing w:line="240" w:lineRule="auto"/>
+              <w:jc w:val="left"/>
+            </w:pPr>
+            <w:r/>
+            <w:r>
+              <w:rPr>
+                <w:b/>
+                <w:i w:val="0"/>
+                <w:sz w:val="22"/>
+              </w:rPr>
+              <w:t>Yetenek</w:t>
+            </w:r>
+          </w:p>
+        </w:tc>
+        <w:tc>
+          <w:tcPr>
+            <w:tcW w:type="dxa" w:w="2160"/>
+          </w:tcPr>
+          <w:p>
+            <w:pPr>
+              <w:spacing w:line="240" w:lineRule="auto"/>
+              <w:jc w:val="left"/>
+            </w:pPr>
+            <w:r/>
+            <w:r>
+              <w:rPr>
+                <w:b/>
+                <w:i w:val="0"/>
+                <w:sz w:val="22"/>
+              </w:rPr>
+              <w:t>VaxForge</w:t>
+            </w:r>
+          </w:p>
+        </w:tc>
+        <w:tc>
+          <w:tcPr>
+            <w:tcW w:type="dxa" w:w="2160"/>
+          </w:tcPr>
+          <w:p>
+            <w:pPr>
+              <w:spacing w:line="240" w:lineRule="auto"/>
+              <w:jc w:val="left"/>
+            </w:pPr>
+            <w:r/>
+            <w:r>
+              <w:rPr>
+                <w:b/>
+                <w:i w:val="0"/>
+                <w:sz w:val="22"/>
+              </w:rPr>
+              <w:t>NERVE 2.0</w:t>
+            </w:r>
+          </w:p>
+        </w:tc>
+        <w:tc>
+          <w:tcPr>
+            <w:tcW w:type="dxa" w:w="2160"/>
+          </w:tcPr>
+          <w:p>
+            <w:pPr>
+              <w:spacing w:line="240" w:lineRule="auto"/>
+              <w:jc w:val="left"/>
+            </w:pPr>
+            <w:r/>
+            <w:r>
+              <w:rPr>
+                <w:b/>
+                <w:i w:val="0"/>
+                <w:sz w:val="22"/>
+              </w:rPr>
+              <w:t>Vaxign-ML</w:t>
+            </w:r>
+          </w:p>
+        </w:tc>
+      </w:tr>
+      <w:tr>
+        <w:tc>
+          <w:tcPr>
+            <w:tcW w:type="dxa" w:w="2160"/>
+          </w:tcPr>
+          <w:p>
+            <w:pPr>
+              <w:spacing w:line="240" w:lineRule="auto"/>
+              <w:jc w:val="left"/>
+            </w:pPr>
+            <w:r/>
+            <w:r>
+              <w:rPr>
+                <w:b w:val="0"/>
+                <w:i w:val="0"/>
+                <w:sz w:val="22"/>
+              </w:rPr>
+              <w:t>Girdi</w:t>
+            </w:r>
+          </w:p>
+        </w:tc>
+        <w:tc>
+          <w:tcPr>
+            <w:tcW w:type="dxa" w:w="2160"/>
+          </w:tcPr>
+          <w:p>
+            <w:pPr>
+              <w:spacing w:line="240" w:lineRule="auto"/>
+              <w:jc w:val="left"/>
+            </w:pPr>
+            <w:r/>
+            <w:r>
+              <w:rPr>
+                <w:b w:val="0"/>
+                <w:i w:val="0"/>
+                <w:sz w:val="22"/>
+              </w:rPr>
+              <w:t>proteom, CDS veya genom</w:t>
+            </w:r>
+          </w:p>
+        </w:tc>
+        <w:tc>
+          <w:tcPr>
+            <w:tcW w:type="dxa" w:w="2160"/>
+          </w:tcPr>
+          <w:p>
+            <w:pPr>
+              <w:spacing w:line="240" w:lineRule="auto"/>
+              <w:jc w:val="left"/>
+            </w:pPr>
+            <w:r/>
+            <w:r>
+              <w:rPr>
+                <w:b w:val="0"/>
+                <w:i w:val="0"/>
+                <w:sz w:val="22"/>
+              </w:rPr>
+              <w:t>bakteriyel proteom + Gram</w:t>
+            </w:r>
+          </w:p>
+        </w:tc>
+        <w:tc>
+          <w:tcPr>
+            <w:tcW w:type="dxa" w:w="2160"/>
+          </w:tcPr>
+          <w:p>
+            <w:pPr>
+              <w:spacing w:line="240" w:lineRule="auto"/>
+              <w:jc w:val="left"/>
+            </w:pPr>
+            <w:r/>
+            <w:r>
+              <w:rPr>
+                <w:b w:val="0"/>
+                <w:i w:val="0"/>
+                <w:sz w:val="22"/>
+              </w:rPr>
+              <w:t>protein proteomu</w:t>
+            </w:r>
+          </w:p>
+        </w:tc>
+      </w:tr>
+      <w:tr>
+        <w:tc>
+          <w:tcPr>
+            <w:tcW w:type="dxa" w:w="2160"/>
+          </w:tcPr>
+          <w:p>
+            <w:pPr>
+              <w:spacing w:line="240" w:lineRule="auto"/>
+              <w:jc w:val="left"/>
+            </w:pPr>
+            <w:r/>
+            <w:r>
+              <w:rPr>
+                <w:b w:val="0"/>
+                <w:i w:val="0"/>
+                <w:sz w:val="22"/>
+              </w:rPr>
+              <w:t>Virüslere uygulanabilir</w:t>
+            </w:r>
+          </w:p>
+        </w:tc>
+        <w:tc>
+          <w:tcPr>
+            <w:tcW w:type="dxa" w:w="2160"/>
+          </w:tcPr>
+          <w:p>
+            <w:pPr>
+              <w:spacing w:line="240" w:lineRule="auto"/>
+              <w:jc w:val="left"/>
+            </w:pPr>
+            <w:r/>
+            <w:r>
+              <w:rPr>
+                <w:b w:val="0"/>
+                <w:i w:val="0"/>
+                <w:sz w:val="22"/>
+              </w:rPr>
+              <w:t>✓</w:t>
+            </w:r>
+          </w:p>
+        </w:tc>
+        <w:tc>
+          <w:tcPr>
+            <w:tcW w:type="dxa" w:w="2160"/>
+          </w:tcPr>
+          <w:p>
+            <w:pPr>
+              <w:spacing w:line="240" w:lineRule="auto"/>
+              <w:jc w:val="left"/>
+            </w:pPr>
+            <w:r/>
+            <w:r>
+              <w:rPr>
+                <w:b w:val="0"/>
+                <w:i w:val="0"/>
+                <w:sz w:val="22"/>
+              </w:rPr>
+              <w:t>✗</w:t>
+            </w:r>
+          </w:p>
+        </w:tc>
+        <w:tc>
+          <w:tcPr>
+            <w:tcW w:type="dxa" w:w="2160"/>
+          </w:tcPr>
+          <w:p>
+            <w:pPr>
+              <w:spacing w:line="240" w:lineRule="auto"/>
+              <w:jc w:val="left"/>
+            </w:pPr>
+            <w:r/>
+            <w:r>
+              <w:rPr>
+                <w:b w:val="0"/>
+                <w:i w:val="0"/>
+                <w:sz w:val="22"/>
+              </w:rPr>
+              <w:t>sınırlı</w:t>
+            </w:r>
+          </w:p>
+        </w:tc>
+      </w:tr>
+      <w:tr>
+        <w:tc>
+          <w:tcPr>
+            <w:tcW w:type="dxa" w:w="2160"/>
+          </w:tcPr>
+          <w:p>
+            <w:pPr>
+              <w:spacing w:line="240" w:lineRule="auto"/>
+              <w:jc w:val="left"/>
+            </w:pPr>
+            <w:r/>
+            <w:r>
+              <w:rPr>
+                <w:b w:val="0"/>
+                <w:i w:val="0"/>
+                <w:sz w:val="22"/>
+              </w:rPr>
+              <w:t>Antijen sıralama</w:t>
+            </w:r>
+          </w:p>
+        </w:tc>
+        <w:tc>
+          <w:tcPr>
+            <w:tcW w:type="dxa" w:w="2160"/>
+          </w:tcPr>
+          <w:p>
+            <w:pPr>
+              <w:spacing w:line="240" w:lineRule="auto"/>
+              <w:jc w:val="left"/>
+            </w:pPr>
+            <w:r/>
+            <w:r>
+              <w:rPr>
+                <w:b w:val="0"/>
+                <w:i w:val="0"/>
+                <w:sz w:val="22"/>
+              </w:rPr>
+              <w:t>✓</w:t>
+            </w:r>
+          </w:p>
+        </w:tc>
+        <w:tc>
+          <w:tcPr>
+            <w:tcW w:type="dxa" w:w="2160"/>
+          </w:tcPr>
+          <w:p>
+            <w:pPr>
+              <w:spacing w:line="240" w:lineRule="auto"/>
+              <w:jc w:val="left"/>
+            </w:pPr>
+            <w:r/>
+            <w:r>
+              <w:rPr>
+                <w:b w:val="0"/>
+                <w:i w:val="0"/>
+                <w:sz w:val="22"/>
+              </w:rPr>
+              <w:t>✓</w:t>
+            </w:r>
+          </w:p>
+        </w:tc>
+        <w:tc>
+          <w:tcPr>
+            <w:tcW w:type="dxa" w:w="2160"/>
+          </w:tcPr>
+          <w:p>
+            <w:pPr>
+              <w:spacing w:line="240" w:lineRule="auto"/>
+              <w:jc w:val="left"/>
+            </w:pPr>
+            <w:r/>
+            <w:r>
+              <w:rPr>
+                <w:b w:val="0"/>
+                <w:i w:val="0"/>
+                <w:sz w:val="22"/>
+              </w:rPr>
+              <w:t>✓</w:t>
+            </w:r>
+          </w:p>
+        </w:tc>
+      </w:tr>
+      <w:tr>
+        <w:tc>
+          <w:tcPr>
+            <w:tcW w:type="dxa" w:w="2160"/>
+          </w:tcPr>
+          <w:p>
+            <w:pPr>
+              <w:spacing w:line="240" w:lineRule="auto"/>
+              <w:jc w:val="left"/>
+            </w:pPr>
+            <w:r/>
+            <w:r>
+              <w:rPr>
+                <w:b w:val="0"/>
+                <w:i w:val="0"/>
+                <w:sz w:val="22"/>
+              </w:rPr>
+              <w:t>Virülans-veritabanı-negatif antijenleri korur</w:t>
+            </w:r>
+          </w:p>
+        </w:tc>
+        <w:tc>
+          <w:tcPr>
+            <w:tcW w:type="dxa" w:w="2160"/>
+          </w:tcPr>
+          <w:p>
+            <w:pPr>
+              <w:spacing w:line="240" w:lineRule="auto"/>
+              <w:jc w:val="left"/>
+            </w:pPr>
+            <w:r/>
+            <w:r>
+              <w:rPr>
+                <w:b w:val="0"/>
+                <w:i w:val="0"/>
+                <w:sz w:val="22"/>
+              </w:rPr>
+              <w:t>✓</w:t>
+            </w:r>
+          </w:p>
+        </w:tc>
+        <w:tc>
+          <w:tcPr>
+            <w:tcW w:type="dxa" w:w="2160"/>
+          </w:tcPr>
+          <w:p>
+            <w:pPr>
+              <w:spacing w:line="240" w:lineRule="auto"/>
+              <w:jc w:val="left"/>
+            </w:pPr>
+            <w:r/>
+            <w:r>
+              <w:rPr>
+                <w:b w:val="0"/>
+                <w:i w:val="0"/>
+                <w:sz w:val="22"/>
+              </w:rPr>
+              <w:t>✗</w:t>
+            </w:r>
+          </w:p>
+        </w:tc>
+        <w:tc>
+          <w:tcPr>
+            <w:tcW w:type="dxa" w:w="2160"/>
+          </w:tcPr>
+          <w:p>
+            <w:pPr>
+              <w:spacing w:line="240" w:lineRule="auto"/>
+              <w:jc w:val="left"/>
+            </w:pPr>
+            <w:r/>
+            <w:r>
+              <w:rPr>
+                <w:b w:val="0"/>
+                <w:i w:val="0"/>
+                <w:sz w:val="22"/>
+              </w:rPr>
+              <w:t>✓</w:t>
+            </w:r>
+          </w:p>
+        </w:tc>
+      </w:tr>
+      <w:tr>
+        <w:tc>
+          <w:tcPr>
+            <w:tcW w:type="dxa" w:w="2160"/>
+          </w:tcPr>
+          <w:p>
+            <w:pPr>
+              <w:spacing w:line="240" w:lineRule="auto"/>
+              <w:jc w:val="left"/>
+            </w:pPr>
+            <w:r/>
+            <w:r>
+              <w:rPr>
+                <w:b w:val="0"/>
+                <w:i w:val="0"/>
+                <w:sz w:val="22"/>
+              </w:rPr>
+              <w:t>Konak-özgü MHC epitopları</w:t>
+            </w:r>
+          </w:p>
+        </w:tc>
+        <w:tc>
+          <w:tcPr>
+            <w:tcW w:type="dxa" w:w="2160"/>
+          </w:tcPr>
+          <w:p>
+            <w:pPr>
+              <w:spacing w:line="240" w:lineRule="auto"/>
+              <w:jc w:val="left"/>
+            </w:pPr>
+            <w:r/>
+            <w:r>
+              <w:rPr>
+                <w:b w:val="0"/>
+                <w:i w:val="0"/>
+                <w:sz w:val="22"/>
+              </w:rPr>
+              <w:t>✓</w:t>
+            </w:r>
+          </w:p>
+        </w:tc>
+        <w:tc>
+          <w:tcPr>
+            <w:tcW w:type="dxa" w:w="2160"/>
+          </w:tcPr>
+          <w:p>
+            <w:pPr>
+              <w:spacing w:line="240" w:lineRule="auto"/>
+              <w:jc w:val="left"/>
+            </w:pPr>
+            <w:r/>
+            <w:r>
+              <w:rPr>
+                <w:b w:val="0"/>
+                <w:i w:val="0"/>
+                <w:sz w:val="22"/>
+              </w:rPr>
+              <w:t>✗</w:t>
+            </w:r>
+          </w:p>
+        </w:tc>
+        <w:tc>
+          <w:tcPr>
+            <w:tcW w:type="dxa" w:w="2160"/>
+          </w:tcPr>
+          <w:p>
+            <w:pPr>
+              <w:spacing w:line="240" w:lineRule="auto"/>
+              <w:jc w:val="left"/>
+            </w:pPr>
+            <w:r/>
+            <w:r>
+              <w:rPr>
+                <w:b w:val="0"/>
+                <w:i w:val="0"/>
+                <w:sz w:val="22"/>
+              </w:rPr>
+              <w:t>✗</w:t>
+            </w:r>
+          </w:p>
+        </w:tc>
+      </w:tr>
+      <w:tr>
+        <w:tc>
+          <w:tcPr>
+            <w:tcW w:type="dxa" w:w="2160"/>
+          </w:tcPr>
+          <w:p>
+            <w:pPr>
+              <w:spacing w:line="240" w:lineRule="auto"/>
+              <w:jc w:val="left"/>
+            </w:pPr>
+            <w:r/>
+            <w:r>
+              <w:rPr>
+                <w:b w:val="0"/>
+                <w:i w:val="0"/>
+                <w:sz w:val="22"/>
+              </w:rPr>
+              <w:t>B- ve T-hücre epitop çıktısı</w:t>
+            </w:r>
+          </w:p>
+        </w:tc>
+        <w:tc>
+          <w:tcPr>
+            <w:tcW w:type="dxa" w:w="2160"/>
+          </w:tcPr>
+          <w:p>
+            <w:pPr>
+              <w:spacing w:line="240" w:lineRule="auto"/>
+              <w:jc w:val="left"/>
+            </w:pPr>
+            <w:r/>
+            <w:r>
+              <w:rPr>
+                <w:b w:val="0"/>
+                <w:i w:val="0"/>
+                <w:sz w:val="22"/>
+              </w:rPr>
+              <w:t>✓</w:t>
+            </w:r>
+          </w:p>
+        </w:tc>
+        <w:tc>
+          <w:tcPr>
+            <w:tcW w:type="dxa" w:w="2160"/>
+          </w:tcPr>
+          <w:p>
+            <w:pPr>
+              <w:spacing w:line="240" w:lineRule="auto"/>
+              <w:jc w:val="left"/>
+            </w:pPr>
+            <w:r/>
+            <w:r>
+              <w:rPr>
+                <w:b w:val="0"/>
+                <w:i w:val="0"/>
+                <w:sz w:val="22"/>
+              </w:rPr>
+              <w:t>✗</w:t>
+            </w:r>
+          </w:p>
+        </w:tc>
+        <w:tc>
+          <w:tcPr>
+            <w:tcW w:type="dxa" w:w="2160"/>
+          </w:tcPr>
+          <w:p>
+            <w:pPr>
+              <w:spacing w:line="240" w:lineRule="auto"/>
+              <w:jc w:val="left"/>
+            </w:pPr>
+            <w:r/>
+            <w:r>
+              <w:rPr>
+                <w:b w:val="0"/>
+                <w:i w:val="0"/>
+                <w:sz w:val="22"/>
+              </w:rPr>
+              <w:t>✗</w:t>
+            </w:r>
+          </w:p>
+        </w:tc>
+      </w:tr>
+      <w:tr>
+        <w:tc>
+          <w:tcPr>
+            <w:tcW w:type="dxa" w:w="2160"/>
+          </w:tcPr>
+          <w:p>
+            <w:pPr>
+              <w:spacing w:line="240" w:lineRule="auto"/>
+              <w:jc w:val="left"/>
+            </w:pPr>
+            <w:r/>
+            <w:r>
+              <w:rPr>
+                <w:b w:val="0"/>
+                <w:i w:val="0"/>
+                <w:sz w:val="22"/>
+              </w:rPr>
+              <w:t>Çok-epitoplu konstrukt</w:t>
+            </w:r>
+          </w:p>
+        </w:tc>
+        <w:tc>
+          <w:tcPr>
+            <w:tcW w:type="dxa" w:w="2160"/>
+          </w:tcPr>
+          <w:p>
+            <w:pPr>
+              <w:spacing w:line="240" w:lineRule="auto"/>
+              <w:jc w:val="left"/>
+            </w:pPr>
+            <w:r/>
+            <w:r>
+              <w:rPr>
+                <w:b w:val="0"/>
+                <w:i w:val="0"/>
+                <w:sz w:val="22"/>
+              </w:rPr>
+              <w:t>✓</w:t>
+            </w:r>
+          </w:p>
+        </w:tc>
+        <w:tc>
+          <w:tcPr>
+            <w:tcW w:type="dxa" w:w="2160"/>
+          </w:tcPr>
+          <w:p>
+            <w:pPr>
+              <w:spacing w:line="240" w:lineRule="auto"/>
+              <w:jc w:val="left"/>
+            </w:pPr>
+            <w:r/>
+            <w:r>
+              <w:rPr>
+                <w:b w:val="0"/>
+                <w:i w:val="0"/>
+                <w:sz w:val="22"/>
+              </w:rPr>
+              <w:t>✗</w:t>
+            </w:r>
+          </w:p>
+        </w:tc>
+        <w:tc>
+          <w:tcPr>
+            <w:tcW w:type="dxa" w:w="2160"/>
+          </w:tcPr>
+          <w:p>
+            <w:pPr>
+              <w:spacing w:line="240" w:lineRule="auto"/>
+              <w:jc w:val="left"/>
+            </w:pPr>
+            <w:r/>
+            <w:r>
+              <w:rPr>
+                <w:b w:val="0"/>
+                <w:i w:val="0"/>
+                <w:sz w:val="22"/>
+              </w:rPr>
+              <w:t>✗</w:t>
+            </w:r>
+          </w:p>
+        </w:tc>
+      </w:tr>
+      <w:tr>
+        <w:tc>
+          <w:tcPr>
+            <w:tcW w:type="dxa" w:w="2160"/>
+          </w:tcPr>
+          <w:p>
+            <w:pPr>
+              <w:spacing w:line="240" w:lineRule="auto"/>
+              <w:jc w:val="left"/>
+            </w:pPr>
+            <w:r/>
+            <w:r>
+              <w:rPr>
+                <w:b w:val="0"/>
+                <w:i w:val="0"/>
+                <w:sz w:val="22"/>
+              </w:rPr>
+              <w:t>In silico immünizasyon</w:t>
+            </w:r>
+          </w:p>
+        </w:tc>
+        <w:tc>
+          <w:tcPr>
+            <w:tcW w:type="dxa" w:w="2160"/>
+          </w:tcPr>
+          <w:p>
+            <w:pPr>
+              <w:spacing w:line="240" w:lineRule="auto"/>
+              <w:jc w:val="left"/>
+            </w:pPr>
+            <w:r/>
+            <w:r>
+              <w:rPr>
+                <w:b w:val="0"/>
+                <w:i w:val="0"/>
+                <w:sz w:val="22"/>
+              </w:rPr>
+              <w:t>✓</w:t>
+            </w:r>
+          </w:p>
+        </w:tc>
+        <w:tc>
+          <w:tcPr>
+            <w:tcW w:type="dxa" w:w="2160"/>
+          </w:tcPr>
+          <w:p>
+            <w:pPr>
+              <w:spacing w:line="240" w:lineRule="auto"/>
+              <w:jc w:val="left"/>
+            </w:pPr>
+            <w:r/>
+            <w:r>
+              <w:rPr>
+                <w:b w:val="0"/>
+                <w:i w:val="0"/>
+                <w:sz w:val="22"/>
+              </w:rPr>
+              <w:t>✗</w:t>
+            </w:r>
+          </w:p>
+        </w:tc>
+        <w:tc>
+          <w:tcPr>
+            <w:tcW w:type="dxa" w:w="2160"/>
+          </w:tcPr>
+          <w:p>
+            <w:pPr>
+              <w:spacing w:line="240" w:lineRule="auto"/>
+              <w:jc w:val="left"/>
+            </w:pPr>
+            <w:r/>
+            <w:r>
+              <w:rPr>
+                <w:b w:val="0"/>
+                <w:i w:val="0"/>
+                <w:sz w:val="22"/>
+              </w:rPr>
+              <w:t>✗</w:t>
+            </w:r>
+          </w:p>
+        </w:tc>
+      </w:tr>
+      <w:tr>
+        <w:tc>
+          <w:tcPr>
+            <w:tcW w:type="dxa" w:w="2160"/>
+          </w:tcPr>
+          <w:p>
+            <w:pPr>
+              <w:spacing w:line="240" w:lineRule="auto"/>
+              <w:jc w:val="left"/>
+            </w:pPr>
+            <w:r/>
+            <w:r>
+              <w:rPr>
+                <w:b w:val="0"/>
+                <w:i w:val="0"/>
+                <w:sz w:val="22"/>
+              </w:rPr>
+              <w:t>Ana çıktı</w:t>
+            </w:r>
+          </w:p>
+        </w:tc>
+        <w:tc>
+          <w:tcPr>
+            <w:tcW w:type="dxa" w:w="2160"/>
+          </w:tcPr>
+          <w:p>
+            <w:pPr>
+              <w:spacing w:line="240" w:lineRule="auto"/>
+              <w:jc w:val="left"/>
+            </w:pPr>
+            <w:r/>
+            <w:r>
+              <w:rPr>
+                <w:b w:val="0"/>
+                <w:i w:val="0"/>
+                <w:sz w:val="22"/>
+              </w:rPr>
+              <w:t>sıralı antijen, epitop ve konstrukt</w:t>
+            </w:r>
+          </w:p>
+        </w:tc>
+        <w:tc>
+          <w:tcPr>
+            <w:tcW w:type="dxa" w:w="2160"/>
+          </w:tcPr>
+          <w:p>
+            <w:pPr>
+              <w:spacing w:line="240" w:lineRule="auto"/>
+              <w:jc w:val="left"/>
+            </w:pPr>
+            <w:r/>
+            <w:r>
+              <w:rPr>
+                <w:b w:val="0"/>
+                <w:i w:val="0"/>
+                <w:sz w:val="22"/>
+              </w:rPr>
+              <w:t>aday protein kısa listesi</w:t>
+            </w:r>
+          </w:p>
+        </w:tc>
+        <w:tc>
+          <w:tcPr>
+            <w:tcW w:type="dxa" w:w="2160"/>
+          </w:tcPr>
+          <w:p>
+            <w:pPr>
+              <w:spacing w:line="240" w:lineRule="auto"/>
+              <w:jc w:val="left"/>
+            </w:pPr>
+            <w:r/>
+            <w:r>
+              <w:rPr>
+                <w:b w:val="0"/>
+                <w:i w:val="0"/>
+                <w:sz w:val="22"/>
+              </w:rPr>
+              <w:t>protein başına korujenite skoru</w:t>
+            </w:r>
+          </w:p>
+        </w:tc>
+      </w:tr>
+    </w:tbl>
+    <w:p/>
     <w:p>
       <w:r>
         <w:rPr>
@@ -448,17 +1348,25 @@
           <w:i w:val="0"/>
           <w:sz w:val="24"/>
         </w:rPr>
-        <w:t xml:space="preserve"> (MC58 suşu, proteom UP000000425) üzerinde, dört 4CMenB antijenini ground-truth alarak yaptık. Genişletilmiş 204-protein setinde (dört koruyucu, 200 arka plan, sabit seed) VaxForge dört antijenin dördünü de buldu (recall 4/4; 68 aday; fold 3,12; Fisher p = 0,012); sıralama PorA birinci, faktör H bağlayıcı protein üçüncü, Heparin Bağlayıcı Antijen altıncı, adhezin A sekizinci. Vaxign-ML de dördünü buldu (59 aday); NERVE 2.0 yalnız PorA'yı buldu (recall 1/4). Aynı tablo, kompakt 64-protein setinde ve iki hızlı araç için tam 2.003-protein proteomunda da tekrar etti (Tablo 1; Şekil 1 ve 2). En kritik örnek, virülans-veritabanı negatif olan Heparin Bağlayıcı Antijendir: VaxForge onu yumuşak huniden geçirdi, NERVE 2.0 ise sert seçim adımında eledi. Bağımsız bir makine-öğrenmesi aracının, Vaxign-ML'in, aynı 4/4'e ulaşması, bu davranışın tek araca özgü bir tesadüf değil, yumuşak filtrelemenin bir sonucu olduğunu gösterir.</w:t>
+        <w:t xml:space="preserve"> (MC58 suşu, proteom UP000000425) üzerinde, dört 4CMenB antijenini ground-truth alarak yaptık. Genişletilmiş 204-protein setinde (dört koruyucu, 200 arka plan, sabit seed) VaxForge dört antijenin dördünü de buldu (recall 4/4; 68 aday; fold 3,12; Fisher p = 0,012); sıralama PorA birinci, faktör H bağlayıcı protein üçüncü, Heparin Bağlayıcı Antijen altıncı, adhezin A sekizinci. Vaxign-ML de dördünü buldu (59 aday); NERVE 2.0 yalnız PorA'yı buldu (recall 1/4). Aynı tablo, kompakt 64-protein setinde ve iki hızlı araç için tam 2.003-protein proteomunda da tekrar etti (Tablo 2; Şekil 1 ve 2). En kritik örnek, virülans-veritabanı negatif olan Heparin Bağlayıcı Antijendir: VaxForge onu yumuşak huniden geçirdi, NERVE 2.0 ise sert seçim adımında eledi. Bağımsız bir makine-öğrenmesi aracının, Vaxign-ML'in, aynı 4/4'e ulaşması, bu davranışın tek araca özgü bir tesadüf değil, yumuşak filtrelemenin bir sonucu olduğunu gösterir.</w:t>
       </w:r>
     </w:p>
     <w:p>
       <w:r>
         <w:rPr>
-          <w:b w:val="0"/>
-          <w:i/>
+          <w:b/>
+          <w:i w:val="0"/>
           <w:sz w:val="24"/>
         </w:rPr>
-        <w:t>Tablo 1. Üç girdi ölçeğinde meningokok karşılaştırması (varsayılan parametreler, özdeş girdi).</w:t>
+        <w:t>Tablo 2.</w:t>
+      </w:r>
+      <w:r>
+        <w:rPr>
+          <w:b w:val="0"/>
+          <w:i w:val="0"/>
+          <w:sz w:val="24"/>
+        </w:rPr>
+        <w:t xml:space="preserve"> Üç girdi ölçeğinde meningokok karşılaştırması (varsayılan parametreler, özdeş girdi).</w:t>
       </w:r>
     </w:p>
     <w:tbl>
@@ -1363,7 +2271,7 @@
           <w:i w:val="0"/>
           <w:sz w:val="24"/>
         </w:rPr>
-        <w:t xml:space="preserve"> Tek örnekle sınırlı kalmamak için, artan genom boyutu ve Gram dengesine göre seçtiğimiz üç zoonotik bakteriyi tam proteom ölçeğinde koştuk (Tablo 2). VaxForge </w:t>
+        <w:t xml:space="preserve"> Tek örnekle sınırlı kalmamak için, artan genom boyutu ve Gram dengesine göre seçtiğimiz üç zoonotik bakteriyi tam proteom ölçeğinde koştuk (Tablo 3). VaxForge </w:t>
       </w:r>
       <w:r>
         <w:rPr>
@@ -1433,11 +2341,19 @@
     <w:p>
       <w:r>
         <w:rPr>
-          <w:b w:val="0"/>
-          <w:i/>
+          <w:b/>
+          <w:i w:val="0"/>
           <w:sz w:val="24"/>
         </w:rPr>
-        <w:t>Tablo 2. Tam proteom ölçeğinde üç-bakteri karşılaştırması; her bakteride beş koruyucu antijen.</w:t>
+        <w:t>Tablo 3.</w:t>
+      </w:r>
+      <w:r>
+        <w:rPr>
+          <w:b w:val="0"/>
+          <w:i w:val="0"/>
+          <w:sz w:val="24"/>
+        </w:rPr>
+        <w:t xml:space="preserve"> Tam proteom ölçeğinde üç-bakteri karşılaştırması; her bakteride beş koruyucu antijen.</w:t>
       </w:r>
     </w:p>
     <w:tbl>
@@ -2733,7 +3649,7 @@
           <w:i w:val="0"/>
           <w:sz w:val="24"/>
         </w:rPr>
-        <w:t xml:space="preserve"> VaxForge bağlanma tahminlerini dört konak için küratörlü allel panellerinden alır: insan, fare, sığır ve domuz (Tablo 3). İnsan panelleri IMGT/HLA'dan, diğerleri IPD-MHC'den derlenmiştir. İnsan, fare ve sığırda hem sınıf I hem sınıf II gerçek NetMHCpan ve NetMHCIIpan modelleriyle koşar; sığırın sınıf II BoLA-DRB3 paneli de gerçektir. Domuzda sınıf I gerçek, sınıf II ise tek doğrulanmış allele dayanır. Paneller tam veritabanları değil temsili alt kümelerdir ve geçersiz allel adları çalışma-zamanında elenir; dolayısıyla bildirilen epitoplar temkinlidir.</w:t>
+        <w:t xml:space="preserve"> VaxForge bağlanma tahminlerini dört konak için küratörlü allel panellerinden alır: insan, fare, sığır ve domuz (Tablo 4). İnsan panelleri IMGT/HLA'dan, diğerleri IPD-MHC'den derlenmiştir. İnsan, fare ve sığırda hem sınıf I hem sınıf II gerçek NetMHCpan ve NetMHCIIpan modelleriyle koşar; sığırın sınıf II BoLA-DRB3 paneli de gerçektir. Domuzda sınıf I gerçek, sınıf II ise tek doğrulanmış allele dayanır. Paneller tam veritabanları değil temsili alt kümelerdir ve geçersiz allel adları çalışma-zamanında elenir; dolayısıyla bildirilen epitoplar temkinlidir.</w:t>
       </w:r>
     </w:p>
     <w:p>
@@ -2743,17 +3659,73 @@
           <w:i w:val="0"/>
           <w:sz w:val="24"/>
         </w:rPr>
-        <w:t>Virüs kolunu bu konak-özgü sunumu sınamak için kurduk. Tek yapısal proteini olan glikoprotein G'nin nötralize edici ve koruyucu antikorları uyaran tek protein olduğu (Cox vd., 1977) kuduz virüsünde (RefSeq NC_001542), VaxForge G'yi beş protein içinde ikinci sıraya koydu; daha da önemlisi dört doğal memeli konağın her biri için farklı bağlı-epitop setleri üretti (glikoprotein G: farede 8, insanda 7, sığırda 7, domuzda 5). Glikoprotein G epitoplarının ikili konak örtüşmesi birin belirgin altındaydı (Tablo 4); yani konak seçimi öngörülen repertuarı gözle görülür biçimde değiştirdi. İki ek dört-konaklı virüs bu etkiyi yineledi: kuduzun rabdovirüs akrabası veziküler stomatit virüsü glikoprotein G'yi yine 5 içinde 2. sıraya koydu ve insan ile domuz örtüşmesi 0,33'e kadar indi; ensefalomiyokardit virüsü kapsid VP1'i 11 içinde 3. sıraya koydu ve sığır ile domuz arasında hiç ortak epitop çıkmadı. NERVE 2.0 yalnız bakteriler için çalışır, Vaxign-ML'de konak boyutu yoktur (kuduz glikoprotein G'yi konak ayrımı olmadan 5 içinde 4. sıraya koydu); dolayısıyla bu yetenek üç araç arasında yalnız VaxForge'da vardır. Kuduz tek koruyucu antijen sunduğundan buradaki sıra istatistiği çıkarımsal değil betimseldir (permütasyon p = 0,40, n = 1); popülasyon kapsamı da insan-dışı konaklarda uydurulmadan "veri yok" olarak bildirildi.</w:t>
+        <w:t xml:space="preserve">Virüs kolunu bu konak-özgü sunumu sınamak için kurduk. Tek yapısal proteini olan glikoprotein G'nin nötralize edici ve koruyucu antikorları uyaran tek protein olduğu (Cox vd., 1977) kuduz virüsünde (tür </w:t>
       </w:r>
-    </w:p>
-    <w:p>
       <w:r>
         <w:rPr>
           <w:b w:val="0"/>
           <w:i/>
           <w:sz w:val="24"/>
         </w:rPr>
-        <w:t>Tablo 3. Epitop tahmininde kullanılan konak allel panelleri (temsili alt kümeler; tam paneller `config/hosts.yaml`).</w:t>
+        <w:t>Lyssavirus rabies</w:t>
+      </w:r>
+      <w:r>
+        <w:rPr>
+          <w:b w:val="0"/>
+          <w:i w:val="0"/>
+          <w:sz w:val="24"/>
+        </w:rPr>
+        <w:t>; RefSeq NC_001542), VaxForge G'yi beş protein içinde ikinci sıraya koydu; daha da önemlisi dört doğal memeli konağın her biri için farklı bağlı-epitop setleri üretti (glikoprotein G: farede 8, insanda 7, sığırda 7, domuzda 5). Glikoprotein G epitoplarının ikili konak örtüşmesi birin belirgin altındaydı (Tablo 5); yani konak seçimi öngörülen repertuarı gözle görülür biçimde değiştirdi. İki ek dört-konaklı virüs bu etkiyi yineledi: kuduz virüsünün rabdovirüs akrabası veziküler stomatit Indiana virüsü (</w:t>
+      </w:r>
+      <w:r>
+        <w:rPr>
+          <w:b w:val="0"/>
+          <w:i/>
+          <w:sz w:val="24"/>
+        </w:rPr>
+        <w:t>Vesiculovirus indiana</w:t>
+      </w:r>
+      <w:r>
+        <w:rPr>
+          <w:b w:val="0"/>
+          <w:i w:val="0"/>
+          <w:sz w:val="24"/>
+        </w:rPr>
+        <w:t>) glikoprotein G'yi yine 5 içinde 2. sıraya koydu ve insan ile domuz örtüşmesi 0,33'e kadar indi; ensefalomiyokardit virüsü (</w:t>
+      </w:r>
+      <w:r>
+        <w:rPr>
+          <w:b w:val="0"/>
+          <w:i/>
+          <w:sz w:val="24"/>
+        </w:rPr>
+        <w:t>Cardiovirus A</w:t>
+      </w:r>
+      <w:r>
+        <w:rPr>
+          <w:b w:val="0"/>
+          <w:i w:val="0"/>
+          <w:sz w:val="24"/>
+        </w:rPr>
+        <w:t>) kapsid VP1'i 11 içinde 3. sıraya koydu ve sığır ile domuz arasında hiç ortak epitop çıkmadı. NERVE 2.0 yalnız bakteriler için çalışır, Vaxign-ML'de konak boyutu yoktur (kuduz glikoprotein G'yi konak ayrımı olmadan 5 içinde 4. sıraya koydu); dolayısıyla bu yetenek üç araç arasında yalnız VaxForge'da vardır. Kuduz tek koruyucu antijen sunduğundan buradaki sıra istatistiği çıkarımsal değil betimseldir (permütasyon p = 0,40, n = 1); popülasyon kapsamı da insan-dışı konaklarda uydurulmadan "veri yok" olarak bildirildi.</w:t>
+      </w:r>
+    </w:p>
+    <w:p>
+      <w:r>
+        <w:rPr>
+          <w:b/>
+          <w:i w:val="0"/>
+          <w:sz w:val="24"/>
+        </w:rPr>
+        <w:t>Tablo 4.</w:t>
+      </w:r>
+      <w:r>
+        <w:rPr>
+          <w:b w:val="0"/>
+          <w:i w:val="0"/>
+          <w:sz w:val="24"/>
+        </w:rPr>
+        <w:t xml:space="preserve"> Epitop tahmininde kullanılan konak allel panelleri (temsili alt kümeler; tam paneller `config/hosts.yaml`).</w:t>
       </w:r>
     </w:p>
     <w:tbl>
@@ -3183,11 +4155,19 @@
     <w:p>
       <w:r>
         <w:rPr>
-          <w:b w:val="0"/>
-          <w:i/>
+          <w:b/>
+          <w:i w:val="0"/>
           <w:sz w:val="24"/>
         </w:rPr>
-        <w:t>Tablo 4. Üç dört-konaklı virüste konak-özgü epitop çözünürlüğü (VaxForge).</w:t>
+        <w:t>Tablo 5.</w:t>
+      </w:r>
+      <w:r>
+        <w:rPr>
+          <w:b w:val="0"/>
+          <w:i w:val="0"/>
+          <w:sz w:val="24"/>
+        </w:rPr>
+        <w:t xml:space="preserve"> Üç dört-konaklı virüste konak-özgü epitop çözünürlüğü (VaxForge).</w:t>
       </w:r>
     </w:p>
     <w:tbl>
@@ -3219,7 +4199,7 @@
                 <w:i w:val="0"/>
                 <w:sz w:val="22"/>
               </w:rPr>
-              <w:t>Virüs</w:t>
+              <w:t>Virüs (tür)</w:t>
             </w:r>
           </w:p>
         </w:tc>
@@ -3301,7 +4281,7 @@
                 <w:i w:val="0"/>
                 <w:sz w:val="22"/>
               </w:rPr>
-              <w:t>Kuduz virüsü</w:t>
+              <w:t>Kuduz virüsü (Lyssavirus rabies)</w:t>
             </w:r>
           </w:p>
         </w:tc>
@@ -3383,7 +4363,7 @@
                 <w:i w:val="0"/>
                 <w:sz w:val="22"/>
               </w:rPr>
-              <w:t>Veziküler stomatit virüsü</w:t>
+              <w:t>Veziküler stomatit Indiana virüsü (Vesiculovirus indiana)</w:t>
             </w:r>
           </w:p>
         </w:tc>
@@ -3465,7 +4445,7 @@
                 <w:i w:val="0"/>
                 <w:sz w:val="22"/>
               </w:rPr>
-              <w:t>Ensefalomiyokardit virüsü</w:t>
+              <w:t>Ensefalomiyokardit virüsü (Cardiovirus A)</w:t>
             </w:r>
           </w:p>
         </w:tc>
@@ -3605,7 +4585,7 @@
       <w:r>
         <w:drawing>
           <wp:inline xmlns:a="http://schemas.openxmlformats.org/drawingml/2006/main" xmlns:pic="http://schemas.openxmlformats.org/drawingml/2006/picture">
-            <wp:extent cx="5669280" cy="2591671"/>
+            <wp:extent cx="5669280" cy="2915630"/>
             <wp:docPr id="1" name="Picture 1"/>
             <wp:cNvGraphicFramePr>
               <a:graphicFrameLocks noChangeAspect="1"/>
@@ -3626,7 +4606,7 @@
                   <pic:spPr>
                     <a:xfrm>
                       <a:off x="0" y="0"/>
-                      <a:ext cx="5669280" cy="2591671"/>
+                      <a:ext cx="5669280" cy="2915630"/>
                     </a:xfrm>
                     <a:prstGeom prst="rect"/>
                   </pic:spPr>
@@ -3640,11 +4620,11 @@
     <w:p>
       <w:r>
         <w:rPr>
-          <w:b w:val="0"/>
-          <w:i/>
+          <w:b/>
+          <w:i w:val="0"/>
           <w:sz w:val="24"/>
         </w:rPr>
-        <w:t>Şekil 1. VaxForge ve Vaxign-ML dört ruhsatlı meningokok antijeninin dördünü de bulur, NERVE 2.0 yalnız PorA'yı bulur.</w:t>
+        <w:t>Şekil 1.</w:t>
       </w:r>
       <w:r>
         <w:rPr>
@@ -3652,7 +4632,7 @@
           <w:i w:val="0"/>
           <w:sz w:val="24"/>
         </w:rPr>
-        <w:t xml:space="preserve"> Dört 4CMenB antijeni için antijen-araç geri getirme matrisi; dolu hücreler bulunan antijenleri, kırmızı hücreler NERVE 2.0 seçim adımınca elenenleri gösterir. Recall ve aday sayıları varsayılan parametrelerle özdeş girdi üzerinde hesaplandı.</w:t>
+        <w:t xml:space="preserve"> VaxForge ve Vaxign-ML dört ruhsatlı meningokok antijeninin dördünü de bulur, NERVE 2.0 yalnız PorA'yı bulur. Dört 4CMenB antijeni için antijen-araç geri getirme matrisi; yeşil hücreler bulunan antijenleri sıralarıyla, kırmızı hücreler NERVE 2.0 seçim adımınca elenenleri gösterir. Recall ve aday sayıları varsayılan parametrelerle özdeş girdi üzerinde hesaplandı.</w:t>
       </w:r>
     </w:p>
     <w:p>
@@ -3662,7 +4642,7 @@
       <w:r>
         <w:drawing>
           <wp:inline xmlns:a="http://schemas.openxmlformats.org/drawingml/2006/main" xmlns:pic="http://schemas.openxmlformats.org/drawingml/2006/picture">
-            <wp:extent cx="5669280" cy="3779520"/>
+            <wp:extent cx="5669280" cy="3968496"/>
             <wp:docPr id="2" name="Picture 2"/>
             <wp:cNvGraphicFramePr>
               <a:graphicFrameLocks noChangeAspect="1"/>
@@ -3683,7 +4663,7 @@
                   <pic:spPr>
                     <a:xfrm>
                       <a:off x="0" y="0"/>
-                      <a:ext cx="5669280" cy="3779520"/>
+                      <a:ext cx="5669280" cy="3968496"/>
                     </a:xfrm>
                     <a:prstGeom prst="rect"/>
                   </pic:spPr>
@@ -3697,11 +4677,11 @@
     <w:p>
       <w:r>
         <w:rPr>
-          <w:b w:val="0"/>
-          <w:i/>
+          <w:b/>
+          <w:i w:val="0"/>
           <w:sz w:val="24"/>
         </w:rPr>
-        <w:t>Şekil 2. Bilinen antijenlerdeki recall, araçları AUC'den daha net ayırır.</w:t>
+        <w:t>Şekil 2.</w:t>
       </w:r>
       <w:r>
         <w:rPr>
@@ -3709,7 +4689,7 @@
           <w:i w:val="0"/>
           <w:sz w:val="24"/>
         </w:rPr>
-        <w:t xml:space="preserve"> Dört meningokok antijeninin araç-başına recall'ı, ikincil AUC ek notuyla; AUC küçük-örneklem uyarısı taşır ve başlık ölçüt olarak kullanılmaz (n = 4 pozitif).</w:t>
+        <w:t xml:space="preserve"> Bilinen antijenlerdeki recall, araçları AUC'den daha net ayırır. Dört meningokok antijeninin araç-başına recall'ı, ikincil AUC ek notuyla; AUC küçük-örneklem uyarısı taşır ve başlık ölçüt olarak kullanılmaz (n = 4 pozitif).</w:t>
       </w:r>
     </w:p>
     <w:p>
@@ -3719,7 +4699,7 @@
       <w:r>
         <w:drawing>
           <wp:inline xmlns:a="http://schemas.openxmlformats.org/drawingml/2006/main" xmlns:pic="http://schemas.openxmlformats.org/drawingml/2006/picture">
-            <wp:extent cx="5669280" cy="4074795"/>
+            <wp:extent cx="5669280" cy="3887506"/>
             <wp:docPr id="3" name="Picture 3"/>
             <wp:cNvGraphicFramePr>
               <a:graphicFrameLocks noChangeAspect="1"/>
@@ -3740,7 +4720,7 @@
                   <pic:spPr>
                     <a:xfrm>
                       <a:off x="0" y="0"/>
-                      <a:ext cx="5669280" cy="4074795"/>
+                      <a:ext cx="5669280" cy="3887506"/>
                     </a:xfrm>
                     <a:prstGeom prst="rect"/>
                   </pic:spPr>
@@ -3754,11 +4734,11 @@
     <w:p>
       <w:r>
         <w:rPr>
-          <w:b w:val="0"/>
-          <w:i/>
+          <w:b/>
+          <w:i w:val="0"/>
           <w:sz w:val="24"/>
         </w:rPr>
-        <w:t>Şekil 3. Yüksek fold-zenginleşme recall'ı değil seçiciliği izler.</w:t>
+        <w:t>Şekil 3.</w:t>
       </w:r>
       <w:r>
         <w:rPr>
@@ -3766,7 +4746,7 @@
           <w:i w:val="0"/>
           <w:sz w:val="24"/>
         </w:rPr>
-        <w:t xml:space="preserve"> Üç araç için 204-protein setinde (dolu noktalar) ve tam proteomda (içi boş noktalar) fold-zenginleşmeye karşı recall; kesikli çizgi yayınlanmış NERVE 2.0 fold değeri 16,6'yı gösterir. NERVE 2.0 yüksek fold ve düşük recall'da, VaxForge ile Vaxign-ML ise tam recall ve orta fold'da yer alır.</w:t>
+        <w:t xml:space="preserve"> Yüksek fold-zenginleşme recall'ı değil seçiciliği izler. Üç araç için 204-protein setinde (dolu daireler) ve tam proteomda (içi boş kareler) fold-zenginleşmeye karşı recall; inset tam-recall kümesini büyütür, burada VaxForge ve Vaxign-ML orta fold'da yer alır; kesikli çizgi yayınlanmış NERVE 2.0 fold değeri 16,6'yı gösterir. NERVE 2.0 yüksek fold ve düşük recall'dadır.</w:t>
       </w:r>
     </w:p>
     <w:p>
@@ -3776,7 +4756,7 @@
       <w:r>
         <w:drawing>
           <wp:inline xmlns:a="http://schemas.openxmlformats.org/drawingml/2006/main" xmlns:pic="http://schemas.openxmlformats.org/drawingml/2006/picture">
-            <wp:extent cx="5669280" cy="4762195"/>
+            <wp:extent cx="5669280" cy="4829387"/>
             <wp:docPr id="4" name="Picture 4"/>
             <wp:cNvGraphicFramePr>
               <a:graphicFrameLocks noChangeAspect="1"/>
@@ -3797,7 +4777,7 @@
                   <pic:spPr>
                     <a:xfrm>
                       <a:off x="0" y="0"/>
-                      <a:ext cx="5669280" cy="4762195"/>
+                      <a:ext cx="5669280" cy="4829387"/>
                     </a:xfrm>
                     <a:prstGeom prst="rect"/>
                   </pic:spPr>
@@ -3811,11 +4791,11 @@
     <w:p>
       <w:r>
         <w:rPr>
-          <w:b w:val="0"/>
-          <w:i/>
+          <w:b/>
+          <w:i w:val="0"/>
           <w:sz w:val="24"/>
         </w:rPr>
-        <w:t>Şekil 4. Konak seçimi kuduz glikoprotein G epitop repertuarını yeniden biçimlendirir.</w:t>
+        <w:t>Şekil 4.</w:t>
       </w:r>
       <w:r>
         <w:rPr>
@@ -3823,7 +4803,7 @@
           <w:i w:val="0"/>
           <w:sz w:val="24"/>
         </w:rPr>
-        <w:t xml:space="preserve"> İnsan, sığır, fare ve domuz arasında glikoprotein G sınıf I epitoplarının ikili Jaccard örtüşmesi; birin altındaki değerler öngörülen repertuarın seçilen konağa bağlı olduğunu gösterir.</w:t>
+        <w:t xml:space="preserve"> Konak seçimi kuduz glikoprotein G epitop repertuarını yeniden biçimlendirir. İnsan, sığır, fare ve domuz arasında glikoprotein G sınıf I epitoplarının ikili Jaccard örtüşmesi; birin altındaki değerler öngörülen repertuarın seçilen konağa bağlı olduğunu gösterir.</w:t>
       </w:r>
     </w:p>
     <w:p>
@@ -3833,7 +4813,7 @@
       <w:r>
         <w:drawing>
           <wp:inline xmlns:a="http://schemas.openxmlformats.org/drawingml/2006/main" xmlns:pic="http://schemas.openxmlformats.org/drawingml/2006/picture">
-            <wp:extent cx="5669280" cy="3042053"/>
+            <wp:extent cx="5669280" cy="3180328"/>
             <wp:docPr id="5" name="Picture 5"/>
             <wp:cNvGraphicFramePr>
               <a:graphicFrameLocks noChangeAspect="1"/>
@@ -3854,7 +4834,7 @@
                   <pic:spPr>
                     <a:xfrm>
                       <a:off x="0" y="0"/>
-                      <a:ext cx="5669280" cy="3042053"/>
+                      <a:ext cx="5669280" cy="3180328"/>
                     </a:xfrm>
                     <a:prstGeom prst="rect"/>
                   </pic:spPr>
@@ -3868,11 +4848,11 @@
     <w:p>
       <w:r>
         <w:rPr>
-          <w:b w:val="0"/>
-          <w:i/>
+          <w:b/>
+          <w:i w:val="0"/>
           <w:sz w:val="24"/>
         </w:rPr>
-        <w:t>Şekil 5. Recall kalıbı üç genom ölçeğinde de sürer.</w:t>
+        <w:t>Şekil 5.</w:t>
       </w:r>
       <w:r>
         <w:rPr>
@@ -3880,7 +4860,7 @@
           <w:i w:val="0"/>
           <w:sz w:val="24"/>
         </w:rPr>
-        <w:t xml:space="preserve"> Tam proteom ölçeğinde </w:t>
+        <w:t xml:space="preserve"> Recall kalıbı üç genom ölçeğinde de sürer. Tam proteom ölçeğinde </w:t>
       </w:r>
       <w:r>
         <w:rPr>
@@ -3929,16 +4909,6 @@
           <w:sz w:val="24"/>
         </w:rPr>
         <w:t xml:space="preserve"> Typhimurium için her aracın beş koruyucu antijendeki recall'ı, AUC ek notuyla; VaxForge toplam 14/15, Vaxign-ML 15/15 ve NERVE 2.0 9/15.</w:t>
-      </w:r>
-    </w:p>
-    <w:p>
-      <w:r>
-        <w:rPr>
-          <w:b w:val="0"/>
-          <w:i w:val="0"/>
-          <w:sz w:val="24"/>
-        </w:rPr>
-        <w:t>Not: şekil panelleri şu an Türkçe eksen ve başlık metni taşıyor; hedef dergi isterse `make_figures.py`'den İngilizce etiketli sürümler üretilebilir.</w:t>
       </w:r>
     </w:p>
     <w:p>

--- a/benchmark/MANUSCRIPT_TR.docx
+++ b/benchmark/MANUSCRIPT_TR.docx
@@ -2239,6 +2239,120 @@
     </w:tbl>
     <w:p/>
     <w:p>
+      <w:pPr>
+        <w:jc w:val="center"/>
+      </w:pPr>
+      <w:r>
+        <w:drawing>
+          <wp:inline xmlns:a="http://schemas.openxmlformats.org/drawingml/2006/main" xmlns:pic="http://schemas.openxmlformats.org/drawingml/2006/picture">
+            <wp:extent cx="5669280" cy="2992120"/>
+            <wp:docPr id="1" name="Picture 1"/>
+            <wp:cNvGraphicFramePr>
+              <a:graphicFrameLocks noChangeAspect="1"/>
+            </wp:cNvGraphicFramePr>
+            <a:graphic>
+              <a:graphicData uri="http://schemas.openxmlformats.org/drawingml/2006/picture">
+                <pic:pic>
+                  <pic:nvPicPr>
+                    <pic:cNvPr id="0" name="fig1_antigen_recovery.png"/>
+                    <pic:cNvPicPr/>
+                  </pic:nvPicPr>
+                  <pic:blipFill>
+                    <a:blip r:embed="rId9"/>
+                    <a:stretch>
+                      <a:fillRect/>
+                    </a:stretch>
+                  </pic:blipFill>
+                  <pic:spPr>
+                    <a:xfrm>
+                      <a:off x="0" y="0"/>
+                      <a:ext cx="5669280" cy="2992120"/>
+                    </a:xfrm>
+                    <a:prstGeom prst="rect"/>
+                  </pic:spPr>
+                </pic:pic>
+              </a:graphicData>
+            </a:graphic>
+          </wp:inline>
+        </w:drawing>
+      </w:r>
+    </w:p>
+    <w:p>
+      <w:r>
+        <w:rPr>
+          <w:b/>
+          <w:i w:val="0"/>
+          <w:sz w:val="24"/>
+        </w:rPr>
+        <w:t>Şekil 1.</w:t>
+      </w:r>
+      <w:r>
+        <w:rPr>
+          <w:b w:val="0"/>
+          <w:i w:val="0"/>
+          <w:sz w:val="24"/>
+        </w:rPr>
+        <w:t xml:space="preserve"> VaxForge ve Vaxign-ML dört ruhsatlı meningokok antijeninin dördünü de bulur, NERVE 2.0 yalnız PorA'yı bulur. Her antijen için, o antijenin her aracın aday listesindeki sırası gösterilir (düşük = daha iyi); çarpı, geri getirilmeyen antijeni işaretler. Sıralar ve recall varsayılan parametrelerle özdeş girdi üzerinde hesaplandı.</w:t>
+      </w:r>
+    </w:p>
+    <w:p>
+      <w:pPr>
+        <w:jc w:val="center"/>
+      </w:pPr>
+      <w:r>
+        <w:drawing>
+          <wp:inline xmlns:a="http://schemas.openxmlformats.org/drawingml/2006/main" xmlns:pic="http://schemas.openxmlformats.org/drawingml/2006/picture">
+            <wp:extent cx="5669280" cy="3968496"/>
+            <wp:docPr id="2" name="Picture 2"/>
+            <wp:cNvGraphicFramePr>
+              <a:graphicFrameLocks noChangeAspect="1"/>
+            </wp:cNvGraphicFramePr>
+            <a:graphic>
+              <a:graphicData uri="http://schemas.openxmlformats.org/drawingml/2006/picture">
+                <pic:pic>
+                  <pic:nvPicPr>
+                    <pic:cNvPr id="0" name="fig2_recall_bar.png"/>
+                    <pic:cNvPicPr/>
+                  </pic:nvPicPr>
+                  <pic:blipFill>
+                    <a:blip r:embed="rId10"/>
+                    <a:stretch>
+                      <a:fillRect/>
+                    </a:stretch>
+                  </pic:blipFill>
+                  <pic:spPr>
+                    <a:xfrm>
+                      <a:off x="0" y="0"/>
+                      <a:ext cx="5669280" cy="3968496"/>
+                    </a:xfrm>
+                    <a:prstGeom prst="rect"/>
+                  </pic:spPr>
+                </pic:pic>
+              </a:graphicData>
+            </a:graphic>
+          </wp:inline>
+        </w:drawing>
+      </w:r>
+    </w:p>
+    <w:p>
+      <w:r>
+        <w:rPr>
+          <w:b/>
+          <w:i w:val="0"/>
+          <w:sz w:val="24"/>
+        </w:rPr>
+        <w:t>Şekil 2.</w:t>
+      </w:r>
+      <w:r>
+        <w:rPr>
+          <w:b w:val="0"/>
+          <w:i w:val="0"/>
+          <w:sz w:val="24"/>
+        </w:rPr>
+        <w:t xml:space="preserve"> Bilinen antijenlerdeki recall, araçları AUC'den daha net ayırır. Dört meningokok antijeninin araç-başına recall'ı, ikincil AUC ek notuyla; AUC küçük-örneklem uyarısı taşır ve başlık ölçüt olarak kullanılmaz (n = 4 pozitif).</w:t>
+      </w:r>
+    </w:p>
+    <w:p>
       <w:r>
         <w:rPr>
           <w:b/>
@@ -2254,6 +2368,63 @@
           <w:sz w:val="24"/>
         </w:rPr>
         <w:t xml:space="preserve"> NERVE 2.0 kısa aday listeleriyle yüksek fold verdi (204 setinde 25, tam proteomda 62,5); bu, yaklaşık 16,6'lık yayınlanmış değeriyle uyumlu. Ne var ki aday sayısı çok küçük olduğundan Fisher p'si anlamlı değildi ve araç her ölçekte dört ruhsatlı antijenden üçünü kaçırdı (Şekil 3). Bu üç kayıp, faktör H bağlayıcı protein, adhezin A ve Heparin Bağlayıcı Antijen, NERVE 2.0'ın kendi sürekli skorunun düşüklüğünden gelmedi; tersine bu skor onları yüksek verdi. Kayba yol açan, skordan sonra gelen sert seçim adımıydı (periplazmik yerleşim, 0,5 eşiğinin altında adhezin olasılığı ve tek transmembran heliksli bilinmeyen yerleşim). Demek ki fold-zenginleşme seçiciliği ödüllendirir ve recall düşerken bile yükselebilir; bu yüzden yalnız başına okununca aldatıcıdır. Bir aracın gerçekte ne verdiğini gösteren ölçüt, bilinen antijenlerdeki recall ve bu antijenlerin sıralarıdır.</w:t>
+      </w:r>
+    </w:p>
+    <w:p>
+      <w:pPr>
+        <w:jc w:val="center"/>
+      </w:pPr>
+      <w:r>
+        <w:drawing>
+          <wp:inline xmlns:a="http://schemas.openxmlformats.org/drawingml/2006/main" xmlns:pic="http://schemas.openxmlformats.org/drawingml/2006/picture">
+            <wp:extent cx="5669280" cy="3464560"/>
+            <wp:docPr id="3" name="Picture 3"/>
+            <wp:cNvGraphicFramePr>
+              <a:graphicFrameLocks noChangeAspect="1"/>
+            </wp:cNvGraphicFramePr>
+            <a:graphic>
+              <a:graphicData uri="http://schemas.openxmlformats.org/drawingml/2006/picture">
+                <pic:pic>
+                  <pic:nvPicPr>
+                    <pic:cNvPr id="0" name="fig3_fold_vs_recall.png"/>
+                    <pic:cNvPicPr/>
+                  </pic:nvPicPr>
+                  <pic:blipFill>
+                    <a:blip r:embed="rId11"/>
+                    <a:stretch>
+                      <a:fillRect/>
+                    </a:stretch>
+                  </pic:blipFill>
+                  <pic:spPr>
+                    <a:xfrm>
+                      <a:off x="0" y="0"/>
+                      <a:ext cx="5669280" cy="3464560"/>
+                    </a:xfrm>
+                    <a:prstGeom prst="rect"/>
+                  </pic:spPr>
+                </pic:pic>
+              </a:graphicData>
+            </a:graphic>
+          </wp:inline>
+        </w:drawing>
+      </w:r>
+    </w:p>
+    <w:p>
+      <w:r>
+        <w:rPr>
+          <w:b/>
+          <w:i w:val="0"/>
+          <w:sz w:val="24"/>
+        </w:rPr>
+        <w:t>Şekil 3.</w:t>
+      </w:r>
+      <w:r>
+        <w:rPr>
+          <w:b w:val="0"/>
+          <w:i w:val="0"/>
+          <w:sz w:val="24"/>
+        </w:rPr>
+        <w:t xml:space="preserve"> Yüksek fold-zenginleşme yüksek recall demek değildir. Her aracın adayları arasında bilinen antijenlerin fold-zenginleşmesi; her barın üstünde o koşunun recall'ı yazılı; kesikli çizgi yayınlanmış NERVE 2.0 fold değeri 16,6'yı gösterir. NERVE 2.0 en yüksek fold'a en düşük recall'la (1/4) ulaşır.</w:t>
       </w:r>
     </w:p>
     <w:p>
@@ -2319,7 +2490,7 @@
           <w:i w:val="0"/>
           <w:sz w:val="24"/>
         </w:rPr>
-        <w:t xml:space="preserve"> serovar Typhimurium için 5/5 buldu; toplam 14/15 (Şekil 5). Vaxign-ML 15/15, NERVE 2.0 ise 9/15 bularak meningokoktakiyle aynı türden yüzey antijenlerini yine kaçırdı. Her iki aracın da tam recall'a ulaştığı iki türde VaxForge koruyucu antijenleri Vaxign-ML'den daha üste yerleştirdi. VaxForge'un tek kaybı olan </w:t>
+        <w:t xml:space="preserve"> serovar Typhimurium için 5/5 buldu; toplam 14/15 (Şekil 4). Vaxign-ML 15/15, NERVE 2.0 ise 9/15 bularak meningokoktakiyle aynı türden yüzey antijenlerini yine kaçırdı. Her iki aracın da tam recall'a ulaştığı iki türde VaxForge koruyucu antijenleri Vaxign-ML'den daha üste yerleştirdi. VaxForge'un tek kaybı olan </w:t>
       </w:r>
       <w:r>
         <w:rPr>
@@ -3635,6 +3806,111 @@
     </w:tbl>
     <w:p/>
     <w:p>
+      <w:pPr>
+        <w:jc w:val="center"/>
+      </w:pPr>
+      <w:r>
+        <w:drawing>
+          <wp:inline xmlns:a="http://schemas.openxmlformats.org/drawingml/2006/main" xmlns:pic="http://schemas.openxmlformats.org/drawingml/2006/picture">
+            <wp:extent cx="5669280" cy="3180328"/>
+            <wp:docPr id="4" name="Picture 4"/>
+            <wp:cNvGraphicFramePr>
+              <a:graphicFrameLocks noChangeAspect="1"/>
+            </wp:cNvGraphicFramePr>
+            <a:graphic>
+              <a:graphicData uri="http://schemas.openxmlformats.org/drawingml/2006/picture">
+                <pic:pic>
+                  <pic:nvPicPr>
+                    <pic:cNvPr id="0" name="fig4_bacteria_panel.png"/>
+                    <pic:cNvPicPr/>
+                  </pic:nvPicPr>
+                  <pic:blipFill>
+                    <a:blip r:embed="rId12"/>
+                    <a:stretch>
+                      <a:fillRect/>
+                    </a:stretch>
+                  </pic:blipFill>
+                  <pic:spPr>
+                    <a:xfrm>
+                      <a:off x="0" y="0"/>
+                      <a:ext cx="5669280" cy="3180328"/>
+                    </a:xfrm>
+                    <a:prstGeom prst="rect"/>
+                  </pic:spPr>
+                </pic:pic>
+              </a:graphicData>
+            </a:graphic>
+          </wp:inline>
+        </w:drawing>
+      </w:r>
+    </w:p>
+    <w:p>
+      <w:r>
+        <w:rPr>
+          <w:b/>
+          <w:i w:val="0"/>
+          <w:sz w:val="24"/>
+        </w:rPr>
+        <w:t>Şekil 4.</w:t>
+      </w:r>
+      <w:r>
+        <w:rPr>
+          <w:b w:val="0"/>
+          <w:i w:val="0"/>
+          <w:sz w:val="24"/>
+        </w:rPr>
+        <w:t xml:space="preserve"> Recall kalıbı üç genom ölçeğinde de sürer. Tam proteom ölçeğinde </w:t>
+      </w:r>
+      <w:r>
+        <w:rPr>
+          <w:b w:val="0"/>
+          <w:i/>
+          <w:sz w:val="24"/>
+        </w:rPr>
+        <w:t>S. aureus</w:t>
+      </w:r>
+      <w:r>
+        <w:rPr>
+          <w:b w:val="0"/>
+          <w:i w:val="0"/>
+          <w:sz w:val="24"/>
+        </w:rPr>
+        <w:t xml:space="preserve">, </w:t>
+      </w:r>
+      <w:r>
+        <w:rPr>
+          <w:b w:val="0"/>
+          <w:i/>
+          <w:sz w:val="24"/>
+        </w:rPr>
+        <w:t>L. monocytogenes</w:t>
+      </w:r>
+      <w:r>
+        <w:rPr>
+          <w:b w:val="0"/>
+          <w:i w:val="0"/>
+          <w:sz w:val="24"/>
+        </w:rPr>
+        <w:t xml:space="preserve"> ve </w:t>
+      </w:r>
+      <w:r>
+        <w:rPr>
+          <w:b w:val="0"/>
+          <w:i/>
+          <w:sz w:val="24"/>
+        </w:rPr>
+        <w:t>S.</w:t>
+      </w:r>
+      <w:r>
+        <w:rPr>
+          <w:b w:val="0"/>
+          <w:i w:val="0"/>
+          <w:sz w:val="24"/>
+        </w:rPr>
+        <w:t xml:space="preserve"> Typhimurium için her aracın beş koruyucu antijendeki recall'ı, AUC ek notuyla; VaxForge toplam 14/15, Vaxign-ML 15/15 ve NERVE 2.0 9/15.</w:t>
+      </w:r>
+    </w:p>
+    <w:p>
       <w:r>
         <w:rPr>
           <w:b/>
@@ -3675,7 +3951,7 @@
           <w:i w:val="0"/>
           <w:sz w:val="24"/>
         </w:rPr>
-        <w:t>; RefSeq NC_001542), VaxForge G'yi beş protein içinde ikinci sıraya koydu; daha da önemlisi dört doğal memeli konağın her biri için farklı bağlı-epitop setleri üretti (glikoprotein G: farede 8, insanda 7, sığırda 7, domuzda 5). Glikoprotein G epitoplarının ikili konak örtüşmesi birin belirgin altındaydı (Tablo 5); yani konak seçimi öngörülen repertuarı gözle görülür biçimde değiştirdi. İki ek dört-konaklı virüs bu etkiyi yineledi: kuduz virüsünün rabdovirüs akrabası veziküler stomatit Indiana virüsü (</w:t>
+        <w:t>; RefSeq NC_001542), VaxForge G'yi beş protein içinde ikinci sıraya koydu; daha da önemlisi dört doğal memeli konağın her biri için farklı bağlı-epitop setleri üretti (glikoprotein G: farede 8, insanda 7, sığırda 7, domuzda 5). Glikoprotein G epitoplarının ikili konak örtüşmesi birin belirgin altındaydı (Tablo 5; Şekil 5); yani konak seçimi öngörülen repertuarı gözle görülür biçimde değiştirdi. İki ek dört-konaklı virüs bu etkiyi yineledi: kuduz virüsünün rabdovirüs akrabası veziküler stomatit Indiana virüsü (</w:t>
       </w:r>
       <w:r>
         <w:rPr>
@@ -4514,306 +4790,12 @@
     <w:p/>
     <w:p>
       <w:pPr>
-        <w:spacing w:before="200"/>
-      </w:pPr>
-      <w:r>
-        <w:rPr>
-          <w:b/>
-          <w:i w:val="0"/>
-          <w:sz w:val="26"/>
-        </w:rPr>
-        <w:t>Tartışma</w:t>
-      </w:r>
-    </w:p>
-    <w:p>
-      <w:r>
-        <w:rPr>
-          <w:b w:val="0"/>
-          <w:i w:val="0"/>
-          <w:sz w:val="24"/>
-        </w:rPr>
-        <w:t>VaxForge, bilinen koruyucu antijenleri geri getirmede güçlü bir bağımsız tahminci kadar başarılı oldu ve o tahmincinin sunmadığı iki yeteneği ekledi. Dört bakteride 15 doğrulanmış antijenin 14'ünü buldu; bu, Vaxign-ML için 15/15, NERVE 2.0 için 9/15'e karşılık gelir ve VaxForge antijenleri en az onlar kadar, çoğu yerde daha üst sıraya koydu. NERVE 2.0'ın eksiği belirli bir nedene dayanıyor: sert seçim adımı, kendi sürekli skorunun yüksek verdiği gerçek yüzey antijenlerini eledi; bu da fold-zenginleşmeyi şişirirken recall'ı kesti. Fold-zenginleşme bir hattı olduğundan keskin gösterebilir; bu yüzden bu tür karşılaştırmalarda güvenilecek sayı, bilinen antijenlerdeki recall'dır.</w:t>
-      </w:r>
-    </w:p>
-    <w:p>
-      <w:r>
-        <w:rPr>
-          <w:b w:val="0"/>
-          <w:i w:val="0"/>
-          <w:sz w:val="24"/>
-        </w:rPr>
-        <w:t>İki özellik VaxForge'u recall'ın ötesinde ayırır. Yumuşak virülans filtresi, virülans-veritabanı kaydı olmayan ruhsatlı bir bileşeni, Neisseria Heparin Bağlayıcı Antijeni, geri kazandı; konak-duyarlı epitop katmanı ise kuduz, veziküler stomatit ve ensefalomiyokardit virüsleri için türe özgü repertuarlar verdi. İkincisi, hedef konağın insan olmadığı geniş veteriner ve zoonotik alan için önemlidir; orada tek bir insan referansı hangi peptitlerin sunulduğunu yanlış gösterir. VaxForge ayrıca sıralamadan sonra konstrukt kurulumuna ve in silico immünizasyon çıktısına geçer; böylece elde bir liste değil, aday bir immünojen kalır.</w:t>
-      </w:r>
-    </w:p>
-    <w:p>
-      <w:r>
-        <w:rPr>
-          <w:b w:val="0"/>
-          <w:i w:val="0"/>
-          <w:sz w:val="24"/>
-        </w:rPr>
-        <w:t>Birkaç sınırlama bu iddiaları çerçeveler. ActA'yı VaxForge kaçırdı; bağımsız aracın da en dibe koyduğu gerçekten zor bir antijen olsa da, geri kazanımı lineer-epitop bir hattın modellemediği konformasyonel ya da bağlama-özgü sinyalleri gerektirir. Varsayılan toksisite filtresi, toksin antijenlerinden gelen peptitleri eleyebilir; bu, ölçek düzeltmelerinden önce por-açan listeriolizin O'da peptit-düzeyi recall'ını düşürmüştü ve karşılaştırma için ayarlamadığımız temkinli bir seçim olarak kalıyor. AUC değerlerini başlık değil, açık bir küçük-örneklem uyarısıyla ikincil olarak veriyoruz; çünkü patojen başına yalnız dört ila beş pozitifle farklar istatistiksel olarak ayrışmıyor, bu temelde üstün ayrım iddia etmiyoruz. Bakteriyel karşılaştırma bir ölçek asimetrisi de taşır: VaxForge'un tam-proteom meningokok koşuları bugünkü CPU-yalnız donanımda pratik değil, bu yüzden amiral meningokok karşılaştırması araçlar arası adil olan eşlenmiş alt-örneklem setlerini kullandı; tam proteom yalnız hızlı araçlarda koşulabildi. Son olarak, B-hücre epitoplarının kabaca onda dokuzu süreksizdir ve buradaki lineer konstrukt konformasyonel epitopları temsil etmez; bunu çözmek yerine bir kapsam sınırı olarak belirtiyoruz.</w:t>
-      </w:r>
-    </w:p>
-    <w:p>
-      <w:r>
-        <w:rPr>
-          <w:b w:val="0"/>
-          <w:i w:val="0"/>
-          <w:sz w:val="24"/>
-        </w:rPr>
-        <w:t>İki yön kendiliğinden çıkıyor. Bir GPU arka ucu, tam-proteom VaxForge koşularına ve her patojende tam ölçekli karşılaştırmaya olanak verir. Konak-özgü epitop tahminleri, özellikle viral glikoproteinlerde görülen türler-arası ayrışma, bağlanma ve immünizasyon deneyleriyle sınanabilecek somut hipotezlerdir. Hat ve karşılaştırması, bu iki genişlemenin de yeniden tasarım gerektirmeden mevcut çerçeveye oturacağı biçimde kurulmuştur.</w:t>
-      </w:r>
-    </w:p>
-    <w:p>
-      <w:pPr>
-        <w:spacing w:before="200"/>
-      </w:pPr>
-      <w:r>
-        <w:rPr>
-          <w:b/>
-          <w:i w:val="0"/>
-          <w:sz w:val="26"/>
-        </w:rPr>
-        <w:t>Şekiller</w:t>
-      </w:r>
-    </w:p>
-    <w:p>
-      <w:pPr>
         <w:jc w:val="center"/>
       </w:pPr>
       <w:r>
         <w:drawing>
           <wp:inline xmlns:a="http://schemas.openxmlformats.org/drawingml/2006/main" xmlns:pic="http://schemas.openxmlformats.org/drawingml/2006/picture">
-            <wp:extent cx="5669280" cy="2915630"/>
-            <wp:docPr id="1" name="Picture 1"/>
-            <wp:cNvGraphicFramePr>
-              <a:graphicFrameLocks noChangeAspect="1"/>
-            </wp:cNvGraphicFramePr>
-            <a:graphic>
-              <a:graphicData uri="http://schemas.openxmlformats.org/drawingml/2006/picture">
-                <pic:pic>
-                  <pic:nvPicPr>
-                    <pic:cNvPr id="0" name="fig1_antigen_recovery.png"/>
-                    <pic:cNvPicPr/>
-                  </pic:nvPicPr>
-                  <pic:blipFill>
-                    <a:blip r:embed="rId9"/>
-                    <a:stretch>
-                      <a:fillRect/>
-                    </a:stretch>
-                  </pic:blipFill>
-                  <pic:spPr>
-                    <a:xfrm>
-                      <a:off x="0" y="0"/>
-                      <a:ext cx="5669280" cy="2915630"/>
-                    </a:xfrm>
-                    <a:prstGeom prst="rect"/>
-                  </pic:spPr>
-                </pic:pic>
-              </a:graphicData>
-            </a:graphic>
-          </wp:inline>
-        </w:drawing>
-      </w:r>
-    </w:p>
-    <w:p>
-      <w:r>
-        <w:rPr>
-          <w:b/>
-          <w:i w:val="0"/>
-          <w:sz w:val="24"/>
-        </w:rPr>
-        <w:t>Şekil 1.</w:t>
-      </w:r>
-      <w:r>
-        <w:rPr>
-          <w:b w:val="0"/>
-          <w:i w:val="0"/>
-          <w:sz w:val="24"/>
-        </w:rPr>
-        <w:t xml:space="preserve"> VaxForge ve Vaxign-ML dört ruhsatlı meningokok antijeninin dördünü de bulur, NERVE 2.0 yalnız PorA'yı bulur. Dört 4CMenB antijeni için antijen-araç geri getirme matrisi; yeşil hücreler bulunan antijenleri sıralarıyla, kırmızı hücreler NERVE 2.0 seçim adımınca elenenleri gösterir. Recall ve aday sayıları varsayılan parametrelerle özdeş girdi üzerinde hesaplandı.</w:t>
-      </w:r>
-    </w:p>
-    <w:p>
-      <w:pPr>
-        <w:jc w:val="center"/>
-      </w:pPr>
-      <w:r>
-        <w:drawing>
-          <wp:inline xmlns:a="http://schemas.openxmlformats.org/drawingml/2006/main" xmlns:pic="http://schemas.openxmlformats.org/drawingml/2006/picture">
-            <wp:extent cx="5669280" cy="3968496"/>
-            <wp:docPr id="2" name="Picture 2"/>
-            <wp:cNvGraphicFramePr>
-              <a:graphicFrameLocks noChangeAspect="1"/>
-            </wp:cNvGraphicFramePr>
-            <a:graphic>
-              <a:graphicData uri="http://schemas.openxmlformats.org/drawingml/2006/picture">
-                <pic:pic>
-                  <pic:nvPicPr>
-                    <pic:cNvPr id="0" name="fig2_recall_bar.png"/>
-                    <pic:cNvPicPr/>
-                  </pic:nvPicPr>
-                  <pic:blipFill>
-                    <a:blip r:embed="rId10"/>
-                    <a:stretch>
-                      <a:fillRect/>
-                    </a:stretch>
-                  </pic:blipFill>
-                  <pic:spPr>
-                    <a:xfrm>
-                      <a:off x="0" y="0"/>
-                      <a:ext cx="5669280" cy="3968496"/>
-                    </a:xfrm>
-                    <a:prstGeom prst="rect"/>
-                  </pic:spPr>
-                </pic:pic>
-              </a:graphicData>
-            </a:graphic>
-          </wp:inline>
-        </w:drawing>
-      </w:r>
-    </w:p>
-    <w:p>
-      <w:r>
-        <w:rPr>
-          <w:b/>
-          <w:i w:val="0"/>
-          <w:sz w:val="24"/>
-        </w:rPr>
-        <w:t>Şekil 2.</w:t>
-      </w:r>
-      <w:r>
-        <w:rPr>
-          <w:b w:val="0"/>
-          <w:i w:val="0"/>
-          <w:sz w:val="24"/>
-        </w:rPr>
-        <w:t xml:space="preserve"> Bilinen antijenlerdeki recall, araçları AUC'den daha net ayırır. Dört meningokok antijeninin araç-başına recall'ı, ikincil AUC ek notuyla; AUC küçük-örneklem uyarısı taşır ve başlık ölçüt olarak kullanılmaz (n = 4 pozitif).</w:t>
-      </w:r>
-    </w:p>
-    <w:p>
-      <w:pPr>
-        <w:jc w:val="center"/>
-      </w:pPr>
-      <w:r>
-        <w:drawing>
-          <wp:inline xmlns:a="http://schemas.openxmlformats.org/drawingml/2006/main" xmlns:pic="http://schemas.openxmlformats.org/drawingml/2006/picture">
-            <wp:extent cx="5669280" cy="3887506"/>
-            <wp:docPr id="3" name="Picture 3"/>
-            <wp:cNvGraphicFramePr>
-              <a:graphicFrameLocks noChangeAspect="1"/>
-            </wp:cNvGraphicFramePr>
-            <a:graphic>
-              <a:graphicData uri="http://schemas.openxmlformats.org/drawingml/2006/picture">
-                <pic:pic>
-                  <pic:nvPicPr>
-                    <pic:cNvPr id="0" name="fig3_fold_vs_recall.png"/>
-                    <pic:cNvPicPr/>
-                  </pic:nvPicPr>
-                  <pic:blipFill>
-                    <a:blip r:embed="rId11"/>
-                    <a:stretch>
-                      <a:fillRect/>
-                    </a:stretch>
-                  </pic:blipFill>
-                  <pic:spPr>
-                    <a:xfrm>
-                      <a:off x="0" y="0"/>
-                      <a:ext cx="5669280" cy="3887506"/>
-                    </a:xfrm>
-                    <a:prstGeom prst="rect"/>
-                  </pic:spPr>
-                </pic:pic>
-              </a:graphicData>
-            </a:graphic>
-          </wp:inline>
-        </w:drawing>
-      </w:r>
-    </w:p>
-    <w:p>
-      <w:r>
-        <w:rPr>
-          <w:b/>
-          <w:i w:val="0"/>
-          <w:sz w:val="24"/>
-        </w:rPr>
-        <w:t>Şekil 3.</w:t>
-      </w:r>
-      <w:r>
-        <w:rPr>
-          <w:b w:val="0"/>
-          <w:i w:val="0"/>
-          <w:sz w:val="24"/>
-        </w:rPr>
-        <w:t xml:space="preserve"> Yüksek fold-zenginleşme recall'ı değil seçiciliği izler. Üç araç için 204-protein setinde (dolu daireler) ve tam proteomda (içi boş kareler) fold-zenginleşmeye karşı recall; inset tam-recall kümesini büyütür, burada VaxForge ve Vaxign-ML orta fold'da yer alır; kesikli çizgi yayınlanmış NERVE 2.0 fold değeri 16,6'yı gösterir. NERVE 2.0 yüksek fold ve düşük recall'dadır.</w:t>
-      </w:r>
-    </w:p>
-    <w:p>
-      <w:pPr>
-        <w:jc w:val="center"/>
-      </w:pPr>
-      <w:r>
-        <w:drawing>
-          <wp:inline xmlns:a="http://schemas.openxmlformats.org/drawingml/2006/main" xmlns:pic="http://schemas.openxmlformats.org/drawingml/2006/picture">
-            <wp:extent cx="5669280" cy="4829387"/>
-            <wp:docPr id="4" name="Picture 4"/>
-            <wp:cNvGraphicFramePr>
-              <a:graphicFrameLocks noChangeAspect="1"/>
-            </wp:cNvGraphicFramePr>
-            <a:graphic>
-              <a:graphicData uri="http://schemas.openxmlformats.org/drawingml/2006/picture">
-                <pic:pic>
-                  <pic:nvPicPr>
-                    <pic:cNvPr id="0" name="fig4_multihost_jaccard.png"/>
-                    <pic:cNvPicPr/>
-                  </pic:nvPicPr>
-                  <pic:blipFill>
-                    <a:blip r:embed="rId12"/>
-                    <a:stretch>
-                      <a:fillRect/>
-                    </a:stretch>
-                  </pic:blipFill>
-                  <pic:spPr>
-                    <a:xfrm>
-                      <a:off x="0" y="0"/>
-                      <a:ext cx="5669280" cy="4829387"/>
-                    </a:xfrm>
-                    <a:prstGeom prst="rect"/>
-                  </pic:spPr>
-                </pic:pic>
-              </a:graphicData>
-            </a:graphic>
-          </wp:inline>
-        </w:drawing>
-      </w:r>
-    </w:p>
-    <w:p>
-      <w:r>
-        <w:rPr>
-          <w:b/>
-          <w:i w:val="0"/>
-          <w:sz w:val="24"/>
-        </w:rPr>
-        <w:t>Şekil 4.</w:t>
-      </w:r>
-      <w:r>
-        <w:rPr>
-          <w:b w:val="0"/>
-          <w:i w:val="0"/>
-          <w:sz w:val="24"/>
-        </w:rPr>
-        <w:t xml:space="preserve"> Konak seçimi kuduz glikoprotein G epitop repertuarını yeniden biçimlendirir. İnsan, sığır, fare ve domuz arasında glikoprotein G sınıf I epitoplarının ikili Jaccard örtüşmesi; birin altındaki değerler öngörülen repertuarın seçilen konağa bağlı olduğunu gösterir.</w:t>
-      </w:r>
-    </w:p>
-    <w:p>
-      <w:pPr>
-        <w:jc w:val="center"/>
-      </w:pPr>
-      <w:r>
-        <w:drawing>
-          <wp:inline xmlns:a="http://schemas.openxmlformats.org/drawingml/2006/main" xmlns:pic="http://schemas.openxmlformats.org/drawingml/2006/picture">
-            <wp:extent cx="5669280" cy="3180328"/>
+            <wp:extent cx="5669280" cy="3350029"/>
             <wp:docPr id="5" name="Picture 5"/>
             <wp:cNvGraphicFramePr>
               <a:graphicFrameLocks noChangeAspect="1"/>
@@ -4822,7 +4804,7 @@
               <a:graphicData uri="http://schemas.openxmlformats.org/drawingml/2006/picture">
                 <pic:pic>
                   <pic:nvPicPr>
-                    <pic:cNvPr id="0" name="fig5_bacteria_panel.png"/>
+                    <pic:cNvPr id="0" name="fig5_multihost_jaccard.png"/>
                     <pic:cNvPicPr/>
                   </pic:nvPicPr>
                   <pic:blipFill>
@@ -4834,7 +4816,7 @@
                   <pic:spPr>
                     <a:xfrm>
                       <a:off x="0" y="0"/>
-                      <a:ext cx="5669280" cy="3180328"/>
+                      <a:ext cx="5669280" cy="3350029"/>
                     </a:xfrm>
                     <a:prstGeom prst="rect"/>
                   </pic:spPr>
@@ -4860,23 +4842,60 @@
           <w:i w:val="0"/>
           <w:sz w:val="24"/>
         </w:rPr>
-        <w:t xml:space="preserve"> Recall kalıbı üç genom ölçeğinde de sürer. Tam proteom ölçeğinde </w:t>
+        <w:t xml:space="preserve"> Konak seçimi kuduz glikoprotein G epitop repertuarını yeniden biçimlendirir. Her konak çifti için glikoprotein G sınıf I epitoplarının Jaccard örtüşmesi; her çift birin altındadır, yani öngörülen repertuar seçilen konağa bağlıdır.</w:t>
       </w:r>
+    </w:p>
+    <w:p>
+      <w:pPr>
+        <w:spacing w:before="200"/>
+      </w:pPr>
       <w:r>
         <w:rPr>
-          <w:b w:val="0"/>
-          <w:i/>
-          <w:sz w:val="24"/>
+          <w:b/>
+          <w:i w:val="0"/>
+          <w:sz w:val="26"/>
         </w:rPr>
-        <w:t>S. aureus</w:t>
+        <w:t>Tartışma</w:t>
       </w:r>
+    </w:p>
+    <w:p>
       <w:r>
         <w:rPr>
           <w:b w:val="0"/>
           <w:i w:val="0"/>
           <w:sz w:val="24"/>
         </w:rPr>
-        <w:t xml:space="preserve">, </w:t>
+        <w:t>Ters aşı bilişimi araçlarının kıyasları çoğunlukla küratörlü pozitif ve negatif setlerde zenginleşme ya da sınıflandırıcı doğruluğu bildirir (Goodswen vd., 2023). Bizim karşılaştırmamız, bir kullanıcı için daha belirleyici bir ölçüt ekler: her aracın bağımsız olarak doğrulanmış kaç koruyucu antijeni gerçekten döndürdüğü. Ruhsatlı 4CMenB antijenlerinde (Pizza vd., 2000; Giuliani vd., 2006) VaxForge ve Vaxign-ML dördünü de, NERVE 2.0 ise yalnız birini geri getirdi; dört bakteride VaxForge 14/15'e, Vaxign-ML 15/15'e, NERVE 2.0 9/15'e ulaştı. Bağımsız makine-öğrenmesi sınıflandırıcısının yüksek recall'ı, Ong vd.'nin (2020) Vaxign-ML için bildirdiği başarımla uyumludur; bu, recall tahminlerimizi tek-araca özgü bırakmak yerine güçlendirir. NERVE 2.0'ın eksiği sert seçim basamağından kaynaklanır (Conte vd., 2024): kendi skorunun yüksek verdiği antijenler sabit lokalizasyon ve adezin eşikleriyle elendi; bu, fold-zenginleşmeyi yükseltirken recall'ı düşürdü.</w:t>
+      </w:r>
+    </w:p>
+    <w:p>
+      <w:r>
+        <w:rPr>
+          <w:b w:val="0"/>
+          <w:i w:val="0"/>
+          <w:sz w:val="24"/>
+        </w:rPr>
+        <w:t>En açık örnek, klasik bir virülans faktörü olmayan ve küratörlü virülans veritabanlarında bulunmayan ruhsatlı bir 4CMenB bileşeni olan Neisseria Heparin Bağlayıcı Antijendir (Giuliani vd., 2006). Virülans-veritabanı isabetine kapı koyan her hat onu kaybeder; VaxForge ise bu kanıtı yumuşak ve puana-ağırlıklı biçimde kullandığı için korur. Bu, ters aşı bilişimi metodoloji literatüründe katı filtrelerin duyarlılığı görünürdeki özgüllük uğruna feda ettiği yönündeki yinelenen uyarıyla uyumludur (Goodswen vd., 2023) ve araçlar karşılaştırılırken tek başına fold-zenginleşme değil, bilinen antijenlerdeki recall'ın raporlanmasını gerektirir.</w:t>
+      </w:r>
+    </w:p>
+    <w:p>
+      <w:r>
+        <w:rPr>
+          <w:b w:val="0"/>
+          <w:i w:val="0"/>
+          <w:sz w:val="24"/>
+        </w:rPr>
+        <w:t>İkinci ayırt edici özellik, konak-özgü epitop tahmini, bakteri-odaklı araçların açık bıraktığı bir boşluğu kapatır. NetMHCpan ve NetMHCIIpan zaten pek çok insan-dışı alleli destekler (Reynisson vd., 2020); ancak ters aşı bilişimi hatları bunları çoğunlukla tek bir insan referansına uygular. Kuduz virüsü ve iki ek virüs incelenen dört memeli konağın hepsini enfekte ettiğinden (Cox vd., 1977; Fooks vd., 2017), her konak için dürüst bir repertuar hesaplayabildik; glikoprotein G epitop setleri türden türe belirgin biçimde farklıydı (ikili Jaccard 0,50-0,78 ve ensefalomiyokardit VP1'de sığır ile domuz arasında hiç ortak epitop yok). Pratik aşı yükünün çoğunu oluşturan veteriner ve zoonotik hedefler için (Fooks vd., 2017; Hampson vd., 2015), yalnız-insan bir epitop katmanı sunumu yanlış verir; dolayısıyla bu yetenek kozmetik değil, somut bir üstünlüktür. VaxForge ayrıca sıralamadan sonra konstrukt kurulumuna ve in silico immünizasyon çıktısına geçer; böylece çıktısı bir liste değil, aday bir immünojendir.</w:t>
+      </w:r>
+    </w:p>
+    <w:p>
+      <w:r>
+        <w:rPr>
+          <w:b w:val="0"/>
+          <w:i w:val="0"/>
+          <w:sz w:val="24"/>
+        </w:rPr>
+        <w:t xml:space="preserve">Birkaç sınırlama bu iddiaları çerçeveler. </w:t>
       </w:r>
       <w:r>
         <w:rPr>
@@ -4892,23 +4911,17 @@
           <w:i w:val="0"/>
           <w:sz w:val="24"/>
         </w:rPr>
-        <w:t xml:space="preserve"> ve </w:t>
+        <w:t xml:space="preserve"> ActA'sı VaxForge tarafından kaçırıldı ve bağımsız araçça da en dibe kondu; yani bir hat kusuru değil, gerçekten zor bir hedeftir. Geri kazanımı, lineer-epitop bir hattın modellemediği konformasyonel ya da bağlama-özgü sinyalleri gerektirir; zaten B-hücre epitoplarının çoğu süreksizdir (Michalik vd., 2016). Varsayılan toksisite filtresi, listeriolizin O gibi toksin antijenlerinden gelen peptitleri eleyebilir; bu, kıyas için ayarlamadığımız temkinli bir seçimdir. AUC'yi yalnız ikincil ölçüt olarak, açık bir küçük-örneklem uyarısıyla veriyoruz; çünkü patojen başına dört ila beş pozitif AUC farklarını ayrıştıramaz ve bu temelde üstün ayrım iddia etmiyoruz. Son olarak, tam-proteom VaxForge koşuları bugünkü CPU-yalnız donanımda pratik olmadığından meningokok karşılaştırması araçlar arası adil eşlenmiş alt-örneklemler kullandı; tam proteomlar yalnız hızlı araçlarda koşuldu.</w:t>
       </w:r>
-      <w:r>
-        <w:rPr>
-          <w:b w:val="0"/>
-          <w:i/>
-          <w:sz w:val="24"/>
-        </w:rPr>
-        <w:t>S.</w:t>
-      </w:r>
+    </w:p>
+    <w:p>
       <w:r>
         <w:rPr>
           <w:b w:val="0"/>
           <w:i w:val="0"/>
           <w:sz w:val="24"/>
         </w:rPr>
-        <w:t xml:space="preserve"> Typhimurium için her aracın beş koruyucu antijendeki recall'ı, AUC ek notuyla; VaxForge toplam 14/15, Vaxign-ML 15/15 ve NERVE 2.0 9/15.</w:t>
+        <w:t>İki yön öne çıkıyor. Bir GPU arka ucu, tam-proteom VaxForge koşularına ve her patojende tam ölçekli karşılaştırmaya olanak verir; viral glikoprotein epitoplarının türler-arası ayrışması ise bağlanma ve immünizasyon deneyleriyle sınanabilecek somut bir hipotezdir. İki genişleme de yeniden tasarım gerektirmeden mevcut çerçeveye oturur.</w:t>
       </w:r>
     </w:p>
     <w:p>
@@ -5279,6 +5292,32 @@
           <w:i w:val="0"/>
           <w:sz w:val="24"/>
         </w:rPr>
+        <w:t xml:space="preserve">Goodswen, S. J., Kennedy, P. J., &amp; Ellis, J. T. (2023). A guide to current methodology and usage of reverse vaccinology towards in silico vaccine discovery. </w:t>
+      </w:r>
+      <w:r>
+        <w:rPr>
+          <w:b w:val="0"/>
+          <w:i/>
+          <w:sz w:val="24"/>
+        </w:rPr>
+        <w:t>FEMS Microbiology Reviews, 47</w:t>
+      </w:r>
+      <w:r>
+        <w:rPr>
+          <w:b w:val="0"/>
+          <w:i w:val="0"/>
+          <w:sz w:val="24"/>
+        </w:rPr>
+        <w:t>(2), fuad004. https://doi.org/10.1093/femsre/fuad004</w:t>
+      </w:r>
+    </w:p>
+    <w:p>
+      <w:r>
+        <w:rPr>
+          <w:b w:val="0"/>
+          <w:i w:val="0"/>
+          <w:sz w:val="24"/>
+        </w:rPr>
         <w:t xml:space="preserve">Hampson, K., Coudeville, L., Lembo, T., Sambo, M., Kieffer, A., Attlan, M., Barrat, J., Blanton, J. D., Briggs, D. J., Cleaveland, S., Costa, P., Freuling, C. M., Hiby, E., Knopf, L., &amp; Leanes, F. (2015). Estimating the global burden of endemic canine rabies. </w:t>
       </w:r>
       <w:r>
@@ -5400,6 +5439,32 @@
           <w:sz w:val="24"/>
         </w:rPr>
         <w:t>(11), 5499–5506. https://doi.org/10.4049/jimmunol.168.11.5499</w:t>
+      </w:r>
+    </w:p>
+    <w:p>
+      <w:r>
+        <w:rPr>
+          <w:b w:val="0"/>
+          <w:i w:val="0"/>
+          <w:sz w:val="24"/>
+        </w:rPr>
+        <w:t xml:space="preserve">Michalik, M., Djahanshiri, B., Leo, J. C., &amp; Linke, D. (2016). Reverse vaccinology: the pathway from genomes and epitope predictions to tailored recombinant vaccines. In </w:t>
+      </w:r>
+      <w:r>
+        <w:rPr>
+          <w:b w:val="0"/>
+          <w:i/>
+          <w:sz w:val="24"/>
+        </w:rPr>
+        <w:t>Vaccine Design</w:t>
+      </w:r>
+      <w:r>
+        <w:rPr>
+          <w:b w:val="0"/>
+          <w:i w:val="0"/>
+          <w:sz w:val="24"/>
+        </w:rPr>
+        <w:t xml:space="preserve"> (Methods in Molecular Biology, Vol. 1403, pp. 87–106). Springer. https://doi.org/10.1007/978-1-4939-3387-7_4</w:t>
       </w:r>
     </w:p>
     <w:p>

--- a/benchmark/MANUSCRIPT_TR.docx
+++ b/benchmark/MANUSCRIPT_TR.docx
@@ -2292,7 +2292,7 @@
           <w:i w:val="0"/>
           <w:sz w:val="24"/>
         </w:rPr>
-        <w:t xml:space="preserve"> VaxForge ve Vaxign-ML dört ruhsatlı meningokok antijeninin dördünü de bulur, NERVE 2.0 yalnız PorA'yı bulur. Her antijen için, o antijenin her aracın aday listesindeki sırası gösterilir (düşük = daha iyi); çarpı, geri getirilmeyen antijeni işaretler. Sıralar ve recall varsayılan parametrelerle özdeş girdi üzerinde hesaplandı.</w:t>
+        <w:t xml:space="preserve"> VaxForge ve Vaxign-ML dört ruhsatlı meningokok antijeninin dördünü de bulur, NERVE 2.0 yalnız PorA'yı bulur. Her nokta, bir aracın bir antijen için sonucudur; renk aracı belirtir (lejant, sağ üst). Noktanın yanındaki sayı, o antijenin aracın aday listesindeki sırasıdır; yani baştan konumu (1 = ilk sırada; küçük sayı = daha iyi). "not recovered" (geri getirilmedi) sütunundaki çarpı, aracın hiç döndürmediği antijeni işaretler. Sıralar ve recall varsayılan parametrelerle özdeş girdi üzerinde hesaplandı.</w:t>
       </w:r>
     </w:p>
     <w:p>
@@ -2424,7 +2424,7 @@
           <w:i w:val="0"/>
           <w:sz w:val="24"/>
         </w:rPr>
-        <w:t xml:space="preserve"> Yüksek fold-zenginleşme yüksek recall demek değildir. Her aracın adayları arasında bilinen antijenlerin fold-zenginleşmesi; her barın üstünde o koşunun recall'ı yazılı; kesikli çizgi yayınlanmış NERVE 2.0 fold değeri 16,6'yı gösterir. NERVE 2.0 en yüksek fold'a en düşük recall'la (1/4) ulaşır.</w:t>
+        <w:t xml:space="preserve"> Yüksek fold-zenginleşme yüksek recall demek değildir. Her bar, bir aracın aday listesinde bilinen koruyucu antijenlerin fold-zenginleşmesidir; yani bilinen antijenlerin, adaylar arasında rastlantıya göre kaç kat daha yoğun olduğudur. Barın üstündeki etiket, o koşunun recall'ıdır: aracın toplam içinden gerçekten geri getirdiği bilinen antijen sayısı (4/4 = dördü de bulundu, 1/4 = yalnız biri). Kesikli çizgi yayınlanmış NERVE 2.0 fold değeri 16,6'yı gösterir. NERVE 2.0 en yüksek fold'a en düşük recall'la ulaşır.</w:t>
       </w:r>
     </w:p>
     <w:p>
@@ -4842,7 +4842,7 @@
           <w:i w:val="0"/>
           <w:sz w:val="24"/>
         </w:rPr>
-        <w:t xml:space="preserve"> Konak seçimi kuduz glikoprotein G epitop repertuarını yeniden biçimlendirir. Her konak çifti için glikoprotein G sınıf I epitoplarının Jaccard örtüşmesi; her çift birin altındadır, yani öngörülen repertuar seçilen konağa bağlıdır.</w:t>
+        <w:t xml:space="preserve"> Konak seçimi kuduz glikoprotein G epitop repertuarını yeniden biçimlendirir. Her bar bir konak çiftidir (örneğin insan–domuz) ve değeri, o iki konak için öngörülen glikoprotein G epitoplarının Jaccard örtüşmesidir: 1 iki konağın birebir aynı epitop setini paylaştığı, 0 ise hiç ortak epitop olmadığı anlamına gelir. Her çift birin altındadır; yani bir konak için öngörülen epitoplar başka bir konağa tam aktarılmaz ve konak seçimi öngörülen repertuarı değiştirir.</w:t>
       </w:r>
     </w:p>
     <w:p>

--- a/benchmark/MANUSCRIPT_TR.docx
+++ b/benchmark/MANUSCRIPT_TR.docx
@@ -367,7 +367,7 @@
           <w:i w:val="0"/>
           <w:sz w:val="24"/>
         </w:rPr>
-        <w:t xml:space="preserve"> VaxForge, bakteriyel antijen tahmininde güncel, yerel kurulabilir ve en yaygın kullanılan iki ters aşı bilişimi aracıyla karşılaştırıldı; böylece karşılaştırma bir kullanıcının gerçekte koşacağı araçları yansıtır (Tablo 1). Vaxign-ML (Ong vd., 2020), bir protein proteomunu girdi alıp her protein için bir korujenite (protegenicity) olasılığı döndüren, adayları sıralayan ama epitop, konak bilgisi ya da konstrukt üretmeyen denetimli bir makine-öğrenmesi sınıflandırıcısıdır. NERVE 2.0 (Conte vd., 2024), bir bakteriyel proteomu ve Gram etiketini alıp bir dizi sert seçim filtresinden sonra aday protein kısa listesi döndüren uçtan uca bir bakteriyel ters aşı bilişimi ortamıdır. VaxForge ise bakteri ya da virüs için proteom, kodlayan diziler veya genom alır ve sıralı antijenlerle birlikte konak-özgü epitoplar, çok-epitoplu bir konstrukt ve in silico immünizasyon çıktısı döndürür. İki karşılaştırma aracı da yerelde konteynerlerde kuruldu ve özdeş girdi üzerinde, eşik ayarı yapılmadan, varsayılan parametrelerle koşuldu; ground-truth antijenlerdeki recall ve antijen sıraları her aracın kendi çıktısından okundu.</w:t>
+        <w:t xml:space="preserve"> VaxForge, bakteriyel antijen tahmininde güncel, yerel kurulabilir ve en yaygın kullanılan iki ters aşı bilişimi aracıyla karşılaştırıldı; böylece karşılaştırma bir kullanıcının gerçekte koşacağı araçları yansıtır (Tablo 1). Vaxign-ML (Ong vd., 2020), bir protein proteomunu girdi alıp her protein için bir korujenite (protegenicity) olasılığı döndüren, adayları sıralayan ama epitop, konak bilgisi ya da konstrukt üretmeyen denetimli bir makine-öğrenmesi sınıflandırıcısıdır. NERVE 2.0 (Conte vd., 2024), bir bakteriyel proteomu ve Gram etiketini alıp bir dizi sert seçim filtresinden sonra aday protein kısa listesi döndüren, ardından seçenekli bir epitop-tahmin modülüyle insan HLA süpertipleri için lineer MHC-I/II bağlayıcılarını ve popülasyon kapsamını raporlayan (Conte vd., 2024) uçtan uca bir bakteriyel ters aşı bilişimi ortamıdır. VaxForge ise bakteri ya da virüs için proteom, kodlayan diziler veya genom alır ve sıralı antijenlerle birlikte konak-özgü epitoplar, çok-epitoplu bir konstrukt ve in silico immünizasyon çıktısı döndürür. İki karşılaştırma aracı da yerelde konteynerlerde kuruldu ve özdeş girdi üzerinde, eşik ayarı yapılmadan, varsayılan parametrelerle koşuldu; ground-truth antijenlerdeki recall ve antijen sıraları her aracın kendi çıktısından okundu.</w:t>
       </w:r>
     </w:p>
     <w:p>
@@ -385,7 +385,7 @@
           <w:i w:val="0"/>
           <w:sz w:val="24"/>
         </w:rPr>
-        <w:t xml:space="preserve"> Karşılaştırılan üç aracın girdileri, çıktıları ve yetenekleri (✓ var, ✗ yok).</w:t>
+        <w:t xml:space="preserve"> Karşılaştırılan üç aracın girdileri, çıktıları ve yetenekleri (✓ var, ✗ yok). Karşılaştırma araçlarının yetenekleri kendi kaynak yayınlarında tanımlandığı gibi verilmiştir (NERVE 2.0, Conte vd., 2024; Vaxign-ML, Ong vd., 2020).</w:t>
       </w:r>
     </w:p>
     <w:tbl>
@@ -519,7 +519,7 @@
                 <w:i w:val="0"/>
                 <w:sz w:val="22"/>
               </w:rPr>
-              <w:t>proteom, CDS veya genom</w:t>
+              <w:t>proteom, CDS ya da ham genom (otomatik tanıma)</w:t>
             </w:r>
           </w:p>
         </w:tc>
@@ -539,7 +539,7 @@
                 <w:i w:val="0"/>
                 <w:sz w:val="22"/>
               </w:rPr>
-              <w:t>bakteriyel proteom + Gram</w:t>
+              <w:t>bakteriyel proteom + Gram tipi</w:t>
             </w:r>
           </w:p>
         </w:tc>
@@ -559,7 +559,7 @@
                 <w:i w:val="0"/>
                 <w:sz w:val="22"/>
               </w:rPr>
-              <w:t>protein proteomu</w:t>
+              <w:t>bakteriyel protein proteomu</w:t>
             </w:r>
           </w:p>
         </w:tc>
@@ -581,7 +581,7 @@
                 <w:i w:val="0"/>
                 <w:sz w:val="22"/>
               </w:rPr>
-              <w:t>Virüslere uygulanabilir</w:t>
+              <w:t>Desteklenen patojen</w:t>
             </w:r>
           </w:p>
         </w:tc>
@@ -601,7 +601,7 @@
                 <w:i w:val="0"/>
                 <w:sz w:val="22"/>
               </w:rPr>
-              <w:t>✓</w:t>
+              <w:t>bakteri ve virüs</w:t>
             </w:r>
           </w:p>
         </w:tc>
@@ -621,7 +621,7 @@
                 <w:i w:val="0"/>
                 <w:sz w:val="22"/>
               </w:rPr>
-              <w:t>✗</w:t>
+              <w:t>yalnız bakteri</w:t>
             </w:r>
           </w:p>
         </w:tc>
@@ -641,7 +641,89 @@
                 <w:i w:val="0"/>
                 <w:sz w:val="22"/>
               </w:rPr>
-              <w:t>sınırlı</w:t>
+              <w:t>bakteri (virüs yayında tanımlı değil)</w:t>
+            </w:r>
+          </w:p>
+        </w:tc>
+      </w:tr>
+      <w:tr>
+        <w:tc>
+          <w:tcPr>
+            <w:tcW w:type="dxa" w:w="2160"/>
+          </w:tcPr>
+          <w:p>
+            <w:pPr>
+              <w:spacing w:line="240" w:lineRule="auto"/>
+              <w:jc w:val="left"/>
+            </w:pPr>
+            <w:r/>
+            <w:r>
+              <w:rPr>
+                <w:b w:val="0"/>
+                <w:i w:val="0"/>
+                <w:sz w:val="22"/>
+              </w:rPr>
+              <w:t>Yaklaşım</w:t>
+            </w:r>
+          </w:p>
+        </w:tc>
+        <w:tc>
+          <w:tcPr>
+            <w:tcW w:type="dxa" w:w="2160"/>
+          </w:tcPr>
+          <w:p>
+            <w:pPr>
+              <w:spacing w:line="240" w:lineRule="auto"/>
+              <w:jc w:val="left"/>
+            </w:pPr>
+            <w:r/>
+            <w:r>
+              <w:rPr>
+                <w:b w:val="0"/>
+                <w:i w:val="0"/>
+                <w:sz w:val="22"/>
+              </w:rPr>
+              <w:t>kural + ML hibrit huni + immünolojik katman</w:t>
+            </w:r>
+          </w:p>
+        </w:tc>
+        <w:tc>
+          <w:tcPr>
+            <w:tcW w:type="dxa" w:w="2160"/>
+          </w:tcPr>
+          <w:p>
+            <w:pPr>
+              <w:spacing w:line="240" w:lineRule="auto"/>
+              <w:jc w:val="left"/>
+            </w:pPr>
+            <w:r/>
+            <w:r>
+              <w:rPr>
+                <w:b w:val="0"/>
+                <w:i w:val="0"/>
+                <w:sz w:val="22"/>
+              </w:rPr>
+              <w:t>kural tabanlı modüler ortam + AI modülleri</w:t>
+            </w:r>
+          </w:p>
+        </w:tc>
+        <w:tc>
+          <w:tcPr>
+            <w:tcW w:type="dxa" w:w="2160"/>
+          </w:tcPr>
+          <w:p>
+            <w:pPr>
+              <w:spacing w:line="240" w:lineRule="auto"/>
+              <w:jc w:val="left"/>
+            </w:pPr>
+            <w:r/>
+            <w:r>
+              <w:rPr>
+                <w:b w:val="0"/>
+                <w:i w:val="0"/>
+                <w:sz w:val="22"/>
+              </w:rPr>
+              <w:t>denetimli ML sınıflandırıcı (XGBoost)</w:t>
             </w:r>
           </w:p>
         </w:tc>
@@ -683,7 +765,7 @@
                 <w:i w:val="0"/>
                 <w:sz w:val="22"/>
               </w:rPr>
-              <w:t>✓</w:t>
+              <w:t>✓ ağırlıklı adaylık skoru</w:t>
             </w:r>
           </w:p>
         </w:tc>
@@ -703,7 +785,7 @@
                 <w:i w:val="0"/>
                 <w:sz w:val="22"/>
               </w:rPr>
-              <w:t>✓</w:t>
+              <w:t>✓ Select + skor</w:t>
             </w:r>
           </w:p>
         </w:tc>
@@ -723,7 +805,7 @@
                 <w:i w:val="0"/>
                 <w:sz w:val="22"/>
               </w:rPr>
-              <w:t>✓</w:t>
+              <w:t>✓ korujenite (protegenicity) skoru</w:t>
             </w:r>
           </w:p>
         </w:tc>
@@ -745,7 +827,7 @@
                 <w:i w:val="0"/>
                 <w:sz w:val="22"/>
               </w:rPr>
-              <w:t>Virülans-veritabanı-negatif antijenleri korur</w:t>
+              <w:t>Otoimmünite (konak-homoloji) elemesi</w:t>
             </w:r>
           </w:p>
         </w:tc>
@@ -765,7 +847,27 @@
                 <w:i w:val="0"/>
                 <w:sz w:val="22"/>
               </w:rPr>
-              <w:t>✓</w:t>
+              <w:t>✓ insan, zorunlu</w:t>
+            </w:r>
+          </w:p>
+        </w:tc>
+        <w:tc>
+          <w:tcPr>
+            <w:tcW w:type="dxa" w:w="2160"/>
+          </w:tcPr>
+          <w:p>
+            <w:pPr>
+              <w:spacing w:line="240" w:lineRule="auto"/>
+              <w:jc w:val="left"/>
+            </w:pPr>
+            <w:r/>
+            <w:r>
+              <w:rPr>
+                <w:b w:val="0"/>
+                <w:i w:val="0"/>
+                <w:sz w:val="22"/>
+              </w:rPr>
+              <w:t>✓ insan + fare (seçenekli)</w:t>
             </w:r>
           </w:p>
         </w:tc>
@@ -789,6 +891,8 @@
             </w:r>
           </w:p>
         </w:tc>
+      </w:tr>
+      <w:tr>
         <w:tc>
           <w:tcPr>
             <w:tcW w:type="dxa" w:w="2160"/>
@@ -805,7 +909,67 @@
                 <w:i w:val="0"/>
                 <w:sz w:val="22"/>
               </w:rPr>
-              <w:t>✓</w:t>
+              <w:t>Virülans-negatif antijeni koruma</w:t>
+            </w:r>
+          </w:p>
+        </w:tc>
+        <w:tc>
+          <w:tcPr>
+            <w:tcW w:type="dxa" w:w="2160"/>
+          </w:tcPr>
+          <w:p>
+            <w:pPr>
+              <w:spacing w:line="240" w:lineRule="auto"/>
+              <w:jc w:val="left"/>
+            </w:pPr>
+            <w:r/>
+            <w:r>
+              <w:rPr>
+                <w:b w:val="0"/>
+                <w:i w:val="0"/>
+                <w:sz w:val="22"/>
+              </w:rPr>
+              <w:t>✓ yumuşak huni</w:t>
+            </w:r>
+          </w:p>
+        </w:tc>
+        <w:tc>
+          <w:tcPr>
+            <w:tcW w:type="dxa" w:w="2160"/>
+          </w:tcPr>
+          <w:p>
+            <w:pPr>
+              <w:spacing w:line="240" w:lineRule="auto"/>
+              <w:jc w:val="left"/>
+            </w:pPr>
+            <w:r/>
+            <w:r>
+              <w:rPr>
+                <w:b w:val="0"/>
+                <w:i w:val="0"/>
+                <w:sz w:val="22"/>
+              </w:rPr>
+              <w:t>✗ sert Select eler</w:t>
+            </w:r>
+          </w:p>
+        </w:tc>
+        <w:tc>
+          <w:tcPr>
+            <w:tcW w:type="dxa" w:w="2160"/>
+          </w:tcPr>
+          <w:p>
+            <w:pPr>
+              <w:spacing w:line="240" w:lineRule="auto"/>
+              <w:jc w:val="left"/>
+            </w:pPr>
+            <w:r/>
+            <w:r>
+              <w:rPr>
+                <w:b w:val="0"/>
+                <w:i w:val="0"/>
+                <w:sz w:val="22"/>
+              </w:rPr>
+              <w:t>✓ skor tabanlı</w:t>
             </w:r>
           </w:p>
         </w:tc>
@@ -827,7 +991,7 @@
                 <w:i w:val="0"/>
                 <w:sz w:val="22"/>
               </w:rPr>
-              <w:t>Konak-özgü MHC epitopları</w:t>
+              <w:t>T-hücre / MHC epitop tahmini</w:t>
             </w:r>
           </w:p>
         </w:tc>
@@ -847,7 +1011,89 @@
                 <w:i w:val="0"/>
                 <w:sz w:val="22"/>
               </w:rPr>
-              <w:t>✓</w:t>
+              <w:t>✓ NetMHCpan/II + işleme + immünojenite</w:t>
+            </w:r>
+          </w:p>
+        </w:tc>
+        <w:tc>
+          <w:tcPr>
+            <w:tcW w:type="dxa" w:w="2160"/>
+          </w:tcPr>
+          <w:p>
+            <w:pPr>
+              <w:spacing w:line="240" w:lineRule="auto"/>
+              <w:jc w:val="left"/>
+            </w:pPr>
+            <w:r/>
+            <w:r>
+              <w:rPr>
+                <w:b w:val="0"/>
+                <w:i w:val="0"/>
+                <w:sz w:val="22"/>
+              </w:rPr>
+              <w:t>✓ MHC-I/II, lineer, insan HLA süpertipleri</w:t>
+            </w:r>
+          </w:p>
+        </w:tc>
+        <w:tc>
+          <w:tcPr>
+            <w:tcW w:type="dxa" w:w="2160"/>
+          </w:tcPr>
+          <w:p>
+            <w:pPr>
+              <w:spacing w:line="240" w:lineRule="auto"/>
+              <w:jc w:val="left"/>
+            </w:pPr>
+            <w:r/>
+            <w:r>
+              <w:rPr>
+                <w:b w:val="0"/>
+                <w:i w:val="0"/>
+                <w:sz w:val="22"/>
+              </w:rPr>
+              <w:t>✗</w:t>
+            </w:r>
+          </w:p>
+        </w:tc>
+      </w:tr>
+      <w:tr>
+        <w:tc>
+          <w:tcPr>
+            <w:tcW w:type="dxa" w:w="2160"/>
+          </w:tcPr>
+          <w:p>
+            <w:pPr>
+              <w:spacing w:line="240" w:lineRule="auto"/>
+              <w:jc w:val="left"/>
+            </w:pPr>
+            <w:r/>
+            <w:r>
+              <w:rPr>
+                <w:b w:val="0"/>
+                <w:i w:val="0"/>
+                <w:sz w:val="22"/>
+              </w:rPr>
+              <w:t>B-hücre epitop tahmini</w:t>
+            </w:r>
+          </w:p>
+        </w:tc>
+        <w:tc>
+          <w:tcPr>
+            <w:tcW w:type="dxa" w:w="2160"/>
+          </w:tcPr>
+          <w:p>
+            <w:pPr>
+              <w:spacing w:line="240" w:lineRule="auto"/>
+              <w:jc w:val="left"/>
+            </w:pPr>
+            <w:r/>
+            <w:r>
+              <w:rPr>
+                <w:b w:val="0"/>
+                <w:i w:val="0"/>
+                <w:sz w:val="22"/>
+              </w:rPr>
+              <w:t>✓ BepiPred-3.0</w:t>
             </w:r>
           </w:p>
         </w:tc>
@@ -909,7 +1155,7 @@
                 <w:i w:val="0"/>
                 <w:sz w:val="22"/>
               </w:rPr>
-              <w:t>B- ve T-hücre epitop çıktısı</w:t>
+              <w:t>Konak-özgü MHC allel seçimi</w:t>
             </w:r>
           </w:p>
         </w:tc>
@@ -929,7 +1175,7 @@
                 <w:i w:val="0"/>
                 <w:sz w:val="22"/>
               </w:rPr>
-              <w:t>✓</w:t>
+              <w:t>✓ insan/fare/sığır/domuz</w:t>
             </w:r>
           </w:p>
         </w:tc>
@@ -949,7 +1195,7 @@
                 <w:i w:val="0"/>
                 <w:sz w:val="22"/>
               </w:rPr>
-              <w:t>✗</w:t>
+              <w:t>kısmi (epitop yalnız insan HLA; fare yalnız güvenlik)</w:t>
             </w:r>
           </w:p>
         </w:tc>
@@ -991,7 +1237,7 @@
                 <w:i w:val="0"/>
                 <w:sz w:val="22"/>
               </w:rPr>
-              <w:t>Çok-epitoplu konstrukt</w:t>
+              <w:t>Popülasyon kapsamı</w:t>
             </w:r>
           </w:p>
         </w:tc>
@@ -1011,7 +1257,89 @@
                 <w:i w:val="0"/>
                 <w:sz w:val="22"/>
               </w:rPr>
-              <w:t>✓</w:t>
+              <w:t>✓ insan HLA (diğer konak "veri yok")</w:t>
+            </w:r>
+          </w:p>
+        </w:tc>
+        <w:tc>
+          <w:tcPr>
+            <w:tcW w:type="dxa" w:w="2160"/>
+          </w:tcPr>
+          <w:p>
+            <w:pPr>
+              <w:spacing w:line="240" w:lineRule="auto"/>
+              <w:jc w:val="left"/>
+            </w:pPr>
+            <w:r/>
+            <w:r>
+              <w:rPr>
+                <w:b w:val="0"/>
+                <w:i w:val="0"/>
+                <w:sz w:val="22"/>
+              </w:rPr>
+              <w:t>✓ insan HLA</w:t>
+            </w:r>
+          </w:p>
+        </w:tc>
+        <w:tc>
+          <w:tcPr>
+            <w:tcW w:type="dxa" w:w="2160"/>
+          </w:tcPr>
+          <w:p>
+            <w:pPr>
+              <w:spacing w:line="240" w:lineRule="auto"/>
+              <w:jc w:val="left"/>
+            </w:pPr>
+            <w:r/>
+            <w:r>
+              <w:rPr>
+                <w:b w:val="0"/>
+                <w:i w:val="0"/>
+                <w:sz w:val="22"/>
+              </w:rPr>
+              <w:t>✗</w:t>
+            </w:r>
+          </w:p>
+        </w:tc>
+      </w:tr>
+      <w:tr>
+        <w:tc>
+          <w:tcPr>
+            <w:tcW w:type="dxa" w:w="2160"/>
+          </w:tcPr>
+          <w:p>
+            <w:pPr>
+              <w:spacing w:line="240" w:lineRule="auto"/>
+              <w:jc w:val="left"/>
+            </w:pPr>
+            <w:r/>
+            <w:r>
+              <w:rPr>
+                <w:b w:val="0"/>
+                <w:i w:val="0"/>
+                <w:sz w:val="22"/>
+              </w:rPr>
+              <w:t>Çok-epitoplu (MEV) konstrukt</w:t>
+            </w:r>
+          </w:p>
+        </w:tc>
+        <w:tc>
+          <w:tcPr>
+            <w:tcW w:type="dxa" w:w="2160"/>
+          </w:tcPr>
+          <w:p>
+            <w:pPr>
+              <w:spacing w:line="240" w:lineRule="auto"/>
+              <w:jc w:val="left"/>
+            </w:pPr>
+            <w:r/>
+            <w:r>
+              <w:rPr>
+                <w:b w:val="0"/>
+                <w:i w:val="0"/>
+                <w:sz w:val="22"/>
+              </w:rPr>
+              <w:t>✓ linker + adjuvan</w:t>
             </w:r>
           </w:p>
         </w:tc>
@@ -1175,7 +1503,7 @@
                 <w:i w:val="0"/>
                 <w:sz w:val="22"/>
               </w:rPr>
-              <w:t>sıralı antijen, epitop ve konstrukt</w:t>
+              <w:t>sıralı antijen + konak-özgü epitop + konstrukt + immünizasyon</w:t>
             </w:r>
           </w:p>
         </w:tc>
@@ -1195,7 +1523,7 @@
                 <w:i w:val="0"/>
                 <w:sz w:val="22"/>
               </w:rPr>
-              <w:t>aday protein kısa listesi</w:t>
+              <w:t>PVC kısa listesi + T-hücre epitop / popülasyon kapsamı</w:t>
             </w:r>
           </w:p>
         </w:tc>

--- a/benchmark/MANUSCRIPT_TR.docx
+++ b/benchmark/MANUSCRIPT_TR.docx
@@ -75,7 +75,7 @@
           <w:i w:val="0"/>
           <w:sz w:val="24"/>
         </w:rPr>
-        <w:t>Ters aşı bilişimi araçları bir genomdan aday antijen sıralar; ancak çoğu bu sıralamada durur ve konağı tek bir referans sayar. Bu iki eksik, hem bilinen antijenleri geri getirme başarımını hem de veteriner ve türler-arası hedeflerdeki kullanışlılığı düşürür. Burada VaxForge'u tanıtıyoruz: bir patojeni aday keşfinden yumuşak-filtreli antijen hunisine, ardından dört konak türü için ayrı ayrı sınıf I ve sınıf II epitop tahminine ve karakterize edilmiş çok-epitoplu bir konstrukta taşıyan, in silico immünizasyonla biten bir hat. VaxForge'u iki yerleşik araçla, NERVE 2.0 ve Vaxign-ML ile, varsayılan parametreler ve özdeş girdi altında karşılaştırdık. On beş ruhsatlı ya da preklinik koruyucu antijenin ground-truth alındığı dört bakteriyel proteomda VaxForge 15 antijenin 14'ünü geri getirdi. Bu değer Vaxign-ML'inkiyle (15/15) yarışır ve NERVE 2.0'ın (9/15) belirgin önündedir; üstelik VaxForge koruyucu antijenleri daha üst sıralara koydu (örneğin demir-düzenlenen yüzey belirleyicisi B, 2.889 protein içinde 4. sırada). VaxForge'un kaçırdığı tek antijen olan ActA, bağımsız araçta da en dipte çıktı; yani bir yapaylık değil, gerçekten zor bir hedef. NERVE 2.0 daha yüksek fold-zenginleşmeye ulaştı, ama bunu dört ruhsatlı meningokok antijeninden üçünü her ölçekte eleyerek yaptı; dolayısıyla fold-zenginleşme tek başına yanıltıcıdır. Bir kuduz modeli ve iki virüste VaxForge, türden türe belirgin biçimde değişen konak-özgü glikoprotein epitop repertuarları verdi (ikili Jaccard örtüşmesi birin altında, bir durumda sıfır); bu, karşılaştırılan araçların ulaşamadığı bir boyuttur. Kısacası VaxForge, güçlü bir bağımsız tahmincinin recall'ını yakalarken alanın bugün sunmadığı konak çözünürlüğünü ve uçtan uca bir konstruktu ekler.</w:t>
+        <w:t>Ters aşı bilişimi araçları bir genomdan aday antijen sıralar; ancak çoğu bu sıralamada durur ve konağı tek bir referans sayar. Bu iki eksik, hem bilinen antijenleri geri getirme başarımını hem de veteriner ve türler-arası hedeflerdeki kullanışlılığı düşürür. Burada VaxForge'u tanıtıyoruz: bir patojeni aday keşfinden yumuşak-filtreli antijen hunisine, ardından dört konak türü için ayrı ayrı sınıf I ve sınıf II epitop tahminine ve karakterize edilmiş çok-epitoplu bir konstrukta taşıyan, in silico immünizasyonla biten bir hat. VaxForge'u iki yerleşik araçla, NERVE 2.0 ve Vaxign-ML ile, varsayılan parametreler ve özdeş girdi altında karşılaştırdık. On beş ruhsatlı ya da preklinik koruyucu antijenin ground-truth alındığı dört bakteriyel proteomda VaxForge 15 antijenin 14'ünü geri getirdi. Bu değer Vaxign-ML'inkiyle (15/15) yarışır ve NERVE 2.0'ın (9/15) belirgin önündedir; üstelik VaxForge koruyucu antijenleri daha üst sıralara koydu (örneğin demir-düzenlenen yüzey belirleyicisi B, 2.889 protein içinde 4. sırada). VaxForge'un kaçırdığı tek antijen olan ActA, bağımsız araçta da en dipte çıktı; yani bir yapaylık değil, gerçekten zor bir hedef. NERVE 2.0 daha yüksek fold-zenginleşmeye ulaştı, ama bunu dört ruhsatlı meningokok antijeninden üçünü her ölçekte eleyerek yaptı; dolayısıyla fold-zenginleşme tek başına yanıltıcıdır. Yedi aileye yayılan on virüste VaxForge, koruyucu ya da patentli antijeni sekizinde adayların üst çeyreğinde geri getirdi ve her durumda türden türe değişen konak-özgü epitop repertuarları verdi (ikili Jaccard örtüşmesi birin altında, bazı konak çiftlerinde sıfır); bu, karşılaştırılan araçların ulaşamadığı bir boyuttur. Antijen sıralamasında Vaxign-ML ile baş-başa sonuç dengeliydi (dörder galibiyet, iki beraberlik; NERVE 2.0 virüsleri işleyemiyor). Kısacası VaxForge, güçlü bir bağımsız tahmincinin recall'ını yakalarken alanın bugün sunmadığı konak çözünürlüğünü ve uçtan uca bir konstruktu ekler.</w:t>
       </w:r>
     </w:p>
     <w:p>
@@ -134,7 +134,7 @@
           <w:i w:val="0"/>
           <w:sz w:val="24"/>
         </w:rPr>
-        <w:t>VaxForge bu üç eksiği tek bir deterministik hatta kapatır. Sert virülans filtresini yumuşak ve ağırlıklı bir filtreyle değiştirir; böylece virülans-veritabanı kaydı olmayan gerçek bir yüzey antijeni de geçebilir. Kullanıcının seçtiği konak için sınıf I ve sınıf II bağlanmayı, insan, fare, sığır ve domuz allel panellerinden tahmin eder; böylece epitop repertuarı hedeflenen türü yansıtır. Ve sıralamayla yetinmeyip çok-epitoplu bir konstrukta ve in silico immünizasyon çıktısına uzanır. Aşağıda ilk iki katkıyı dört bakteri ve üç virüste NERVE 2.0 ve Vaxign-ML'e karşı ölçüyor, ayrıca çalışma sırasında yakalayıp giderdiğimiz iki ölçek kaynaklı kusurun oluşturduğu hat doğrulamasını sunuyoruz.</w:t>
+        <w:t>VaxForge bu üç eksiği tek bir deterministik hatta kapatır. Sert virülans filtresini yumuşak ve ağırlıklı bir filtreyle değiştirir; böylece virülans-veritabanı kaydı olmayan gerçek bir yüzey antijeni de geçebilir. Kullanıcının seçtiği konak için sınıf I ve sınıf II bağlanmayı, insan, fare, sığır ve domuz allel panellerinden tahmin eder; böylece epitop repertuarı hedeflenen türü yansıtır. Ve sıralamayla yetinmeyip çok-epitoplu bir konstrukta ve in silico immünizasyon çıktısına uzanır. Aşağıda ilk iki katkıyı dört bakteri ve on virüste NERVE 2.0 ve Vaxign-ML'e karşı ölçüyor, ayrıca çalışma sırasında yakalayıp giderdiğimiz iki ölçek kaynaklı kusurun ve bir virüse-özgü antijen-filtresi kusurunun oluşturduğu hat doğrulamasını sunuyoruz.</w:t>
       </w:r>
     </w:p>
     <w:p>
@@ -301,7 +301,7 @@
           <w:i w:val="0"/>
           <w:sz w:val="24"/>
         </w:rPr>
-        <w:t xml:space="preserve"> Typhimurium LT2 (UP000001014, 4.533); her biri, kanıtı ve DOI'leri `PROTECTIVE_ANTIGENS.md`'de listelenen beşer koruyucu ya da aday antijenle. Virüs kolunda kuduz virüsü (tür </w:t>
+        <w:t xml:space="preserve"> Typhimurium LT2 (UP000001014, 4.533); her biri, kanıtı ve DOI'leri `PROTECTIVE_ANTIGENS.md`'de listelenen beşer koruyucu ya da aday antijenle. Virüs kolunda, dört memeli konağın da doğal olarak enfekte ettiği, yedi aileye yayılan on virüs kullanıldı: Rhabdoviridae'den kuduz virüsü (</w:t>
       </w:r>
       <w:r>
         <w:rPr>
@@ -317,7 +317,7 @@
           <w:i w:val="0"/>
           <w:sz w:val="24"/>
         </w:rPr>
-        <w:t>; NC_001542; glikoprotein G, NP_056796), veziküler stomatit Indiana virüsü (</w:t>
+        <w:t>; NC_001542, glikoprotein G, NP_056796) ve veziküler stomatit Indiana virüsü (</w:t>
       </w:r>
       <w:r>
         <w:rPr>
@@ -333,7 +333,7 @@
           <w:i w:val="0"/>
           <w:sz w:val="24"/>
         </w:rPr>
-        <w:t>) ve ensefalomiyokardit virüsü (</w:t>
+        <w:t>; NC_001560, glikoprotein G); Picornaviridae'den ensefalomiyokardit virüsü (</w:t>
       </w:r>
       <w:r>
         <w:rPr>
@@ -349,7 +349,7 @@
           <w:i w:val="0"/>
           <w:sz w:val="24"/>
         </w:rPr>
-        <w:t>) kullanıldı. Tüm aksesyonlar NCBI ve UniProt'a karşı doğrulandı (`PATHOGEN_ACCESSIONS.md`). Meningokokta, tam-proteom VaxForge koşuları CPU-yalnız donanımda pratik olmadığından proteomun sabit-seed alt örneklemi (64 ve 204 protein; dört koruyucu antijen artı arka plan) kullanıldı ve aynı alt örneklem her araca verildi.</w:t>
+        <w:t>; NC_001479, kapsid VP1); Togaviridae'den Venezuela at ensefaliti virüsü (NC_001449, E2) ve Getah virüsü (NC_006558, E2 taşıyan yapısal poliprotein); Flaviviridae'den Japon ensefaliti virüsü (NC_001437, zarf E); Phenuiviridae'den Rift Vadisi humması virüsü (NC_014397, glikoprotein Gn/Gc); Reoviridae'den memeli ortoreovirüsü (σ1 tutunma proteini); ve Poxviridae'den vaccinia (NC_006998, L1R) ve cowpox (NC_003663, L1R ortoloğu) virüsleri. Her ground-truth antijen koruyucu, ruhsatlı ya da patentli bir aşı hedefi taşır; patentler ve kanıt `PATENTED_VACCINES.md`'de listelidir. Poliprotein ve segmentli virüslerde olgun peptitler anote olduğu yerde çıkarıldı; iki ortopoksvirüste tek bir RefSeq referansı kullanıldı ve cowpox L1R'si vaccinia L1R'sine ortoloji ile belirlendi. Tüm aksesyonlar NCBI ve UniProt'a karşı doğrulandı (`PATHOGEN_ACCESSIONS.md`). Meningokokta, tam-proteom VaxForge koşuları CPU-yalnız donanımda pratik olmadığından proteomun sabit-seed alt örneklemi (64 ve 204 protein; dört koruyucu antijen artı arka plan) kullanıldı ve aynı alt örneklem her araca verildi.</w:t>
       </w:r>
     </w:p>
     <w:p>
@@ -2567,42 +2567,16 @@
     </w:tbl>
     <w:p/>
     <w:p>
-      <w:pPr>
-        <w:jc w:val="center"/>
-      </w:pPr>
+      <w:r/>
+    </w:p>
+    <w:p>
       <w:r>
-        <w:drawing>
-          <wp:inline xmlns:a="http://schemas.openxmlformats.org/drawingml/2006/main" xmlns:pic="http://schemas.openxmlformats.org/drawingml/2006/picture">
-            <wp:extent cx="5669280" cy="2992120"/>
-            <wp:docPr id="1" name="Picture 1"/>
-            <wp:cNvGraphicFramePr>
-              <a:graphicFrameLocks noChangeAspect="1"/>
-            </wp:cNvGraphicFramePr>
-            <a:graphic>
-              <a:graphicData uri="http://schemas.openxmlformats.org/drawingml/2006/picture">
-                <pic:pic>
-                  <pic:nvPicPr>
-                    <pic:cNvPr id="0" name="fig1_antigen_recovery.png"/>
-                    <pic:cNvPicPr/>
-                  </pic:nvPicPr>
-                  <pic:blipFill>
-                    <a:blip r:embed="rId9"/>
-                    <a:stretch>
-                      <a:fillRect/>
-                    </a:stretch>
-                  </pic:blipFill>
-                  <pic:spPr>
-                    <a:xfrm>
-                      <a:off x="0" y="0"/>
-                      <a:ext cx="5669280" cy="2992120"/>
-                    </a:xfrm>
-                    <a:prstGeom prst="rect"/>
-                  </pic:spPr>
-                </pic:pic>
-              </a:graphicData>
-            </a:graphic>
-          </wp:inline>
-        </w:drawing>
+        <w:rPr>
+          <w:b w:val="0"/>
+          <w:i w:val="0"/>
+          <w:sz w:val="24"/>
+        </w:rPr>
+        <w:t>[figür yüklenemedi: figures/fig1_antigen_recovery.png ([Errno 2] No such file or directory: 'figures/fig1_antigen_recovery.png')]</w:t>
       </w:r>
     </w:p>
     <w:p>
@@ -2624,42 +2598,16 @@
       </w:r>
     </w:p>
     <w:p>
-      <w:pPr>
-        <w:jc w:val="center"/>
-      </w:pPr>
+      <w:r/>
+    </w:p>
+    <w:p>
       <w:r>
-        <w:drawing>
-          <wp:inline xmlns:a="http://schemas.openxmlformats.org/drawingml/2006/main" xmlns:pic="http://schemas.openxmlformats.org/drawingml/2006/picture">
-            <wp:extent cx="5669280" cy="3968496"/>
-            <wp:docPr id="2" name="Picture 2"/>
-            <wp:cNvGraphicFramePr>
-              <a:graphicFrameLocks noChangeAspect="1"/>
-            </wp:cNvGraphicFramePr>
-            <a:graphic>
-              <a:graphicData uri="http://schemas.openxmlformats.org/drawingml/2006/picture">
-                <pic:pic>
-                  <pic:nvPicPr>
-                    <pic:cNvPr id="0" name="fig2_recall_bar.png"/>
-                    <pic:cNvPicPr/>
-                  </pic:nvPicPr>
-                  <pic:blipFill>
-                    <a:blip r:embed="rId10"/>
-                    <a:stretch>
-                      <a:fillRect/>
-                    </a:stretch>
-                  </pic:blipFill>
-                  <pic:spPr>
-                    <a:xfrm>
-                      <a:off x="0" y="0"/>
-                      <a:ext cx="5669280" cy="3968496"/>
-                    </a:xfrm>
-                    <a:prstGeom prst="rect"/>
-                  </pic:spPr>
-                </pic:pic>
-              </a:graphicData>
-            </a:graphic>
-          </wp:inline>
-        </w:drawing>
+        <w:rPr>
+          <w:b w:val="0"/>
+          <w:i w:val="0"/>
+          <w:sz w:val="24"/>
+        </w:rPr>
+        <w:t>[figür yüklenemedi: figures/fig2_recall_bar.png ([Errno 2] No such file or directory: 'figures/fig2_recall_bar.png')]</w:t>
       </w:r>
     </w:p>
     <w:p>
@@ -2699,42 +2647,16 @@
       </w:r>
     </w:p>
     <w:p>
-      <w:pPr>
-        <w:jc w:val="center"/>
-      </w:pPr>
+      <w:r/>
+    </w:p>
+    <w:p>
       <w:r>
-        <w:drawing>
-          <wp:inline xmlns:a="http://schemas.openxmlformats.org/drawingml/2006/main" xmlns:pic="http://schemas.openxmlformats.org/drawingml/2006/picture">
-            <wp:extent cx="5669280" cy="3464560"/>
-            <wp:docPr id="3" name="Picture 3"/>
-            <wp:cNvGraphicFramePr>
-              <a:graphicFrameLocks noChangeAspect="1"/>
-            </wp:cNvGraphicFramePr>
-            <a:graphic>
-              <a:graphicData uri="http://schemas.openxmlformats.org/drawingml/2006/picture">
-                <pic:pic>
-                  <pic:nvPicPr>
-                    <pic:cNvPr id="0" name="fig3_fold_vs_recall.png"/>
-                    <pic:cNvPicPr/>
-                  </pic:nvPicPr>
-                  <pic:blipFill>
-                    <a:blip r:embed="rId11"/>
-                    <a:stretch>
-                      <a:fillRect/>
-                    </a:stretch>
-                  </pic:blipFill>
-                  <pic:spPr>
-                    <a:xfrm>
-                      <a:off x="0" y="0"/>
-                      <a:ext cx="5669280" cy="3464560"/>
-                    </a:xfrm>
-                    <a:prstGeom prst="rect"/>
-                  </pic:spPr>
-                </pic:pic>
-              </a:graphicData>
-            </a:graphic>
-          </wp:inline>
-        </w:drawing>
+        <w:rPr>
+          <w:b w:val="0"/>
+          <w:i w:val="0"/>
+          <w:sz w:val="24"/>
+        </w:rPr>
+        <w:t>[figür yüklenemedi: figures/fig3_fold_vs_recall.png ([Errno 2] No such file or directory: 'figures/fig3_fold_vs_recall.png')]</w:t>
       </w:r>
     </w:p>
     <w:p>
@@ -4134,42 +4056,16 @@
     </w:tbl>
     <w:p/>
     <w:p>
-      <w:pPr>
-        <w:jc w:val="center"/>
-      </w:pPr>
+      <w:r/>
+    </w:p>
+    <w:p>
       <w:r>
-        <w:drawing>
-          <wp:inline xmlns:a="http://schemas.openxmlformats.org/drawingml/2006/main" xmlns:pic="http://schemas.openxmlformats.org/drawingml/2006/picture">
-            <wp:extent cx="5669280" cy="3180328"/>
-            <wp:docPr id="4" name="Picture 4"/>
-            <wp:cNvGraphicFramePr>
-              <a:graphicFrameLocks noChangeAspect="1"/>
-            </wp:cNvGraphicFramePr>
-            <a:graphic>
-              <a:graphicData uri="http://schemas.openxmlformats.org/drawingml/2006/picture">
-                <pic:pic>
-                  <pic:nvPicPr>
-                    <pic:cNvPr id="0" name="fig4_bacteria_panel.png"/>
-                    <pic:cNvPicPr/>
-                  </pic:nvPicPr>
-                  <pic:blipFill>
-                    <a:blip r:embed="rId12"/>
-                    <a:stretch>
-                      <a:fillRect/>
-                    </a:stretch>
-                  </pic:blipFill>
-                  <pic:spPr>
-                    <a:xfrm>
-                      <a:off x="0" y="0"/>
-                      <a:ext cx="5669280" cy="3180328"/>
-                    </a:xfrm>
-                    <a:prstGeom prst="rect"/>
-                  </pic:spPr>
-                </pic:pic>
-              </a:graphicData>
-            </a:graphic>
-          </wp:inline>
-        </w:drawing>
+        <w:rPr>
+          <w:b w:val="0"/>
+          <w:i w:val="0"/>
+          <w:sz w:val="24"/>
+        </w:rPr>
+        <w:t>[figür yüklenemedi: figures/fig4_bacteria_panel.png ([Errno 2] No such file or directory: 'figures/fig4_bacteria_panel.png')]</w:t>
       </w:r>
     </w:p>
     <w:p>
@@ -4263,55 +4159,17 @@
           <w:i w:val="0"/>
           <w:sz w:val="24"/>
         </w:rPr>
-        <w:t xml:space="preserve">Virüs kolunu bu konak-özgü sunumu sınamak için kurduk. Tek yapısal proteini olan glikoprotein G'nin nötralize edici ve koruyucu antikorları uyaran tek protein olduğu (Cox vd., 1977) kuduz virüsünde (tür </w:t>
+        <w:t>Virüs kolunu bu konak-özgü sunumu sınamak için kurduk ve dört memeli konağın da doğal olarak enfekte ettiği, yedi aileye yayılan (Rhabdoviridae, Togaviridae, Flaviviridae, Phenuiviridae, Picornaviridae, Reoviridae, Poxviridae) on virüse genişlettik. Her virüste ground-truth, koruyucu, patentli ya da ruhsatlı aşı hedefini taşıyan proteindi (örneğin kuduz ve veziküler-stomatit glikoprotein G'si, alfavirüs E2'si, flavivirüs zarf E'si, bunyavirüs Gn/Gc'si, ortopoksvirüs L1R'si ve pikornavirüs kapsid VP1'i; patentler ve kanıt `PATENTED_VACCINES.md`'de). Viral zarf ve kapsid antijenleri aşının asıl hedefidir ama membrana gömülüdür; bakteriye göre ayarlanmış bir transmembran-sayısı filtresi onları eler. Bu yüzden söz konusu filtreyi virüs profilinde yumuşattık ve bir yüzey-maruziyet sinyali ekledik (Yöntemler). Bununla VaxForge, on virüsün sekizinde koruyucu antijeni adayların üst çeyreğinde geri getirdi; Getah, Rift Vadisi humması ve Japon ensefalitinde birinci, kuduz, veziküler stomatit ve Venezuela at ensefalitinde ikinci sıraya koydu (Tablo 5; Şekil 6). Vaxign-ML ile baş-başa sonuç karışıktı ve bunu dürüstçe bildiriyoruz: VaxForge dört virüste hedefi daha üste, Vaxign-ML dört virüste daha üste koydu, ikisi iki virüste berabere kaldı; yani hiçbir genel sıralayıcı viral antijenlerde baskın değil. VaxForge'un tek açık zayıflığı olan reovirüs σ1'in 11 içinde 9. sırası gizlenmedi, açıklandı: σ1 membran çapası olmayan bir fiber proteinidir, bu yüzden yüzey-maruziyet kredisi almaz; Vaxign-ML onu birinci koydu. Bu, viral sinyali membran topolojisine bağlamanın gerçek bir sınırıdır.</w:t>
       </w:r>
-      <w:r>
-        <w:rPr>
-          <w:b w:val="0"/>
-          <w:i/>
-          <w:sz w:val="24"/>
-        </w:rPr>
-        <w:t>Lyssavirus rabies</w:t>
-      </w:r>
+    </w:p>
+    <w:p>
       <w:r>
         <w:rPr>
           <w:b w:val="0"/>
           <w:i w:val="0"/>
           <w:sz w:val="24"/>
         </w:rPr>
-        <w:t>; RefSeq NC_001542), VaxForge G'yi beş protein içinde ikinci sıraya koydu; daha da önemlisi dört doğal memeli konağın her biri için farklı bağlı-epitop setleri üretti (glikoprotein G: farede 8, insanda 7, sığırda 7, domuzda 5). Glikoprotein G epitoplarının ikili konak örtüşmesi birin belirgin altındaydı (Tablo 5; Şekil 5); yani konak seçimi öngörülen repertuarı gözle görülür biçimde değiştirdi. İki ek dört-konaklı virüs bu etkiyi yineledi: kuduz virüsünün rabdovirüs akrabası veziküler stomatit Indiana virüsü (</w:t>
-      </w:r>
-      <w:r>
-        <w:rPr>
-          <w:b w:val="0"/>
-          <w:i/>
-          <w:sz w:val="24"/>
-        </w:rPr>
-        <w:t>Vesiculovirus indiana</w:t>
-      </w:r>
-      <w:r>
-        <w:rPr>
-          <w:b w:val="0"/>
-          <w:i w:val="0"/>
-          <w:sz w:val="24"/>
-        </w:rPr>
-        <w:t>) glikoprotein G'yi yine 5 içinde 2. sıraya koydu ve insan ile domuz örtüşmesi 0,33'e kadar indi; ensefalomiyokardit virüsü (</w:t>
-      </w:r>
-      <w:r>
-        <w:rPr>
-          <w:b w:val="0"/>
-          <w:i/>
-          <w:sz w:val="24"/>
-        </w:rPr>
-        <w:t>Cardiovirus A</w:t>
-      </w:r>
-      <w:r>
-        <w:rPr>
-          <w:b w:val="0"/>
-          <w:i w:val="0"/>
-          <w:sz w:val="24"/>
-        </w:rPr>
-        <w:t>) kapsid VP1'i 11 içinde 3. sıraya koydu ve sığır ile domuz arasında hiç ortak epitop çıkmadı. NERVE 2.0 yalnız bakteriler için çalışır, Vaxign-ML'de konak boyutu yoktur (kuduz glikoprotein G'yi konak ayrımı olmadan 5 içinde 4. sıraya koydu); dolayısıyla bu yetenek üç araç arasında yalnız VaxForge'da vardır. Kuduz tek koruyucu antijen sunduğundan buradaki sıra istatistiği çıkarımsal değil betimseldir (permütasyon p = 0,40, n = 1); popülasyon kapsamı da insan-dışı konaklarda uydurulmadan "veri yok" olarak bildirildi.</w:t>
+        <w:t>VaxForge'u her iki karşılaştırmalı araçtan ayıran özellik ise sıralama değil, konak boyutudur ve bu on virüsün hepsinde geçerliydi. Her virüste ground-truth-antijen epitop seti konak türüne göre farklıydı; ikili konak Jaccard örtüşmesi her durumda birin altında, birkaç virüste bazı konak çiftleri için hiç ortak epitop yok (Tablo 5; Şekil 7). NERVE 2.0 virüslerde koşamaz, Vaxign-ML tek bir konaksız protegenicity skoru döndürür (kuduz glikoprotein G'yi konak ayrımı olmadan 5 içinde 4. sıraya koydu); dolayısıyla bu konak-başına repertuar üç araç arasında yalnız VaxForge'da vardır. Her virüs tek koruyucu antijen sunduğundan sıra istatistiği çıkarımsal değil betimseldir; popülasyon kapsamı da insan-dışı konaklarda uydurulmadan "veri yok" olarak bildirildi.</w:t>
       </w:r>
     </w:p>
     <w:p>
@@ -4771,7 +4629,7 @@
           <w:i w:val="0"/>
           <w:sz w:val="24"/>
         </w:rPr>
-        <w:t xml:space="preserve"> Üç dört-konaklı virüste konak-özgü epitop çözünürlüğü (VaxForge).</w:t>
+        <w:t xml:space="preserve"> On dört-konaklı virüste konak-özgü epitop çözünürlüğü ve VaxForge–Vaxign-ML baş-başa karşılaştırması. Sıra, ground-truth antijenin her aracın aday listesindeki konumudur; NERVE 2.0 viral proteomları işleyemediği için gösterilmemiştir. Jaccard, ground-truth-antijen epitoplarının konak-çifti örtüşmesinin ortalaması (aralığı); birin altında olması konak seçiminin repertuarı değiştirdiğini gösterir.</w:t>
       </w:r>
     </w:p>
     <w:tbl>
@@ -4781,15 +4639,16 @@
         <w:tblLook w:firstColumn="1" w:firstRow="1" w:lastColumn="0" w:lastRow="0" w:noHBand="0" w:noVBand="1" w:val="04A0"/>
       </w:tblPr>
       <w:tblGrid>
-        <w:gridCol w:w="2160"/>
-        <w:gridCol w:w="2160"/>
-        <w:gridCol w:w="2160"/>
-        <w:gridCol w:w="2160"/>
+        <w:gridCol w:w="1728"/>
+        <w:gridCol w:w="1728"/>
+        <w:gridCol w:w="1728"/>
+        <w:gridCol w:w="1728"/>
+        <w:gridCol w:w="1728"/>
       </w:tblGrid>
       <w:tr>
         <w:tc>
           <w:tcPr>
-            <w:tcW w:type="dxa" w:w="2160"/>
+            <w:tcW w:type="dxa" w:w="1728"/>
           </w:tcPr>
           <w:p>
             <w:pPr>
@@ -4809,7 +4668,7 @@
         </w:tc>
         <w:tc>
           <w:tcPr>
-            <w:tcW w:type="dxa" w:w="2160"/>
+            <w:tcW w:type="dxa" w:w="1728"/>
           </w:tcPr>
           <w:p>
             <w:pPr>
@@ -4829,7 +4688,7 @@
         </w:tc>
         <w:tc>
           <w:tcPr>
-            <w:tcW w:type="dxa" w:w="2160"/>
+            <w:tcW w:type="dxa" w:w="1728"/>
           </w:tcPr>
           <w:p>
             <w:pPr>
@@ -4843,13 +4702,13 @@
                 <w:i w:val="0"/>
                 <w:sz w:val="22"/>
               </w:rPr>
-              <w:t>Sıra</w:t>
+              <w:t>VaxForge sırası</w:t>
             </w:r>
           </w:p>
         </w:tc>
         <w:tc>
           <w:tcPr>
-            <w:tcW w:type="dxa" w:w="2160"/>
+            <w:tcW w:type="dxa" w:w="1728"/>
           </w:tcPr>
           <w:p>
             <w:pPr>
@@ -4863,7 +4722,27 @@
                 <w:i w:val="0"/>
                 <w:sz w:val="22"/>
               </w:rPr>
-              <w:t>Konak-çifti epitop örtüşmesi (Jaccard)</w:t>
+              <w:t>Vaxign-ML sırası</w:t>
+            </w:r>
+          </w:p>
+        </w:tc>
+        <w:tc>
+          <w:tcPr>
+            <w:tcW w:type="dxa" w:w="1728"/>
+          </w:tcPr>
+          <w:p>
+            <w:pPr>
+              <w:spacing w:line="240" w:lineRule="auto"/>
+              <w:jc w:val="left"/>
+            </w:pPr>
+            <w:r/>
+            <w:r>
+              <w:rPr>
+                <w:b/>
+                <w:i w:val="0"/>
+                <w:sz w:val="22"/>
+              </w:rPr>
+              <w:t>Konak-çifti Jaccard, ort. (aralık)</w:t>
             </w:r>
           </w:p>
         </w:tc>
@@ -4871,7 +4750,7 @@
       <w:tr>
         <w:tc>
           <w:tcPr>
-            <w:tcW w:type="dxa" w:w="2160"/>
+            <w:tcW w:type="dxa" w:w="1728"/>
           </w:tcPr>
           <w:p>
             <w:pPr>
@@ -4891,7 +4770,7 @@
         </w:tc>
         <w:tc>
           <w:tcPr>
-            <w:tcW w:type="dxa" w:w="2160"/>
+            <w:tcW w:type="dxa" w:w="1728"/>
           </w:tcPr>
           <w:p>
             <w:pPr>
@@ -4911,7 +4790,7 @@
         </w:tc>
         <w:tc>
           <w:tcPr>
-            <w:tcW w:type="dxa" w:w="2160"/>
+            <w:tcW w:type="dxa" w:w="1728"/>
           </w:tcPr>
           <w:p>
             <w:pPr>
@@ -4931,7 +4810,7 @@
         </w:tc>
         <w:tc>
           <w:tcPr>
-            <w:tcW w:type="dxa" w:w="2160"/>
+            <w:tcW w:type="dxa" w:w="1728"/>
           </w:tcPr>
           <w:p>
             <w:pPr>
@@ -4945,7 +4824,27 @@
                 <w:i w:val="0"/>
                 <w:sz w:val="22"/>
               </w:rPr>
-              <w:t>insan~sığır 0,75; insan~fare 0,67; insan~domuz 0,50</w:t>
+              <w:t>4/5</w:t>
+            </w:r>
+          </w:p>
+        </w:tc>
+        <w:tc>
+          <w:tcPr>
+            <w:tcW w:type="dxa" w:w="1728"/>
+          </w:tcPr>
+          <w:p>
+            <w:pPr>
+              <w:spacing w:line="240" w:lineRule="auto"/>
+              <w:jc w:val="left"/>
+            </w:pPr>
+            <w:r/>
+            <w:r>
+              <w:rPr>
+                <w:b w:val="0"/>
+                <w:i w:val="0"/>
+                <w:sz w:val="22"/>
+              </w:rPr>
+              <w:t>0,62 (0,50–0,75)</w:t>
             </w:r>
           </w:p>
         </w:tc>
@@ -4953,7 +4852,7 @@
       <w:tr>
         <w:tc>
           <w:tcPr>
-            <w:tcW w:type="dxa" w:w="2160"/>
+            <w:tcW w:type="dxa" w:w="1728"/>
           </w:tcPr>
           <w:p>
             <w:pPr>
@@ -4973,7 +4872,7 @@
         </w:tc>
         <w:tc>
           <w:tcPr>
-            <w:tcW w:type="dxa" w:w="2160"/>
+            <w:tcW w:type="dxa" w:w="1728"/>
           </w:tcPr>
           <w:p>
             <w:pPr>
@@ -4993,7 +4892,7 @@
         </w:tc>
         <w:tc>
           <w:tcPr>
-            <w:tcW w:type="dxa" w:w="2160"/>
+            <w:tcW w:type="dxa" w:w="1728"/>
           </w:tcPr>
           <w:p>
             <w:pPr>
@@ -5013,7 +4912,7 @@
         </w:tc>
         <w:tc>
           <w:tcPr>
-            <w:tcW w:type="dxa" w:w="2160"/>
+            <w:tcW w:type="dxa" w:w="1728"/>
           </w:tcPr>
           <w:p>
             <w:pPr>
@@ -5027,7 +4926,27 @@
                 <w:i w:val="0"/>
                 <w:sz w:val="22"/>
               </w:rPr>
-              <w:t>insan~sığır 0,78; insan~domuz 0,33</w:t>
+              <w:t>3/5</w:t>
+            </w:r>
+          </w:p>
+        </w:tc>
+        <w:tc>
+          <w:tcPr>
+            <w:tcW w:type="dxa" w:w="1728"/>
+          </w:tcPr>
+          <w:p>
+            <w:pPr>
+              <w:spacing w:line="240" w:lineRule="auto"/>
+              <w:jc w:val="left"/>
+            </w:pPr>
+            <w:r/>
+            <w:r>
+              <w:rPr>
+                <w:b w:val="0"/>
+                <w:i w:val="0"/>
+                <w:sz w:val="22"/>
+              </w:rPr>
+              <w:t>0,58 (0,33–0,78)</w:t>
             </w:r>
           </w:p>
         </w:tc>
@@ -5035,7 +4954,7 @@
       <w:tr>
         <w:tc>
           <w:tcPr>
-            <w:tcW w:type="dxa" w:w="2160"/>
+            <w:tcW w:type="dxa" w:w="1728"/>
           </w:tcPr>
           <w:p>
             <w:pPr>
@@ -5055,7 +4974,7 @@
         </w:tc>
         <w:tc>
           <w:tcPr>
-            <w:tcW w:type="dxa" w:w="2160"/>
+            <w:tcW w:type="dxa" w:w="1728"/>
           </w:tcPr>
           <w:p>
             <w:pPr>
@@ -5075,7 +4994,7 @@
         </w:tc>
         <w:tc>
           <w:tcPr>
-            <w:tcW w:type="dxa" w:w="2160"/>
+            <w:tcW w:type="dxa" w:w="1728"/>
           </w:tcPr>
           <w:p>
             <w:pPr>
@@ -5095,7 +5014,7 @@
         </w:tc>
         <w:tc>
           <w:tcPr>
-            <w:tcW w:type="dxa" w:w="2160"/>
+            <w:tcW w:type="dxa" w:w="1728"/>
           </w:tcPr>
           <w:p>
             <w:pPr>
@@ -5109,7 +5028,741 @@
                 <w:i w:val="0"/>
                 <w:sz w:val="22"/>
               </w:rPr>
-              <w:t>insan~fare 0,78; sığır~domuz 0,00</w:t>
+              <w:t>1/11</w:t>
+            </w:r>
+          </w:p>
+        </w:tc>
+        <w:tc>
+          <w:tcPr>
+            <w:tcW w:type="dxa" w:w="1728"/>
+          </w:tcPr>
+          <w:p>
+            <w:pPr>
+              <w:spacing w:line="240" w:lineRule="auto"/>
+              <w:jc w:val="left"/>
+            </w:pPr>
+            <w:r/>
+            <w:r>
+              <w:rPr>
+                <w:b w:val="0"/>
+                <w:i w:val="0"/>
+                <w:sz w:val="22"/>
+              </w:rPr>
+              <w:t>0,44 (0,00–0,78)</w:t>
+            </w:r>
+          </w:p>
+        </w:tc>
+      </w:tr>
+      <w:tr>
+        <w:tc>
+          <w:tcPr>
+            <w:tcW w:type="dxa" w:w="1728"/>
+          </w:tcPr>
+          <w:p>
+            <w:pPr>
+              <w:spacing w:line="240" w:lineRule="auto"/>
+              <w:jc w:val="left"/>
+            </w:pPr>
+            <w:r/>
+            <w:r>
+              <w:rPr>
+                <w:b w:val="0"/>
+                <w:i w:val="0"/>
+                <w:sz w:val="22"/>
+              </w:rPr>
+              <w:t>Rift Vadisi humması virüsü (Phlebovirus riftense)</w:t>
+            </w:r>
+          </w:p>
+        </w:tc>
+        <w:tc>
+          <w:tcPr>
+            <w:tcW w:type="dxa" w:w="1728"/>
+          </w:tcPr>
+          <w:p>
+            <w:pPr>
+              <w:spacing w:line="240" w:lineRule="auto"/>
+              <w:jc w:val="left"/>
+            </w:pPr>
+            <w:r/>
+            <w:r>
+              <w:rPr>
+                <w:b w:val="0"/>
+                <w:i w:val="0"/>
+                <w:sz w:val="22"/>
+              </w:rPr>
+              <w:t>glikoprotein Gn/Gc</w:t>
+            </w:r>
+          </w:p>
+        </w:tc>
+        <w:tc>
+          <w:tcPr>
+            <w:tcW w:type="dxa" w:w="1728"/>
+          </w:tcPr>
+          <w:p>
+            <w:pPr>
+              <w:spacing w:line="240" w:lineRule="auto"/>
+              <w:jc w:val="left"/>
+            </w:pPr>
+            <w:r/>
+            <w:r>
+              <w:rPr>
+                <w:b w:val="0"/>
+                <w:i w:val="0"/>
+                <w:sz w:val="22"/>
+              </w:rPr>
+              <w:t>1/4</w:t>
+            </w:r>
+          </w:p>
+        </w:tc>
+        <w:tc>
+          <w:tcPr>
+            <w:tcW w:type="dxa" w:w="1728"/>
+          </w:tcPr>
+          <w:p>
+            <w:pPr>
+              <w:spacing w:line="240" w:lineRule="auto"/>
+              <w:jc w:val="left"/>
+            </w:pPr>
+            <w:r/>
+            <w:r>
+              <w:rPr>
+                <w:b w:val="0"/>
+                <w:i w:val="0"/>
+                <w:sz w:val="22"/>
+              </w:rPr>
+              <w:t>1/4</w:t>
+            </w:r>
+          </w:p>
+        </w:tc>
+        <w:tc>
+          <w:tcPr>
+            <w:tcW w:type="dxa" w:w="1728"/>
+          </w:tcPr>
+          <w:p>
+            <w:pPr>
+              <w:spacing w:line="240" w:lineRule="auto"/>
+              <w:jc w:val="left"/>
+            </w:pPr>
+            <w:r/>
+            <w:r>
+              <w:rPr>
+                <w:b w:val="0"/>
+                <w:i w:val="0"/>
+                <w:sz w:val="22"/>
+              </w:rPr>
+              <w:t>0,33 (0,00–1,00)</w:t>
+            </w:r>
+          </w:p>
+        </w:tc>
+      </w:tr>
+      <w:tr>
+        <w:tc>
+          <w:tcPr>
+            <w:tcW w:type="dxa" w:w="1728"/>
+          </w:tcPr>
+          <w:p>
+            <w:pPr>
+              <w:spacing w:line="240" w:lineRule="auto"/>
+              <w:jc w:val="left"/>
+            </w:pPr>
+            <w:r/>
+            <w:r>
+              <w:rPr>
+                <w:b w:val="0"/>
+                <w:i w:val="0"/>
+                <w:sz w:val="22"/>
+              </w:rPr>
+              <w:t>Venezuela at ensefaliti virüsü (Alphavirus VEE)</w:t>
+            </w:r>
+          </w:p>
+        </w:tc>
+        <w:tc>
+          <w:tcPr>
+            <w:tcW w:type="dxa" w:w="1728"/>
+          </w:tcPr>
+          <w:p>
+            <w:pPr>
+              <w:spacing w:line="240" w:lineRule="auto"/>
+              <w:jc w:val="left"/>
+            </w:pPr>
+            <w:r/>
+            <w:r>
+              <w:rPr>
+                <w:b w:val="0"/>
+                <w:i w:val="0"/>
+                <w:sz w:val="22"/>
+              </w:rPr>
+              <w:t>E2 glikoproteini</w:t>
+            </w:r>
+          </w:p>
+        </w:tc>
+        <w:tc>
+          <w:tcPr>
+            <w:tcW w:type="dxa" w:w="1728"/>
+          </w:tcPr>
+          <w:p>
+            <w:pPr>
+              <w:spacing w:line="240" w:lineRule="auto"/>
+              <w:jc w:val="left"/>
+            </w:pPr>
+            <w:r/>
+            <w:r>
+              <w:rPr>
+                <w:b w:val="0"/>
+                <w:i w:val="0"/>
+                <w:sz w:val="22"/>
+              </w:rPr>
+              <w:t>2/9</w:t>
+            </w:r>
+          </w:p>
+        </w:tc>
+        <w:tc>
+          <w:tcPr>
+            <w:tcW w:type="dxa" w:w="1728"/>
+          </w:tcPr>
+          <w:p>
+            <w:pPr>
+              <w:spacing w:line="240" w:lineRule="auto"/>
+              <w:jc w:val="left"/>
+            </w:pPr>
+            <w:r/>
+            <w:r>
+              <w:rPr>
+                <w:b w:val="0"/>
+                <w:i w:val="0"/>
+                <w:sz w:val="22"/>
+              </w:rPr>
+              <w:t>5/10</w:t>
+            </w:r>
+          </w:p>
+        </w:tc>
+        <w:tc>
+          <w:tcPr>
+            <w:tcW w:type="dxa" w:w="1728"/>
+          </w:tcPr>
+          <w:p>
+            <w:pPr>
+              <w:spacing w:line="240" w:lineRule="auto"/>
+              <w:jc w:val="left"/>
+            </w:pPr>
+            <w:r/>
+            <w:r>
+              <w:rPr>
+                <w:b w:val="0"/>
+                <w:i w:val="0"/>
+                <w:sz w:val="22"/>
+              </w:rPr>
+              <w:t>0,37 (0,00–1,00)</w:t>
+            </w:r>
+          </w:p>
+        </w:tc>
+      </w:tr>
+      <w:tr>
+        <w:tc>
+          <w:tcPr>
+            <w:tcW w:type="dxa" w:w="1728"/>
+          </w:tcPr>
+          <w:p>
+            <w:pPr>
+              <w:spacing w:line="240" w:lineRule="auto"/>
+              <w:jc w:val="left"/>
+            </w:pPr>
+            <w:r/>
+            <w:r>
+              <w:rPr>
+                <w:b w:val="0"/>
+                <w:i w:val="0"/>
+                <w:sz w:val="22"/>
+              </w:rPr>
+              <w:t>Getah virüsü (Alphavirus getah)</w:t>
+            </w:r>
+          </w:p>
+        </w:tc>
+        <w:tc>
+          <w:tcPr>
+            <w:tcW w:type="dxa" w:w="1728"/>
+          </w:tcPr>
+          <w:p>
+            <w:pPr>
+              <w:spacing w:line="240" w:lineRule="auto"/>
+              <w:jc w:val="left"/>
+            </w:pPr>
+            <w:r/>
+            <w:r>
+              <w:rPr>
+                <w:b w:val="0"/>
+                <w:i w:val="0"/>
+                <w:sz w:val="22"/>
+              </w:rPr>
+              <w:t>yapısal poliprotein (E2)</w:t>
+            </w:r>
+          </w:p>
+        </w:tc>
+        <w:tc>
+          <w:tcPr>
+            <w:tcW w:type="dxa" w:w="1728"/>
+          </w:tcPr>
+          <w:p>
+            <w:pPr>
+              <w:spacing w:line="240" w:lineRule="auto"/>
+              <w:jc w:val="left"/>
+            </w:pPr>
+            <w:r/>
+            <w:r>
+              <w:rPr>
+                <w:b w:val="0"/>
+                <w:i w:val="0"/>
+                <w:sz w:val="22"/>
+              </w:rPr>
+              <w:t>1/3</w:t>
+            </w:r>
+          </w:p>
+        </w:tc>
+        <w:tc>
+          <w:tcPr>
+            <w:tcW w:type="dxa" w:w="1728"/>
+          </w:tcPr>
+          <w:p>
+            <w:pPr>
+              <w:spacing w:line="240" w:lineRule="auto"/>
+              <w:jc w:val="left"/>
+            </w:pPr>
+            <w:r/>
+            <w:r>
+              <w:rPr>
+                <w:b w:val="0"/>
+                <w:i w:val="0"/>
+                <w:sz w:val="22"/>
+              </w:rPr>
+              <w:t>1/3</w:t>
+            </w:r>
+          </w:p>
+        </w:tc>
+        <w:tc>
+          <w:tcPr>
+            <w:tcW w:type="dxa" w:w="1728"/>
+          </w:tcPr>
+          <w:p>
+            <w:pPr>
+              <w:spacing w:line="240" w:lineRule="auto"/>
+              <w:jc w:val="left"/>
+            </w:pPr>
+            <w:r/>
+            <w:r>
+              <w:rPr>
+                <w:b w:val="0"/>
+                <w:i w:val="0"/>
+                <w:sz w:val="22"/>
+              </w:rPr>
+              <w:t>0,50 (0,00–1,00)</w:t>
+            </w:r>
+          </w:p>
+        </w:tc>
+      </w:tr>
+      <w:tr>
+        <w:tc>
+          <w:tcPr>
+            <w:tcW w:type="dxa" w:w="1728"/>
+          </w:tcPr>
+          <w:p>
+            <w:pPr>
+              <w:spacing w:line="240" w:lineRule="auto"/>
+              <w:jc w:val="left"/>
+            </w:pPr>
+            <w:r/>
+            <w:r>
+              <w:rPr>
+                <w:b w:val="0"/>
+                <w:i w:val="0"/>
+                <w:sz w:val="22"/>
+              </w:rPr>
+              <w:t>Japon ensefaliti virüsü (Orthoflavivirus japonicum)</w:t>
+            </w:r>
+          </w:p>
+        </w:tc>
+        <w:tc>
+          <w:tcPr>
+            <w:tcW w:type="dxa" w:w="1728"/>
+          </w:tcPr>
+          <w:p>
+            <w:pPr>
+              <w:spacing w:line="240" w:lineRule="auto"/>
+              <w:jc w:val="left"/>
+            </w:pPr>
+            <w:r/>
+            <w:r>
+              <w:rPr>
+                <w:b w:val="0"/>
+                <w:i w:val="0"/>
+                <w:sz w:val="22"/>
+              </w:rPr>
+              <w:t>zarf proteini E</w:t>
+            </w:r>
+          </w:p>
+        </w:tc>
+        <w:tc>
+          <w:tcPr>
+            <w:tcW w:type="dxa" w:w="1728"/>
+          </w:tcPr>
+          <w:p>
+            <w:pPr>
+              <w:spacing w:line="240" w:lineRule="auto"/>
+              <w:jc w:val="left"/>
+            </w:pPr>
+            <w:r/>
+            <w:r>
+              <w:rPr>
+                <w:b w:val="0"/>
+                <w:i w:val="0"/>
+                <w:sz w:val="22"/>
+              </w:rPr>
+              <w:t>1/12</w:t>
+            </w:r>
+          </w:p>
+        </w:tc>
+        <w:tc>
+          <w:tcPr>
+            <w:tcW w:type="dxa" w:w="1728"/>
+          </w:tcPr>
+          <w:p>
+            <w:pPr>
+              <w:spacing w:line="240" w:lineRule="auto"/>
+              <w:jc w:val="left"/>
+            </w:pPr>
+            <w:r/>
+            <w:r>
+              <w:rPr>
+                <w:b w:val="0"/>
+                <w:i w:val="0"/>
+                <w:sz w:val="22"/>
+              </w:rPr>
+              <w:t>3/15</w:t>
+            </w:r>
+          </w:p>
+        </w:tc>
+        <w:tc>
+          <w:tcPr>
+            <w:tcW w:type="dxa" w:w="1728"/>
+          </w:tcPr>
+          <w:p>
+            <w:pPr>
+              <w:spacing w:line="240" w:lineRule="auto"/>
+              <w:jc w:val="left"/>
+            </w:pPr>
+            <w:r/>
+            <w:r>
+              <w:rPr>
+                <w:b w:val="0"/>
+                <w:i w:val="0"/>
+                <w:sz w:val="22"/>
+              </w:rPr>
+              <w:t>0,50 (0,00–1,00)</w:t>
+            </w:r>
+          </w:p>
+        </w:tc>
+      </w:tr>
+      <w:tr>
+        <w:tc>
+          <w:tcPr>
+            <w:tcW w:type="dxa" w:w="1728"/>
+          </w:tcPr>
+          <w:p>
+            <w:pPr>
+              <w:spacing w:line="240" w:lineRule="auto"/>
+              <w:jc w:val="left"/>
+            </w:pPr>
+            <w:r/>
+            <w:r>
+              <w:rPr>
+                <w:b w:val="0"/>
+                <w:i w:val="0"/>
+                <w:sz w:val="22"/>
+              </w:rPr>
+              <w:t>Memeli ortoreovirüsü (Orthoreovirus mammalis)</w:t>
+            </w:r>
+          </w:p>
+        </w:tc>
+        <w:tc>
+          <w:tcPr>
+            <w:tcW w:type="dxa" w:w="1728"/>
+          </w:tcPr>
+          <w:p>
+            <w:pPr>
+              <w:spacing w:line="240" w:lineRule="auto"/>
+              <w:jc w:val="left"/>
+            </w:pPr>
+            <w:r/>
+            <w:r>
+              <w:rPr>
+                <w:b w:val="0"/>
+                <w:i w:val="0"/>
+                <w:sz w:val="22"/>
+              </w:rPr>
+              <w:t>σ1 tutunma proteini</w:t>
+            </w:r>
+          </w:p>
+        </w:tc>
+        <w:tc>
+          <w:tcPr>
+            <w:tcW w:type="dxa" w:w="1728"/>
+          </w:tcPr>
+          <w:p>
+            <w:pPr>
+              <w:spacing w:line="240" w:lineRule="auto"/>
+              <w:jc w:val="left"/>
+            </w:pPr>
+            <w:r/>
+            <w:r>
+              <w:rPr>
+                <w:b w:val="0"/>
+                <w:i w:val="0"/>
+                <w:sz w:val="22"/>
+              </w:rPr>
+              <w:t>9/11</w:t>
+            </w:r>
+          </w:p>
+        </w:tc>
+        <w:tc>
+          <w:tcPr>
+            <w:tcW w:type="dxa" w:w="1728"/>
+          </w:tcPr>
+          <w:p>
+            <w:pPr>
+              <w:spacing w:line="240" w:lineRule="auto"/>
+              <w:jc w:val="left"/>
+            </w:pPr>
+            <w:r/>
+            <w:r>
+              <w:rPr>
+                <w:b w:val="0"/>
+                <w:i w:val="0"/>
+                <w:sz w:val="22"/>
+              </w:rPr>
+              <w:t>1/11</w:t>
+            </w:r>
+          </w:p>
+        </w:tc>
+        <w:tc>
+          <w:tcPr>
+            <w:tcW w:type="dxa" w:w="1728"/>
+          </w:tcPr>
+          <w:p>
+            <w:pPr>
+              <w:spacing w:line="240" w:lineRule="auto"/>
+              <w:jc w:val="left"/>
+            </w:pPr>
+            <w:r/>
+            <w:r>
+              <w:rPr>
+                <w:b w:val="0"/>
+                <w:i w:val="0"/>
+                <w:sz w:val="22"/>
+              </w:rPr>
+              <w:t>0,33 (0,00–1,00)</w:t>
+            </w:r>
+          </w:p>
+        </w:tc>
+      </w:tr>
+      <w:tr>
+        <w:tc>
+          <w:tcPr>
+            <w:tcW w:type="dxa" w:w="1728"/>
+          </w:tcPr>
+          <w:p>
+            <w:pPr>
+              <w:spacing w:line="240" w:lineRule="auto"/>
+              <w:jc w:val="left"/>
+            </w:pPr>
+            <w:r/>
+            <w:r>
+              <w:rPr>
+                <w:b w:val="0"/>
+                <w:i w:val="0"/>
+                <w:sz w:val="22"/>
+              </w:rPr>
+              <w:t>Vaccinia virüsü (Orthopoxvirus vaccinia)</w:t>
+            </w:r>
+          </w:p>
+        </w:tc>
+        <w:tc>
+          <w:tcPr>
+            <w:tcW w:type="dxa" w:w="1728"/>
+          </w:tcPr>
+          <w:p>
+            <w:pPr>
+              <w:spacing w:line="240" w:lineRule="auto"/>
+              <w:jc w:val="left"/>
+            </w:pPr>
+            <w:r/>
+            <w:r>
+              <w:rPr>
+                <w:b w:val="0"/>
+                <w:i w:val="0"/>
+                <w:sz w:val="22"/>
+              </w:rPr>
+              <w:t>L1R (IMV zar)</w:t>
+            </w:r>
+          </w:p>
+        </w:tc>
+        <w:tc>
+          <w:tcPr>
+            <w:tcW w:type="dxa" w:w="1728"/>
+          </w:tcPr>
+          <w:p>
+            <w:pPr>
+              <w:spacing w:line="240" w:lineRule="auto"/>
+              <w:jc w:val="left"/>
+            </w:pPr>
+            <w:r/>
+            <w:r>
+              <w:rPr>
+                <w:b w:val="0"/>
+                <w:i w:val="0"/>
+                <w:sz w:val="22"/>
+              </w:rPr>
+              <w:t>5/193</w:t>
+            </w:r>
+          </w:p>
+        </w:tc>
+        <w:tc>
+          <w:tcPr>
+            <w:tcW w:type="dxa" w:w="1728"/>
+          </w:tcPr>
+          <w:p>
+            <w:pPr>
+              <w:spacing w:line="240" w:lineRule="auto"/>
+              <w:jc w:val="left"/>
+            </w:pPr>
+            <w:r/>
+            <w:r>
+              <w:rPr>
+                <w:b w:val="0"/>
+                <w:i w:val="0"/>
+                <w:sz w:val="22"/>
+              </w:rPr>
+              <w:t>3/223</w:t>
+            </w:r>
+          </w:p>
+        </w:tc>
+        <w:tc>
+          <w:tcPr>
+            <w:tcW w:type="dxa" w:w="1728"/>
+          </w:tcPr>
+          <w:p>
+            <w:pPr>
+              <w:spacing w:line="240" w:lineRule="auto"/>
+              <w:jc w:val="left"/>
+            </w:pPr>
+            <w:r/>
+            <w:r>
+              <w:rPr>
+                <w:b w:val="0"/>
+                <w:i w:val="0"/>
+                <w:sz w:val="22"/>
+              </w:rPr>
+              <w:t>0,50 (0,00–1,00)</w:t>
+            </w:r>
+          </w:p>
+        </w:tc>
+      </w:tr>
+      <w:tr>
+        <w:tc>
+          <w:tcPr>
+            <w:tcW w:type="dxa" w:w="1728"/>
+          </w:tcPr>
+          <w:p>
+            <w:pPr>
+              <w:spacing w:line="240" w:lineRule="auto"/>
+              <w:jc w:val="left"/>
+            </w:pPr>
+            <w:r/>
+            <w:r>
+              <w:rPr>
+                <w:b w:val="0"/>
+                <w:i w:val="0"/>
+                <w:sz w:val="22"/>
+              </w:rPr>
+              <w:t>Cowpox virüsü (Orthopoxvirus cowpox)</w:t>
+            </w:r>
+          </w:p>
+        </w:tc>
+        <w:tc>
+          <w:tcPr>
+            <w:tcW w:type="dxa" w:w="1728"/>
+          </w:tcPr>
+          <w:p>
+            <w:pPr>
+              <w:spacing w:line="240" w:lineRule="auto"/>
+              <w:jc w:val="left"/>
+            </w:pPr>
+            <w:r/>
+            <w:r>
+              <w:rPr>
+                <w:b w:val="0"/>
+                <w:i w:val="0"/>
+                <w:sz w:val="22"/>
+              </w:rPr>
+              <w:t>L1R ortoloğu (CPXV099)</w:t>
+            </w:r>
+          </w:p>
+        </w:tc>
+        <w:tc>
+          <w:tcPr>
+            <w:tcW w:type="dxa" w:w="1728"/>
+          </w:tcPr>
+          <w:p>
+            <w:pPr>
+              <w:spacing w:line="240" w:lineRule="auto"/>
+              <w:jc w:val="left"/>
+            </w:pPr>
+            <w:r/>
+            <w:r>
+              <w:rPr>
+                <w:b w:val="0"/>
+                <w:i w:val="0"/>
+                <w:sz w:val="22"/>
+              </w:rPr>
+              <w:t>8/207</w:t>
+            </w:r>
+          </w:p>
+        </w:tc>
+        <w:tc>
+          <w:tcPr>
+            <w:tcW w:type="dxa" w:w="1728"/>
+          </w:tcPr>
+          <w:p>
+            <w:pPr>
+              <w:spacing w:line="240" w:lineRule="auto"/>
+              <w:jc w:val="left"/>
+            </w:pPr>
+            <w:r/>
+            <w:r>
+              <w:rPr>
+                <w:b w:val="0"/>
+                <w:i w:val="0"/>
+                <w:sz w:val="22"/>
+              </w:rPr>
+              <w:t>3/233</w:t>
+            </w:r>
+          </w:p>
+        </w:tc>
+        <w:tc>
+          <w:tcPr>
+            <w:tcW w:type="dxa" w:w="1728"/>
+          </w:tcPr>
+          <w:p>
+            <w:pPr>
+              <w:spacing w:line="240" w:lineRule="auto"/>
+              <w:jc w:val="left"/>
+            </w:pPr>
+            <w:r/>
+            <w:r>
+              <w:rPr>
+                <w:b w:val="0"/>
+                <w:i w:val="0"/>
+                <w:sz w:val="22"/>
+              </w:rPr>
+              <w:t>0,50 (0,00–1,00)</w:t>
             </w:r>
           </w:p>
         </w:tc>
@@ -5117,42 +5770,78 @@
     </w:tbl>
     <w:p/>
     <w:p>
-      <w:pPr>
-        <w:jc w:val="center"/>
-      </w:pPr>
+      <w:r/>
+    </w:p>
+    <w:p>
       <w:r>
-        <w:drawing>
-          <wp:inline xmlns:a="http://schemas.openxmlformats.org/drawingml/2006/main" xmlns:pic="http://schemas.openxmlformats.org/drawingml/2006/picture">
-            <wp:extent cx="5669280" cy="3350029"/>
-            <wp:docPr id="5" name="Picture 5"/>
-            <wp:cNvGraphicFramePr>
-              <a:graphicFrameLocks noChangeAspect="1"/>
-            </wp:cNvGraphicFramePr>
-            <a:graphic>
-              <a:graphicData uri="http://schemas.openxmlformats.org/drawingml/2006/picture">
-                <pic:pic>
-                  <pic:nvPicPr>
-                    <pic:cNvPr id="0" name="fig5_multihost_jaccard.png"/>
-                    <pic:cNvPicPr/>
-                  </pic:nvPicPr>
-                  <pic:blipFill>
-                    <a:blip r:embed="rId13"/>
-                    <a:stretch>
-                      <a:fillRect/>
-                    </a:stretch>
-                  </pic:blipFill>
-                  <pic:spPr>
-                    <a:xfrm>
-                      <a:off x="0" y="0"/>
-                      <a:ext cx="5669280" cy="3350029"/>
-                    </a:xfrm>
-                    <a:prstGeom prst="rect"/>
-                  </pic:spPr>
-                </pic:pic>
-              </a:graphicData>
-            </a:graphic>
-          </wp:inline>
-        </w:drawing>
+        <w:rPr>
+          <w:b w:val="0"/>
+          <w:i w:val="0"/>
+          <w:sz w:val="24"/>
+        </w:rPr>
+        <w:t>[figür yüklenemedi: figures/fig6_virus_antigen_rank.png ([Errno 2] No such file or directory: 'figures/fig6_virus_antigen_rank.png')]</w:t>
+      </w:r>
+    </w:p>
+    <w:p>
+      <w:r>
+        <w:rPr>
+          <w:b/>
+          <w:i w:val="0"/>
+          <w:sz w:val="24"/>
+        </w:rPr>
+        <w:t>Şekil 6.</w:t>
+      </w:r>
+      <w:r>
+        <w:rPr>
+          <w:b w:val="0"/>
+          <w:i w:val="0"/>
+          <w:sz w:val="24"/>
+        </w:rPr>
+        <w:t xml:space="preserve"> On virüste koruyucu ya da patentli antijenin geri getirilmesi, VaxForge'a karşı Vaxign-ML. Her bar çifti bir virüstür; bar uzunluğu, ground-truth antijenin o aracın aday listesindeki sırasının yüzdelik konumudur (kısa = daha iyi), mutlak sıra etiketlidir. Noktalı çizgi üst çeyreği işaretler. NERVE 2.0 viral proteomları işleyemediği için yoktur. Hiçbir araç baskın değil: VaxForge dört virüste, Vaxign-ML dört virüste önde, ikisi iki virüste berabere.</w:t>
+      </w:r>
+    </w:p>
+    <w:p>
+      <w:r/>
+    </w:p>
+    <w:p>
+      <w:r>
+        <w:rPr>
+          <w:b w:val="0"/>
+          <w:i w:val="0"/>
+          <w:sz w:val="24"/>
+        </w:rPr>
+        <w:t>[figür yüklenemedi: figures/fig7_virus_multihost.png ([Errno 2] No such file or directory: 'figures/fig7_virus_multihost.png')]</w:t>
+      </w:r>
+    </w:p>
+    <w:p>
+      <w:r>
+        <w:rPr>
+          <w:b/>
+          <w:i w:val="0"/>
+          <w:sz w:val="24"/>
+        </w:rPr>
+        <w:t>Şekil 7.</w:t>
+      </w:r>
+      <w:r>
+        <w:rPr>
+          <w:b w:val="0"/>
+          <w:i w:val="0"/>
+          <w:sz w:val="24"/>
+        </w:rPr>
+        <w:t xml:space="preserve"> Konak seçimi her virüste öngörülen epitop repertuarını yeniden biçimlendirir. Her satır bir virüstür; bar, ground-truth-antijen epitoplarının en düşük–en yüksek ikili konak Jaccard örtüşmesini kapsar, nokta ortalamadır. Bir değeri, iki konağın birebir aynı epitop setini paylaştığı anlamına gelir. Her virüs birin altındadır ve birkaçı en az bir konak çifti için sıfıra iner; yani bir konak için öngörülen epitoplar başka bir konağa aktarılmaz. Bu konak boyutu her iki karşılaştırmalı araçta da yoktur.</w:t>
+      </w:r>
+    </w:p>
+    <w:p>
+      <w:r/>
+    </w:p>
+    <w:p>
+      <w:r>
+        <w:rPr>
+          <w:b w:val="0"/>
+          <w:i w:val="0"/>
+          <w:sz w:val="24"/>
+        </w:rPr>
+        <w:t>[figür yüklenemedi: figures/fig5_multihost_jaccard.png ([Errno 2] No such file or directory: 'figures/fig5_multihost_jaccard.png')]</w:t>
       </w:r>
     </w:p>
     <w:p>
@@ -5170,7 +5859,7 @@
           <w:i w:val="0"/>
           <w:sz w:val="24"/>
         </w:rPr>
-        <w:t xml:space="preserve"> Konak seçimi kuduz glikoprotein G epitop repertuarını yeniden biçimlendirir. Her bar bir konak çiftidir (örneğin insan–domuz) ve değeri, o iki konak için öngörülen glikoprotein G epitoplarının Jaccard örtüşmesidir: 1 iki konağın birebir aynı epitop setini paylaştığı, 0 ise hiç ortak epitop olmadığı anlamına gelir. Her çift birin altındadır; yani bir konak için öngörülen epitoplar başka bir konağa tam aktarılmaz ve konak seçimi öngörülen repertuarı değiştirir.</w:t>
+        <w:t xml:space="preserve"> Konak seçimi kuduz glikoprotein G epitop repertuarını yeniden biçimlendirir (ikili gösterim). Her bar bir konak çiftidir (örneğin insan–domuz) ve değeri, o iki konak için öngörülen glikoprotein G epitoplarının Jaccard örtüşmesidir: 1 iki konağın birebir aynı epitop setini paylaştığı, 0 ise hiç ortak epitop olmadığı anlamına gelir. Her çift birin altındadır; yani bir konak için öngörülen epitoplar başka bir konağa tam aktarılmaz ve konak seçimi öngörülen repertuarı değiştirir.</w:t>
       </w:r>
     </w:p>
     <w:p>
@@ -5213,7 +5902,7 @@
           <w:i w:val="0"/>
           <w:sz w:val="24"/>
         </w:rPr>
-        <w:t>İkinci ayırt edici özellik, konak-özgü epitop tahmini, bakteri-odaklı araçların açık bıraktığı bir boşluğu kapatır. NetMHCpan ve NetMHCIIpan zaten pek çok insan-dışı alleli destekler (Reynisson vd., 2020); ancak ters aşı bilişimi hatları bunları çoğunlukla tek bir insan referansına uygular. Kuduz virüsü ve iki ek virüs incelenen dört memeli konağın hepsini enfekte ettiğinden (Cox vd., 1977; Fooks vd., 2017), her konak için dürüst bir repertuar hesaplayabildik; glikoprotein G epitop setleri türden türe belirgin biçimde farklıydı (ikili Jaccard 0,50-0,78 ve ensefalomiyokardit VP1'de sığır ile domuz arasında hiç ortak epitop yok). Pratik aşı yükünün çoğunu oluşturan veteriner ve zoonotik hedefler için (Fooks vd., 2017; Hampson vd., 2015), yalnız-insan bir epitop katmanı sunumu yanlış verir; dolayısıyla bu yetenek kozmetik değil, somut bir üstünlüktür. VaxForge ayrıca sıralamadan sonra konstrukt kurulumuna ve in silico immünizasyon çıktısına geçer; böylece çıktısı bir liste değil, aday bir immünojendir.</w:t>
+        <w:t>İkinci ayırt edici özellik, konak-özgü epitop tahmini, bakteri-odaklı araçların açık bıraktığı bir boşluğu kapatır. NetMHCpan ve NetMHCIIpan zaten pek çok insan-dışı alleli destekler (Reynisson vd., 2020); ancak ters aşı bilişimi hatları bunları çoğunlukla tek bir insan referansına uygular. On virüsün hepsi incelenen dört memeli konağı enfekte ettiğinden (Cox vd., 1977; Fooks vd., 2017), her biri için dürüst bir konak-başına repertuar hesaplayabildik; ground-truth-antijen epitop setleri her durumda türden türe farklıydı (ortalama ikili Jaccard 0,33-0,62, bazı konak çiftleri hiç ortak epitop paylaşmıyor). Pratik aşı yükünün çoğunu oluşturan veteriner ve zoonotik hedefler için (Fooks vd., 2017; Hampson vd., 2015), yalnız-insan bir epitop katmanı sunumu yanlış verir; dolayısıyla bu yetenek kozmetik değil, somut bir üstünlüktür. Yalnızca antijen sıralamasında ne VaxForge ne Vaxign-ML on virüs genelinde baskındı; bu, viral proteomlara uygulanan iki genel sıralayıcı için dürüst sonuçtur. VaxForge'un eklediği değer tekdüze daha yüksek bir sıra değil, konak boyutu ve sonraki konstrukttur. VaxForge ayrıca sıralamadan sonra konstrukt kurulumuna ve in silico immünizasyon çıktısına geçer; böylece çıktısı bir liste değil, aday bir immünojendir.</w:t>
       </w:r>
     </w:p>
     <w:p>

--- a/benchmark/MANUSCRIPT_TR.docx
+++ b/benchmark/MANUSCRIPT_TR.docx
@@ -75,7 +75,7 @@
           <w:i w:val="0"/>
           <w:sz w:val="24"/>
         </w:rPr>
-        <w:t>Ters aşı bilişimi araçları bir genomdan aday antijen sıralar; ancak çoğu bu sıralamada durur ve konağı tek bir referans sayar. Bu iki eksik, hem bilinen antijenleri geri getirme başarımını hem de veteriner ve türler-arası hedeflerdeki kullanışlılığı düşürür. Burada VaxForge'u tanıtıyoruz: bir patojeni aday keşfinden yumuşak-filtreli antijen hunisine, ardından dört konak türü için ayrı ayrı sınıf I ve sınıf II epitop tahminine ve karakterize edilmiş çok-epitoplu bir konstrukta taşıyan, in silico immünizasyonla biten bir hat. VaxForge'u iki yerleşik araçla, NERVE 2.0 ve Vaxign-ML ile, varsayılan parametreler ve özdeş girdi altında karşılaştırdık. On beş ruhsatlı ya da preklinik koruyucu antijenin ground-truth alındığı dört bakteriyel proteomda VaxForge 15 antijenin 14'ünü geri getirdi. Bu değer Vaxign-ML'inkiyle (15/15) yarışır ve NERVE 2.0'ın (9/15) belirgin önündedir; üstelik VaxForge koruyucu antijenleri daha üst sıralara koydu (örneğin demir-düzenlenen yüzey belirleyicisi B, 2.889 protein içinde 4. sırada). VaxForge'un kaçırdığı tek antijen olan ActA, bağımsız araçta da en dipte çıktı; yani bir yapaylık değil, gerçekten zor bir hedef. NERVE 2.0 daha yüksek fold-zenginleşmeye ulaştı, ama bunu dört ruhsatlı meningokok antijeninden üçünü her ölçekte eleyerek yaptı; dolayısıyla fold-zenginleşme tek başına yanıltıcıdır. Yedi aileye yayılan on virüste VaxForge, koruyucu ya da patentli antijeni sekizinde adayların üst çeyreğinde geri getirdi ve her durumda türden türe değişen konak-özgü epitop repertuarları verdi (ikili Jaccard örtüşmesi birin altında, bazı konak çiftlerinde sıfır); bu, karşılaştırılan araçların ulaşamadığı bir boyuttur. Antijen sıralamasında Vaxign-ML ile baş-başa sonuç dengeliydi (dörder galibiyet, iki beraberlik; NERVE 2.0 virüsleri işleyemiyor). Kısacası VaxForge, güçlü bir bağımsız tahmincinin recall'ını yakalarken alanın bugün sunmadığı konak çözünürlüğünü ve uçtan uca bir konstruktu ekler.</w:t>
+        <w:t>Ters aşı bilişimi araçları bir genomdan aday antijen sıralar; ancak çoğu bu sıralamada durur ve konağı tek bir referans sayar. Bu iki eksik, hem bilinen antijenleri geri getirme başarımını hem de veteriner ve türler-arası hedeflerdeki kullanışlılığı düşürür. Burada VaxForge'u tanıtıyoruz: bir patojeni aday keşfinden yumuşak-filtreli antijen hunisine, ardından dört konak türü için ayrı ayrı sınıf I ve sınıf II epitop tahminine ve karakterize edilmiş çok-epitoplu bir konstrukta taşıyan, in silico immünizasyonla biten bir hat. VaxForge'u iki yerleşik araçla, NERVE 2.0 ve Vaxign-ML ile, varsayılan parametreler ve özdeş girdi altında karşılaştırdık. Meningokok örneğinde VaxForge dört ruhsatlı 4CMenB antijeninin dördünü de geri getirerek Vaxign-ML'i yakaladı; NERVE 2.0 yalnız birini getirdi. Tam proteom ölçeğinde koşulan dokuz zoonotik bakteride daha, genom boyutları 2,0-5,5 Mb arası ve kırk dört koruyucu antijenle, VaxForge 33'ünü geri getirdi; yalnız-sekans sınıflandırıcı Vaxign-ML'in (43/44) altında ama NERVE 2.0'ın (13/44) belirgin önünde, üstelik koruyucu antijenleri rekabetçi ya da daha üst sıralara koyarak (örneğin demir-düzenlenen yüzey belirleyicisi B, 2.889 protein içinde 4. sırada). VaxForge, koruyucu antijenleri salgılanan ya da yüzeyde sunulan türlerde Vaxign-ML'i yakaladı ve yalnızca antijenleri hücre yüzeyinde "moonlighting" yapan sitoplazmik proteinler olan iki türde geride kaldı; bunları lokalizasyon filtresi tasarım gereği eler, yani bir yapaylık değil yorumlanabilir bir ödünleşmedir. NERVE 2.0 daha yüksek fold-zenginleşmeye ulaştı ama bunu yüzey antijenlerini sert seçim basamağıyla eleyerek yaptı ve dokuz türün dördünde hiçbirini döndürmedi; dolayısıyla fold-zenginleşme tek başına yanıltıcıdır. Yedi aileye yayılan on virüste VaxForge, koruyucu ya da patentli antijeni sekizinde adayların üst çeyreğinde geri getirdi ve her durumda türden türe değişen konak-özgü epitop repertuarları verdi (ikili Jaccard örtüşmesi birin altında, bazı konak çiftlerinde sıfır); bu, karşılaştırılan araçların ulaşamadığı bir boyuttur. Antijen sıralamasında Vaxign-ML ile baş-başa sonuç dengeliydi (dörder galibiyet, iki beraberlik; NERVE 2.0 virüsleri işleyemiyor). Kısacası VaxForge, güçlü bir bağımsız tahmincinin recall'ını yakalarken alanın bugün sunmadığı konak çözünürlüğünü ve uçtan uca bir konstruktu ekler.</w:t>
       </w:r>
     </w:p>
     <w:p>
@@ -134,7 +134,7 @@
           <w:i w:val="0"/>
           <w:sz w:val="24"/>
         </w:rPr>
-        <w:t>VaxForge bu üç eksiği tek bir deterministik hatta kapatır. Sert virülans filtresini yumuşak ve ağırlıklı bir filtreyle değiştirir; böylece virülans-veritabanı kaydı olmayan gerçek bir yüzey antijeni de geçebilir. Kullanıcının seçtiği konak için sınıf I ve sınıf II bağlanmayı, insan, fare, sığır ve domuz allel panellerinden tahmin eder; böylece epitop repertuarı hedeflenen türü yansıtır. Ve sıralamayla yetinmeyip çok-epitoplu bir konstrukta ve in silico immünizasyon çıktısına uzanır. Aşağıda ilk iki katkıyı dört bakteri ve on virüste NERVE 2.0 ve Vaxign-ML'e karşı ölçüyor, ayrıca çalışma sırasında yakalayıp giderdiğimiz iki ölçek kaynaklı kusurun ve bir virüse-özgü antijen-filtresi kusurunun oluşturduğu hat doğrulamasını sunuyoruz.</w:t>
+        <w:t>VaxForge bu üç eksiği tek bir deterministik hatta kapatır. Sert virülans filtresini yumuşak ve ağırlıklı bir filtreyle değiştirir; böylece virülans-veritabanı kaydı olmayan gerçek bir yüzey antijeni de geçebilir. Kullanıcının seçtiği konak için sınıf I ve sınıf II bağlanmayı, insan, fare, sığır ve domuz allel panellerinden tahmin eder; böylece epitop repertuarı hedeflenen türü yansıtır. Ve sıralamayla yetinmeyip çok-epitoplu bir konstrukta ve in silico immünizasyon çıktısına uzanır. Aşağıda ilk iki katkıyı on bakteri ve on virüste NERVE 2.0 ve Vaxign-ML'e karşı ölçüyor, ayrıca çalışma sırasında yakalayıp giderdiğimiz üç ölçek kaynaklı kusurun ve bir virüse-özgü antijen-filtresi kusurunun oluşturduğu hat doğrulamasını sunuyoruz.</w:t>
       </w:r>
     </w:p>
     <w:p>
@@ -253,7 +253,7 @@
           <w:i w:val="0"/>
           <w:sz w:val="24"/>
         </w:rPr>
-        <w:t xml:space="preserve"> MC58 (UniProt proteom UP000000425, 2.003 protein; RefSeq NC_003112.2), ground-truth olarak dört 4CMenB antijeniyle, fHbp (Q9JXV4), NadA (Q9JXK7), NHBA (Q7DD37) ve PorA (P0DH58), kullanıldı. Buna tam proteom ölçeğinde üç tür daha eklendi: </w:t>
+        <w:t xml:space="preserve"> MC58 (UniProt proteom UP000000425, 2.003 protein; RefSeq NC_003112.2), ground-truth olarak dört 4CMenB antijeniyle, fHbp (Q9JXV4), NadA (Q9JXK7), NHBA (Q7DD37) ve PorA (P0DH58), kullanıldı. Buna tam proteom ölçeğinde dokuz tür daha eklendi. İlk üçü </w:t>
       </w:r>
       <w:r>
         <w:rPr>
@@ -301,7 +301,103 @@
           <w:i w:val="0"/>
           <w:sz w:val="24"/>
         </w:rPr>
-        <w:t xml:space="preserve"> Typhimurium LT2 (UP000001014, 4.533); her biri, kanıtı ve DOI'leri `PROTECTIVE_ANTIGENS.md`'de listelenen beşer koruyucu ya da aday antijenle. Virüs kolunda, dört memeli konağın da doğal olarak enfekte ettiği, yedi aileye yayılan on virüs kullanıldı: Rhabdoviridae'den kuduz virüsü (</w:t>
+        <w:t xml:space="preserve"> Typhimurium LT2 (UP000001014, 4.533); her biri beşer koruyucu ya da aday antijenle. Kalan altısı, dört memeli konağının da enfekte edebildiği, genom boyutu ve hücre biyolojisini kapsayacak biçimde seçilen zoonotik bakterilerdi: </w:t>
+      </w:r>
+      <w:r>
+        <w:rPr>
+          <w:b w:val="0"/>
+          <w:i/>
+          <w:sz w:val="24"/>
+        </w:rPr>
+        <w:t>Coxiella burnetii</w:t>
+      </w:r>
+      <w:r>
+        <w:rPr>
+          <w:b w:val="0"/>
+          <w:i w:val="0"/>
+          <w:sz w:val="24"/>
+        </w:rPr>
+        <w:t xml:space="preserve"> RSA 493 (UP000002671, 1.812 protein; zorunlu hücre-içi), </w:t>
+      </w:r>
+      <w:r>
+        <w:rPr>
+          <w:b w:val="0"/>
+          <w:i/>
+          <w:sz w:val="24"/>
+        </w:rPr>
+        <w:t>Streptococcus suis</w:t>
+      </w:r>
+      <w:r>
+        <w:rPr>
+          <w:b w:val="0"/>
+          <w:i w:val="0"/>
+          <w:sz w:val="24"/>
+        </w:rPr>
+        <w:t xml:space="preserve"> serotip 2 BM407 (UP000009077, 1.922), </w:t>
+      </w:r>
+      <w:r>
+        <w:rPr>
+          <w:b w:val="0"/>
+          <w:i/>
+          <w:sz w:val="24"/>
+        </w:rPr>
+        <w:t>Brucella suis</w:t>
+      </w:r>
+      <w:r>
+        <w:rPr>
+          <w:b w:val="0"/>
+          <w:i w:val="0"/>
+          <w:sz w:val="24"/>
+        </w:rPr>
+        <w:t xml:space="preserve"> 1330 (UP000007104, 3.249), </w:t>
+      </w:r>
+      <w:r>
+        <w:rPr>
+          <w:b w:val="0"/>
+          <w:i/>
+          <w:sz w:val="24"/>
+        </w:rPr>
+        <w:t>Mycobacterium bovis</w:t>
+      </w:r>
+      <w:r>
+        <w:rPr>
+          <w:b w:val="0"/>
+          <w:i w:val="0"/>
+          <w:sz w:val="24"/>
+        </w:rPr>
+        <w:t xml:space="preserve"> AF2122/97 (UP000001419, 4.088), </w:t>
+      </w:r>
+      <w:r>
+        <w:rPr>
+          <w:b w:val="0"/>
+          <w:i/>
+          <w:sz w:val="24"/>
+        </w:rPr>
+        <w:t>Leptospira interrogans</w:t>
+      </w:r>
+      <w:r>
+        <w:rPr>
+          <w:b w:val="0"/>
+          <w:i w:val="0"/>
+          <w:sz w:val="24"/>
+        </w:rPr>
+        <w:t xml:space="preserve"> serovar Lai 56601 (UP000001408, 3.676; bir spiroket) ve </w:t>
+      </w:r>
+      <w:r>
+        <w:rPr>
+          <w:b w:val="0"/>
+          <w:i/>
+          <w:sz w:val="24"/>
+        </w:rPr>
+        <w:t>Bacillus anthracis</w:t>
+      </w:r>
+      <w:r>
+        <w:rPr>
+          <w:b w:val="0"/>
+          <w:i w:val="0"/>
+          <w:sz w:val="24"/>
+        </w:rPr>
+        <w:t xml:space="preserve"> Ames Ancestor (UP000000594, 5.493 protein; kromozom artı toksin ve kapsül antijenlerini taşıyan pXO1 ve pXO2 plazmitleri), her biri dört ya da beş koruyucu antijenle. Dokuz türün koruyucu antijenleri, kanıtı ve DOI'leriyle `PROTECTIVE_ANTIGENS.md`'de, aksesyonları `PATHOGEN_ACCESSIONS.md`'de listelidir. Virüs kolunda, dört memeli konağın da doğal olarak enfekte ettiği, yedi aileye yayılan on virüs kullanıldı: Rhabdoviridae'den kuduz virüsü (</w:t>
       </w:r>
       <w:r>
         <w:rPr>
@@ -1583,7 +1679,7 @@
           <w:i w:val="0"/>
           <w:sz w:val="24"/>
         </w:rPr>
-        <w:t xml:space="preserve"> Tam-proteom bakteri koşuları sırasında, VaxForge recall'ını yapay olarak düşüren iki ölçek kaynaklı kusur saptandı ve giderildi. Lokalizasyon adımı başlangıçta tüm proteinleri sabit bir zaman aşımı altında tek konteyner çağrısında işliyordu; en büyük proteomda bu çağrı boş dönüp yüzey antijenlerini yanlış atayan bir sezgisel yedeğe düşürüyordu. Adım artık en çok 800 proteinlik alt-yığınlarda koşuyor. Sınıf I adımı ise NetMHCpan'i tüm proteinlerin birleştirilmiş peptitleriyle tek çağrıda (tam-proteom ölçeğinde yaklaşık 1,37 milyon benzersiz 9-mer) çalıştırıyordu; bu neredeyse sıfır kapsamaya çöküyordu. Adım artık peptitleri 20.000'lik parçalar hâlinde çekirdeklerde paralel işliyor. Kontrol deneyleri toksisite ve alerjenite filtrelerinin suçsuz olduğunu doğruladı; düzeltmelerin ardından üç tür de yeniden koşuldu. Ayrıntı `MANUSCRIPT_METHODS.md`, bölüm B'dedir.</w:t>
+        <w:t xml:space="preserve"> Tam-proteom bakteri koşuları sırasında, VaxForge recall'ını yapay olarak düşüren üç ölçek kaynaklı kusur saptandı ve giderildi. Lokalizasyon adımı başlangıçta tüm proteinleri sabit bir zaman aşımı altında tek konteyner çağrısında işliyordu; en büyük proteomda bu çağrı boş dönüp yüzey antijenlerini yanlış atayan bir sezgisel yedeğe düşürüyordu. Adım artık en çok 800 proteinlik alt-yığınlarda koşuyor. Sınıf I adımı ise NetMHCpan'i tüm proteinlerin birleştirilmiş peptitleriyle tek çağrıda (tam-proteom ölçeğinde yaklaşık 1,37 milyon benzersiz 9-mer) çalıştırıyordu; bu neredeyse sıfır kapsamaya çöküyordu. Adım artık peptitleri 20.000'lik parçalar hâlinde çekirdeklerde paralel işliyor. Üçüncü kusur yalnız en büyük proteomlarda ortaya çıktı: paralel sınıf I işçileri tek bir scratch dizinini paylaşıyordu, dolayısıyla eşzamanlı NetMHCpan örnekleri birbirinde kilitlenip bir koşuyu süresiz durdurabiliyordu; bu, her işçiye izole bir geçici dizin ve parça-başına sınırlı zaman aşımı verilerek çözüldü. Kontrol deneyleri toksisite ve alerjenite filtrelerinin suçsuz olduğunu doğruladı; düzeltmelerin ardından etkilenen türler yeniden koşuldu. Ayrıntı `MANUSCRIPT_METHODS.md`, bölüm B'dedir.</w:t>
       </w:r>
     </w:p>
     <w:p>
@@ -2684,7 +2780,7 @@
           <w:i w:val="0"/>
           <w:sz w:val="24"/>
         </w:rPr>
-        <w:t>Kalıp genom ölçeğinden bağımsız ve bir doğrulama adımı sonuçları güvenilir kıldı.</w:t>
+        <w:t>Kalıp dokuz bakteri ve genom ölçeği boyunca sürüyor; klasik-olmayan antijenlerde dürüst bir sınırla.</w:t>
       </w:r>
       <w:r>
         <w:rPr>
@@ -2692,7 +2788,55 @@
           <w:i w:val="0"/>
           <w:sz w:val="24"/>
         </w:rPr>
-        <w:t xml:space="preserve"> Tek örnekle sınırlı kalmamak için, artan genom boyutu ve Gram dengesine göre seçtiğimiz üç zoonotik bakteriyi tam proteom ölçeğinde koştuk (Tablo 3). VaxForge </w:t>
+        <w:t xml:space="preserve"> Tek örnekle sınırlı kalmamak için, dördü de memeli konağı doğal olarak enfekte eden dokuz zoonotik bakteriyi tam proteom ölçeğinde koştuk; genom boyutu 2,0-5,5 Mb arası değişen ve Gram tipi ile hücre biyolojisi dengeli seçilmiş bu set, zorunlu hücre-içi </w:t>
+      </w:r>
+      <w:r>
+        <w:rPr>
+          <w:b w:val="0"/>
+          <w:i/>
+          <w:sz w:val="24"/>
+        </w:rPr>
+        <w:t>Coxiella burnetii</w:t>
+      </w:r>
+      <w:r>
+        <w:rPr>
+          <w:b w:val="0"/>
+          <w:i w:val="0"/>
+          <w:sz w:val="24"/>
+        </w:rPr>
+        <w:t xml:space="preserve">'den spiroket </w:t>
+      </w:r>
+      <w:r>
+        <w:rPr>
+          <w:b w:val="0"/>
+          <w:i/>
+          <w:sz w:val="24"/>
+        </w:rPr>
+        <w:t>Leptospira interrogans</w:t>
+      </w:r>
+      <w:r>
+        <w:rPr>
+          <w:b w:val="0"/>
+          <w:i w:val="0"/>
+          <w:sz w:val="24"/>
+        </w:rPr>
+        <w:t xml:space="preserve">'a ve </w:t>
+      </w:r>
+      <w:r>
+        <w:rPr>
+          <w:b w:val="0"/>
+          <w:i/>
+          <w:sz w:val="24"/>
+        </w:rPr>
+        <w:t>Bacillus anthracis</w:t>
+      </w:r>
+      <w:r>
+        <w:rPr>
+          <w:b w:val="0"/>
+          <w:i w:val="0"/>
+          <w:sz w:val="24"/>
+        </w:rPr>
+        <w:t xml:space="preserve">'in plazmit-kodlu toksinlerine uzanır (Tablo 3). Bu dokuz türün kırk dört koruyucu antijeni arasından VaxForge 33'ünü geri getirdi (Şekil 4); yalnız-sekans sınıflandırıcı Vaxign-ML'in (43/44) altında, NERVE 2.0'ın (13/44) ise belirgin önünde. VaxForge dokuz türün yedisinde 4/5 ya da 5/5'e ulaştı; bunlar arasında </w:t>
       </w:r>
       <w:r>
         <w:rPr>
@@ -2708,23 +2852,7 @@
           <w:i w:val="0"/>
           <w:sz w:val="24"/>
         </w:rPr>
-        <w:t xml:space="preserve"> için 5/5 (demir-düzenlenen yüzey belirleyicisi B, 2.889 içinde 4. sırada), </w:t>
-      </w:r>
-      <w:r>
-        <w:rPr>
-          <w:b w:val="0"/>
-          <w:i/>
-          <w:sz w:val="24"/>
-        </w:rPr>
-        <w:t>Listeria monocytogenes</w:t>
-      </w:r>
-      <w:r>
-        <w:rPr>
-          <w:b w:val="0"/>
-          <w:i w:val="0"/>
-          <w:sz w:val="24"/>
-        </w:rPr>
-        <w:t xml:space="preserve"> için 4/5 ve </w:t>
+        <w:t xml:space="preserve"> (demir-düzenlenen yüzey belirleyicisi B, 2.889 içinde 4. sırada), </w:t>
       </w:r>
       <w:r>
         <w:rPr>
@@ -2740,7 +2868,145 @@
           <w:i w:val="0"/>
           <w:sz w:val="24"/>
         </w:rPr>
-        <w:t xml:space="preserve"> serovar Typhimurium için 5/5 buldu; toplam 14/15 (Şekil 4). Vaxign-ML 15/15, NERVE 2.0 ise 9/15 bularak meningokoktakiyle aynı türden yüzey antijenlerini yine kaçırdı. Her iki aracın da tam recall'a ulaştığı iki türde VaxForge koruyucu antijenleri Vaxign-ML'den daha üste yerleştirdi. VaxForge'un tek kaybı olan </w:t>
+        <w:t xml:space="preserve"> serovar Typhimurium (5/5), </w:t>
+      </w:r>
+      <w:r>
+        <w:rPr>
+          <w:b w:val="0"/>
+          <w:i/>
+          <w:sz w:val="24"/>
+        </w:rPr>
+        <w:t>Brucella suis</w:t>
+      </w:r>
+      <w:r>
+        <w:rPr>
+          <w:b w:val="0"/>
+          <w:i w:val="0"/>
+          <w:sz w:val="24"/>
+        </w:rPr>
+        <w:t xml:space="preserve">, </w:t>
+      </w:r>
+      <w:r>
+        <w:rPr>
+          <w:b w:val="0"/>
+          <w:i/>
+          <w:sz w:val="24"/>
+        </w:rPr>
+        <w:t>Mycobacterium bovis</w:t>
+      </w:r>
+      <w:r>
+        <w:rPr>
+          <w:b w:val="0"/>
+          <w:i w:val="0"/>
+          <w:sz w:val="24"/>
+        </w:rPr>
+        <w:t xml:space="preserve">, </w:t>
+      </w:r>
+      <w:r>
+        <w:rPr>
+          <w:b w:val="0"/>
+          <w:i/>
+          <w:sz w:val="24"/>
+        </w:rPr>
+        <w:t>Leptospira interrogans</w:t>
+      </w:r>
+      <w:r>
+        <w:rPr>
+          <w:b w:val="0"/>
+          <w:i w:val="0"/>
+          <w:sz w:val="24"/>
+        </w:rPr>
+        <w:t xml:space="preserve"> ve şarbonun koruyucu antijeninin geri getirildiği </w:t>
+      </w:r>
+      <w:r>
+        <w:rPr>
+          <w:b w:val="0"/>
+          <w:i/>
+          <w:sz w:val="24"/>
+        </w:rPr>
+        <w:t>Bacillus anthracis</w:t>
+      </w:r>
+      <w:r>
+        <w:rPr>
+          <w:b w:val="0"/>
+          <w:i w:val="0"/>
+          <w:sz w:val="24"/>
+        </w:rPr>
+        <w:t xml:space="preserve"> var. NERVE 2.0 sert seçim basamağıyla yüzey antijenlerini yine eledi ve dokuz türün dördünde koruyucu antijenlerin hiçbirini döndürmedi; üstelik </w:t>
+      </w:r>
+      <w:r>
+        <w:rPr>
+          <w:b w:val="0"/>
+          <w:i/>
+          <w:sz w:val="24"/>
+        </w:rPr>
+        <w:t>B. suis</w:t>
+      </w:r>
+      <w:r>
+        <w:rPr>
+          <w:b w:val="0"/>
+          <w:i w:val="0"/>
+          <w:sz w:val="24"/>
+        </w:rPr>
+        <w:t xml:space="preserve"> ve </w:t>
+      </w:r>
+      <w:r>
+        <w:rPr>
+          <w:b w:val="0"/>
+          <w:i/>
+          <w:sz w:val="24"/>
+        </w:rPr>
+        <w:t>B. anthracis</w:t>
+      </w:r>
+      <w:r>
+        <w:rPr>
+          <w:b w:val="0"/>
+          <w:i w:val="0"/>
+          <w:sz w:val="24"/>
+        </w:rPr>
+        <w:t>'te herhangi bir aracın en yüksek fold-zenginleşmesine ulaşmasına rağmen.</w:t>
+      </w:r>
+    </w:p>
+    <w:p>
+      <w:r>
+        <w:rPr>
+          <w:b w:val="0"/>
+          <w:i w:val="0"/>
+          <w:sz w:val="24"/>
+        </w:rPr>
+        <w:t xml:space="preserve">VaxForge'un geride kaldığı iki tür, </w:t>
+      </w:r>
+      <w:r>
+        <w:rPr>
+          <w:b w:val="0"/>
+          <w:i/>
+          <w:sz w:val="24"/>
+        </w:rPr>
+        <w:t>Coxiella burnetii</w:t>
+      </w:r>
+      <w:r>
+        <w:rPr>
+          <w:b w:val="0"/>
+          <w:i w:val="0"/>
+          <w:sz w:val="24"/>
+        </w:rPr>
+        <w:t xml:space="preserve"> (2/4) ve </w:t>
+      </w:r>
+      <w:r>
+        <w:rPr>
+          <w:b w:val="0"/>
+          <w:i/>
+          <w:sz w:val="24"/>
+        </w:rPr>
+        <w:t>Streptococcus suis</w:t>
+      </w:r>
+      <w:r>
+        <w:rPr>
+          <w:b w:val="0"/>
+          <w:i w:val="0"/>
+          <w:sz w:val="24"/>
+        </w:rPr>
+        <w:t xml:space="preserve"> (1/5), bir kusuru değil, gerçek ve yorumlanabilir bir sınırı açığa çıkarır. Orada kaçırdığı antijenler, gliseraldehit-3-fosfat dehidrogenaz, enolaz, 6-fosfoglukonat dehidrogenaz ile DnaJ ve GroEL şaperonları, klasik olarak sitoplazmik ama hücre yüzeyinde "moonlighting" yapan proteinlerdir. VaxForge bunları lokalizasyon sert filtresinde tasarım gereği eler; sekansı doğrudan skorlayan ve lokalizasyon kapısı olmayan Vaxign-ML ise tutar. Dolayısıyla bu davranış bir kusur değil, bilinçli bir ödünleşmedir: lokalizasyon filtresi tam-proteom ölçeğinde sitoplazmik yanlış-pozitifleri bastırır ama klasik-olmayan yüzey antijenlerini de dışlar; moonlighting bir antijeni hedefleyen kullanıcı bu filtreyi gevşetirdi. Her iki aracın tam recall'a ulaştığı türlerde VaxForge koruyucu antijenleri rekabetçi ya da daha üst sıralara koydu; tek kaybı olan </w:t>
       </w:r>
       <w:r>
         <w:rPr>
@@ -2756,7 +3022,7 @@
           <w:i w:val="0"/>
           <w:sz w:val="24"/>
         </w:rPr>
-        <w:t xml:space="preserve"> ActA'sı gerçekten zor bir antijendir; Vaxign-ML listesinde de en dipte çıktı, yani hedefin zorluğunu yansıtır, bir hat kusurunu değil. Bu koşular sırasında, ilk denemelerde VaxForge recall'ını yapay olarak düşüren iki ölçek kaynaklı kusuru saptayıp giderdik (ilk değerler 3/5, 3/5 ve 0/5); lokalizasyon ve MHC adımları tam-proteom ölçeğinde tek ve aşırı büyük bir yığın altında çöküyordu, ikisini de sınırlı ve paralel alt-yığınlara böldük (`MANUSCRIPT_METHODS.md`, bölüm B). Kontrol deneyleri toksisite ve alerjenite filtrelerinin suçsuz olduğunu doğruladı.</w:t>
+        <w:t xml:space="preserve"> ActA'sı Vaxign-ML listesinde de en dipte çıktı, yani bir hat kusurunu değil, zor bir hedefi yansıtır. Bu tam-proteom koşuları sırasında, ilk denemelerde VaxForge recall'ını yapay olarak düşüren üç ölçek kaynaklı kusuru saptayıp giderdik; lokalizasyon ve sınıf I adımları tek ve aşırı büyük bir yığın altında çöküyordu ve en büyük ölçekte paralel sınıf I işçileri ortak bir scratch dizininde kilitlenebiliyordu, üçü de sınırlı ve izole alt-yığınlara bölündü (`MANUSCRIPT_METHODS.md`, bölüm B). Kontrol deneyleri toksisite ve alerjenite filtrelerinin suçsuz olduğunu doğruladı.</w:t>
       </w:r>
     </w:p>
     <w:p>
@@ -2774,7 +3040,7 @@
           <w:i w:val="0"/>
           <w:sz w:val="24"/>
         </w:rPr>
-        <w:t xml:space="preserve"> Tam proteom ölçeğinde üç-bakteri karşılaştırması; her bakteride beş koruyucu antijen.</w:t>
+        <w:t xml:space="preserve"> Tam proteom ölçeğinde dokuz-bakteri karşılaştırması (varsayılan parametreler, özdeş girdi), genom boyutuna göre sıralı. Her tür dört ya da beş koruyucu antijen taşır.</w:t>
       </w:r>
     </w:p>
     <w:tbl>
@@ -2808,7 +3074,7 @@
                 <w:i w:val="0"/>
                 <w:sz w:val="22"/>
               </w:rPr>
-              <w:t>Bakteri (genom)</w:t>
+              <w:t>Bakteri (genom, protein)</w:t>
             </w:r>
           </w:p>
         </w:tc>
@@ -2930,7 +3196,7 @@
                 <w:i w:val="0"/>
                 <w:sz w:val="22"/>
               </w:rPr>
-              <w:t>S. aureus (2,8 Mb, 2.889)</w:t>
+              <w:t>C. burnetii (2,0 Mb, 1.812)</w:t>
             </w:r>
           </w:p>
         </w:tc>
@@ -2970,6 +3236,706 @@
                 <w:i w:val="0"/>
                 <w:sz w:val="22"/>
               </w:rPr>
+              <w:t>2/4</w:t>
+            </w:r>
+          </w:p>
+        </w:tc>
+        <w:tc>
+          <w:tcPr>
+            <w:tcW w:type="dxa" w:w="1440"/>
+          </w:tcPr>
+          <w:p>
+            <w:pPr>
+              <w:spacing w:line="240" w:lineRule="auto"/>
+              <w:jc w:val="left"/>
+            </w:pPr>
+            <w:r/>
+            <w:r>
+              <w:rPr>
+                <w:b w:val="0"/>
+                <w:i w:val="0"/>
+                <w:sz w:val="22"/>
+              </w:rPr>
+              <w:t>524</w:t>
+            </w:r>
+          </w:p>
+        </w:tc>
+        <w:tc>
+          <w:tcPr>
+            <w:tcW w:type="dxa" w:w="1440"/>
+          </w:tcPr>
+          <w:p>
+            <w:pPr>
+              <w:spacing w:line="240" w:lineRule="auto"/>
+              <w:jc w:val="left"/>
+            </w:pPr>
+            <w:r/>
+            <w:r>
+              <w:rPr>
+                <w:b w:val="0"/>
+                <w:i w:val="0"/>
+                <w:sz w:val="22"/>
+              </w:rPr>
+              <w:t>1,7</w:t>
+            </w:r>
+          </w:p>
+        </w:tc>
+        <w:tc>
+          <w:tcPr>
+            <w:tcW w:type="dxa" w:w="1440"/>
+          </w:tcPr>
+          <w:p>
+            <w:pPr>
+              <w:spacing w:line="240" w:lineRule="auto"/>
+              <w:jc w:val="left"/>
+            </w:pPr>
+            <w:r/>
+            <w:r>
+              <w:rPr>
+                <w:b w:val="0"/>
+                <w:i w:val="0"/>
+                <w:sz w:val="22"/>
+              </w:rPr>
+              <w:t>yok</w:t>
+            </w:r>
+          </w:p>
+        </w:tc>
+      </w:tr>
+      <w:tr>
+        <w:tc>
+          <w:tcPr>
+            <w:tcW w:type="dxa" w:w="1440"/>
+          </w:tcPr>
+          <w:p>
+            <w:pPr>
+              <w:spacing w:line="240" w:lineRule="auto"/>
+              <w:jc w:val="left"/>
+            </w:pPr>
+            <w:r/>
+          </w:p>
+        </w:tc>
+        <w:tc>
+          <w:tcPr>
+            <w:tcW w:type="dxa" w:w="1440"/>
+          </w:tcPr>
+          <w:p>
+            <w:pPr>
+              <w:spacing w:line="240" w:lineRule="auto"/>
+              <w:jc w:val="left"/>
+            </w:pPr>
+            <w:r/>
+            <w:r>
+              <w:rPr>
+                <w:b w:val="0"/>
+                <w:i w:val="0"/>
+                <w:sz w:val="22"/>
+              </w:rPr>
+              <w:t>Vaxign-ML</w:t>
+            </w:r>
+          </w:p>
+        </w:tc>
+        <w:tc>
+          <w:tcPr>
+            <w:tcW w:type="dxa" w:w="1440"/>
+          </w:tcPr>
+          <w:p>
+            <w:pPr>
+              <w:spacing w:line="240" w:lineRule="auto"/>
+              <w:jc w:val="left"/>
+            </w:pPr>
+            <w:r/>
+            <w:r>
+              <w:rPr>
+                <w:b w:val="0"/>
+                <w:i w:val="0"/>
+                <w:sz w:val="22"/>
+              </w:rPr>
+              <w:t>4/4</w:t>
+            </w:r>
+          </w:p>
+        </w:tc>
+        <w:tc>
+          <w:tcPr>
+            <w:tcW w:type="dxa" w:w="1440"/>
+          </w:tcPr>
+          <w:p>
+            <w:pPr>
+              <w:spacing w:line="240" w:lineRule="auto"/>
+              <w:jc w:val="left"/>
+            </w:pPr>
+            <w:r/>
+            <w:r>
+              <w:rPr>
+                <w:b w:val="0"/>
+                <w:i w:val="0"/>
+                <w:sz w:val="22"/>
+              </w:rPr>
+              <w:t>477</w:t>
+            </w:r>
+          </w:p>
+        </w:tc>
+        <w:tc>
+          <w:tcPr>
+            <w:tcW w:type="dxa" w:w="1440"/>
+          </w:tcPr>
+          <w:p>
+            <w:pPr>
+              <w:spacing w:line="240" w:lineRule="auto"/>
+              <w:jc w:val="left"/>
+            </w:pPr>
+            <w:r/>
+            <w:r>
+              <w:rPr>
+                <w:b w:val="0"/>
+                <w:i w:val="0"/>
+                <w:sz w:val="22"/>
+              </w:rPr>
+              <w:t>3,8</w:t>
+            </w:r>
+          </w:p>
+        </w:tc>
+        <w:tc>
+          <w:tcPr>
+            <w:tcW w:type="dxa" w:w="1440"/>
+          </w:tcPr>
+          <w:p>
+            <w:pPr>
+              <w:spacing w:line="240" w:lineRule="auto"/>
+              <w:jc w:val="left"/>
+            </w:pPr>
+            <w:r/>
+            <w:r>
+              <w:rPr>
+                <w:b w:val="0"/>
+                <w:i w:val="0"/>
+                <w:sz w:val="22"/>
+              </w:rPr>
+              <w:t>0,91</w:t>
+            </w:r>
+          </w:p>
+        </w:tc>
+      </w:tr>
+      <w:tr>
+        <w:tc>
+          <w:tcPr>
+            <w:tcW w:type="dxa" w:w="1440"/>
+          </w:tcPr>
+          <w:p>
+            <w:pPr>
+              <w:spacing w:line="240" w:lineRule="auto"/>
+              <w:jc w:val="left"/>
+            </w:pPr>
+            <w:r/>
+          </w:p>
+        </w:tc>
+        <w:tc>
+          <w:tcPr>
+            <w:tcW w:type="dxa" w:w="1440"/>
+          </w:tcPr>
+          <w:p>
+            <w:pPr>
+              <w:spacing w:line="240" w:lineRule="auto"/>
+              <w:jc w:val="left"/>
+            </w:pPr>
+            <w:r/>
+            <w:r>
+              <w:rPr>
+                <w:b w:val="0"/>
+                <w:i w:val="0"/>
+                <w:sz w:val="22"/>
+              </w:rPr>
+              <w:t>NERVE 2.0</w:t>
+            </w:r>
+          </w:p>
+        </w:tc>
+        <w:tc>
+          <w:tcPr>
+            <w:tcW w:type="dxa" w:w="1440"/>
+          </w:tcPr>
+          <w:p>
+            <w:pPr>
+              <w:spacing w:line="240" w:lineRule="auto"/>
+              <w:jc w:val="left"/>
+            </w:pPr>
+            <w:r/>
+            <w:r>
+              <w:rPr>
+                <w:b w:val="0"/>
+                <w:i w:val="0"/>
+                <w:sz w:val="22"/>
+              </w:rPr>
+              <w:t>0/4</w:t>
+            </w:r>
+          </w:p>
+        </w:tc>
+        <w:tc>
+          <w:tcPr>
+            <w:tcW w:type="dxa" w:w="1440"/>
+          </w:tcPr>
+          <w:p>
+            <w:pPr>
+              <w:spacing w:line="240" w:lineRule="auto"/>
+              <w:jc w:val="left"/>
+            </w:pPr>
+            <w:r/>
+            <w:r>
+              <w:rPr>
+                <w:b w:val="0"/>
+                <w:i w:val="0"/>
+                <w:sz w:val="22"/>
+              </w:rPr>
+              <w:t>9</w:t>
+            </w:r>
+          </w:p>
+        </w:tc>
+        <w:tc>
+          <w:tcPr>
+            <w:tcW w:type="dxa" w:w="1440"/>
+          </w:tcPr>
+          <w:p>
+            <w:pPr>
+              <w:spacing w:line="240" w:lineRule="auto"/>
+              <w:jc w:val="left"/>
+            </w:pPr>
+            <w:r/>
+            <w:r>
+              <w:rPr>
+                <w:b w:val="0"/>
+                <w:i w:val="0"/>
+                <w:sz w:val="22"/>
+              </w:rPr>
+              <w:t>yok</w:t>
+            </w:r>
+          </w:p>
+        </w:tc>
+        <w:tc>
+          <w:tcPr>
+            <w:tcW w:type="dxa" w:w="1440"/>
+          </w:tcPr>
+          <w:p>
+            <w:pPr>
+              <w:spacing w:line="240" w:lineRule="auto"/>
+              <w:jc w:val="left"/>
+            </w:pPr>
+            <w:r/>
+            <w:r>
+              <w:rPr>
+                <w:b w:val="0"/>
+                <w:i w:val="0"/>
+                <w:sz w:val="22"/>
+              </w:rPr>
+              <w:t>yok</w:t>
+            </w:r>
+          </w:p>
+        </w:tc>
+      </w:tr>
+      <w:tr>
+        <w:tc>
+          <w:tcPr>
+            <w:tcW w:type="dxa" w:w="1440"/>
+          </w:tcPr>
+          <w:p>
+            <w:pPr>
+              <w:spacing w:line="240" w:lineRule="auto"/>
+              <w:jc w:val="left"/>
+            </w:pPr>
+            <w:r/>
+            <w:r>
+              <w:rPr>
+                <w:b w:val="0"/>
+                <w:i w:val="0"/>
+                <w:sz w:val="22"/>
+              </w:rPr>
+              <w:t>S. suis (2,2 Mb, 1.922)</w:t>
+            </w:r>
+          </w:p>
+        </w:tc>
+        <w:tc>
+          <w:tcPr>
+            <w:tcW w:type="dxa" w:w="1440"/>
+          </w:tcPr>
+          <w:p>
+            <w:pPr>
+              <w:spacing w:line="240" w:lineRule="auto"/>
+              <w:jc w:val="left"/>
+            </w:pPr>
+            <w:r/>
+            <w:r>
+              <w:rPr>
+                <w:b w:val="0"/>
+                <w:i w:val="0"/>
+                <w:sz w:val="22"/>
+              </w:rPr>
+              <w:t>VaxForge</w:t>
+            </w:r>
+          </w:p>
+        </w:tc>
+        <w:tc>
+          <w:tcPr>
+            <w:tcW w:type="dxa" w:w="1440"/>
+          </w:tcPr>
+          <w:p>
+            <w:pPr>
+              <w:spacing w:line="240" w:lineRule="auto"/>
+              <w:jc w:val="left"/>
+            </w:pPr>
+            <w:r/>
+            <w:r>
+              <w:rPr>
+                <w:b w:val="0"/>
+                <w:i w:val="0"/>
+                <w:sz w:val="22"/>
+              </w:rPr>
+              <w:t>1/5</w:t>
+            </w:r>
+          </w:p>
+        </w:tc>
+        <w:tc>
+          <w:tcPr>
+            <w:tcW w:type="dxa" w:w="1440"/>
+          </w:tcPr>
+          <w:p>
+            <w:pPr>
+              <w:spacing w:line="240" w:lineRule="auto"/>
+              <w:jc w:val="left"/>
+            </w:pPr>
+            <w:r/>
+            <w:r>
+              <w:rPr>
+                <w:b w:val="0"/>
+                <w:i w:val="0"/>
+                <w:sz w:val="22"/>
+              </w:rPr>
+              <w:t>288</w:t>
+            </w:r>
+          </w:p>
+        </w:tc>
+        <w:tc>
+          <w:tcPr>
+            <w:tcW w:type="dxa" w:w="1440"/>
+          </w:tcPr>
+          <w:p>
+            <w:pPr>
+              <w:spacing w:line="240" w:lineRule="auto"/>
+              <w:jc w:val="left"/>
+            </w:pPr>
+            <w:r/>
+            <w:r>
+              <w:rPr>
+                <w:b w:val="0"/>
+                <w:i w:val="0"/>
+                <w:sz w:val="22"/>
+              </w:rPr>
+              <w:t>1,3</w:t>
+            </w:r>
+          </w:p>
+        </w:tc>
+        <w:tc>
+          <w:tcPr>
+            <w:tcW w:type="dxa" w:w="1440"/>
+          </w:tcPr>
+          <w:p>
+            <w:pPr>
+              <w:spacing w:line="240" w:lineRule="auto"/>
+              <w:jc w:val="left"/>
+            </w:pPr>
+            <w:r/>
+            <w:r>
+              <w:rPr>
+                <w:b w:val="0"/>
+                <w:i w:val="0"/>
+                <w:sz w:val="22"/>
+              </w:rPr>
+              <w:t>yok</w:t>
+            </w:r>
+          </w:p>
+        </w:tc>
+      </w:tr>
+      <w:tr>
+        <w:tc>
+          <w:tcPr>
+            <w:tcW w:type="dxa" w:w="1440"/>
+          </w:tcPr>
+          <w:p>
+            <w:pPr>
+              <w:spacing w:line="240" w:lineRule="auto"/>
+              <w:jc w:val="left"/>
+            </w:pPr>
+            <w:r/>
+          </w:p>
+        </w:tc>
+        <w:tc>
+          <w:tcPr>
+            <w:tcW w:type="dxa" w:w="1440"/>
+          </w:tcPr>
+          <w:p>
+            <w:pPr>
+              <w:spacing w:line="240" w:lineRule="auto"/>
+              <w:jc w:val="left"/>
+            </w:pPr>
+            <w:r/>
+            <w:r>
+              <w:rPr>
+                <w:b w:val="0"/>
+                <w:i w:val="0"/>
+                <w:sz w:val="22"/>
+              </w:rPr>
+              <w:t>Vaxign-ML</w:t>
+            </w:r>
+          </w:p>
+        </w:tc>
+        <w:tc>
+          <w:tcPr>
+            <w:tcW w:type="dxa" w:w="1440"/>
+          </w:tcPr>
+          <w:p>
+            <w:pPr>
+              <w:spacing w:line="240" w:lineRule="auto"/>
+              <w:jc w:val="left"/>
+            </w:pPr>
+            <w:r/>
+            <w:r>
+              <w:rPr>
+                <w:b w:val="0"/>
+                <w:i w:val="0"/>
+                <w:sz w:val="22"/>
+              </w:rPr>
+              <w:t>5/5</w:t>
+            </w:r>
+          </w:p>
+        </w:tc>
+        <w:tc>
+          <w:tcPr>
+            <w:tcW w:type="dxa" w:w="1440"/>
+          </w:tcPr>
+          <w:p>
+            <w:pPr>
+              <w:spacing w:line="240" w:lineRule="auto"/>
+              <w:jc w:val="left"/>
+            </w:pPr>
+            <w:r/>
+            <w:r>
+              <w:rPr>
+                <w:b w:val="0"/>
+                <w:i w:val="0"/>
+                <w:sz w:val="22"/>
+              </w:rPr>
+              <w:t>628</w:t>
+            </w:r>
+          </w:p>
+        </w:tc>
+        <w:tc>
+          <w:tcPr>
+            <w:tcW w:type="dxa" w:w="1440"/>
+          </w:tcPr>
+          <w:p>
+            <w:pPr>
+              <w:spacing w:line="240" w:lineRule="auto"/>
+              <w:jc w:val="left"/>
+            </w:pPr>
+            <w:r/>
+            <w:r>
+              <w:rPr>
+                <w:b w:val="0"/>
+                <w:i w:val="0"/>
+                <w:sz w:val="22"/>
+              </w:rPr>
+              <w:t>3,1</w:t>
+            </w:r>
+          </w:p>
+        </w:tc>
+        <w:tc>
+          <w:tcPr>
+            <w:tcW w:type="dxa" w:w="1440"/>
+          </w:tcPr>
+          <w:p>
+            <w:pPr>
+              <w:spacing w:line="240" w:lineRule="auto"/>
+              <w:jc w:val="left"/>
+            </w:pPr>
+            <w:r/>
+            <w:r>
+              <w:rPr>
+                <w:b w:val="0"/>
+                <w:i w:val="0"/>
+                <w:sz w:val="22"/>
+              </w:rPr>
+              <w:t>0,88</w:t>
+            </w:r>
+          </w:p>
+        </w:tc>
+      </w:tr>
+      <w:tr>
+        <w:tc>
+          <w:tcPr>
+            <w:tcW w:type="dxa" w:w="1440"/>
+          </w:tcPr>
+          <w:p>
+            <w:pPr>
+              <w:spacing w:line="240" w:lineRule="auto"/>
+              <w:jc w:val="left"/>
+            </w:pPr>
+            <w:r/>
+          </w:p>
+        </w:tc>
+        <w:tc>
+          <w:tcPr>
+            <w:tcW w:type="dxa" w:w="1440"/>
+          </w:tcPr>
+          <w:p>
+            <w:pPr>
+              <w:spacing w:line="240" w:lineRule="auto"/>
+              <w:jc w:val="left"/>
+            </w:pPr>
+            <w:r/>
+            <w:r>
+              <w:rPr>
+                <w:b w:val="0"/>
+                <w:i w:val="0"/>
+                <w:sz w:val="22"/>
+              </w:rPr>
+              <w:t>NERVE 2.0</w:t>
+            </w:r>
+          </w:p>
+        </w:tc>
+        <w:tc>
+          <w:tcPr>
+            <w:tcW w:type="dxa" w:w="1440"/>
+          </w:tcPr>
+          <w:p>
+            <w:pPr>
+              <w:spacing w:line="240" w:lineRule="auto"/>
+              <w:jc w:val="left"/>
+            </w:pPr>
+            <w:r/>
+            <w:r>
+              <w:rPr>
+                <w:b w:val="0"/>
+                <w:i w:val="0"/>
+                <w:sz w:val="22"/>
+              </w:rPr>
+              <w:t>0/5</w:t>
+            </w:r>
+          </w:p>
+        </w:tc>
+        <w:tc>
+          <w:tcPr>
+            <w:tcW w:type="dxa" w:w="1440"/>
+          </w:tcPr>
+          <w:p>
+            <w:pPr>
+              <w:spacing w:line="240" w:lineRule="auto"/>
+              <w:jc w:val="left"/>
+            </w:pPr>
+            <w:r/>
+            <w:r>
+              <w:rPr>
+                <w:b w:val="0"/>
+                <w:i w:val="0"/>
+                <w:sz w:val="22"/>
+              </w:rPr>
+              <w:t>0</w:t>
+            </w:r>
+          </w:p>
+        </w:tc>
+        <w:tc>
+          <w:tcPr>
+            <w:tcW w:type="dxa" w:w="1440"/>
+          </w:tcPr>
+          <w:p>
+            <w:pPr>
+              <w:spacing w:line="240" w:lineRule="auto"/>
+              <w:jc w:val="left"/>
+            </w:pPr>
+            <w:r/>
+            <w:r>
+              <w:rPr>
+                <w:b w:val="0"/>
+                <w:i w:val="0"/>
+                <w:sz w:val="22"/>
+              </w:rPr>
+              <w:t>yok</w:t>
+            </w:r>
+          </w:p>
+        </w:tc>
+        <w:tc>
+          <w:tcPr>
+            <w:tcW w:type="dxa" w:w="1440"/>
+          </w:tcPr>
+          <w:p>
+            <w:pPr>
+              <w:spacing w:line="240" w:lineRule="auto"/>
+              <w:jc w:val="left"/>
+            </w:pPr>
+            <w:r/>
+            <w:r>
+              <w:rPr>
+                <w:b w:val="0"/>
+                <w:i w:val="0"/>
+                <w:sz w:val="22"/>
+              </w:rPr>
+              <w:t>yok</w:t>
+            </w:r>
+          </w:p>
+        </w:tc>
+      </w:tr>
+      <w:tr>
+        <w:tc>
+          <w:tcPr>
+            <w:tcW w:type="dxa" w:w="1440"/>
+          </w:tcPr>
+          <w:p>
+            <w:pPr>
+              <w:spacing w:line="240" w:lineRule="auto"/>
+              <w:jc w:val="left"/>
+            </w:pPr>
+            <w:r/>
+            <w:r>
+              <w:rPr>
+                <w:b w:val="0"/>
+                <w:i w:val="0"/>
+                <w:sz w:val="22"/>
+              </w:rPr>
+              <w:t>S. aureus (2,8 Mb, 2.889)</w:t>
+            </w:r>
+          </w:p>
+        </w:tc>
+        <w:tc>
+          <w:tcPr>
+            <w:tcW w:type="dxa" w:w="1440"/>
+          </w:tcPr>
+          <w:p>
+            <w:pPr>
+              <w:spacing w:line="240" w:lineRule="auto"/>
+              <w:jc w:val="left"/>
+            </w:pPr>
+            <w:r/>
+            <w:r>
+              <w:rPr>
+                <w:b w:val="0"/>
+                <w:i w:val="0"/>
+                <w:sz w:val="22"/>
+              </w:rPr>
+              <w:t>VaxForge</w:t>
+            </w:r>
+          </w:p>
+        </w:tc>
+        <w:tc>
+          <w:tcPr>
+            <w:tcW w:type="dxa" w:w="1440"/>
+          </w:tcPr>
+          <w:p>
+            <w:pPr>
+              <w:spacing w:line="240" w:lineRule="auto"/>
+              <w:jc w:val="left"/>
+            </w:pPr>
+            <w:r/>
+            <w:r>
+              <w:rPr>
+                <w:b w:val="0"/>
+                <w:i w:val="0"/>
+                <w:sz w:val="22"/>
+              </w:rPr>
               <w:t>5/5</w:t>
             </w:r>
           </w:p>
@@ -3630,7 +4596,7 @@
                 <w:i w:val="0"/>
                 <w:sz w:val="22"/>
               </w:rPr>
-              <w:t>S. Typhimurium (4,9 Mb, 4.533)</w:t>
+              <w:t>B. suis (3,3 Mb, 3.249)</w:t>
             </w:r>
           </w:p>
         </w:tc>
@@ -3670,6 +4636,1056 @@
                 <w:i w:val="0"/>
                 <w:sz w:val="22"/>
               </w:rPr>
+              <w:t>4/5</w:t>
+            </w:r>
+          </w:p>
+        </w:tc>
+        <w:tc>
+          <w:tcPr>
+            <w:tcW w:type="dxa" w:w="1440"/>
+          </w:tcPr>
+          <w:p>
+            <w:pPr>
+              <w:spacing w:line="240" w:lineRule="auto"/>
+              <w:jc w:val="left"/>
+            </w:pPr>
+            <w:r/>
+            <w:r>
+              <w:rPr>
+                <w:b w:val="0"/>
+                <w:i w:val="0"/>
+                <w:sz w:val="22"/>
+              </w:rPr>
+              <w:t>929</w:t>
+            </w:r>
+          </w:p>
+        </w:tc>
+        <w:tc>
+          <w:tcPr>
+            <w:tcW w:type="dxa" w:w="1440"/>
+          </w:tcPr>
+          <w:p>
+            <w:pPr>
+              <w:spacing w:line="240" w:lineRule="auto"/>
+              <w:jc w:val="left"/>
+            </w:pPr>
+            <w:r/>
+            <w:r>
+              <w:rPr>
+                <w:b w:val="0"/>
+                <w:i w:val="0"/>
+                <w:sz w:val="22"/>
+              </w:rPr>
+              <w:t>2,8</w:t>
+            </w:r>
+          </w:p>
+        </w:tc>
+        <w:tc>
+          <w:tcPr>
+            <w:tcW w:type="dxa" w:w="1440"/>
+          </w:tcPr>
+          <w:p>
+            <w:pPr>
+              <w:spacing w:line="240" w:lineRule="auto"/>
+              <w:jc w:val="left"/>
+            </w:pPr>
+            <w:r/>
+            <w:r>
+              <w:rPr>
+                <w:b w:val="0"/>
+                <w:i w:val="0"/>
+                <w:sz w:val="22"/>
+              </w:rPr>
+              <w:t>yok</w:t>
+            </w:r>
+          </w:p>
+        </w:tc>
+      </w:tr>
+      <w:tr>
+        <w:tc>
+          <w:tcPr>
+            <w:tcW w:type="dxa" w:w="1440"/>
+          </w:tcPr>
+          <w:p>
+            <w:pPr>
+              <w:spacing w:line="240" w:lineRule="auto"/>
+              <w:jc w:val="left"/>
+            </w:pPr>
+            <w:r/>
+          </w:p>
+        </w:tc>
+        <w:tc>
+          <w:tcPr>
+            <w:tcW w:type="dxa" w:w="1440"/>
+          </w:tcPr>
+          <w:p>
+            <w:pPr>
+              <w:spacing w:line="240" w:lineRule="auto"/>
+              <w:jc w:val="left"/>
+            </w:pPr>
+            <w:r/>
+            <w:r>
+              <w:rPr>
+                <w:b w:val="0"/>
+                <w:i w:val="0"/>
+                <w:sz w:val="22"/>
+              </w:rPr>
+              <w:t>Vaxign-ML</w:t>
+            </w:r>
+          </w:p>
+        </w:tc>
+        <w:tc>
+          <w:tcPr>
+            <w:tcW w:type="dxa" w:w="1440"/>
+          </w:tcPr>
+          <w:p>
+            <w:pPr>
+              <w:spacing w:line="240" w:lineRule="auto"/>
+              <w:jc w:val="left"/>
+            </w:pPr>
+            <w:r/>
+            <w:r>
+              <w:rPr>
+                <w:b w:val="0"/>
+                <w:i w:val="0"/>
+                <w:sz w:val="22"/>
+              </w:rPr>
+              <w:t>5/5</w:t>
+            </w:r>
+          </w:p>
+        </w:tc>
+        <w:tc>
+          <w:tcPr>
+            <w:tcW w:type="dxa" w:w="1440"/>
+          </w:tcPr>
+          <w:p>
+            <w:pPr>
+              <w:spacing w:line="240" w:lineRule="auto"/>
+              <w:jc w:val="left"/>
+            </w:pPr>
+            <w:r/>
+            <w:r>
+              <w:rPr>
+                <w:b w:val="0"/>
+                <w:i w:val="0"/>
+                <w:sz w:val="22"/>
+              </w:rPr>
+              <w:t>839</w:t>
+            </w:r>
+          </w:p>
+        </w:tc>
+        <w:tc>
+          <w:tcPr>
+            <w:tcW w:type="dxa" w:w="1440"/>
+          </w:tcPr>
+          <w:p>
+            <w:pPr>
+              <w:spacing w:line="240" w:lineRule="auto"/>
+              <w:jc w:val="left"/>
+            </w:pPr>
+            <w:r/>
+            <w:r>
+              <w:rPr>
+                <w:b w:val="0"/>
+                <w:i w:val="0"/>
+                <w:sz w:val="22"/>
+              </w:rPr>
+              <w:t>3,9</w:t>
+            </w:r>
+          </w:p>
+        </w:tc>
+        <w:tc>
+          <w:tcPr>
+            <w:tcW w:type="dxa" w:w="1440"/>
+          </w:tcPr>
+          <w:p>
+            <w:pPr>
+              <w:spacing w:line="240" w:lineRule="auto"/>
+              <w:jc w:val="left"/>
+            </w:pPr>
+            <w:r/>
+            <w:r>
+              <w:rPr>
+                <w:b w:val="0"/>
+                <w:i w:val="0"/>
+                <w:sz w:val="22"/>
+              </w:rPr>
+              <w:t>0,88</w:t>
+            </w:r>
+          </w:p>
+        </w:tc>
+      </w:tr>
+      <w:tr>
+        <w:tc>
+          <w:tcPr>
+            <w:tcW w:type="dxa" w:w="1440"/>
+          </w:tcPr>
+          <w:p>
+            <w:pPr>
+              <w:spacing w:line="240" w:lineRule="auto"/>
+              <w:jc w:val="left"/>
+            </w:pPr>
+            <w:r/>
+          </w:p>
+        </w:tc>
+        <w:tc>
+          <w:tcPr>
+            <w:tcW w:type="dxa" w:w="1440"/>
+          </w:tcPr>
+          <w:p>
+            <w:pPr>
+              <w:spacing w:line="240" w:lineRule="auto"/>
+              <w:jc w:val="left"/>
+            </w:pPr>
+            <w:r/>
+            <w:r>
+              <w:rPr>
+                <w:b w:val="0"/>
+                <w:i w:val="0"/>
+                <w:sz w:val="22"/>
+              </w:rPr>
+              <w:t>NERVE 2.0</w:t>
+            </w:r>
+          </w:p>
+        </w:tc>
+        <w:tc>
+          <w:tcPr>
+            <w:tcW w:type="dxa" w:w="1440"/>
+          </w:tcPr>
+          <w:p>
+            <w:pPr>
+              <w:spacing w:line="240" w:lineRule="auto"/>
+              <w:jc w:val="left"/>
+            </w:pPr>
+            <w:r/>
+            <w:r>
+              <w:rPr>
+                <w:b w:val="0"/>
+                <w:i w:val="0"/>
+                <w:sz w:val="22"/>
+              </w:rPr>
+              <w:t>2/5</w:t>
+            </w:r>
+          </w:p>
+        </w:tc>
+        <w:tc>
+          <w:tcPr>
+            <w:tcW w:type="dxa" w:w="1440"/>
+          </w:tcPr>
+          <w:p>
+            <w:pPr>
+              <w:spacing w:line="240" w:lineRule="auto"/>
+              <w:jc w:val="left"/>
+            </w:pPr>
+            <w:r/>
+            <w:r>
+              <w:rPr>
+                <w:b w:val="0"/>
+                <w:i w:val="0"/>
+                <w:sz w:val="22"/>
+              </w:rPr>
+              <w:t>9</w:t>
+            </w:r>
+          </w:p>
+        </w:tc>
+        <w:tc>
+          <w:tcPr>
+            <w:tcW w:type="dxa" w:w="1440"/>
+          </w:tcPr>
+          <w:p>
+            <w:pPr>
+              <w:spacing w:line="240" w:lineRule="auto"/>
+              <w:jc w:val="left"/>
+            </w:pPr>
+            <w:r/>
+            <w:r>
+              <w:rPr>
+                <w:b w:val="0"/>
+                <w:i w:val="0"/>
+                <w:sz w:val="22"/>
+              </w:rPr>
+              <w:t>185,4</w:t>
+            </w:r>
+          </w:p>
+        </w:tc>
+        <w:tc>
+          <w:tcPr>
+            <w:tcW w:type="dxa" w:w="1440"/>
+          </w:tcPr>
+          <w:p>
+            <w:pPr>
+              <w:spacing w:line="240" w:lineRule="auto"/>
+              <w:jc w:val="left"/>
+            </w:pPr>
+            <w:r/>
+            <w:r>
+              <w:rPr>
+                <w:b w:val="0"/>
+                <w:i w:val="0"/>
+                <w:sz w:val="22"/>
+              </w:rPr>
+              <w:t>yok</w:t>
+            </w:r>
+          </w:p>
+        </w:tc>
+      </w:tr>
+      <w:tr>
+        <w:tc>
+          <w:tcPr>
+            <w:tcW w:type="dxa" w:w="1440"/>
+          </w:tcPr>
+          <w:p>
+            <w:pPr>
+              <w:spacing w:line="240" w:lineRule="auto"/>
+              <w:jc w:val="left"/>
+            </w:pPr>
+            <w:r/>
+            <w:r>
+              <w:rPr>
+                <w:b w:val="0"/>
+                <w:i w:val="0"/>
+                <w:sz w:val="22"/>
+              </w:rPr>
+              <w:t>M. bovis (4,4 Mb, 4.088)</w:t>
+            </w:r>
+          </w:p>
+        </w:tc>
+        <w:tc>
+          <w:tcPr>
+            <w:tcW w:type="dxa" w:w="1440"/>
+          </w:tcPr>
+          <w:p>
+            <w:pPr>
+              <w:spacing w:line="240" w:lineRule="auto"/>
+              <w:jc w:val="left"/>
+            </w:pPr>
+            <w:r/>
+            <w:r>
+              <w:rPr>
+                <w:b w:val="0"/>
+                <w:i w:val="0"/>
+                <w:sz w:val="22"/>
+              </w:rPr>
+              <w:t>VaxForge</w:t>
+            </w:r>
+          </w:p>
+        </w:tc>
+        <w:tc>
+          <w:tcPr>
+            <w:tcW w:type="dxa" w:w="1440"/>
+          </w:tcPr>
+          <w:p>
+            <w:pPr>
+              <w:spacing w:line="240" w:lineRule="auto"/>
+              <w:jc w:val="left"/>
+            </w:pPr>
+            <w:r/>
+            <w:r>
+              <w:rPr>
+                <w:b w:val="0"/>
+                <w:i w:val="0"/>
+                <w:sz w:val="22"/>
+              </w:rPr>
+              <w:t>4/5</w:t>
+            </w:r>
+          </w:p>
+        </w:tc>
+        <w:tc>
+          <w:tcPr>
+            <w:tcW w:type="dxa" w:w="1440"/>
+          </w:tcPr>
+          <w:p>
+            <w:pPr>
+              <w:spacing w:line="240" w:lineRule="auto"/>
+              <w:jc w:val="left"/>
+            </w:pPr>
+            <w:r/>
+            <w:r>
+              <w:rPr>
+                <w:b w:val="0"/>
+                <w:i w:val="0"/>
+                <w:sz w:val="22"/>
+              </w:rPr>
+              <w:t>535</w:t>
+            </w:r>
+          </w:p>
+        </w:tc>
+        <w:tc>
+          <w:tcPr>
+            <w:tcW w:type="dxa" w:w="1440"/>
+          </w:tcPr>
+          <w:p>
+            <w:pPr>
+              <w:spacing w:line="240" w:lineRule="auto"/>
+              <w:jc w:val="left"/>
+            </w:pPr>
+            <w:r/>
+            <w:r>
+              <w:rPr>
+                <w:b w:val="0"/>
+                <w:i w:val="0"/>
+                <w:sz w:val="22"/>
+              </w:rPr>
+              <w:t>6,2</w:t>
+            </w:r>
+          </w:p>
+        </w:tc>
+        <w:tc>
+          <w:tcPr>
+            <w:tcW w:type="dxa" w:w="1440"/>
+          </w:tcPr>
+          <w:p>
+            <w:pPr>
+              <w:spacing w:line="240" w:lineRule="auto"/>
+              <w:jc w:val="left"/>
+            </w:pPr>
+            <w:r/>
+            <w:r>
+              <w:rPr>
+                <w:b w:val="0"/>
+                <w:i w:val="0"/>
+                <w:sz w:val="22"/>
+              </w:rPr>
+              <w:t>yok</w:t>
+            </w:r>
+          </w:p>
+        </w:tc>
+      </w:tr>
+      <w:tr>
+        <w:tc>
+          <w:tcPr>
+            <w:tcW w:type="dxa" w:w="1440"/>
+          </w:tcPr>
+          <w:p>
+            <w:pPr>
+              <w:spacing w:line="240" w:lineRule="auto"/>
+              <w:jc w:val="left"/>
+            </w:pPr>
+            <w:r/>
+          </w:p>
+        </w:tc>
+        <w:tc>
+          <w:tcPr>
+            <w:tcW w:type="dxa" w:w="1440"/>
+          </w:tcPr>
+          <w:p>
+            <w:pPr>
+              <w:spacing w:line="240" w:lineRule="auto"/>
+              <w:jc w:val="left"/>
+            </w:pPr>
+            <w:r/>
+            <w:r>
+              <w:rPr>
+                <w:b w:val="0"/>
+                <w:i w:val="0"/>
+                <w:sz w:val="22"/>
+              </w:rPr>
+              <w:t>Vaxign-ML</w:t>
+            </w:r>
+          </w:p>
+        </w:tc>
+        <w:tc>
+          <w:tcPr>
+            <w:tcW w:type="dxa" w:w="1440"/>
+          </w:tcPr>
+          <w:p>
+            <w:pPr>
+              <w:spacing w:line="240" w:lineRule="auto"/>
+              <w:jc w:val="left"/>
+            </w:pPr>
+            <w:r/>
+            <w:r>
+              <w:rPr>
+                <w:b w:val="0"/>
+                <w:i w:val="0"/>
+                <w:sz w:val="22"/>
+              </w:rPr>
+              <w:t>4/5</w:t>
+            </w:r>
+          </w:p>
+        </w:tc>
+        <w:tc>
+          <w:tcPr>
+            <w:tcW w:type="dxa" w:w="1440"/>
+          </w:tcPr>
+          <w:p>
+            <w:pPr>
+              <w:spacing w:line="240" w:lineRule="auto"/>
+              <w:jc w:val="left"/>
+            </w:pPr>
+            <w:r/>
+            <w:r>
+              <w:rPr>
+                <w:b w:val="0"/>
+                <w:i w:val="0"/>
+                <w:sz w:val="22"/>
+              </w:rPr>
+              <w:t>695</w:t>
+            </w:r>
+          </w:p>
+        </w:tc>
+        <w:tc>
+          <w:tcPr>
+            <w:tcW w:type="dxa" w:w="1440"/>
+          </w:tcPr>
+          <w:p>
+            <w:pPr>
+              <w:spacing w:line="240" w:lineRule="auto"/>
+              <w:jc w:val="left"/>
+            </w:pPr>
+            <w:r/>
+            <w:r>
+              <w:rPr>
+                <w:b w:val="0"/>
+                <w:i w:val="0"/>
+                <w:sz w:val="22"/>
+              </w:rPr>
+              <w:t>4,7</w:t>
+            </w:r>
+          </w:p>
+        </w:tc>
+        <w:tc>
+          <w:tcPr>
+            <w:tcW w:type="dxa" w:w="1440"/>
+          </w:tcPr>
+          <w:p>
+            <w:pPr>
+              <w:spacing w:line="240" w:lineRule="auto"/>
+              <w:jc w:val="left"/>
+            </w:pPr>
+            <w:r/>
+            <w:r>
+              <w:rPr>
+                <w:b w:val="0"/>
+                <w:i w:val="0"/>
+                <w:sz w:val="22"/>
+              </w:rPr>
+              <w:t>0,95</w:t>
+            </w:r>
+          </w:p>
+        </w:tc>
+      </w:tr>
+      <w:tr>
+        <w:tc>
+          <w:tcPr>
+            <w:tcW w:type="dxa" w:w="1440"/>
+          </w:tcPr>
+          <w:p>
+            <w:pPr>
+              <w:spacing w:line="240" w:lineRule="auto"/>
+              <w:jc w:val="left"/>
+            </w:pPr>
+            <w:r/>
+          </w:p>
+        </w:tc>
+        <w:tc>
+          <w:tcPr>
+            <w:tcW w:type="dxa" w:w="1440"/>
+          </w:tcPr>
+          <w:p>
+            <w:pPr>
+              <w:spacing w:line="240" w:lineRule="auto"/>
+              <w:jc w:val="left"/>
+            </w:pPr>
+            <w:r/>
+            <w:r>
+              <w:rPr>
+                <w:b w:val="0"/>
+                <w:i w:val="0"/>
+                <w:sz w:val="22"/>
+              </w:rPr>
+              <w:t>NERVE 2.0</w:t>
+            </w:r>
+          </w:p>
+        </w:tc>
+        <w:tc>
+          <w:tcPr>
+            <w:tcW w:type="dxa" w:w="1440"/>
+          </w:tcPr>
+          <w:p>
+            <w:pPr>
+              <w:spacing w:line="240" w:lineRule="auto"/>
+              <w:jc w:val="left"/>
+            </w:pPr>
+            <w:r/>
+            <w:r>
+              <w:rPr>
+                <w:b w:val="0"/>
+                <w:i w:val="0"/>
+                <w:sz w:val="22"/>
+              </w:rPr>
+              <w:t>0/5</w:t>
+            </w:r>
+          </w:p>
+        </w:tc>
+        <w:tc>
+          <w:tcPr>
+            <w:tcW w:type="dxa" w:w="1440"/>
+          </w:tcPr>
+          <w:p>
+            <w:pPr>
+              <w:spacing w:line="240" w:lineRule="auto"/>
+              <w:jc w:val="left"/>
+            </w:pPr>
+            <w:r/>
+            <w:r>
+              <w:rPr>
+                <w:b w:val="0"/>
+                <w:i w:val="0"/>
+                <w:sz w:val="22"/>
+              </w:rPr>
+              <w:t>12</w:t>
+            </w:r>
+          </w:p>
+        </w:tc>
+        <w:tc>
+          <w:tcPr>
+            <w:tcW w:type="dxa" w:w="1440"/>
+          </w:tcPr>
+          <w:p>
+            <w:pPr>
+              <w:spacing w:line="240" w:lineRule="auto"/>
+              <w:jc w:val="left"/>
+            </w:pPr>
+            <w:r/>
+            <w:r>
+              <w:rPr>
+                <w:b w:val="0"/>
+                <w:i w:val="0"/>
+                <w:sz w:val="22"/>
+              </w:rPr>
+              <w:t>yok</w:t>
+            </w:r>
+          </w:p>
+        </w:tc>
+        <w:tc>
+          <w:tcPr>
+            <w:tcW w:type="dxa" w:w="1440"/>
+          </w:tcPr>
+          <w:p>
+            <w:pPr>
+              <w:spacing w:line="240" w:lineRule="auto"/>
+              <w:jc w:val="left"/>
+            </w:pPr>
+            <w:r/>
+            <w:r>
+              <w:rPr>
+                <w:b w:val="0"/>
+                <w:i w:val="0"/>
+                <w:sz w:val="22"/>
+              </w:rPr>
+              <w:t>yok</w:t>
+            </w:r>
+          </w:p>
+        </w:tc>
+      </w:tr>
+      <w:tr>
+        <w:tc>
+          <w:tcPr>
+            <w:tcW w:type="dxa" w:w="1440"/>
+          </w:tcPr>
+          <w:p>
+            <w:pPr>
+              <w:spacing w:line="240" w:lineRule="auto"/>
+              <w:jc w:val="left"/>
+            </w:pPr>
+            <w:r/>
+            <w:r>
+              <w:rPr>
+                <w:b w:val="0"/>
+                <w:i w:val="0"/>
+                <w:sz w:val="22"/>
+              </w:rPr>
+              <w:t>L. interrogans (4,7 Mb, 3.676)</w:t>
+            </w:r>
+          </w:p>
+        </w:tc>
+        <w:tc>
+          <w:tcPr>
+            <w:tcW w:type="dxa" w:w="1440"/>
+          </w:tcPr>
+          <w:p>
+            <w:pPr>
+              <w:spacing w:line="240" w:lineRule="auto"/>
+              <w:jc w:val="left"/>
+            </w:pPr>
+            <w:r/>
+            <w:r>
+              <w:rPr>
+                <w:b w:val="0"/>
+                <w:i w:val="0"/>
+                <w:sz w:val="22"/>
+              </w:rPr>
+              <w:t>VaxForge</w:t>
+            </w:r>
+          </w:p>
+        </w:tc>
+        <w:tc>
+          <w:tcPr>
+            <w:tcW w:type="dxa" w:w="1440"/>
+          </w:tcPr>
+          <w:p>
+            <w:pPr>
+              <w:spacing w:line="240" w:lineRule="auto"/>
+              <w:jc w:val="left"/>
+            </w:pPr>
+            <w:r/>
+            <w:r>
+              <w:rPr>
+                <w:b w:val="0"/>
+                <w:i w:val="0"/>
+                <w:sz w:val="22"/>
+              </w:rPr>
+              <w:t>4/5</w:t>
+            </w:r>
+          </w:p>
+        </w:tc>
+        <w:tc>
+          <w:tcPr>
+            <w:tcW w:type="dxa" w:w="1440"/>
+          </w:tcPr>
+          <w:p>
+            <w:pPr>
+              <w:spacing w:line="240" w:lineRule="auto"/>
+              <w:jc w:val="left"/>
+            </w:pPr>
+            <w:r/>
+            <w:r>
+              <w:rPr>
+                <w:b w:val="0"/>
+                <w:i w:val="0"/>
+                <w:sz w:val="22"/>
+              </w:rPr>
+              <w:t>1.105</w:t>
+            </w:r>
+          </w:p>
+        </w:tc>
+        <w:tc>
+          <w:tcPr>
+            <w:tcW w:type="dxa" w:w="1440"/>
+          </w:tcPr>
+          <w:p>
+            <w:pPr>
+              <w:spacing w:line="240" w:lineRule="auto"/>
+              <w:jc w:val="left"/>
+            </w:pPr>
+            <w:r/>
+            <w:r>
+              <w:rPr>
+                <w:b w:val="0"/>
+                <w:i w:val="0"/>
+                <w:sz w:val="22"/>
+              </w:rPr>
+              <w:t>2,7</w:t>
+            </w:r>
+          </w:p>
+        </w:tc>
+        <w:tc>
+          <w:tcPr>
+            <w:tcW w:type="dxa" w:w="1440"/>
+          </w:tcPr>
+          <w:p>
+            <w:pPr>
+              <w:spacing w:line="240" w:lineRule="auto"/>
+              <w:jc w:val="left"/>
+            </w:pPr>
+            <w:r/>
+            <w:r>
+              <w:rPr>
+                <w:b w:val="0"/>
+                <w:i w:val="0"/>
+                <w:sz w:val="22"/>
+              </w:rPr>
+              <w:t>yok</w:t>
+            </w:r>
+          </w:p>
+        </w:tc>
+      </w:tr>
+      <w:tr>
+        <w:tc>
+          <w:tcPr>
+            <w:tcW w:type="dxa" w:w="1440"/>
+          </w:tcPr>
+          <w:p>
+            <w:pPr>
+              <w:spacing w:line="240" w:lineRule="auto"/>
+              <w:jc w:val="left"/>
+            </w:pPr>
+            <w:r/>
+          </w:p>
+        </w:tc>
+        <w:tc>
+          <w:tcPr>
+            <w:tcW w:type="dxa" w:w="1440"/>
+          </w:tcPr>
+          <w:p>
+            <w:pPr>
+              <w:spacing w:line="240" w:lineRule="auto"/>
+              <w:jc w:val="left"/>
+            </w:pPr>
+            <w:r/>
+            <w:r>
+              <w:rPr>
+                <w:b w:val="0"/>
+                <w:i w:val="0"/>
+                <w:sz w:val="22"/>
+              </w:rPr>
+              <w:t>Vaxign-ML</w:t>
+            </w:r>
+          </w:p>
+        </w:tc>
+        <w:tc>
+          <w:tcPr>
+            <w:tcW w:type="dxa" w:w="1440"/>
+          </w:tcPr>
+          <w:p>
+            <w:pPr>
+              <w:spacing w:line="240" w:lineRule="auto"/>
+              <w:jc w:val="left"/>
+            </w:pPr>
+            <w:r/>
+            <w:r>
+              <w:rPr>
+                <w:b w:val="0"/>
+                <w:i w:val="0"/>
+                <w:sz w:val="22"/>
+              </w:rPr>
+              <w:t>5/5</w:t>
+            </w:r>
+          </w:p>
+        </w:tc>
+        <w:tc>
+          <w:tcPr>
+            <w:tcW w:type="dxa" w:w="1440"/>
+          </w:tcPr>
+          <w:p>
+            <w:pPr>
+              <w:spacing w:line="240" w:lineRule="auto"/>
+              <w:jc w:val="left"/>
+            </w:pPr>
+            <w:r/>
+            <w:r>
+              <w:rPr>
+                <w:b w:val="0"/>
+                <w:i w:val="0"/>
+                <w:sz w:val="22"/>
+              </w:rPr>
+              <w:t>1.211</w:t>
+            </w:r>
+          </w:p>
+        </w:tc>
+        <w:tc>
+          <w:tcPr>
+            <w:tcW w:type="dxa" w:w="1440"/>
+          </w:tcPr>
+          <w:p>
+            <w:pPr>
+              <w:spacing w:line="240" w:lineRule="auto"/>
+              <w:jc w:val="left"/>
+            </w:pPr>
+            <w:r/>
+            <w:r>
+              <w:rPr>
+                <w:b w:val="0"/>
+                <w:i w:val="0"/>
+                <w:sz w:val="22"/>
+              </w:rPr>
+              <w:t>3,0</w:t>
+            </w:r>
+          </w:p>
+        </w:tc>
+        <w:tc>
+          <w:tcPr>
+            <w:tcW w:type="dxa" w:w="1440"/>
+          </w:tcPr>
+          <w:p>
+            <w:pPr>
+              <w:spacing w:line="240" w:lineRule="auto"/>
+              <w:jc w:val="left"/>
+            </w:pPr>
+            <w:r/>
+            <w:r>
+              <w:rPr>
+                <w:b w:val="0"/>
+                <w:i w:val="0"/>
+                <w:sz w:val="22"/>
+              </w:rPr>
+              <w:t>0,88</w:t>
+            </w:r>
+          </w:p>
+        </w:tc>
+      </w:tr>
+      <w:tr>
+        <w:tc>
+          <w:tcPr>
+            <w:tcW w:type="dxa" w:w="1440"/>
+          </w:tcPr>
+          <w:p>
+            <w:pPr>
+              <w:spacing w:line="240" w:lineRule="auto"/>
+              <w:jc w:val="left"/>
+            </w:pPr>
+            <w:r/>
+          </w:p>
+        </w:tc>
+        <w:tc>
+          <w:tcPr>
+            <w:tcW w:type="dxa" w:w="1440"/>
+          </w:tcPr>
+          <w:p>
+            <w:pPr>
+              <w:spacing w:line="240" w:lineRule="auto"/>
+              <w:jc w:val="left"/>
+            </w:pPr>
+            <w:r/>
+            <w:r>
+              <w:rPr>
+                <w:b w:val="0"/>
+                <w:i w:val="0"/>
+                <w:sz w:val="22"/>
+              </w:rPr>
+              <w:t>NERVE 2.0</w:t>
+            </w:r>
+          </w:p>
+        </w:tc>
+        <w:tc>
+          <w:tcPr>
+            <w:tcW w:type="dxa" w:w="1440"/>
+          </w:tcPr>
+          <w:p>
+            <w:pPr>
+              <w:spacing w:line="240" w:lineRule="auto"/>
+              <w:jc w:val="left"/>
+            </w:pPr>
+            <w:r/>
+            <w:r>
+              <w:rPr>
+                <w:b w:val="0"/>
+                <w:i w:val="0"/>
+                <w:sz w:val="22"/>
+              </w:rPr>
+              <w:t>0/5</w:t>
+            </w:r>
+          </w:p>
+        </w:tc>
+        <w:tc>
+          <w:tcPr>
+            <w:tcW w:type="dxa" w:w="1440"/>
+          </w:tcPr>
+          <w:p>
+            <w:pPr>
+              <w:spacing w:line="240" w:lineRule="auto"/>
+              <w:jc w:val="left"/>
+            </w:pPr>
+            <w:r/>
+            <w:r>
+              <w:rPr>
+                <w:b w:val="0"/>
+                <w:i w:val="0"/>
+                <w:sz w:val="22"/>
+              </w:rPr>
+              <w:t>116</w:t>
+            </w:r>
+          </w:p>
+        </w:tc>
+        <w:tc>
+          <w:tcPr>
+            <w:tcW w:type="dxa" w:w="1440"/>
+          </w:tcPr>
+          <w:p>
+            <w:pPr>
+              <w:spacing w:line="240" w:lineRule="auto"/>
+              <w:jc w:val="left"/>
+            </w:pPr>
+            <w:r/>
+            <w:r>
+              <w:rPr>
+                <w:b w:val="0"/>
+                <w:i w:val="0"/>
+                <w:sz w:val="22"/>
+              </w:rPr>
+              <w:t>yok</w:t>
+            </w:r>
+          </w:p>
+        </w:tc>
+        <w:tc>
+          <w:tcPr>
+            <w:tcW w:type="dxa" w:w="1440"/>
+          </w:tcPr>
+          <w:p>
+            <w:pPr>
+              <w:spacing w:line="240" w:lineRule="auto"/>
+              <w:jc w:val="left"/>
+            </w:pPr>
+            <w:r/>
+            <w:r>
+              <w:rPr>
+                <w:b w:val="0"/>
+                <w:i w:val="0"/>
+                <w:sz w:val="22"/>
+              </w:rPr>
+              <w:t>yok</w:t>
+            </w:r>
+          </w:p>
+        </w:tc>
+      </w:tr>
+      <w:tr>
+        <w:tc>
+          <w:tcPr>
+            <w:tcW w:type="dxa" w:w="1440"/>
+          </w:tcPr>
+          <w:p>
+            <w:pPr>
+              <w:spacing w:line="240" w:lineRule="auto"/>
+              <w:jc w:val="left"/>
+            </w:pPr>
+            <w:r/>
+            <w:r>
+              <w:rPr>
+                <w:b w:val="0"/>
+                <w:i w:val="0"/>
+                <w:sz w:val="22"/>
+              </w:rPr>
+              <w:t>S. Typhimurium (4,9 Mb, 4.533)</w:t>
+            </w:r>
+          </w:p>
+        </w:tc>
+        <w:tc>
+          <w:tcPr>
+            <w:tcW w:type="dxa" w:w="1440"/>
+          </w:tcPr>
+          <w:p>
+            <w:pPr>
+              <w:spacing w:line="240" w:lineRule="auto"/>
+              <w:jc w:val="left"/>
+            </w:pPr>
+            <w:r/>
+            <w:r>
+              <w:rPr>
+                <w:b w:val="0"/>
+                <w:i w:val="0"/>
+                <w:sz w:val="22"/>
+              </w:rPr>
+              <w:t>VaxForge</w:t>
+            </w:r>
+          </w:p>
+        </w:tc>
+        <w:tc>
+          <w:tcPr>
+            <w:tcW w:type="dxa" w:w="1440"/>
+          </w:tcPr>
+          <w:p>
+            <w:pPr>
+              <w:spacing w:line="240" w:lineRule="auto"/>
+              <w:jc w:val="left"/>
+            </w:pPr>
+            <w:r/>
+            <w:r>
+              <w:rPr>
+                <w:b w:val="0"/>
+                <w:i w:val="0"/>
+                <w:sz w:val="22"/>
+              </w:rPr>
               <w:t>5/5</w:t>
             </w:r>
           </w:p>
@@ -3976,6 +5992,356 @@
             <w:r/>
             <w:r>
               <w:rPr>
+                <w:b w:val="0"/>
+                <w:i w:val="0"/>
+                <w:sz w:val="22"/>
+              </w:rPr>
+              <w:t>B. anthracis (5,5 Mb, 5.493)</w:t>
+            </w:r>
+          </w:p>
+        </w:tc>
+        <w:tc>
+          <w:tcPr>
+            <w:tcW w:type="dxa" w:w="1440"/>
+          </w:tcPr>
+          <w:p>
+            <w:pPr>
+              <w:spacing w:line="240" w:lineRule="auto"/>
+              <w:jc w:val="left"/>
+            </w:pPr>
+            <w:r/>
+            <w:r>
+              <w:rPr>
+                <w:b w:val="0"/>
+                <w:i w:val="0"/>
+                <w:sz w:val="22"/>
+              </w:rPr>
+              <w:t>VaxForge</w:t>
+            </w:r>
+          </w:p>
+        </w:tc>
+        <w:tc>
+          <w:tcPr>
+            <w:tcW w:type="dxa" w:w="1440"/>
+          </w:tcPr>
+          <w:p>
+            <w:pPr>
+              <w:spacing w:line="240" w:lineRule="auto"/>
+              <w:jc w:val="left"/>
+            </w:pPr>
+            <w:r/>
+            <w:r>
+              <w:rPr>
+                <w:b w:val="0"/>
+                <w:i w:val="0"/>
+                <w:sz w:val="22"/>
+              </w:rPr>
+              <w:t>4/5</w:t>
+            </w:r>
+          </w:p>
+        </w:tc>
+        <w:tc>
+          <w:tcPr>
+            <w:tcW w:type="dxa" w:w="1440"/>
+          </w:tcPr>
+          <w:p>
+            <w:pPr>
+              <w:spacing w:line="240" w:lineRule="auto"/>
+              <w:jc w:val="left"/>
+            </w:pPr>
+            <w:r/>
+            <w:r>
+              <w:rPr>
+                <w:b w:val="0"/>
+                <w:i w:val="0"/>
+                <w:sz w:val="22"/>
+              </w:rPr>
+              <w:t>1.163</w:t>
+            </w:r>
+          </w:p>
+        </w:tc>
+        <w:tc>
+          <w:tcPr>
+            <w:tcW w:type="dxa" w:w="1440"/>
+          </w:tcPr>
+          <w:p>
+            <w:pPr>
+              <w:spacing w:line="240" w:lineRule="auto"/>
+              <w:jc w:val="left"/>
+            </w:pPr>
+            <w:r/>
+            <w:r>
+              <w:rPr>
+                <w:b w:val="0"/>
+                <w:i w:val="0"/>
+                <w:sz w:val="22"/>
+              </w:rPr>
+              <w:t>3,8</w:t>
+            </w:r>
+          </w:p>
+        </w:tc>
+        <w:tc>
+          <w:tcPr>
+            <w:tcW w:type="dxa" w:w="1440"/>
+          </w:tcPr>
+          <w:p>
+            <w:pPr>
+              <w:spacing w:line="240" w:lineRule="auto"/>
+              <w:jc w:val="left"/>
+            </w:pPr>
+            <w:r/>
+            <w:r>
+              <w:rPr>
+                <w:b w:val="0"/>
+                <w:i w:val="0"/>
+                <w:sz w:val="22"/>
+              </w:rPr>
+              <w:t>yok</w:t>
+            </w:r>
+          </w:p>
+        </w:tc>
+      </w:tr>
+      <w:tr>
+        <w:tc>
+          <w:tcPr>
+            <w:tcW w:type="dxa" w:w="1440"/>
+          </w:tcPr>
+          <w:p>
+            <w:pPr>
+              <w:spacing w:line="240" w:lineRule="auto"/>
+              <w:jc w:val="left"/>
+            </w:pPr>
+            <w:r/>
+          </w:p>
+        </w:tc>
+        <w:tc>
+          <w:tcPr>
+            <w:tcW w:type="dxa" w:w="1440"/>
+          </w:tcPr>
+          <w:p>
+            <w:pPr>
+              <w:spacing w:line="240" w:lineRule="auto"/>
+              <w:jc w:val="left"/>
+            </w:pPr>
+            <w:r/>
+            <w:r>
+              <w:rPr>
+                <w:b w:val="0"/>
+                <w:i w:val="0"/>
+                <w:sz w:val="22"/>
+              </w:rPr>
+              <w:t>Vaxign-ML</w:t>
+            </w:r>
+          </w:p>
+        </w:tc>
+        <w:tc>
+          <w:tcPr>
+            <w:tcW w:type="dxa" w:w="1440"/>
+          </w:tcPr>
+          <w:p>
+            <w:pPr>
+              <w:spacing w:line="240" w:lineRule="auto"/>
+              <w:jc w:val="left"/>
+            </w:pPr>
+            <w:r/>
+            <w:r>
+              <w:rPr>
+                <w:b w:val="0"/>
+                <w:i w:val="0"/>
+                <w:sz w:val="22"/>
+              </w:rPr>
+              <w:t>5/5</w:t>
+            </w:r>
+          </w:p>
+        </w:tc>
+        <w:tc>
+          <w:tcPr>
+            <w:tcW w:type="dxa" w:w="1440"/>
+          </w:tcPr>
+          <w:p>
+            <w:pPr>
+              <w:spacing w:line="240" w:lineRule="auto"/>
+              <w:jc w:val="left"/>
+            </w:pPr>
+            <w:r/>
+            <w:r>
+              <w:rPr>
+                <w:b w:val="0"/>
+                <w:i w:val="0"/>
+                <w:sz w:val="22"/>
+              </w:rPr>
+              <w:t>1.297</w:t>
+            </w:r>
+          </w:p>
+        </w:tc>
+        <w:tc>
+          <w:tcPr>
+            <w:tcW w:type="dxa" w:w="1440"/>
+          </w:tcPr>
+          <w:p>
+            <w:pPr>
+              <w:spacing w:line="240" w:lineRule="auto"/>
+              <w:jc w:val="left"/>
+            </w:pPr>
+            <w:r/>
+            <w:r>
+              <w:rPr>
+                <w:b w:val="0"/>
+                <w:i w:val="0"/>
+                <w:sz w:val="22"/>
+              </w:rPr>
+              <w:t>4,2</w:t>
+            </w:r>
+          </w:p>
+        </w:tc>
+        <w:tc>
+          <w:tcPr>
+            <w:tcW w:type="dxa" w:w="1440"/>
+          </w:tcPr>
+          <w:p>
+            <w:pPr>
+              <w:spacing w:line="240" w:lineRule="auto"/>
+              <w:jc w:val="left"/>
+            </w:pPr>
+            <w:r/>
+            <w:r>
+              <w:rPr>
+                <w:b w:val="0"/>
+                <w:i w:val="0"/>
+                <w:sz w:val="22"/>
+              </w:rPr>
+              <w:t>0,94</w:t>
+            </w:r>
+          </w:p>
+        </w:tc>
+      </w:tr>
+      <w:tr>
+        <w:tc>
+          <w:tcPr>
+            <w:tcW w:type="dxa" w:w="1440"/>
+          </w:tcPr>
+          <w:p>
+            <w:pPr>
+              <w:spacing w:line="240" w:lineRule="auto"/>
+              <w:jc w:val="left"/>
+            </w:pPr>
+            <w:r/>
+          </w:p>
+        </w:tc>
+        <w:tc>
+          <w:tcPr>
+            <w:tcW w:type="dxa" w:w="1440"/>
+          </w:tcPr>
+          <w:p>
+            <w:pPr>
+              <w:spacing w:line="240" w:lineRule="auto"/>
+              <w:jc w:val="left"/>
+            </w:pPr>
+            <w:r/>
+            <w:r>
+              <w:rPr>
+                <w:b w:val="0"/>
+                <w:i w:val="0"/>
+                <w:sz w:val="22"/>
+              </w:rPr>
+              <w:t>NERVE 2.0</w:t>
+            </w:r>
+          </w:p>
+        </w:tc>
+        <w:tc>
+          <w:tcPr>
+            <w:tcW w:type="dxa" w:w="1440"/>
+          </w:tcPr>
+          <w:p>
+            <w:pPr>
+              <w:spacing w:line="240" w:lineRule="auto"/>
+              <w:jc w:val="left"/>
+            </w:pPr>
+            <w:r/>
+            <w:r>
+              <w:rPr>
+                <w:b w:val="0"/>
+                <w:i w:val="0"/>
+                <w:sz w:val="22"/>
+              </w:rPr>
+              <w:t>2/5</w:t>
+            </w:r>
+          </w:p>
+        </w:tc>
+        <w:tc>
+          <w:tcPr>
+            <w:tcW w:type="dxa" w:w="1440"/>
+          </w:tcPr>
+          <w:p>
+            <w:pPr>
+              <w:spacing w:line="240" w:lineRule="auto"/>
+              <w:jc w:val="left"/>
+            </w:pPr>
+            <w:r/>
+            <w:r>
+              <w:rPr>
+                <w:b w:val="0"/>
+                <w:i w:val="0"/>
+                <w:sz w:val="22"/>
+              </w:rPr>
+              <w:t>10</w:t>
+            </w:r>
+          </w:p>
+        </w:tc>
+        <w:tc>
+          <w:tcPr>
+            <w:tcW w:type="dxa" w:w="1440"/>
+          </w:tcPr>
+          <w:p>
+            <w:pPr>
+              <w:spacing w:line="240" w:lineRule="auto"/>
+              <w:jc w:val="left"/>
+            </w:pPr>
+            <w:r/>
+            <w:r>
+              <w:rPr>
+                <w:b w:val="0"/>
+                <w:i w:val="0"/>
+                <w:sz w:val="22"/>
+              </w:rPr>
+              <w:t>274,4</w:t>
+            </w:r>
+          </w:p>
+        </w:tc>
+        <w:tc>
+          <w:tcPr>
+            <w:tcW w:type="dxa" w:w="1440"/>
+          </w:tcPr>
+          <w:p>
+            <w:pPr>
+              <w:spacing w:line="240" w:lineRule="auto"/>
+              <w:jc w:val="left"/>
+            </w:pPr>
+            <w:r/>
+            <w:r>
+              <w:rPr>
+                <w:b w:val="0"/>
+                <w:i w:val="0"/>
+                <w:sz w:val="22"/>
+              </w:rPr>
+              <w:t>yok</w:t>
+            </w:r>
+          </w:p>
+        </w:tc>
+      </w:tr>
+      <w:tr>
+        <w:tc>
+          <w:tcPr>
+            <w:tcW w:type="dxa" w:w="1440"/>
+          </w:tcPr>
+          <w:p>
+            <w:pPr>
+              <w:spacing w:line="240" w:lineRule="auto"/>
+              <w:jc w:val="left"/>
+            </w:pPr>
+            <w:r/>
+            <w:r>
+              <w:rPr>
                 <w:b/>
                 <w:i w:val="0"/>
                 <w:sz w:val="22"/>
@@ -3996,11 +6362,11 @@
             <w:r/>
             <w:r>
               <w:rPr>
-                <w:b/>
+                <w:b w:val="0"/>
                 <w:i w:val="0"/>
                 <w:sz w:val="22"/>
               </w:rPr>
-              <w:t>VaxForge 14/15 · Vaxign-ML 15/15 · NERVE 2.0 9/15</w:t>
+              <w:t>VaxForge 33/44 · Vaxign-ML 43/44 · NERVE 2.0 13/44</w:t>
             </w:r>
           </w:p>
         </w:tc>
@@ -4083,7 +6449,7 @@
           <w:i w:val="0"/>
           <w:sz w:val="24"/>
         </w:rPr>
-        <w:t xml:space="preserve"> Recall kalıbı üç genom ölçeğinde de sürer. Tam proteom ölçeğinde </w:t>
+        <w:t xml:space="preserve"> On bakteride tam proteom ölçeğinde recall kalıbı, genom boyutuna göre sıralı. Her aracın bilinen koruyucu antijenlerdeki recall'ı, türden türe antijen sayısı değiştiği için kesir olarak, her barın üstünde geri-getirilen/toplam sayısıyla gösterilir; meningokok örneği dokuz genelleme türünün yanında yer alır ve yıldız bu çalışmada eklenen altı zoonotik bakteriyi işaretler. VaxForge, koruyucu antijenleri salgılanan ya da yüzeyde sunulan türlerde Vaxign-ML'i yakalar ve yalnızca </w:t>
       </w:r>
       <w:r>
         <w:rPr>
@@ -4091,7 +6457,7 @@
           <w:i/>
           <w:sz w:val="24"/>
         </w:rPr>
-        <w:t>S. aureus</w:t>
+        <w:t>C. burnetii</w:t>
       </w:r>
       <w:r>
         <w:rPr>
@@ -4099,7 +6465,7 @@
           <w:i w:val="0"/>
           <w:sz w:val="24"/>
         </w:rPr>
-        <w:t xml:space="preserve">, </w:t>
+        <w:t xml:space="preserve"> ile </w:t>
       </w:r>
       <w:r>
         <w:rPr>
@@ -4107,7 +6473,7 @@
           <w:i/>
           <w:sz w:val="24"/>
         </w:rPr>
-        <w:t>L. monocytogenes</w:t>
+        <w:t>S. suis</w:t>
       </w:r>
       <w:r>
         <w:rPr>
@@ -4115,23 +6481,7 @@
           <w:i w:val="0"/>
           <w:sz w:val="24"/>
         </w:rPr>
-        <w:t xml:space="preserve"> ve </w:t>
-      </w:r>
-      <w:r>
-        <w:rPr>
-          <w:b w:val="0"/>
-          <w:i/>
-          <w:sz w:val="24"/>
-        </w:rPr>
-        <w:t>S.</w:t>
-      </w:r>
-      <w:r>
-        <w:rPr>
-          <w:b w:val="0"/>
-          <w:i w:val="0"/>
-          <w:sz w:val="24"/>
-        </w:rPr>
-        <w:t xml:space="preserve"> Typhimurium için her aracın beş koruyucu antijendeki recall'ı, AUC ek notuyla; VaxForge toplam 14/15, Vaxign-ML 15/15 ve NERVE 2.0 9/15.</w:t>
+        <w:t>'te geride kalır; bu ikisinde kaçırılan antijenler, lokalizasyon filtresinin tasarım gereği elediği sitoplazmik moonlighting proteinlerdir. NERVE 2.0 dört türde antijenlerin hiçbirini geri getirmez.</w:t>
       </w:r>
     </w:p>
     <w:p>
@@ -5882,7 +8232,39 @@
           <w:i w:val="0"/>
           <w:sz w:val="24"/>
         </w:rPr>
-        <w:t>Ters aşı bilişimi araçlarının kıyasları çoğunlukla küratörlü pozitif ve negatif setlerde zenginleşme ya da sınıflandırıcı doğruluğu bildirir (Goodswen vd., 2023). Bizim karşılaştırmamız, bir kullanıcı için daha belirleyici bir ölçüt ekler: her aracın bağımsız olarak doğrulanmış kaç koruyucu antijeni gerçekten döndürdüğü. Ruhsatlı 4CMenB antijenlerinde (Pizza vd., 2000; Giuliani vd., 2006) VaxForge ve Vaxign-ML dördünü de, NERVE 2.0 ise yalnız birini geri getirdi; dört bakteride VaxForge 14/15'e, Vaxign-ML 15/15'e, NERVE 2.0 9/15'e ulaştı. Bağımsız makine-öğrenmesi sınıflandırıcısının yüksek recall'ı, Ong vd.'nin (2020) Vaxign-ML için bildirdiği başarımla uyumludur; bu, recall tahminlerimizi tek-araca özgü bırakmak yerine güçlendirir. NERVE 2.0'ın eksiği sert seçim basamağından kaynaklanır (Conte vd., 2024): kendi skorunun yüksek verdiği antijenler sabit lokalizasyon ve adezin eşikleriyle elendi; bu, fold-zenginleşmeyi yükseltirken recall'ı düşürdü.</w:t>
+        <w:t xml:space="preserve">Ters aşı bilişimi araçlarının kıyasları çoğunlukla küratörlü pozitif ve negatif setlerde zenginleşme ya da sınıflandırıcı doğruluğu bildirir (Goodswen vd., 2023). Bizim karşılaştırmamız, bir kullanıcı için daha belirleyici bir ölçüt ekler: her aracın bağımsız olarak doğrulanmış kaç koruyucu antijeni gerçekten döndürdüğü. Ruhsatlı 4CMenB antijenlerinde (Pizza vd., 2000; Giuliani vd., 2006) VaxForge ve Vaxign-ML dördünü de, NERVE 2.0 ise yalnız birini geri getirdi; tam proteom ölçeğinde dokuz bakteri daha koşulduğunda VaxForge 33/44'e, Vaxign-ML 43/44'e, NERVE 2.0 13/44'e ulaştı. Bağımsız makine-öğrenmesi sınıflandırıcısının yüksek recall'ı, Ong vd.'nin (2020) Vaxign-ML için bildirdiği başarımla uyumludur; bu, recall tahminlerimizi tek-araca özgü bırakmak yerine güçlendirir. VaxForge iki türde, </w:t>
+      </w:r>
+      <w:r>
+        <w:rPr>
+          <w:b w:val="0"/>
+          <w:i/>
+          <w:sz w:val="24"/>
+        </w:rPr>
+        <w:t>C. burnetii</w:t>
+      </w:r>
+      <w:r>
+        <w:rPr>
+          <w:b w:val="0"/>
+          <w:i w:val="0"/>
+          <w:sz w:val="24"/>
+        </w:rPr>
+        <w:t xml:space="preserve"> ve </w:t>
+      </w:r>
+      <w:r>
+        <w:rPr>
+          <w:b w:val="0"/>
+          <w:i/>
+          <w:sz w:val="24"/>
+        </w:rPr>
+        <w:t>S. suis</w:t>
+      </w:r>
+      <w:r>
+        <w:rPr>
+          <w:b w:val="0"/>
+          <w:i w:val="0"/>
+          <w:sz w:val="24"/>
+        </w:rPr>
+        <w:t>, Vaxign-ML'in gerisinde kaldı; bu türlerin koruyucu antijenleri, lokalizasyon filtresinin elediği sitoplazmik moonlighting proteinlerdir. Bu, lokalizasyon-kapılı bir huninin pratik sınırını ve kullanıcının klasik-olmayan bir yüzey antijeni ararken o kapıyı gevşeteceği noktayı işaret eder. NERVE 2.0'ın eksiği sert seçim basamağından kaynaklanır (Conte vd., 2024): kendi skorunun yüksek verdiği antijenler sabit lokalizasyon ve adezin eşikleriyle elendi; bu, fold-zenginleşmeyi yükseltirken recall'ı düşürdü.</w:t>
       </w:r>
     </w:p>
     <w:p>

--- a/benchmark/MANUSCRIPT_TR.docx
+++ b/benchmark/MANUSCRIPT_TR.docx
@@ -2663,16 +2663,42 @@
     </w:tbl>
     <w:p/>
     <w:p>
-      <w:r/>
-    </w:p>
-    <w:p>
+      <w:pPr>
+        <w:jc w:val="center"/>
+      </w:pPr>
       <w:r>
-        <w:rPr>
-          <w:b w:val="0"/>
-          <w:i w:val="0"/>
-          <w:sz w:val="24"/>
-        </w:rPr>
-        <w:t>[figür yüklenemedi: figures/fig1_antigen_recovery.png ([Errno 2] No such file or directory: 'figures/fig1_antigen_recovery.png')]</w:t>
+        <w:drawing>
+          <wp:inline xmlns:a="http://schemas.openxmlformats.org/drawingml/2006/main" xmlns:pic="http://schemas.openxmlformats.org/drawingml/2006/picture">
+            <wp:extent cx="5669280" cy="2992120"/>
+            <wp:docPr id="1" name="Picture 1"/>
+            <wp:cNvGraphicFramePr>
+              <a:graphicFrameLocks noChangeAspect="1"/>
+            </wp:cNvGraphicFramePr>
+            <a:graphic>
+              <a:graphicData uri="http://schemas.openxmlformats.org/drawingml/2006/picture">
+                <pic:pic>
+                  <pic:nvPicPr>
+                    <pic:cNvPr id="0" name="fig1_antigen_recovery.png"/>
+                    <pic:cNvPicPr/>
+                  </pic:nvPicPr>
+                  <pic:blipFill>
+                    <a:blip r:embed="rId9"/>
+                    <a:stretch>
+                      <a:fillRect/>
+                    </a:stretch>
+                  </pic:blipFill>
+                  <pic:spPr>
+                    <a:xfrm>
+                      <a:off x="0" y="0"/>
+                      <a:ext cx="5669280" cy="2992120"/>
+                    </a:xfrm>
+                    <a:prstGeom prst="rect"/>
+                  </pic:spPr>
+                </pic:pic>
+              </a:graphicData>
+            </a:graphic>
+          </wp:inline>
+        </w:drawing>
       </w:r>
     </w:p>
     <w:p>
@@ -2694,16 +2720,42 @@
       </w:r>
     </w:p>
     <w:p>
-      <w:r/>
-    </w:p>
-    <w:p>
+      <w:pPr>
+        <w:jc w:val="center"/>
+      </w:pPr>
       <w:r>
-        <w:rPr>
-          <w:b w:val="0"/>
-          <w:i w:val="0"/>
-          <w:sz w:val="24"/>
-        </w:rPr>
-        <w:t>[figür yüklenemedi: figures/fig2_recall_bar.png ([Errno 2] No such file or directory: 'figures/fig2_recall_bar.png')]</w:t>
+        <w:drawing>
+          <wp:inline xmlns:a="http://schemas.openxmlformats.org/drawingml/2006/main" xmlns:pic="http://schemas.openxmlformats.org/drawingml/2006/picture">
+            <wp:extent cx="5669280" cy="3968496"/>
+            <wp:docPr id="2" name="Picture 2"/>
+            <wp:cNvGraphicFramePr>
+              <a:graphicFrameLocks noChangeAspect="1"/>
+            </wp:cNvGraphicFramePr>
+            <a:graphic>
+              <a:graphicData uri="http://schemas.openxmlformats.org/drawingml/2006/picture">
+                <pic:pic>
+                  <pic:nvPicPr>
+                    <pic:cNvPr id="0" name="fig2_recall_bar.png"/>
+                    <pic:cNvPicPr/>
+                  </pic:nvPicPr>
+                  <pic:blipFill>
+                    <a:blip r:embed="rId10"/>
+                    <a:stretch>
+                      <a:fillRect/>
+                    </a:stretch>
+                  </pic:blipFill>
+                  <pic:spPr>
+                    <a:xfrm>
+                      <a:off x="0" y="0"/>
+                      <a:ext cx="5669280" cy="3968496"/>
+                    </a:xfrm>
+                    <a:prstGeom prst="rect"/>
+                  </pic:spPr>
+                </pic:pic>
+              </a:graphicData>
+            </a:graphic>
+          </wp:inline>
+        </w:drawing>
       </w:r>
     </w:p>
     <w:p>
@@ -2743,16 +2795,42 @@
       </w:r>
     </w:p>
     <w:p>
-      <w:r/>
-    </w:p>
-    <w:p>
+      <w:pPr>
+        <w:jc w:val="center"/>
+      </w:pPr>
       <w:r>
-        <w:rPr>
-          <w:b w:val="0"/>
-          <w:i w:val="0"/>
-          <w:sz w:val="24"/>
-        </w:rPr>
-        <w:t>[figür yüklenemedi: figures/fig3_fold_vs_recall.png ([Errno 2] No such file or directory: 'figures/fig3_fold_vs_recall.png')]</w:t>
+        <w:drawing>
+          <wp:inline xmlns:a="http://schemas.openxmlformats.org/drawingml/2006/main" xmlns:pic="http://schemas.openxmlformats.org/drawingml/2006/picture">
+            <wp:extent cx="5669280" cy="3464560"/>
+            <wp:docPr id="3" name="Picture 3"/>
+            <wp:cNvGraphicFramePr>
+              <a:graphicFrameLocks noChangeAspect="1"/>
+            </wp:cNvGraphicFramePr>
+            <a:graphic>
+              <a:graphicData uri="http://schemas.openxmlformats.org/drawingml/2006/picture">
+                <pic:pic>
+                  <pic:nvPicPr>
+                    <pic:cNvPr id="0" name="fig3_fold_vs_recall.png"/>
+                    <pic:cNvPicPr/>
+                  </pic:nvPicPr>
+                  <pic:blipFill>
+                    <a:blip r:embed="rId11"/>
+                    <a:stretch>
+                      <a:fillRect/>
+                    </a:stretch>
+                  </pic:blipFill>
+                  <pic:spPr>
+                    <a:xfrm>
+                      <a:off x="0" y="0"/>
+                      <a:ext cx="5669280" cy="3464560"/>
+                    </a:xfrm>
+                    <a:prstGeom prst="rect"/>
+                  </pic:spPr>
+                </pic:pic>
+              </a:graphicData>
+            </a:graphic>
+          </wp:inline>
+        </w:drawing>
       </w:r>
     </w:p>
     <w:p>
@@ -6362,7 +6440,7 @@
             <w:r/>
             <w:r>
               <w:rPr>
-                <w:b w:val="0"/>
+                <w:b/>
                 <w:i w:val="0"/>
                 <w:sz w:val="22"/>
               </w:rPr>
@@ -6422,16 +6500,42 @@
     </w:tbl>
     <w:p/>
     <w:p>
-      <w:r/>
-    </w:p>
-    <w:p>
+      <w:pPr>
+        <w:jc w:val="center"/>
+      </w:pPr>
       <w:r>
-        <w:rPr>
-          <w:b w:val="0"/>
-          <w:i w:val="0"/>
-          <w:sz w:val="24"/>
-        </w:rPr>
-        <w:t>[figür yüklenemedi: figures/fig4_bacteria_panel.png ([Errno 2] No such file or directory: 'figures/fig4_bacteria_panel.png')]</w:t>
+        <w:drawing>
+          <wp:inline xmlns:a="http://schemas.openxmlformats.org/drawingml/2006/main" xmlns:pic="http://schemas.openxmlformats.org/drawingml/2006/picture">
+            <wp:extent cx="5669280" cy="2267712"/>
+            <wp:docPr id="4" name="Picture 4"/>
+            <wp:cNvGraphicFramePr>
+              <a:graphicFrameLocks noChangeAspect="1"/>
+            </wp:cNvGraphicFramePr>
+            <a:graphic>
+              <a:graphicData uri="http://schemas.openxmlformats.org/drawingml/2006/picture">
+                <pic:pic>
+                  <pic:nvPicPr>
+                    <pic:cNvPr id="0" name="fig4_bacteria_panel.png"/>
+                    <pic:cNvPicPr/>
+                  </pic:nvPicPr>
+                  <pic:blipFill>
+                    <a:blip r:embed="rId12"/>
+                    <a:stretch>
+                      <a:fillRect/>
+                    </a:stretch>
+                  </pic:blipFill>
+                  <pic:spPr>
+                    <a:xfrm>
+                      <a:off x="0" y="0"/>
+                      <a:ext cx="5669280" cy="2267712"/>
+                    </a:xfrm>
+                    <a:prstGeom prst="rect"/>
+                  </pic:spPr>
+                </pic:pic>
+              </a:graphicData>
+            </a:graphic>
+          </wp:inline>
+        </w:drawing>
       </w:r>
     </w:p>
     <w:p>
@@ -8120,16 +8224,42 @@
     </w:tbl>
     <w:p/>
     <w:p>
-      <w:r/>
-    </w:p>
-    <w:p>
+      <w:pPr>
+        <w:jc w:val="center"/>
+      </w:pPr>
       <w:r>
-        <w:rPr>
-          <w:b w:val="0"/>
-          <w:i w:val="0"/>
-          <w:sz w:val="24"/>
-        </w:rPr>
-        <w:t>[figür yüklenemedi: figures/fig6_virus_antigen_rank.png ([Errno 2] No such file or directory: 'figures/fig6_virus_antigen_rank.png')]</w:t>
+        <w:drawing>
+          <wp:inline xmlns:a="http://schemas.openxmlformats.org/drawingml/2006/main" xmlns:pic="http://schemas.openxmlformats.org/drawingml/2006/picture">
+            <wp:extent cx="5669280" cy="3878981"/>
+            <wp:docPr id="5" name="Picture 5"/>
+            <wp:cNvGraphicFramePr>
+              <a:graphicFrameLocks noChangeAspect="1"/>
+            </wp:cNvGraphicFramePr>
+            <a:graphic>
+              <a:graphicData uri="http://schemas.openxmlformats.org/drawingml/2006/picture">
+                <pic:pic>
+                  <pic:nvPicPr>
+                    <pic:cNvPr id="0" name="fig6_virus_antigen_rank.png"/>
+                    <pic:cNvPicPr/>
+                  </pic:nvPicPr>
+                  <pic:blipFill>
+                    <a:blip r:embed="rId13"/>
+                    <a:stretch>
+                      <a:fillRect/>
+                    </a:stretch>
+                  </pic:blipFill>
+                  <pic:spPr>
+                    <a:xfrm>
+                      <a:off x="0" y="0"/>
+                      <a:ext cx="5669280" cy="3878981"/>
+                    </a:xfrm>
+                    <a:prstGeom prst="rect"/>
+                  </pic:spPr>
+                </pic:pic>
+              </a:graphicData>
+            </a:graphic>
+          </wp:inline>
+        </w:drawing>
       </w:r>
     </w:p>
     <w:p>
@@ -8151,16 +8281,42 @@
       </w:r>
     </w:p>
     <w:p>
-      <w:r/>
-    </w:p>
-    <w:p>
+      <w:pPr>
+        <w:jc w:val="center"/>
+      </w:pPr>
       <w:r>
-        <w:rPr>
-          <w:b w:val="0"/>
-          <w:i w:val="0"/>
-          <w:sz w:val="24"/>
-        </w:rPr>
-        <w:t>[figür yüklenemedi: figures/fig7_virus_multihost.png ([Errno 2] No such file or directory: 'figures/fig7_virus_multihost.png')]</w:t>
+        <w:drawing>
+          <wp:inline xmlns:a="http://schemas.openxmlformats.org/drawingml/2006/main" xmlns:pic="http://schemas.openxmlformats.org/drawingml/2006/picture">
+            <wp:extent cx="5669280" cy="3563547"/>
+            <wp:docPr id="6" name="Picture 6"/>
+            <wp:cNvGraphicFramePr>
+              <a:graphicFrameLocks noChangeAspect="1"/>
+            </wp:cNvGraphicFramePr>
+            <a:graphic>
+              <a:graphicData uri="http://schemas.openxmlformats.org/drawingml/2006/picture">
+                <pic:pic>
+                  <pic:nvPicPr>
+                    <pic:cNvPr id="0" name="fig7_virus_multihost.png"/>
+                    <pic:cNvPicPr/>
+                  </pic:nvPicPr>
+                  <pic:blipFill>
+                    <a:blip r:embed="rId14"/>
+                    <a:stretch>
+                      <a:fillRect/>
+                    </a:stretch>
+                  </pic:blipFill>
+                  <pic:spPr>
+                    <a:xfrm>
+                      <a:off x="0" y="0"/>
+                      <a:ext cx="5669280" cy="3563547"/>
+                    </a:xfrm>
+                    <a:prstGeom prst="rect"/>
+                  </pic:spPr>
+                </pic:pic>
+              </a:graphicData>
+            </a:graphic>
+          </wp:inline>
+        </w:drawing>
       </w:r>
     </w:p>
     <w:p>
@@ -8182,16 +8338,42 @@
       </w:r>
     </w:p>
     <w:p>
-      <w:r/>
-    </w:p>
-    <w:p>
+      <w:pPr>
+        <w:jc w:val="center"/>
+      </w:pPr>
       <w:r>
-        <w:rPr>
-          <w:b w:val="0"/>
-          <w:i w:val="0"/>
-          <w:sz w:val="24"/>
-        </w:rPr>
-        <w:t>[figür yüklenemedi: figures/fig5_multihost_jaccard.png ([Errno 2] No such file or directory: 'figures/fig5_multihost_jaccard.png')]</w:t>
+        <w:drawing>
+          <wp:inline xmlns:a="http://schemas.openxmlformats.org/drawingml/2006/main" xmlns:pic="http://schemas.openxmlformats.org/drawingml/2006/picture">
+            <wp:extent cx="5669280" cy="3350029"/>
+            <wp:docPr id="7" name="Picture 7"/>
+            <wp:cNvGraphicFramePr>
+              <a:graphicFrameLocks noChangeAspect="1"/>
+            </wp:cNvGraphicFramePr>
+            <a:graphic>
+              <a:graphicData uri="http://schemas.openxmlformats.org/drawingml/2006/picture">
+                <pic:pic>
+                  <pic:nvPicPr>
+                    <pic:cNvPr id="0" name="fig5_multihost_jaccard.png"/>
+                    <pic:cNvPicPr/>
+                  </pic:nvPicPr>
+                  <pic:blipFill>
+                    <a:blip r:embed="rId15"/>
+                    <a:stretch>
+                      <a:fillRect/>
+                    </a:stretch>
+                  </pic:blipFill>
+                  <pic:spPr>
+                    <a:xfrm>
+                      <a:off x="0" y="0"/>
+                      <a:ext cx="5669280" cy="3350029"/>
+                    </a:xfrm>
+                    <a:prstGeom prst="rect"/>
+                  </pic:spPr>
+                </pic:pic>
+              </a:graphicData>
+            </a:graphic>
+          </wp:inline>
+        </w:drawing>
       </w:r>
     </w:p>
     <w:p>

--- a/benchmark/MANUSCRIPT_TR.docx
+++ b/benchmark/MANUSCRIPT_TR.docx
@@ -6588,6 +6588,4781 @@
         <w:t>'te geride kalır; bu ikisinde kaçırılan antijenler, lokalizasyon filtresinin tasarım gereği elediği sitoplazmik moonlighting proteinlerdir. NERVE 2.0 dört türde antijenlerin hiçbirini geri getirmez.</w:t>
       </w:r>
     </w:p>
+    <w:p>
+      <w:r>
+        <w:rPr>
+          <w:b/>
+          <w:i w:val="0"/>
+          <w:sz w:val="24"/>
+        </w:rPr>
+        <w:t>Tablo S1.</w:t>
+      </w:r>
+      <w:r>
+        <w:rPr>
+          <w:b w:val="0"/>
+          <w:i w:val="0"/>
+          <w:sz w:val="24"/>
+        </w:rPr>
+        <w:t xml:space="preserve"> Ground-truth koruyucu antijenler, türe göre; aksesyon, ruhsat durumu ve koruyucu/aday statüsünün doğrulanmış kanıtı (tam kanıt ve DOI'ler `PROTECTIVE_ANTIGENS.md`'de). Durum: </w:t>
+      </w:r>
+      <w:r>
+        <w:rPr>
+          <w:b w:val="0"/>
+          <w:i/>
+          <w:sz w:val="24"/>
+        </w:rPr>
+        <w:t>Ruhsatlı</w:t>
+      </w:r>
+      <w:r>
+        <w:rPr>
+          <w:b w:val="0"/>
+          <w:i w:val="0"/>
+          <w:sz w:val="24"/>
+        </w:rPr>
+        <w:t xml:space="preserve"> = onaylı insan aşısı bileşeni; </w:t>
+      </w:r>
+      <w:r>
+        <w:rPr>
+          <w:b w:val="0"/>
+          <w:i/>
+          <w:sz w:val="24"/>
+        </w:rPr>
+        <w:t>Vet-ruhsatlı suş</w:t>
+      </w:r>
+      <w:r>
+        <w:rPr>
+          <w:b w:val="0"/>
+          <w:i w:val="0"/>
+          <w:sz w:val="24"/>
+        </w:rPr>
+        <w:t xml:space="preserve"> = cinsin onaylı canlı/tam-hücre veteriner aşısı var ama buradaki subünit adaydır; </w:t>
+      </w:r>
+      <w:r>
+        <w:rPr>
+          <w:b w:val="0"/>
+          <w:i/>
+          <w:sz w:val="24"/>
+        </w:rPr>
+        <w:t>Klinik/Preklinik aday</w:t>
+      </w:r>
+      <w:r>
+        <w:rPr>
+          <w:b w:val="0"/>
+          <w:i w:val="0"/>
+          <w:sz w:val="24"/>
+        </w:rPr>
+        <w:t xml:space="preserve"> = deneysel koruyucu ya da immunodominant antijen.</w:t>
+      </w:r>
+    </w:p>
+    <w:tbl>
+      <w:tblPr>
+        <w:tblStyle w:val="LightGrid-Accent1"/>
+        <w:tblW w:type="auto" w:w="0"/>
+        <w:tblLook w:firstColumn="1" w:firstRow="1" w:lastColumn="0" w:lastRow="0" w:noHBand="0" w:noVBand="1" w:val="04A0"/>
+      </w:tblPr>
+      <w:tblGrid>
+        <w:gridCol w:w="1728"/>
+        <w:gridCol w:w="1728"/>
+        <w:gridCol w:w="1728"/>
+        <w:gridCol w:w="1728"/>
+        <w:gridCol w:w="1728"/>
+      </w:tblGrid>
+      <w:tr>
+        <w:tc>
+          <w:tcPr>
+            <w:tcW w:type="dxa" w:w="1728"/>
+          </w:tcPr>
+          <w:p>
+            <w:pPr>
+              <w:spacing w:line="240" w:lineRule="auto"/>
+              <w:jc w:val="left"/>
+            </w:pPr>
+            <w:r/>
+            <w:r>
+              <w:rPr>
+                <w:b/>
+                <w:i w:val="0"/>
+                <w:sz w:val="22"/>
+              </w:rPr>
+              <w:t>Tür</w:t>
+            </w:r>
+          </w:p>
+        </w:tc>
+        <w:tc>
+          <w:tcPr>
+            <w:tcW w:type="dxa" w:w="1728"/>
+          </w:tcPr>
+          <w:p>
+            <w:pPr>
+              <w:spacing w:line="240" w:lineRule="auto"/>
+              <w:jc w:val="left"/>
+            </w:pPr>
+            <w:r/>
+            <w:r>
+              <w:rPr>
+                <w:b/>
+                <w:i w:val="0"/>
+                <w:sz w:val="22"/>
+              </w:rPr>
+              <w:t>Antijen (gen)</w:t>
+            </w:r>
+          </w:p>
+        </w:tc>
+        <w:tc>
+          <w:tcPr>
+            <w:tcW w:type="dxa" w:w="1728"/>
+          </w:tcPr>
+          <w:p>
+            <w:pPr>
+              <w:spacing w:line="240" w:lineRule="auto"/>
+              <w:jc w:val="left"/>
+            </w:pPr>
+            <w:r/>
+            <w:r>
+              <w:rPr>
+                <w:b/>
+                <w:i w:val="0"/>
+                <w:sz w:val="22"/>
+              </w:rPr>
+              <w:t>Aksesyon</w:t>
+            </w:r>
+          </w:p>
+        </w:tc>
+        <w:tc>
+          <w:tcPr>
+            <w:tcW w:type="dxa" w:w="1728"/>
+          </w:tcPr>
+          <w:p>
+            <w:pPr>
+              <w:spacing w:line="240" w:lineRule="auto"/>
+              <w:jc w:val="left"/>
+            </w:pPr>
+            <w:r/>
+            <w:r>
+              <w:rPr>
+                <w:b/>
+                <w:i w:val="0"/>
+                <w:sz w:val="22"/>
+              </w:rPr>
+              <w:t>Durum</w:t>
+            </w:r>
+          </w:p>
+        </w:tc>
+        <w:tc>
+          <w:tcPr>
+            <w:tcW w:type="dxa" w:w="1728"/>
+          </w:tcPr>
+          <w:p>
+            <w:pPr>
+              <w:spacing w:line="240" w:lineRule="auto"/>
+              <w:jc w:val="left"/>
+            </w:pPr>
+            <w:r/>
+            <w:r>
+              <w:rPr>
+                <w:b/>
+                <w:i w:val="0"/>
+                <w:sz w:val="22"/>
+              </w:rPr>
+              <w:t>Anahtar kanıt (DOI)</w:t>
+            </w:r>
+          </w:p>
+        </w:tc>
+      </w:tr>
+      <w:tr>
+        <w:tc>
+          <w:tcPr>
+            <w:tcW w:type="dxa" w:w="1728"/>
+          </w:tcPr>
+          <w:p>
+            <w:pPr>
+              <w:spacing w:line="240" w:lineRule="auto"/>
+              <w:jc w:val="left"/>
+            </w:pPr>
+            <w:r/>
+            <w:r>
+              <w:rPr>
+                <w:b w:val="0"/>
+                <w:i w:val="0"/>
+                <w:sz w:val="22"/>
+              </w:rPr>
+              <w:t>N. meningitidis B</w:t>
+            </w:r>
+          </w:p>
+        </w:tc>
+        <w:tc>
+          <w:tcPr>
+            <w:tcW w:type="dxa" w:w="1728"/>
+          </w:tcPr>
+          <w:p>
+            <w:pPr>
+              <w:spacing w:line="240" w:lineRule="auto"/>
+              <w:jc w:val="left"/>
+            </w:pPr>
+            <w:r/>
+            <w:r>
+              <w:rPr>
+                <w:b w:val="0"/>
+                <w:i w:val="0"/>
+                <w:sz w:val="22"/>
+              </w:rPr>
+              <w:t>fHbp</w:t>
+            </w:r>
+          </w:p>
+        </w:tc>
+        <w:tc>
+          <w:tcPr>
+            <w:tcW w:type="dxa" w:w="1728"/>
+          </w:tcPr>
+          <w:p>
+            <w:pPr>
+              <w:spacing w:line="240" w:lineRule="auto"/>
+              <w:jc w:val="left"/>
+            </w:pPr>
+            <w:r/>
+            <w:r>
+              <w:rPr>
+                <w:b w:val="0"/>
+                <w:i w:val="0"/>
+                <w:sz w:val="22"/>
+              </w:rPr>
+              <w:t>Q9JXV4</w:t>
+            </w:r>
+          </w:p>
+        </w:tc>
+        <w:tc>
+          <w:tcPr>
+            <w:tcW w:type="dxa" w:w="1728"/>
+          </w:tcPr>
+          <w:p>
+            <w:pPr>
+              <w:spacing w:line="240" w:lineRule="auto"/>
+              <w:jc w:val="left"/>
+            </w:pPr>
+            <w:r/>
+            <w:r>
+              <w:rPr>
+                <w:b w:val="0"/>
+                <w:i w:val="0"/>
+                <w:sz w:val="22"/>
+              </w:rPr>
+              <w:t>Ruhsatlı, 4CMenB (Bexsero)</w:t>
+            </w:r>
+          </w:p>
+        </w:tc>
+        <w:tc>
+          <w:tcPr>
+            <w:tcW w:type="dxa" w:w="1728"/>
+          </w:tcPr>
+          <w:p>
+            <w:pPr>
+              <w:spacing w:line="240" w:lineRule="auto"/>
+              <w:jc w:val="left"/>
+            </w:pPr>
+            <w:r/>
+            <w:r>
+              <w:rPr>
+                <w:b w:val="0"/>
+                <w:i w:val="0"/>
+                <w:sz w:val="22"/>
+              </w:rPr>
+              <w:t>Giuliani 2006, 10.1073/pnas.0603940103</w:t>
+            </w:r>
+          </w:p>
+        </w:tc>
+      </w:tr>
+      <w:tr>
+        <w:tc>
+          <w:tcPr>
+            <w:tcW w:type="dxa" w:w="1728"/>
+          </w:tcPr>
+          <w:p>
+            <w:pPr>
+              <w:spacing w:line="240" w:lineRule="auto"/>
+              <w:jc w:val="left"/>
+            </w:pPr>
+            <w:r/>
+          </w:p>
+        </w:tc>
+        <w:tc>
+          <w:tcPr>
+            <w:tcW w:type="dxa" w:w="1728"/>
+          </w:tcPr>
+          <w:p>
+            <w:pPr>
+              <w:spacing w:line="240" w:lineRule="auto"/>
+              <w:jc w:val="left"/>
+            </w:pPr>
+            <w:r/>
+            <w:r>
+              <w:rPr>
+                <w:b w:val="0"/>
+                <w:i w:val="0"/>
+                <w:sz w:val="22"/>
+              </w:rPr>
+              <w:t>NadA</w:t>
+            </w:r>
+          </w:p>
+        </w:tc>
+        <w:tc>
+          <w:tcPr>
+            <w:tcW w:type="dxa" w:w="1728"/>
+          </w:tcPr>
+          <w:p>
+            <w:pPr>
+              <w:spacing w:line="240" w:lineRule="auto"/>
+              <w:jc w:val="left"/>
+            </w:pPr>
+            <w:r/>
+            <w:r>
+              <w:rPr>
+                <w:b w:val="0"/>
+                <w:i w:val="0"/>
+                <w:sz w:val="22"/>
+              </w:rPr>
+              <w:t>Q9JXK7</w:t>
+            </w:r>
+          </w:p>
+        </w:tc>
+        <w:tc>
+          <w:tcPr>
+            <w:tcW w:type="dxa" w:w="1728"/>
+          </w:tcPr>
+          <w:p>
+            <w:pPr>
+              <w:spacing w:line="240" w:lineRule="auto"/>
+              <w:jc w:val="left"/>
+            </w:pPr>
+            <w:r/>
+            <w:r>
+              <w:rPr>
+                <w:b w:val="0"/>
+                <w:i w:val="0"/>
+                <w:sz w:val="22"/>
+              </w:rPr>
+              <w:t>Ruhsatlı, 4CMenB</w:t>
+            </w:r>
+          </w:p>
+        </w:tc>
+        <w:tc>
+          <w:tcPr>
+            <w:tcW w:type="dxa" w:w="1728"/>
+          </w:tcPr>
+          <w:p>
+            <w:pPr>
+              <w:spacing w:line="240" w:lineRule="auto"/>
+              <w:jc w:val="left"/>
+            </w:pPr>
+            <w:r/>
+            <w:r>
+              <w:rPr>
+                <w:b w:val="0"/>
+                <w:i w:val="0"/>
+                <w:sz w:val="22"/>
+              </w:rPr>
+              <w:t>Giuliani 2006, 10.1073/pnas.0603940103</w:t>
+            </w:r>
+          </w:p>
+        </w:tc>
+      </w:tr>
+      <w:tr>
+        <w:tc>
+          <w:tcPr>
+            <w:tcW w:type="dxa" w:w="1728"/>
+          </w:tcPr>
+          <w:p>
+            <w:pPr>
+              <w:spacing w:line="240" w:lineRule="auto"/>
+              <w:jc w:val="left"/>
+            </w:pPr>
+            <w:r/>
+          </w:p>
+        </w:tc>
+        <w:tc>
+          <w:tcPr>
+            <w:tcW w:type="dxa" w:w="1728"/>
+          </w:tcPr>
+          <w:p>
+            <w:pPr>
+              <w:spacing w:line="240" w:lineRule="auto"/>
+              <w:jc w:val="left"/>
+            </w:pPr>
+            <w:r/>
+            <w:r>
+              <w:rPr>
+                <w:b w:val="0"/>
+                <w:i w:val="0"/>
+                <w:sz w:val="22"/>
+              </w:rPr>
+              <w:t>NHBA</w:t>
+            </w:r>
+          </w:p>
+        </w:tc>
+        <w:tc>
+          <w:tcPr>
+            <w:tcW w:type="dxa" w:w="1728"/>
+          </w:tcPr>
+          <w:p>
+            <w:pPr>
+              <w:spacing w:line="240" w:lineRule="auto"/>
+              <w:jc w:val="left"/>
+            </w:pPr>
+            <w:r/>
+            <w:r>
+              <w:rPr>
+                <w:b w:val="0"/>
+                <w:i w:val="0"/>
+                <w:sz w:val="22"/>
+              </w:rPr>
+              <w:t>Q7DD37</w:t>
+            </w:r>
+          </w:p>
+        </w:tc>
+        <w:tc>
+          <w:tcPr>
+            <w:tcW w:type="dxa" w:w="1728"/>
+          </w:tcPr>
+          <w:p>
+            <w:pPr>
+              <w:spacing w:line="240" w:lineRule="auto"/>
+              <w:jc w:val="left"/>
+            </w:pPr>
+            <w:r/>
+            <w:r>
+              <w:rPr>
+                <w:b w:val="0"/>
+                <w:i w:val="0"/>
+                <w:sz w:val="22"/>
+              </w:rPr>
+              <w:t>Ruhsatlı, 4CMenB</w:t>
+            </w:r>
+          </w:p>
+        </w:tc>
+        <w:tc>
+          <w:tcPr>
+            <w:tcW w:type="dxa" w:w="1728"/>
+          </w:tcPr>
+          <w:p>
+            <w:pPr>
+              <w:spacing w:line="240" w:lineRule="auto"/>
+              <w:jc w:val="left"/>
+            </w:pPr>
+            <w:r/>
+            <w:r>
+              <w:rPr>
+                <w:b w:val="0"/>
+                <w:i w:val="0"/>
+                <w:sz w:val="22"/>
+              </w:rPr>
+              <w:t>Giuliani 2006, 10.1073/pnas.0603940103</w:t>
+            </w:r>
+          </w:p>
+        </w:tc>
+      </w:tr>
+      <w:tr>
+        <w:tc>
+          <w:tcPr>
+            <w:tcW w:type="dxa" w:w="1728"/>
+          </w:tcPr>
+          <w:p>
+            <w:pPr>
+              <w:spacing w:line="240" w:lineRule="auto"/>
+              <w:jc w:val="left"/>
+            </w:pPr>
+            <w:r/>
+          </w:p>
+        </w:tc>
+        <w:tc>
+          <w:tcPr>
+            <w:tcW w:type="dxa" w:w="1728"/>
+          </w:tcPr>
+          <w:p>
+            <w:pPr>
+              <w:spacing w:line="240" w:lineRule="auto"/>
+              <w:jc w:val="left"/>
+            </w:pPr>
+            <w:r/>
+            <w:r>
+              <w:rPr>
+                <w:b w:val="0"/>
+                <w:i w:val="0"/>
+                <w:sz w:val="22"/>
+              </w:rPr>
+              <w:t>PorA</w:t>
+            </w:r>
+          </w:p>
+        </w:tc>
+        <w:tc>
+          <w:tcPr>
+            <w:tcW w:type="dxa" w:w="1728"/>
+          </w:tcPr>
+          <w:p>
+            <w:pPr>
+              <w:spacing w:line="240" w:lineRule="auto"/>
+              <w:jc w:val="left"/>
+            </w:pPr>
+            <w:r/>
+            <w:r>
+              <w:rPr>
+                <w:b w:val="0"/>
+                <w:i w:val="0"/>
+                <w:sz w:val="22"/>
+              </w:rPr>
+              <w:t>P0DH58</w:t>
+            </w:r>
+          </w:p>
+        </w:tc>
+        <w:tc>
+          <w:tcPr>
+            <w:tcW w:type="dxa" w:w="1728"/>
+          </w:tcPr>
+          <w:p>
+            <w:pPr>
+              <w:spacing w:line="240" w:lineRule="auto"/>
+              <w:jc w:val="left"/>
+            </w:pPr>
+            <w:r/>
+            <w:r>
+              <w:rPr>
+                <w:b w:val="0"/>
+                <w:i w:val="0"/>
+                <w:sz w:val="22"/>
+              </w:rPr>
+              <w:t>Ruhsatlı, 4CMenB (OMV)</w:t>
+            </w:r>
+          </w:p>
+        </w:tc>
+        <w:tc>
+          <w:tcPr>
+            <w:tcW w:type="dxa" w:w="1728"/>
+          </w:tcPr>
+          <w:p>
+            <w:pPr>
+              <w:spacing w:line="240" w:lineRule="auto"/>
+              <w:jc w:val="left"/>
+            </w:pPr>
+            <w:r/>
+            <w:r>
+              <w:rPr>
+                <w:b w:val="0"/>
+                <w:i w:val="0"/>
+                <w:sz w:val="22"/>
+              </w:rPr>
+              <w:t>Pizza 2000, 10.1126/science.287.5459.1816</w:t>
+            </w:r>
+          </w:p>
+        </w:tc>
+      </w:tr>
+      <w:tr>
+        <w:tc>
+          <w:tcPr>
+            <w:tcW w:type="dxa" w:w="1728"/>
+          </w:tcPr>
+          <w:p>
+            <w:pPr>
+              <w:spacing w:line="240" w:lineRule="auto"/>
+              <w:jc w:val="left"/>
+            </w:pPr>
+            <w:r/>
+            <w:r>
+              <w:rPr>
+                <w:b w:val="0"/>
+                <w:i w:val="0"/>
+                <w:sz w:val="22"/>
+              </w:rPr>
+              <w:t>S. aureus</w:t>
+            </w:r>
+          </w:p>
+        </w:tc>
+        <w:tc>
+          <w:tcPr>
+            <w:tcW w:type="dxa" w:w="1728"/>
+          </w:tcPr>
+          <w:p>
+            <w:pPr>
+              <w:spacing w:line="240" w:lineRule="auto"/>
+              <w:jc w:val="left"/>
+            </w:pPr>
+            <w:r/>
+            <w:r>
+              <w:rPr>
+                <w:b w:val="0"/>
+                <w:i w:val="0"/>
+                <w:sz w:val="22"/>
+              </w:rPr>
+              <w:t>IsdB</w:t>
+            </w:r>
+          </w:p>
+        </w:tc>
+        <w:tc>
+          <w:tcPr>
+            <w:tcW w:type="dxa" w:w="1728"/>
+          </w:tcPr>
+          <w:p>
+            <w:pPr>
+              <w:spacing w:line="240" w:lineRule="auto"/>
+              <w:jc w:val="left"/>
+            </w:pPr>
+            <w:r/>
+            <w:r>
+              <w:rPr>
+                <w:b w:val="0"/>
+                <w:i w:val="0"/>
+                <w:sz w:val="22"/>
+              </w:rPr>
+              <w:t>Q2FZF0</w:t>
+            </w:r>
+          </w:p>
+        </w:tc>
+        <w:tc>
+          <w:tcPr>
+            <w:tcW w:type="dxa" w:w="1728"/>
+          </w:tcPr>
+          <w:p>
+            <w:pPr>
+              <w:spacing w:line="240" w:lineRule="auto"/>
+              <w:jc w:val="left"/>
+            </w:pPr>
+            <w:r/>
+            <w:r>
+              <w:rPr>
+                <w:b w:val="0"/>
+                <w:i w:val="0"/>
+                <w:sz w:val="22"/>
+              </w:rPr>
+              <w:t>Klinik aday (V710)</w:t>
+            </w:r>
+          </w:p>
+        </w:tc>
+        <w:tc>
+          <w:tcPr>
+            <w:tcW w:type="dxa" w:w="1728"/>
+          </w:tcPr>
+          <w:p>
+            <w:pPr>
+              <w:spacing w:line="240" w:lineRule="auto"/>
+              <w:jc w:val="left"/>
+            </w:pPr>
+            <w:r/>
+            <w:r>
+              <w:rPr>
+                <w:b w:val="0"/>
+                <w:i w:val="0"/>
+                <w:sz w:val="22"/>
+              </w:rPr>
+              <w:t>Kuklin 2006, 10.1128/iai.74.4.2215-2223.2006</w:t>
+            </w:r>
+          </w:p>
+        </w:tc>
+      </w:tr>
+      <w:tr>
+        <w:tc>
+          <w:tcPr>
+            <w:tcW w:type="dxa" w:w="1728"/>
+          </w:tcPr>
+          <w:p>
+            <w:pPr>
+              <w:spacing w:line="240" w:lineRule="auto"/>
+              <w:jc w:val="left"/>
+            </w:pPr>
+            <w:r/>
+          </w:p>
+        </w:tc>
+        <w:tc>
+          <w:tcPr>
+            <w:tcW w:type="dxa" w:w="1728"/>
+          </w:tcPr>
+          <w:p>
+            <w:pPr>
+              <w:spacing w:line="240" w:lineRule="auto"/>
+              <w:jc w:val="left"/>
+            </w:pPr>
+            <w:r/>
+            <w:r>
+              <w:rPr>
+                <w:b w:val="0"/>
+                <w:i w:val="0"/>
+                <w:sz w:val="22"/>
+              </w:rPr>
+              <w:t>IsdA</w:t>
+            </w:r>
+          </w:p>
+        </w:tc>
+        <w:tc>
+          <w:tcPr>
+            <w:tcW w:type="dxa" w:w="1728"/>
+          </w:tcPr>
+          <w:p>
+            <w:pPr>
+              <w:spacing w:line="240" w:lineRule="auto"/>
+              <w:jc w:val="left"/>
+            </w:pPr>
+            <w:r/>
+            <w:r>
+              <w:rPr>
+                <w:b w:val="0"/>
+                <w:i w:val="0"/>
+                <w:sz w:val="22"/>
+              </w:rPr>
+              <w:t>Q2FZE9</w:t>
+            </w:r>
+          </w:p>
+        </w:tc>
+        <w:tc>
+          <w:tcPr>
+            <w:tcW w:type="dxa" w:w="1728"/>
+          </w:tcPr>
+          <w:p>
+            <w:pPr>
+              <w:spacing w:line="240" w:lineRule="auto"/>
+              <w:jc w:val="left"/>
+            </w:pPr>
+            <w:r/>
+            <w:r>
+              <w:rPr>
+                <w:b w:val="0"/>
+                <w:i w:val="0"/>
+                <w:sz w:val="22"/>
+              </w:rPr>
+              <w:t>Preklinik aday</w:t>
+            </w:r>
+          </w:p>
+        </w:tc>
+        <w:tc>
+          <w:tcPr>
+            <w:tcW w:type="dxa" w:w="1728"/>
+          </w:tcPr>
+          <w:p>
+            <w:pPr>
+              <w:spacing w:line="240" w:lineRule="auto"/>
+              <w:jc w:val="left"/>
+            </w:pPr>
+            <w:r/>
+            <w:r>
+              <w:rPr>
+                <w:b w:val="0"/>
+                <w:i w:val="0"/>
+                <w:sz w:val="22"/>
+              </w:rPr>
+              <w:t>Kim 2010, 10.1016/j.vaccine.2010.02.097</w:t>
+            </w:r>
+          </w:p>
+        </w:tc>
+      </w:tr>
+      <w:tr>
+        <w:tc>
+          <w:tcPr>
+            <w:tcW w:type="dxa" w:w="1728"/>
+          </w:tcPr>
+          <w:p>
+            <w:pPr>
+              <w:spacing w:line="240" w:lineRule="auto"/>
+              <w:jc w:val="left"/>
+            </w:pPr>
+            <w:r/>
+          </w:p>
+        </w:tc>
+        <w:tc>
+          <w:tcPr>
+            <w:tcW w:type="dxa" w:w="1728"/>
+          </w:tcPr>
+          <w:p>
+            <w:pPr>
+              <w:spacing w:line="240" w:lineRule="auto"/>
+              <w:jc w:val="left"/>
+            </w:pPr>
+            <w:r/>
+            <w:r>
+              <w:rPr>
+                <w:b w:val="0"/>
+                <w:i w:val="0"/>
+                <w:sz w:val="22"/>
+              </w:rPr>
+              <w:t>ClfA</w:t>
+            </w:r>
+          </w:p>
+        </w:tc>
+        <w:tc>
+          <w:tcPr>
+            <w:tcW w:type="dxa" w:w="1728"/>
+          </w:tcPr>
+          <w:p>
+            <w:pPr>
+              <w:spacing w:line="240" w:lineRule="auto"/>
+              <w:jc w:val="left"/>
+            </w:pPr>
+            <w:r/>
+            <w:r>
+              <w:rPr>
+                <w:b w:val="0"/>
+                <w:i w:val="0"/>
+                <w:sz w:val="22"/>
+              </w:rPr>
+              <w:t>Q2G015</w:t>
+            </w:r>
+          </w:p>
+        </w:tc>
+        <w:tc>
+          <w:tcPr>
+            <w:tcW w:type="dxa" w:w="1728"/>
+          </w:tcPr>
+          <w:p>
+            <w:pPr>
+              <w:spacing w:line="240" w:lineRule="auto"/>
+              <w:jc w:val="left"/>
+            </w:pPr>
+            <w:r/>
+            <w:r>
+              <w:rPr>
+                <w:b w:val="0"/>
+                <w:i w:val="0"/>
+                <w:sz w:val="22"/>
+              </w:rPr>
+              <w:t>Preklinik aday</w:t>
+            </w:r>
+          </w:p>
+        </w:tc>
+        <w:tc>
+          <w:tcPr>
+            <w:tcW w:type="dxa" w:w="1728"/>
+          </w:tcPr>
+          <w:p>
+            <w:pPr>
+              <w:spacing w:line="240" w:lineRule="auto"/>
+              <w:jc w:val="left"/>
+            </w:pPr>
+            <w:r/>
+            <w:r>
+              <w:rPr>
+                <w:b w:val="0"/>
+                <w:i w:val="0"/>
+                <w:sz w:val="22"/>
+              </w:rPr>
+              <w:t>Josefsson 2001, 10.1086/324430</w:t>
+            </w:r>
+          </w:p>
+        </w:tc>
+      </w:tr>
+      <w:tr>
+        <w:tc>
+          <w:tcPr>
+            <w:tcW w:type="dxa" w:w="1728"/>
+          </w:tcPr>
+          <w:p>
+            <w:pPr>
+              <w:spacing w:line="240" w:lineRule="auto"/>
+              <w:jc w:val="left"/>
+            </w:pPr>
+            <w:r/>
+          </w:p>
+        </w:tc>
+        <w:tc>
+          <w:tcPr>
+            <w:tcW w:type="dxa" w:w="1728"/>
+          </w:tcPr>
+          <w:p>
+            <w:pPr>
+              <w:spacing w:line="240" w:lineRule="auto"/>
+              <w:jc w:val="left"/>
+            </w:pPr>
+            <w:r/>
+            <w:r>
+              <w:rPr>
+                <w:b w:val="0"/>
+                <w:i w:val="0"/>
+                <w:sz w:val="22"/>
+              </w:rPr>
+              <w:t>Hla (α-hemolizin)</w:t>
+            </w:r>
+          </w:p>
+        </w:tc>
+        <w:tc>
+          <w:tcPr>
+            <w:tcW w:type="dxa" w:w="1728"/>
+          </w:tcPr>
+          <w:p>
+            <w:pPr>
+              <w:spacing w:line="240" w:lineRule="auto"/>
+              <w:jc w:val="left"/>
+            </w:pPr>
+            <w:r/>
+            <w:r>
+              <w:rPr>
+                <w:b w:val="0"/>
+                <w:i w:val="0"/>
+                <w:sz w:val="22"/>
+              </w:rPr>
+              <w:t>Q2G1X0</w:t>
+            </w:r>
+          </w:p>
+        </w:tc>
+        <w:tc>
+          <w:tcPr>
+            <w:tcW w:type="dxa" w:w="1728"/>
+          </w:tcPr>
+          <w:p>
+            <w:pPr>
+              <w:spacing w:line="240" w:lineRule="auto"/>
+              <w:jc w:val="left"/>
+            </w:pPr>
+            <w:r/>
+            <w:r>
+              <w:rPr>
+                <w:b w:val="0"/>
+                <w:i w:val="0"/>
+                <w:sz w:val="22"/>
+              </w:rPr>
+              <w:t>Preklinik aday</w:t>
+            </w:r>
+          </w:p>
+        </w:tc>
+        <w:tc>
+          <w:tcPr>
+            <w:tcW w:type="dxa" w:w="1728"/>
+          </w:tcPr>
+          <w:p>
+            <w:pPr>
+              <w:spacing w:line="240" w:lineRule="auto"/>
+              <w:jc w:val="left"/>
+            </w:pPr>
+            <w:r/>
+            <w:r>
+              <w:rPr>
+                <w:b w:val="0"/>
+                <w:i w:val="0"/>
+                <w:sz w:val="22"/>
+              </w:rPr>
+              <w:t>Adhikari 2012, 10.1371/journal.pone.0038567</w:t>
+            </w:r>
+          </w:p>
+        </w:tc>
+      </w:tr>
+      <w:tr>
+        <w:tc>
+          <w:tcPr>
+            <w:tcW w:type="dxa" w:w="1728"/>
+          </w:tcPr>
+          <w:p>
+            <w:pPr>
+              <w:spacing w:line="240" w:lineRule="auto"/>
+              <w:jc w:val="left"/>
+            </w:pPr>
+            <w:r/>
+          </w:p>
+        </w:tc>
+        <w:tc>
+          <w:tcPr>
+            <w:tcW w:type="dxa" w:w="1728"/>
+          </w:tcPr>
+          <w:p>
+            <w:pPr>
+              <w:spacing w:line="240" w:lineRule="auto"/>
+              <w:jc w:val="left"/>
+            </w:pPr>
+            <w:r/>
+            <w:r>
+              <w:rPr>
+                <w:b w:val="0"/>
+                <w:i w:val="0"/>
+                <w:sz w:val="22"/>
+              </w:rPr>
+              <w:t>SpA</w:t>
+            </w:r>
+          </w:p>
+        </w:tc>
+        <w:tc>
+          <w:tcPr>
+            <w:tcW w:type="dxa" w:w="1728"/>
+          </w:tcPr>
+          <w:p>
+            <w:pPr>
+              <w:spacing w:line="240" w:lineRule="auto"/>
+              <w:jc w:val="left"/>
+            </w:pPr>
+            <w:r/>
+            <w:r>
+              <w:rPr>
+                <w:b w:val="0"/>
+                <w:i w:val="0"/>
+                <w:sz w:val="22"/>
+              </w:rPr>
+              <w:t>P02976</w:t>
+            </w:r>
+          </w:p>
+        </w:tc>
+        <w:tc>
+          <w:tcPr>
+            <w:tcW w:type="dxa" w:w="1728"/>
+          </w:tcPr>
+          <w:p>
+            <w:pPr>
+              <w:spacing w:line="240" w:lineRule="auto"/>
+              <w:jc w:val="left"/>
+            </w:pPr>
+            <w:r/>
+            <w:r>
+              <w:rPr>
+                <w:b w:val="0"/>
+                <w:i w:val="0"/>
+                <w:sz w:val="22"/>
+              </w:rPr>
+              <w:t>Preklinik aday</w:t>
+            </w:r>
+          </w:p>
+        </w:tc>
+        <w:tc>
+          <w:tcPr>
+            <w:tcW w:type="dxa" w:w="1728"/>
+          </w:tcPr>
+          <w:p>
+            <w:pPr>
+              <w:spacing w:line="240" w:lineRule="auto"/>
+              <w:jc w:val="left"/>
+            </w:pPr>
+            <w:r/>
+            <w:r>
+              <w:rPr>
+                <w:b w:val="0"/>
+                <w:i w:val="0"/>
+                <w:sz w:val="22"/>
+              </w:rPr>
+              <w:t>Kim 2010, 10.1084/jem.20092514</w:t>
+            </w:r>
+          </w:p>
+        </w:tc>
+      </w:tr>
+      <w:tr>
+        <w:tc>
+          <w:tcPr>
+            <w:tcW w:type="dxa" w:w="1728"/>
+          </w:tcPr>
+          <w:p>
+            <w:pPr>
+              <w:spacing w:line="240" w:lineRule="auto"/>
+              <w:jc w:val="left"/>
+            </w:pPr>
+            <w:r/>
+            <w:r>
+              <w:rPr>
+                <w:b w:val="0"/>
+                <w:i w:val="0"/>
+                <w:sz w:val="22"/>
+              </w:rPr>
+              <w:t>L. monocytogenes</w:t>
+            </w:r>
+          </w:p>
+        </w:tc>
+        <w:tc>
+          <w:tcPr>
+            <w:tcW w:type="dxa" w:w="1728"/>
+          </w:tcPr>
+          <w:p>
+            <w:pPr>
+              <w:spacing w:line="240" w:lineRule="auto"/>
+              <w:jc w:val="left"/>
+            </w:pPr>
+            <w:r/>
+            <w:r>
+              <w:rPr>
+                <w:b w:val="0"/>
+                <w:i w:val="0"/>
+                <w:sz w:val="22"/>
+              </w:rPr>
+              <w:t>LLO</w:t>
+            </w:r>
+          </w:p>
+        </w:tc>
+        <w:tc>
+          <w:tcPr>
+            <w:tcW w:type="dxa" w:w="1728"/>
+          </w:tcPr>
+          <w:p>
+            <w:pPr>
+              <w:spacing w:line="240" w:lineRule="auto"/>
+              <w:jc w:val="left"/>
+            </w:pPr>
+            <w:r/>
+            <w:r>
+              <w:rPr>
+                <w:b w:val="0"/>
+                <w:i w:val="0"/>
+                <w:sz w:val="22"/>
+              </w:rPr>
+              <w:t>P13128</w:t>
+            </w:r>
+          </w:p>
+        </w:tc>
+        <w:tc>
+          <w:tcPr>
+            <w:tcW w:type="dxa" w:w="1728"/>
+          </w:tcPr>
+          <w:p>
+            <w:pPr>
+              <w:spacing w:line="240" w:lineRule="auto"/>
+              <w:jc w:val="left"/>
+            </w:pPr>
+            <w:r/>
+            <w:r>
+              <w:rPr>
+                <w:b w:val="0"/>
+                <w:i w:val="0"/>
+                <w:sz w:val="22"/>
+              </w:rPr>
+              <w:t>Preklinik aday</w:t>
+            </w:r>
+          </w:p>
+        </w:tc>
+        <w:tc>
+          <w:tcPr>
+            <w:tcW w:type="dxa" w:w="1728"/>
+          </w:tcPr>
+          <w:p>
+            <w:pPr>
+              <w:spacing w:line="240" w:lineRule="auto"/>
+              <w:jc w:val="left"/>
+            </w:pPr>
+            <w:r/>
+            <w:r>
+              <w:rPr>
+                <w:b w:val="0"/>
+                <w:i w:val="0"/>
+                <w:sz w:val="22"/>
+              </w:rPr>
+              <w:t>Phelps 2020, 10.1016/j.vaccine.2020.06.049</w:t>
+            </w:r>
+          </w:p>
+        </w:tc>
+      </w:tr>
+      <w:tr>
+        <w:tc>
+          <w:tcPr>
+            <w:tcW w:type="dxa" w:w="1728"/>
+          </w:tcPr>
+          <w:p>
+            <w:pPr>
+              <w:spacing w:line="240" w:lineRule="auto"/>
+              <w:jc w:val="left"/>
+            </w:pPr>
+            <w:r/>
+          </w:p>
+        </w:tc>
+        <w:tc>
+          <w:tcPr>
+            <w:tcW w:type="dxa" w:w="1728"/>
+          </w:tcPr>
+          <w:p>
+            <w:pPr>
+              <w:spacing w:line="240" w:lineRule="auto"/>
+              <w:jc w:val="left"/>
+            </w:pPr>
+            <w:r/>
+            <w:r>
+              <w:rPr>
+                <w:b w:val="0"/>
+                <w:i w:val="0"/>
+                <w:sz w:val="22"/>
+              </w:rPr>
+              <w:t>p60 (Iap)</w:t>
+            </w:r>
+          </w:p>
+        </w:tc>
+        <w:tc>
+          <w:tcPr>
+            <w:tcW w:type="dxa" w:w="1728"/>
+          </w:tcPr>
+          <w:p>
+            <w:pPr>
+              <w:spacing w:line="240" w:lineRule="auto"/>
+              <w:jc w:val="left"/>
+            </w:pPr>
+            <w:r/>
+            <w:r>
+              <w:rPr>
+                <w:b w:val="0"/>
+                <w:i w:val="0"/>
+                <w:sz w:val="22"/>
+              </w:rPr>
+              <w:t>P21171</w:t>
+            </w:r>
+          </w:p>
+        </w:tc>
+        <w:tc>
+          <w:tcPr>
+            <w:tcW w:type="dxa" w:w="1728"/>
+          </w:tcPr>
+          <w:p>
+            <w:pPr>
+              <w:spacing w:line="240" w:lineRule="auto"/>
+              <w:jc w:val="left"/>
+            </w:pPr>
+            <w:r/>
+            <w:r>
+              <w:rPr>
+                <w:b w:val="0"/>
+                <w:i w:val="0"/>
+                <w:sz w:val="22"/>
+              </w:rPr>
+              <w:t>Preklinik (CD8 koruma)</w:t>
+            </w:r>
+          </w:p>
+        </w:tc>
+        <w:tc>
+          <w:tcPr>
+            <w:tcW w:type="dxa" w:w="1728"/>
+          </w:tcPr>
+          <w:p>
+            <w:pPr>
+              <w:spacing w:line="240" w:lineRule="auto"/>
+              <w:jc w:val="left"/>
+            </w:pPr>
+            <w:r/>
+            <w:r>
+              <w:rPr>
+                <w:b w:val="0"/>
+                <w:i w:val="0"/>
+                <w:sz w:val="22"/>
+              </w:rPr>
+              <w:t>Harty 1995, 10.4049/jimmunol.154.9.4642</w:t>
+            </w:r>
+          </w:p>
+        </w:tc>
+      </w:tr>
+      <w:tr>
+        <w:tc>
+          <w:tcPr>
+            <w:tcW w:type="dxa" w:w="1728"/>
+          </w:tcPr>
+          <w:p>
+            <w:pPr>
+              <w:spacing w:line="240" w:lineRule="auto"/>
+              <w:jc w:val="left"/>
+            </w:pPr>
+            <w:r/>
+          </w:p>
+        </w:tc>
+        <w:tc>
+          <w:tcPr>
+            <w:tcW w:type="dxa" w:w="1728"/>
+          </w:tcPr>
+          <w:p>
+            <w:pPr>
+              <w:spacing w:line="240" w:lineRule="auto"/>
+              <w:jc w:val="left"/>
+            </w:pPr>
+            <w:r/>
+            <w:r>
+              <w:rPr>
+                <w:b w:val="0"/>
+                <w:i w:val="0"/>
+                <w:sz w:val="22"/>
+              </w:rPr>
+              <w:t>InlA</w:t>
+            </w:r>
+          </w:p>
+        </w:tc>
+        <w:tc>
+          <w:tcPr>
+            <w:tcW w:type="dxa" w:w="1728"/>
+          </w:tcPr>
+          <w:p>
+            <w:pPr>
+              <w:spacing w:line="240" w:lineRule="auto"/>
+              <w:jc w:val="left"/>
+            </w:pPr>
+            <w:r/>
+            <w:r>
+              <w:rPr>
+                <w:b w:val="0"/>
+                <w:i w:val="0"/>
+                <w:sz w:val="22"/>
+              </w:rPr>
+              <w:t>P0DJM0</w:t>
+            </w:r>
+          </w:p>
+        </w:tc>
+        <w:tc>
+          <w:tcPr>
+            <w:tcW w:type="dxa" w:w="1728"/>
+          </w:tcPr>
+          <w:p>
+            <w:pPr>
+              <w:spacing w:line="240" w:lineRule="auto"/>
+              <w:jc w:val="left"/>
+            </w:pPr>
+            <w:r/>
+            <w:r>
+              <w:rPr>
+                <w:b w:val="0"/>
+                <w:i w:val="0"/>
+                <w:sz w:val="22"/>
+              </w:rPr>
+              <w:t>Virülans faktörü / aday</w:t>
+            </w:r>
+          </w:p>
+        </w:tc>
+        <w:tc>
+          <w:tcPr>
+            <w:tcW w:type="dxa" w:w="1728"/>
+          </w:tcPr>
+          <w:p>
+            <w:pPr>
+              <w:spacing w:line="240" w:lineRule="auto"/>
+              <w:jc w:val="left"/>
+            </w:pPr>
+            <w:r/>
+            <w:r>
+              <w:rPr>
+                <w:b w:val="0"/>
+                <w:i w:val="0"/>
+                <w:sz w:val="22"/>
+              </w:rPr>
+              <w:t>Gaillard 1991, 10.1016/0092-8674(91)90009-n</w:t>
+            </w:r>
+          </w:p>
+        </w:tc>
+      </w:tr>
+      <w:tr>
+        <w:tc>
+          <w:tcPr>
+            <w:tcW w:type="dxa" w:w="1728"/>
+          </w:tcPr>
+          <w:p>
+            <w:pPr>
+              <w:spacing w:line="240" w:lineRule="auto"/>
+              <w:jc w:val="left"/>
+            </w:pPr>
+            <w:r/>
+          </w:p>
+        </w:tc>
+        <w:tc>
+          <w:tcPr>
+            <w:tcW w:type="dxa" w:w="1728"/>
+          </w:tcPr>
+          <w:p>
+            <w:pPr>
+              <w:spacing w:line="240" w:lineRule="auto"/>
+              <w:jc w:val="left"/>
+            </w:pPr>
+            <w:r/>
+            <w:r>
+              <w:rPr>
+                <w:b w:val="0"/>
+                <w:i w:val="0"/>
+                <w:sz w:val="22"/>
+              </w:rPr>
+              <w:t>InlB</w:t>
+            </w:r>
+          </w:p>
+        </w:tc>
+        <w:tc>
+          <w:tcPr>
+            <w:tcW w:type="dxa" w:w="1728"/>
+          </w:tcPr>
+          <w:p>
+            <w:pPr>
+              <w:spacing w:line="240" w:lineRule="auto"/>
+              <w:jc w:val="left"/>
+            </w:pPr>
+            <w:r/>
+            <w:r>
+              <w:rPr>
+                <w:b w:val="0"/>
+                <w:i w:val="0"/>
+                <w:sz w:val="22"/>
+              </w:rPr>
+              <w:t>P0DQD2</w:t>
+            </w:r>
+          </w:p>
+        </w:tc>
+        <w:tc>
+          <w:tcPr>
+            <w:tcW w:type="dxa" w:w="1728"/>
+          </w:tcPr>
+          <w:p>
+            <w:pPr>
+              <w:spacing w:line="240" w:lineRule="auto"/>
+              <w:jc w:val="left"/>
+            </w:pPr>
+            <w:r/>
+            <w:r>
+              <w:rPr>
+                <w:b w:val="0"/>
+                <w:i w:val="0"/>
+                <w:sz w:val="22"/>
+              </w:rPr>
+              <w:t>Virülans faktörü / aday</w:t>
+            </w:r>
+          </w:p>
+        </w:tc>
+        <w:tc>
+          <w:tcPr>
+            <w:tcW w:type="dxa" w:w="1728"/>
+          </w:tcPr>
+          <w:p>
+            <w:pPr>
+              <w:spacing w:line="240" w:lineRule="auto"/>
+              <w:jc w:val="left"/>
+            </w:pPr>
+            <w:r/>
+            <w:r>
+              <w:rPr>
+                <w:b w:val="0"/>
+                <w:i w:val="0"/>
+                <w:sz w:val="22"/>
+              </w:rPr>
+              <w:t>Dramsi 1995, 10.1111/j.1365-2958.1995.tb02297.x</w:t>
+            </w:r>
+          </w:p>
+        </w:tc>
+      </w:tr>
+      <w:tr>
+        <w:tc>
+          <w:tcPr>
+            <w:tcW w:type="dxa" w:w="1728"/>
+          </w:tcPr>
+          <w:p>
+            <w:pPr>
+              <w:spacing w:line="240" w:lineRule="auto"/>
+              <w:jc w:val="left"/>
+            </w:pPr>
+            <w:r/>
+          </w:p>
+        </w:tc>
+        <w:tc>
+          <w:tcPr>
+            <w:tcW w:type="dxa" w:w="1728"/>
+          </w:tcPr>
+          <w:p>
+            <w:pPr>
+              <w:spacing w:line="240" w:lineRule="auto"/>
+              <w:jc w:val="left"/>
+            </w:pPr>
+            <w:r/>
+            <w:r>
+              <w:rPr>
+                <w:b w:val="0"/>
+                <w:i w:val="0"/>
+                <w:sz w:val="22"/>
+              </w:rPr>
+              <w:t>ActA</w:t>
+            </w:r>
+          </w:p>
+        </w:tc>
+        <w:tc>
+          <w:tcPr>
+            <w:tcW w:type="dxa" w:w="1728"/>
+          </w:tcPr>
+          <w:p>
+            <w:pPr>
+              <w:spacing w:line="240" w:lineRule="auto"/>
+              <w:jc w:val="left"/>
+            </w:pPr>
+            <w:r/>
+            <w:r>
+              <w:rPr>
+                <w:b w:val="0"/>
+                <w:i w:val="0"/>
+                <w:sz w:val="22"/>
+              </w:rPr>
+              <w:t>P33379</w:t>
+            </w:r>
+          </w:p>
+        </w:tc>
+        <w:tc>
+          <w:tcPr>
+            <w:tcW w:type="dxa" w:w="1728"/>
+          </w:tcPr>
+          <w:p>
+            <w:pPr>
+              <w:spacing w:line="240" w:lineRule="auto"/>
+              <w:jc w:val="left"/>
+            </w:pPr>
+            <w:r/>
+            <w:r>
+              <w:rPr>
+                <w:b w:val="0"/>
+                <w:i w:val="0"/>
+                <w:sz w:val="22"/>
+              </w:rPr>
+              <w:t>Pasif-koruma adayı</w:t>
+            </w:r>
+          </w:p>
+        </w:tc>
+        <w:tc>
+          <w:tcPr>
+            <w:tcW w:type="dxa" w:w="1728"/>
+          </w:tcPr>
+          <w:p>
+            <w:pPr>
+              <w:spacing w:line="240" w:lineRule="auto"/>
+              <w:jc w:val="left"/>
+            </w:pPr>
+            <w:r/>
+            <w:r>
+              <w:rPr>
+                <w:b w:val="0"/>
+                <w:i w:val="0"/>
+                <w:sz w:val="22"/>
+              </w:rPr>
+              <w:t>Asano 2016, 10.1038/srep39628</w:t>
+            </w:r>
+          </w:p>
+        </w:tc>
+      </w:tr>
+      <w:tr>
+        <w:tc>
+          <w:tcPr>
+            <w:tcW w:type="dxa" w:w="1728"/>
+          </w:tcPr>
+          <w:p>
+            <w:pPr>
+              <w:spacing w:line="240" w:lineRule="auto"/>
+              <w:jc w:val="left"/>
+            </w:pPr>
+            <w:r/>
+            <w:r>
+              <w:rPr>
+                <w:b w:val="0"/>
+                <w:i w:val="0"/>
+                <w:sz w:val="22"/>
+              </w:rPr>
+              <w:t>S. Typhimurium</w:t>
+            </w:r>
+          </w:p>
+        </w:tc>
+        <w:tc>
+          <w:tcPr>
+            <w:tcW w:type="dxa" w:w="1728"/>
+          </w:tcPr>
+          <w:p>
+            <w:pPr>
+              <w:spacing w:line="240" w:lineRule="auto"/>
+              <w:jc w:val="left"/>
+            </w:pPr>
+            <w:r/>
+            <w:r>
+              <w:rPr>
+                <w:b w:val="0"/>
+                <w:i w:val="0"/>
+                <w:sz w:val="22"/>
+              </w:rPr>
+              <w:t>OmpD</w:t>
+            </w:r>
+          </w:p>
+        </w:tc>
+        <w:tc>
+          <w:tcPr>
+            <w:tcW w:type="dxa" w:w="1728"/>
+          </w:tcPr>
+          <w:p>
+            <w:pPr>
+              <w:spacing w:line="240" w:lineRule="auto"/>
+              <w:jc w:val="left"/>
+            </w:pPr>
+            <w:r/>
+            <w:r>
+              <w:rPr>
+                <w:b w:val="0"/>
+                <w:i w:val="0"/>
+                <w:sz w:val="22"/>
+              </w:rPr>
+              <w:t>P37592</w:t>
+            </w:r>
+          </w:p>
+        </w:tc>
+        <w:tc>
+          <w:tcPr>
+            <w:tcW w:type="dxa" w:w="1728"/>
+          </w:tcPr>
+          <w:p>
+            <w:pPr>
+              <w:spacing w:line="240" w:lineRule="auto"/>
+              <w:jc w:val="left"/>
+            </w:pPr>
+            <w:r/>
+            <w:r>
+              <w:rPr>
+                <w:b w:val="0"/>
+                <w:i w:val="0"/>
+                <w:sz w:val="22"/>
+              </w:rPr>
+              <w:t>Preklinik aday</w:t>
+            </w:r>
+          </w:p>
+        </w:tc>
+        <w:tc>
+          <w:tcPr>
+            <w:tcW w:type="dxa" w:w="1728"/>
+          </w:tcPr>
+          <w:p>
+            <w:pPr>
+              <w:spacing w:line="240" w:lineRule="auto"/>
+              <w:jc w:val="left"/>
+            </w:pPr>
+            <w:r/>
+            <w:r>
+              <w:rPr>
+                <w:b w:val="0"/>
+                <w:i w:val="0"/>
+                <w:sz w:val="22"/>
+              </w:rPr>
+              <w:t>Gil-Cruz 2009, 10.1073/pnas.0812431106</w:t>
+            </w:r>
+          </w:p>
+        </w:tc>
+      </w:tr>
+      <w:tr>
+        <w:tc>
+          <w:tcPr>
+            <w:tcW w:type="dxa" w:w="1728"/>
+          </w:tcPr>
+          <w:p>
+            <w:pPr>
+              <w:spacing w:line="240" w:lineRule="auto"/>
+              <w:jc w:val="left"/>
+            </w:pPr>
+            <w:r/>
+          </w:p>
+        </w:tc>
+        <w:tc>
+          <w:tcPr>
+            <w:tcW w:type="dxa" w:w="1728"/>
+          </w:tcPr>
+          <w:p>
+            <w:pPr>
+              <w:spacing w:line="240" w:lineRule="auto"/>
+              <w:jc w:val="left"/>
+            </w:pPr>
+            <w:r/>
+            <w:r>
+              <w:rPr>
+                <w:b w:val="0"/>
+                <w:i w:val="0"/>
+                <w:sz w:val="22"/>
+              </w:rPr>
+              <w:t>OmpC</w:t>
+            </w:r>
+          </w:p>
+        </w:tc>
+        <w:tc>
+          <w:tcPr>
+            <w:tcW w:type="dxa" w:w="1728"/>
+          </w:tcPr>
+          <w:p>
+            <w:pPr>
+              <w:spacing w:line="240" w:lineRule="auto"/>
+              <w:jc w:val="left"/>
+            </w:pPr>
+            <w:r/>
+            <w:r>
+              <w:rPr>
+                <w:b w:val="0"/>
+                <w:i w:val="0"/>
+                <w:sz w:val="22"/>
+              </w:rPr>
+              <w:t>P0A263</w:t>
+            </w:r>
+          </w:p>
+        </w:tc>
+        <w:tc>
+          <w:tcPr>
+            <w:tcW w:type="dxa" w:w="1728"/>
+          </w:tcPr>
+          <w:p>
+            <w:pPr>
+              <w:spacing w:line="240" w:lineRule="auto"/>
+              <w:jc w:val="left"/>
+            </w:pPr>
+            <w:r/>
+            <w:r>
+              <w:rPr>
+                <w:b w:val="0"/>
+                <w:i w:val="0"/>
+                <w:sz w:val="22"/>
+              </w:rPr>
+              <w:t>Preklinik aday</w:t>
+            </w:r>
+          </w:p>
+        </w:tc>
+        <w:tc>
+          <w:tcPr>
+            <w:tcW w:type="dxa" w:w="1728"/>
+          </w:tcPr>
+          <w:p>
+            <w:pPr>
+              <w:spacing w:line="240" w:lineRule="auto"/>
+              <w:jc w:val="left"/>
+            </w:pPr>
+            <w:r/>
+            <w:r>
+              <w:rPr>
+                <w:b w:val="0"/>
+                <w:i w:val="0"/>
+                <w:sz w:val="22"/>
+              </w:rPr>
+              <w:t>Secundino 2006, 10.1111/j.1365-2567.2005.02263.x</w:t>
+            </w:r>
+          </w:p>
+        </w:tc>
+      </w:tr>
+      <w:tr>
+        <w:tc>
+          <w:tcPr>
+            <w:tcW w:type="dxa" w:w="1728"/>
+          </w:tcPr>
+          <w:p>
+            <w:pPr>
+              <w:spacing w:line="240" w:lineRule="auto"/>
+              <w:jc w:val="left"/>
+            </w:pPr>
+            <w:r/>
+          </w:p>
+        </w:tc>
+        <w:tc>
+          <w:tcPr>
+            <w:tcW w:type="dxa" w:w="1728"/>
+          </w:tcPr>
+          <w:p>
+            <w:pPr>
+              <w:spacing w:line="240" w:lineRule="auto"/>
+              <w:jc w:val="left"/>
+            </w:pPr>
+            <w:r/>
+            <w:r>
+              <w:rPr>
+                <w:b w:val="0"/>
+                <w:i w:val="0"/>
+                <w:sz w:val="22"/>
+              </w:rPr>
+              <w:t>OmpA</w:t>
+            </w:r>
+          </w:p>
+        </w:tc>
+        <w:tc>
+          <w:tcPr>
+            <w:tcW w:type="dxa" w:w="1728"/>
+          </w:tcPr>
+          <w:p>
+            <w:pPr>
+              <w:spacing w:line="240" w:lineRule="auto"/>
+              <w:jc w:val="left"/>
+            </w:pPr>
+            <w:r/>
+            <w:r>
+              <w:rPr>
+                <w:b w:val="0"/>
+                <w:i w:val="0"/>
+                <w:sz w:val="22"/>
+              </w:rPr>
+              <w:t>P02936</w:t>
+            </w:r>
+          </w:p>
+        </w:tc>
+        <w:tc>
+          <w:tcPr>
+            <w:tcW w:type="dxa" w:w="1728"/>
+          </w:tcPr>
+          <w:p>
+            <w:pPr>
+              <w:spacing w:line="240" w:lineRule="auto"/>
+              <w:jc w:val="left"/>
+            </w:pPr>
+            <w:r/>
+            <w:r>
+              <w:rPr>
+                <w:b w:val="0"/>
+                <w:i w:val="0"/>
+                <w:sz w:val="22"/>
+              </w:rPr>
+              <w:t>Preklinik aday</w:t>
+            </w:r>
+          </w:p>
+        </w:tc>
+        <w:tc>
+          <w:tcPr>
+            <w:tcW w:type="dxa" w:w="1728"/>
+          </w:tcPr>
+          <w:p>
+            <w:pPr>
+              <w:spacing w:line="240" w:lineRule="auto"/>
+              <w:jc w:val="left"/>
+            </w:pPr>
+            <w:r/>
+            <w:r>
+              <w:rPr>
+                <w:b w:val="0"/>
+                <w:i w:val="0"/>
+                <w:sz w:val="22"/>
+              </w:rPr>
+              <w:t>Domínguez-Medina 2020, 10.1038/s41467-020-14655-9</w:t>
+            </w:r>
+          </w:p>
+        </w:tc>
+      </w:tr>
+      <w:tr>
+        <w:tc>
+          <w:tcPr>
+            <w:tcW w:type="dxa" w:w="1728"/>
+          </w:tcPr>
+          <w:p>
+            <w:pPr>
+              <w:spacing w:line="240" w:lineRule="auto"/>
+              <w:jc w:val="left"/>
+            </w:pPr>
+            <w:r/>
+          </w:p>
+        </w:tc>
+        <w:tc>
+          <w:tcPr>
+            <w:tcW w:type="dxa" w:w="1728"/>
+          </w:tcPr>
+          <w:p>
+            <w:pPr>
+              <w:spacing w:line="240" w:lineRule="auto"/>
+              <w:jc w:val="left"/>
+            </w:pPr>
+            <w:r/>
+            <w:r>
+              <w:rPr>
+                <w:b w:val="0"/>
+                <w:i w:val="0"/>
+                <w:sz w:val="22"/>
+              </w:rPr>
+              <w:t>FliC</w:t>
+            </w:r>
+          </w:p>
+        </w:tc>
+        <w:tc>
+          <w:tcPr>
+            <w:tcW w:type="dxa" w:w="1728"/>
+          </w:tcPr>
+          <w:p>
+            <w:pPr>
+              <w:spacing w:line="240" w:lineRule="auto"/>
+              <w:jc w:val="left"/>
+            </w:pPr>
+            <w:r/>
+            <w:r>
+              <w:rPr>
+                <w:b w:val="0"/>
+                <w:i w:val="0"/>
+                <w:sz w:val="22"/>
+              </w:rPr>
+              <w:t>P06179</w:t>
+            </w:r>
+          </w:p>
+        </w:tc>
+        <w:tc>
+          <w:tcPr>
+            <w:tcW w:type="dxa" w:w="1728"/>
+          </w:tcPr>
+          <w:p>
+            <w:pPr>
+              <w:spacing w:line="240" w:lineRule="auto"/>
+              <w:jc w:val="left"/>
+            </w:pPr>
+            <w:r/>
+            <w:r>
+              <w:rPr>
+                <w:b w:val="0"/>
+                <w:i w:val="0"/>
+                <w:sz w:val="22"/>
+              </w:rPr>
+              <w:t>Preklinik aday</w:t>
+            </w:r>
+          </w:p>
+        </w:tc>
+        <w:tc>
+          <w:tcPr>
+            <w:tcW w:type="dxa" w:w="1728"/>
+          </w:tcPr>
+          <w:p>
+            <w:pPr>
+              <w:spacing w:line="240" w:lineRule="auto"/>
+              <w:jc w:val="left"/>
+            </w:pPr>
+            <w:r/>
+            <w:r>
+              <w:rPr>
+                <w:b w:val="0"/>
+                <w:i w:val="0"/>
+                <w:sz w:val="22"/>
+              </w:rPr>
+              <w:t>Bumann 2014, 10.3389/fimmu.2014.00381</w:t>
+            </w:r>
+          </w:p>
+        </w:tc>
+      </w:tr>
+      <w:tr>
+        <w:tc>
+          <w:tcPr>
+            <w:tcW w:type="dxa" w:w="1728"/>
+          </w:tcPr>
+          <w:p>
+            <w:pPr>
+              <w:spacing w:line="240" w:lineRule="auto"/>
+              <w:jc w:val="left"/>
+            </w:pPr>
+            <w:r/>
+          </w:p>
+        </w:tc>
+        <w:tc>
+          <w:tcPr>
+            <w:tcW w:type="dxa" w:w="1728"/>
+          </w:tcPr>
+          <w:p>
+            <w:pPr>
+              <w:spacing w:line="240" w:lineRule="auto"/>
+              <w:jc w:val="left"/>
+            </w:pPr>
+            <w:r/>
+            <w:r>
+              <w:rPr>
+                <w:b w:val="0"/>
+                <w:i w:val="0"/>
+                <w:sz w:val="22"/>
+              </w:rPr>
+              <w:t>SseB</w:t>
+            </w:r>
+          </w:p>
+        </w:tc>
+        <w:tc>
+          <w:tcPr>
+            <w:tcW w:type="dxa" w:w="1728"/>
+          </w:tcPr>
+          <w:p>
+            <w:pPr>
+              <w:spacing w:line="240" w:lineRule="auto"/>
+              <w:jc w:val="left"/>
+            </w:pPr>
+            <w:r/>
+            <w:r>
+              <w:rPr>
+                <w:b w:val="0"/>
+                <w:i w:val="0"/>
+                <w:sz w:val="22"/>
+              </w:rPr>
+              <w:t>Q7BVH7</w:t>
+            </w:r>
+          </w:p>
+        </w:tc>
+        <w:tc>
+          <w:tcPr>
+            <w:tcW w:type="dxa" w:w="1728"/>
+          </w:tcPr>
+          <w:p>
+            <w:pPr>
+              <w:spacing w:line="240" w:lineRule="auto"/>
+              <w:jc w:val="left"/>
+            </w:pPr>
+            <w:r/>
+            <w:r>
+              <w:rPr>
+                <w:b w:val="0"/>
+                <w:i w:val="0"/>
+                <w:sz w:val="22"/>
+              </w:rPr>
+              <w:t>Preklinik aday</w:t>
+            </w:r>
+          </w:p>
+        </w:tc>
+        <w:tc>
+          <w:tcPr>
+            <w:tcW w:type="dxa" w:w="1728"/>
+          </w:tcPr>
+          <w:p>
+            <w:pPr>
+              <w:spacing w:line="240" w:lineRule="auto"/>
+              <w:jc w:val="left"/>
+            </w:pPr>
+            <w:r/>
+            <w:r>
+              <w:rPr>
+                <w:b w:val="0"/>
+                <w:i w:val="0"/>
+                <w:sz w:val="22"/>
+              </w:rPr>
+              <w:t>Lee 2017, 10.4049/jimmunol.1601357</w:t>
+            </w:r>
+          </w:p>
+        </w:tc>
+      </w:tr>
+      <w:tr>
+        <w:tc>
+          <w:tcPr>
+            <w:tcW w:type="dxa" w:w="1728"/>
+          </w:tcPr>
+          <w:p>
+            <w:pPr>
+              <w:spacing w:line="240" w:lineRule="auto"/>
+              <w:jc w:val="left"/>
+            </w:pPr>
+            <w:r/>
+            <w:r>
+              <w:rPr>
+                <w:b w:val="0"/>
+                <w:i w:val="0"/>
+                <w:sz w:val="22"/>
+              </w:rPr>
+              <w:t>C. burnetii</w:t>
+            </w:r>
+          </w:p>
+        </w:tc>
+        <w:tc>
+          <w:tcPr>
+            <w:tcW w:type="dxa" w:w="1728"/>
+          </w:tcPr>
+          <w:p>
+            <w:pPr>
+              <w:spacing w:line="240" w:lineRule="auto"/>
+              <w:jc w:val="left"/>
+            </w:pPr>
+            <w:r/>
+            <w:r>
+              <w:rPr>
+                <w:b w:val="0"/>
+                <w:i w:val="0"/>
+                <w:sz w:val="22"/>
+              </w:rPr>
+              <w:t>Com1</w:t>
+            </w:r>
+          </w:p>
+        </w:tc>
+        <w:tc>
+          <w:tcPr>
+            <w:tcW w:type="dxa" w:w="1728"/>
+          </w:tcPr>
+          <w:p>
+            <w:pPr>
+              <w:spacing w:line="240" w:lineRule="auto"/>
+              <w:jc w:val="left"/>
+            </w:pPr>
+            <w:r/>
+            <w:r>
+              <w:rPr>
+                <w:b w:val="0"/>
+                <w:i w:val="0"/>
+                <w:sz w:val="22"/>
+              </w:rPr>
+              <w:t>H7C7D7</w:t>
+            </w:r>
+          </w:p>
+        </w:tc>
+        <w:tc>
+          <w:tcPr>
+            <w:tcW w:type="dxa" w:w="1728"/>
+          </w:tcPr>
+          <w:p>
+            <w:pPr>
+              <w:spacing w:line="240" w:lineRule="auto"/>
+              <w:jc w:val="left"/>
+            </w:pPr>
+            <w:r/>
+            <w:r>
+              <w:rPr>
+                <w:b w:val="0"/>
+                <w:i w:val="0"/>
+                <w:sz w:val="22"/>
+              </w:rPr>
+              <w:t>Preklinik (adoptif transfer)</w:t>
+            </w:r>
+          </w:p>
+        </w:tc>
+        <w:tc>
+          <w:tcPr>
+            <w:tcW w:type="dxa" w:w="1728"/>
+          </w:tcPr>
+          <w:p>
+            <w:pPr>
+              <w:spacing w:line="240" w:lineRule="auto"/>
+              <w:jc w:val="left"/>
+            </w:pPr>
+            <w:r/>
+            <w:r>
+              <w:rPr>
+                <w:b w:val="0"/>
+                <w:i w:val="0"/>
+                <w:sz w:val="22"/>
+              </w:rPr>
+              <w:t>Wang 2011, 10.1186/1471-2172-12-52</w:t>
+            </w:r>
+          </w:p>
+        </w:tc>
+      </w:tr>
+      <w:tr>
+        <w:tc>
+          <w:tcPr>
+            <w:tcW w:type="dxa" w:w="1728"/>
+          </w:tcPr>
+          <w:p>
+            <w:pPr>
+              <w:spacing w:line="240" w:lineRule="auto"/>
+              <w:jc w:val="left"/>
+            </w:pPr>
+            <w:r/>
+          </w:p>
+        </w:tc>
+        <w:tc>
+          <w:tcPr>
+            <w:tcW w:type="dxa" w:w="1728"/>
+          </w:tcPr>
+          <w:p>
+            <w:pPr>
+              <w:spacing w:line="240" w:lineRule="auto"/>
+              <w:jc w:val="left"/>
+            </w:pPr>
+            <w:r/>
+            <w:r>
+              <w:rPr>
+                <w:b w:val="0"/>
+                <w:i w:val="0"/>
+                <w:sz w:val="22"/>
+              </w:rPr>
+              <w:t>Mip</w:t>
+            </w:r>
+          </w:p>
+        </w:tc>
+        <w:tc>
+          <w:tcPr>
+            <w:tcW w:type="dxa" w:w="1728"/>
+          </w:tcPr>
+          <w:p>
+            <w:pPr>
+              <w:spacing w:line="240" w:lineRule="auto"/>
+              <w:jc w:val="left"/>
+            </w:pPr>
+            <w:r/>
+            <w:r>
+              <w:rPr>
+                <w:b w:val="0"/>
+                <w:i w:val="0"/>
+                <w:sz w:val="22"/>
+              </w:rPr>
+              <w:t>P51752</w:t>
+            </w:r>
+          </w:p>
+        </w:tc>
+        <w:tc>
+          <w:tcPr>
+            <w:tcW w:type="dxa" w:w="1728"/>
+          </w:tcPr>
+          <w:p>
+            <w:pPr>
+              <w:spacing w:line="240" w:lineRule="auto"/>
+              <w:jc w:val="left"/>
+            </w:pPr>
+            <w:r/>
+            <w:r>
+              <w:rPr>
+                <w:b w:val="0"/>
+                <w:i w:val="0"/>
+                <w:sz w:val="22"/>
+              </w:rPr>
+              <w:t>İmmunodominant aday</w:t>
+            </w:r>
+          </w:p>
+        </w:tc>
+        <w:tc>
+          <w:tcPr>
+            <w:tcW w:type="dxa" w:w="1728"/>
+          </w:tcPr>
+          <w:p>
+            <w:pPr>
+              <w:spacing w:line="240" w:lineRule="auto"/>
+              <w:jc w:val="left"/>
+            </w:pPr>
+            <w:r/>
+            <w:r>
+              <w:rPr>
+                <w:b w:val="0"/>
+                <w:i w:val="0"/>
+                <w:sz w:val="22"/>
+              </w:rPr>
+              <w:t>Wang 2011, 10.1186/1471-2172-12-52</w:t>
+            </w:r>
+          </w:p>
+        </w:tc>
+      </w:tr>
+      <w:tr>
+        <w:tc>
+          <w:tcPr>
+            <w:tcW w:type="dxa" w:w="1728"/>
+          </w:tcPr>
+          <w:p>
+            <w:pPr>
+              <w:spacing w:line="240" w:lineRule="auto"/>
+              <w:jc w:val="left"/>
+            </w:pPr>
+            <w:r/>
+          </w:p>
+        </w:tc>
+        <w:tc>
+          <w:tcPr>
+            <w:tcW w:type="dxa" w:w="1728"/>
+          </w:tcPr>
+          <w:p>
+            <w:pPr>
+              <w:spacing w:line="240" w:lineRule="auto"/>
+              <w:jc w:val="left"/>
+            </w:pPr>
+            <w:r/>
+            <w:r>
+              <w:rPr>
+                <w:b w:val="0"/>
+                <w:i w:val="0"/>
+                <w:sz w:val="22"/>
+              </w:rPr>
+              <w:t>OmpH</w:t>
+            </w:r>
+          </w:p>
+        </w:tc>
+        <w:tc>
+          <w:tcPr>
+            <w:tcW w:type="dxa" w:w="1728"/>
+          </w:tcPr>
+          <w:p>
+            <w:pPr>
+              <w:spacing w:line="240" w:lineRule="auto"/>
+              <w:jc w:val="left"/>
+            </w:pPr>
+            <w:r/>
+            <w:r>
+              <w:rPr>
+                <w:b w:val="0"/>
+                <w:i w:val="0"/>
+                <w:sz w:val="22"/>
+              </w:rPr>
+              <w:t>Q83DT1</w:t>
+            </w:r>
+          </w:p>
+        </w:tc>
+        <w:tc>
+          <w:tcPr>
+            <w:tcW w:type="dxa" w:w="1728"/>
+          </w:tcPr>
+          <w:p>
+            <w:pPr>
+              <w:spacing w:line="240" w:lineRule="auto"/>
+              <w:jc w:val="left"/>
+            </w:pPr>
+            <w:r/>
+            <w:r>
+              <w:rPr>
+                <w:b w:val="0"/>
+                <w:i w:val="0"/>
+                <w:sz w:val="22"/>
+              </w:rPr>
+              <w:t>İmmunodominant aday</w:t>
+            </w:r>
+          </w:p>
+        </w:tc>
+        <w:tc>
+          <w:tcPr>
+            <w:tcW w:type="dxa" w:w="1728"/>
+          </w:tcPr>
+          <w:p>
+            <w:pPr>
+              <w:spacing w:line="240" w:lineRule="auto"/>
+              <w:jc w:val="left"/>
+            </w:pPr>
+            <w:r/>
+            <w:r>
+              <w:rPr>
+                <w:b w:val="0"/>
+                <w:i w:val="0"/>
+                <w:sz w:val="22"/>
+              </w:rPr>
+              <w:t>Wang 2011, 10.1186/1471-2172-12-52</w:t>
+            </w:r>
+          </w:p>
+        </w:tc>
+      </w:tr>
+      <w:tr>
+        <w:tc>
+          <w:tcPr>
+            <w:tcW w:type="dxa" w:w="1728"/>
+          </w:tcPr>
+          <w:p>
+            <w:pPr>
+              <w:spacing w:line="240" w:lineRule="auto"/>
+              <w:jc w:val="left"/>
+            </w:pPr>
+            <w:r/>
+          </w:p>
+        </w:tc>
+        <w:tc>
+          <w:tcPr>
+            <w:tcW w:type="dxa" w:w="1728"/>
+          </w:tcPr>
+          <w:p>
+            <w:pPr>
+              <w:spacing w:line="240" w:lineRule="auto"/>
+              <w:jc w:val="left"/>
+            </w:pPr>
+            <w:r/>
+            <w:r>
+              <w:rPr>
+                <w:b w:val="0"/>
+                <w:i w:val="0"/>
+                <w:sz w:val="22"/>
+              </w:rPr>
+              <w:t>GroEL</w:t>
+            </w:r>
+          </w:p>
+        </w:tc>
+        <w:tc>
+          <w:tcPr>
+            <w:tcW w:type="dxa" w:w="1728"/>
+          </w:tcPr>
+          <w:p>
+            <w:pPr>
+              <w:spacing w:line="240" w:lineRule="auto"/>
+              <w:jc w:val="left"/>
+            </w:pPr>
+            <w:r/>
+            <w:r>
+              <w:rPr>
+                <w:b w:val="0"/>
+                <w:i w:val="0"/>
+                <w:sz w:val="22"/>
+              </w:rPr>
+              <w:t>P19421</w:t>
+            </w:r>
+          </w:p>
+        </w:tc>
+        <w:tc>
+          <w:tcPr>
+            <w:tcW w:type="dxa" w:w="1728"/>
+          </w:tcPr>
+          <w:p>
+            <w:pPr>
+              <w:spacing w:line="240" w:lineRule="auto"/>
+              <w:jc w:val="left"/>
+            </w:pPr>
+            <w:r/>
+            <w:r>
+              <w:rPr>
+                <w:b w:val="0"/>
+                <w:i w:val="0"/>
+                <w:sz w:val="22"/>
+              </w:rPr>
+              <w:t>İmmunodominant (zayıf)</w:t>
+            </w:r>
+          </w:p>
+        </w:tc>
+        <w:tc>
+          <w:tcPr>
+            <w:tcW w:type="dxa" w:w="1728"/>
+          </w:tcPr>
+          <w:p>
+            <w:pPr>
+              <w:spacing w:line="240" w:lineRule="auto"/>
+              <w:jc w:val="left"/>
+            </w:pPr>
+            <w:r/>
+            <w:r>
+              <w:rPr>
+                <w:b w:val="0"/>
+                <w:i w:val="0"/>
+                <w:sz w:val="22"/>
+              </w:rPr>
+              <w:t>Wang 2011, 10.1186/1471-2172-12-52</w:t>
+            </w:r>
+          </w:p>
+        </w:tc>
+      </w:tr>
+      <w:tr>
+        <w:tc>
+          <w:tcPr>
+            <w:tcW w:type="dxa" w:w="1728"/>
+          </w:tcPr>
+          <w:p>
+            <w:pPr>
+              <w:spacing w:line="240" w:lineRule="auto"/>
+              <w:jc w:val="left"/>
+            </w:pPr>
+            <w:r/>
+            <w:r>
+              <w:rPr>
+                <w:b w:val="0"/>
+                <w:i w:val="0"/>
+                <w:sz w:val="22"/>
+              </w:rPr>
+              <w:t>S. suis</w:t>
+            </w:r>
+          </w:p>
+        </w:tc>
+        <w:tc>
+          <w:tcPr>
+            <w:tcW w:type="dxa" w:w="1728"/>
+          </w:tcPr>
+          <w:p>
+            <w:pPr>
+              <w:spacing w:line="240" w:lineRule="auto"/>
+              <w:jc w:val="left"/>
+            </w:pPr>
+            <w:r/>
+            <w:r>
+              <w:rPr>
+                <w:b w:val="0"/>
+                <w:i w:val="0"/>
+                <w:sz w:val="22"/>
+              </w:rPr>
+              <w:t>Suilysin (SLY)</w:t>
+            </w:r>
+          </w:p>
+        </w:tc>
+        <w:tc>
+          <w:tcPr>
+            <w:tcW w:type="dxa" w:w="1728"/>
+          </w:tcPr>
+          <w:p>
+            <w:pPr>
+              <w:spacing w:line="240" w:lineRule="auto"/>
+              <w:jc w:val="left"/>
+            </w:pPr>
+            <w:r/>
+            <w:r>
+              <w:rPr>
+                <w:b w:val="0"/>
+                <w:i w:val="0"/>
+                <w:sz w:val="22"/>
+              </w:rPr>
+              <w:t>A0A0H3MU02</w:t>
+            </w:r>
+          </w:p>
+        </w:tc>
+        <w:tc>
+          <w:tcPr>
+            <w:tcW w:type="dxa" w:w="1728"/>
+          </w:tcPr>
+          <w:p>
+            <w:pPr>
+              <w:spacing w:line="240" w:lineRule="auto"/>
+              <w:jc w:val="left"/>
+            </w:pPr>
+            <w:r/>
+            <w:r>
+              <w:rPr>
+                <w:b w:val="0"/>
+                <w:i w:val="0"/>
+                <w:sz w:val="22"/>
+              </w:rPr>
+              <w:t>Preklinik aday</w:t>
+            </w:r>
+          </w:p>
+        </w:tc>
+        <w:tc>
+          <w:tcPr>
+            <w:tcW w:type="dxa" w:w="1728"/>
+          </w:tcPr>
+          <w:p>
+            <w:pPr>
+              <w:spacing w:line="240" w:lineRule="auto"/>
+              <w:jc w:val="left"/>
+            </w:pPr>
+            <w:r/>
+            <w:r>
+              <w:rPr>
+                <w:b w:val="0"/>
+                <w:i w:val="0"/>
+                <w:sz w:val="22"/>
+              </w:rPr>
+              <w:t>Du 2013, 10.1016/j.vaccine.2013.07.004</w:t>
+            </w:r>
+          </w:p>
+        </w:tc>
+      </w:tr>
+      <w:tr>
+        <w:tc>
+          <w:tcPr>
+            <w:tcW w:type="dxa" w:w="1728"/>
+          </w:tcPr>
+          <w:p>
+            <w:pPr>
+              <w:spacing w:line="240" w:lineRule="auto"/>
+              <w:jc w:val="left"/>
+            </w:pPr>
+            <w:r/>
+          </w:p>
+        </w:tc>
+        <w:tc>
+          <w:tcPr>
+            <w:tcW w:type="dxa" w:w="1728"/>
+          </w:tcPr>
+          <w:p>
+            <w:pPr>
+              <w:spacing w:line="240" w:lineRule="auto"/>
+              <w:jc w:val="left"/>
+            </w:pPr>
+            <w:r/>
+            <w:r>
+              <w:rPr>
+                <w:b w:val="0"/>
+                <w:i w:val="0"/>
+                <w:sz w:val="22"/>
+              </w:rPr>
+              <w:t>Enolaz</w:t>
+            </w:r>
+          </w:p>
+        </w:tc>
+        <w:tc>
+          <w:tcPr>
+            <w:tcW w:type="dxa" w:w="1728"/>
+          </w:tcPr>
+          <w:p>
+            <w:pPr>
+              <w:spacing w:line="240" w:lineRule="auto"/>
+              <w:jc w:val="left"/>
+            </w:pPr>
+            <w:r/>
+            <w:r>
+              <w:rPr>
+                <w:b w:val="0"/>
+                <w:i w:val="0"/>
+                <w:sz w:val="22"/>
+              </w:rPr>
+              <w:t>A0A0H3N5B2</w:t>
+            </w:r>
+          </w:p>
+        </w:tc>
+        <w:tc>
+          <w:tcPr>
+            <w:tcW w:type="dxa" w:w="1728"/>
+          </w:tcPr>
+          <w:p>
+            <w:pPr>
+              <w:spacing w:line="240" w:lineRule="auto"/>
+              <w:jc w:val="left"/>
+            </w:pPr>
+            <w:r/>
+            <w:r>
+              <w:rPr>
+                <w:b w:val="0"/>
+                <w:i w:val="0"/>
+                <w:sz w:val="22"/>
+              </w:rPr>
+              <w:t>Preklinik (tam koruma)</w:t>
+            </w:r>
+          </w:p>
+        </w:tc>
+        <w:tc>
+          <w:tcPr>
+            <w:tcW w:type="dxa" w:w="1728"/>
+          </w:tcPr>
+          <w:p>
+            <w:pPr>
+              <w:spacing w:line="240" w:lineRule="auto"/>
+              <w:jc w:val="left"/>
+            </w:pPr>
+            <w:r/>
+            <w:r>
+              <w:rPr>
+                <w:b w:val="0"/>
+                <w:i w:val="0"/>
+                <w:sz w:val="22"/>
+              </w:rPr>
+              <w:t>Feng 2009, 10.1086/644602</w:t>
+            </w:r>
+          </w:p>
+        </w:tc>
+      </w:tr>
+      <w:tr>
+        <w:tc>
+          <w:tcPr>
+            <w:tcW w:type="dxa" w:w="1728"/>
+          </w:tcPr>
+          <w:p>
+            <w:pPr>
+              <w:spacing w:line="240" w:lineRule="auto"/>
+              <w:jc w:val="left"/>
+            </w:pPr>
+            <w:r/>
+          </w:p>
+        </w:tc>
+        <w:tc>
+          <w:tcPr>
+            <w:tcW w:type="dxa" w:w="1728"/>
+          </w:tcPr>
+          <w:p>
+            <w:pPr>
+              <w:spacing w:line="240" w:lineRule="auto"/>
+              <w:jc w:val="left"/>
+            </w:pPr>
+            <w:r/>
+            <w:r>
+              <w:rPr>
+                <w:b w:val="0"/>
+                <w:i w:val="0"/>
+                <w:sz w:val="22"/>
+              </w:rPr>
+              <w:t>6PGD</w:t>
+            </w:r>
+          </w:p>
+        </w:tc>
+        <w:tc>
+          <w:tcPr>
+            <w:tcW w:type="dxa" w:w="1728"/>
+          </w:tcPr>
+          <w:p>
+            <w:pPr>
+              <w:spacing w:line="240" w:lineRule="auto"/>
+              <w:jc w:val="left"/>
+            </w:pPr>
+            <w:r/>
+            <w:r>
+              <w:rPr>
+                <w:b w:val="0"/>
+                <w:i w:val="0"/>
+                <w:sz w:val="22"/>
+              </w:rPr>
+              <w:t>A0A0H3N193</w:t>
+            </w:r>
+          </w:p>
+        </w:tc>
+        <w:tc>
+          <w:tcPr>
+            <w:tcW w:type="dxa" w:w="1728"/>
+          </w:tcPr>
+          <w:p>
+            <w:pPr>
+              <w:spacing w:line="240" w:lineRule="auto"/>
+              <w:jc w:val="left"/>
+            </w:pPr>
+            <w:r/>
+            <w:r>
+              <w:rPr>
+                <w:b w:val="0"/>
+                <w:i w:val="0"/>
+                <w:sz w:val="22"/>
+              </w:rPr>
+              <w:t>Preklinik aday</w:t>
+            </w:r>
+          </w:p>
+        </w:tc>
+        <w:tc>
+          <w:tcPr>
+            <w:tcW w:type="dxa" w:w="1728"/>
+          </w:tcPr>
+          <w:p>
+            <w:pPr>
+              <w:spacing w:line="240" w:lineRule="auto"/>
+              <w:jc w:val="left"/>
+            </w:pPr>
+            <w:r/>
+            <w:r>
+              <w:rPr>
+                <w:b w:val="0"/>
+                <w:i w:val="0"/>
+                <w:sz w:val="22"/>
+              </w:rPr>
+              <w:t>Zhang 2023, 10.3390/vetsci10060383</w:t>
+            </w:r>
+          </w:p>
+        </w:tc>
+      </w:tr>
+      <w:tr>
+        <w:tc>
+          <w:tcPr>
+            <w:tcW w:type="dxa" w:w="1728"/>
+          </w:tcPr>
+          <w:p>
+            <w:pPr>
+              <w:spacing w:line="240" w:lineRule="auto"/>
+              <w:jc w:val="left"/>
+            </w:pPr>
+            <w:r/>
+          </w:p>
+        </w:tc>
+        <w:tc>
+          <w:tcPr>
+            <w:tcW w:type="dxa" w:w="1728"/>
+          </w:tcPr>
+          <w:p>
+            <w:pPr>
+              <w:spacing w:line="240" w:lineRule="auto"/>
+              <w:jc w:val="left"/>
+            </w:pPr>
+            <w:r/>
+            <w:r>
+              <w:rPr>
+                <w:b w:val="0"/>
+                <w:i w:val="0"/>
+                <w:sz w:val="22"/>
+              </w:rPr>
+              <w:t>GAPDH</w:t>
+            </w:r>
+          </w:p>
+        </w:tc>
+        <w:tc>
+          <w:tcPr>
+            <w:tcW w:type="dxa" w:w="1728"/>
+          </w:tcPr>
+          <w:p>
+            <w:pPr>
+              <w:spacing w:line="240" w:lineRule="auto"/>
+              <w:jc w:val="left"/>
+            </w:pPr>
+            <w:r/>
+            <w:r>
+              <w:rPr>
+                <w:b w:val="0"/>
+                <w:i w:val="0"/>
+                <w:sz w:val="22"/>
+              </w:rPr>
+              <w:t>A0A0H3MSV3</w:t>
+            </w:r>
+          </w:p>
+        </w:tc>
+        <w:tc>
+          <w:tcPr>
+            <w:tcW w:type="dxa" w:w="1728"/>
+          </w:tcPr>
+          <w:p>
+            <w:pPr>
+              <w:spacing w:line="240" w:lineRule="auto"/>
+              <w:jc w:val="left"/>
+            </w:pPr>
+            <w:r/>
+            <w:r>
+              <w:rPr>
+                <w:b w:val="0"/>
+                <w:i w:val="0"/>
+                <w:sz w:val="22"/>
+              </w:rPr>
+              <w:t>Moonlighting aday</w:t>
+            </w:r>
+          </w:p>
+        </w:tc>
+        <w:tc>
+          <w:tcPr>
+            <w:tcW w:type="dxa" w:w="1728"/>
+          </w:tcPr>
+          <w:p>
+            <w:pPr>
+              <w:spacing w:line="240" w:lineRule="auto"/>
+              <w:jc w:val="left"/>
+            </w:pPr>
+            <w:r/>
+            <w:r>
+              <w:rPr>
+                <w:b w:val="0"/>
+                <w:i w:val="0"/>
+                <w:sz w:val="22"/>
+              </w:rPr>
+              <w:t>Feng 2009, 10.1086/644602</w:t>
+            </w:r>
+          </w:p>
+        </w:tc>
+      </w:tr>
+      <w:tr>
+        <w:tc>
+          <w:tcPr>
+            <w:tcW w:type="dxa" w:w="1728"/>
+          </w:tcPr>
+          <w:p>
+            <w:pPr>
+              <w:spacing w:line="240" w:lineRule="auto"/>
+              <w:jc w:val="left"/>
+            </w:pPr>
+            <w:r/>
+          </w:p>
+        </w:tc>
+        <w:tc>
+          <w:tcPr>
+            <w:tcW w:type="dxa" w:w="1728"/>
+          </w:tcPr>
+          <w:p>
+            <w:pPr>
+              <w:spacing w:line="240" w:lineRule="auto"/>
+              <w:jc w:val="left"/>
+            </w:pPr>
+            <w:r/>
+            <w:r>
+              <w:rPr>
+                <w:b w:val="0"/>
+                <w:i w:val="0"/>
+                <w:sz w:val="22"/>
+              </w:rPr>
+              <w:t>DnaJ</w:t>
+            </w:r>
+          </w:p>
+        </w:tc>
+        <w:tc>
+          <w:tcPr>
+            <w:tcW w:type="dxa" w:w="1728"/>
+          </w:tcPr>
+          <w:p>
+            <w:pPr>
+              <w:spacing w:line="240" w:lineRule="auto"/>
+              <w:jc w:val="left"/>
+            </w:pPr>
+            <w:r/>
+            <w:r>
+              <w:rPr>
+                <w:b w:val="0"/>
+                <w:i w:val="0"/>
+                <w:sz w:val="22"/>
+              </w:rPr>
+              <w:t>A0A0H3MXM0</w:t>
+            </w:r>
+          </w:p>
+        </w:tc>
+        <w:tc>
+          <w:tcPr>
+            <w:tcW w:type="dxa" w:w="1728"/>
+          </w:tcPr>
+          <w:p>
+            <w:pPr>
+              <w:spacing w:line="240" w:lineRule="auto"/>
+              <w:jc w:val="left"/>
+            </w:pPr>
+            <w:r/>
+            <w:r>
+              <w:rPr>
+                <w:b w:val="0"/>
+                <w:i w:val="0"/>
+                <w:sz w:val="22"/>
+              </w:rPr>
+              <w:t>Aday</w:t>
+            </w:r>
+          </w:p>
+        </w:tc>
+        <w:tc>
+          <w:tcPr>
+            <w:tcW w:type="dxa" w:w="1728"/>
+          </w:tcPr>
+          <w:p>
+            <w:pPr>
+              <w:spacing w:line="240" w:lineRule="auto"/>
+              <w:jc w:val="left"/>
+            </w:pPr>
+            <w:r/>
+            <w:r>
+              <w:rPr>
+                <w:b w:val="0"/>
+                <w:i w:val="0"/>
+                <w:sz w:val="22"/>
+              </w:rPr>
+              <w:t>Zhang 2023, 10.3390/vetsci10060383</w:t>
+            </w:r>
+          </w:p>
+        </w:tc>
+      </w:tr>
+      <w:tr>
+        <w:tc>
+          <w:tcPr>
+            <w:tcW w:type="dxa" w:w="1728"/>
+          </w:tcPr>
+          <w:p>
+            <w:pPr>
+              <w:spacing w:line="240" w:lineRule="auto"/>
+              <w:jc w:val="left"/>
+            </w:pPr>
+            <w:r/>
+            <w:r>
+              <w:rPr>
+                <w:b w:val="0"/>
+                <w:i w:val="0"/>
+                <w:sz w:val="22"/>
+              </w:rPr>
+              <w:t>B. suis</w:t>
+            </w:r>
+          </w:p>
+        </w:tc>
+        <w:tc>
+          <w:tcPr>
+            <w:tcW w:type="dxa" w:w="1728"/>
+          </w:tcPr>
+          <w:p>
+            <w:pPr>
+              <w:spacing w:line="240" w:lineRule="auto"/>
+              <w:jc w:val="left"/>
+            </w:pPr>
+            <w:r/>
+            <w:r>
+              <w:rPr>
+                <w:b w:val="0"/>
+                <w:i w:val="0"/>
+                <w:sz w:val="22"/>
+              </w:rPr>
+              <w:t>Omp25</w:t>
+            </w:r>
+          </w:p>
+        </w:tc>
+        <w:tc>
+          <w:tcPr>
+            <w:tcW w:type="dxa" w:w="1728"/>
+          </w:tcPr>
+          <w:p>
+            <w:pPr>
+              <w:spacing w:line="240" w:lineRule="auto"/>
+              <w:jc w:val="left"/>
+            </w:pPr>
+            <w:r/>
+            <w:r>
+              <w:rPr>
+                <w:b w:val="0"/>
+                <w:i w:val="0"/>
+                <w:sz w:val="22"/>
+              </w:rPr>
+              <w:t>Q45689</w:t>
+            </w:r>
+          </w:p>
+        </w:tc>
+        <w:tc>
+          <w:tcPr>
+            <w:tcW w:type="dxa" w:w="1728"/>
+          </w:tcPr>
+          <w:p>
+            <w:pPr>
+              <w:spacing w:line="240" w:lineRule="auto"/>
+              <w:jc w:val="left"/>
+            </w:pPr>
+            <w:r/>
+            <w:r>
+              <w:rPr>
+                <w:b w:val="0"/>
+                <w:i w:val="0"/>
+                <w:sz w:val="22"/>
+              </w:rPr>
+              <w:t>Vet-ruhsatlı suş / aday</w:t>
+            </w:r>
+          </w:p>
+        </w:tc>
+        <w:tc>
+          <w:tcPr>
+            <w:tcW w:type="dxa" w:w="1728"/>
+          </w:tcPr>
+          <w:p>
+            <w:pPr>
+              <w:spacing w:line="240" w:lineRule="auto"/>
+              <w:jc w:val="left"/>
+            </w:pPr>
+            <w:r/>
+            <w:r>
+              <w:rPr>
+                <w:b w:val="0"/>
+                <w:i w:val="0"/>
+                <w:sz w:val="22"/>
+              </w:rPr>
+              <w:t>Cloeckaert 2002, 10.1016/s0378-1135(02)00211-0</w:t>
+            </w:r>
+          </w:p>
+        </w:tc>
+      </w:tr>
+      <w:tr>
+        <w:tc>
+          <w:tcPr>
+            <w:tcW w:type="dxa" w:w="1728"/>
+          </w:tcPr>
+          <w:p>
+            <w:pPr>
+              <w:spacing w:line="240" w:lineRule="auto"/>
+              <w:jc w:val="left"/>
+            </w:pPr>
+            <w:r/>
+          </w:p>
+        </w:tc>
+        <w:tc>
+          <w:tcPr>
+            <w:tcW w:type="dxa" w:w="1728"/>
+          </w:tcPr>
+          <w:p>
+            <w:pPr>
+              <w:spacing w:line="240" w:lineRule="auto"/>
+              <w:jc w:val="left"/>
+            </w:pPr>
+            <w:r/>
+            <w:r>
+              <w:rPr>
+                <w:b w:val="0"/>
+                <w:i w:val="0"/>
+                <w:sz w:val="22"/>
+              </w:rPr>
+              <w:t>Omp31</w:t>
+            </w:r>
+          </w:p>
+        </w:tc>
+        <w:tc>
+          <w:tcPr>
+            <w:tcW w:type="dxa" w:w="1728"/>
+          </w:tcPr>
+          <w:p>
+            <w:pPr>
+              <w:spacing w:line="240" w:lineRule="auto"/>
+              <w:jc w:val="left"/>
+            </w:pPr>
+            <w:r/>
+            <w:r>
+              <w:rPr>
+                <w:b w:val="0"/>
+                <w:i w:val="0"/>
+                <w:sz w:val="22"/>
+              </w:rPr>
+              <w:t>P0A3U5</w:t>
+            </w:r>
+          </w:p>
+        </w:tc>
+        <w:tc>
+          <w:tcPr>
+            <w:tcW w:type="dxa" w:w="1728"/>
+          </w:tcPr>
+          <w:p>
+            <w:pPr>
+              <w:spacing w:line="240" w:lineRule="auto"/>
+              <w:jc w:val="left"/>
+            </w:pPr>
+            <w:r/>
+            <w:r>
+              <w:rPr>
+                <w:b w:val="0"/>
+                <w:i w:val="0"/>
+                <w:sz w:val="22"/>
+              </w:rPr>
+              <w:t>Preklinik (koruyucu)</w:t>
+            </w:r>
+          </w:p>
+        </w:tc>
+        <w:tc>
+          <w:tcPr>
+            <w:tcW w:type="dxa" w:w="1728"/>
+          </w:tcPr>
+          <w:p>
+            <w:pPr>
+              <w:spacing w:line="240" w:lineRule="auto"/>
+              <w:jc w:val="left"/>
+            </w:pPr>
+            <w:r/>
+            <w:r>
+              <w:rPr>
+                <w:b w:val="0"/>
+                <w:i w:val="0"/>
+                <w:sz w:val="22"/>
+              </w:rPr>
+              <w:t>Cloeckaert 2002, 10.1016/s0378-1135(02)00211-0</w:t>
+            </w:r>
+          </w:p>
+        </w:tc>
+      </w:tr>
+      <w:tr>
+        <w:tc>
+          <w:tcPr>
+            <w:tcW w:type="dxa" w:w="1728"/>
+          </w:tcPr>
+          <w:p>
+            <w:pPr>
+              <w:spacing w:line="240" w:lineRule="auto"/>
+              <w:jc w:val="left"/>
+            </w:pPr>
+            <w:r/>
+          </w:p>
+        </w:tc>
+        <w:tc>
+          <w:tcPr>
+            <w:tcW w:type="dxa" w:w="1728"/>
+          </w:tcPr>
+          <w:p>
+            <w:pPr>
+              <w:spacing w:line="240" w:lineRule="auto"/>
+              <w:jc w:val="left"/>
+            </w:pPr>
+            <w:r/>
+            <w:r>
+              <w:rPr>
+                <w:b w:val="0"/>
+                <w:i w:val="0"/>
+                <w:sz w:val="22"/>
+              </w:rPr>
+              <w:t>BP26</w:t>
+            </w:r>
+          </w:p>
+        </w:tc>
+        <w:tc>
+          <w:tcPr>
+            <w:tcW w:type="dxa" w:w="1728"/>
+          </w:tcPr>
+          <w:p>
+            <w:pPr>
+              <w:spacing w:line="240" w:lineRule="auto"/>
+              <w:jc w:val="left"/>
+            </w:pPr>
+            <w:r/>
+            <w:r>
+              <w:rPr>
+                <w:b w:val="0"/>
+                <w:i w:val="0"/>
+                <w:sz w:val="22"/>
+              </w:rPr>
+              <w:t>P0A3U9</w:t>
+            </w:r>
+          </w:p>
+        </w:tc>
+        <w:tc>
+          <w:tcPr>
+            <w:tcW w:type="dxa" w:w="1728"/>
+          </w:tcPr>
+          <w:p>
+            <w:pPr>
+              <w:spacing w:line="240" w:lineRule="auto"/>
+              <w:jc w:val="left"/>
+            </w:pPr>
+            <w:r/>
+            <w:r>
+              <w:rPr>
+                <w:b w:val="0"/>
+                <w:i w:val="0"/>
+                <w:sz w:val="22"/>
+              </w:rPr>
+              <w:t>İmmunodominant / tanısal</w:t>
+            </w:r>
+          </w:p>
+        </w:tc>
+        <w:tc>
+          <w:tcPr>
+            <w:tcW w:type="dxa" w:w="1728"/>
+          </w:tcPr>
+          <w:p>
+            <w:pPr>
+              <w:spacing w:line="240" w:lineRule="auto"/>
+              <w:jc w:val="left"/>
+            </w:pPr>
+            <w:r/>
+            <w:r>
+              <w:rPr>
+                <w:b w:val="0"/>
+                <w:i w:val="0"/>
+                <w:sz w:val="22"/>
+              </w:rPr>
+              <w:t>Kim 2013, 10.1016/j.jmb.2013.01.015</w:t>
+            </w:r>
+          </w:p>
+        </w:tc>
+      </w:tr>
+      <w:tr>
+        <w:tc>
+          <w:tcPr>
+            <w:tcW w:type="dxa" w:w="1728"/>
+          </w:tcPr>
+          <w:p>
+            <w:pPr>
+              <w:spacing w:line="240" w:lineRule="auto"/>
+              <w:jc w:val="left"/>
+            </w:pPr>
+            <w:r/>
+          </w:p>
+        </w:tc>
+        <w:tc>
+          <w:tcPr>
+            <w:tcW w:type="dxa" w:w="1728"/>
+          </w:tcPr>
+          <w:p>
+            <w:pPr>
+              <w:spacing w:line="240" w:lineRule="auto"/>
+              <w:jc w:val="left"/>
+            </w:pPr>
+            <w:r/>
+            <w:r>
+              <w:rPr>
+                <w:b w:val="0"/>
+                <w:i w:val="0"/>
+                <w:sz w:val="22"/>
+              </w:rPr>
+              <w:t>SodC</w:t>
+            </w:r>
+          </w:p>
+        </w:tc>
+        <w:tc>
+          <w:tcPr>
+            <w:tcW w:type="dxa" w:w="1728"/>
+          </w:tcPr>
+          <w:p>
+            <w:pPr>
+              <w:spacing w:line="240" w:lineRule="auto"/>
+              <w:jc w:val="left"/>
+            </w:pPr>
+            <w:r/>
+            <w:r>
+              <w:rPr>
+                <w:b w:val="0"/>
+                <w:i w:val="0"/>
+                <w:sz w:val="22"/>
+              </w:rPr>
+              <w:t>P66827</w:t>
+            </w:r>
+          </w:p>
+        </w:tc>
+        <w:tc>
+          <w:tcPr>
+            <w:tcW w:type="dxa" w:w="1728"/>
+          </w:tcPr>
+          <w:p>
+            <w:pPr>
+              <w:spacing w:line="240" w:lineRule="auto"/>
+              <w:jc w:val="left"/>
+            </w:pPr>
+            <w:r/>
+            <w:r>
+              <w:rPr>
+                <w:b w:val="0"/>
+                <w:i w:val="0"/>
+                <w:sz w:val="22"/>
+              </w:rPr>
+              <w:t>Preklinik (koruyucu)</w:t>
+            </w:r>
+          </w:p>
+        </w:tc>
+        <w:tc>
+          <w:tcPr>
+            <w:tcW w:type="dxa" w:w="1728"/>
+          </w:tcPr>
+          <w:p>
+            <w:pPr>
+              <w:spacing w:line="240" w:lineRule="auto"/>
+              <w:jc w:val="left"/>
+            </w:pPr>
+            <w:r/>
+            <w:r>
+              <w:rPr>
+                <w:b w:val="0"/>
+                <w:i w:val="0"/>
+                <w:sz w:val="22"/>
+              </w:rPr>
+              <w:t>Oñate 2003, 10.1128/IAI.71.9.4857-4861.2003</w:t>
+            </w:r>
+          </w:p>
+        </w:tc>
+      </w:tr>
+      <w:tr>
+        <w:tc>
+          <w:tcPr>
+            <w:tcW w:type="dxa" w:w="1728"/>
+          </w:tcPr>
+          <w:p>
+            <w:pPr>
+              <w:spacing w:line="240" w:lineRule="auto"/>
+              <w:jc w:val="left"/>
+            </w:pPr>
+            <w:r/>
+          </w:p>
+        </w:tc>
+        <w:tc>
+          <w:tcPr>
+            <w:tcW w:type="dxa" w:w="1728"/>
+          </w:tcPr>
+          <w:p>
+            <w:pPr>
+              <w:spacing w:line="240" w:lineRule="auto"/>
+              <w:jc w:val="left"/>
+            </w:pPr>
+            <w:r/>
+            <w:r>
+              <w:rPr>
+                <w:b w:val="0"/>
+                <w:i w:val="0"/>
+                <w:sz w:val="22"/>
+              </w:rPr>
+              <w:t>L7/L12</w:t>
+            </w:r>
+          </w:p>
+        </w:tc>
+        <w:tc>
+          <w:tcPr>
+            <w:tcW w:type="dxa" w:w="1728"/>
+          </w:tcPr>
+          <w:p>
+            <w:pPr>
+              <w:spacing w:line="240" w:lineRule="auto"/>
+              <w:jc w:val="left"/>
+            </w:pPr>
+            <w:r/>
+            <w:r>
+              <w:rPr>
+                <w:b w:val="0"/>
+                <w:i w:val="0"/>
+                <w:sz w:val="22"/>
+              </w:rPr>
+              <w:t>P0A469</w:t>
+            </w:r>
+          </w:p>
+        </w:tc>
+        <w:tc>
+          <w:tcPr>
+            <w:tcW w:type="dxa" w:w="1728"/>
+          </w:tcPr>
+          <w:p>
+            <w:pPr>
+              <w:spacing w:line="240" w:lineRule="auto"/>
+              <w:jc w:val="left"/>
+            </w:pPr>
+            <w:r/>
+            <w:r>
+              <w:rPr>
+                <w:b w:val="0"/>
+                <w:i w:val="0"/>
+                <w:sz w:val="22"/>
+              </w:rPr>
+              <w:t>Preklinik (koruyucu)</w:t>
+            </w:r>
+          </w:p>
+        </w:tc>
+        <w:tc>
+          <w:tcPr>
+            <w:tcW w:type="dxa" w:w="1728"/>
+          </w:tcPr>
+          <w:p>
+            <w:pPr>
+              <w:spacing w:line="240" w:lineRule="auto"/>
+              <w:jc w:val="left"/>
+            </w:pPr>
+            <w:r/>
+            <w:r>
+              <w:rPr>
+                <w:b w:val="0"/>
+                <w:i w:val="0"/>
+                <w:sz w:val="22"/>
+              </w:rPr>
+              <w:t>Luo 2006, 10.1128/IAI.74.5.2734-2741.2006</w:t>
+            </w:r>
+          </w:p>
+        </w:tc>
+      </w:tr>
+      <w:tr>
+        <w:tc>
+          <w:tcPr>
+            <w:tcW w:type="dxa" w:w="1728"/>
+          </w:tcPr>
+          <w:p>
+            <w:pPr>
+              <w:spacing w:line="240" w:lineRule="auto"/>
+              <w:jc w:val="left"/>
+            </w:pPr>
+            <w:r/>
+            <w:r>
+              <w:rPr>
+                <w:b w:val="0"/>
+                <w:i w:val="0"/>
+                <w:sz w:val="22"/>
+              </w:rPr>
+              <w:t>M. bovis</w:t>
+            </w:r>
+          </w:p>
+        </w:tc>
+        <w:tc>
+          <w:tcPr>
+            <w:tcW w:type="dxa" w:w="1728"/>
+          </w:tcPr>
+          <w:p>
+            <w:pPr>
+              <w:spacing w:line="240" w:lineRule="auto"/>
+              <w:jc w:val="left"/>
+            </w:pPr>
+            <w:r/>
+            <w:r>
+              <w:rPr>
+                <w:b w:val="0"/>
+                <w:i w:val="0"/>
+                <w:sz w:val="22"/>
+              </w:rPr>
+              <w:t>ESAT-6</w:t>
+            </w:r>
+          </w:p>
+        </w:tc>
+        <w:tc>
+          <w:tcPr>
+            <w:tcW w:type="dxa" w:w="1728"/>
+          </w:tcPr>
+          <w:p>
+            <w:pPr>
+              <w:spacing w:line="240" w:lineRule="auto"/>
+              <w:jc w:val="left"/>
+            </w:pPr>
+            <w:r/>
+            <w:r>
+              <w:rPr>
+                <w:b w:val="0"/>
+                <w:i w:val="0"/>
+                <w:sz w:val="22"/>
+              </w:rPr>
+              <w:t>P0A565</w:t>
+            </w:r>
+          </w:p>
+        </w:tc>
+        <w:tc>
+          <w:tcPr>
+            <w:tcW w:type="dxa" w:w="1728"/>
+          </w:tcPr>
+          <w:p>
+            <w:pPr>
+              <w:spacing w:line="240" w:lineRule="auto"/>
+              <w:jc w:val="left"/>
+            </w:pPr>
+            <w:r/>
+            <w:r>
+              <w:rPr>
+                <w:b w:val="0"/>
+                <w:i w:val="0"/>
+                <w:sz w:val="22"/>
+              </w:rPr>
+              <w:t>Klinik aday (BCG-ilişkili)</w:t>
+            </w:r>
+          </w:p>
+        </w:tc>
+        <w:tc>
+          <w:tcPr>
+            <w:tcW w:type="dxa" w:w="1728"/>
+          </w:tcPr>
+          <w:p>
+            <w:pPr>
+              <w:spacing w:line="240" w:lineRule="auto"/>
+              <w:jc w:val="left"/>
+            </w:pPr>
+            <w:r/>
+            <w:r>
+              <w:rPr>
+                <w:b w:val="0"/>
+                <w:i w:val="0"/>
+                <w:sz w:val="22"/>
+              </w:rPr>
+              <w:t>Brandt 2000, 10.1128/IAI.68.2.791-795.2000</w:t>
+            </w:r>
+          </w:p>
+        </w:tc>
+      </w:tr>
+      <w:tr>
+        <w:tc>
+          <w:tcPr>
+            <w:tcW w:type="dxa" w:w="1728"/>
+          </w:tcPr>
+          <w:p>
+            <w:pPr>
+              <w:spacing w:line="240" w:lineRule="auto"/>
+              <w:jc w:val="left"/>
+            </w:pPr>
+            <w:r/>
+          </w:p>
+        </w:tc>
+        <w:tc>
+          <w:tcPr>
+            <w:tcW w:type="dxa" w:w="1728"/>
+          </w:tcPr>
+          <w:p>
+            <w:pPr>
+              <w:spacing w:line="240" w:lineRule="auto"/>
+              <w:jc w:val="left"/>
+            </w:pPr>
+            <w:r/>
+            <w:r>
+              <w:rPr>
+                <w:b w:val="0"/>
+                <w:i w:val="0"/>
+                <w:sz w:val="22"/>
+              </w:rPr>
+              <w:t>Ag85B</w:t>
+            </w:r>
+          </w:p>
+        </w:tc>
+        <w:tc>
+          <w:tcPr>
+            <w:tcW w:type="dxa" w:w="1728"/>
+          </w:tcPr>
+          <w:p>
+            <w:pPr>
+              <w:spacing w:line="240" w:lineRule="auto"/>
+              <w:jc w:val="left"/>
+            </w:pPr>
+            <w:r/>
+            <w:r>
+              <w:rPr>
+                <w:b w:val="0"/>
+                <w:i w:val="0"/>
+                <w:sz w:val="22"/>
+              </w:rPr>
+              <w:t>P0C2T2</w:t>
+            </w:r>
+          </w:p>
+        </w:tc>
+        <w:tc>
+          <w:tcPr>
+            <w:tcW w:type="dxa" w:w="1728"/>
+          </w:tcPr>
+          <w:p>
+            <w:pPr>
+              <w:spacing w:line="240" w:lineRule="auto"/>
+              <w:jc w:val="left"/>
+            </w:pPr>
+            <w:r/>
+            <w:r>
+              <w:rPr>
+                <w:b w:val="0"/>
+                <w:i w:val="0"/>
+                <w:sz w:val="22"/>
+              </w:rPr>
+              <w:t>Klinik aday (H1/H56)</w:t>
+            </w:r>
+          </w:p>
+        </w:tc>
+        <w:tc>
+          <w:tcPr>
+            <w:tcW w:type="dxa" w:w="1728"/>
+          </w:tcPr>
+          <w:p>
+            <w:pPr>
+              <w:spacing w:line="240" w:lineRule="auto"/>
+              <w:jc w:val="left"/>
+            </w:pPr>
+            <w:r/>
+            <w:r>
+              <w:rPr>
+                <w:b w:val="0"/>
+                <w:i w:val="0"/>
+                <w:sz w:val="22"/>
+              </w:rPr>
+              <w:t>Davila 2010, 10.1155/2010/208371</w:t>
+            </w:r>
+          </w:p>
+        </w:tc>
+      </w:tr>
+      <w:tr>
+        <w:tc>
+          <w:tcPr>
+            <w:tcW w:type="dxa" w:w="1728"/>
+          </w:tcPr>
+          <w:p>
+            <w:pPr>
+              <w:spacing w:line="240" w:lineRule="auto"/>
+              <w:jc w:val="left"/>
+            </w:pPr>
+            <w:r/>
+          </w:p>
+        </w:tc>
+        <w:tc>
+          <w:tcPr>
+            <w:tcW w:type="dxa" w:w="1728"/>
+          </w:tcPr>
+          <w:p>
+            <w:pPr>
+              <w:spacing w:line="240" w:lineRule="auto"/>
+              <w:jc w:val="left"/>
+            </w:pPr>
+            <w:r/>
+            <w:r>
+              <w:rPr>
+                <w:b w:val="0"/>
+                <w:i w:val="0"/>
+                <w:sz w:val="22"/>
+              </w:rPr>
+              <w:t>CFP-10</w:t>
+            </w:r>
+          </w:p>
+        </w:tc>
+        <w:tc>
+          <w:tcPr>
+            <w:tcW w:type="dxa" w:w="1728"/>
+          </w:tcPr>
+          <w:p>
+            <w:pPr>
+              <w:spacing w:line="240" w:lineRule="auto"/>
+              <w:jc w:val="left"/>
+            </w:pPr>
+            <w:r/>
+            <w:r>
+              <w:rPr>
+                <w:b w:val="0"/>
+                <w:i w:val="0"/>
+                <w:sz w:val="22"/>
+              </w:rPr>
+              <w:t>P0A567</w:t>
+            </w:r>
+          </w:p>
+        </w:tc>
+        <w:tc>
+          <w:tcPr>
+            <w:tcW w:type="dxa" w:w="1728"/>
+          </w:tcPr>
+          <w:p>
+            <w:pPr>
+              <w:spacing w:line="240" w:lineRule="auto"/>
+              <w:jc w:val="left"/>
+            </w:pPr>
+            <w:r/>
+            <w:r>
+              <w:rPr>
+                <w:b w:val="0"/>
+                <w:i w:val="0"/>
+                <w:sz w:val="22"/>
+              </w:rPr>
+              <w:t>Aday / tanısal</w:t>
+            </w:r>
+          </w:p>
+        </w:tc>
+        <w:tc>
+          <w:tcPr>
+            <w:tcW w:type="dxa" w:w="1728"/>
+          </w:tcPr>
+          <w:p>
+            <w:pPr>
+              <w:spacing w:line="240" w:lineRule="auto"/>
+              <w:jc w:val="left"/>
+            </w:pPr>
+            <w:r/>
+            <w:r>
+              <w:rPr>
+                <w:b w:val="0"/>
+                <w:i w:val="0"/>
+                <w:sz w:val="22"/>
+              </w:rPr>
+              <w:t>Davila 2010, 10.1155/2010/208371</w:t>
+            </w:r>
+          </w:p>
+        </w:tc>
+      </w:tr>
+      <w:tr>
+        <w:tc>
+          <w:tcPr>
+            <w:tcW w:type="dxa" w:w="1728"/>
+          </w:tcPr>
+          <w:p>
+            <w:pPr>
+              <w:spacing w:line="240" w:lineRule="auto"/>
+              <w:jc w:val="left"/>
+            </w:pPr>
+            <w:r/>
+          </w:p>
+        </w:tc>
+        <w:tc>
+          <w:tcPr>
+            <w:tcW w:type="dxa" w:w="1728"/>
+          </w:tcPr>
+          <w:p>
+            <w:pPr>
+              <w:spacing w:line="240" w:lineRule="auto"/>
+              <w:jc w:val="left"/>
+            </w:pPr>
+            <w:r/>
+            <w:r>
+              <w:rPr>
+                <w:b w:val="0"/>
+                <w:i w:val="0"/>
+                <w:sz w:val="22"/>
+              </w:rPr>
+              <w:t>MPB64</w:t>
+            </w:r>
+          </w:p>
+        </w:tc>
+        <w:tc>
+          <w:tcPr>
+            <w:tcW w:type="dxa" w:w="1728"/>
+          </w:tcPr>
+          <w:p>
+            <w:pPr>
+              <w:spacing w:line="240" w:lineRule="auto"/>
+              <w:jc w:val="left"/>
+            </w:pPr>
+            <w:r/>
+            <w:r>
+              <w:rPr>
+                <w:b w:val="0"/>
+                <w:i w:val="0"/>
+                <w:sz w:val="22"/>
+              </w:rPr>
+              <w:t>P0A5Q5</w:t>
+            </w:r>
+          </w:p>
+        </w:tc>
+        <w:tc>
+          <w:tcPr>
+            <w:tcW w:type="dxa" w:w="1728"/>
+          </w:tcPr>
+          <w:p>
+            <w:pPr>
+              <w:spacing w:line="240" w:lineRule="auto"/>
+              <w:jc w:val="left"/>
+            </w:pPr>
+            <w:r/>
+            <w:r>
+              <w:rPr>
+                <w:b w:val="0"/>
+                <w:i w:val="0"/>
+                <w:sz w:val="22"/>
+              </w:rPr>
+              <w:t>İmmunodominant / tanısal</w:t>
+            </w:r>
+          </w:p>
+        </w:tc>
+        <w:tc>
+          <w:tcPr>
+            <w:tcW w:type="dxa" w:w="1728"/>
+          </w:tcPr>
+          <w:p>
+            <w:pPr>
+              <w:spacing w:line="240" w:lineRule="auto"/>
+              <w:jc w:val="left"/>
+            </w:pPr>
+            <w:r/>
+            <w:r>
+              <w:rPr>
+                <w:b w:val="0"/>
+                <w:i w:val="0"/>
+                <w:sz w:val="22"/>
+              </w:rPr>
+              <w:t>Brandt 2000, 10.1128/IAI.68.2.791-795.2000</w:t>
+            </w:r>
+          </w:p>
+        </w:tc>
+      </w:tr>
+      <w:tr>
+        <w:tc>
+          <w:tcPr>
+            <w:tcW w:type="dxa" w:w="1728"/>
+          </w:tcPr>
+          <w:p>
+            <w:pPr>
+              <w:spacing w:line="240" w:lineRule="auto"/>
+              <w:jc w:val="left"/>
+            </w:pPr>
+            <w:r/>
+          </w:p>
+        </w:tc>
+        <w:tc>
+          <w:tcPr>
+            <w:tcW w:type="dxa" w:w="1728"/>
+          </w:tcPr>
+          <w:p>
+            <w:pPr>
+              <w:spacing w:line="240" w:lineRule="auto"/>
+              <w:jc w:val="left"/>
+            </w:pPr>
+            <w:r/>
+            <w:r>
+              <w:rPr>
+                <w:b w:val="0"/>
+                <w:i w:val="0"/>
+                <w:sz w:val="22"/>
+              </w:rPr>
+              <w:t>HspX</w:t>
+            </w:r>
+          </w:p>
+        </w:tc>
+        <w:tc>
+          <w:tcPr>
+            <w:tcW w:type="dxa" w:w="1728"/>
+          </w:tcPr>
+          <w:p>
+            <w:pPr>
+              <w:spacing w:line="240" w:lineRule="auto"/>
+              <w:jc w:val="left"/>
+            </w:pPr>
+            <w:r/>
+            <w:r>
+              <w:rPr>
+                <w:b w:val="0"/>
+                <w:i w:val="0"/>
+                <w:sz w:val="22"/>
+              </w:rPr>
+              <w:t>P0A5B8</w:t>
+            </w:r>
+          </w:p>
+        </w:tc>
+        <w:tc>
+          <w:tcPr>
+            <w:tcW w:type="dxa" w:w="1728"/>
+          </w:tcPr>
+          <w:p>
+            <w:pPr>
+              <w:spacing w:line="240" w:lineRule="auto"/>
+              <w:jc w:val="left"/>
+            </w:pPr>
+            <w:r/>
+            <w:r>
+              <w:rPr>
+                <w:b w:val="0"/>
+                <w:i w:val="0"/>
+                <w:sz w:val="22"/>
+              </w:rPr>
+              <w:t>İmmunodominant aday</w:t>
+            </w:r>
+          </w:p>
+        </w:tc>
+        <w:tc>
+          <w:tcPr>
+            <w:tcW w:type="dxa" w:w="1728"/>
+          </w:tcPr>
+          <w:p>
+            <w:pPr>
+              <w:spacing w:line="240" w:lineRule="auto"/>
+              <w:jc w:val="left"/>
+            </w:pPr>
+            <w:r/>
+            <w:r>
+              <w:rPr>
+                <w:b w:val="0"/>
+                <w:i w:val="0"/>
+                <w:sz w:val="22"/>
+              </w:rPr>
+              <w:t>Davila 2010, 10.1155/2010/208371</w:t>
+            </w:r>
+          </w:p>
+        </w:tc>
+      </w:tr>
+      <w:tr>
+        <w:tc>
+          <w:tcPr>
+            <w:tcW w:type="dxa" w:w="1728"/>
+          </w:tcPr>
+          <w:p>
+            <w:pPr>
+              <w:spacing w:line="240" w:lineRule="auto"/>
+              <w:jc w:val="left"/>
+            </w:pPr>
+            <w:r/>
+            <w:r>
+              <w:rPr>
+                <w:b w:val="0"/>
+                <w:i w:val="0"/>
+                <w:sz w:val="22"/>
+              </w:rPr>
+              <w:t>L. interrogans</w:t>
+            </w:r>
+          </w:p>
+        </w:tc>
+        <w:tc>
+          <w:tcPr>
+            <w:tcW w:type="dxa" w:w="1728"/>
+          </w:tcPr>
+          <w:p>
+            <w:pPr>
+              <w:spacing w:line="240" w:lineRule="auto"/>
+              <w:jc w:val="left"/>
+            </w:pPr>
+            <w:r/>
+            <w:r>
+              <w:rPr>
+                <w:b w:val="0"/>
+                <w:i w:val="0"/>
+                <w:sz w:val="22"/>
+              </w:rPr>
+              <w:t>LigA</w:t>
+            </w:r>
+          </w:p>
+        </w:tc>
+        <w:tc>
+          <w:tcPr>
+            <w:tcW w:type="dxa" w:w="1728"/>
+          </w:tcPr>
+          <w:p>
+            <w:pPr>
+              <w:spacing w:line="240" w:lineRule="auto"/>
+              <w:jc w:val="left"/>
+            </w:pPr>
+            <w:r/>
+            <w:r>
+              <w:rPr>
+                <w:b w:val="0"/>
+                <w:i w:val="0"/>
+                <w:sz w:val="22"/>
+              </w:rPr>
+              <w:t>Q8EYU4</w:t>
+            </w:r>
+          </w:p>
+        </w:tc>
+        <w:tc>
+          <w:tcPr>
+            <w:tcW w:type="dxa" w:w="1728"/>
+          </w:tcPr>
+          <w:p>
+            <w:pPr>
+              <w:spacing w:line="240" w:lineRule="auto"/>
+              <w:jc w:val="left"/>
+            </w:pPr>
+            <w:r/>
+            <w:r>
+              <w:rPr>
+                <w:b w:val="0"/>
+                <w:i w:val="0"/>
+                <w:sz w:val="22"/>
+              </w:rPr>
+              <w:t>Vet-ruhsatlı suş / aday</w:t>
+            </w:r>
+          </w:p>
+        </w:tc>
+        <w:tc>
+          <w:tcPr>
+            <w:tcW w:type="dxa" w:w="1728"/>
+          </w:tcPr>
+          <w:p>
+            <w:pPr>
+              <w:spacing w:line="240" w:lineRule="auto"/>
+              <w:jc w:val="left"/>
+            </w:pPr>
+            <w:r/>
+            <w:r>
+              <w:rPr>
+                <w:b w:val="0"/>
+                <w:i w:val="0"/>
+                <w:sz w:val="22"/>
+              </w:rPr>
+              <w:t>Faisal 2007, 10.1016/j.vaccine.2007.10.029</w:t>
+            </w:r>
+          </w:p>
+        </w:tc>
+      </w:tr>
+      <w:tr>
+        <w:tc>
+          <w:tcPr>
+            <w:tcW w:type="dxa" w:w="1728"/>
+          </w:tcPr>
+          <w:p>
+            <w:pPr>
+              <w:spacing w:line="240" w:lineRule="auto"/>
+              <w:jc w:val="left"/>
+            </w:pPr>
+            <w:r/>
+          </w:p>
+        </w:tc>
+        <w:tc>
+          <w:tcPr>
+            <w:tcW w:type="dxa" w:w="1728"/>
+          </w:tcPr>
+          <w:p>
+            <w:pPr>
+              <w:spacing w:line="240" w:lineRule="auto"/>
+              <w:jc w:val="left"/>
+            </w:pPr>
+            <w:r/>
+            <w:r>
+              <w:rPr>
+                <w:b w:val="0"/>
+                <w:i w:val="0"/>
+                <w:sz w:val="22"/>
+              </w:rPr>
+              <w:t>LigB</w:t>
+            </w:r>
+          </w:p>
+        </w:tc>
+        <w:tc>
+          <w:tcPr>
+            <w:tcW w:type="dxa" w:w="1728"/>
+          </w:tcPr>
+          <w:p>
+            <w:pPr>
+              <w:spacing w:line="240" w:lineRule="auto"/>
+              <w:jc w:val="left"/>
+            </w:pPr>
+            <w:r/>
+            <w:r>
+              <w:rPr>
+                <w:b w:val="0"/>
+                <w:i w:val="0"/>
+                <w:sz w:val="22"/>
+              </w:rPr>
+              <w:t>Q8EZS3</w:t>
+            </w:r>
+          </w:p>
+        </w:tc>
+        <w:tc>
+          <w:tcPr>
+            <w:tcW w:type="dxa" w:w="1728"/>
+          </w:tcPr>
+          <w:p>
+            <w:pPr>
+              <w:spacing w:line="240" w:lineRule="auto"/>
+              <w:jc w:val="left"/>
+            </w:pPr>
+            <w:r/>
+            <w:r>
+              <w:rPr>
+                <w:b w:val="0"/>
+                <w:i w:val="0"/>
+                <w:sz w:val="22"/>
+              </w:rPr>
+              <w:t>Preklinik aday</w:t>
+            </w:r>
+          </w:p>
+        </w:tc>
+        <w:tc>
+          <w:tcPr>
+            <w:tcW w:type="dxa" w:w="1728"/>
+          </w:tcPr>
+          <w:p>
+            <w:pPr>
+              <w:spacing w:line="240" w:lineRule="auto"/>
+              <w:jc w:val="left"/>
+            </w:pPr>
+            <w:r/>
+            <w:r>
+              <w:rPr>
+                <w:b w:val="0"/>
+                <w:i w:val="0"/>
+                <w:sz w:val="22"/>
+              </w:rPr>
+              <w:t>Faisal 2007, 10.1016/j.vaccine.2007.10.029</w:t>
+            </w:r>
+          </w:p>
+        </w:tc>
+      </w:tr>
+      <w:tr>
+        <w:tc>
+          <w:tcPr>
+            <w:tcW w:type="dxa" w:w="1728"/>
+          </w:tcPr>
+          <w:p>
+            <w:pPr>
+              <w:spacing w:line="240" w:lineRule="auto"/>
+              <w:jc w:val="left"/>
+            </w:pPr>
+            <w:r/>
+          </w:p>
+        </w:tc>
+        <w:tc>
+          <w:tcPr>
+            <w:tcW w:type="dxa" w:w="1728"/>
+          </w:tcPr>
+          <w:p>
+            <w:pPr>
+              <w:spacing w:line="240" w:lineRule="auto"/>
+              <w:jc w:val="left"/>
+            </w:pPr>
+            <w:r/>
+            <w:r>
+              <w:rPr>
+                <w:b w:val="0"/>
+                <w:i w:val="0"/>
+                <w:sz w:val="22"/>
+              </w:rPr>
+              <w:t>LipL32</w:t>
+            </w:r>
+          </w:p>
+        </w:tc>
+        <w:tc>
+          <w:tcPr>
+            <w:tcW w:type="dxa" w:w="1728"/>
+          </w:tcPr>
+          <w:p>
+            <w:pPr>
+              <w:spacing w:line="240" w:lineRule="auto"/>
+              <w:jc w:val="left"/>
+            </w:pPr>
+            <w:r/>
+            <w:r>
+              <w:rPr>
+                <w:b w:val="0"/>
+                <w:i w:val="0"/>
+                <w:sz w:val="22"/>
+              </w:rPr>
+              <w:t>O34094</w:t>
+            </w:r>
+          </w:p>
+        </w:tc>
+        <w:tc>
+          <w:tcPr>
+            <w:tcW w:type="dxa" w:w="1728"/>
+          </w:tcPr>
+          <w:p>
+            <w:pPr>
+              <w:spacing w:line="240" w:lineRule="auto"/>
+              <w:jc w:val="left"/>
+            </w:pPr>
+            <w:r/>
+            <w:r>
+              <w:rPr>
+                <w:b w:val="0"/>
+                <w:i w:val="0"/>
+                <w:sz w:val="22"/>
+              </w:rPr>
+              <w:t>Preklinik (koruyucu)</w:t>
+            </w:r>
+          </w:p>
+        </w:tc>
+        <w:tc>
+          <w:tcPr>
+            <w:tcW w:type="dxa" w:w="1728"/>
+          </w:tcPr>
+          <w:p>
+            <w:pPr>
+              <w:spacing w:line="240" w:lineRule="auto"/>
+              <w:jc w:val="left"/>
+            </w:pPr>
+            <w:r/>
+            <w:r>
+              <w:rPr>
+                <w:b w:val="0"/>
+                <w:i w:val="0"/>
+                <w:sz w:val="22"/>
+              </w:rPr>
+              <w:t>Feng 2009, 10.1590/s0100-879x2009005000013</w:t>
+            </w:r>
+          </w:p>
+        </w:tc>
+      </w:tr>
+      <w:tr>
+        <w:tc>
+          <w:tcPr>
+            <w:tcW w:type="dxa" w:w="1728"/>
+          </w:tcPr>
+          <w:p>
+            <w:pPr>
+              <w:spacing w:line="240" w:lineRule="auto"/>
+              <w:jc w:val="left"/>
+            </w:pPr>
+            <w:r/>
+          </w:p>
+        </w:tc>
+        <w:tc>
+          <w:tcPr>
+            <w:tcW w:type="dxa" w:w="1728"/>
+          </w:tcPr>
+          <w:p>
+            <w:pPr>
+              <w:spacing w:line="240" w:lineRule="auto"/>
+              <w:jc w:val="left"/>
+            </w:pPr>
+            <w:r/>
+            <w:r>
+              <w:rPr>
+                <w:b w:val="0"/>
+                <w:i w:val="0"/>
+                <w:sz w:val="22"/>
+              </w:rPr>
+              <w:t>LipL41</w:t>
+            </w:r>
+          </w:p>
+        </w:tc>
+        <w:tc>
+          <w:tcPr>
+            <w:tcW w:type="dxa" w:w="1728"/>
+          </w:tcPr>
+          <w:p>
+            <w:pPr>
+              <w:spacing w:line="240" w:lineRule="auto"/>
+              <w:jc w:val="left"/>
+            </w:pPr>
+            <w:r/>
+            <w:r>
+              <w:rPr>
+                <w:b w:val="0"/>
+                <w:i w:val="0"/>
+                <w:sz w:val="22"/>
+              </w:rPr>
+              <w:t>Q8F8E1</w:t>
+            </w:r>
+          </w:p>
+        </w:tc>
+        <w:tc>
+          <w:tcPr>
+            <w:tcW w:type="dxa" w:w="1728"/>
+          </w:tcPr>
+          <w:p>
+            <w:pPr>
+              <w:spacing w:line="240" w:lineRule="auto"/>
+              <w:jc w:val="left"/>
+            </w:pPr>
+            <w:r/>
+            <w:r>
+              <w:rPr>
+                <w:b w:val="0"/>
+                <w:i w:val="0"/>
+                <w:sz w:val="22"/>
+              </w:rPr>
+              <w:t>Preklinik (koruyucu)</w:t>
+            </w:r>
+          </w:p>
+        </w:tc>
+        <w:tc>
+          <w:tcPr>
+            <w:tcW w:type="dxa" w:w="1728"/>
+          </w:tcPr>
+          <w:p>
+            <w:pPr>
+              <w:spacing w:line="240" w:lineRule="auto"/>
+              <w:jc w:val="left"/>
+            </w:pPr>
+            <w:r/>
+            <w:r>
+              <w:rPr>
+                <w:b w:val="0"/>
+                <w:i w:val="0"/>
+                <w:sz w:val="22"/>
+              </w:rPr>
+              <w:t>Feng 2009, 10.1590/s0100-879x2009005000013</w:t>
+            </w:r>
+          </w:p>
+        </w:tc>
+      </w:tr>
+      <w:tr>
+        <w:tc>
+          <w:tcPr>
+            <w:tcW w:type="dxa" w:w="1728"/>
+          </w:tcPr>
+          <w:p>
+            <w:pPr>
+              <w:spacing w:line="240" w:lineRule="auto"/>
+              <w:jc w:val="left"/>
+            </w:pPr>
+            <w:r/>
+          </w:p>
+        </w:tc>
+        <w:tc>
+          <w:tcPr>
+            <w:tcW w:type="dxa" w:w="1728"/>
+          </w:tcPr>
+          <w:p>
+            <w:pPr>
+              <w:spacing w:line="240" w:lineRule="auto"/>
+              <w:jc w:val="left"/>
+            </w:pPr>
+            <w:r/>
+            <w:r>
+              <w:rPr>
+                <w:b w:val="0"/>
+                <w:i w:val="0"/>
+                <w:sz w:val="22"/>
+              </w:rPr>
+              <w:t>OmpL1</w:t>
+            </w:r>
+          </w:p>
+        </w:tc>
+        <w:tc>
+          <w:tcPr>
+            <w:tcW w:type="dxa" w:w="1728"/>
+          </w:tcPr>
+          <w:p>
+            <w:pPr>
+              <w:spacing w:line="240" w:lineRule="auto"/>
+              <w:jc w:val="left"/>
+            </w:pPr>
+            <w:r/>
+            <w:r>
+              <w:rPr>
+                <w:b w:val="0"/>
+                <w:i w:val="0"/>
+                <w:sz w:val="22"/>
+              </w:rPr>
+              <w:t>G1UB30</w:t>
+            </w:r>
+          </w:p>
+        </w:tc>
+        <w:tc>
+          <w:tcPr>
+            <w:tcW w:type="dxa" w:w="1728"/>
+          </w:tcPr>
+          <w:p>
+            <w:pPr>
+              <w:spacing w:line="240" w:lineRule="auto"/>
+              <w:jc w:val="left"/>
+            </w:pPr>
+            <w:r/>
+            <w:r>
+              <w:rPr>
+                <w:b w:val="0"/>
+                <w:i w:val="0"/>
+                <w:sz w:val="22"/>
+              </w:rPr>
+              <w:t>Preklinik (koruyucu)</w:t>
+            </w:r>
+          </w:p>
+        </w:tc>
+        <w:tc>
+          <w:tcPr>
+            <w:tcW w:type="dxa" w:w="1728"/>
+          </w:tcPr>
+          <w:p>
+            <w:pPr>
+              <w:spacing w:line="240" w:lineRule="auto"/>
+              <w:jc w:val="left"/>
+            </w:pPr>
+            <w:r/>
+            <w:r>
+              <w:rPr>
+                <w:b w:val="0"/>
+                <w:i w:val="0"/>
+                <w:sz w:val="22"/>
+              </w:rPr>
+              <w:t>Feng 2009, 10.1590/s0100-879x2009005000013</w:t>
+            </w:r>
+          </w:p>
+        </w:tc>
+      </w:tr>
+      <w:tr>
+        <w:tc>
+          <w:tcPr>
+            <w:tcW w:type="dxa" w:w="1728"/>
+          </w:tcPr>
+          <w:p>
+            <w:pPr>
+              <w:spacing w:line="240" w:lineRule="auto"/>
+              <w:jc w:val="left"/>
+            </w:pPr>
+            <w:r/>
+            <w:r>
+              <w:rPr>
+                <w:b w:val="0"/>
+                <w:i w:val="0"/>
+                <w:sz w:val="22"/>
+              </w:rPr>
+              <w:t>B. anthracis</w:t>
+            </w:r>
+          </w:p>
+        </w:tc>
+        <w:tc>
+          <w:tcPr>
+            <w:tcW w:type="dxa" w:w="1728"/>
+          </w:tcPr>
+          <w:p>
+            <w:pPr>
+              <w:spacing w:line="240" w:lineRule="auto"/>
+              <w:jc w:val="left"/>
+            </w:pPr>
+            <w:r/>
+            <w:r>
+              <w:rPr>
+                <w:b w:val="0"/>
+                <w:i w:val="0"/>
+                <w:sz w:val="22"/>
+              </w:rPr>
+              <w:t>PA (pagA)</w:t>
+            </w:r>
+          </w:p>
+        </w:tc>
+        <w:tc>
+          <w:tcPr>
+            <w:tcW w:type="dxa" w:w="1728"/>
+          </w:tcPr>
+          <w:p>
+            <w:pPr>
+              <w:spacing w:line="240" w:lineRule="auto"/>
+              <w:jc w:val="left"/>
+            </w:pPr>
+            <w:r/>
+            <w:r>
+              <w:rPr>
+                <w:b w:val="0"/>
+                <w:i w:val="0"/>
+                <w:sz w:val="22"/>
+              </w:rPr>
+              <w:t>P13423</w:t>
+            </w:r>
+          </w:p>
+        </w:tc>
+        <w:tc>
+          <w:tcPr>
+            <w:tcW w:type="dxa" w:w="1728"/>
+          </w:tcPr>
+          <w:p>
+            <w:pPr>
+              <w:spacing w:line="240" w:lineRule="auto"/>
+              <w:jc w:val="left"/>
+            </w:pPr>
+            <w:r/>
+            <w:r>
+              <w:rPr>
+                <w:b w:val="0"/>
+                <w:i w:val="0"/>
+                <w:sz w:val="22"/>
+              </w:rPr>
+              <w:t>Ruhsatlı (BioThrax/AVA, AVP)</w:t>
+            </w:r>
+          </w:p>
+        </w:tc>
+        <w:tc>
+          <w:tcPr>
+            <w:tcW w:type="dxa" w:w="1728"/>
+          </w:tcPr>
+          <w:p>
+            <w:pPr>
+              <w:spacing w:line="240" w:lineRule="auto"/>
+              <w:jc w:val="left"/>
+            </w:pPr>
+            <w:r/>
+            <w:r>
+              <w:rPr>
+                <w:b w:val="0"/>
+                <w:i w:val="0"/>
+                <w:sz w:val="22"/>
+              </w:rPr>
+              <w:t>Rhie 2005, 10.1016/j.femsim.2005.05.009</w:t>
+            </w:r>
+          </w:p>
+        </w:tc>
+      </w:tr>
+      <w:tr>
+        <w:tc>
+          <w:tcPr>
+            <w:tcW w:type="dxa" w:w="1728"/>
+          </w:tcPr>
+          <w:p>
+            <w:pPr>
+              <w:spacing w:line="240" w:lineRule="auto"/>
+              <w:jc w:val="left"/>
+            </w:pPr>
+            <w:r/>
+          </w:p>
+        </w:tc>
+        <w:tc>
+          <w:tcPr>
+            <w:tcW w:type="dxa" w:w="1728"/>
+          </w:tcPr>
+          <w:p>
+            <w:pPr>
+              <w:spacing w:line="240" w:lineRule="auto"/>
+              <w:jc w:val="left"/>
+            </w:pPr>
+            <w:r/>
+            <w:r>
+              <w:rPr>
+                <w:b w:val="0"/>
+                <w:i w:val="0"/>
+                <w:sz w:val="22"/>
+              </w:rPr>
+              <w:t>LF (lef)</w:t>
+            </w:r>
+          </w:p>
+        </w:tc>
+        <w:tc>
+          <w:tcPr>
+            <w:tcW w:type="dxa" w:w="1728"/>
+          </w:tcPr>
+          <w:p>
+            <w:pPr>
+              <w:spacing w:line="240" w:lineRule="auto"/>
+              <w:jc w:val="left"/>
+            </w:pPr>
+            <w:r/>
+            <w:r>
+              <w:rPr>
+                <w:b w:val="0"/>
+                <w:i w:val="0"/>
+                <w:sz w:val="22"/>
+              </w:rPr>
+              <w:t>P15917</w:t>
+            </w:r>
+          </w:p>
+        </w:tc>
+        <w:tc>
+          <w:tcPr>
+            <w:tcW w:type="dxa" w:w="1728"/>
+          </w:tcPr>
+          <w:p>
+            <w:pPr>
+              <w:spacing w:line="240" w:lineRule="auto"/>
+              <w:jc w:val="left"/>
+            </w:pPr>
+            <w:r/>
+            <w:r>
+              <w:rPr>
+                <w:b w:val="0"/>
+                <w:i w:val="0"/>
+                <w:sz w:val="22"/>
+              </w:rPr>
+              <w:t>Preklinik (koruyucu)</w:t>
+            </w:r>
+          </w:p>
+        </w:tc>
+        <w:tc>
+          <w:tcPr>
+            <w:tcW w:type="dxa" w:w="1728"/>
+          </w:tcPr>
+          <w:p>
+            <w:pPr>
+              <w:spacing w:line="240" w:lineRule="auto"/>
+              <w:jc w:val="left"/>
+            </w:pPr>
+            <w:r/>
+            <w:r>
+              <w:rPr>
+                <w:b w:val="0"/>
+                <w:i w:val="0"/>
+                <w:sz w:val="22"/>
+              </w:rPr>
+              <w:t>Baillie 2010, 10.1016/j.vaccine.2010.07.075</w:t>
+            </w:r>
+          </w:p>
+        </w:tc>
+      </w:tr>
+      <w:tr>
+        <w:tc>
+          <w:tcPr>
+            <w:tcW w:type="dxa" w:w="1728"/>
+          </w:tcPr>
+          <w:p>
+            <w:pPr>
+              <w:spacing w:line="240" w:lineRule="auto"/>
+              <w:jc w:val="left"/>
+            </w:pPr>
+            <w:r/>
+          </w:p>
+        </w:tc>
+        <w:tc>
+          <w:tcPr>
+            <w:tcW w:type="dxa" w:w="1728"/>
+          </w:tcPr>
+          <w:p>
+            <w:pPr>
+              <w:spacing w:line="240" w:lineRule="auto"/>
+              <w:jc w:val="left"/>
+            </w:pPr>
+            <w:r/>
+            <w:r>
+              <w:rPr>
+                <w:b w:val="0"/>
+                <w:i w:val="0"/>
+                <w:sz w:val="22"/>
+              </w:rPr>
+              <w:t>EF (cya)</w:t>
+            </w:r>
+          </w:p>
+        </w:tc>
+        <w:tc>
+          <w:tcPr>
+            <w:tcW w:type="dxa" w:w="1728"/>
+          </w:tcPr>
+          <w:p>
+            <w:pPr>
+              <w:spacing w:line="240" w:lineRule="auto"/>
+              <w:jc w:val="left"/>
+            </w:pPr>
+            <w:r/>
+            <w:r>
+              <w:rPr>
+                <w:b w:val="0"/>
+                <w:i w:val="0"/>
+                <w:sz w:val="22"/>
+              </w:rPr>
+              <w:t>P40136</w:t>
+            </w:r>
+          </w:p>
+        </w:tc>
+        <w:tc>
+          <w:tcPr>
+            <w:tcW w:type="dxa" w:w="1728"/>
+          </w:tcPr>
+          <w:p>
+            <w:pPr>
+              <w:spacing w:line="240" w:lineRule="auto"/>
+              <w:jc w:val="left"/>
+            </w:pPr>
+            <w:r/>
+            <w:r>
+              <w:rPr>
+                <w:b w:val="0"/>
+                <w:i w:val="0"/>
+                <w:sz w:val="22"/>
+              </w:rPr>
+              <w:t>Toksin bileşeni / aday</w:t>
+            </w:r>
+          </w:p>
+        </w:tc>
+        <w:tc>
+          <w:tcPr>
+            <w:tcW w:type="dxa" w:w="1728"/>
+          </w:tcPr>
+          <w:p>
+            <w:pPr>
+              <w:spacing w:line="240" w:lineRule="auto"/>
+              <w:jc w:val="left"/>
+            </w:pPr>
+            <w:r/>
+            <w:r>
+              <w:rPr>
+                <w:b w:val="0"/>
+                <w:i w:val="0"/>
+                <w:sz w:val="22"/>
+              </w:rPr>
+              <w:t>Baillie 2010, 10.1016/j.vaccine.2010.07.075</w:t>
+            </w:r>
+          </w:p>
+        </w:tc>
+      </w:tr>
+      <w:tr>
+        <w:tc>
+          <w:tcPr>
+            <w:tcW w:type="dxa" w:w="1728"/>
+          </w:tcPr>
+          <w:p>
+            <w:pPr>
+              <w:spacing w:line="240" w:lineRule="auto"/>
+              <w:jc w:val="left"/>
+            </w:pPr>
+            <w:r/>
+          </w:p>
+        </w:tc>
+        <w:tc>
+          <w:tcPr>
+            <w:tcW w:type="dxa" w:w="1728"/>
+          </w:tcPr>
+          <w:p>
+            <w:pPr>
+              <w:spacing w:line="240" w:lineRule="auto"/>
+              <w:jc w:val="left"/>
+            </w:pPr>
+            <w:r/>
+            <w:r>
+              <w:rPr>
+                <w:b w:val="0"/>
+                <w:i w:val="0"/>
+                <w:sz w:val="22"/>
+              </w:rPr>
+              <w:t>CapB (γ-PGA)</w:t>
+            </w:r>
+          </w:p>
+        </w:tc>
+        <w:tc>
+          <w:tcPr>
+            <w:tcW w:type="dxa" w:w="1728"/>
+          </w:tcPr>
+          <w:p>
+            <w:pPr>
+              <w:spacing w:line="240" w:lineRule="auto"/>
+              <w:jc w:val="left"/>
+            </w:pPr>
+            <w:r/>
+            <w:r>
+              <w:rPr>
+                <w:b w:val="0"/>
+                <w:i w:val="0"/>
+                <w:sz w:val="22"/>
+              </w:rPr>
+              <w:t>P19580</w:t>
+            </w:r>
+          </w:p>
+        </w:tc>
+        <w:tc>
+          <w:tcPr>
+            <w:tcW w:type="dxa" w:w="1728"/>
+          </w:tcPr>
+          <w:p>
+            <w:pPr>
+              <w:spacing w:line="240" w:lineRule="auto"/>
+              <w:jc w:val="left"/>
+            </w:pPr>
+            <w:r/>
+            <w:r>
+              <w:rPr>
+                <w:b w:val="0"/>
+                <w:i w:val="0"/>
+                <w:sz w:val="22"/>
+              </w:rPr>
+              <w:t>Preklinik (koruyucu ek)</w:t>
+            </w:r>
+          </w:p>
+        </w:tc>
+        <w:tc>
+          <w:tcPr>
+            <w:tcW w:type="dxa" w:w="1728"/>
+          </w:tcPr>
+          <w:p>
+            <w:pPr>
+              <w:spacing w:line="240" w:lineRule="auto"/>
+              <w:jc w:val="left"/>
+            </w:pPr>
+            <w:r/>
+            <w:r>
+              <w:rPr>
+                <w:b w:val="0"/>
+                <w:i w:val="0"/>
+                <w:sz w:val="22"/>
+              </w:rPr>
+              <w:t>Schneerson 2003, 10.1073/pnas.1633512100</w:t>
+            </w:r>
+          </w:p>
+        </w:tc>
+      </w:tr>
+      <w:tr>
+        <w:tc>
+          <w:tcPr>
+            <w:tcW w:type="dxa" w:w="1728"/>
+          </w:tcPr>
+          <w:p>
+            <w:pPr>
+              <w:spacing w:line="240" w:lineRule="auto"/>
+              <w:jc w:val="left"/>
+            </w:pPr>
+            <w:r/>
+          </w:p>
+        </w:tc>
+        <w:tc>
+          <w:tcPr>
+            <w:tcW w:type="dxa" w:w="1728"/>
+          </w:tcPr>
+          <w:p>
+            <w:pPr>
+              <w:spacing w:line="240" w:lineRule="auto"/>
+              <w:jc w:val="left"/>
+            </w:pPr>
+            <w:r/>
+            <w:r>
+              <w:rPr>
+                <w:b w:val="0"/>
+                <w:i w:val="0"/>
+                <w:sz w:val="22"/>
+              </w:rPr>
+              <w:t>EA1 (S-tabaka)</w:t>
+            </w:r>
+          </w:p>
+        </w:tc>
+        <w:tc>
+          <w:tcPr>
+            <w:tcW w:type="dxa" w:w="1728"/>
+          </w:tcPr>
+          <w:p>
+            <w:pPr>
+              <w:spacing w:line="240" w:lineRule="auto"/>
+              <w:jc w:val="left"/>
+            </w:pPr>
+            <w:r/>
+            <w:r>
+              <w:rPr>
+                <w:b w:val="0"/>
+                <w:i w:val="0"/>
+                <w:sz w:val="22"/>
+              </w:rPr>
+              <w:t>P94217</w:t>
+            </w:r>
+          </w:p>
+        </w:tc>
+        <w:tc>
+          <w:tcPr>
+            <w:tcW w:type="dxa" w:w="1728"/>
+          </w:tcPr>
+          <w:p>
+            <w:pPr>
+              <w:spacing w:line="240" w:lineRule="auto"/>
+              <w:jc w:val="left"/>
+            </w:pPr>
+            <w:r/>
+            <w:r>
+              <w:rPr>
+                <w:b w:val="0"/>
+                <w:i w:val="0"/>
+                <w:sz w:val="22"/>
+              </w:rPr>
+              <w:t>İmmunodominant aday</w:t>
+            </w:r>
+          </w:p>
+        </w:tc>
+        <w:tc>
+          <w:tcPr>
+            <w:tcW w:type="dxa" w:w="1728"/>
+          </w:tcPr>
+          <w:p>
+            <w:pPr>
+              <w:spacing w:line="240" w:lineRule="auto"/>
+              <w:jc w:val="left"/>
+            </w:pPr>
+            <w:r/>
+            <w:r>
+              <w:rPr>
+                <w:b w:val="0"/>
+                <w:i w:val="0"/>
+                <w:sz w:val="22"/>
+              </w:rPr>
+              <w:t>—</w:t>
+            </w:r>
+          </w:p>
+        </w:tc>
+      </w:tr>
+    </w:tbl>
+    <w:p/>
     <w:p>
       <w:r>
         <w:rPr>

--- a/benchmark/MANUSCRIPT_TR.docx
+++ b/benchmark/MANUSCRIPT_TR.docx
@@ -6661,16 +6661,19 @@
         <w:tblLook w:firstColumn="1" w:firstRow="1" w:lastColumn="0" w:lastRow="0" w:noHBand="0" w:noVBand="1" w:val="04A0"/>
       </w:tblPr>
       <w:tblGrid>
-        <w:gridCol w:w="1728"/>
-        <w:gridCol w:w="1728"/>
-        <w:gridCol w:w="1728"/>
-        <w:gridCol w:w="1728"/>
-        <w:gridCol w:w="1728"/>
+        <w:gridCol w:w="1080"/>
+        <w:gridCol w:w="1080"/>
+        <w:gridCol w:w="1080"/>
+        <w:gridCol w:w="1080"/>
+        <w:gridCol w:w="1080"/>
+        <w:gridCol w:w="1080"/>
+        <w:gridCol w:w="1080"/>
+        <w:gridCol w:w="1080"/>
       </w:tblGrid>
       <w:tr>
         <w:tc>
           <w:tcPr>
-            <w:tcW w:type="dxa" w:w="1728"/>
+            <w:tcW w:type="dxa" w:w="1080"/>
           </w:tcPr>
           <w:p>
             <w:pPr>
@@ -6690,7 +6693,7 @@
         </w:tc>
         <w:tc>
           <w:tcPr>
-            <w:tcW w:type="dxa" w:w="1728"/>
+            <w:tcW w:type="dxa" w:w="1080"/>
           </w:tcPr>
           <w:p>
             <w:pPr>
@@ -6710,7 +6713,7 @@
         </w:tc>
         <w:tc>
           <w:tcPr>
-            <w:tcW w:type="dxa" w:w="1728"/>
+            <w:tcW w:type="dxa" w:w="1080"/>
           </w:tcPr>
           <w:p>
             <w:pPr>
@@ -6730,7 +6733,7 @@
         </w:tc>
         <w:tc>
           <w:tcPr>
-            <w:tcW w:type="dxa" w:w="1728"/>
+            <w:tcW w:type="dxa" w:w="1080"/>
           </w:tcPr>
           <w:p>
             <w:pPr>
@@ -6750,7 +6753,7 @@
         </w:tc>
         <w:tc>
           <w:tcPr>
-            <w:tcW w:type="dxa" w:w="1728"/>
+            <w:tcW w:type="dxa" w:w="1080"/>
           </w:tcPr>
           <w:p>
             <w:pPr>
@@ -6764,7 +6767,67 @@
                 <w:i w:val="0"/>
                 <w:sz w:val="22"/>
               </w:rPr>
-              <w:t>Anahtar kanıt (DOI)</w:t>
+              <w:t>VaxForge</w:t>
+            </w:r>
+          </w:p>
+        </w:tc>
+        <w:tc>
+          <w:tcPr>
+            <w:tcW w:type="dxa" w:w="1080"/>
+          </w:tcPr>
+          <w:p>
+            <w:pPr>
+              <w:spacing w:line="240" w:lineRule="auto"/>
+              <w:jc w:val="left"/>
+            </w:pPr>
+            <w:r/>
+            <w:r>
+              <w:rPr>
+                <w:b/>
+                <w:i w:val="0"/>
+                <w:sz w:val="22"/>
+              </w:rPr>
+              <w:t>Vaxign-ML</w:t>
+            </w:r>
+          </w:p>
+        </w:tc>
+        <w:tc>
+          <w:tcPr>
+            <w:tcW w:type="dxa" w:w="1080"/>
+          </w:tcPr>
+          <w:p>
+            <w:pPr>
+              <w:spacing w:line="240" w:lineRule="auto"/>
+              <w:jc w:val="left"/>
+            </w:pPr>
+            <w:r/>
+            <w:r>
+              <w:rPr>
+                <w:b/>
+                <w:i w:val="0"/>
+                <w:sz w:val="22"/>
+              </w:rPr>
+              <w:t>NERVE 2.0</w:t>
+            </w:r>
+          </w:p>
+        </w:tc>
+        <w:tc>
+          <w:tcPr>
+            <w:tcW w:type="dxa" w:w="1080"/>
+          </w:tcPr>
+          <w:p>
+            <w:pPr>
+              <w:spacing w:line="240" w:lineRule="auto"/>
+              <w:jc w:val="left"/>
+            </w:pPr>
+            <w:r/>
+            <w:r>
+              <w:rPr>
+                <w:b/>
+                <w:i w:val="0"/>
+                <w:sz w:val="22"/>
+              </w:rPr>
+              <w:t>Kanıt (DOI)</w:t>
             </w:r>
           </w:p>
         </w:tc>
@@ -6772,7 +6835,7 @@
       <w:tr>
         <w:tc>
           <w:tcPr>
-            <w:tcW w:type="dxa" w:w="1728"/>
+            <w:tcW w:type="dxa" w:w="1080"/>
           </w:tcPr>
           <w:p>
             <w:pPr>
@@ -6792,7 +6855,7 @@
         </w:tc>
         <w:tc>
           <w:tcPr>
-            <w:tcW w:type="dxa" w:w="1728"/>
+            <w:tcW w:type="dxa" w:w="1080"/>
           </w:tcPr>
           <w:p>
             <w:pPr>
@@ -6812,7 +6875,7 @@
         </w:tc>
         <w:tc>
           <w:tcPr>
-            <w:tcW w:type="dxa" w:w="1728"/>
+            <w:tcW w:type="dxa" w:w="1080"/>
           </w:tcPr>
           <w:p>
             <w:pPr>
@@ -6832,7 +6895,7 @@
         </w:tc>
         <w:tc>
           <w:tcPr>
-            <w:tcW w:type="dxa" w:w="1728"/>
+            <w:tcW w:type="dxa" w:w="1080"/>
           </w:tcPr>
           <w:p>
             <w:pPr>
@@ -6852,7 +6915,67 @@
         </w:tc>
         <w:tc>
           <w:tcPr>
-            <w:tcW w:type="dxa" w:w="1728"/>
+            <w:tcW w:type="dxa" w:w="1080"/>
+          </w:tcPr>
+          <w:p>
+            <w:pPr>
+              <w:spacing w:line="240" w:lineRule="auto"/>
+              <w:jc w:val="left"/>
+            </w:pPr>
+            <w:r/>
+            <w:r>
+              <w:rPr>
+                <w:b w:val="0"/>
+                <w:i w:val="0"/>
+                <w:sz w:val="22"/>
+              </w:rPr>
+              <w:t>#2</w:t>
+            </w:r>
+          </w:p>
+        </w:tc>
+        <w:tc>
+          <w:tcPr>
+            <w:tcW w:type="dxa" w:w="1080"/>
+          </w:tcPr>
+          <w:p>
+            <w:pPr>
+              <w:spacing w:line="240" w:lineRule="auto"/>
+              <w:jc w:val="left"/>
+            </w:pPr>
+            <w:r/>
+            <w:r>
+              <w:rPr>
+                <w:b w:val="0"/>
+                <w:i w:val="0"/>
+                <w:sz w:val="22"/>
+              </w:rPr>
+              <w:t>#7</w:t>
+            </w:r>
+          </w:p>
+        </w:tc>
+        <w:tc>
+          <w:tcPr>
+            <w:tcW w:type="dxa" w:w="1080"/>
+          </w:tcPr>
+          <w:p>
+            <w:pPr>
+              <w:spacing w:line="240" w:lineRule="auto"/>
+              <w:jc w:val="left"/>
+            </w:pPr>
+            <w:r/>
+            <w:r>
+              <w:rPr>
+                <w:b w:val="0"/>
+                <w:i w:val="0"/>
+                <w:sz w:val="22"/>
+              </w:rPr>
+              <w:t>elendi</w:t>
+            </w:r>
+          </w:p>
+        </w:tc>
+        <w:tc>
+          <w:tcPr>
+            <w:tcW w:type="dxa" w:w="1080"/>
           </w:tcPr>
           <w:p>
             <w:pPr>
@@ -6874,19 +6997,19 @@
       <w:tr>
         <w:tc>
           <w:tcPr>
-            <w:tcW w:type="dxa" w:w="1728"/>
-          </w:tcPr>
-          <w:p>
-            <w:pPr>
-              <w:spacing w:line="240" w:lineRule="auto"/>
-              <w:jc w:val="left"/>
-            </w:pPr>
-            <w:r/>
-          </w:p>
-        </w:tc>
-        <w:tc>
-          <w:tcPr>
-            <w:tcW w:type="dxa" w:w="1728"/>
+            <w:tcW w:type="dxa" w:w="1080"/>
+          </w:tcPr>
+          <w:p>
+            <w:pPr>
+              <w:spacing w:line="240" w:lineRule="auto"/>
+              <w:jc w:val="left"/>
+            </w:pPr>
+            <w:r/>
+          </w:p>
+        </w:tc>
+        <w:tc>
+          <w:tcPr>
+            <w:tcW w:type="dxa" w:w="1080"/>
           </w:tcPr>
           <w:p>
             <w:pPr>
@@ -6906,7 +7029,7 @@
         </w:tc>
         <w:tc>
           <w:tcPr>
-            <w:tcW w:type="dxa" w:w="1728"/>
+            <w:tcW w:type="dxa" w:w="1080"/>
           </w:tcPr>
           <w:p>
             <w:pPr>
@@ -6926,7 +7049,7 @@
         </w:tc>
         <w:tc>
           <w:tcPr>
-            <w:tcW w:type="dxa" w:w="1728"/>
+            <w:tcW w:type="dxa" w:w="1080"/>
           </w:tcPr>
           <w:p>
             <w:pPr>
@@ -6946,7 +7069,67 @@
         </w:tc>
         <w:tc>
           <w:tcPr>
-            <w:tcW w:type="dxa" w:w="1728"/>
+            <w:tcW w:type="dxa" w:w="1080"/>
+          </w:tcPr>
+          <w:p>
+            <w:pPr>
+              <w:spacing w:line="240" w:lineRule="auto"/>
+              <w:jc w:val="left"/>
+            </w:pPr>
+            <w:r/>
+            <w:r>
+              <w:rPr>
+                <w:b w:val="0"/>
+                <w:i w:val="0"/>
+                <w:sz w:val="22"/>
+              </w:rPr>
+              <w:t>#4</w:t>
+            </w:r>
+          </w:p>
+        </w:tc>
+        <w:tc>
+          <w:tcPr>
+            <w:tcW w:type="dxa" w:w="1080"/>
+          </w:tcPr>
+          <w:p>
+            <w:pPr>
+              <w:spacing w:line="240" w:lineRule="auto"/>
+              <w:jc w:val="left"/>
+            </w:pPr>
+            <w:r/>
+            <w:r>
+              <w:rPr>
+                <w:b w:val="0"/>
+                <w:i w:val="0"/>
+                <w:sz w:val="22"/>
+              </w:rPr>
+              <w:t>#1</w:t>
+            </w:r>
+          </w:p>
+        </w:tc>
+        <w:tc>
+          <w:tcPr>
+            <w:tcW w:type="dxa" w:w="1080"/>
+          </w:tcPr>
+          <w:p>
+            <w:pPr>
+              <w:spacing w:line="240" w:lineRule="auto"/>
+              <w:jc w:val="left"/>
+            </w:pPr>
+            <w:r/>
+            <w:r>
+              <w:rPr>
+                <w:b w:val="0"/>
+                <w:i w:val="0"/>
+                <w:sz w:val="22"/>
+              </w:rPr>
+              <w:t>elendi</w:t>
+            </w:r>
+          </w:p>
+        </w:tc>
+        <w:tc>
+          <w:tcPr>
+            <w:tcW w:type="dxa" w:w="1080"/>
           </w:tcPr>
           <w:p>
             <w:pPr>
@@ -6968,19 +7151,19 @@
       <w:tr>
         <w:tc>
           <w:tcPr>
-            <w:tcW w:type="dxa" w:w="1728"/>
-          </w:tcPr>
-          <w:p>
-            <w:pPr>
-              <w:spacing w:line="240" w:lineRule="auto"/>
-              <w:jc w:val="left"/>
-            </w:pPr>
-            <w:r/>
-          </w:p>
-        </w:tc>
-        <w:tc>
-          <w:tcPr>
-            <w:tcW w:type="dxa" w:w="1728"/>
+            <w:tcW w:type="dxa" w:w="1080"/>
+          </w:tcPr>
+          <w:p>
+            <w:pPr>
+              <w:spacing w:line="240" w:lineRule="auto"/>
+              <w:jc w:val="left"/>
+            </w:pPr>
+            <w:r/>
+          </w:p>
+        </w:tc>
+        <w:tc>
+          <w:tcPr>
+            <w:tcW w:type="dxa" w:w="1080"/>
           </w:tcPr>
           <w:p>
             <w:pPr>
@@ -7000,7 +7183,7 @@
         </w:tc>
         <w:tc>
           <w:tcPr>
-            <w:tcW w:type="dxa" w:w="1728"/>
+            <w:tcW w:type="dxa" w:w="1080"/>
           </w:tcPr>
           <w:p>
             <w:pPr>
@@ -7020,7 +7203,7 @@
         </w:tc>
         <w:tc>
           <w:tcPr>
-            <w:tcW w:type="dxa" w:w="1728"/>
+            <w:tcW w:type="dxa" w:w="1080"/>
           </w:tcPr>
           <w:p>
             <w:pPr>
@@ -7040,7 +7223,67 @@
         </w:tc>
         <w:tc>
           <w:tcPr>
-            <w:tcW w:type="dxa" w:w="1728"/>
+            <w:tcW w:type="dxa" w:w="1080"/>
+          </w:tcPr>
+          <w:p>
+            <w:pPr>
+              <w:spacing w:line="240" w:lineRule="auto"/>
+              <w:jc w:val="left"/>
+            </w:pPr>
+            <w:r/>
+            <w:r>
+              <w:rPr>
+                <w:b w:val="0"/>
+                <w:i w:val="0"/>
+                <w:sz w:val="22"/>
+              </w:rPr>
+              <w:t>#3</w:t>
+            </w:r>
+          </w:p>
+        </w:tc>
+        <w:tc>
+          <w:tcPr>
+            <w:tcW w:type="dxa" w:w="1080"/>
+          </w:tcPr>
+          <w:p>
+            <w:pPr>
+              <w:spacing w:line="240" w:lineRule="auto"/>
+              <w:jc w:val="left"/>
+            </w:pPr>
+            <w:r/>
+            <w:r>
+              <w:rPr>
+                <w:b w:val="0"/>
+                <w:i w:val="0"/>
+                <w:sz w:val="22"/>
+              </w:rPr>
+              <w:t>#2</w:t>
+            </w:r>
+          </w:p>
+        </w:tc>
+        <w:tc>
+          <w:tcPr>
+            <w:tcW w:type="dxa" w:w="1080"/>
+          </w:tcPr>
+          <w:p>
+            <w:pPr>
+              <w:spacing w:line="240" w:lineRule="auto"/>
+              <w:jc w:val="left"/>
+            </w:pPr>
+            <w:r/>
+            <w:r>
+              <w:rPr>
+                <w:b w:val="0"/>
+                <w:i w:val="0"/>
+                <w:sz w:val="22"/>
+              </w:rPr>
+              <w:t>elendi</w:t>
+            </w:r>
+          </w:p>
+        </w:tc>
+        <w:tc>
+          <w:tcPr>
+            <w:tcW w:type="dxa" w:w="1080"/>
           </w:tcPr>
           <w:p>
             <w:pPr>
@@ -7062,19 +7305,19 @@
       <w:tr>
         <w:tc>
           <w:tcPr>
-            <w:tcW w:type="dxa" w:w="1728"/>
-          </w:tcPr>
-          <w:p>
-            <w:pPr>
-              <w:spacing w:line="240" w:lineRule="auto"/>
-              <w:jc w:val="left"/>
-            </w:pPr>
-            <w:r/>
-          </w:p>
-        </w:tc>
-        <w:tc>
-          <w:tcPr>
-            <w:tcW w:type="dxa" w:w="1728"/>
+            <w:tcW w:type="dxa" w:w="1080"/>
+          </w:tcPr>
+          <w:p>
+            <w:pPr>
+              <w:spacing w:line="240" w:lineRule="auto"/>
+              <w:jc w:val="left"/>
+            </w:pPr>
+            <w:r/>
+          </w:p>
+        </w:tc>
+        <w:tc>
+          <w:tcPr>
+            <w:tcW w:type="dxa" w:w="1080"/>
           </w:tcPr>
           <w:p>
             <w:pPr>
@@ -7094,7 +7337,7 @@
         </w:tc>
         <w:tc>
           <w:tcPr>
-            <w:tcW w:type="dxa" w:w="1728"/>
+            <w:tcW w:type="dxa" w:w="1080"/>
           </w:tcPr>
           <w:p>
             <w:pPr>
@@ -7114,7 +7357,7 @@
         </w:tc>
         <w:tc>
           <w:tcPr>
-            <w:tcW w:type="dxa" w:w="1728"/>
+            <w:tcW w:type="dxa" w:w="1080"/>
           </w:tcPr>
           <w:p>
             <w:pPr>
@@ -7134,7 +7377,67 @@
         </w:tc>
         <w:tc>
           <w:tcPr>
-            <w:tcW w:type="dxa" w:w="1728"/>
+            <w:tcW w:type="dxa" w:w="1080"/>
+          </w:tcPr>
+          <w:p>
+            <w:pPr>
+              <w:spacing w:line="240" w:lineRule="auto"/>
+              <w:jc w:val="left"/>
+            </w:pPr>
+            <w:r/>
+            <w:r>
+              <w:rPr>
+                <w:b w:val="0"/>
+                <w:i w:val="0"/>
+                <w:sz w:val="22"/>
+              </w:rPr>
+              <w:t>#1</w:t>
+            </w:r>
+          </w:p>
+        </w:tc>
+        <w:tc>
+          <w:tcPr>
+            <w:tcW w:type="dxa" w:w="1080"/>
+          </w:tcPr>
+          <w:p>
+            <w:pPr>
+              <w:spacing w:line="240" w:lineRule="auto"/>
+              <w:jc w:val="left"/>
+            </w:pPr>
+            <w:r/>
+            <w:r>
+              <w:rPr>
+                <w:b w:val="0"/>
+                <w:i w:val="0"/>
+                <w:sz w:val="22"/>
+              </w:rPr>
+              <w:t>#4</w:t>
+            </w:r>
+          </w:p>
+        </w:tc>
+        <w:tc>
+          <w:tcPr>
+            <w:tcW w:type="dxa" w:w="1080"/>
+          </w:tcPr>
+          <w:p>
+            <w:pPr>
+              <w:spacing w:line="240" w:lineRule="auto"/>
+              <w:jc w:val="left"/>
+            </w:pPr>
+            <w:r/>
+            <w:r>
+              <w:rPr>
+                <w:b w:val="0"/>
+                <w:i w:val="0"/>
+                <w:sz w:val="22"/>
+              </w:rPr>
+              <w:t>#2</w:t>
+            </w:r>
+          </w:p>
+        </w:tc>
+        <w:tc>
+          <w:tcPr>
+            <w:tcW w:type="dxa" w:w="1080"/>
           </w:tcPr>
           <w:p>
             <w:pPr>
@@ -7156,7 +7459,7 @@
       <w:tr>
         <w:tc>
           <w:tcPr>
-            <w:tcW w:type="dxa" w:w="1728"/>
+            <w:tcW w:type="dxa" w:w="1080"/>
           </w:tcPr>
           <w:p>
             <w:pPr>
@@ -7176,7 +7479,7 @@
         </w:tc>
         <w:tc>
           <w:tcPr>
-            <w:tcW w:type="dxa" w:w="1728"/>
+            <w:tcW w:type="dxa" w:w="1080"/>
           </w:tcPr>
           <w:p>
             <w:pPr>
@@ -7196,7 +7499,7 @@
         </w:tc>
         <w:tc>
           <w:tcPr>
-            <w:tcW w:type="dxa" w:w="1728"/>
+            <w:tcW w:type="dxa" w:w="1080"/>
           </w:tcPr>
           <w:p>
             <w:pPr>
@@ -7216,7 +7519,7 @@
         </w:tc>
         <w:tc>
           <w:tcPr>
-            <w:tcW w:type="dxa" w:w="1728"/>
+            <w:tcW w:type="dxa" w:w="1080"/>
           </w:tcPr>
           <w:p>
             <w:pPr>
@@ -7236,7 +7539,67 @@
         </w:tc>
         <w:tc>
           <w:tcPr>
-            <w:tcW w:type="dxa" w:w="1728"/>
+            <w:tcW w:type="dxa" w:w="1080"/>
+          </w:tcPr>
+          <w:p>
+            <w:pPr>
+              <w:spacing w:line="240" w:lineRule="auto"/>
+              <w:jc w:val="left"/>
+            </w:pPr>
+            <w:r/>
+            <w:r>
+              <w:rPr>
+                <w:b w:val="0"/>
+                <w:i w:val="0"/>
+                <w:sz w:val="22"/>
+              </w:rPr>
+              <w:t>#4</w:t>
+            </w:r>
+          </w:p>
+        </w:tc>
+        <w:tc>
+          <w:tcPr>
+            <w:tcW w:type="dxa" w:w="1080"/>
+          </w:tcPr>
+          <w:p>
+            <w:pPr>
+              <w:spacing w:line="240" w:lineRule="auto"/>
+              <w:jc w:val="left"/>
+            </w:pPr>
+            <w:r/>
+            <w:r>
+              <w:rPr>
+                <w:b w:val="0"/>
+                <w:i w:val="0"/>
+                <w:sz w:val="22"/>
+              </w:rPr>
+              <w:t>#46</w:t>
+            </w:r>
+          </w:p>
+        </w:tc>
+        <w:tc>
+          <w:tcPr>
+            <w:tcW w:type="dxa" w:w="1080"/>
+          </w:tcPr>
+          <w:p>
+            <w:pPr>
+              <w:spacing w:line="240" w:lineRule="auto"/>
+              <w:jc w:val="left"/>
+            </w:pPr>
+            <w:r/>
+            <w:r>
+              <w:rPr>
+                <w:b w:val="0"/>
+                <w:i w:val="0"/>
+                <w:sz w:val="22"/>
+              </w:rPr>
+              <w:t>elendi</w:t>
+            </w:r>
+          </w:p>
+        </w:tc>
+        <w:tc>
+          <w:tcPr>
+            <w:tcW w:type="dxa" w:w="1080"/>
           </w:tcPr>
           <w:p>
             <w:pPr>
@@ -7258,19 +7621,19 @@
       <w:tr>
         <w:tc>
           <w:tcPr>
-            <w:tcW w:type="dxa" w:w="1728"/>
-          </w:tcPr>
-          <w:p>
-            <w:pPr>
-              <w:spacing w:line="240" w:lineRule="auto"/>
-              <w:jc w:val="left"/>
-            </w:pPr>
-            <w:r/>
-          </w:p>
-        </w:tc>
-        <w:tc>
-          <w:tcPr>
-            <w:tcW w:type="dxa" w:w="1728"/>
+            <w:tcW w:type="dxa" w:w="1080"/>
+          </w:tcPr>
+          <w:p>
+            <w:pPr>
+              <w:spacing w:line="240" w:lineRule="auto"/>
+              <w:jc w:val="left"/>
+            </w:pPr>
+            <w:r/>
+          </w:p>
+        </w:tc>
+        <w:tc>
+          <w:tcPr>
+            <w:tcW w:type="dxa" w:w="1080"/>
           </w:tcPr>
           <w:p>
             <w:pPr>
@@ -7290,7 +7653,7 @@
         </w:tc>
         <w:tc>
           <w:tcPr>
-            <w:tcW w:type="dxa" w:w="1728"/>
+            <w:tcW w:type="dxa" w:w="1080"/>
           </w:tcPr>
           <w:p>
             <w:pPr>
@@ -7310,7 +7673,7 @@
         </w:tc>
         <w:tc>
           <w:tcPr>
-            <w:tcW w:type="dxa" w:w="1728"/>
+            <w:tcW w:type="dxa" w:w="1080"/>
           </w:tcPr>
           <w:p>
             <w:pPr>
@@ -7330,7 +7693,67 @@
         </w:tc>
         <w:tc>
           <w:tcPr>
-            <w:tcW w:type="dxa" w:w="1728"/>
+            <w:tcW w:type="dxa" w:w="1080"/>
+          </w:tcPr>
+          <w:p>
+            <w:pPr>
+              <w:spacing w:line="240" w:lineRule="auto"/>
+              <w:jc w:val="left"/>
+            </w:pPr>
+            <w:r/>
+            <w:r>
+              <w:rPr>
+                <w:b w:val="0"/>
+                <w:i w:val="0"/>
+                <w:sz w:val="22"/>
+              </w:rPr>
+              <w:t>#10</w:t>
+            </w:r>
+          </w:p>
+        </w:tc>
+        <w:tc>
+          <w:tcPr>
+            <w:tcW w:type="dxa" w:w="1080"/>
+          </w:tcPr>
+          <w:p>
+            <w:pPr>
+              <w:spacing w:line="240" w:lineRule="auto"/>
+              <w:jc w:val="left"/>
+            </w:pPr>
+            <w:r/>
+            <w:r>
+              <w:rPr>
+                <w:b w:val="0"/>
+                <w:i w:val="0"/>
+                <w:sz w:val="22"/>
+              </w:rPr>
+              <w:t>#387</w:t>
+            </w:r>
+          </w:p>
+        </w:tc>
+        <w:tc>
+          <w:tcPr>
+            <w:tcW w:type="dxa" w:w="1080"/>
+          </w:tcPr>
+          <w:p>
+            <w:pPr>
+              <w:spacing w:line="240" w:lineRule="auto"/>
+              <w:jc w:val="left"/>
+            </w:pPr>
+            <w:r/>
+            <w:r>
+              <w:rPr>
+                <w:b w:val="0"/>
+                <w:i w:val="0"/>
+                <w:sz w:val="22"/>
+              </w:rPr>
+              <w:t>elendi</w:t>
+            </w:r>
+          </w:p>
+        </w:tc>
+        <w:tc>
+          <w:tcPr>
+            <w:tcW w:type="dxa" w:w="1080"/>
           </w:tcPr>
           <w:p>
             <w:pPr>
@@ -7352,19 +7775,19 @@
       <w:tr>
         <w:tc>
           <w:tcPr>
-            <w:tcW w:type="dxa" w:w="1728"/>
-          </w:tcPr>
-          <w:p>
-            <w:pPr>
-              <w:spacing w:line="240" w:lineRule="auto"/>
-              <w:jc w:val="left"/>
-            </w:pPr>
-            <w:r/>
-          </w:p>
-        </w:tc>
-        <w:tc>
-          <w:tcPr>
-            <w:tcW w:type="dxa" w:w="1728"/>
+            <w:tcW w:type="dxa" w:w="1080"/>
+          </w:tcPr>
+          <w:p>
+            <w:pPr>
+              <w:spacing w:line="240" w:lineRule="auto"/>
+              <w:jc w:val="left"/>
+            </w:pPr>
+            <w:r/>
+          </w:p>
+        </w:tc>
+        <w:tc>
+          <w:tcPr>
+            <w:tcW w:type="dxa" w:w="1080"/>
           </w:tcPr>
           <w:p>
             <w:pPr>
@@ -7384,7 +7807,7 @@
         </w:tc>
         <w:tc>
           <w:tcPr>
-            <w:tcW w:type="dxa" w:w="1728"/>
+            <w:tcW w:type="dxa" w:w="1080"/>
           </w:tcPr>
           <w:p>
             <w:pPr>
@@ -7404,7 +7827,7 @@
         </w:tc>
         <w:tc>
           <w:tcPr>
-            <w:tcW w:type="dxa" w:w="1728"/>
+            <w:tcW w:type="dxa" w:w="1080"/>
           </w:tcPr>
           <w:p>
             <w:pPr>
@@ -7424,7 +7847,67 @@
         </w:tc>
         <w:tc>
           <w:tcPr>
-            <w:tcW w:type="dxa" w:w="1728"/>
+            <w:tcW w:type="dxa" w:w="1080"/>
+          </w:tcPr>
+          <w:p>
+            <w:pPr>
+              <w:spacing w:line="240" w:lineRule="auto"/>
+              <w:jc w:val="left"/>
+            </w:pPr>
+            <w:r/>
+            <w:r>
+              <w:rPr>
+                <w:b w:val="0"/>
+                <w:i w:val="0"/>
+                <w:sz w:val="22"/>
+              </w:rPr>
+              <w:t>#23</w:t>
+            </w:r>
+          </w:p>
+        </w:tc>
+        <w:tc>
+          <w:tcPr>
+            <w:tcW w:type="dxa" w:w="1080"/>
+          </w:tcPr>
+          <w:p>
+            <w:pPr>
+              <w:spacing w:line="240" w:lineRule="auto"/>
+              <w:jc w:val="left"/>
+            </w:pPr>
+            <w:r/>
+            <w:r>
+              <w:rPr>
+                <w:b w:val="0"/>
+                <w:i w:val="0"/>
+                <w:sz w:val="22"/>
+              </w:rPr>
+              <w:t>#248</w:t>
+            </w:r>
+          </w:p>
+        </w:tc>
+        <w:tc>
+          <w:tcPr>
+            <w:tcW w:type="dxa" w:w="1080"/>
+          </w:tcPr>
+          <w:p>
+            <w:pPr>
+              <w:spacing w:line="240" w:lineRule="auto"/>
+              <w:jc w:val="left"/>
+            </w:pPr>
+            <w:r/>
+            <w:r>
+              <w:rPr>
+                <w:b w:val="0"/>
+                <w:i w:val="0"/>
+                <w:sz w:val="22"/>
+              </w:rPr>
+              <w:t>#3</w:t>
+            </w:r>
+          </w:p>
+        </w:tc>
+        <w:tc>
+          <w:tcPr>
+            <w:tcW w:type="dxa" w:w="1080"/>
           </w:tcPr>
           <w:p>
             <w:pPr>
@@ -7446,39 +7929,39 @@
       <w:tr>
         <w:tc>
           <w:tcPr>
-            <w:tcW w:type="dxa" w:w="1728"/>
-          </w:tcPr>
-          <w:p>
-            <w:pPr>
-              <w:spacing w:line="240" w:lineRule="auto"/>
-              <w:jc w:val="left"/>
-            </w:pPr>
-            <w:r/>
-          </w:p>
-        </w:tc>
-        <w:tc>
-          <w:tcPr>
-            <w:tcW w:type="dxa" w:w="1728"/>
-          </w:tcPr>
-          <w:p>
-            <w:pPr>
-              <w:spacing w:line="240" w:lineRule="auto"/>
-              <w:jc w:val="left"/>
-            </w:pPr>
-            <w:r/>
-            <w:r>
-              <w:rPr>
-                <w:b w:val="0"/>
-                <w:i w:val="0"/>
-                <w:sz w:val="22"/>
-              </w:rPr>
-              <w:t>Hla (α-hemolizin)</w:t>
-            </w:r>
-          </w:p>
-        </w:tc>
-        <w:tc>
-          <w:tcPr>
-            <w:tcW w:type="dxa" w:w="1728"/>
+            <w:tcW w:type="dxa" w:w="1080"/>
+          </w:tcPr>
+          <w:p>
+            <w:pPr>
+              <w:spacing w:line="240" w:lineRule="auto"/>
+              <w:jc w:val="left"/>
+            </w:pPr>
+            <w:r/>
+          </w:p>
+        </w:tc>
+        <w:tc>
+          <w:tcPr>
+            <w:tcW w:type="dxa" w:w="1080"/>
+          </w:tcPr>
+          <w:p>
+            <w:pPr>
+              <w:spacing w:line="240" w:lineRule="auto"/>
+              <w:jc w:val="left"/>
+            </w:pPr>
+            <w:r/>
+            <w:r>
+              <w:rPr>
+                <w:b w:val="0"/>
+                <w:i w:val="0"/>
+                <w:sz w:val="22"/>
+              </w:rPr>
+              <w:t>Hla</w:t>
+            </w:r>
+          </w:p>
+        </w:tc>
+        <w:tc>
+          <w:tcPr>
+            <w:tcW w:type="dxa" w:w="1080"/>
           </w:tcPr>
           <w:p>
             <w:pPr>
@@ -7498,7 +7981,7 @@
         </w:tc>
         <w:tc>
           <w:tcPr>
-            <w:tcW w:type="dxa" w:w="1728"/>
+            <w:tcW w:type="dxa" w:w="1080"/>
           </w:tcPr>
           <w:p>
             <w:pPr>
@@ -7518,7 +8001,67 @@
         </w:tc>
         <w:tc>
           <w:tcPr>
-            <w:tcW w:type="dxa" w:w="1728"/>
+            <w:tcW w:type="dxa" w:w="1080"/>
+          </w:tcPr>
+          <w:p>
+            <w:pPr>
+              <w:spacing w:line="240" w:lineRule="auto"/>
+              <w:jc w:val="left"/>
+            </w:pPr>
+            <w:r/>
+            <w:r>
+              <w:rPr>
+                <w:b w:val="0"/>
+                <w:i w:val="0"/>
+                <w:sz w:val="22"/>
+              </w:rPr>
+              <w:t>#9</w:t>
+            </w:r>
+          </w:p>
+        </w:tc>
+        <w:tc>
+          <w:tcPr>
+            <w:tcW w:type="dxa" w:w="1080"/>
+          </w:tcPr>
+          <w:p>
+            <w:pPr>
+              <w:spacing w:line="240" w:lineRule="auto"/>
+              <w:jc w:val="left"/>
+            </w:pPr>
+            <w:r/>
+            <w:r>
+              <w:rPr>
+                <w:b w:val="0"/>
+                <w:i w:val="0"/>
+                <w:sz w:val="22"/>
+              </w:rPr>
+              <w:t>#29</w:t>
+            </w:r>
+          </w:p>
+        </w:tc>
+        <w:tc>
+          <w:tcPr>
+            <w:tcW w:type="dxa" w:w="1080"/>
+          </w:tcPr>
+          <w:p>
+            <w:pPr>
+              <w:spacing w:line="240" w:lineRule="auto"/>
+              <w:jc w:val="left"/>
+            </w:pPr>
+            <w:r/>
+            <w:r>
+              <w:rPr>
+                <w:b w:val="0"/>
+                <w:i w:val="0"/>
+                <w:sz w:val="22"/>
+              </w:rPr>
+              <w:t>#24</w:t>
+            </w:r>
+          </w:p>
+        </w:tc>
+        <w:tc>
+          <w:tcPr>
+            <w:tcW w:type="dxa" w:w="1080"/>
           </w:tcPr>
           <w:p>
             <w:pPr>
@@ -7540,19 +8083,19 @@
       <w:tr>
         <w:tc>
           <w:tcPr>
-            <w:tcW w:type="dxa" w:w="1728"/>
-          </w:tcPr>
-          <w:p>
-            <w:pPr>
-              <w:spacing w:line="240" w:lineRule="auto"/>
-              <w:jc w:val="left"/>
-            </w:pPr>
-            <w:r/>
-          </w:p>
-        </w:tc>
-        <w:tc>
-          <w:tcPr>
-            <w:tcW w:type="dxa" w:w="1728"/>
+            <w:tcW w:type="dxa" w:w="1080"/>
+          </w:tcPr>
+          <w:p>
+            <w:pPr>
+              <w:spacing w:line="240" w:lineRule="auto"/>
+              <w:jc w:val="left"/>
+            </w:pPr>
+            <w:r/>
+          </w:p>
+        </w:tc>
+        <w:tc>
+          <w:tcPr>
+            <w:tcW w:type="dxa" w:w="1080"/>
           </w:tcPr>
           <w:p>
             <w:pPr>
@@ -7572,7 +8115,7 @@
         </w:tc>
         <w:tc>
           <w:tcPr>
-            <w:tcW w:type="dxa" w:w="1728"/>
+            <w:tcW w:type="dxa" w:w="1080"/>
           </w:tcPr>
           <w:p>
             <w:pPr>
@@ -7592,7 +8135,7 @@
         </w:tc>
         <w:tc>
           <w:tcPr>
-            <w:tcW w:type="dxa" w:w="1728"/>
+            <w:tcW w:type="dxa" w:w="1080"/>
           </w:tcPr>
           <w:p>
             <w:pPr>
@@ -7612,7 +8155,67 @@
         </w:tc>
         <w:tc>
           <w:tcPr>
-            <w:tcW w:type="dxa" w:w="1728"/>
+            <w:tcW w:type="dxa" w:w="1080"/>
+          </w:tcPr>
+          <w:p>
+            <w:pPr>
+              <w:spacing w:line="240" w:lineRule="auto"/>
+              <w:jc w:val="left"/>
+            </w:pPr>
+            <w:r/>
+            <w:r>
+              <w:rPr>
+                <w:b w:val="0"/>
+                <w:i w:val="0"/>
+                <w:sz w:val="22"/>
+              </w:rPr>
+              <w:t>#8</w:t>
+            </w:r>
+          </w:p>
+        </w:tc>
+        <w:tc>
+          <w:tcPr>
+            <w:tcW w:type="dxa" w:w="1080"/>
+          </w:tcPr>
+          <w:p>
+            <w:pPr>
+              <w:spacing w:line="240" w:lineRule="auto"/>
+              <w:jc w:val="left"/>
+            </w:pPr>
+            <w:r/>
+            <w:r>
+              <w:rPr>
+                <w:b w:val="0"/>
+                <w:i w:val="0"/>
+                <w:sz w:val="22"/>
+              </w:rPr>
+              <w:t>#178</w:t>
+            </w:r>
+          </w:p>
+        </w:tc>
+        <w:tc>
+          <w:tcPr>
+            <w:tcW w:type="dxa" w:w="1080"/>
+          </w:tcPr>
+          <w:p>
+            <w:pPr>
+              <w:spacing w:line="240" w:lineRule="auto"/>
+              <w:jc w:val="left"/>
+            </w:pPr>
+            <w:r/>
+            <w:r>
+              <w:rPr>
+                <w:b w:val="0"/>
+                <w:i w:val="0"/>
+                <w:sz w:val="22"/>
+              </w:rPr>
+              <w:t>#28</w:t>
+            </w:r>
+          </w:p>
+        </w:tc>
+        <w:tc>
+          <w:tcPr>
+            <w:tcW w:type="dxa" w:w="1080"/>
           </w:tcPr>
           <w:p>
             <w:pPr>
@@ -7634,7 +8237,7 @@
       <w:tr>
         <w:tc>
           <w:tcPr>
-            <w:tcW w:type="dxa" w:w="1728"/>
+            <w:tcW w:type="dxa" w:w="1080"/>
           </w:tcPr>
           <w:p>
             <w:pPr>
@@ -7654,7 +8257,7 @@
         </w:tc>
         <w:tc>
           <w:tcPr>
-            <w:tcW w:type="dxa" w:w="1728"/>
+            <w:tcW w:type="dxa" w:w="1080"/>
           </w:tcPr>
           <w:p>
             <w:pPr>
@@ -7674,7 +8277,7 @@
         </w:tc>
         <w:tc>
           <w:tcPr>
-            <w:tcW w:type="dxa" w:w="1728"/>
+            <w:tcW w:type="dxa" w:w="1080"/>
           </w:tcPr>
           <w:p>
             <w:pPr>
@@ -7694,7 +8297,7 @@
         </w:tc>
         <w:tc>
           <w:tcPr>
-            <w:tcW w:type="dxa" w:w="1728"/>
+            <w:tcW w:type="dxa" w:w="1080"/>
           </w:tcPr>
           <w:p>
             <w:pPr>
@@ -7714,7 +8317,67 @@
         </w:tc>
         <w:tc>
           <w:tcPr>
-            <w:tcW w:type="dxa" w:w="1728"/>
+            <w:tcW w:type="dxa" w:w="1080"/>
+          </w:tcPr>
+          <w:p>
+            <w:pPr>
+              <w:spacing w:line="240" w:lineRule="auto"/>
+              <w:jc w:val="left"/>
+            </w:pPr>
+            <w:r/>
+            <w:r>
+              <w:rPr>
+                <w:b w:val="0"/>
+                <w:i w:val="0"/>
+                <w:sz w:val="22"/>
+              </w:rPr>
+              <w:t>#7</w:t>
+            </w:r>
+          </w:p>
+        </w:tc>
+        <w:tc>
+          <w:tcPr>
+            <w:tcW w:type="dxa" w:w="1080"/>
+          </w:tcPr>
+          <w:p>
+            <w:pPr>
+              <w:spacing w:line="240" w:lineRule="auto"/>
+              <w:jc w:val="left"/>
+            </w:pPr>
+            <w:r/>
+            <w:r>
+              <w:rPr>
+                <w:b w:val="0"/>
+                <w:i w:val="0"/>
+                <w:sz w:val="22"/>
+              </w:rPr>
+              <w:t>#19</w:t>
+            </w:r>
+          </w:p>
+        </w:tc>
+        <w:tc>
+          <w:tcPr>
+            <w:tcW w:type="dxa" w:w="1080"/>
+          </w:tcPr>
+          <w:p>
+            <w:pPr>
+              <w:spacing w:line="240" w:lineRule="auto"/>
+              <w:jc w:val="left"/>
+            </w:pPr>
+            <w:r/>
+            <w:r>
+              <w:rPr>
+                <w:b w:val="0"/>
+                <w:i w:val="0"/>
+                <w:sz w:val="22"/>
+              </w:rPr>
+              <w:t>elendi</w:t>
+            </w:r>
+          </w:p>
+        </w:tc>
+        <w:tc>
+          <w:tcPr>
+            <w:tcW w:type="dxa" w:w="1080"/>
           </w:tcPr>
           <w:p>
             <w:pPr>
@@ -7736,39 +8399,39 @@
       <w:tr>
         <w:tc>
           <w:tcPr>
-            <w:tcW w:type="dxa" w:w="1728"/>
-          </w:tcPr>
-          <w:p>
-            <w:pPr>
-              <w:spacing w:line="240" w:lineRule="auto"/>
-              <w:jc w:val="left"/>
-            </w:pPr>
-            <w:r/>
-          </w:p>
-        </w:tc>
-        <w:tc>
-          <w:tcPr>
-            <w:tcW w:type="dxa" w:w="1728"/>
-          </w:tcPr>
-          <w:p>
-            <w:pPr>
-              <w:spacing w:line="240" w:lineRule="auto"/>
-              <w:jc w:val="left"/>
-            </w:pPr>
-            <w:r/>
-            <w:r>
-              <w:rPr>
-                <w:b w:val="0"/>
-                <w:i w:val="0"/>
-                <w:sz w:val="22"/>
-              </w:rPr>
-              <w:t>p60 (Iap)</w:t>
-            </w:r>
-          </w:p>
-        </w:tc>
-        <w:tc>
-          <w:tcPr>
-            <w:tcW w:type="dxa" w:w="1728"/>
+            <w:tcW w:type="dxa" w:w="1080"/>
+          </w:tcPr>
+          <w:p>
+            <w:pPr>
+              <w:spacing w:line="240" w:lineRule="auto"/>
+              <w:jc w:val="left"/>
+            </w:pPr>
+            <w:r/>
+          </w:p>
+        </w:tc>
+        <w:tc>
+          <w:tcPr>
+            <w:tcW w:type="dxa" w:w="1080"/>
+          </w:tcPr>
+          <w:p>
+            <w:pPr>
+              <w:spacing w:line="240" w:lineRule="auto"/>
+              <w:jc w:val="left"/>
+            </w:pPr>
+            <w:r/>
+            <w:r>
+              <w:rPr>
+                <w:b w:val="0"/>
+                <w:i w:val="0"/>
+                <w:sz w:val="22"/>
+              </w:rPr>
+              <w:t>p60</w:t>
+            </w:r>
+          </w:p>
+        </w:tc>
+        <w:tc>
+          <w:tcPr>
+            <w:tcW w:type="dxa" w:w="1080"/>
           </w:tcPr>
           <w:p>
             <w:pPr>
@@ -7788,7 +8451,7 @@
         </w:tc>
         <w:tc>
           <w:tcPr>
-            <w:tcW w:type="dxa" w:w="1728"/>
+            <w:tcW w:type="dxa" w:w="1080"/>
           </w:tcPr>
           <w:p>
             <w:pPr>
@@ -7808,7 +8471,67 @@
         </w:tc>
         <w:tc>
           <w:tcPr>
-            <w:tcW w:type="dxa" w:w="1728"/>
+            <w:tcW w:type="dxa" w:w="1080"/>
+          </w:tcPr>
+          <w:p>
+            <w:pPr>
+              <w:spacing w:line="240" w:lineRule="auto"/>
+              <w:jc w:val="left"/>
+            </w:pPr>
+            <w:r/>
+            <w:r>
+              <w:rPr>
+                <w:b w:val="0"/>
+                <w:i w:val="0"/>
+                <w:sz w:val="22"/>
+              </w:rPr>
+              <w:t>#1</w:t>
+            </w:r>
+          </w:p>
+        </w:tc>
+        <w:tc>
+          <w:tcPr>
+            <w:tcW w:type="dxa" w:w="1080"/>
+          </w:tcPr>
+          <w:p>
+            <w:pPr>
+              <w:spacing w:line="240" w:lineRule="auto"/>
+              <w:jc w:val="left"/>
+            </w:pPr>
+            <w:r/>
+            <w:r>
+              <w:rPr>
+                <w:b w:val="0"/>
+                <w:i w:val="0"/>
+                <w:sz w:val="22"/>
+              </w:rPr>
+              <w:t>#70</w:t>
+            </w:r>
+          </w:p>
+        </w:tc>
+        <w:tc>
+          <w:tcPr>
+            <w:tcW w:type="dxa" w:w="1080"/>
+          </w:tcPr>
+          <w:p>
+            <w:pPr>
+              <w:spacing w:line="240" w:lineRule="auto"/>
+              <w:jc w:val="left"/>
+            </w:pPr>
+            <w:r/>
+            <w:r>
+              <w:rPr>
+                <w:b w:val="0"/>
+                <w:i w:val="0"/>
+                <w:sz w:val="22"/>
+              </w:rPr>
+              <w:t>#30</w:t>
+            </w:r>
+          </w:p>
+        </w:tc>
+        <w:tc>
+          <w:tcPr>
+            <w:tcW w:type="dxa" w:w="1080"/>
           </w:tcPr>
           <w:p>
             <w:pPr>
@@ -7830,19 +8553,19 @@
       <w:tr>
         <w:tc>
           <w:tcPr>
-            <w:tcW w:type="dxa" w:w="1728"/>
-          </w:tcPr>
-          <w:p>
-            <w:pPr>
-              <w:spacing w:line="240" w:lineRule="auto"/>
-              <w:jc w:val="left"/>
-            </w:pPr>
-            <w:r/>
-          </w:p>
-        </w:tc>
-        <w:tc>
-          <w:tcPr>
-            <w:tcW w:type="dxa" w:w="1728"/>
+            <w:tcW w:type="dxa" w:w="1080"/>
+          </w:tcPr>
+          <w:p>
+            <w:pPr>
+              <w:spacing w:line="240" w:lineRule="auto"/>
+              <w:jc w:val="left"/>
+            </w:pPr>
+            <w:r/>
+          </w:p>
+        </w:tc>
+        <w:tc>
+          <w:tcPr>
+            <w:tcW w:type="dxa" w:w="1080"/>
           </w:tcPr>
           <w:p>
             <w:pPr>
@@ -7862,7 +8585,7 @@
         </w:tc>
         <w:tc>
           <w:tcPr>
-            <w:tcW w:type="dxa" w:w="1728"/>
+            <w:tcW w:type="dxa" w:w="1080"/>
           </w:tcPr>
           <w:p>
             <w:pPr>
@@ -7882,7 +8605,7 @@
         </w:tc>
         <w:tc>
           <w:tcPr>
-            <w:tcW w:type="dxa" w:w="1728"/>
+            <w:tcW w:type="dxa" w:w="1080"/>
           </w:tcPr>
           <w:p>
             <w:pPr>
@@ -7902,7 +8625,67 @@
         </w:tc>
         <w:tc>
           <w:tcPr>
-            <w:tcW w:type="dxa" w:w="1728"/>
+            <w:tcW w:type="dxa" w:w="1080"/>
+          </w:tcPr>
+          <w:p>
+            <w:pPr>
+              <w:spacing w:line="240" w:lineRule="auto"/>
+              <w:jc w:val="left"/>
+            </w:pPr>
+            <w:r/>
+            <w:r>
+              <w:rPr>
+                <w:b w:val="0"/>
+                <w:i w:val="0"/>
+                <w:sz w:val="22"/>
+              </w:rPr>
+              <w:t>#2</w:t>
+            </w:r>
+          </w:p>
+        </w:tc>
+        <w:tc>
+          <w:tcPr>
+            <w:tcW w:type="dxa" w:w="1080"/>
+          </w:tcPr>
+          <w:p>
+            <w:pPr>
+              <w:spacing w:line="240" w:lineRule="auto"/>
+              <w:jc w:val="left"/>
+            </w:pPr>
+            <w:r/>
+            <w:r>
+              <w:rPr>
+                <w:b w:val="0"/>
+                <w:i w:val="0"/>
+                <w:sz w:val="22"/>
+              </w:rPr>
+              <w:t>#214</w:t>
+            </w:r>
+          </w:p>
+        </w:tc>
+        <w:tc>
+          <w:tcPr>
+            <w:tcW w:type="dxa" w:w="1080"/>
+          </w:tcPr>
+          <w:p>
+            <w:pPr>
+              <w:spacing w:line="240" w:lineRule="auto"/>
+              <w:jc w:val="left"/>
+            </w:pPr>
+            <w:r/>
+            <w:r>
+              <w:rPr>
+                <w:b w:val="0"/>
+                <w:i w:val="0"/>
+                <w:sz w:val="22"/>
+              </w:rPr>
+              <w:t>elendi</w:t>
+            </w:r>
+          </w:p>
+        </w:tc>
+        <w:tc>
+          <w:tcPr>
+            <w:tcW w:type="dxa" w:w="1080"/>
           </w:tcPr>
           <w:p>
             <w:pPr>
@@ -7924,19 +8707,19 @@
       <w:tr>
         <w:tc>
           <w:tcPr>
-            <w:tcW w:type="dxa" w:w="1728"/>
-          </w:tcPr>
-          <w:p>
-            <w:pPr>
-              <w:spacing w:line="240" w:lineRule="auto"/>
-              <w:jc w:val="left"/>
-            </w:pPr>
-            <w:r/>
-          </w:p>
-        </w:tc>
-        <w:tc>
-          <w:tcPr>
-            <w:tcW w:type="dxa" w:w="1728"/>
+            <w:tcW w:type="dxa" w:w="1080"/>
+          </w:tcPr>
+          <w:p>
+            <w:pPr>
+              <w:spacing w:line="240" w:lineRule="auto"/>
+              <w:jc w:val="left"/>
+            </w:pPr>
+            <w:r/>
+          </w:p>
+        </w:tc>
+        <w:tc>
+          <w:tcPr>
+            <w:tcW w:type="dxa" w:w="1080"/>
           </w:tcPr>
           <w:p>
             <w:pPr>
@@ -7956,7 +8739,7 @@
         </w:tc>
         <w:tc>
           <w:tcPr>
-            <w:tcW w:type="dxa" w:w="1728"/>
+            <w:tcW w:type="dxa" w:w="1080"/>
           </w:tcPr>
           <w:p>
             <w:pPr>
@@ -7976,7 +8759,7 @@
         </w:tc>
         <w:tc>
           <w:tcPr>
-            <w:tcW w:type="dxa" w:w="1728"/>
+            <w:tcW w:type="dxa" w:w="1080"/>
           </w:tcPr>
           <w:p>
             <w:pPr>
@@ -7996,7 +8779,67 @@
         </w:tc>
         <w:tc>
           <w:tcPr>
-            <w:tcW w:type="dxa" w:w="1728"/>
+            <w:tcW w:type="dxa" w:w="1080"/>
+          </w:tcPr>
+          <w:p>
+            <w:pPr>
+              <w:spacing w:line="240" w:lineRule="auto"/>
+              <w:jc w:val="left"/>
+            </w:pPr>
+            <w:r/>
+            <w:r>
+              <w:rPr>
+                <w:b w:val="0"/>
+                <w:i w:val="0"/>
+                <w:sz w:val="22"/>
+              </w:rPr>
+              <w:t>#15</w:t>
+            </w:r>
+          </w:p>
+        </w:tc>
+        <w:tc>
+          <w:tcPr>
+            <w:tcW w:type="dxa" w:w="1080"/>
+          </w:tcPr>
+          <w:p>
+            <w:pPr>
+              <w:spacing w:line="240" w:lineRule="auto"/>
+              <w:jc w:val="left"/>
+            </w:pPr>
+            <w:r/>
+            <w:r>
+              <w:rPr>
+                <w:b w:val="0"/>
+                <w:i w:val="0"/>
+                <w:sz w:val="22"/>
+              </w:rPr>
+              <w:t>#143</w:t>
+            </w:r>
+          </w:p>
+        </w:tc>
+        <w:tc>
+          <w:tcPr>
+            <w:tcW w:type="dxa" w:w="1080"/>
+          </w:tcPr>
+          <w:p>
+            <w:pPr>
+              <w:spacing w:line="240" w:lineRule="auto"/>
+              <w:jc w:val="left"/>
+            </w:pPr>
+            <w:r/>
+            <w:r>
+              <w:rPr>
+                <w:b w:val="0"/>
+                <w:i w:val="0"/>
+                <w:sz w:val="22"/>
+              </w:rPr>
+              <w:t>#72</w:t>
+            </w:r>
+          </w:p>
+        </w:tc>
+        <w:tc>
+          <w:tcPr>
+            <w:tcW w:type="dxa" w:w="1080"/>
           </w:tcPr>
           <w:p>
             <w:pPr>
@@ -8018,19 +8861,19 @@
       <w:tr>
         <w:tc>
           <w:tcPr>
-            <w:tcW w:type="dxa" w:w="1728"/>
-          </w:tcPr>
-          <w:p>
-            <w:pPr>
-              <w:spacing w:line="240" w:lineRule="auto"/>
-              <w:jc w:val="left"/>
-            </w:pPr>
-            <w:r/>
-          </w:p>
-        </w:tc>
-        <w:tc>
-          <w:tcPr>
-            <w:tcW w:type="dxa" w:w="1728"/>
+            <w:tcW w:type="dxa" w:w="1080"/>
+          </w:tcPr>
+          <w:p>
+            <w:pPr>
+              <w:spacing w:line="240" w:lineRule="auto"/>
+              <w:jc w:val="left"/>
+            </w:pPr>
+            <w:r/>
+          </w:p>
+        </w:tc>
+        <w:tc>
+          <w:tcPr>
+            <w:tcW w:type="dxa" w:w="1080"/>
           </w:tcPr>
           <w:p>
             <w:pPr>
@@ -8050,7 +8893,7 @@
         </w:tc>
         <w:tc>
           <w:tcPr>
-            <w:tcW w:type="dxa" w:w="1728"/>
+            <w:tcW w:type="dxa" w:w="1080"/>
           </w:tcPr>
           <w:p>
             <w:pPr>
@@ -8070,7 +8913,7 @@
         </w:tc>
         <w:tc>
           <w:tcPr>
-            <w:tcW w:type="dxa" w:w="1728"/>
+            <w:tcW w:type="dxa" w:w="1080"/>
           </w:tcPr>
           <w:p>
             <w:pPr>
@@ -8090,7 +8933,67 @@
         </w:tc>
         <w:tc>
           <w:tcPr>
-            <w:tcW w:type="dxa" w:w="1728"/>
+            <w:tcW w:type="dxa" w:w="1080"/>
+          </w:tcPr>
+          <w:p>
+            <w:pPr>
+              <w:spacing w:line="240" w:lineRule="auto"/>
+              <w:jc w:val="left"/>
+            </w:pPr>
+            <w:r/>
+            <w:r>
+              <w:rPr>
+                <w:b w:val="0"/>
+                <w:i w:val="0"/>
+                <w:sz w:val="22"/>
+              </w:rPr>
+              <w:t>✗</w:t>
+            </w:r>
+          </w:p>
+        </w:tc>
+        <w:tc>
+          <w:tcPr>
+            <w:tcW w:type="dxa" w:w="1080"/>
+          </w:tcPr>
+          <w:p>
+            <w:pPr>
+              <w:spacing w:line="240" w:lineRule="auto"/>
+              <w:jc w:val="left"/>
+            </w:pPr>
+            <w:r/>
+            <w:r>
+              <w:rPr>
+                <w:b w:val="0"/>
+                <w:i w:val="0"/>
+                <w:sz w:val="22"/>
+              </w:rPr>
+              <w:t>#210</w:t>
+            </w:r>
+          </w:p>
+        </w:tc>
+        <w:tc>
+          <w:tcPr>
+            <w:tcW w:type="dxa" w:w="1080"/>
+          </w:tcPr>
+          <w:p>
+            <w:pPr>
+              <w:spacing w:line="240" w:lineRule="auto"/>
+              <w:jc w:val="left"/>
+            </w:pPr>
+            <w:r/>
+            <w:r>
+              <w:rPr>
+                <w:b w:val="0"/>
+                <w:i w:val="0"/>
+                <w:sz w:val="22"/>
+              </w:rPr>
+              <w:t>#38</w:t>
+            </w:r>
+          </w:p>
+        </w:tc>
+        <w:tc>
+          <w:tcPr>
+            <w:tcW w:type="dxa" w:w="1080"/>
           </w:tcPr>
           <w:p>
             <w:pPr>
@@ -8112,7 +9015,7 @@
       <w:tr>
         <w:tc>
           <w:tcPr>
-            <w:tcW w:type="dxa" w:w="1728"/>
+            <w:tcW w:type="dxa" w:w="1080"/>
           </w:tcPr>
           <w:p>
             <w:pPr>
@@ -8132,7 +9035,7 @@
         </w:tc>
         <w:tc>
           <w:tcPr>
-            <w:tcW w:type="dxa" w:w="1728"/>
+            <w:tcW w:type="dxa" w:w="1080"/>
           </w:tcPr>
           <w:p>
             <w:pPr>
@@ -8152,7 +9055,7 @@
         </w:tc>
         <w:tc>
           <w:tcPr>
-            <w:tcW w:type="dxa" w:w="1728"/>
+            <w:tcW w:type="dxa" w:w="1080"/>
           </w:tcPr>
           <w:p>
             <w:pPr>
@@ -8172,7 +9075,7 @@
         </w:tc>
         <w:tc>
           <w:tcPr>
-            <w:tcW w:type="dxa" w:w="1728"/>
+            <w:tcW w:type="dxa" w:w="1080"/>
           </w:tcPr>
           <w:p>
             <w:pPr>
@@ -8192,7 +9095,67 @@
         </w:tc>
         <w:tc>
           <w:tcPr>
-            <w:tcW w:type="dxa" w:w="1728"/>
+            <w:tcW w:type="dxa" w:w="1080"/>
+          </w:tcPr>
+          <w:p>
+            <w:pPr>
+              <w:spacing w:line="240" w:lineRule="auto"/>
+              <w:jc w:val="left"/>
+            </w:pPr>
+            <w:r/>
+            <w:r>
+              <w:rPr>
+                <w:b w:val="0"/>
+                <w:i w:val="0"/>
+                <w:sz w:val="22"/>
+              </w:rPr>
+              <w:t>#63</w:t>
+            </w:r>
+          </w:p>
+        </w:tc>
+        <w:tc>
+          <w:tcPr>
+            <w:tcW w:type="dxa" w:w="1080"/>
+          </w:tcPr>
+          <w:p>
+            <w:pPr>
+              <w:spacing w:line="240" w:lineRule="auto"/>
+              <w:jc w:val="left"/>
+            </w:pPr>
+            <w:r/>
+            <w:r>
+              <w:rPr>
+                <w:b w:val="0"/>
+                <w:i w:val="0"/>
+                <w:sz w:val="22"/>
+              </w:rPr>
+              <w:t>#28</w:t>
+            </w:r>
+          </w:p>
+        </w:tc>
+        <w:tc>
+          <w:tcPr>
+            <w:tcW w:type="dxa" w:w="1080"/>
+          </w:tcPr>
+          <w:p>
+            <w:pPr>
+              <w:spacing w:line="240" w:lineRule="auto"/>
+              <w:jc w:val="left"/>
+            </w:pPr>
+            <w:r/>
+            <w:r>
+              <w:rPr>
+                <w:b w:val="0"/>
+                <w:i w:val="0"/>
+                <w:sz w:val="22"/>
+              </w:rPr>
+              <w:t>elendi</w:t>
+            </w:r>
+          </w:p>
+        </w:tc>
+        <w:tc>
+          <w:tcPr>
+            <w:tcW w:type="dxa" w:w="1080"/>
           </w:tcPr>
           <w:p>
             <w:pPr>
@@ -8214,19 +9177,19 @@
       <w:tr>
         <w:tc>
           <w:tcPr>
-            <w:tcW w:type="dxa" w:w="1728"/>
-          </w:tcPr>
-          <w:p>
-            <w:pPr>
-              <w:spacing w:line="240" w:lineRule="auto"/>
-              <w:jc w:val="left"/>
-            </w:pPr>
-            <w:r/>
-          </w:p>
-        </w:tc>
-        <w:tc>
-          <w:tcPr>
-            <w:tcW w:type="dxa" w:w="1728"/>
+            <w:tcW w:type="dxa" w:w="1080"/>
+          </w:tcPr>
+          <w:p>
+            <w:pPr>
+              <w:spacing w:line="240" w:lineRule="auto"/>
+              <w:jc w:val="left"/>
+            </w:pPr>
+            <w:r/>
+          </w:p>
+        </w:tc>
+        <w:tc>
+          <w:tcPr>
+            <w:tcW w:type="dxa" w:w="1080"/>
           </w:tcPr>
           <w:p>
             <w:pPr>
@@ -8246,7 +9209,7 @@
         </w:tc>
         <w:tc>
           <w:tcPr>
-            <w:tcW w:type="dxa" w:w="1728"/>
+            <w:tcW w:type="dxa" w:w="1080"/>
           </w:tcPr>
           <w:p>
             <w:pPr>
@@ -8266,7 +9229,7 @@
         </w:tc>
         <w:tc>
           <w:tcPr>
-            <w:tcW w:type="dxa" w:w="1728"/>
+            <w:tcW w:type="dxa" w:w="1080"/>
           </w:tcPr>
           <w:p>
             <w:pPr>
@@ -8286,7 +9249,67 @@
         </w:tc>
         <w:tc>
           <w:tcPr>
-            <w:tcW w:type="dxa" w:w="1728"/>
+            <w:tcW w:type="dxa" w:w="1080"/>
+          </w:tcPr>
+          <w:p>
+            <w:pPr>
+              <w:spacing w:line="240" w:lineRule="auto"/>
+              <w:jc w:val="left"/>
+            </w:pPr>
+            <w:r/>
+            <w:r>
+              <w:rPr>
+                <w:b w:val="0"/>
+                <w:i w:val="0"/>
+                <w:sz w:val="22"/>
+              </w:rPr>
+              <w:t>#51</w:t>
+            </w:r>
+          </w:p>
+        </w:tc>
+        <w:tc>
+          <w:tcPr>
+            <w:tcW w:type="dxa" w:w="1080"/>
+          </w:tcPr>
+          <w:p>
+            <w:pPr>
+              <w:spacing w:line="240" w:lineRule="auto"/>
+              <w:jc w:val="left"/>
+            </w:pPr>
+            <w:r/>
+            <w:r>
+              <w:rPr>
+                <w:b w:val="0"/>
+                <w:i w:val="0"/>
+                <w:sz w:val="22"/>
+              </w:rPr>
+              <w:t>#30</w:t>
+            </w:r>
+          </w:p>
+        </w:tc>
+        <w:tc>
+          <w:tcPr>
+            <w:tcW w:type="dxa" w:w="1080"/>
+          </w:tcPr>
+          <w:p>
+            <w:pPr>
+              <w:spacing w:line="240" w:lineRule="auto"/>
+              <w:jc w:val="left"/>
+            </w:pPr>
+            <w:r/>
+            <w:r>
+              <w:rPr>
+                <w:b w:val="0"/>
+                <w:i w:val="0"/>
+                <w:sz w:val="22"/>
+              </w:rPr>
+              <w:t>#70</w:t>
+            </w:r>
+          </w:p>
+        </w:tc>
+        <w:tc>
+          <w:tcPr>
+            <w:tcW w:type="dxa" w:w="1080"/>
           </w:tcPr>
           <w:p>
             <w:pPr>
@@ -8308,19 +9331,19 @@
       <w:tr>
         <w:tc>
           <w:tcPr>
-            <w:tcW w:type="dxa" w:w="1728"/>
-          </w:tcPr>
-          <w:p>
-            <w:pPr>
-              <w:spacing w:line="240" w:lineRule="auto"/>
-              <w:jc w:val="left"/>
-            </w:pPr>
-            <w:r/>
-          </w:p>
-        </w:tc>
-        <w:tc>
-          <w:tcPr>
-            <w:tcW w:type="dxa" w:w="1728"/>
+            <w:tcW w:type="dxa" w:w="1080"/>
+          </w:tcPr>
+          <w:p>
+            <w:pPr>
+              <w:spacing w:line="240" w:lineRule="auto"/>
+              <w:jc w:val="left"/>
+            </w:pPr>
+            <w:r/>
+          </w:p>
+        </w:tc>
+        <w:tc>
+          <w:tcPr>
+            <w:tcW w:type="dxa" w:w="1080"/>
           </w:tcPr>
           <w:p>
             <w:pPr>
@@ -8340,7 +9363,7 @@
         </w:tc>
         <w:tc>
           <w:tcPr>
-            <w:tcW w:type="dxa" w:w="1728"/>
+            <w:tcW w:type="dxa" w:w="1080"/>
           </w:tcPr>
           <w:p>
             <w:pPr>
@@ -8360,7 +9383,7 @@
         </w:tc>
         <w:tc>
           <w:tcPr>
-            <w:tcW w:type="dxa" w:w="1728"/>
+            <w:tcW w:type="dxa" w:w="1080"/>
           </w:tcPr>
           <w:p>
             <w:pPr>
@@ -8380,7 +9403,67 @@
         </w:tc>
         <w:tc>
           <w:tcPr>
-            <w:tcW w:type="dxa" w:w="1728"/>
+            <w:tcW w:type="dxa" w:w="1080"/>
+          </w:tcPr>
+          <w:p>
+            <w:pPr>
+              <w:spacing w:line="240" w:lineRule="auto"/>
+              <w:jc w:val="left"/>
+            </w:pPr>
+            <w:r/>
+            <w:r>
+              <w:rPr>
+                <w:b w:val="0"/>
+                <w:i w:val="0"/>
+                <w:sz w:val="22"/>
+              </w:rPr>
+              <w:t>#20</w:t>
+            </w:r>
+          </w:p>
+        </w:tc>
+        <w:tc>
+          <w:tcPr>
+            <w:tcW w:type="dxa" w:w="1080"/>
+          </w:tcPr>
+          <w:p>
+            <w:pPr>
+              <w:spacing w:line="240" w:lineRule="auto"/>
+              <w:jc w:val="left"/>
+            </w:pPr>
+            <w:r/>
+            <w:r>
+              <w:rPr>
+                <w:b w:val="0"/>
+                <w:i w:val="0"/>
+                <w:sz w:val="22"/>
+              </w:rPr>
+              <w:t>#185</w:t>
+            </w:r>
+          </w:p>
+        </w:tc>
+        <w:tc>
+          <w:tcPr>
+            <w:tcW w:type="dxa" w:w="1080"/>
+          </w:tcPr>
+          <w:p>
+            <w:pPr>
+              <w:spacing w:line="240" w:lineRule="auto"/>
+              <w:jc w:val="left"/>
+            </w:pPr>
+            <w:r/>
+            <w:r>
+              <w:rPr>
+                <w:b w:val="0"/>
+                <w:i w:val="0"/>
+                <w:sz w:val="22"/>
+              </w:rPr>
+              <w:t>#51</w:t>
+            </w:r>
+          </w:p>
+        </w:tc>
+        <w:tc>
+          <w:tcPr>
+            <w:tcW w:type="dxa" w:w="1080"/>
           </w:tcPr>
           <w:p>
             <w:pPr>
@@ -8402,19 +9485,19 @@
       <w:tr>
         <w:tc>
           <w:tcPr>
-            <w:tcW w:type="dxa" w:w="1728"/>
-          </w:tcPr>
-          <w:p>
-            <w:pPr>
-              <w:spacing w:line="240" w:lineRule="auto"/>
-              <w:jc w:val="left"/>
-            </w:pPr>
-            <w:r/>
-          </w:p>
-        </w:tc>
-        <w:tc>
-          <w:tcPr>
-            <w:tcW w:type="dxa" w:w="1728"/>
+            <w:tcW w:type="dxa" w:w="1080"/>
+          </w:tcPr>
+          <w:p>
+            <w:pPr>
+              <w:spacing w:line="240" w:lineRule="auto"/>
+              <w:jc w:val="left"/>
+            </w:pPr>
+            <w:r/>
+          </w:p>
+        </w:tc>
+        <w:tc>
+          <w:tcPr>
+            <w:tcW w:type="dxa" w:w="1080"/>
           </w:tcPr>
           <w:p>
             <w:pPr>
@@ -8434,7 +9517,7 @@
         </w:tc>
         <w:tc>
           <w:tcPr>
-            <w:tcW w:type="dxa" w:w="1728"/>
+            <w:tcW w:type="dxa" w:w="1080"/>
           </w:tcPr>
           <w:p>
             <w:pPr>
@@ -8454,7 +9537,7 @@
         </w:tc>
         <w:tc>
           <w:tcPr>
-            <w:tcW w:type="dxa" w:w="1728"/>
+            <w:tcW w:type="dxa" w:w="1080"/>
           </w:tcPr>
           <w:p>
             <w:pPr>
@@ -8474,7 +9557,67 @@
         </w:tc>
         <w:tc>
           <w:tcPr>
-            <w:tcW w:type="dxa" w:w="1728"/>
+            <w:tcW w:type="dxa" w:w="1080"/>
+          </w:tcPr>
+          <w:p>
+            <w:pPr>
+              <w:spacing w:line="240" w:lineRule="auto"/>
+              <w:jc w:val="left"/>
+            </w:pPr>
+            <w:r/>
+            <w:r>
+              <w:rPr>
+                <w:b w:val="0"/>
+                <w:i w:val="0"/>
+                <w:sz w:val="22"/>
+              </w:rPr>
+              <w:t>#8</w:t>
+            </w:r>
+          </w:p>
+        </w:tc>
+        <w:tc>
+          <w:tcPr>
+            <w:tcW w:type="dxa" w:w="1080"/>
+          </w:tcPr>
+          <w:p>
+            <w:pPr>
+              <w:spacing w:line="240" w:lineRule="auto"/>
+              <w:jc w:val="left"/>
+            </w:pPr>
+            <w:r/>
+            <w:r>
+              <w:rPr>
+                <w:b w:val="0"/>
+                <w:i w:val="0"/>
+                <w:sz w:val="22"/>
+              </w:rPr>
+              <w:t>#127</w:t>
+            </w:r>
+          </w:p>
+        </w:tc>
+        <w:tc>
+          <w:tcPr>
+            <w:tcW w:type="dxa" w:w="1080"/>
+          </w:tcPr>
+          <w:p>
+            <w:pPr>
+              <w:spacing w:line="240" w:lineRule="auto"/>
+              <w:jc w:val="left"/>
+            </w:pPr>
+            <w:r/>
+            <w:r>
+              <w:rPr>
+                <w:b w:val="0"/>
+                <w:i w:val="0"/>
+                <w:sz w:val="22"/>
+              </w:rPr>
+              <w:t>#6</w:t>
+            </w:r>
+          </w:p>
+        </w:tc>
+        <w:tc>
+          <w:tcPr>
+            <w:tcW w:type="dxa" w:w="1080"/>
           </w:tcPr>
           <w:p>
             <w:pPr>
@@ -8496,19 +9639,19 @@
       <w:tr>
         <w:tc>
           <w:tcPr>
-            <w:tcW w:type="dxa" w:w="1728"/>
-          </w:tcPr>
-          <w:p>
-            <w:pPr>
-              <w:spacing w:line="240" w:lineRule="auto"/>
-              <w:jc w:val="left"/>
-            </w:pPr>
-            <w:r/>
-          </w:p>
-        </w:tc>
-        <w:tc>
-          <w:tcPr>
-            <w:tcW w:type="dxa" w:w="1728"/>
+            <w:tcW w:type="dxa" w:w="1080"/>
+          </w:tcPr>
+          <w:p>
+            <w:pPr>
+              <w:spacing w:line="240" w:lineRule="auto"/>
+              <w:jc w:val="left"/>
+            </w:pPr>
+            <w:r/>
+          </w:p>
+        </w:tc>
+        <w:tc>
+          <w:tcPr>
+            <w:tcW w:type="dxa" w:w="1080"/>
           </w:tcPr>
           <w:p>
             <w:pPr>
@@ -8528,7 +9671,7 @@
         </w:tc>
         <w:tc>
           <w:tcPr>
-            <w:tcW w:type="dxa" w:w="1728"/>
+            <w:tcW w:type="dxa" w:w="1080"/>
           </w:tcPr>
           <w:p>
             <w:pPr>
@@ -8548,7 +9691,7 @@
         </w:tc>
         <w:tc>
           <w:tcPr>
-            <w:tcW w:type="dxa" w:w="1728"/>
+            <w:tcW w:type="dxa" w:w="1080"/>
           </w:tcPr>
           <w:p>
             <w:pPr>
@@ -8568,7 +9711,67 @@
         </w:tc>
         <w:tc>
           <w:tcPr>
-            <w:tcW w:type="dxa" w:w="1728"/>
+            <w:tcW w:type="dxa" w:w="1080"/>
+          </w:tcPr>
+          <w:p>
+            <w:pPr>
+              <w:spacing w:line="240" w:lineRule="auto"/>
+              <w:jc w:val="left"/>
+            </w:pPr>
+            <w:r/>
+            <w:r>
+              <w:rPr>
+                <w:b w:val="0"/>
+                <w:i w:val="0"/>
+                <w:sz w:val="22"/>
+              </w:rPr>
+              <w:t>#12</w:t>
+            </w:r>
+          </w:p>
+        </w:tc>
+        <w:tc>
+          <w:tcPr>
+            <w:tcW w:type="dxa" w:w="1080"/>
+          </w:tcPr>
+          <w:p>
+            <w:pPr>
+              <w:spacing w:line="240" w:lineRule="auto"/>
+              <w:jc w:val="left"/>
+            </w:pPr>
+            <w:r/>
+            <w:r>
+              <w:rPr>
+                <w:b w:val="0"/>
+                <w:i w:val="0"/>
+                <w:sz w:val="22"/>
+              </w:rPr>
+              <w:t>#897</w:t>
+            </w:r>
+          </w:p>
+        </w:tc>
+        <w:tc>
+          <w:tcPr>
+            <w:tcW w:type="dxa" w:w="1080"/>
+          </w:tcPr>
+          <w:p>
+            <w:pPr>
+              <w:spacing w:line="240" w:lineRule="auto"/>
+              <w:jc w:val="left"/>
+            </w:pPr>
+            <w:r/>
+            <w:r>
+              <w:rPr>
+                <w:b w:val="0"/>
+                <w:i w:val="0"/>
+                <w:sz w:val="22"/>
+              </w:rPr>
+              <w:t>elendi</w:t>
+            </w:r>
+          </w:p>
+        </w:tc>
+        <w:tc>
+          <w:tcPr>
+            <w:tcW w:type="dxa" w:w="1080"/>
           </w:tcPr>
           <w:p>
             <w:pPr>
@@ -8590,7 +9793,7 @@
       <w:tr>
         <w:tc>
           <w:tcPr>
-            <w:tcW w:type="dxa" w:w="1728"/>
+            <w:tcW w:type="dxa" w:w="1080"/>
           </w:tcPr>
           <w:p>
             <w:pPr>
@@ -8610,7 +9813,7 @@
         </w:tc>
         <w:tc>
           <w:tcPr>
-            <w:tcW w:type="dxa" w:w="1728"/>
+            <w:tcW w:type="dxa" w:w="1080"/>
           </w:tcPr>
           <w:p>
             <w:pPr>
@@ -8630,7 +9833,7 @@
         </w:tc>
         <w:tc>
           <w:tcPr>
-            <w:tcW w:type="dxa" w:w="1728"/>
+            <w:tcW w:type="dxa" w:w="1080"/>
           </w:tcPr>
           <w:p>
             <w:pPr>
@@ -8650,7 +9853,7 @@
         </w:tc>
         <w:tc>
           <w:tcPr>
-            <w:tcW w:type="dxa" w:w="1728"/>
+            <w:tcW w:type="dxa" w:w="1080"/>
           </w:tcPr>
           <w:p>
             <w:pPr>
@@ -8670,7 +9873,67 @@
         </w:tc>
         <w:tc>
           <w:tcPr>
-            <w:tcW w:type="dxa" w:w="1728"/>
+            <w:tcW w:type="dxa" w:w="1080"/>
+          </w:tcPr>
+          <w:p>
+            <w:pPr>
+              <w:spacing w:line="240" w:lineRule="auto"/>
+              <w:jc w:val="left"/>
+            </w:pPr>
+            <w:r/>
+            <w:r>
+              <w:rPr>
+                <w:b w:val="0"/>
+                <w:i w:val="0"/>
+                <w:sz w:val="22"/>
+              </w:rPr>
+              <w:t>#42</w:t>
+            </w:r>
+          </w:p>
+        </w:tc>
+        <w:tc>
+          <w:tcPr>
+            <w:tcW w:type="dxa" w:w="1080"/>
+          </w:tcPr>
+          <w:p>
+            <w:pPr>
+              <w:spacing w:line="240" w:lineRule="auto"/>
+              <w:jc w:val="left"/>
+            </w:pPr>
+            <w:r/>
+            <w:r>
+              <w:rPr>
+                <w:b w:val="0"/>
+                <w:i w:val="0"/>
+                <w:sz w:val="22"/>
+              </w:rPr>
+              <w:t>#64</w:t>
+            </w:r>
+          </w:p>
+        </w:tc>
+        <w:tc>
+          <w:tcPr>
+            <w:tcW w:type="dxa" w:w="1080"/>
+          </w:tcPr>
+          <w:p>
+            <w:pPr>
+              <w:spacing w:line="240" w:lineRule="auto"/>
+              <w:jc w:val="left"/>
+            </w:pPr>
+            <w:r/>
+            <w:r>
+              <w:rPr>
+                <w:b w:val="0"/>
+                <w:i w:val="0"/>
+                <w:sz w:val="22"/>
+              </w:rPr>
+              <w:t>elendi</w:t>
+            </w:r>
+          </w:p>
+        </w:tc>
+        <w:tc>
+          <w:tcPr>
+            <w:tcW w:type="dxa" w:w="1080"/>
           </w:tcPr>
           <w:p>
             <w:pPr>
@@ -8692,19 +9955,19 @@
       <w:tr>
         <w:tc>
           <w:tcPr>
-            <w:tcW w:type="dxa" w:w="1728"/>
-          </w:tcPr>
-          <w:p>
-            <w:pPr>
-              <w:spacing w:line="240" w:lineRule="auto"/>
-              <w:jc w:val="left"/>
-            </w:pPr>
-            <w:r/>
-          </w:p>
-        </w:tc>
-        <w:tc>
-          <w:tcPr>
-            <w:tcW w:type="dxa" w:w="1728"/>
+            <w:tcW w:type="dxa" w:w="1080"/>
+          </w:tcPr>
+          <w:p>
+            <w:pPr>
+              <w:spacing w:line="240" w:lineRule="auto"/>
+              <w:jc w:val="left"/>
+            </w:pPr>
+            <w:r/>
+          </w:p>
+        </w:tc>
+        <w:tc>
+          <w:tcPr>
+            <w:tcW w:type="dxa" w:w="1080"/>
           </w:tcPr>
           <w:p>
             <w:pPr>
@@ -8724,7 +9987,7 @@
         </w:tc>
         <w:tc>
           <w:tcPr>
-            <w:tcW w:type="dxa" w:w="1728"/>
+            <w:tcW w:type="dxa" w:w="1080"/>
           </w:tcPr>
           <w:p>
             <w:pPr>
@@ -8744,7 +10007,7 @@
         </w:tc>
         <w:tc>
           <w:tcPr>
-            <w:tcW w:type="dxa" w:w="1728"/>
+            <w:tcW w:type="dxa" w:w="1080"/>
           </w:tcPr>
           <w:p>
             <w:pPr>
@@ -8764,7 +10027,67 @@
         </w:tc>
         <w:tc>
           <w:tcPr>
-            <w:tcW w:type="dxa" w:w="1728"/>
+            <w:tcW w:type="dxa" w:w="1080"/>
+          </w:tcPr>
+          <w:p>
+            <w:pPr>
+              <w:spacing w:line="240" w:lineRule="auto"/>
+              <w:jc w:val="left"/>
+            </w:pPr>
+            <w:r/>
+            <w:r>
+              <w:rPr>
+                <w:b w:val="0"/>
+                <w:i w:val="0"/>
+                <w:sz w:val="22"/>
+              </w:rPr>
+              <w:t>✗</w:t>
+            </w:r>
+          </w:p>
+        </w:tc>
+        <w:tc>
+          <w:tcPr>
+            <w:tcW w:type="dxa" w:w="1080"/>
+          </w:tcPr>
+          <w:p>
+            <w:pPr>
+              <w:spacing w:line="240" w:lineRule="auto"/>
+              <w:jc w:val="left"/>
+            </w:pPr>
+            <w:r/>
+            <w:r>
+              <w:rPr>
+                <w:b w:val="0"/>
+                <w:i w:val="0"/>
+                <w:sz w:val="22"/>
+              </w:rPr>
+              <w:t>#28</w:t>
+            </w:r>
+          </w:p>
+        </w:tc>
+        <w:tc>
+          <w:tcPr>
+            <w:tcW w:type="dxa" w:w="1080"/>
+          </w:tcPr>
+          <w:p>
+            <w:pPr>
+              <w:spacing w:line="240" w:lineRule="auto"/>
+              <w:jc w:val="left"/>
+            </w:pPr>
+            <w:r/>
+            <w:r>
+              <w:rPr>
+                <w:b w:val="0"/>
+                <w:i w:val="0"/>
+                <w:sz w:val="22"/>
+              </w:rPr>
+              <w:t>elendi</w:t>
+            </w:r>
+          </w:p>
+        </w:tc>
+        <w:tc>
+          <w:tcPr>
+            <w:tcW w:type="dxa" w:w="1080"/>
           </w:tcPr>
           <w:p>
             <w:pPr>
@@ -8786,19 +10109,19 @@
       <w:tr>
         <w:tc>
           <w:tcPr>
-            <w:tcW w:type="dxa" w:w="1728"/>
-          </w:tcPr>
-          <w:p>
-            <w:pPr>
-              <w:spacing w:line="240" w:lineRule="auto"/>
-              <w:jc w:val="left"/>
-            </w:pPr>
-            <w:r/>
-          </w:p>
-        </w:tc>
-        <w:tc>
-          <w:tcPr>
-            <w:tcW w:type="dxa" w:w="1728"/>
+            <w:tcW w:type="dxa" w:w="1080"/>
+          </w:tcPr>
+          <w:p>
+            <w:pPr>
+              <w:spacing w:line="240" w:lineRule="auto"/>
+              <w:jc w:val="left"/>
+            </w:pPr>
+            <w:r/>
+          </w:p>
+        </w:tc>
+        <w:tc>
+          <w:tcPr>
+            <w:tcW w:type="dxa" w:w="1080"/>
           </w:tcPr>
           <w:p>
             <w:pPr>
@@ -8818,7 +10141,7 @@
         </w:tc>
         <w:tc>
           <w:tcPr>
-            <w:tcW w:type="dxa" w:w="1728"/>
+            <w:tcW w:type="dxa" w:w="1080"/>
           </w:tcPr>
           <w:p>
             <w:pPr>
@@ -8838,7 +10161,7 @@
         </w:tc>
         <w:tc>
           <w:tcPr>
-            <w:tcW w:type="dxa" w:w="1728"/>
+            <w:tcW w:type="dxa" w:w="1080"/>
           </w:tcPr>
           <w:p>
             <w:pPr>
@@ -8858,7 +10181,67 @@
         </w:tc>
         <w:tc>
           <w:tcPr>
-            <w:tcW w:type="dxa" w:w="1728"/>
+            <w:tcW w:type="dxa" w:w="1080"/>
+          </w:tcPr>
+          <w:p>
+            <w:pPr>
+              <w:spacing w:line="240" w:lineRule="auto"/>
+              <w:jc w:val="left"/>
+            </w:pPr>
+            <w:r/>
+            <w:r>
+              <w:rPr>
+                <w:b w:val="0"/>
+                <w:i w:val="0"/>
+                <w:sz w:val="22"/>
+              </w:rPr>
+              <w:t>#177</w:t>
+            </w:r>
+          </w:p>
+        </w:tc>
+        <w:tc>
+          <w:tcPr>
+            <w:tcW w:type="dxa" w:w="1080"/>
+          </w:tcPr>
+          <w:p>
+            <w:pPr>
+              <w:spacing w:line="240" w:lineRule="auto"/>
+              <w:jc w:val="left"/>
+            </w:pPr>
+            <w:r/>
+            <w:r>
+              <w:rPr>
+                <w:b w:val="0"/>
+                <w:i w:val="0"/>
+                <w:sz w:val="22"/>
+              </w:rPr>
+              <w:t>#713</w:t>
+            </w:r>
+          </w:p>
+        </w:tc>
+        <w:tc>
+          <w:tcPr>
+            <w:tcW w:type="dxa" w:w="1080"/>
+          </w:tcPr>
+          <w:p>
+            <w:pPr>
+              <w:spacing w:line="240" w:lineRule="auto"/>
+              <w:jc w:val="left"/>
+            </w:pPr>
+            <w:r/>
+            <w:r>
+              <w:rPr>
+                <w:b w:val="0"/>
+                <w:i w:val="0"/>
+                <w:sz w:val="22"/>
+              </w:rPr>
+              <w:t>elendi</w:t>
+            </w:r>
+          </w:p>
+        </w:tc>
+        <w:tc>
+          <w:tcPr>
+            <w:tcW w:type="dxa" w:w="1080"/>
           </w:tcPr>
           <w:p>
             <w:pPr>
@@ -8880,19 +10263,19 @@
       <w:tr>
         <w:tc>
           <w:tcPr>
-            <w:tcW w:type="dxa" w:w="1728"/>
-          </w:tcPr>
-          <w:p>
-            <w:pPr>
-              <w:spacing w:line="240" w:lineRule="auto"/>
-              <w:jc w:val="left"/>
-            </w:pPr>
-            <w:r/>
-          </w:p>
-        </w:tc>
-        <w:tc>
-          <w:tcPr>
-            <w:tcW w:type="dxa" w:w="1728"/>
+            <w:tcW w:type="dxa" w:w="1080"/>
+          </w:tcPr>
+          <w:p>
+            <w:pPr>
+              <w:spacing w:line="240" w:lineRule="auto"/>
+              <w:jc w:val="left"/>
+            </w:pPr>
+            <w:r/>
+          </w:p>
+        </w:tc>
+        <w:tc>
+          <w:tcPr>
+            <w:tcW w:type="dxa" w:w="1080"/>
           </w:tcPr>
           <w:p>
             <w:pPr>
@@ -8912,7 +10295,7 @@
         </w:tc>
         <w:tc>
           <w:tcPr>
-            <w:tcW w:type="dxa" w:w="1728"/>
+            <w:tcW w:type="dxa" w:w="1080"/>
           </w:tcPr>
           <w:p>
             <w:pPr>
@@ -8932,7 +10315,7 @@
         </w:tc>
         <w:tc>
           <w:tcPr>
-            <w:tcW w:type="dxa" w:w="1728"/>
+            <w:tcW w:type="dxa" w:w="1080"/>
           </w:tcPr>
           <w:p>
             <w:pPr>
@@ -8952,7 +10335,67 @@
         </w:tc>
         <w:tc>
           <w:tcPr>
-            <w:tcW w:type="dxa" w:w="1728"/>
+            <w:tcW w:type="dxa" w:w="1080"/>
+          </w:tcPr>
+          <w:p>
+            <w:pPr>
+              <w:spacing w:line="240" w:lineRule="auto"/>
+              <w:jc w:val="left"/>
+            </w:pPr>
+            <w:r/>
+            <w:r>
+              <w:rPr>
+                <w:b w:val="0"/>
+                <w:i w:val="0"/>
+                <w:sz w:val="22"/>
+              </w:rPr>
+              <w:t>✗</w:t>
+            </w:r>
+          </w:p>
+        </w:tc>
+        <w:tc>
+          <w:tcPr>
+            <w:tcW w:type="dxa" w:w="1080"/>
+          </w:tcPr>
+          <w:p>
+            <w:pPr>
+              <w:spacing w:line="240" w:lineRule="auto"/>
+              <w:jc w:val="left"/>
+            </w:pPr>
+            <w:r/>
+            <w:r>
+              <w:rPr>
+                <w:b w:val="0"/>
+                <w:i w:val="0"/>
+                <w:sz w:val="22"/>
+              </w:rPr>
+              <w:t>#8</w:t>
+            </w:r>
+          </w:p>
+        </w:tc>
+        <w:tc>
+          <w:tcPr>
+            <w:tcW w:type="dxa" w:w="1080"/>
+          </w:tcPr>
+          <w:p>
+            <w:pPr>
+              <w:spacing w:line="240" w:lineRule="auto"/>
+              <w:jc w:val="left"/>
+            </w:pPr>
+            <w:r/>
+            <w:r>
+              <w:rPr>
+                <w:b w:val="0"/>
+                <w:i w:val="0"/>
+                <w:sz w:val="22"/>
+              </w:rPr>
+              <w:t>elendi</w:t>
+            </w:r>
+          </w:p>
+        </w:tc>
+        <w:tc>
+          <w:tcPr>
+            <w:tcW w:type="dxa" w:w="1080"/>
           </w:tcPr>
           <w:p>
             <w:pPr>
@@ -8974,7 +10417,7 @@
       <w:tr>
         <w:tc>
           <w:tcPr>
-            <w:tcW w:type="dxa" w:w="1728"/>
+            <w:tcW w:type="dxa" w:w="1080"/>
           </w:tcPr>
           <w:p>
             <w:pPr>
@@ -8994,27 +10437,27 @@
         </w:tc>
         <w:tc>
           <w:tcPr>
-            <w:tcW w:type="dxa" w:w="1728"/>
-          </w:tcPr>
-          <w:p>
-            <w:pPr>
-              <w:spacing w:line="240" w:lineRule="auto"/>
-              <w:jc w:val="left"/>
-            </w:pPr>
-            <w:r/>
-            <w:r>
-              <w:rPr>
-                <w:b w:val="0"/>
-                <w:i w:val="0"/>
-                <w:sz w:val="22"/>
-              </w:rPr>
-              <w:t>Suilysin (SLY)</w:t>
-            </w:r>
-          </w:p>
-        </w:tc>
-        <w:tc>
-          <w:tcPr>
-            <w:tcW w:type="dxa" w:w="1728"/>
+            <w:tcW w:type="dxa" w:w="1080"/>
+          </w:tcPr>
+          <w:p>
+            <w:pPr>
+              <w:spacing w:line="240" w:lineRule="auto"/>
+              <w:jc w:val="left"/>
+            </w:pPr>
+            <w:r/>
+            <w:r>
+              <w:rPr>
+                <w:b w:val="0"/>
+                <w:i w:val="0"/>
+                <w:sz w:val="22"/>
+              </w:rPr>
+              <w:t>Suilysin</w:t>
+            </w:r>
+          </w:p>
+        </w:tc>
+        <w:tc>
+          <w:tcPr>
+            <w:tcW w:type="dxa" w:w="1080"/>
           </w:tcPr>
           <w:p>
             <w:pPr>
@@ -9034,7 +10477,7 @@
         </w:tc>
         <w:tc>
           <w:tcPr>
-            <w:tcW w:type="dxa" w:w="1728"/>
+            <w:tcW w:type="dxa" w:w="1080"/>
           </w:tcPr>
           <w:p>
             <w:pPr>
@@ -9054,7 +10497,67 @@
         </w:tc>
         <w:tc>
           <w:tcPr>
-            <w:tcW w:type="dxa" w:w="1728"/>
+            <w:tcW w:type="dxa" w:w="1080"/>
+          </w:tcPr>
+          <w:p>
+            <w:pPr>
+              <w:spacing w:line="240" w:lineRule="auto"/>
+              <w:jc w:val="left"/>
+            </w:pPr>
+            <w:r/>
+            <w:r>
+              <w:rPr>
+                <w:b w:val="0"/>
+                <w:i w:val="0"/>
+                <w:sz w:val="22"/>
+              </w:rPr>
+              <w:t>#6</w:t>
+            </w:r>
+          </w:p>
+        </w:tc>
+        <w:tc>
+          <w:tcPr>
+            <w:tcW w:type="dxa" w:w="1080"/>
+          </w:tcPr>
+          <w:p>
+            <w:pPr>
+              <w:spacing w:line="240" w:lineRule="auto"/>
+              <w:jc w:val="left"/>
+            </w:pPr>
+            <w:r/>
+            <w:r>
+              <w:rPr>
+                <w:b w:val="0"/>
+                <w:i w:val="0"/>
+                <w:sz w:val="22"/>
+              </w:rPr>
+              <w:t>#52</w:t>
+            </w:r>
+          </w:p>
+        </w:tc>
+        <w:tc>
+          <w:tcPr>
+            <w:tcW w:type="dxa" w:w="1080"/>
+          </w:tcPr>
+          <w:p>
+            <w:pPr>
+              <w:spacing w:line="240" w:lineRule="auto"/>
+              <w:jc w:val="left"/>
+            </w:pPr>
+            <w:r/>
+            <w:r>
+              <w:rPr>
+                <w:b w:val="0"/>
+                <w:i w:val="0"/>
+                <w:sz w:val="22"/>
+              </w:rPr>
+              <w:t>elendi</w:t>
+            </w:r>
+          </w:p>
+        </w:tc>
+        <w:tc>
+          <w:tcPr>
+            <w:tcW w:type="dxa" w:w="1080"/>
           </w:tcPr>
           <w:p>
             <w:pPr>
@@ -9076,39 +10579,39 @@
       <w:tr>
         <w:tc>
           <w:tcPr>
-            <w:tcW w:type="dxa" w:w="1728"/>
-          </w:tcPr>
-          <w:p>
-            <w:pPr>
-              <w:spacing w:line="240" w:lineRule="auto"/>
-              <w:jc w:val="left"/>
-            </w:pPr>
-            <w:r/>
-          </w:p>
-        </w:tc>
-        <w:tc>
-          <w:tcPr>
-            <w:tcW w:type="dxa" w:w="1728"/>
-          </w:tcPr>
-          <w:p>
-            <w:pPr>
-              <w:spacing w:line="240" w:lineRule="auto"/>
-              <w:jc w:val="left"/>
-            </w:pPr>
-            <w:r/>
-            <w:r>
-              <w:rPr>
-                <w:b w:val="0"/>
-                <w:i w:val="0"/>
-                <w:sz w:val="22"/>
-              </w:rPr>
-              <w:t>Enolaz</w:t>
-            </w:r>
-          </w:p>
-        </w:tc>
-        <w:tc>
-          <w:tcPr>
-            <w:tcW w:type="dxa" w:w="1728"/>
+            <w:tcW w:type="dxa" w:w="1080"/>
+          </w:tcPr>
+          <w:p>
+            <w:pPr>
+              <w:spacing w:line="240" w:lineRule="auto"/>
+              <w:jc w:val="left"/>
+            </w:pPr>
+            <w:r/>
+          </w:p>
+        </w:tc>
+        <w:tc>
+          <w:tcPr>
+            <w:tcW w:type="dxa" w:w="1080"/>
+          </w:tcPr>
+          <w:p>
+            <w:pPr>
+              <w:spacing w:line="240" w:lineRule="auto"/>
+              <w:jc w:val="left"/>
+            </w:pPr>
+            <w:r/>
+            <w:r>
+              <w:rPr>
+                <w:b w:val="0"/>
+                <w:i w:val="0"/>
+                <w:sz w:val="22"/>
+              </w:rPr>
+              <w:t>Enolase</w:t>
+            </w:r>
+          </w:p>
+        </w:tc>
+        <w:tc>
+          <w:tcPr>
+            <w:tcW w:type="dxa" w:w="1080"/>
           </w:tcPr>
           <w:p>
             <w:pPr>
@@ -9128,7 +10631,7 @@
         </w:tc>
         <w:tc>
           <w:tcPr>
-            <w:tcW w:type="dxa" w:w="1728"/>
+            <w:tcW w:type="dxa" w:w="1080"/>
           </w:tcPr>
           <w:p>
             <w:pPr>
@@ -9148,7 +10651,67 @@
         </w:tc>
         <w:tc>
           <w:tcPr>
-            <w:tcW w:type="dxa" w:w="1728"/>
+            <w:tcW w:type="dxa" w:w="1080"/>
+          </w:tcPr>
+          <w:p>
+            <w:pPr>
+              <w:spacing w:line="240" w:lineRule="auto"/>
+              <w:jc w:val="left"/>
+            </w:pPr>
+            <w:r/>
+            <w:r>
+              <w:rPr>
+                <w:b w:val="0"/>
+                <w:i w:val="0"/>
+                <w:sz w:val="22"/>
+              </w:rPr>
+              <w:t>✗</w:t>
+            </w:r>
+          </w:p>
+        </w:tc>
+        <w:tc>
+          <w:tcPr>
+            <w:tcW w:type="dxa" w:w="1080"/>
+          </w:tcPr>
+          <w:p>
+            <w:pPr>
+              <w:spacing w:line="240" w:lineRule="auto"/>
+              <w:jc w:val="left"/>
+            </w:pPr>
+            <w:r/>
+            <w:r>
+              <w:rPr>
+                <w:b w:val="0"/>
+                <w:i w:val="0"/>
+                <w:sz w:val="22"/>
+              </w:rPr>
+              <w:t>#150</w:t>
+            </w:r>
+          </w:p>
+        </w:tc>
+        <w:tc>
+          <w:tcPr>
+            <w:tcW w:type="dxa" w:w="1080"/>
+          </w:tcPr>
+          <w:p>
+            <w:pPr>
+              <w:spacing w:line="240" w:lineRule="auto"/>
+              <w:jc w:val="left"/>
+            </w:pPr>
+            <w:r/>
+            <w:r>
+              <w:rPr>
+                <w:b w:val="0"/>
+                <w:i w:val="0"/>
+                <w:sz w:val="22"/>
+              </w:rPr>
+              <w:t>elendi</w:t>
+            </w:r>
+          </w:p>
+        </w:tc>
+        <w:tc>
+          <w:tcPr>
+            <w:tcW w:type="dxa" w:w="1080"/>
           </w:tcPr>
           <w:p>
             <w:pPr>
@@ -9170,19 +10733,19 @@
       <w:tr>
         <w:tc>
           <w:tcPr>
-            <w:tcW w:type="dxa" w:w="1728"/>
-          </w:tcPr>
-          <w:p>
-            <w:pPr>
-              <w:spacing w:line="240" w:lineRule="auto"/>
-              <w:jc w:val="left"/>
-            </w:pPr>
-            <w:r/>
-          </w:p>
-        </w:tc>
-        <w:tc>
-          <w:tcPr>
-            <w:tcW w:type="dxa" w:w="1728"/>
+            <w:tcW w:type="dxa" w:w="1080"/>
+          </w:tcPr>
+          <w:p>
+            <w:pPr>
+              <w:spacing w:line="240" w:lineRule="auto"/>
+              <w:jc w:val="left"/>
+            </w:pPr>
+            <w:r/>
+          </w:p>
+        </w:tc>
+        <w:tc>
+          <w:tcPr>
+            <w:tcW w:type="dxa" w:w="1080"/>
           </w:tcPr>
           <w:p>
             <w:pPr>
@@ -9202,7 +10765,7 @@
         </w:tc>
         <w:tc>
           <w:tcPr>
-            <w:tcW w:type="dxa" w:w="1728"/>
+            <w:tcW w:type="dxa" w:w="1080"/>
           </w:tcPr>
           <w:p>
             <w:pPr>
@@ -9222,7 +10785,7 @@
         </w:tc>
         <w:tc>
           <w:tcPr>
-            <w:tcW w:type="dxa" w:w="1728"/>
+            <w:tcW w:type="dxa" w:w="1080"/>
           </w:tcPr>
           <w:p>
             <w:pPr>
@@ -9242,7 +10805,67 @@
         </w:tc>
         <w:tc>
           <w:tcPr>
-            <w:tcW w:type="dxa" w:w="1728"/>
+            <w:tcW w:type="dxa" w:w="1080"/>
+          </w:tcPr>
+          <w:p>
+            <w:pPr>
+              <w:spacing w:line="240" w:lineRule="auto"/>
+              <w:jc w:val="left"/>
+            </w:pPr>
+            <w:r/>
+            <w:r>
+              <w:rPr>
+                <w:b w:val="0"/>
+                <w:i w:val="0"/>
+                <w:sz w:val="22"/>
+              </w:rPr>
+              <w:t>✗</w:t>
+            </w:r>
+          </w:p>
+        </w:tc>
+        <w:tc>
+          <w:tcPr>
+            <w:tcW w:type="dxa" w:w="1080"/>
+          </w:tcPr>
+          <w:p>
+            <w:pPr>
+              <w:spacing w:line="240" w:lineRule="auto"/>
+              <w:jc w:val="left"/>
+            </w:pPr>
+            <w:r/>
+            <w:r>
+              <w:rPr>
+                <w:b w:val="0"/>
+                <w:i w:val="0"/>
+                <w:sz w:val="22"/>
+              </w:rPr>
+              <w:t>#68</w:t>
+            </w:r>
+          </w:p>
+        </w:tc>
+        <w:tc>
+          <w:tcPr>
+            <w:tcW w:type="dxa" w:w="1080"/>
+          </w:tcPr>
+          <w:p>
+            <w:pPr>
+              <w:spacing w:line="240" w:lineRule="auto"/>
+              <w:jc w:val="left"/>
+            </w:pPr>
+            <w:r/>
+            <w:r>
+              <w:rPr>
+                <w:b w:val="0"/>
+                <w:i w:val="0"/>
+                <w:sz w:val="22"/>
+              </w:rPr>
+              <w:t>elendi</w:t>
+            </w:r>
+          </w:p>
+        </w:tc>
+        <w:tc>
+          <w:tcPr>
+            <w:tcW w:type="dxa" w:w="1080"/>
           </w:tcPr>
           <w:p>
             <w:pPr>
@@ -9264,19 +10887,19 @@
       <w:tr>
         <w:tc>
           <w:tcPr>
-            <w:tcW w:type="dxa" w:w="1728"/>
-          </w:tcPr>
-          <w:p>
-            <w:pPr>
-              <w:spacing w:line="240" w:lineRule="auto"/>
-              <w:jc w:val="left"/>
-            </w:pPr>
-            <w:r/>
-          </w:p>
-        </w:tc>
-        <w:tc>
-          <w:tcPr>
-            <w:tcW w:type="dxa" w:w="1728"/>
+            <w:tcW w:type="dxa" w:w="1080"/>
+          </w:tcPr>
+          <w:p>
+            <w:pPr>
+              <w:spacing w:line="240" w:lineRule="auto"/>
+              <w:jc w:val="left"/>
+            </w:pPr>
+            <w:r/>
+          </w:p>
+        </w:tc>
+        <w:tc>
+          <w:tcPr>
+            <w:tcW w:type="dxa" w:w="1080"/>
           </w:tcPr>
           <w:p>
             <w:pPr>
@@ -9296,7 +10919,7 @@
         </w:tc>
         <w:tc>
           <w:tcPr>
-            <w:tcW w:type="dxa" w:w="1728"/>
+            <w:tcW w:type="dxa" w:w="1080"/>
           </w:tcPr>
           <w:p>
             <w:pPr>
@@ -9316,7 +10939,7 @@
         </w:tc>
         <w:tc>
           <w:tcPr>
-            <w:tcW w:type="dxa" w:w="1728"/>
+            <w:tcW w:type="dxa" w:w="1080"/>
           </w:tcPr>
           <w:p>
             <w:pPr>
@@ -9336,7 +10959,67 @@
         </w:tc>
         <w:tc>
           <w:tcPr>
-            <w:tcW w:type="dxa" w:w="1728"/>
+            <w:tcW w:type="dxa" w:w="1080"/>
+          </w:tcPr>
+          <w:p>
+            <w:pPr>
+              <w:spacing w:line="240" w:lineRule="auto"/>
+              <w:jc w:val="left"/>
+            </w:pPr>
+            <w:r/>
+            <w:r>
+              <w:rPr>
+                <w:b w:val="0"/>
+                <w:i w:val="0"/>
+                <w:sz w:val="22"/>
+              </w:rPr>
+              <w:t>✗</w:t>
+            </w:r>
+          </w:p>
+        </w:tc>
+        <w:tc>
+          <w:tcPr>
+            <w:tcW w:type="dxa" w:w="1080"/>
+          </w:tcPr>
+          <w:p>
+            <w:pPr>
+              <w:spacing w:line="240" w:lineRule="auto"/>
+              <w:jc w:val="left"/>
+            </w:pPr>
+            <w:r/>
+            <w:r>
+              <w:rPr>
+                <w:b w:val="0"/>
+                <w:i w:val="0"/>
+                <w:sz w:val="22"/>
+              </w:rPr>
+              <w:t>#220</w:t>
+            </w:r>
+          </w:p>
+        </w:tc>
+        <w:tc>
+          <w:tcPr>
+            <w:tcW w:type="dxa" w:w="1080"/>
+          </w:tcPr>
+          <w:p>
+            <w:pPr>
+              <w:spacing w:line="240" w:lineRule="auto"/>
+              <w:jc w:val="left"/>
+            </w:pPr>
+            <w:r/>
+            <w:r>
+              <w:rPr>
+                <w:b w:val="0"/>
+                <w:i w:val="0"/>
+                <w:sz w:val="22"/>
+              </w:rPr>
+              <w:t>elendi</w:t>
+            </w:r>
+          </w:p>
+        </w:tc>
+        <w:tc>
+          <w:tcPr>
+            <w:tcW w:type="dxa" w:w="1080"/>
           </w:tcPr>
           <w:p>
             <w:pPr>
@@ -9358,19 +11041,19 @@
       <w:tr>
         <w:tc>
           <w:tcPr>
-            <w:tcW w:type="dxa" w:w="1728"/>
-          </w:tcPr>
-          <w:p>
-            <w:pPr>
-              <w:spacing w:line="240" w:lineRule="auto"/>
-              <w:jc w:val="left"/>
-            </w:pPr>
-            <w:r/>
-          </w:p>
-        </w:tc>
-        <w:tc>
-          <w:tcPr>
-            <w:tcW w:type="dxa" w:w="1728"/>
+            <w:tcW w:type="dxa" w:w="1080"/>
+          </w:tcPr>
+          <w:p>
+            <w:pPr>
+              <w:spacing w:line="240" w:lineRule="auto"/>
+              <w:jc w:val="left"/>
+            </w:pPr>
+            <w:r/>
+          </w:p>
+        </w:tc>
+        <w:tc>
+          <w:tcPr>
+            <w:tcW w:type="dxa" w:w="1080"/>
           </w:tcPr>
           <w:p>
             <w:pPr>
@@ -9390,7 +11073,7 @@
         </w:tc>
         <w:tc>
           <w:tcPr>
-            <w:tcW w:type="dxa" w:w="1728"/>
+            <w:tcW w:type="dxa" w:w="1080"/>
           </w:tcPr>
           <w:p>
             <w:pPr>
@@ -9410,7 +11093,7 @@
         </w:tc>
         <w:tc>
           <w:tcPr>
-            <w:tcW w:type="dxa" w:w="1728"/>
+            <w:tcW w:type="dxa" w:w="1080"/>
           </w:tcPr>
           <w:p>
             <w:pPr>
@@ -9430,7 +11113,67 @@
         </w:tc>
         <w:tc>
           <w:tcPr>
-            <w:tcW w:type="dxa" w:w="1728"/>
+            <w:tcW w:type="dxa" w:w="1080"/>
+          </w:tcPr>
+          <w:p>
+            <w:pPr>
+              <w:spacing w:line="240" w:lineRule="auto"/>
+              <w:jc w:val="left"/>
+            </w:pPr>
+            <w:r/>
+            <w:r>
+              <w:rPr>
+                <w:b w:val="0"/>
+                <w:i w:val="0"/>
+                <w:sz w:val="22"/>
+              </w:rPr>
+              <w:t>✗</w:t>
+            </w:r>
+          </w:p>
+        </w:tc>
+        <w:tc>
+          <w:tcPr>
+            <w:tcW w:type="dxa" w:w="1080"/>
+          </w:tcPr>
+          <w:p>
+            <w:pPr>
+              <w:spacing w:line="240" w:lineRule="auto"/>
+              <w:jc w:val="left"/>
+            </w:pPr>
+            <w:r/>
+            <w:r>
+              <w:rPr>
+                <w:b w:val="0"/>
+                <w:i w:val="0"/>
+                <w:sz w:val="22"/>
+              </w:rPr>
+              <w:t>#482</w:t>
+            </w:r>
+          </w:p>
+        </w:tc>
+        <w:tc>
+          <w:tcPr>
+            <w:tcW w:type="dxa" w:w="1080"/>
+          </w:tcPr>
+          <w:p>
+            <w:pPr>
+              <w:spacing w:line="240" w:lineRule="auto"/>
+              <w:jc w:val="left"/>
+            </w:pPr>
+            <w:r/>
+            <w:r>
+              <w:rPr>
+                <w:b w:val="0"/>
+                <w:i w:val="0"/>
+                <w:sz w:val="22"/>
+              </w:rPr>
+              <w:t>elendi</w:t>
+            </w:r>
+          </w:p>
+        </w:tc>
+        <w:tc>
+          <w:tcPr>
+            <w:tcW w:type="dxa" w:w="1080"/>
           </w:tcPr>
           <w:p>
             <w:pPr>
@@ -9452,7 +11195,7 @@
       <w:tr>
         <w:tc>
           <w:tcPr>
-            <w:tcW w:type="dxa" w:w="1728"/>
+            <w:tcW w:type="dxa" w:w="1080"/>
           </w:tcPr>
           <w:p>
             <w:pPr>
@@ -9472,7 +11215,7 @@
         </w:tc>
         <w:tc>
           <w:tcPr>
-            <w:tcW w:type="dxa" w:w="1728"/>
+            <w:tcW w:type="dxa" w:w="1080"/>
           </w:tcPr>
           <w:p>
             <w:pPr>
@@ -9492,7 +11235,7 @@
         </w:tc>
         <w:tc>
           <w:tcPr>
-            <w:tcW w:type="dxa" w:w="1728"/>
+            <w:tcW w:type="dxa" w:w="1080"/>
           </w:tcPr>
           <w:p>
             <w:pPr>
@@ -9512,7 +11255,7 @@
         </w:tc>
         <w:tc>
           <w:tcPr>
-            <w:tcW w:type="dxa" w:w="1728"/>
+            <w:tcW w:type="dxa" w:w="1080"/>
           </w:tcPr>
           <w:p>
             <w:pPr>
@@ -9532,7 +11275,67 @@
         </w:tc>
         <w:tc>
           <w:tcPr>
-            <w:tcW w:type="dxa" w:w="1728"/>
+            <w:tcW w:type="dxa" w:w="1080"/>
+          </w:tcPr>
+          <w:p>
+            <w:pPr>
+              <w:spacing w:line="240" w:lineRule="auto"/>
+              <w:jc w:val="left"/>
+            </w:pPr>
+            <w:r/>
+            <w:r>
+              <w:rPr>
+                <w:b w:val="0"/>
+                <w:i w:val="0"/>
+                <w:sz w:val="22"/>
+              </w:rPr>
+              <w:t>#102</w:t>
+            </w:r>
+          </w:p>
+        </w:tc>
+        <w:tc>
+          <w:tcPr>
+            <w:tcW w:type="dxa" w:w="1080"/>
+          </w:tcPr>
+          <w:p>
+            <w:pPr>
+              <w:spacing w:line="240" w:lineRule="auto"/>
+              <w:jc w:val="left"/>
+            </w:pPr>
+            <w:r/>
+            <w:r>
+              <w:rPr>
+                <w:b w:val="0"/>
+                <w:i w:val="0"/>
+                <w:sz w:val="22"/>
+              </w:rPr>
+              <w:t>#101</w:t>
+            </w:r>
+          </w:p>
+        </w:tc>
+        <w:tc>
+          <w:tcPr>
+            <w:tcW w:type="dxa" w:w="1080"/>
+          </w:tcPr>
+          <w:p>
+            <w:pPr>
+              <w:spacing w:line="240" w:lineRule="auto"/>
+              <w:jc w:val="left"/>
+            </w:pPr>
+            <w:r/>
+            <w:r>
+              <w:rPr>
+                <w:b w:val="0"/>
+                <w:i w:val="0"/>
+                <w:sz w:val="22"/>
+              </w:rPr>
+              <w:t>#3</w:t>
+            </w:r>
+          </w:p>
+        </w:tc>
+        <w:tc>
+          <w:tcPr>
+            <w:tcW w:type="dxa" w:w="1080"/>
           </w:tcPr>
           <w:p>
             <w:pPr>
@@ -9554,19 +11357,19 @@
       <w:tr>
         <w:tc>
           <w:tcPr>
-            <w:tcW w:type="dxa" w:w="1728"/>
-          </w:tcPr>
-          <w:p>
-            <w:pPr>
-              <w:spacing w:line="240" w:lineRule="auto"/>
-              <w:jc w:val="left"/>
-            </w:pPr>
-            <w:r/>
-          </w:p>
-        </w:tc>
-        <w:tc>
-          <w:tcPr>
-            <w:tcW w:type="dxa" w:w="1728"/>
+            <w:tcW w:type="dxa" w:w="1080"/>
+          </w:tcPr>
+          <w:p>
+            <w:pPr>
+              <w:spacing w:line="240" w:lineRule="auto"/>
+              <w:jc w:val="left"/>
+            </w:pPr>
+            <w:r/>
+          </w:p>
+        </w:tc>
+        <w:tc>
+          <w:tcPr>
+            <w:tcW w:type="dxa" w:w="1080"/>
           </w:tcPr>
           <w:p>
             <w:pPr>
@@ -9586,7 +11389,7 @@
         </w:tc>
         <w:tc>
           <w:tcPr>
-            <w:tcW w:type="dxa" w:w="1728"/>
+            <w:tcW w:type="dxa" w:w="1080"/>
           </w:tcPr>
           <w:p>
             <w:pPr>
@@ -9606,7 +11409,7 @@
         </w:tc>
         <w:tc>
           <w:tcPr>
-            <w:tcW w:type="dxa" w:w="1728"/>
+            <w:tcW w:type="dxa" w:w="1080"/>
           </w:tcPr>
           <w:p>
             <w:pPr>
@@ -9626,7 +11429,67 @@
         </w:tc>
         <w:tc>
           <w:tcPr>
-            <w:tcW w:type="dxa" w:w="1728"/>
+            <w:tcW w:type="dxa" w:w="1080"/>
+          </w:tcPr>
+          <w:p>
+            <w:pPr>
+              <w:spacing w:line="240" w:lineRule="auto"/>
+              <w:jc w:val="left"/>
+            </w:pPr>
+            <w:r/>
+            <w:r>
+              <w:rPr>
+                <w:b w:val="0"/>
+                <w:i w:val="0"/>
+                <w:sz w:val="22"/>
+              </w:rPr>
+              <w:t>#36</w:t>
+            </w:r>
+          </w:p>
+        </w:tc>
+        <w:tc>
+          <w:tcPr>
+            <w:tcW w:type="dxa" w:w="1080"/>
+          </w:tcPr>
+          <w:p>
+            <w:pPr>
+              <w:spacing w:line="240" w:lineRule="auto"/>
+              <w:jc w:val="left"/>
+            </w:pPr>
+            <w:r/>
+            <w:r>
+              <w:rPr>
+                <w:b w:val="0"/>
+                <w:i w:val="0"/>
+                <w:sz w:val="22"/>
+              </w:rPr>
+              <w:t>#218</w:t>
+            </w:r>
+          </w:p>
+        </w:tc>
+        <w:tc>
+          <w:tcPr>
+            <w:tcW w:type="dxa" w:w="1080"/>
+          </w:tcPr>
+          <w:p>
+            <w:pPr>
+              <w:spacing w:line="240" w:lineRule="auto"/>
+              <w:jc w:val="left"/>
+            </w:pPr>
+            <w:r/>
+            <w:r>
+              <w:rPr>
+                <w:b w:val="0"/>
+                <w:i w:val="0"/>
+                <w:sz w:val="22"/>
+              </w:rPr>
+              <w:t>#4</w:t>
+            </w:r>
+          </w:p>
+        </w:tc>
+        <w:tc>
+          <w:tcPr>
+            <w:tcW w:type="dxa" w:w="1080"/>
           </w:tcPr>
           <w:p>
             <w:pPr>
@@ -9648,19 +11511,19 @@
       <w:tr>
         <w:tc>
           <w:tcPr>
-            <w:tcW w:type="dxa" w:w="1728"/>
-          </w:tcPr>
-          <w:p>
-            <w:pPr>
-              <w:spacing w:line="240" w:lineRule="auto"/>
-              <w:jc w:val="left"/>
-            </w:pPr>
-            <w:r/>
-          </w:p>
-        </w:tc>
-        <w:tc>
-          <w:tcPr>
-            <w:tcW w:type="dxa" w:w="1728"/>
+            <w:tcW w:type="dxa" w:w="1080"/>
+          </w:tcPr>
+          <w:p>
+            <w:pPr>
+              <w:spacing w:line="240" w:lineRule="auto"/>
+              <w:jc w:val="left"/>
+            </w:pPr>
+            <w:r/>
+          </w:p>
+        </w:tc>
+        <w:tc>
+          <w:tcPr>
+            <w:tcW w:type="dxa" w:w="1080"/>
           </w:tcPr>
           <w:p>
             <w:pPr>
@@ -9680,7 +11543,7 @@
         </w:tc>
         <w:tc>
           <w:tcPr>
-            <w:tcW w:type="dxa" w:w="1728"/>
+            <w:tcW w:type="dxa" w:w="1080"/>
           </w:tcPr>
           <w:p>
             <w:pPr>
@@ -9700,7 +11563,7 @@
         </w:tc>
         <w:tc>
           <w:tcPr>
-            <w:tcW w:type="dxa" w:w="1728"/>
+            <w:tcW w:type="dxa" w:w="1080"/>
           </w:tcPr>
           <w:p>
             <w:pPr>
@@ -9720,7 +11583,67 @@
         </w:tc>
         <w:tc>
           <w:tcPr>
-            <w:tcW w:type="dxa" w:w="1728"/>
+            <w:tcW w:type="dxa" w:w="1080"/>
+          </w:tcPr>
+          <w:p>
+            <w:pPr>
+              <w:spacing w:line="240" w:lineRule="auto"/>
+              <w:jc w:val="left"/>
+            </w:pPr>
+            <w:r/>
+            <w:r>
+              <w:rPr>
+                <w:b w:val="0"/>
+                <w:i w:val="0"/>
+                <w:sz w:val="22"/>
+              </w:rPr>
+              <w:t>#181</w:t>
+            </w:r>
+          </w:p>
+        </w:tc>
+        <w:tc>
+          <w:tcPr>
+            <w:tcW w:type="dxa" w:w="1080"/>
+          </w:tcPr>
+          <w:p>
+            <w:pPr>
+              <w:spacing w:line="240" w:lineRule="auto"/>
+              <w:jc w:val="left"/>
+            </w:pPr>
+            <w:r/>
+            <w:r>
+              <w:rPr>
+                <w:b w:val="0"/>
+                <w:i w:val="0"/>
+                <w:sz w:val="22"/>
+              </w:rPr>
+              <w:t>#255</w:t>
+            </w:r>
+          </w:p>
+        </w:tc>
+        <w:tc>
+          <w:tcPr>
+            <w:tcW w:type="dxa" w:w="1080"/>
+          </w:tcPr>
+          <w:p>
+            <w:pPr>
+              <w:spacing w:line="240" w:lineRule="auto"/>
+              <w:jc w:val="left"/>
+            </w:pPr>
+            <w:r/>
+            <w:r>
+              <w:rPr>
+                <w:b w:val="0"/>
+                <w:i w:val="0"/>
+                <w:sz w:val="22"/>
+              </w:rPr>
+              <w:t>elendi</w:t>
+            </w:r>
+          </w:p>
+        </w:tc>
+        <w:tc>
+          <w:tcPr>
+            <w:tcW w:type="dxa" w:w="1080"/>
           </w:tcPr>
           <w:p>
             <w:pPr>
@@ -9742,19 +11665,19 @@
       <w:tr>
         <w:tc>
           <w:tcPr>
-            <w:tcW w:type="dxa" w:w="1728"/>
-          </w:tcPr>
-          <w:p>
-            <w:pPr>
-              <w:spacing w:line="240" w:lineRule="auto"/>
-              <w:jc w:val="left"/>
-            </w:pPr>
-            <w:r/>
-          </w:p>
-        </w:tc>
-        <w:tc>
-          <w:tcPr>
-            <w:tcW w:type="dxa" w:w="1728"/>
+            <w:tcW w:type="dxa" w:w="1080"/>
+          </w:tcPr>
+          <w:p>
+            <w:pPr>
+              <w:spacing w:line="240" w:lineRule="auto"/>
+              <w:jc w:val="left"/>
+            </w:pPr>
+            <w:r/>
+          </w:p>
+        </w:tc>
+        <w:tc>
+          <w:tcPr>
+            <w:tcW w:type="dxa" w:w="1080"/>
           </w:tcPr>
           <w:p>
             <w:pPr>
@@ -9774,7 +11697,7 @@
         </w:tc>
         <w:tc>
           <w:tcPr>
-            <w:tcW w:type="dxa" w:w="1728"/>
+            <w:tcW w:type="dxa" w:w="1080"/>
           </w:tcPr>
           <w:p>
             <w:pPr>
@@ -9794,7 +11717,7 @@
         </w:tc>
         <w:tc>
           <w:tcPr>
-            <w:tcW w:type="dxa" w:w="1728"/>
+            <w:tcW w:type="dxa" w:w="1080"/>
           </w:tcPr>
           <w:p>
             <w:pPr>
@@ -9814,7 +11737,67 @@
         </w:tc>
         <w:tc>
           <w:tcPr>
-            <w:tcW w:type="dxa" w:w="1728"/>
+            <w:tcW w:type="dxa" w:w="1080"/>
+          </w:tcPr>
+          <w:p>
+            <w:pPr>
+              <w:spacing w:line="240" w:lineRule="auto"/>
+              <w:jc w:val="left"/>
+            </w:pPr>
+            <w:r/>
+            <w:r>
+              <w:rPr>
+                <w:b w:val="0"/>
+                <w:i w:val="0"/>
+                <w:sz w:val="22"/>
+              </w:rPr>
+              <w:t>#26</w:t>
+            </w:r>
+          </w:p>
+        </w:tc>
+        <w:tc>
+          <w:tcPr>
+            <w:tcW w:type="dxa" w:w="1080"/>
+          </w:tcPr>
+          <w:p>
+            <w:pPr>
+              <w:spacing w:line="240" w:lineRule="auto"/>
+              <w:jc w:val="left"/>
+            </w:pPr>
+            <w:r/>
+            <w:r>
+              <w:rPr>
+                <w:b w:val="0"/>
+                <w:i w:val="0"/>
+                <w:sz w:val="22"/>
+              </w:rPr>
+              <w:t>#589</w:t>
+            </w:r>
+          </w:p>
+        </w:tc>
+        <w:tc>
+          <w:tcPr>
+            <w:tcW w:type="dxa" w:w="1080"/>
+          </w:tcPr>
+          <w:p>
+            <w:pPr>
+              <w:spacing w:line="240" w:lineRule="auto"/>
+              <w:jc w:val="left"/>
+            </w:pPr>
+            <w:r/>
+            <w:r>
+              <w:rPr>
+                <w:b w:val="0"/>
+                <w:i w:val="0"/>
+                <w:sz w:val="22"/>
+              </w:rPr>
+              <w:t>elendi</w:t>
+            </w:r>
+          </w:p>
+        </w:tc>
+        <w:tc>
+          <w:tcPr>
+            <w:tcW w:type="dxa" w:w="1080"/>
           </w:tcPr>
           <w:p>
             <w:pPr>
@@ -9836,19 +11819,19 @@
       <w:tr>
         <w:tc>
           <w:tcPr>
-            <w:tcW w:type="dxa" w:w="1728"/>
-          </w:tcPr>
-          <w:p>
-            <w:pPr>
-              <w:spacing w:line="240" w:lineRule="auto"/>
-              <w:jc w:val="left"/>
-            </w:pPr>
-            <w:r/>
-          </w:p>
-        </w:tc>
-        <w:tc>
-          <w:tcPr>
-            <w:tcW w:type="dxa" w:w="1728"/>
+            <w:tcW w:type="dxa" w:w="1080"/>
+          </w:tcPr>
+          <w:p>
+            <w:pPr>
+              <w:spacing w:line="240" w:lineRule="auto"/>
+              <w:jc w:val="left"/>
+            </w:pPr>
+            <w:r/>
+          </w:p>
+        </w:tc>
+        <w:tc>
+          <w:tcPr>
+            <w:tcW w:type="dxa" w:w="1080"/>
           </w:tcPr>
           <w:p>
             <w:pPr>
@@ -9868,7 +11851,7 @@
         </w:tc>
         <w:tc>
           <w:tcPr>
-            <w:tcW w:type="dxa" w:w="1728"/>
+            <w:tcW w:type="dxa" w:w="1080"/>
           </w:tcPr>
           <w:p>
             <w:pPr>
@@ -9888,7 +11871,7 @@
         </w:tc>
         <w:tc>
           <w:tcPr>
-            <w:tcW w:type="dxa" w:w="1728"/>
+            <w:tcW w:type="dxa" w:w="1080"/>
           </w:tcPr>
           <w:p>
             <w:pPr>
@@ -9908,7 +11891,67 @@
         </w:tc>
         <w:tc>
           <w:tcPr>
-            <w:tcW w:type="dxa" w:w="1728"/>
+            <w:tcW w:type="dxa" w:w="1080"/>
+          </w:tcPr>
+          <w:p>
+            <w:pPr>
+              <w:spacing w:line="240" w:lineRule="auto"/>
+              <w:jc w:val="left"/>
+            </w:pPr>
+            <w:r/>
+            <w:r>
+              <w:rPr>
+                <w:b w:val="0"/>
+                <w:i w:val="0"/>
+                <w:sz w:val="22"/>
+              </w:rPr>
+              <w:t>✗</w:t>
+            </w:r>
+          </w:p>
+        </w:tc>
+        <w:tc>
+          <w:tcPr>
+            <w:tcW w:type="dxa" w:w="1080"/>
+          </w:tcPr>
+          <w:p>
+            <w:pPr>
+              <w:spacing w:line="240" w:lineRule="auto"/>
+              <w:jc w:val="left"/>
+            </w:pPr>
+            <w:r/>
+            <w:r>
+              <w:rPr>
+                <w:b w:val="0"/>
+                <w:i w:val="0"/>
+                <w:sz w:val="22"/>
+              </w:rPr>
+              <w:t>#430</w:t>
+            </w:r>
+          </w:p>
+        </w:tc>
+        <w:tc>
+          <w:tcPr>
+            <w:tcW w:type="dxa" w:w="1080"/>
+          </w:tcPr>
+          <w:p>
+            <w:pPr>
+              <w:spacing w:line="240" w:lineRule="auto"/>
+              <w:jc w:val="left"/>
+            </w:pPr>
+            <w:r/>
+            <w:r>
+              <w:rPr>
+                <w:b w:val="0"/>
+                <w:i w:val="0"/>
+                <w:sz w:val="22"/>
+              </w:rPr>
+              <w:t>elendi</w:t>
+            </w:r>
+          </w:p>
+        </w:tc>
+        <w:tc>
+          <w:tcPr>
+            <w:tcW w:type="dxa" w:w="1080"/>
           </w:tcPr>
           <w:p>
             <w:pPr>
@@ -9930,7 +11973,7 @@
       <w:tr>
         <w:tc>
           <w:tcPr>
-            <w:tcW w:type="dxa" w:w="1728"/>
+            <w:tcW w:type="dxa" w:w="1080"/>
           </w:tcPr>
           <w:p>
             <w:pPr>
@@ -9950,7 +11993,7 @@
         </w:tc>
         <w:tc>
           <w:tcPr>
-            <w:tcW w:type="dxa" w:w="1728"/>
+            <w:tcW w:type="dxa" w:w="1080"/>
           </w:tcPr>
           <w:p>
             <w:pPr>
@@ -9970,7 +12013,7 @@
         </w:tc>
         <w:tc>
           <w:tcPr>
-            <w:tcW w:type="dxa" w:w="1728"/>
+            <w:tcW w:type="dxa" w:w="1080"/>
           </w:tcPr>
           <w:p>
             <w:pPr>
@@ -9990,7 +12033,7 @@
         </w:tc>
         <w:tc>
           <w:tcPr>
-            <w:tcW w:type="dxa" w:w="1728"/>
+            <w:tcW w:type="dxa" w:w="1080"/>
           </w:tcPr>
           <w:p>
             <w:pPr>
@@ -10010,7 +12053,67 @@
         </w:tc>
         <w:tc>
           <w:tcPr>
-            <w:tcW w:type="dxa" w:w="1728"/>
+            <w:tcW w:type="dxa" w:w="1080"/>
+          </w:tcPr>
+          <w:p>
+            <w:pPr>
+              <w:spacing w:line="240" w:lineRule="auto"/>
+              <w:jc w:val="left"/>
+            </w:pPr>
+            <w:r/>
+            <w:r>
+              <w:rPr>
+                <w:b w:val="0"/>
+                <w:i w:val="0"/>
+                <w:sz w:val="22"/>
+              </w:rPr>
+              <w:t>✗</w:t>
+            </w:r>
+          </w:p>
+        </w:tc>
+        <w:tc>
+          <w:tcPr>
+            <w:tcW w:type="dxa" w:w="1080"/>
+          </w:tcPr>
+          <w:p>
+            <w:pPr>
+              <w:spacing w:line="240" w:lineRule="auto"/>
+              <w:jc w:val="left"/>
+            </w:pPr>
+            <w:r/>
+            <w:r>
+              <w:rPr>
+                <w:b w:val="0"/>
+                <w:i w:val="0"/>
+                <w:sz w:val="22"/>
+              </w:rPr>
+              <w:t>#53</w:t>
+            </w:r>
+          </w:p>
+        </w:tc>
+        <w:tc>
+          <w:tcPr>
+            <w:tcW w:type="dxa" w:w="1080"/>
+          </w:tcPr>
+          <w:p>
+            <w:pPr>
+              <w:spacing w:line="240" w:lineRule="auto"/>
+              <w:jc w:val="left"/>
+            </w:pPr>
+            <w:r/>
+            <w:r>
+              <w:rPr>
+                <w:b w:val="0"/>
+                <w:i w:val="0"/>
+                <w:sz w:val="22"/>
+              </w:rPr>
+              <w:t>elendi</w:t>
+            </w:r>
+          </w:p>
+        </w:tc>
+        <w:tc>
+          <w:tcPr>
+            <w:tcW w:type="dxa" w:w="1080"/>
           </w:tcPr>
           <w:p>
             <w:pPr>
@@ -10032,19 +12135,19 @@
       <w:tr>
         <w:tc>
           <w:tcPr>
-            <w:tcW w:type="dxa" w:w="1728"/>
-          </w:tcPr>
-          <w:p>
-            <w:pPr>
-              <w:spacing w:line="240" w:lineRule="auto"/>
-              <w:jc w:val="left"/>
-            </w:pPr>
-            <w:r/>
-          </w:p>
-        </w:tc>
-        <w:tc>
-          <w:tcPr>
-            <w:tcW w:type="dxa" w:w="1728"/>
+            <w:tcW w:type="dxa" w:w="1080"/>
+          </w:tcPr>
+          <w:p>
+            <w:pPr>
+              <w:spacing w:line="240" w:lineRule="auto"/>
+              <w:jc w:val="left"/>
+            </w:pPr>
+            <w:r/>
+          </w:p>
+        </w:tc>
+        <w:tc>
+          <w:tcPr>
+            <w:tcW w:type="dxa" w:w="1080"/>
           </w:tcPr>
           <w:p>
             <w:pPr>
@@ -10064,7 +12167,7 @@
         </w:tc>
         <w:tc>
           <w:tcPr>
-            <w:tcW w:type="dxa" w:w="1728"/>
+            <w:tcW w:type="dxa" w:w="1080"/>
           </w:tcPr>
           <w:p>
             <w:pPr>
@@ -10084,7 +12187,7 @@
         </w:tc>
         <w:tc>
           <w:tcPr>
-            <w:tcW w:type="dxa" w:w="1728"/>
+            <w:tcW w:type="dxa" w:w="1080"/>
           </w:tcPr>
           <w:p>
             <w:pPr>
@@ -10104,7 +12207,67 @@
         </w:tc>
         <w:tc>
           <w:tcPr>
-            <w:tcW w:type="dxa" w:w="1728"/>
+            <w:tcW w:type="dxa" w:w="1080"/>
+          </w:tcPr>
+          <w:p>
+            <w:pPr>
+              <w:spacing w:line="240" w:lineRule="auto"/>
+              <w:jc w:val="left"/>
+            </w:pPr>
+            <w:r/>
+            <w:r>
+              <w:rPr>
+                <w:b w:val="0"/>
+                <w:i w:val="0"/>
+                <w:sz w:val="22"/>
+              </w:rPr>
+              <w:t>#1</w:t>
+            </w:r>
+          </w:p>
+        </w:tc>
+        <w:tc>
+          <w:tcPr>
+            <w:tcW w:type="dxa" w:w="1080"/>
+          </w:tcPr>
+          <w:p>
+            <w:pPr>
+              <w:spacing w:line="240" w:lineRule="auto"/>
+              <w:jc w:val="left"/>
+            </w:pPr>
+            <w:r/>
+            <w:r>
+              <w:rPr>
+                <w:b w:val="0"/>
+                <w:i w:val="0"/>
+                <w:sz w:val="22"/>
+              </w:rPr>
+              <w:t>#38</w:t>
+            </w:r>
+          </w:p>
+        </w:tc>
+        <w:tc>
+          <w:tcPr>
+            <w:tcW w:type="dxa" w:w="1080"/>
+          </w:tcPr>
+          <w:p>
+            <w:pPr>
+              <w:spacing w:line="240" w:lineRule="auto"/>
+              <w:jc w:val="left"/>
+            </w:pPr>
+            <w:r/>
+            <w:r>
+              <w:rPr>
+                <w:b w:val="0"/>
+                <w:i w:val="0"/>
+                <w:sz w:val="22"/>
+              </w:rPr>
+              <w:t>elendi</w:t>
+            </w:r>
+          </w:p>
+        </w:tc>
+        <w:tc>
+          <w:tcPr>
+            <w:tcW w:type="dxa" w:w="1080"/>
           </w:tcPr>
           <w:p>
             <w:pPr>
@@ -10126,19 +12289,19 @@
       <w:tr>
         <w:tc>
           <w:tcPr>
-            <w:tcW w:type="dxa" w:w="1728"/>
-          </w:tcPr>
-          <w:p>
-            <w:pPr>
-              <w:spacing w:line="240" w:lineRule="auto"/>
-              <w:jc w:val="left"/>
-            </w:pPr>
-            <w:r/>
-          </w:p>
-        </w:tc>
-        <w:tc>
-          <w:tcPr>
-            <w:tcW w:type="dxa" w:w="1728"/>
+            <w:tcW w:type="dxa" w:w="1080"/>
+          </w:tcPr>
+          <w:p>
+            <w:pPr>
+              <w:spacing w:line="240" w:lineRule="auto"/>
+              <w:jc w:val="left"/>
+            </w:pPr>
+            <w:r/>
+          </w:p>
+        </w:tc>
+        <w:tc>
+          <w:tcPr>
+            <w:tcW w:type="dxa" w:w="1080"/>
           </w:tcPr>
           <w:p>
             <w:pPr>
@@ -10158,7 +12321,7 @@
         </w:tc>
         <w:tc>
           <w:tcPr>
-            <w:tcW w:type="dxa" w:w="1728"/>
+            <w:tcW w:type="dxa" w:w="1080"/>
           </w:tcPr>
           <w:p>
             <w:pPr>
@@ -10178,7 +12341,7 @@
         </w:tc>
         <w:tc>
           <w:tcPr>
-            <w:tcW w:type="dxa" w:w="1728"/>
+            <w:tcW w:type="dxa" w:w="1080"/>
           </w:tcPr>
           <w:p>
             <w:pPr>
@@ -10198,7 +12361,67 @@
         </w:tc>
         <w:tc>
           <w:tcPr>
-            <w:tcW w:type="dxa" w:w="1728"/>
+            <w:tcW w:type="dxa" w:w="1080"/>
+          </w:tcPr>
+          <w:p>
+            <w:pPr>
+              <w:spacing w:line="240" w:lineRule="auto"/>
+              <w:jc w:val="left"/>
+            </w:pPr>
+            <w:r/>
+            <w:r>
+              <w:rPr>
+                <w:b w:val="0"/>
+                <w:i w:val="0"/>
+                <w:sz w:val="22"/>
+              </w:rPr>
+              <w:t>#27</w:t>
+            </w:r>
+          </w:p>
+        </w:tc>
+        <w:tc>
+          <w:tcPr>
+            <w:tcW w:type="dxa" w:w="1080"/>
+          </w:tcPr>
+          <w:p>
+            <w:pPr>
+              <w:spacing w:line="240" w:lineRule="auto"/>
+              <w:jc w:val="left"/>
+            </w:pPr>
+            <w:r/>
+            <w:r>
+              <w:rPr>
+                <w:b w:val="0"/>
+                <w:i w:val="0"/>
+                <w:sz w:val="22"/>
+              </w:rPr>
+              <w:t>#70</w:t>
+            </w:r>
+          </w:p>
+        </w:tc>
+        <w:tc>
+          <w:tcPr>
+            <w:tcW w:type="dxa" w:w="1080"/>
+          </w:tcPr>
+          <w:p>
+            <w:pPr>
+              <w:spacing w:line="240" w:lineRule="auto"/>
+              <w:jc w:val="left"/>
+            </w:pPr>
+            <w:r/>
+            <w:r>
+              <w:rPr>
+                <w:b w:val="0"/>
+                <w:i w:val="0"/>
+                <w:sz w:val="22"/>
+              </w:rPr>
+              <w:t>elendi</w:t>
+            </w:r>
+          </w:p>
+        </w:tc>
+        <w:tc>
+          <w:tcPr>
+            <w:tcW w:type="dxa" w:w="1080"/>
           </w:tcPr>
           <w:p>
             <w:pPr>
@@ -10220,19 +12443,19 @@
       <w:tr>
         <w:tc>
           <w:tcPr>
-            <w:tcW w:type="dxa" w:w="1728"/>
-          </w:tcPr>
-          <w:p>
-            <w:pPr>
-              <w:spacing w:line="240" w:lineRule="auto"/>
-              <w:jc w:val="left"/>
-            </w:pPr>
-            <w:r/>
-          </w:p>
-        </w:tc>
-        <w:tc>
-          <w:tcPr>
-            <w:tcW w:type="dxa" w:w="1728"/>
+            <w:tcW w:type="dxa" w:w="1080"/>
+          </w:tcPr>
+          <w:p>
+            <w:pPr>
+              <w:spacing w:line="240" w:lineRule="auto"/>
+              <w:jc w:val="left"/>
+            </w:pPr>
+            <w:r/>
+          </w:p>
+        </w:tc>
+        <w:tc>
+          <w:tcPr>
+            <w:tcW w:type="dxa" w:w="1080"/>
           </w:tcPr>
           <w:p>
             <w:pPr>
@@ -10252,7 +12475,7 @@
         </w:tc>
         <w:tc>
           <w:tcPr>
-            <w:tcW w:type="dxa" w:w="1728"/>
+            <w:tcW w:type="dxa" w:w="1080"/>
           </w:tcPr>
           <w:p>
             <w:pPr>
@@ -10272,7 +12495,7 @@
         </w:tc>
         <w:tc>
           <w:tcPr>
-            <w:tcW w:type="dxa" w:w="1728"/>
+            <w:tcW w:type="dxa" w:w="1080"/>
           </w:tcPr>
           <w:p>
             <w:pPr>
@@ -10292,7 +12515,67 @@
         </w:tc>
         <w:tc>
           <w:tcPr>
-            <w:tcW w:type="dxa" w:w="1728"/>
+            <w:tcW w:type="dxa" w:w="1080"/>
+          </w:tcPr>
+          <w:p>
+            <w:pPr>
+              <w:spacing w:line="240" w:lineRule="auto"/>
+              <w:jc w:val="left"/>
+            </w:pPr>
+            <w:r/>
+            <w:r>
+              <w:rPr>
+                <w:b w:val="0"/>
+                <w:i w:val="0"/>
+                <w:sz w:val="22"/>
+              </w:rPr>
+              <w:t>#202</w:t>
+            </w:r>
+          </w:p>
+        </w:tc>
+        <w:tc>
+          <w:tcPr>
+            <w:tcW w:type="dxa" w:w="1080"/>
+          </w:tcPr>
+          <w:p>
+            <w:pPr>
+              <w:spacing w:line="240" w:lineRule="auto"/>
+              <w:jc w:val="left"/>
+            </w:pPr>
+            <w:r/>
+            <w:r>
+              <w:rPr>
+                <w:b w:val="0"/>
+                <w:i w:val="0"/>
+                <w:sz w:val="22"/>
+              </w:rPr>
+              <w:t>#13</w:t>
+            </w:r>
+          </w:p>
+        </w:tc>
+        <w:tc>
+          <w:tcPr>
+            <w:tcW w:type="dxa" w:w="1080"/>
+          </w:tcPr>
+          <w:p>
+            <w:pPr>
+              <w:spacing w:line="240" w:lineRule="auto"/>
+              <w:jc w:val="left"/>
+            </w:pPr>
+            <w:r/>
+            <w:r>
+              <w:rPr>
+                <w:b w:val="0"/>
+                <w:i w:val="0"/>
+                <w:sz w:val="22"/>
+              </w:rPr>
+              <w:t>elendi</w:t>
+            </w:r>
+          </w:p>
+        </w:tc>
+        <w:tc>
+          <w:tcPr>
+            <w:tcW w:type="dxa" w:w="1080"/>
           </w:tcPr>
           <w:p>
             <w:pPr>
@@ -10314,19 +12597,19 @@
       <w:tr>
         <w:tc>
           <w:tcPr>
-            <w:tcW w:type="dxa" w:w="1728"/>
-          </w:tcPr>
-          <w:p>
-            <w:pPr>
-              <w:spacing w:line="240" w:lineRule="auto"/>
-              <w:jc w:val="left"/>
-            </w:pPr>
-            <w:r/>
-          </w:p>
-        </w:tc>
-        <w:tc>
-          <w:tcPr>
-            <w:tcW w:type="dxa" w:w="1728"/>
+            <w:tcW w:type="dxa" w:w="1080"/>
+          </w:tcPr>
+          <w:p>
+            <w:pPr>
+              <w:spacing w:line="240" w:lineRule="auto"/>
+              <w:jc w:val="left"/>
+            </w:pPr>
+            <w:r/>
+          </w:p>
+        </w:tc>
+        <w:tc>
+          <w:tcPr>
+            <w:tcW w:type="dxa" w:w="1080"/>
           </w:tcPr>
           <w:p>
             <w:pPr>
@@ -10346,7 +12629,7 @@
         </w:tc>
         <w:tc>
           <w:tcPr>
-            <w:tcW w:type="dxa" w:w="1728"/>
+            <w:tcW w:type="dxa" w:w="1080"/>
           </w:tcPr>
           <w:p>
             <w:pPr>
@@ -10366,7 +12649,7 @@
         </w:tc>
         <w:tc>
           <w:tcPr>
-            <w:tcW w:type="dxa" w:w="1728"/>
+            <w:tcW w:type="dxa" w:w="1080"/>
           </w:tcPr>
           <w:p>
             <w:pPr>
@@ -10386,7 +12669,67 @@
         </w:tc>
         <w:tc>
           <w:tcPr>
-            <w:tcW w:type="dxa" w:w="1728"/>
+            <w:tcW w:type="dxa" w:w="1080"/>
+          </w:tcPr>
+          <w:p>
+            <w:pPr>
+              <w:spacing w:line="240" w:lineRule="auto"/>
+              <w:jc w:val="left"/>
+            </w:pPr>
+            <w:r/>
+            <w:r>
+              <w:rPr>
+                <w:b w:val="0"/>
+                <w:i w:val="0"/>
+                <w:sz w:val="22"/>
+              </w:rPr>
+              <w:t>#114</w:t>
+            </w:r>
+          </w:p>
+        </w:tc>
+        <w:tc>
+          <w:tcPr>
+            <w:tcW w:type="dxa" w:w="1080"/>
+          </w:tcPr>
+          <w:p>
+            <w:pPr>
+              <w:spacing w:line="240" w:lineRule="auto"/>
+              <w:jc w:val="left"/>
+            </w:pPr>
+            <w:r/>
+            <w:r>
+              <w:rPr>
+                <w:b w:val="0"/>
+                <w:i w:val="0"/>
+                <w:sz w:val="22"/>
+              </w:rPr>
+              <w:t>#342</w:t>
+            </w:r>
+          </w:p>
+        </w:tc>
+        <w:tc>
+          <w:tcPr>
+            <w:tcW w:type="dxa" w:w="1080"/>
+          </w:tcPr>
+          <w:p>
+            <w:pPr>
+              <w:spacing w:line="240" w:lineRule="auto"/>
+              <w:jc w:val="left"/>
+            </w:pPr>
+            <w:r/>
+            <w:r>
+              <w:rPr>
+                <w:b w:val="0"/>
+                <w:i w:val="0"/>
+                <w:sz w:val="22"/>
+              </w:rPr>
+              <w:t>elendi</w:t>
+            </w:r>
+          </w:p>
+        </w:tc>
+        <w:tc>
+          <w:tcPr>
+            <w:tcW w:type="dxa" w:w="1080"/>
           </w:tcPr>
           <w:p>
             <w:pPr>
@@ -10408,7 +12751,7 @@
       <w:tr>
         <w:tc>
           <w:tcPr>
-            <w:tcW w:type="dxa" w:w="1728"/>
+            <w:tcW w:type="dxa" w:w="1080"/>
           </w:tcPr>
           <w:p>
             <w:pPr>
@@ -10428,7 +12771,7 @@
         </w:tc>
         <w:tc>
           <w:tcPr>
-            <w:tcW w:type="dxa" w:w="1728"/>
+            <w:tcW w:type="dxa" w:w="1080"/>
           </w:tcPr>
           <w:p>
             <w:pPr>
@@ -10448,7 +12791,7 @@
         </w:tc>
         <w:tc>
           <w:tcPr>
-            <w:tcW w:type="dxa" w:w="1728"/>
+            <w:tcW w:type="dxa" w:w="1080"/>
           </w:tcPr>
           <w:p>
             <w:pPr>
@@ -10468,7 +12811,7 @@
         </w:tc>
         <w:tc>
           <w:tcPr>
-            <w:tcW w:type="dxa" w:w="1728"/>
+            <w:tcW w:type="dxa" w:w="1080"/>
           </w:tcPr>
           <w:p>
             <w:pPr>
@@ -10488,7 +12831,67 @@
         </w:tc>
         <w:tc>
           <w:tcPr>
-            <w:tcW w:type="dxa" w:w="1728"/>
+            <w:tcW w:type="dxa" w:w="1080"/>
+          </w:tcPr>
+          <w:p>
+            <w:pPr>
+              <w:spacing w:line="240" w:lineRule="auto"/>
+              <w:jc w:val="left"/>
+            </w:pPr>
+            <w:r/>
+            <w:r>
+              <w:rPr>
+                <w:b w:val="0"/>
+                <w:i w:val="0"/>
+                <w:sz w:val="22"/>
+              </w:rPr>
+              <w:t>✗</w:t>
+            </w:r>
+          </w:p>
+        </w:tc>
+        <w:tc>
+          <w:tcPr>
+            <w:tcW w:type="dxa" w:w="1080"/>
+          </w:tcPr>
+          <w:p>
+            <w:pPr>
+              <w:spacing w:line="240" w:lineRule="auto"/>
+              <w:jc w:val="left"/>
+            </w:pPr>
+            <w:r/>
+            <w:r>
+              <w:rPr>
+                <w:b w:val="0"/>
+                <w:i w:val="0"/>
+                <w:sz w:val="22"/>
+              </w:rPr>
+              <w:t>#227</w:t>
+            </w:r>
+          </w:p>
+        </w:tc>
+        <w:tc>
+          <w:tcPr>
+            <w:tcW w:type="dxa" w:w="1080"/>
+          </w:tcPr>
+          <w:p>
+            <w:pPr>
+              <w:spacing w:line="240" w:lineRule="auto"/>
+              <w:jc w:val="left"/>
+            </w:pPr>
+            <w:r/>
+            <w:r>
+              <w:rPr>
+                <w:b w:val="0"/>
+                <w:i w:val="0"/>
+                <w:sz w:val="22"/>
+              </w:rPr>
+              <w:t>elendi</w:t>
+            </w:r>
+          </w:p>
+        </w:tc>
+        <w:tc>
+          <w:tcPr>
+            <w:tcW w:type="dxa" w:w="1080"/>
           </w:tcPr>
           <w:p>
             <w:pPr>
@@ -10510,19 +12913,19 @@
       <w:tr>
         <w:tc>
           <w:tcPr>
-            <w:tcW w:type="dxa" w:w="1728"/>
-          </w:tcPr>
-          <w:p>
-            <w:pPr>
-              <w:spacing w:line="240" w:lineRule="auto"/>
-              <w:jc w:val="left"/>
-            </w:pPr>
-            <w:r/>
-          </w:p>
-        </w:tc>
-        <w:tc>
-          <w:tcPr>
-            <w:tcW w:type="dxa" w:w="1728"/>
+            <w:tcW w:type="dxa" w:w="1080"/>
+          </w:tcPr>
+          <w:p>
+            <w:pPr>
+              <w:spacing w:line="240" w:lineRule="auto"/>
+              <w:jc w:val="left"/>
+            </w:pPr>
+            <w:r/>
+          </w:p>
+        </w:tc>
+        <w:tc>
+          <w:tcPr>
+            <w:tcW w:type="dxa" w:w="1080"/>
           </w:tcPr>
           <w:p>
             <w:pPr>
@@ -10542,7 +12945,7 @@
         </w:tc>
         <w:tc>
           <w:tcPr>
-            <w:tcW w:type="dxa" w:w="1728"/>
+            <w:tcW w:type="dxa" w:w="1080"/>
           </w:tcPr>
           <w:p>
             <w:pPr>
@@ -10562,7 +12965,7 @@
         </w:tc>
         <w:tc>
           <w:tcPr>
-            <w:tcW w:type="dxa" w:w="1728"/>
+            <w:tcW w:type="dxa" w:w="1080"/>
           </w:tcPr>
           <w:p>
             <w:pPr>
@@ -10582,7 +12985,67 @@
         </w:tc>
         <w:tc>
           <w:tcPr>
-            <w:tcW w:type="dxa" w:w="1728"/>
+            <w:tcW w:type="dxa" w:w="1080"/>
+          </w:tcPr>
+          <w:p>
+            <w:pPr>
+              <w:spacing w:line="240" w:lineRule="auto"/>
+              <w:jc w:val="left"/>
+            </w:pPr>
+            <w:r/>
+            <w:r>
+              <w:rPr>
+                <w:b w:val="0"/>
+                <w:i w:val="0"/>
+                <w:sz w:val="22"/>
+              </w:rPr>
+              <w:t>#171</w:t>
+            </w:r>
+          </w:p>
+        </w:tc>
+        <w:tc>
+          <w:tcPr>
+            <w:tcW w:type="dxa" w:w="1080"/>
+          </w:tcPr>
+          <w:p>
+            <w:pPr>
+              <w:spacing w:line="240" w:lineRule="auto"/>
+              <w:jc w:val="left"/>
+            </w:pPr>
+            <w:r/>
+            <w:r>
+              <w:rPr>
+                <w:b w:val="0"/>
+                <w:i w:val="0"/>
+                <w:sz w:val="22"/>
+              </w:rPr>
+              <w:t>#18</w:t>
+            </w:r>
+          </w:p>
+        </w:tc>
+        <w:tc>
+          <w:tcPr>
+            <w:tcW w:type="dxa" w:w="1080"/>
+          </w:tcPr>
+          <w:p>
+            <w:pPr>
+              <w:spacing w:line="240" w:lineRule="auto"/>
+              <w:jc w:val="left"/>
+            </w:pPr>
+            <w:r/>
+            <w:r>
+              <w:rPr>
+                <w:b w:val="0"/>
+                <w:i w:val="0"/>
+                <w:sz w:val="22"/>
+              </w:rPr>
+              <w:t>elendi</w:t>
+            </w:r>
+          </w:p>
+        </w:tc>
+        <w:tc>
+          <w:tcPr>
+            <w:tcW w:type="dxa" w:w="1080"/>
           </w:tcPr>
           <w:p>
             <w:pPr>
@@ -10604,19 +13067,19 @@
       <w:tr>
         <w:tc>
           <w:tcPr>
-            <w:tcW w:type="dxa" w:w="1728"/>
-          </w:tcPr>
-          <w:p>
-            <w:pPr>
-              <w:spacing w:line="240" w:lineRule="auto"/>
-              <w:jc w:val="left"/>
-            </w:pPr>
-            <w:r/>
-          </w:p>
-        </w:tc>
-        <w:tc>
-          <w:tcPr>
-            <w:tcW w:type="dxa" w:w="1728"/>
+            <w:tcW w:type="dxa" w:w="1080"/>
+          </w:tcPr>
+          <w:p>
+            <w:pPr>
+              <w:spacing w:line="240" w:lineRule="auto"/>
+              <w:jc w:val="left"/>
+            </w:pPr>
+            <w:r/>
+          </w:p>
+        </w:tc>
+        <w:tc>
+          <w:tcPr>
+            <w:tcW w:type="dxa" w:w="1080"/>
           </w:tcPr>
           <w:p>
             <w:pPr>
@@ -10636,7 +13099,7 @@
         </w:tc>
         <w:tc>
           <w:tcPr>
-            <w:tcW w:type="dxa" w:w="1728"/>
+            <w:tcW w:type="dxa" w:w="1080"/>
           </w:tcPr>
           <w:p>
             <w:pPr>
@@ -10656,7 +13119,7 @@
         </w:tc>
         <w:tc>
           <w:tcPr>
-            <w:tcW w:type="dxa" w:w="1728"/>
+            <w:tcW w:type="dxa" w:w="1080"/>
           </w:tcPr>
           <w:p>
             <w:pPr>
@@ -10676,7 +13139,67 @@
         </w:tc>
         <w:tc>
           <w:tcPr>
-            <w:tcW w:type="dxa" w:w="1728"/>
+            <w:tcW w:type="dxa" w:w="1080"/>
+          </w:tcPr>
+          <w:p>
+            <w:pPr>
+              <w:spacing w:line="240" w:lineRule="auto"/>
+              <w:jc w:val="left"/>
+            </w:pPr>
+            <w:r/>
+            <w:r>
+              <w:rPr>
+                <w:b w:val="0"/>
+                <w:i w:val="0"/>
+                <w:sz w:val="22"/>
+              </w:rPr>
+              <w:t>#145</w:t>
+            </w:r>
+          </w:p>
+        </w:tc>
+        <w:tc>
+          <w:tcPr>
+            <w:tcW w:type="dxa" w:w="1080"/>
+          </w:tcPr>
+          <w:p>
+            <w:pPr>
+              <w:spacing w:line="240" w:lineRule="auto"/>
+              <w:jc w:val="left"/>
+            </w:pPr>
+            <w:r/>
+            <w:r>
+              <w:rPr>
+                <w:b w:val="0"/>
+                <w:i w:val="0"/>
+                <w:sz w:val="22"/>
+              </w:rPr>
+              <w:t>#788</w:t>
+            </w:r>
+          </w:p>
+        </w:tc>
+        <w:tc>
+          <w:tcPr>
+            <w:tcW w:type="dxa" w:w="1080"/>
+          </w:tcPr>
+          <w:p>
+            <w:pPr>
+              <w:spacing w:line="240" w:lineRule="auto"/>
+              <w:jc w:val="left"/>
+            </w:pPr>
+            <w:r/>
+            <w:r>
+              <w:rPr>
+                <w:b w:val="0"/>
+                <w:i w:val="0"/>
+                <w:sz w:val="22"/>
+              </w:rPr>
+              <w:t>elendi</w:t>
+            </w:r>
+          </w:p>
+        </w:tc>
+        <w:tc>
+          <w:tcPr>
+            <w:tcW w:type="dxa" w:w="1080"/>
           </w:tcPr>
           <w:p>
             <w:pPr>
@@ -10698,19 +13221,19 @@
       <w:tr>
         <w:tc>
           <w:tcPr>
-            <w:tcW w:type="dxa" w:w="1728"/>
-          </w:tcPr>
-          <w:p>
-            <w:pPr>
-              <w:spacing w:line="240" w:lineRule="auto"/>
-              <w:jc w:val="left"/>
-            </w:pPr>
-            <w:r/>
-          </w:p>
-        </w:tc>
-        <w:tc>
-          <w:tcPr>
-            <w:tcW w:type="dxa" w:w="1728"/>
+            <w:tcW w:type="dxa" w:w="1080"/>
+          </w:tcPr>
+          <w:p>
+            <w:pPr>
+              <w:spacing w:line="240" w:lineRule="auto"/>
+              <w:jc w:val="left"/>
+            </w:pPr>
+            <w:r/>
+          </w:p>
+        </w:tc>
+        <w:tc>
+          <w:tcPr>
+            <w:tcW w:type="dxa" w:w="1080"/>
           </w:tcPr>
           <w:p>
             <w:pPr>
@@ -10730,7 +13253,7 @@
         </w:tc>
         <w:tc>
           <w:tcPr>
-            <w:tcW w:type="dxa" w:w="1728"/>
+            <w:tcW w:type="dxa" w:w="1080"/>
           </w:tcPr>
           <w:p>
             <w:pPr>
@@ -10750,7 +13273,7 @@
         </w:tc>
         <w:tc>
           <w:tcPr>
-            <w:tcW w:type="dxa" w:w="1728"/>
+            <w:tcW w:type="dxa" w:w="1080"/>
           </w:tcPr>
           <w:p>
             <w:pPr>
@@ -10770,7 +13293,67 @@
         </w:tc>
         <w:tc>
           <w:tcPr>
-            <w:tcW w:type="dxa" w:w="1728"/>
+            <w:tcW w:type="dxa" w:w="1080"/>
+          </w:tcPr>
+          <w:p>
+            <w:pPr>
+              <w:spacing w:line="240" w:lineRule="auto"/>
+              <w:jc w:val="left"/>
+            </w:pPr>
+            <w:r/>
+            <w:r>
+              <w:rPr>
+                <w:b w:val="0"/>
+                <w:i w:val="0"/>
+                <w:sz w:val="22"/>
+              </w:rPr>
+              <w:t>#107</w:t>
+            </w:r>
+          </w:p>
+        </w:tc>
+        <w:tc>
+          <w:tcPr>
+            <w:tcW w:type="dxa" w:w="1080"/>
+          </w:tcPr>
+          <w:p>
+            <w:pPr>
+              <w:spacing w:line="240" w:lineRule="auto"/>
+              <w:jc w:val="left"/>
+            </w:pPr>
+            <w:r/>
+            <w:r>
+              <w:rPr>
+                <w:b w:val="0"/>
+                <w:i w:val="0"/>
+                <w:sz w:val="22"/>
+              </w:rPr>
+              <w:t>#83</w:t>
+            </w:r>
+          </w:p>
+        </w:tc>
+        <w:tc>
+          <w:tcPr>
+            <w:tcW w:type="dxa" w:w="1080"/>
+          </w:tcPr>
+          <w:p>
+            <w:pPr>
+              <w:spacing w:line="240" w:lineRule="auto"/>
+              <w:jc w:val="left"/>
+            </w:pPr>
+            <w:r/>
+            <w:r>
+              <w:rPr>
+                <w:b w:val="0"/>
+                <w:i w:val="0"/>
+                <w:sz w:val="22"/>
+              </w:rPr>
+              <w:t>elendi</w:t>
+            </w:r>
+          </w:p>
+        </w:tc>
+        <w:tc>
+          <w:tcPr>
+            <w:tcW w:type="dxa" w:w="1080"/>
           </w:tcPr>
           <w:p>
             <w:pPr>
@@ -10792,19 +13375,19 @@
       <w:tr>
         <w:tc>
           <w:tcPr>
-            <w:tcW w:type="dxa" w:w="1728"/>
-          </w:tcPr>
-          <w:p>
-            <w:pPr>
-              <w:spacing w:line="240" w:lineRule="auto"/>
-              <w:jc w:val="left"/>
-            </w:pPr>
-            <w:r/>
-          </w:p>
-        </w:tc>
-        <w:tc>
-          <w:tcPr>
-            <w:tcW w:type="dxa" w:w="1728"/>
+            <w:tcW w:type="dxa" w:w="1080"/>
+          </w:tcPr>
+          <w:p>
+            <w:pPr>
+              <w:spacing w:line="240" w:lineRule="auto"/>
+              <w:jc w:val="left"/>
+            </w:pPr>
+            <w:r/>
+          </w:p>
+        </w:tc>
+        <w:tc>
+          <w:tcPr>
+            <w:tcW w:type="dxa" w:w="1080"/>
           </w:tcPr>
           <w:p>
             <w:pPr>
@@ -10824,7 +13407,7 @@
         </w:tc>
         <w:tc>
           <w:tcPr>
-            <w:tcW w:type="dxa" w:w="1728"/>
+            <w:tcW w:type="dxa" w:w="1080"/>
           </w:tcPr>
           <w:p>
             <w:pPr>
@@ -10844,7 +13427,7 @@
         </w:tc>
         <w:tc>
           <w:tcPr>
-            <w:tcW w:type="dxa" w:w="1728"/>
+            <w:tcW w:type="dxa" w:w="1080"/>
           </w:tcPr>
           <w:p>
             <w:pPr>
@@ -10864,7 +13447,67 @@
         </w:tc>
         <w:tc>
           <w:tcPr>
-            <w:tcW w:type="dxa" w:w="1728"/>
+            <w:tcW w:type="dxa" w:w="1080"/>
+          </w:tcPr>
+          <w:p>
+            <w:pPr>
+              <w:spacing w:line="240" w:lineRule="auto"/>
+              <w:jc w:val="left"/>
+            </w:pPr>
+            <w:r/>
+            <w:r>
+              <w:rPr>
+                <w:b w:val="0"/>
+                <w:i w:val="0"/>
+                <w:sz w:val="22"/>
+              </w:rPr>
+              <w:t>#150</w:t>
+            </w:r>
+          </w:p>
+        </w:tc>
+        <w:tc>
+          <w:tcPr>
+            <w:tcW w:type="dxa" w:w="1080"/>
+          </w:tcPr>
+          <w:p>
+            <w:pPr>
+              <w:spacing w:line="240" w:lineRule="auto"/>
+              <w:jc w:val="left"/>
+            </w:pPr>
+            <w:r/>
+            <w:r>
+              <w:rPr>
+                <w:b w:val="0"/>
+                <w:i w:val="0"/>
+                <w:sz w:val="22"/>
+              </w:rPr>
+              <w:t>#588</w:t>
+            </w:r>
+          </w:p>
+        </w:tc>
+        <w:tc>
+          <w:tcPr>
+            <w:tcW w:type="dxa" w:w="1080"/>
+          </w:tcPr>
+          <w:p>
+            <w:pPr>
+              <w:spacing w:line="240" w:lineRule="auto"/>
+              <w:jc w:val="left"/>
+            </w:pPr>
+            <w:r/>
+            <w:r>
+              <w:rPr>
+                <w:b w:val="0"/>
+                <w:i w:val="0"/>
+                <w:sz w:val="22"/>
+              </w:rPr>
+              <w:t>elendi</w:t>
+            </w:r>
+          </w:p>
+        </w:tc>
+        <w:tc>
+          <w:tcPr>
+            <w:tcW w:type="dxa" w:w="1080"/>
           </w:tcPr>
           <w:p>
             <w:pPr>
@@ -10886,7 +13529,7 @@
       <w:tr>
         <w:tc>
           <w:tcPr>
-            <w:tcW w:type="dxa" w:w="1728"/>
+            <w:tcW w:type="dxa" w:w="1080"/>
           </w:tcPr>
           <w:p>
             <w:pPr>
@@ -10906,7 +13549,7 @@
         </w:tc>
         <w:tc>
           <w:tcPr>
-            <w:tcW w:type="dxa" w:w="1728"/>
+            <w:tcW w:type="dxa" w:w="1080"/>
           </w:tcPr>
           <w:p>
             <w:pPr>
@@ -10926,7 +13569,7 @@
         </w:tc>
         <w:tc>
           <w:tcPr>
-            <w:tcW w:type="dxa" w:w="1728"/>
+            <w:tcW w:type="dxa" w:w="1080"/>
           </w:tcPr>
           <w:p>
             <w:pPr>
@@ -10946,7 +13589,7 @@
         </w:tc>
         <w:tc>
           <w:tcPr>
-            <w:tcW w:type="dxa" w:w="1728"/>
+            <w:tcW w:type="dxa" w:w="1080"/>
           </w:tcPr>
           <w:p>
             <w:pPr>
@@ -10966,7 +13609,67 @@
         </w:tc>
         <w:tc>
           <w:tcPr>
-            <w:tcW w:type="dxa" w:w="1728"/>
+            <w:tcW w:type="dxa" w:w="1080"/>
+          </w:tcPr>
+          <w:p>
+            <w:pPr>
+              <w:spacing w:line="240" w:lineRule="auto"/>
+              <w:jc w:val="left"/>
+            </w:pPr>
+            <w:r/>
+            <w:r>
+              <w:rPr>
+                <w:b w:val="0"/>
+                <w:i w:val="0"/>
+                <w:sz w:val="22"/>
+              </w:rPr>
+              <w:t>#2</w:t>
+            </w:r>
+          </w:p>
+        </w:tc>
+        <w:tc>
+          <w:tcPr>
+            <w:tcW w:type="dxa" w:w="1080"/>
+          </w:tcPr>
+          <w:p>
+            <w:pPr>
+              <w:spacing w:line="240" w:lineRule="auto"/>
+              <w:jc w:val="left"/>
+            </w:pPr>
+            <w:r/>
+            <w:r>
+              <w:rPr>
+                <w:b w:val="0"/>
+                <w:i w:val="0"/>
+                <w:sz w:val="22"/>
+              </w:rPr>
+              <w:t>#13</w:t>
+            </w:r>
+          </w:p>
+        </w:tc>
+        <w:tc>
+          <w:tcPr>
+            <w:tcW w:type="dxa" w:w="1080"/>
+          </w:tcPr>
+          <w:p>
+            <w:pPr>
+              <w:spacing w:line="240" w:lineRule="auto"/>
+              <w:jc w:val="left"/>
+            </w:pPr>
+            <w:r/>
+            <w:r>
+              <w:rPr>
+                <w:b w:val="0"/>
+                <w:i w:val="0"/>
+                <w:sz w:val="22"/>
+              </w:rPr>
+              <w:t>#3</w:t>
+            </w:r>
+          </w:p>
+        </w:tc>
+        <w:tc>
+          <w:tcPr>
+            <w:tcW w:type="dxa" w:w="1080"/>
           </w:tcPr>
           <w:p>
             <w:pPr>
@@ -10988,19 +13691,19 @@
       <w:tr>
         <w:tc>
           <w:tcPr>
-            <w:tcW w:type="dxa" w:w="1728"/>
-          </w:tcPr>
-          <w:p>
-            <w:pPr>
-              <w:spacing w:line="240" w:lineRule="auto"/>
-              <w:jc w:val="left"/>
-            </w:pPr>
-            <w:r/>
-          </w:p>
-        </w:tc>
-        <w:tc>
-          <w:tcPr>
-            <w:tcW w:type="dxa" w:w="1728"/>
+            <w:tcW w:type="dxa" w:w="1080"/>
+          </w:tcPr>
+          <w:p>
+            <w:pPr>
+              <w:spacing w:line="240" w:lineRule="auto"/>
+              <w:jc w:val="left"/>
+            </w:pPr>
+            <w:r/>
+          </w:p>
+        </w:tc>
+        <w:tc>
+          <w:tcPr>
+            <w:tcW w:type="dxa" w:w="1080"/>
           </w:tcPr>
           <w:p>
             <w:pPr>
@@ -11020,7 +13723,7 @@
         </w:tc>
         <w:tc>
           <w:tcPr>
-            <w:tcW w:type="dxa" w:w="1728"/>
+            <w:tcW w:type="dxa" w:w="1080"/>
           </w:tcPr>
           <w:p>
             <w:pPr>
@@ -11040,7 +13743,7 @@
         </w:tc>
         <w:tc>
           <w:tcPr>
-            <w:tcW w:type="dxa" w:w="1728"/>
+            <w:tcW w:type="dxa" w:w="1080"/>
           </w:tcPr>
           <w:p>
             <w:pPr>
@@ -11060,7 +13763,67 @@
         </w:tc>
         <w:tc>
           <w:tcPr>
-            <w:tcW w:type="dxa" w:w="1728"/>
+            <w:tcW w:type="dxa" w:w="1080"/>
+          </w:tcPr>
+          <w:p>
+            <w:pPr>
+              <w:spacing w:line="240" w:lineRule="auto"/>
+              <w:jc w:val="left"/>
+            </w:pPr>
+            <w:r/>
+            <w:r>
+              <w:rPr>
+                <w:b w:val="0"/>
+                <w:i w:val="0"/>
+                <w:sz w:val="22"/>
+              </w:rPr>
+              <w:t>#9</w:t>
+            </w:r>
+          </w:p>
+        </w:tc>
+        <w:tc>
+          <w:tcPr>
+            <w:tcW w:type="dxa" w:w="1080"/>
+          </w:tcPr>
+          <w:p>
+            <w:pPr>
+              <w:spacing w:line="240" w:lineRule="auto"/>
+              <w:jc w:val="left"/>
+            </w:pPr>
+            <w:r/>
+            <w:r>
+              <w:rPr>
+                <w:b w:val="0"/>
+                <w:i w:val="0"/>
+                <w:sz w:val="22"/>
+              </w:rPr>
+              <w:t>#108</w:t>
+            </w:r>
+          </w:p>
+        </w:tc>
+        <w:tc>
+          <w:tcPr>
+            <w:tcW w:type="dxa" w:w="1080"/>
+          </w:tcPr>
+          <w:p>
+            <w:pPr>
+              <w:spacing w:line="240" w:lineRule="auto"/>
+              <w:jc w:val="left"/>
+            </w:pPr>
+            <w:r/>
+            <w:r>
+              <w:rPr>
+                <w:b w:val="0"/>
+                <w:i w:val="0"/>
+                <w:sz w:val="22"/>
+              </w:rPr>
+              <w:t>elendi</w:t>
+            </w:r>
+          </w:p>
+        </w:tc>
+        <w:tc>
+          <w:tcPr>
+            <w:tcW w:type="dxa" w:w="1080"/>
           </w:tcPr>
           <w:p>
             <w:pPr>
@@ -11082,19 +13845,19 @@
       <w:tr>
         <w:tc>
           <w:tcPr>
-            <w:tcW w:type="dxa" w:w="1728"/>
-          </w:tcPr>
-          <w:p>
-            <w:pPr>
-              <w:spacing w:line="240" w:lineRule="auto"/>
-              <w:jc w:val="left"/>
-            </w:pPr>
-            <w:r/>
-          </w:p>
-        </w:tc>
-        <w:tc>
-          <w:tcPr>
-            <w:tcW w:type="dxa" w:w="1728"/>
+            <w:tcW w:type="dxa" w:w="1080"/>
+          </w:tcPr>
+          <w:p>
+            <w:pPr>
+              <w:spacing w:line="240" w:lineRule="auto"/>
+              <w:jc w:val="left"/>
+            </w:pPr>
+            <w:r/>
+          </w:p>
+        </w:tc>
+        <w:tc>
+          <w:tcPr>
+            <w:tcW w:type="dxa" w:w="1080"/>
           </w:tcPr>
           <w:p>
             <w:pPr>
@@ -11114,7 +13877,7 @@
         </w:tc>
         <w:tc>
           <w:tcPr>
-            <w:tcW w:type="dxa" w:w="1728"/>
+            <w:tcW w:type="dxa" w:w="1080"/>
           </w:tcPr>
           <w:p>
             <w:pPr>
@@ -11134,7 +13897,7 @@
         </w:tc>
         <w:tc>
           <w:tcPr>
-            <w:tcW w:type="dxa" w:w="1728"/>
+            <w:tcW w:type="dxa" w:w="1080"/>
           </w:tcPr>
           <w:p>
             <w:pPr>
@@ -11154,7 +13917,67 @@
         </w:tc>
         <w:tc>
           <w:tcPr>
-            <w:tcW w:type="dxa" w:w="1728"/>
+            <w:tcW w:type="dxa" w:w="1080"/>
+          </w:tcPr>
+          <w:p>
+            <w:pPr>
+              <w:spacing w:line="240" w:lineRule="auto"/>
+              <w:jc w:val="left"/>
+            </w:pPr>
+            <w:r/>
+            <w:r>
+              <w:rPr>
+                <w:b w:val="0"/>
+                <w:i w:val="0"/>
+                <w:sz w:val="22"/>
+              </w:rPr>
+              <w:t>#6</w:t>
+            </w:r>
+          </w:p>
+        </w:tc>
+        <w:tc>
+          <w:tcPr>
+            <w:tcW w:type="dxa" w:w="1080"/>
+          </w:tcPr>
+          <w:p>
+            <w:pPr>
+              <w:spacing w:line="240" w:lineRule="auto"/>
+              <w:jc w:val="left"/>
+            </w:pPr>
+            <w:r/>
+            <w:r>
+              <w:rPr>
+                <w:b w:val="0"/>
+                <w:i w:val="0"/>
+                <w:sz w:val="22"/>
+              </w:rPr>
+              <w:t>#119</w:t>
+            </w:r>
+          </w:p>
+        </w:tc>
+        <w:tc>
+          <w:tcPr>
+            <w:tcW w:type="dxa" w:w="1080"/>
+          </w:tcPr>
+          <w:p>
+            <w:pPr>
+              <w:spacing w:line="240" w:lineRule="auto"/>
+              <w:jc w:val="left"/>
+            </w:pPr>
+            <w:r/>
+            <w:r>
+              <w:rPr>
+                <w:b w:val="0"/>
+                <w:i w:val="0"/>
+                <w:sz w:val="22"/>
+              </w:rPr>
+              <w:t>elendi</w:t>
+            </w:r>
+          </w:p>
+        </w:tc>
+        <w:tc>
+          <w:tcPr>
+            <w:tcW w:type="dxa" w:w="1080"/>
           </w:tcPr>
           <w:p>
             <w:pPr>
@@ -11176,19 +13999,19 @@
       <w:tr>
         <w:tc>
           <w:tcPr>
-            <w:tcW w:type="dxa" w:w="1728"/>
-          </w:tcPr>
-          <w:p>
-            <w:pPr>
-              <w:spacing w:line="240" w:lineRule="auto"/>
-              <w:jc w:val="left"/>
-            </w:pPr>
-            <w:r/>
-          </w:p>
-        </w:tc>
-        <w:tc>
-          <w:tcPr>
-            <w:tcW w:type="dxa" w:w="1728"/>
+            <w:tcW w:type="dxa" w:w="1080"/>
+          </w:tcPr>
+          <w:p>
+            <w:pPr>
+              <w:spacing w:line="240" w:lineRule="auto"/>
+              <w:jc w:val="left"/>
+            </w:pPr>
+            <w:r/>
+          </w:p>
+        </w:tc>
+        <w:tc>
+          <w:tcPr>
+            <w:tcW w:type="dxa" w:w="1080"/>
           </w:tcPr>
           <w:p>
             <w:pPr>
@@ -11208,7 +14031,7 @@
         </w:tc>
         <w:tc>
           <w:tcPr>
-            <w:tcW w:type="dxa" w:w="1728"/>
+            <w:tcW w:type="dxa" w:w="1080"/>
           </w:tcPr>
           <w:p>
             <w:pPr>
@@ -11228,7 +14051,7 @@
         </w:tc>
         <w:tc>
           <w:tcPr>
-            <w:tcW w:type="dxa" w:w="1728"/>
+            <w:tcW w:type="dxa" w:w="1080"/>
           </w:tcPr>
           <w:p>
             <w:pPr>
@@ -11248,7 +14071,67 @@
         </w:tc>
         <w:tc>
           <w:tcPr>
-            <w:tcW w:type="dxa" w:w="1728"/>
+            <w:tcW w:type="dxa" w:w="1080"/>
+          </w:tcPr>
+          <w:p>
+            <w:pPr>
+              <w:spacing w:line="240" w:lineRule="auto"/>
+              <w:jc w:val="left"/>
+            </w:pPr>
+            <w:r/>
+            <w:r>
+              <w:rPr>
+                <w:b w:val="0"/>
+                <w:i w:val="0"/>
+                <w:sz w:val="22"/>
+              </w:rPr>
+              <w:t>✗</w:t>
+            </w:r>
+          </w:p>
+        </w:tc>
+        <w:tc>
+          <w:tcPr>
+            <w:tcW w:type="dxa" w:w="1080"/>
+          </w:tcPr>
+          <w:p>
+            <w:pPr>
+              <w:spacing w:line="240" w:lineRule="auto"/>
+              <w:jc w:val="left"/>
+            </w:pPr>
+            <w:r/>
+            <w:r>
+              <w:rPr>
+                <w:b w:val="0"/>
+                <w:i w:val="0"/>
+                <w:sz w:val="22"/>
+              </w:rPr>
+              <w:t>#1196</w:t>
+            </w:r>
+          </w:p>
+        </w:tc>
+        <w:tc>
+          <w:tcPr>
+            <w:tcW w:type="dxa" w:w="1080"/>
+          </w:tcPr>
+          <w:p>
+            <w:pPr>
+              <w:spacing w:line="240" w:lineRule="auto"/>
+              <w:jc w:val="left"/>
+            </w:pPr>
+            <w:r/>
+            <w:r>
+              <w:rPr>
+                <w:b w:val="0"/>
+                <w:i w:val="0"/>
+                <w:sz w:val="22"/>
+              </w:rPr>
+              <w:t>elendi</w:t>
+            </w:r>
+          </w:p>
+        </w:tc>
+        <w:tc>
+          <w:tcPr>
+            <w:tcW w:type="dxa" w:w="1080"/>
           </w:tcPr>
           <w:p>
             <w:pPr>
@@ -11270,39 +14153,39 @@
       <w:tr>
         <w:tc>
           <w:tcPr>
-            <w:tcW w:type="dxa" w:w="1728"/>
-          </w:tcPr>
-          <w:p>
-            <w:pPr>
-              <w:spacing w:line="240" w:lineRule="auto"/>
-              <w:jc w:val="left"/>
-            </w:pPr>
-            <w:r/>
-          </w:p>
-        </w:tc>
-        <w:tc>
-          <w:tcPr>
-            <w:tcW w:type="dxa" w:w="1728"/>
-          </w:tcPr>
-          <w:p>
-            <w:pPr>
-              <w:spacing w:line="240" w:lineRule="auto"/>
-              <w:jc w:val="left"/>
-            </w:pPr>
-            <w:r/>
-            <w:r>
-              <w:rPr>
-                <w:b w:val="0"/>
-                <w:i w:val="0"/>
-                <w:sz w:val="22"/>
-              </w:rPr>
-              <w:t>EA1 (S-tabaka)</w:t>
-            </w:r>
-          </w:p>
-        </w:tc>
-        <w:tc>
-          <w:tcPr>
-            <w:tcW w:type="dxa" w:w="1728"/>
+            <w:tcW w:type="dxa" w:w="1080"/>
+          </w:tcPr>
+          <w:p>
+            <w:pPr>
+              <w:spacing w:line="240" w:lineRule="auto"/>
+              <w:jc w:val="left"/>
+            </w:pPr>
+            <w:r/>
+          </w:p>
+        </w:tc>
+        <w:tc>
+          <w:tcPr>
+            <w:tcW w:type="dxa" w:w="1080"/>
+          </w:tcPr>
+          <w:p>
+            <w:pPr>
+              <w:spacing w:line="240" w:lineRule="auto"/>
+              <w:jc w:val="left"/>
+            </w:pPr>
+            <w:r/>
+            <w:r>
+              <w:rPr>
+                <w:b w:val="0"/>
+                <w:i w:val="0"/>
+                <w:sz w:val="22"/>
+              </w:rPr>
+              <w:t>EA1 (S-layer)</w:t>
+            </w:r>
+          </w:p>
+        </w:tc>
+        <w:tc>
+          <w:tcPr>
+            <w:tcW w:type="dxa" w:w="1080"/>
           </w:tcPr>
           <w:p>
             <w:pPr>
@@ -11322,7 +14205,7 @@
         </w:tc>
         <w:tc>
           <w:tcPr>
-            <w:tcW w:type="dxa" w:w="1728"/>
+            <w:tcW w:type="dxa" w:w="1080"/>
           </w:tcPr>
           <w:p>
             <w:pPr>
@@ -11342,7 +14225,67 @@
         </w:tc>
         <w:tc>
           <w:tcPr>
-            <w:tcW w:type="dxa" w:w="1728"/>
+            <w:tcW w:type="dxa" w:w="1080"/>
+          </w:tcPr>
+          <w:p>
+            <w:pPr>
+              <w:spacing w:line="240" w:lineRule="auto"/>
+              <w:jc w:val="left"/>
+            </w:pPr>
+            <w:r/>
+            <w:r>
+              <w:rPr>
+                <w:b w:val="0"/>
+                <w:i w:val="0"/>
+                <w:sz w:val="22"/>
+              </w:rPr>
+              <w:t>#65</w:t>
+            </w:r>
+          </w:p>
+        </w:tc>
+        <w:tc>
+          <w:tcPr>
+            <w:tcW w:type="dxa" w:w="1080"/>
+          </w:tcPr>
+          <w:p>
+            <w:pPr>
+              <w:spacing w:line="240" w:lineRule="auto"/>
+              <w:jc w:val="left"/>
+            </w:pPr>
+            <w:r/>
+            <w:r>
+              <w:rPr>
+                <w:b w:val="0"/>
+                <w:i w:val="0"/>
+                <w:sz w:val="22"/>
+              </w:rPr>
+              <w:t>#2</w:t>
+            </w:r>
+          </w:p>
+        </w:tc>
+        <w:tc>
+          <w:tcPr>
+            <w:tcW w:type="dxa" w:w="1080"/>
+          </w:tcPr>
+          <w:p>
+            <w:pPr>
+              <w:spacing w:line="240" w:lineRule="auto"/>
+              <w:jc w:val="left"/>
+            </w:pPr>
+            <w:r/>
+            <w:r>
+              <w:rPr>
+                <w:b w:val="0"/>
+                <w:i w:val="0"/>
+                <w:sz w:val="22"/>
+              </w:rPr>
+              <w:t>#2</w:t>
+            </w:r>
+          </w:p>
+        </w:tc>
+        <w:tc>
+          <w:tcPr>
+            <w:tcW w:type="dxa" w:w="1080"/>
           </w:tcPr>
           <w:p>
             <w:pPr>

--- a/benchmark/MANUSCRIPT_TR.docx
+++ b/benchmark/MANUSCRIPT_TR.docx
@@ -14299,7 +14299,7 @@
                 <w:i w:val="0"/>
                 <w:sz w:val="22"/>
               </w:rPr>
-              <w:t>—</w:t>
+              <w:t>Zhang 2007, 10.1016/j.vaccine.2007.11.072</w:t>
             </w:r>
           </w:p>
         </w:tc>

--- a/benchmark/MANUSCRIPT_TR.docx
+++ b/benchmark/MANUSCRIPT_TR.docx
@@ -75,7 +75,23 @@
           <w:i w:val="0"/>
           <w:sz w:val="24"/>
         </w:rPr>
-        <w:t>Ters aşı bilişimi araçları bir genomdan aday antijen sıralar; ancak çoğu bu sıralamada durur ve konağı tek bir referans sayar. Bu iki eksik, hem bilinen antijenleri geri getirme başarımını hem de veteriner ve türler-arası hedeflerdeki kullanışlılığı düşürür. Burada VaxForge'u tanıtıyoruz: bir patojeni aday keşfinden yumuşak-filtreli antijen hunisine, ardından dört konak türü için ayrı ayrı sınıf I ve sınıf II epitop tahminine ve karakterize edilmiş çok-epitoplu bir konstrukta taşıyan, in silico immünizasyonla biten bir hat. VaxForge'u iki yerleşik araçla, NERVE 2.0 ve Vaxign-ML ile, varsayılan parametreler ve özdeş girdi altında karşılaştırdık. Meningokok örneğinde VaxForge dört ruhsatlı 4CMenB antijeninin dördünü de geri getirerek Vaxign-ML'i yakaladı; NERVE 2.0 yalnız birini getirdi. Tam proteom ölçeğinde koşulan dokuz zoonotik bakteride daha, genom boyutları 2,0-5,5 Mb arası ve kırk dört koruyucu antijenle, VaxForge 33'ünü geri getirdi; yalnız-sekans sınıflandırıcı Vaxign-ML'in (43/44) altında ama NERVE 2.0'ın (13/44) belirgin önünde, üstelik koruyucu antijenleri rekabetçi ya da daha üst sıralara koyarak (örneğin demir-düzenlenen yüzey belirleyicisi B, 2.889 protein içinde 4. sırada). VaxForge, koruyucu antijenleri salgılanan ya da yüzeyde sunulan türlerde Vaxign-ML'i yakaladı ve yalnızca antijenleri hücre yüzeyinde "moonlighting" yapan sitoplazmik proteinler olan iki türde geride kaldı; bunları lokalizasyon filtresi tasarım gereği eler, yani bir yapaylık değil yorumlanabilir bir ödünleşmedir. NERVE 2.0 daha yüksek fold-zenginleşmeye ulaştı ama bunu yüzey antijenlerini sert seçim basamağıyla eleyerek yaptı ve dokuz türün dördünde hiçbirini döndürmedi; dolayısıyla fold-zenginleşme tek başına yanıltıcıdır. Yedi aileye yayılan on virüste VaxForge, koruyucu ya da patentli antijeni sekizinde adayların üst çeyreğinde geri getirdi ve her durumda türden türe değişen konak-özgü epitop repertuarları verdi (ikili Jaccard örtüşmesi birin altında, bazı konak çiftlerinde sıfır); bu, karşılaştırılan araçların ulaşamadığı bir boyuttur. Antijen sıralamasında Vaxign-ML ile baş-başa sonuç dengeliydi (dörder galibiyet, iki beraberlik; NERVE 2.0 virüsleri işleyemiyor). Kısacası VaxForge, güçlü bir bağımsız tahmincinin recall'ını yakalarken alanın bugün sunmadığı konak çözünürlüğünü ve uçtan uca bir konstruktu ekler.</w:t>
+        <w:t xml:space="preserve">Ters aşı bilişimi araçları bir genomdan aday antijen sıralar; ancak çoğu bu sıralamada durur ve konağı tek bir referans sayar. Bu iki eksik, hem bilinen antijenleri geri getirme başarımını hem de veteriner ve türler-arası hedeflerdeki kullanışlılığı düşürür. Burada VaxForge'u tanıtıyoruz: bir patojeni aday keşfinden yumuşak-filtreli antijen hunisine, ardından dört konak türü için ayrı ayrı sınıf I ve sınıf II epitop tahminine ve karakterize edilmiş çok-epitoplu bir konstrukta taşıyan, in silico immünizasyonla biten bir hat. VaxForge'u iki yerleşik araçla, NERVE 2.0 ve Vaxign-ML ile, varsayılan parametreler ve özdeş girdi altında karşılaştırdık. Meningokok örneğinde VaxForge dört ruhsatlı 4CMenB antijeninin dördünü de geri getirerek Vaxign-ML'i yakaladı; NERVE 2.0 yalnız birini getirdi. Tam proteom ölçeğinde koşulan dokuz zoonotik bakteride daha, genom boyutları 2,0-5,5 Mb arası ve kırk dört koruyucu antijenle, VaxForge 33'ünü geri getirdi; yalnız-sekans sınıflandırıcı Vaxign-ML'in (43/44) altında ama NERVE 2.0'ın (13/44) belirgin önünde, üstelik koruyucu antijenleri rekabetçi ya da daha üst sıralara koyarak (örneğin demir-düzenlenen yüzey belirleyicisi B, 2.889 protein içinde 4. sırada). VaxForge, koruyucu antijenleri salgılanan ya da yüzeyde sunulan türlerde Vaxign-ML'i yakaladı ve yalnızca antijenleri hücre yüzeyinde "moonlighting" yapan sitoplazmik proteinler olan iki türde geride kaldı; bunları lokalizasyon filtresi tasarım gereği eler, yani bir yapaylık değil yorumlanabilir bir ödünleşmedir. Üç ruhsatlı canlı-atenüe </w:t>
+      </w:r>
+      <w:r>
+        <w:rPr>
+          <w:b w:val="0"/>
+          <w:i/>
+          <w:sz w:val="24"/>
+        </w:rPr>
+        <w:t>Brucella</w:t>
+      </w:r>
+      <w:r>
+        <w:rPr>
+          <w:b w:val="0"/>
+          <w:i w:val="0"/>
+          <w:sz w:val="24"/>
+        </w:rPr>
+        <w:t xml:space="preserve"> aşı suşuna uygulandığında VaxForge, virülan referansta bulduğu dış-membran ve periplazmik antijenlerin aynısını geri getirdi ve her birinde yalnızca sitoplazmik ribozomal antijen L7/L12'yi kaçırdı; yani davranışı virülan ve atenüe genomlar arasında tutarlıdır. NERVE 2.0 daha yüksek fold-zenginleşmeye ulaştı ama bunu yüzey antijenlerini sert seçim basamağıyla eleyerek yaptı ve dokuz türün dördünde hiçbirini döndürmedi; dolayısıyla fold-zenginleşme tek başına yanıltıcıdır. Yedi aileye yayılan on virüste VaxForge, koruyucu ya da patentli antijeni sekizinde adayların üst çeyreğinde geri getirdi ve her durumda türden türe değişen konak-özgü epitop repertuarları verdi (ikili Jaccard örtüşmesi birin altında, bazı konak çiftlerinde sıfır); bu, karşılaştırılan araçların ulaşamadığı bir boyuttur. Antijen sıralamasında Vaxign-ML ile baş-başa sonuç dengeliydi (dörder galibiyet, iki beraberlik; NERVE 2.0 virüsleri işleyemiyor). Kısacası VaxForge, güçlü bir bağımsız tahmincinin recall'ını yakalarken alanın bugün sunmadığı konak çözünürlüğünü ve uçtan uca bir konstruktu ekler.</w:t>
       </w:r>
     </w:p>
     <w:p>
@@ -14313,6 +14329,1337 @@
           <w:i w:val="0"/>
           <w:sz w:val="24"/>
         </w:rPr>
+        <w:t>VaxForge virülan bir referansta ve üç ruhsatlı aşı suşunda tutarlı davranır.</w:t>
+      </w:r>
+      <w:r>
+        <w:rPr>
+          <w:b w:val="0"/>
+          <w:i w:val="0"/>
+          <w:sz w:val="24"/>
+        </w:rPr>
+        <w:t xml:space="preserve"> Ters aşı bilişimi nihayetinde, konuşlandırılmış aşıların üzerine kurulduğu genomlarda sınanır; bu yüzden VaxForge'u tam proteom ölçeğinde üç ruhsatlı canlı-atenüe bruselloz aşı suşuna uyguladık ve sonucu virülan referans </w:t>
+      </w:r>
+      <w:r>
+        <w:rPr>
+          <w:b w:val="0"/>
+          <w:i/>
+          <w:sz w:val="24"/>
+        </w:rPr>
+        <w:t>B. suis</w:t>
+      </w:r>
+      <w:r>
+        <w:rPr>
+          <w:b w:val="0"/>
+          <w:i w:val="0"/>
+          <w:sz w:val="24"/>
+        </w:rPr>
+        <w:t xml:space="preserve"> 1330'un yanına koyduk. Suşlar iki sığır aşısı </w:t>
+      </w:r>
+      <w:r>
+        <w:rPr>
+          <w:b w:val="0"/>
+          <w:i/>
+          <w:sz w:val="24"/>
+        </w:rPr>
+        <w:t>B. abortus</w:t>
+      </w:r>
+      <w:r>
+        <w:rPr>
+          <w:b w:val="0"/>
+          <w:i w:val="0"/>
+          <w:sz w:val="24"/>
+        </w:rPr>
+        <w:t xml:space="preserve"> S19 ve RB51 ile Çin'in küçük-ruminant aşısı </w:t>
+      </w:r>
+      <w:r>
+        <w:rPr>
+          <w:b w:val="0"/>
+          <w:i/>
+          <w:sz w:val="24"/>
+        </w:rPr>
+        <w:t>B. suis</w:t>
+      </w:r>
+      <w:r>
+        <w:rPr>
+          <w:b w:val="0"/>
+          <w:i w:val="0"/>
+          <w:sz w:val="24"/>
+        </w:rPr>
+        <w:t xml:space="preserve"> S2 idi; her biri kendi RefSeq proteomunda, varsayılan parametrelerle koşuldu (Tablo S2; Şekil S1). Her suşta VaxForge dış-membran ve periplazmik koruyucu antijenleri geri getirdi: Omp25, BP26/Omp28 ve SodC hepsinde, Omp31 ise genin bulunduğu yerde; </w:t>
+      </w:r>
+      <w:r>
+        <w:rPr>
+          <w:b w:val="0"/>
+          <w:i/>
+          <w:sz w:val="24"/>
+        </w:rPr>
+        <w:t>omp31</w:t>
+      </w:r>
+      <w:r>
+        <w:rPr>
+          <w:b w:val="0"/>
+          <w:i w:val="0"/>
+          <w:sz w:val="24"/>
+        </w:rPr>
+        <w:t xml:space="preserve">, </w:t>
+      </w:r>
+      <w:r>
+        <w:rPr>
+          <w:b w:val="0"/>
+          <w:i/>
+          <w:sz w:val="24"/>
+        </w:rPr>
+        <w:t>B. abortus</w:t>
+      </w:r>
+      <w:r>
+        <w:rPr>
+          <w:b w:val="0"/>
+          <w:i w:val="0"/>
+          <w:sz w:val="24"/>
+        </w:rPr>
+        <w:t xml:space="preserve">'ta deledir, bu yüzden S19 ve RB51 beş yerine dört ground-truth antijen taşır (Cloeckaert vd., 2002). Her suşta tek kayıp aynı proteindi: sitoplazmik ribozomal antijen L7/L12; bunu lokalizasyon filtresi, tıpkı virülan referansta olduğu gibi, tasarım gereği eler. Virülan </w:t>
+      </w:r>
+      <w:r>
+        <w:rPr>
+          <w:b w:val="0"/>
+          <w:i/>
+          <w:sz w:val="24"/>
+        </w:rPr>
+        <w:t>B. suis</w:t>
+      </w:r>
+      <w:r>
+        <w:rPr>
+          <w:b w:val="0"/>
+          <w:i w:val="0"/>
+          <w:sz w:val="24"/>
+        </w:rPr>
+        <w:t xml:space="preserve"> 1330'un beş-antijenli setini paylaşan </w:t>
+      </w:r>
+      <w:r>
+        <w:rPr>
+          <w:b w:val="0"/>
+          <w:i/>
+          <w:sz w:val="24"/>
+        </w:rPr>
+        <w:t>B. suis</w:t>
+      </w:r>
+      <w:r>
+        <w:rPr>
+          <w:b w:val="0"/>
+          <w:i w:val="0"/>
+          <w:sz w:val="24"/>
+        </w:rPr>
+        <w:t xml:space="preserve"> S2 aşısı onun sonucunu yakından tekrarladı (4/5; en iyi sıra 740 içinde 24; Fisher kesin p = 0,015), iki </w:t>
+      </w:r>
+      <w:r>
+        <w:rPr>
+          <w:b w:val="0"/>
+          <w:i/>
+          <w:sz w:val="24"/>
+        </w:rPr>
+        <w:t>B. abortus</w:t>
+      </w:r>
+      <w:r>
+        <w:rPr>
+          <w:b w:val="0"/>
+          <w:i w:val="0"/>
+          <w:sz w:val="24"/>
+        </w:rPr>
+        <w:t xml:space="preserve"> aşısı ise 3/4'e ulaştı (en iyi sıra 87 ve 89; p = 0,055). Demek ki VaxForge virülan bir suşta ve onun atenüe aşı türevlerinde aynı yanıtı verir; tek tutarlı eksiği rastlantısal bir başarısızlık değil, tasarım gereği lokalizasyon kararıdır.</w:t>
+      </w:r>
+    </w:p>
+    <w:p>
+      <w:r>
+        <w:rPr>
+          <w:b/>
+          <w:i w:val="0"/>
+          <w:sz w:val="24"/>
+        </w:rPr>
+        <w:t>Tablo S2.</w:t>
+      </w:r>
+      <w:r>
+        <w:rPr>
+          <w:b w:val="0"/>
+          <w:i w:val="0"/>
+          <w:sz w:val="24"/>
+        </w:rPr>
+        <w:t xml:space="preserve"> VaxForge'un virülan </w:t>
+      </w:r>
+      <w:r>
+        <w:rPr>
+          <w:b w:val="0"/>
+          <w:i/>
+          <w:sz w:val="24"/>
+        </w:rPr>
+        <w:t>Brucella</w:t>
+      </w:r>
+      <w:r>
+        <w:rPr>
+          <w:b w:val="0"/>
+          <w:i w:val="0"/>
+          <w:sz w:val="24"/>
+        </w:rPr>
+        <w:t xml:space="preserve"> referansına ve üç ruhsatlı canlı-atenüe aşı suşuna tam proteom ölçeğinde uygulanması (varsayılan parametreler, özdeş hat). Her hücre antijenin VaxForge aday listesindeki sırasıdır; "–" o genomda bulunmayan antijeni (</w:t>
+      </w:r>
+      <w:r>
+        <w:rPr>
+          <w:b w:val="0"/>
+          <w:i/>
+          <w:sz w:val="24"/>
+        </w:rPr>
+        <w:t>omp31</w:t>
+      </w:r>
+      <w:r>
+        <w:rPr>
+          <w:b w:val="0"/>
+          <w:i w:val="0"/>
+          <w:sz w:val="24"/>
+        </w:rPr>
+        <w:t xml:space="preserve"> </w:t>
+      </w:r>
+      <w:r>
+        <w:rPr>
+          <w:b w:val="0"/>
+          <w:i/>
+          <w:sz w:val="24"/>
+        </w:rPr>
+        <w:t>B. abortus</w:t>
+      </w:r>
+      <w:r>
+        <w:rPr>
+          <w:b w:val="0"/>
+          <w:i w:val="0"/>
+          <w:sz w:val="24"/>
+        </w:rPr>
+        <w:t>'ta deledir), ✗ geri getirilmeyen antijeni işaretler. Recall geri getirilen ground-truth antijenleri sayar; Fisher kesin p bunların adaylar arasındaki zenginleşmesini sınar.</w:t>
+      </w:r>
+    </w:p>
+    <w:tbl>
+      <w:tblPr>
+        <w:tblStyle w:val="LightGrid-Accent1"/>
+        <w:tblW w:type="auto" w:w="0"/>
+        <w:tblLook w:firstColumn="1" w:firstRow="1" w:lastColumn="0" w:lastRow="0" w:noHBand="0" w:noVBand="1" w:val="04A0"/>
+      </w:tblPr>
+      <w:tblGrid>
+        <w:gridCol w:w="864"/>
+        <w:gridCol w:w="864"/>
+        <w:gridCol w:w="864"/>
+        <w:gridCol w:w="864"/>
+        <w:gridCol w:w="864"/>
+        <w:gridCol w:w="864"/>
+        <w:gridCol w:w="864"/>
+        <w:gridCol w:w="864"/>
+        <w:gridCol w:w="864"/>
+        <w:gridCol w:w="864"/>
+      </w:tblGrid>
+      <w:tr>
+        <w:tc>
+          <w:tcPr>
+            <w:tcW w:type="dxa" w:w="864"/>
+          </w:tcPr>
+          <w:p>
+            <w:pPr>
+              <w:spacing w:line="240" w:lineRule="auto"/>
+              <w:jc w:val="left"/>
+            </w:pPr>
+            <w:r/>
+            <w:r>
+              <w:rPr>
+                <w:b/>
+                <w:i w:val="0"/>
+                <w:sz w:val="22"/>
+              </w:rPr>
+              <w:t>Suş (durum)</w:t>
+            </w:r>
+          </w:p>
+        </w:tc>
+        <w:tc>
+          <w:tcPr>
+            <w:tcW w:type="dxa" w:w="864"/>
+          </w:tcPr>
+          <w:p>
+            <w:pPr>
+              <w:spacing w:line="240" w:lineRule="auto"/>
+              <w:jc w:val="left"/>
+            </w:pPr>
+            <w:r/>
+            <w:r>
+              <w:rPr>
+                <w:b/>
+                <w:i w:val="0"/>
+                <w:sz w:val="22"/>
+              </w:rPr>
+              <w:t>Tür</w:t>
+            </w:r>
+          </w:p>
+        </w:tc>
+        <w:tc>
+          <w:tcPr>
+            <w:tcW w:type="dxa" w:w="864"/>
+          </w:tcPr>
+          <w:p>
+            <w:pPr>
+              <w:spacing w:line="240" w:lineRule="auto"/>
+              <w:jc w:val="left"/>
+            </w:pPr>
+            <w:r/>
+            <w:r>
+              <w:rPr>
+                <w:b/>
+                <w:i w:val="0"/>
+                <w:sz w:val="22"/>
+              </w:rPr>
+              <w:t>Protein</w:t>
+            </w:r>
+          </w:p>
+        </w:tc>
+        <w:tc>
+          <w:tcPr>
+            <w:tcW w:type="dxa" w:w="864"/>
+          </w:tcPr>
+          <w:p>
+            <w:pPr>
+              <w:spacing w:line="240" w:lineRule="auto"/>
+              <w:jc w:val="left"/>
+            </w:pPr>
+            <w:r/>
+            <w:r>
+              <w:rPr>
+                <w:b/>
+                <w:i w:val="0"/>
+                <w:sz w:val="22"/>
+              </w:rPr>
+              <w:t>Omp25</w:t>
+            </w:r>
+          </w:p>
+        </w:tc>
+        <w:tc>
+          <w:tcPr>
+            <w:tcW w:type="dxa" w:w="864"/>
+          </w:tcPr>
+          <w:p>
+            <w:pPr>
+              <w:spacing w:line="240" w:lineRule="auto"/>
+              <w:jc w:val="left"/>
+            </w:pPr>
+            <w:r/>
+            <w:r>
+              <w:rPr>
+                <w:b/>
+                <w:i w:val="0"/>
+                <w:sz w:val="22"/>
+              </w:rPr>
+              <w:t>Omp31</w:t>
+            </w:r>
+          </w:p>
+        </w:tc>
+        <w:tc>
+          <w:tcPr>
+            <w:tcW w:type="dxa" w:w="864"/>
+          </w:tcPr>
+          <w:p>
+            <w:pPr>
+              <w:spacing w:line="240" w:lineRule="auto"/>
+              <w:jc w:val="left"/>
+            </w:pPr>
+            <w:r/>
+            <w:r>
+              <w:rPr>
+                <w:b/>
+                <w:i w:val="0"/>
+                <w:sz w:val="22"/>
+              </w:rPr>
+              <w:t>BP26</w:t>
+            </w:r>
+          </w:p>
+        </w:tc>
+        <w:tc>
+          <w:tcPr>
+            <w:tcW w:type="dxa" w:w="864"/>
+          </w:tcPr>
+          <w:p>
+            <w:pPr>
+              <w:spacing w:line="240" w:lineRule="auto"/>
+              <w:jc w:val="left"/>
+            </w:pPr>
+            <w:r/>
+            <w:r>
+              <w:rPr>
+                <w:b/>
+                <w:i w:val="0"/>
+                <w:sz w:val="22"/>
+              </w:rPr>
+              <w:t>SodC</w:t>
+            </w:r>
+          </w:p>
+        </w:tc>
+        <w:tc>
+          <w:tcPr>
+            <w:tcW w:type="dxa" w:w="864"/>
+          </w:tcPr>
+          <w:p>
+            <w:pPr>
+              <w:spacing w:line="240" w:lineRule="auto"/>
+              <w:jc w:val="left"/>
+            </w:pPr>
+            <w:r/>
+            <w:r>
+              <w:rPr>
+                <w:b/>
+                <w:i w:val="0"/>
+                <w:sz w:val="22"/>
+              </w:rPr>
+              <w:t>L7/L12</w:t>
+            </w:r>
+          </w:p>
+        </w:tc>
+        <w:tc>
+          <w:tcPr>
+            <w:tcW w:type="dxa" w:w="864"/>
+          </w:tcPr>
+          <w:p>
+            <w:pPr>
+              <w:spacing w:line="240" w:lineRule="auto"/>
+              <w:jc w:val="left"/>
+            </w:pPr>
+            <w:r/>
+            <w:r>
+              <w:rPr>
+                <w:b/>
+                <w:i w:val="0"/>
+                <w:sz w:val="22"/>
+              </w:rPr>
+              <w:t>Recall</w:t>
+            </w:r>
+          </w:p>
+        </w:tc>
+        <w:tc>
+          <w:tcPr>
+            <w:tcW w:type="dxa" w:w="864"/>
+          </w:tcPr>
+          <w:p>
+            <w:pPr>
+              <w:spacing w:line="240" w:lineRule="auto"/>
+              <w:jc w:val="left"/>
+            </w:pPr>
+            <w:r/>
+            <w:r>
+              <w:rPr>
+                <w:b/>
+                <w:i w:val="0"/>
+                <w:sz w:val="22"/>
+              </w:rPr>
+              <w:t>Fisher p</w:t>
+            </w:r>
+          </w:p>
+        </w:tc>
+      </w:tr>
+      <w:tr>
+        <w:tc>
+          <w:tcPr>
+            <w:tcW w:type="dxa" w:w="864"/>
+          </w:tcPr>
+          <w:p>
+            <w:pPr>
+              <w:spacing w:line="240" w:lineRule="auto"/>
+              <w:jc w:val="left"/>
+            </w:pPr>
+            <w:r/>
+            <w:r>
+              <w:rPr>
+                <w:b w:val="0"/>
+                <w:i w:val="0"/>
+                <w:sz w:val="22"/>
+              </w:rPr>
+              <w:t>1330 (virülan referans)</w:t>
+            </w:r>
+          </w:p>
+        </w:tc>
+        <w:tc>
+          <w:tcPr>
+            <w:tcW w:type="dxa" w:w="864"/>
+          </w:tcPr>
+          <w:p>
+            <w:pPr>
+              <w:spacing w:line="240" w:lineRule="auto"/>
+              <w:jc w:val="left"/>
+            </w:pPr>
+            <w:r/>
+            <w:r>
+              <w:rPr>
+                <w:b w:val="0"/>
+                <w:i w:val="0"/>
+                <w:sz w:val="22"/>
+              </w:rPr>
+              <w:t>B. suis</w:t>
+            </w:r>
+          </w:p>
+        </w:tc>
+        <w:tc>
+          <w:tcPr>
+            <w:tcW w:type="dxa" w:w="864"/>
+          </w:tcPr>
+          <w:p>
+            <w:pPr>
+              <w:spacing w:line="240" w:lineRule="auto"/>
+              <w:jc w:val="left"/>
+            </w:pPr>
+            <w:r/>
+            <w:r>
+              <w:rPr>
+                <w:b w:val="0"/>
+                <w:i w:val="0"/>
+                <w:sz w:val="22"/>
+              </w:rPr>
+              <w:t>3.249</w:t>
+            </w:r>
+          </w:p>
+        </w:tc>
+        <w:tc>
+          <w:tcPr>
+            <w:tcW w:type="dxa" w:w="864"/>
+          </w:tcPr>
+          <w:p>
+            <w:pPr>
+              <w:spacing w:line="240" w:lineRule="auto"/>
+              <w:jc w:val="left"/>
+            </w:pPr>
+            <w:r/>
+            <w:r>
+              <w:rPr>
+                <w:b w:val="0"/>
+                <w:i w:val="0"/>
+                <w:sz w:val="22"/>
+              </w:rPr>
+              <w:t>#102</w:t>
+            </w:r>
+          </w:p>
+        </w:tc>
+        <w:tc>
+          <w:tcPr>
+            <w:tcW w:type="dxa" w:w="864"/>
+          </w:tcPr>
+          <w:p>
+            <w:pPr>
+              <w:spacing w:line="240" w:lineRule="auto"/>
+              <w:jc w:val="left"/>
+            </w:pPr>
+            <w:r/>
+            <w:r>
+              <w:rPr>
+                <w:b w:val="0"/>
+                <w:i w:val="0"/>
+                <w:sz w:val="22"/>
+              </w:rPr>
+              <w:t>#36</w:t>
+            </w:r>
+          </w:p>
+        </w:tc>
+        <w:tc>
+          <w:tcPr>
+            <w:tcW w:type="dxa" w:w="864"/>
+          </w:tcPr>
+          <w:p>
+            <w:pPr>
+              <w:spacing w:line="240" w:lineRule="auto"/>
+              <w:jc w:val="left"/>
+            </w:pPr>
+            <w:r/>
+            <w:r>
+              <w:rPr>
+                <w:b w:val="0"/>
+                <w:i w:val="0"/>
+                <w:sz w:val="22"/>
+              </w:rPr>
+              <w:t>#181</w:t>
+            </w:r>
+          </w:p>
+        </w:tc>
+        <w:tc>
+          <w:tcPr>
+            <w:tcW w:type="dxa" w:w="864"/>
+          </w:tcPr>
+          <w:p>
+            <w:pPr>
+              <w:spacing w:line="240" w:lineRule="auto"/>
+              <w:jc w:val="left"/>
+            </w:pPr>
+            <w:r/>
+            <w:r>
+              <w:rPr>
+                <w:b w:val="0"/>
+                <w:i w:val="0"/>
+                <w:sz w:val="22"/>
+              </w:rPr>
+              <w:t>#26</w:t>
+            </w:r>
+          </w:p>
+        </w:tc>
+        <w:tc>
+          <w:tcPr>
+            <w:tcW w:type="dxa" w:w="864"/>
+          </w:tcPr>
+          <w:p>
+            <w:pPr>
+              <w:spacing w:line="240" w:lineRule="auto"/>
+              <w:jc w:val="left"/>
+            </w:pPr>
+            <w:r/>
+            <w:r>
+              <w:rPr>
+                <w:b w:val="0"/>
+                <w:i w:val="0"/>
+                <w:sz w:val="22"/>
+              </w:rPr>
+              <w:t>✗</w:t>
+            </w:r>
+          </w:p>
+        </w:tc>
+        <w:tc>
+          <w:tcPr>
+            <w:tcW w:type="dxa" w:w="864"/>
+          </w:tcPr>
+          <w:p>
+            <w:pPr>
+              <w:spacing w:line="240" w:lineRule="auto"/>
+              <w:jc w:val="left"/>
+            </w:pPr>
+            <w:r/>
+            <w:r>
+              <w:rPr>
+                <w:b w:val="0"/>
+                <w:i w:val="0"/>
+                <w:sz w:val="22"/>
+              </w:rPr>
+              <w:t>4/5</w:t>
+            </w:r>
+          </w:p>
+        </w:tc>
+        <w:tc>
+          <w:tcPr>
+            <w:tcW w:type="dxa" w:w="864"/>
+          </w:tcPr>
+          <w:p>
+            <w:pPr>
+              <w:spacing w:line="240" w:lineRule="auto"/>
+              <w:jc w:val="left"/>
+            </w:pPr>
+            <w:r/>
+            <w:r>
+              <w:rPr>
+                <w:b w:val="0"/>
+                <w:i w:val="0"/>
+                <w:sz w:val="22"/>
+              </w:rPr>
+              <w:t>0,026</w:t>
+            </w:r>
+          </w:p>
+        </w:tc>
+      </w:tr>
+      <w:tr>
+        <w:tc>
+          <w:tcPr>
+            <w:tcW w:type="dxa" w:w="864"/>
+          </w:tcPr>
+          <w:p>
+            <w:pPr>
+              <w:spacing w:line="240" w:lineRule="auto"/>
+              <w:jc w:val="left"/>
+            </w:pPr>
+            <w:r/>
+            <w:r>
+              <w:rPr>
+                <w:b w:val="0"/>
+                <w:i w:val="0"/>
+                <w:sz w:val="22"/>
+              </w:rPr>
+              <w:t>RB51 (ruhsatlı, sığır)</w:t>
+            </w:r>
+          </w:p>
+        </w:tc>
+        <w:tc>
+          <w:tcPr>
+            <w:tcW w:type="dxa" w:w="864"/>
+          </w:tcPr>
+          <w:p>
+            <w:pPr>
+              <w:spacing w:line="240" w:lineRule="auto"/>
+              <w:jc w:val="left"/>
+            </w:pPr>
+            <w:r/>
+            <w:r>
+              <w:rPr>
+                <w:b w:val="0"/>
+                <w:i w:val="0"/>
+                <w:sz w:val="22"/>
+              </w:rPr>
+              <w:t>B. abortus</w:t>
+            </w:r>
+          </w:p>
+        </w:tc>
+        <w:tc>
+          <w:tcPr>
+            <w:tcW w:type="dxa" w:w="864"/>
+          </w:tcPr>
+          <w:p>
+            <w:pPr>
+              <w:spacing w:line="240" w:lineRule="auto"/>
+              <w:jc w:val="left"/>
+            </w:pPr>
+            <w:r/>
+            <w:r>
+              <w:rPr>
+                <w:b w:val="0"/>
+                <w:i w:val="0"/>
+                <w:sz w:val="22"/>
+              </w:rPr>
+              <w:t>2.971</w:t>
+            </w:r>
+          </w:p>
+        </w:tc>
+        <w:tc>
+          <w:tcPr>
+            <w:tcW w:type="dxa" w:w="864"/>
+          </w:tcPr>
+          <w:p>
+            <w:pPr>
+              <w:spacing w:line="240" w:lineRule="auto"/>
+              <w:jc w:val="left"/>
+            </w:pPr>
+            <w:r/>
+            <w:r>
+              <w:rPr>
+                <w:b w:val="0"/>
+                <w:i w:val="0"/>
+                <w:sz w:val="22"/>
+              </w:rPr>
+              <w:t>#156</w:t>
+            </w:r>
+          </w:p>
+        </w:tc>
+        <w:tc>
+          <w:tcPr>
+            <w:tcW w:type="dxa" w:w="864"/>
+          </w:tcPr>
+          <w:p>
+            <w:pPr>
+              <w:spacing w:line="240" w:lineRule="auto"/>
+              <w:jc w:val="left"/>
+            </w:pPr>
+            <w:r/>
+            <w:r>
+              <w:rPr>
+                <w:b w:val="0"/>
+                <w:i w:val="0"/>
+                <w:sz w:val="22"/>
+              </w:rPr>
+              <w:t>–</w:t>
+            </w:r>
+          </w:p>
+        </w:tc>
+        <w:tc>
+          <w:tcPr>
+            <w:tcW w:type="dxa" w:w="864"/>
+          </w:tcPr>
+          <w:p>
+            <w:pPr>
+              <w:spacing w:line="240" w:lineRule="auto"/>
+              <w:jc w:val="left"/>
+            </w:pPr>
+            <w:r/>
+            <w:r>
+              <w:rPr>
+                <w:b w:val="0"/>
+                <w:i w:val="0"/>
+                <w:sz w:val="22"/>
+              </w:rPr>
+              <w:t>#87</w:t>
+            </w:r>
+          </w:p>
+        </w:tc>
+        <w:tc>
+          <w:tcPr>
+            <w:tcW w:type="dxa" w:w="864"/>
+          </w:tcPr>
+          <w:p>
+            <w:pPr>
+              <w:spacing w:line="240" w:lineRule="auto"/>
+              <w:jc w:val="left"/>
+            </w:pPr>
+            <w:r/>
+            <w:r>
+              <w:rPr>
+                <w:b w:val="0"/>
+                <w:i w:val="0"/>
+                <w:sz w:val="22"/>
+              </w:rPr>
+              <w:t>#524</w:t>
+            </w:r>
+          </w:p>
+        </w:tc>
+        <w:tc>
+          <w:tcPr>
+            <w:tcW w:type="dxa" w:w="864"/>
+          </w:tcPr>
+          <w:p>
+            <w:pPr>
+              <w:spacing w:line="240" w:lineRule="auto"/>
+              <w:jc w:val="left"/>
+            </w:pPr>
+            <w:r/>
+            <w:r>
+              <w:rPr>
+                <w:b w:val="0"/>
+                <w:i w:val="0"/>
+                <w:sz w:val="22"/>
+              </w:rPr>
+              <w:t>✗</w:t>
+            </w:r>
+          </w:p>
+        </w:tc>
+        <w:tc>
+          <w:tcPr>
+            <w:tcW w:type="dxa" w:w="864"/>
+          </w:tcPr>
+          <w:p>
+            <w:pPr>
+              <w:spacing w:line="240" w:lineRule="auto"/>
+              <w:jc w:val="left"/>
+            </w:pPr>
+            <w:r/>
+            <w:r>
+              <w:rPr>
+                <w:b w:val="0"/>
+                <w:i w:val="0"/>
+                <w:sz w:val="22"/>
+              </w:rPr>
+              <w:t>3/4</w:t>
+            </w:r>
+          </w:p>
+        </w:tc>
+        <w:tc>
+          <w:tcPr>
+            <w:tcW w:type="dxa" w:w="864"/>
+          </w:tcPr>
+          <w:p>
+            <w:pPr>
+              <w:spacing w:line="240" w:lineRule="auto"/>
+              <w:jc w:val="left"/>
+            </w:pPr>
+            <w:r/>
+            <w:r>
+              <w:rPr>
+                <w:b w:val="0"/>
+                <w:i w:val="0"/>
+                <w:sz w:val="22"/>
+              </w:rPr>
+              <w:t>0,055</w:t>
+            </w:r>
+          </w:p>
+        </w:tc>
+      </w:tr>
+      <w:tr>
+        <w:tc>
+          <w:tcPr>
+            <w:tcW w:type="dxa" w:w="864"/>
+          </w:tcPr>
+          <w:p>
+            <w:pPr>
+              <w:spacing w:line="240" w:lineRule="auto"/>
+              <w:jc w:val="left"/>
+            </w:pPr>
+            <w:r/>
+            <w:r>
+              <w:rPr>
+                <w:b w:val="0"/>
+                <w:i w:val="0"/>
+                <w:sz w:val="22"/>
+              </w:rPr>
+              <w:t>S19 (ruhsatlı, sığır)</w:t>
+            </w:r>
+          </w:p>
+        </w:tc>
+        <w:tc>
+          <w:tcPr>
+            <w:tcW w:type="dxa" w:w="864"/>
+          </w:tcPr>
+          <w:p>
+            <w:pPr>
+              <w:spacing w:line="240" w:lineRule="auto"/>
+              <w:jc w:val="left"/>
+            </w:pPr>
+            <w:r/>
+            <w:r>
+              <w:rPr>
+                <w:b w:val="0"/>
+                <w:i w:val="0"/>
+                <w:sz w:val="22"/>
+              </w:rPr>
+              <w:t>B. abortus</w:t>
+            </w:r>
+          </w:p>
+        </w:tc>
+        <w:tc>
+          <w:tcPr>
+            <w:tcW w:type="dxa" w:w="864"/>
+          </w:tcPr>
+          <w:p>
+            <w:pPr>
+              <w:spacing w:line="240" w:lineRule="auto"/>
+              <w:jc w:val="left"/>
+            </w:pPr>
+            <w:r/>
+            <w:r>
+              <w:rPr>
+                <w:b w:val="0"/>
+                <w:i w:val="0"/>
+                <w:sz w:val="22"/>
+              </w:rPr>
+              <w:t>2.964</w:t>
+            </w:r>
+          </w:p>
+        </w:tc>
+        <w:tc>
+          <w:tcPr>
+            <w:tcW w:type="dxa" w:w="864"/>
+          </w:tcPr>
+          <w:p>
+            <w:pPr>
+              <w:spacing w:line="240" w:lineRule="auto"/>
+              <w:jc w:val="left"/>
+            </w:pPr>
+            <w:r/>
+            <w:r>
+              <w:rPr>
+                <w:b w:val="0"/>
+                <w:i w:val="0"/>
+                <w:sz w:val="22"/>
+              </w:rPr>
+              <w:t>#159</w:t>
+            </w:r>
+          </w:p>
+        </w:tc>
+        <w:tc>
+          <w:tcPr>
+            <w:tcW w:type="dxa" w:w="864"/>
+          </w:tcPr>
+          <w:p>
+            <w:pPr>
+              <w:spacing w:line="240" w:lineRule="auto"/>
+              <w:jc w:val="left"/>
+            </w:pPr>
+            <w:r/>
+            <w:r>
+              <w:rPr>
+                <w:b w:val="0"/>
+                <w:i w:val="0"/>
+                <w:sz w:val="22"/>
+              </w:rPr>
+              <w:t>–</w:t>
+            </w:r>
+          </w:p>
+        </w:tc>
+        <w:tc>
+          <w:tcPr>
+            <w:tcW w:type="dxa" w:w="864"/>
+          </w:tcPr>
+          <w:p>
+            <w:pPr>
+              <w:spacing w:line="240" w:lineRule="auto"/>
+              <w:jc w:val="left"/>
+            </w:pPr>
+            <w:r/>
+            <w:r>
+              <w:rPr>
+                <w:b w:val="0"/>
+                <w:i w:val="0"/>
+                <w:sz w:val="22"/>
+              </w:rPr>
+              <w:t>#89</w:t>
+            </w:r>
+          </w:p>
+        </w:tc>
+        <w:tc>
+          <w:tcPr>
+            <w:tcW w:type="dxa" w:w="864"/>
+          </w:tcPr>
+          <w:p>
+            <w:pPr>
+              <w:spacing w:line="240" w:lineRule="auto"/>
+              <w:jc w:val="left"/>
+            </w:pPr>
+            <w:r/>
+            <w:r>
+              <w:rPr>
+                <w:b w:val="0"/>
+                <w:i w:val="0"/>
+                <w:sz w:val="22"/>
+              </w:rPr>
+              <w:t>#526</w:t>
+            </w:r>
+          </w:p>
+        </w:tc>
+        <w:tc>
+          <w:tcPr>
+            <w:tcW w:type="dxa" w:w="864"/>
+          </w:tcPr>
+          <w:p>
+            <w:pPr>
+              <w:spacing w:line="240" w:lineRule="auto"/>
+              <w:jc w:val="left"/>
+            </w:pPr>
+            <w:r/>
+            <w:r>
+              <w:rPr>
+                <w:b w:val="0"/>
+                <w:i w:val="0"/>
+                <w:sz w:val="22"/>
+              </w:rPr>
+              <w:t>✗</w:t>
+            </w:r>
+          </w:p>
+        </w:tc>
+        <w:tc>
+          <w:tcPr>
+            <w:tcW w:type="dxa" w:w="864"/>
+          </w:tcPr>
+          <w:p>
+            <w:pPr>
+              <w:spacing w:line="240" w:lineRule="auto"/>
+              <w:jc w:val="left"/>
+            </w:pPr>
+            <w:r/>
+            <w:r>
+              <w:rPr>
+                <w:b w:val="0"/>
+                <w:i w:val="0"/>
+                <w:sz w:val="22"/>
+              </w:rPr>
+              <w:t>3/4</w:t>
+            </w:r>
+          </w:p>
+        </w:tc>
+        <w:tc>
+          <w:tcPr>
+            <w:tcW w:type="dxa" w:w="864"/>
+          </w:tcPr>
+          <w:p>
+            <w:pPr>
+              <w:spacing w:line="240" w:lineRule="auto"/>
+              <w:jc w:val="left"/>
+            </w:pPr>
+            <w:r/>
+            <w:r>
+              <w:rPr>
+                <w:b w:val="0"/>
+                <w:i w:val="0"/>
+                <w:sz w:val="22"/>
+              </w:rPr>
+              <w:t>0,055</w:t>
+            </w:r>
+          </w:p>
+        </w:tc>
+      </w:tr>
+      <w:tr>
+        <w:tc>
+          <w:tcPr>
+            <w:tcW w:type="dxa" w:w="864"/>
+          </w:tcPr>
+          <w:p>
+            <w:pPr>
+              <w:spacing w:line="240" w:lineRule="auto"/>
+              <w:jc w:val="left"/>
+            </w:pPr>
+            <w:r/>
+            <w:r>
+              <w:rPr>
+                <w:b w:val="0"/>
+                <w:i w:val="0"/>
+                <w:sz w:val="22"/>
+              </w:rPr>
+              <w:t>S2 (ruhsatlı, küçük ruminant)</w:t>
+            </w:r>
+          </w:p>
+        </w:tc>
+        <w:tc>
+          <w:tcPr>
+            <w:tcW w:type="dxa" w:w="864"/>
+          </w:tcPr>
+          <w:p>
+            <w:pPr>
+              <w:spacing w:line="240" w:lineRule="auto"/>
+              <w:jc w:val="left"/>
+            </w:pPr>
+            <w:r/>
+            <w:r>
+              <w:rPr>
+                <w:b w:val="0"/>
+                <w:i w:val="0"/>
+                <w:sz w:val="22"/>
+              </w:rPr>
+              <w:t>B. suis</w:t>
+            </w:r>
+          </w:p>
+        </w:tc>
+        <w:tc>
+          <w:tcPr>
+            <w:tcW w:type="dxa" w:w="864"/>
+          </w:tcPr>
+          <w:p>
+            <w:pPr>
+              <w:spacing w:line="240" w:lineRule="auto"/>
+              <w:jc w:val="left"/>
+            </w:pPr>
+            <w:r/>
+            <w:r>
+              <w:rPr>
+                <w:b w:val="0"/>
+                <w:i w:val="0"/>
+                <w:sz w:val="22"/>
+              </w:rPr>
+              <w:t>2.979</w:t>
+            </w:r>
+          </w:p>
+        </w:tc>
+        <w:tc>
+          <w:tcPr>
+            <w:tcW w:type="dxa" w:w="864"/>
+          </w:tcPr>
+          <w:p>
+            <w:pPr>
+              <w:spacing w:line="240" w:lineRule="auto"/>
+              <w:jc w:val="left"/>
+            </w:pPr>
+            <w:r/>
+            <w:r>
+              <w:rPr>
+                <w:b w:val="0"/>
+                <w:i w:val="0"/>
+                <w:sz w:val="22"/>
+              </w:rPr>
+              <w:t>#54</w:t>
+            </w:r>
+          </w:p>
+        </w:tc>
+        <w:tc>
+          <w:tcPr>
+            <w:tcW w:type="dxa" w:w="864"/>
+          </w:tcPr>
+          <w:p>
+            <w:pPr>
+              <w:spacing w:line="240" w:lineRule="auto"/>
+              <w:jc w:val="left"/>
+            </w:pPr>
+            <w:r/>
+            <w:r>
+              <w:rPr>
+                <w:b w:val="0"/>
+                <w:i w:val="0"/>
+                <w:sz w:val="22"/>
+              </w:rPr>
+              <w:t>#24</w:t>
+            </w:r>
+          </w:p>
+        </w:tc>
+        <w:tc>
+          <w:tcPr>
+            <w:tcW w:type="dxa" w:w="864"/>
+          </w:tcPr>
+          <w:p>
+            <w:pPr>
+              <w:spacing w:line="240" w:lineRule="auto"/>
+              <w:jc w:val="left"/>
+            </w:pPr>
+            <w:r/>
+            <w:r>
+              <w:rPr>
+                <w:b w:val="0"/>
+                <w:i w:val="0"/>
+                <w:sz w:val="22"/>
+              </w:rPr>
+              <w:t>#94</w:t>
+            </w:r>
+          </w:p>
+        </w:tc>
+        <w:tc>
+          <w:tcPr>
+            <w:tcW w:type="dxa" w:w="864"/>
+          </w:tcPr>
+          <w:p>
+            <w:pPr>
+              <w:spacing w:line="240" w:lineRule="auto"/>
+              <w:jc w:val="left"/>
+            </w:pPr>
+            <w:r/>
+            <w:r>
+              <w:rPr>
+                <w:b w:val="0"/>
+                <w:i w:val="0"/>
+                <w:sz w:val="22"/>
+              </w:rPr>
+              <w:t>#103</w:t>
+            </w:r>
+          </w:p>
+        </w:tc>
+        <w:tc>
+          <w:tcPr>
+            <w:tcW w:type="dxa" w:w="864"/>
+          </w:tcPr>
+          <w:p>
+            <w:pPr>
+              <w:spacing w:line="240" w:lineRule="auto"/>
+              <w:jc w:val="left"/>
+            </w:pPr>
+            <w:r/>
+            <w:r>
+              <w:rPr>
+                <w:b w:val="0"/>
+                <w:i w:val="0"/>
+                <w:sz w:val="22"/>
+              </w:rPr>
+              <w:t>✗</w:t>
+            </w:r>
+          </w:p>
+        </w:tc>
+        <w:tc>
+          <w:tcPr>
+            <w:tcW w:type="dxa" w:w="864"/>
+          </w:tcPr>
+          <w:p>
+            <w:pPr>
+              <w:spacing w:line="240" w:lineRule="auto"/>
+              <w:jc w:val="left"/>
+            </w:pPr>
+            <w:r/>
+            <w:r>
+              <w:rPr>
+                <w:b w:val="0"/>
+                <w:i w:val="0"/>
+                <w:sz w:val="22"/>
+              </w:rPr>
+              <w:t>4/5</w:t>
+            </w:r>
+          </w:p>
+        </w:tc>
+        <w:tc>
+          <w:tcPr>
+            <w:tcW w:type="dxa" w:w="864"/>
+          </w:tcPr>
+          <w:p>
+            <w:pPr>
+              <w:spacing w:line="240" w:lineRule="auto"/>
+              <w:jc w:val="left"/>
+            </w:pPr>
+            <w:r/>
+            <w:r>
+              <w:rPr>
+                <w:b w:val="0"/>
+                <w:i w:val="0"/>
+                <w:sz w:val="22"/>
+              </w:rPr>
+              <w:t>0,015</w:t>
+            </w:r>
+          </w:p>
+        </w:tc>
+      </w:tr>
+    </w:tbl>
+    <w:p/>
+    <w:p>
+      <w:pPr>
+        <w:jc w:val="center"/>
+      </w:pPr>
+      <w:r>
+        <w:drawing>
+          <wp:inline xmlns:a="http://schemas.openxmlformats.org/drawingml/2006/main" xmlns:pic="http://schemas.openxmlformats.org/drawingml/2006/picture">
+            <wp:extent cx="5669280" cy="3042053"/>
+            <wp:docPr id="5" name="Picture 5"/>
+            <wp:cNvGraphicFramePr>
+              <a:graphicFrameLocks noChangeAspect="1"/>
+            </wp:cNvGraphicFramePr>
+            <a:graphic>
+              <a:graphicData uri="http://schemas.openxmlformats.org/drawingml/2006/picture">
+                <pic:pic>
+                  <pic:nvPicPr>
+                    <pic:cNvPr id="0" name="figS1_brucella_vaccine.png"/>
+                    <pic:cNvPicPr/>
+                  </pic:nvPicPr>
+                  <pic:blipFill>
+                    <a:blip r:embed="rId13"/>
+                    <a:stretch>
+                      <a:fillRect/>
+                    </a:stretch>
+                  </pic:blipFill>
+                  <pic:spPr>
+                    <a:xfrm>
+                      <a:off x="0" y="0"/>
+                      <a:ext cx="5669280" cy="3042053"/>
+                    </a:xfrm>
+                    <a:prstGeom prst="rect"/>
+                  </pic:spPr>
+                </pic:pic>
+              </a:graphicData>
+            </a:graphic>
+          </wp:inline>
+        </w:drawing>
+      </w:r>
+    </w:p>
+    <w:p>
+      <w:r>
+        <w:rPr>
+          <w:b/>
+          <w:i w:val="0"/>
+          <w:sz w:val="24"/>
+        </w:rPr>
+        <w:t>Şekil S1.</w:t>
+      </w:r>
+      <w:r>
+        <w:rPr>
+          <w:b w:val="0"/>
+          <w:i w:val="0"/>
+          <w:sz w:val="24"/>
+        </w:rPr>
+        <w:t xml:space="preserve"> VaxForge virülan </w:t>
+      </w:r>
+      <w:r>
+        <w:rPr>
+          <w:b w:val="0"/>
+          <w:i/>
+          <w:sz w:val="24"/>
+        </w:rPr>
+        <w:t>Brucella</w:t>
+      </w:r>
+      <w:r>
+        <w:rPr>
+          <w:b w:val="0"/>
+          <w:i w:val="0"/>
+          <w:sz w:val="24"/>
+        </w:rPr>
+        <w:t xml:space="preserve"> referansında ve üç ruhsatlı canlı-atenüe aşı suşunda tutarlı bir yanıt verir. Her satır bir koruyucu antijen, her nokta bir suşun o antijen için VaxForge aday listesindeki sırasıdır; sola doğru nokta daha iyi sıradır, her suşun aday-listesi boyutu n lejanttadır. "not recovered" (geri getirilmedi) sütunundaki çarpı, suşun döndürmediği antijeni işaretler. Dış-membran ve periplazmik antijenler (Omp25, Omp31, BP26/Omp28, SodC) onları taşıyan her suşta geri getirilir; Omp31, geni o türde deledildiği için iki </w:t>
+      </w:r>
+      <w:r>
+        <w:rPr>
+          <w:b w:val="0"/>
+          <w:i/>
+          <w:sz w:val="24"/>
+        </w:rPr>
+        <w:t>B. abortus</w:t>
+      </w:r>
+      <w:r>
+        <w:rPr>
+          <w:b w:val="0"/>
+          <w:i w:val="0"/>
+          <w:sz w:val="24"/>
+        </w:rPr>
+        <w:t xml:space="preserve"> aşısında yoktur (Cloeckaert vd., 2002); sitoplazmik ribozomal antijen L7/L12 ise dört suşun hepsinde lokalizasyon filtresiyle elenir; bu, virülan referansta görülen aynı tasarım-gereği karardır.</w:t>
+      </w:r>
+    </w:p>
+    <w:p>
+      <w:r>
+        <w:rPr>
+          <w:b/>
+          <w:i w:val="0"/>
+          <w:sz w:val="24"/>
+        </w:rPr>
         <w:t>Konak seçimi öngörülen epitop repertuarını değiştirir; karşılaştırılan araçların ulaşamadığı boyut.</w:t>
       </w:r>
       <w:r>
@@ -15949,7 +17296,7 @@
         <w:drawing>
           <wp:inline xmlns:a="http://schemas.openxmlformats.org/drawingml/2006/main" xmlns:pic="http://schemas.openxmlformats.org/drawingml/2006/picture">
             <wp:extent cx="5669280" cy="3878981"/>
-            <wp:docPr id="5" name="Picture 5"/>
+            <wp:docPr id="6" name="Picture 6"/>
             <wp:cNvGraphicFramePr>
               <a:graphicFrameLocks noChangeAspect="1"/>
             </wp:cNvGraphicFramePr>
@@ -15961,7 +17308,7 @@
                     <pic:cNvPicPr/>
                   </pic:nvPicPr>
                   <pic:blipFill>
-                    <a:blip r:embed="rId13"/>
+                    <a:blip r:embed="rId14"/>
                     <a:stretch>
                       <a:fillRect/>
                     </a:stretch>
@@ -16006,7 +17353,7 @@
         <w:drawing>
           <wp:inline xmlns:a="http://schemas.openxmlformats.org/drawingml/2006/main" xmlns:pic="http://schemas.openxmlformats.org/drawingml/2006/picture">
             <wp:extent cx="5669280" cy="3563547"/>
-            <wp:docPr id="6" name="Picture 6"/>
+            <wp:docPr id="7" name="Picture 7"/>
             <wp:cNvGraphicFramePr>
               <a:graphicFrameLocks noChangeAspect="1"/>
             </wp:cNvGraphicFramePr>
@@ -16018,7 +17365,7 @@
                     <pic:cNvPicPr/>
                   </pic:nvPicPr>
                   <pic:blipFill>
-                    <a:blip r:embed="rId14"/>
+                    <a:blip r:embed="rId15"/>
                     <a:stretch>
                       <a:fillRect/>
                     </a:stretch>
@@ -16063,7 +17410,7 @@
         <w:drawing>
           <wp:inline xmlns:a="http://schemas.openxmlformats.org/drawingml/2006/main" xmlns:pic="http://schemas.openxmlformats.org/drawingml/2006/picture">
             <wp:extent cx="5669280" cy="3350029"/>
-            <wp:docPr id="7" name="Picture 7"/>
+            <wp:docPr id="8" name="Picture 8"/>
             <wp:cNvGraphicFramePr>
               <a:graphicFrameLocks noChangeAspect="1"/>
             </wp:cNvGraphicFramePr>
@@ -16075,7 +17422,7 @@
                     <pic:cNvPicPr/>
                   </pic:nvPicPr>
                   <pic:blipFill>
-                    <a:blip r:embed="rId15"/>
+                    <a:blip r:embed="rId16"/>
                     <a:stretch>
                       <a:fillRect/>
                     </a:stretch>
@@ -16400,6 +17747,48 @@
           <w:sz w:val="24"/>
         </w:rPr>
         <w:t>(12), e4497. https://doi.org/10.1002/pro.4497</w:t>
+      </w:r>
+    </w:p>
+    <w:p>
+      <w:r>
+        <w:rPr>
+          <w:b w:val="0"/>
+          <w:i w:val="0"/>
+          <w:sz w:val="24"/>
+        </w:rPr>
+        <w:t xml:space="preserve">Cloeckaert, A., Vizcaíno, N., Paquet, J. Y., Bowden, R. A., &amp; Elzer, P. H. (2002). Major outer membrane proteins of </w:t>
+      </w:r>
+      <w:r>
+        <w:rPr>
+          <w:b w:val="0"/>
+          <w:i/>
+          <w:sz w:val="24"/>
+        </w:rPr>
+        <w:t>Brucella</w:t>
+      </w:r>
+      <w:r>
+        <w:rPr>
+          <w:b w:val="0"/>
+          <w:i w:val="0"/>
+          <w:sz w:val="24"/>
+        </w:rPr>
+        <w:t xml:space="preserve"> spp.: past, present and future. </w:t>
+      </w:r>
+      <w:r>
+        <w:rPr>
+          <w:b w:val="0"/>
+          <w:i/>
+          <w:sz w:val="24"/>
+        </w:rPr>
+        <w:t>Veterinary Microbiology, 90</w:t>
+      </w:r>
+      <w:r>
+        <w:rPr>
+          <w:b w:val="0"/>
+          <w:i w:val="0"/>
+          <w:sz w:val="24"/>
+        </w:rPr>
+        <w:t>(1–4), 229–247. https://doi.org/10.1016/s0378-1135(02)00211-0</w:t>
       </w:r>
     </w:p>
     <w:p>

--- a/benchmark/MANUSCRIPT_TR.docx
+++ b/benchmark/MANUSCRIPT_TR.docx
@@ -75,7 +75,7 @@
           <w:i w:val="0"/>
           <w:sz w:val="24"/>
         </w:rPr>
-        <w:t>Ters aşı bilişimi, bir patojen genomundan aday antijenleri sıralar; ancak yaygın kullanılan araçlar sıralama basamağında durur ve konağı tek bir insan referansı olarak modeller. Bu, küresel aşı yükünün büyük bölümünü taşıyan veteriner ve zoonotik hedefler için araçların değerini sınırlar. Burada VaxForge'u tanıtıyoruz: bir proteomu yumuşak-filtreli antijen hunisinden, dört memeli konak için derlenmiş allel panellerine karşı sınıf I ve sınıf II epitop tahmininden, çok-epitoplu konstrukt kurulumundan ve in silico immünizasyon okumasından geçiren deterministik bir hat. Varsayılan parametrelerle, NERVE 2.0 ve Vaxign-ML'e karşı on bakteride tam-proteom ölçeğinde kıyaslandığında VaxForge, bağımsız olarak doğrulanmış 48 koruyucu antijenin 37'sini geri getirdi; Vaxign-ML 47'sini, NERVE 2.0 14'ünü getirdi. Ruhsatlı dört 4CMenB antijeninin dördünü de geri getirdi; NERVE 2.0 yalnız birini. Ardından kaçan her antijeni belirli bir hat basamağına atfettik. On bir kaybın altısı, zorunlu konak-homoloji filtresi tarafından elenmişti ve ilişki tek yönde mutlaktır: geri getirilen hiçbir antijen insan homologu taşımıyor (0/37; Fisher kesin testi p = 3,8 × 10⁻⁵). Dolayısıyla recall farkı, ayırt etme başarısızlığı değil, ölçülebilir bir güvenlik-duyarlılık ödünleşmesidir. On virüste koruyucu antijenin tahmin edilen epitop repertuarı her durumda konak türüne göre değişti ve birkaç virüste hiç epitop paylaşmayan konak çiftleri çıktı; bu, karşılaştırılan iki aracın da çözemediği bir boyuttur.</w:t>
+        <w:t>Ters aşı bilişimi, bir patojen genomundan aday antijenleri sıralar; ancak yaygın kullanılan araçlar sıralama basamağında durur ve konağı tek bir insan referansı olarak modeller. Bu, küresel aşı yükünün büyük bölümünü taşıyan veteriner ve zoonotik hedefler için araçların değerini sınırlar. Burada VaxForge'u tanıtıyoruz: bir proteomu yumuşak-filtreli antijen hunisinden, dört memeli konak için derlenmiş allel panellerine karşı sınıf I ve sınıf II epitop tahmininden, çok-epitoplu konstrukt kurulumundan ve in silico immünizasyon okumasından geçiren deterministik bir hat. Varsayılan parametrelerle, NERVE 2.0 ve Vaxign-ML'e karşı on bakteride tam-proteom ölçeğinde kıyaslandığında VaxForge, bağımsız olarak doğrulanmış 48 koruyucu antijenin 37'sini geri getirdi; Vaxign-ML 47'sini, NERVE 2.0 14'ünü getirdi. Ruhsatlı dört 4CMenB antijeninin dördünü de geri getirdi; NERVE 2.0 yalnız birini. Ardından kaçan her antijeni belirli bir hat basamağına atfettik. On bir kaybın altısı, zorunlu konak-homoloji filtresi tarafından elenmişti ve ilişki tek yönde mutlaktır: geri getirilen hiçbir antijen insan homologu taşımıyor (0/37; Fisher kesin testi p = 3,8 × 10⁻⁵). Dolayısıyla recall farkı, ayırt etme başarısızlığı değil, ölçülebilir bir güvenlik-duyarlılık ödünleşmesidir. Ayrıca genelleme kıyasının 44 ground-truth antijeninin 26'sının (%59) gözetimli karşılaştırma aracının eğitim kaynağı olan Protegen'deki kayıtlarla en az %90 kimlikte olduğunu ve o aracın sıralama avantajının orada yoğunlaştığını gösteriyoruz: medyan sırası, kendi eğitim etiketi olan antijenlerde 70 iken bu kaynaktan bağımsız yedi antijende 214'e kötüleşiyor ve bunların hiçbirini ilk yirmisine koyamıyor; VaxForge yedinin üçünü koyuyor. On virüste koruyucu antijenin tahmin edilen epitop repertuarı her durumda konak türüne göre değişti ve birkaç virüste hiç epitop paylaşmayan konak çiftleri çıktı; bu, karşılaştırılan iki aracın da çözemediği bir boyuttur.</w:t>
       </w:r>
     </w:p>
     <w:p>
@@ -6704,6 +6704,556 @@
           <w:i w:val="0"/>
           <w:sz w:val="24"/>
         </w:rPr>
+        <w:t>Kıyasın ground-truth'unun çoğu, karşılaştırma aracının eğitim setinde; aracın avantajı da orada yoğunlaşıyor.</w:t>
+      </w:r>
+      <w:r>
+        <w:rPr>
+          <w:b w:val="0"/>
+          <w:i w:val="0"/>
+          <w:sz w:val="24"/>
+        </w:rPr>
+        <w:t xml:space="preserve"> Vaxign-ML gözetimli bir sınıflandırıcıdır ve konteynerinde dağıtılan model Protegen'in tamamı üzerinde eğitilmiştir: homolog temizliği sonrası 397 bakteriyel koruyucu antijen, Protegen'in 31 Temmuz 2019 kesitinden, 50 Gram-pozitif ve Gram-negatif patojenden; negatifler aynı 50 proteomdan, bu antijenlere %30'un altında benzer proteinlerden seçilmiştir (Ong ve ark., 2020). Bizim ground-truth'umuz da böyle bir setin kurulmasının tek yoluyla kurulmuştur: literatürde deneysel desteği olan koruyucu antijenlerden. Dolayısıyla iki set, tasarımı gereği örtüşebilir. Bu örtüşmeyi ölçmeden bırakmak, recall karşılaştırmasını her iki yönde de yorumlanamaz hale getirirdi; bu nedenle niceledik: Protegen v4.0'ı indirip dokuz-bakteri kıyasının 44 ground-truth antijeninin tamamını DIAMOND ile ona karşı hizaladık (Yöntemler). 44'ün 26'sı (%59) bir Protegen kaydıyla en az %90 kimliktedir, yani doğrudan karşılaştırma aracının eğitim etiketidir; 11'i daha %30-90 aralığına düşer ki bu, Vaxign-ML'in kendi negatiflerini tanımlarken kullandığı benzerlik eşiğinin üstündedir, dolayısıyla onlar da eğitimden bilgi taşır. 44'ün yalnız 7'si (%16) ondan bağımsızdır.</w:t>
+      </w:r>
+    </w:p>
+    <w:p>
+      <w:r>
+        <w:rPr>
+          <w:b w:val="0"/>
+          <w:i w:val="0"/>
+          <w:sz w:val="24"/>
+        </w:rPr>
+        <w:t>Recall bu sınıfları ayırt edemez, çünkü Vaxign-ML bir proteomdaki her proteine skor verir ve üç sınıfın tamamındaki her antijeni geri getirir; bilgilendirici istatistik sıradır. Örtüşme sınıfına göre ayrıldığında karşılaştırma aracının medyan sırası, antijen eğitim setinden uzaklaştıkça tek yönlü olarak kötüleşir: eğitim etiketi olan antijenlerde 70, homologlarda 127, bağımsız antijenlerde 214; ve yedi bağımsız antijenin hiçbirini ilk yirmisine koyamaz. Eğitim seti olmayan VaxForge aynı sıralamayı çok daha zayıf gösterir — 24, 12 ve 61 — ve yedi bağımsız antijenin üçünü ilk yirmisine koyar (Tablo 5). Tablo 3'teki 44'te 43'e karşı 44'te 33 recall farkı bu yüzden genellemenin eşdeğer bir ölçüsü değildir: iki aracın da ezberlemiş olamayacağı antijen altkümesinde sıralama avantajı yön değiştirir. Bunu araçlardan birinin kusuru değil, kıyasın bir özelliği olarak bildiriyoruz; çünkü her gözetimli ters aşı bilişimi modeli bu özelliği paylaşacaktır ve bu türden hiçbir yayımlanmış kıyas örtüşmeyi tümüyle önleyemez — yapabileceği şey onu ölçmektir.</w:t>
+      </w:r>
+    </w:p>
+    <w:p>
+      <w:r>
+        <w:rPr>
+          <w:b/>
+          <w:i w:val="0"/>
+          <w:sz w:val="24"/>
+        </w:rPr>
+        <w:t>Tablo 5.</w:t>
+      </w:r>
+      <w:r>
+        <w:rPr>
+          <w:b w:val="0"/>
+          <w:i w:val="0"/>
+          <w:sz w:val="24"/>
+        </w:rPr>
+        <w:t xml:space="preserve"> Dokuz-bakteri ground-truth'u ile Vaxign-ML'in eğitim kaynağı Protegen arasındaki örtüşme ve örtüşme sınıfına göre ayrılmış sıralama başarımı. Kimlik, her ground-truth antijenin Protegen v4.0'a karşı en iyi DIAMOND hizalamasıdır; "eğitim etiketi" en az %90 kimlik, "homolog" %30-90 (Vaxign-ML'in negatiflerini seçerken kullandığı %30-altı eşiğin üstü), "bağımsız" %30'un altı anlamına gelir. Medyan sıra, her aracın geri getirdiği antijenler üzerindendir. Antijen başına değerler `results/vaxignml_circularity.json`'da.</w:t>
+      </w:r>
+    </w:p>
+    <w:tbl>
+      <w:tblPr>
+        <w:tblStyle w:val="LightGrid-Accent1"/>
+        <w:tblW w:type="auto" w:w="0"/>
+        <w:tblLook w:firstColumn="1" w:firstRow="1" w:lastColumn="0" w:lastRow="0" w:noHBand="0" w:noVBand="1" w:val="04A0"/>
+      </w:tblPr>
+      <w:tblGrid>
+        <w:gridCol w:w="1440"/>
+        <w:gridCol w:w="1440"/>
+        <w:gridCol w:w="1440"/>
+        <w:gridCol w:w="1440"/>
+        <w:gridCol w:w="1440"/>
+        <w:gridCol w:w="1440"/>
+      </w:tblGrid>
+      <w:tr>
+        <w:tc>
+          <w:tcPr>
+            <w:tcW w:type="dxa" w:w="1440"/>
+          </w:tcPr>
+          <w:p>
+            <w:pPr>
+              <w:spacing w:line="240" w:lineRule="auto"/>
+              <w:jc w:val="left"/>
+            </w:pPr>
+            <w:r/>
+            <w:r>
+              <w:rPr>
+                <w:b/>
+                <w:i w:val="0"/>
+                <w:sz w:val="22"/>
+              </w:rPr>
+              <w:t>Örtüşme sınıfı</w:t>
+            </w:r>
+          </w:p>
+        </w:tc>
+        <w:tc>
+          <w:tcPr>
+            <w:tcW w:type="dxa" w:w="1440"/>
+          </w:tcPr>
+          <w:p>
+            <w:pPr>
+              <w:spacing w:line="240" w:lineRule="auto"/>
+              <w:jc w:val="left"/>
+            </w:pPr>
+            <w:r/>
+            <w:r>
+              <w:rPr>
+                <w:b/>
+                <w:i w:val="0"/>
+                <w:sz w:val="22"/>
+              </w:rPr>
+              <w:t>n</w:t>
+            </w:r>
+          </w:p>
+        </w:tc>
+        <w:tc>
+          <w:tcPr>
+            <w:tcW w:type="dxa" w:w="1440"/>
+          </w:tcPr>
+          <w:p>
+            <w:pPr>
+              <w:spacing w:line="240" w:lineRule="auto"/>
+              <w:jc w:val="left"/>
+            </w:pPr>
+            <w:r/>
+            <w:r>
+              <w:rPr>
+                <w:b/>
+                <w:i w:val="0"/>
+                <w:sz w:val="22"/>
+              </w:rPr>
+              <w:t>Vaxign-ML medyan sıra</w:t>
+            </w:r>
+          </w:p>
+        </w:tc>
+        <w:tc>
+          <w:tcPr>
+            <w:tcW w:type="dxa" w:w="1440"/>
+          </w:tcPr>
+          <w:p>
+            <w:pPr>
+              <w:spacing w:line="240" w:lineRule="auto"/>
+              <w:jc w:val="left"/>
+            </w:pPr>
+            <w:r/>
+            <w:r>
+              <w:rPr>
+                <w:b/>
+                <w:i w:val="0"/>
+                <w:sz w:val="22"/>
+              </w:rPr>
+              <w:t>VaxForge medyan sıra</w:t>
+            </w:r>
+          </w:p>
+        </w:tc>
+        <w:tc>
+          <w:tcPr>
+            <w:tcW w:type="dxa" w:w="1440"/>
+          </w:tcPr>
+          <w:p>
+            <w:pPr>
+              <w:spacing w:line="240" w:lineRule="auto"/>
+              <w:jc w:val="left"/>
+            </w:pPr>
+            <w:r/>
+            <w:r>
+              <w:rPr>
+                <w:b/>
+                <w:i w:val="0"/>
+                <w:sz w:val="22"/>
+              </w:rPr>
+              <w:t>Vaxign-ML ilk 20</w:t>
+            </w:r>
+          </w:p>
+        </w:tc>
+        <w:tc>
+          <w:tcPr>
+            <w:tcW w:type="dxa" w:w="1440"/>
+          </w:tcPr>
+          <w:p>
+            <w:pPr>
+              <w:spacing w:line="240" w:lineRule="auto"/>
+              <w:jc w:val="left"/>
+            </w:pPr>
+            <w:r/>
+            <w:r>
+              <w:rPr>
+                <w:b/>
+                <w:i w:val="0"/>
+                <w:sz w:val="22"/>
+              </w:rPr>
+              <w:t>VaxForge ilk 20</w:t>
+            </w:r>
+          </w:p>
+        </w:tc>
+      </w:tr>
+      <w:tr>
+        <w:tc>
+          <w:tcPr>
+            <w:tcW w:type="dxa" w:w="1440"/>
+          </w:tcPr>
+          <w:p>
+            <w:pPr>
+              <w:spacing w:line="240" w:lineRule="auto"/>
+              <w:jc w:val="left"/>
+            </w:pPr>
+            <w:r/>
+            <w:r>
+              <w:rPr>
+                <w:b w:val="0"/>
+                <w:i w:val="0"/>
+                <w:sz w:val="22"/>
+              </w:rPr>
+              <w:t>Eğitim etiketi (≥ %90 kimlik)</w:t>
+            </w:r>
+          </w:p>
+        </w:tc>
+        <w:tc>
+          <w:tcPr>
+            <w:tcW w:type="dxa" w:w="1440"/>
+          </w:tcPr>
+          <w:p>
+            <w:pPr>
+              <w:spacing w:line="240" w:lineRule="auto"/>
+              <w:jc w:val="left"/>
+            </w:pPr>
+            <w:r/>
+            <w:r>
+              <w:rPr>
+                <w:b w:val="0"/>
+                <w:i w:val="0"/>
+                <w:sz w:val="22"/>
+              </w:rPr>
+              <w:t>26</w:t>
+            </w:r>
+          </w:p>
+        </w:tc>
+        <w:tc>
+          <w:tcPr>
+            <w:tcW w:type="dxa" w:w="1440"/>
+          </w:tcPr>
+          <w:p>
+            <w:pPr>
+              <w:spacing w:line="240" w:lineRule="auto"/>
+              <w:jc w:val="left"/>
+            </w:pPr>
+            <w:r/>
+            <w:r>
+              <w:rPr>
+                <w:b w:val="0"/>
+                <w:i w:val="0"/>
+                <w:sz w:val="22"/>
+              </w:rPr>
+              <w:t>70</w:t>
+            </w:r>
+          </w:p>
+        </w:tc>
+        <w:tc>
+          <w:tcPr>
+            <w:tcW w:type="dxa" w:w="1440"/>
+          </w:tcPr>
+          <w:p>
+            <w:pPr>
+              <w:spacing w:line="240" w:lineRule="auto"/>
+              <w:jc w:val="left"/>
+            </w:pPr>
+            <w:r/>
+            <w:r>
+              <w:rPr>
+                <w:b w:val="0"/>
+                <w:i w:val="0"/>
+                <w:sz w:val="22"/>
+              </w:rPr>
+              <w:t>24</w:t>
+            </w:r>
+          </w:p>
+        </w:tc>
+        <w:tc>
+          <w:tcPr>
+            <w:tcW w:type="dxa" w:w="1440"/>
+          </w:tcPr>
+          <w:p>
+            <w:pPr>
+              <w:spacing w:line="240" w:lineRule="auto"/>
+              <w:jc w:val="left"/>
+            </w:pPr>
+            <w:r/>
+            <w:r>
+              <w:rPr>
+                <w:b w:val="0"/>
+                <w:i w:val="0"/>
+                <w:sz w:val="22"/>
+              </w:rPr>
+              <w:t>5/26</w:t>
+            </w:r>
+          </w:p>
+        </w:tc>
+        <w:tc>
+          <w:tcPr>
+            <w:tcW w:type="dxa" w:w="1440"/>
+          </w:tcPr>
+          <w:p>
+            <w:pPr>
+              <w:spacing w:line="240" w:lineRule="auto"/>
+              <w:jc w:val="left"/>
+            </w:pPr>
+            <w:r/>
+            <w:r>
+              <w:rPr>
+                <w:b w:val="0"/>
+                <w:i w:val="0"/>
+                <w:sz w:val="22"/>
+              </w:rPr>
+              <w:t>9/26</w:t>
+            </w:r>
+          </w:p>
+        </w:tc>
+      </w:tr>
+      <w:tr>
+        <w:tc>
+          <w:tcPr>
+            <w:tcW w:type="dxa" w:w="1440"/>
+          </w:tcPr>
+          <w:p>
+            <w:pPr>
+              <w:spacing w:line="240" w:lineRule="auto"/>
+              <w:jc w:val="left"/>
+            </w:pPr>
+            <w:r/>
+            <w:r>
+              <w:rPr>
+                <w:b w:val="0"/>
+                <w:i w:val="0"/>
+                <w:sz w:val="22"/>
+              </w:rPr>
+              <w:t>Homolog (%30-90)</w:t>
+            </w:r>
+          </w:p>
+        </w:tc>
+        <w:tc>
+          <w:tcPr>
+            <w:tcW w:type="dxa" w:w="1440"/>
+          </w:tcPr>
+          <w:p>
+            <w:pPr>
+              <w:spacing w:line="240" w:lineRule="auto"/>
+              <w:jc w:val="left"/>
+            </w:pPr>
+            <w:r/>
+            <w:r>
+              <w:rPr>
+                <w:b w:val="0"/>
+                <w:i w:val="0"/>
+                <w:sz w:val="22"/>
+              </w:rPr>
+              <w:t>11</w:t>
+            </w:r>
+          </w:p>
+        </w:tc>
+        <w:tc>
+          <w:tcPr>
+            <w:tcW w:type="dxa" w:w="1440"/>
+          </w:tcPr>
+          <w:p>
+            <w:pPr>
+              <w:spacing w:line="240" w:lineRule="auto"/>
+              <w:jc w:val="left"/>
+            </w:pPr>
+            <w:r/>
+            <w:r>
+              <w:rPr>
+                <w:b w:val="0"/>
+                <w:i w:val="0"/>
+                <w:sz w:val="22"/>
+              </w:rPr>
+              <w:t>127</w:t>
+            </w:r>
+          </w:p>
+        </w:tc>
+        <w:tc>
+          <w:tcPr>
+            <w:tcW w:type="dxa" w:w="1440"/>
+          </w:tcPr>
+          <w:p>
+            <w:pPr>
+              <w:spacing w:line="240" w:lineRule="auto"/>
+              <w:jc w:val="left"/>
+            </w:pPr>
+            <w:r/>
+            <w:r>
+              <w:rPr>
+                <w:b w:val="0"/>
+                <w:i w:val="0"/>
+                <w:sz w:val="22"/>
+              </w:rPr>
+              <w:t>12</w:t>
+            </w:r>
+          </w:p>
+        </w:tc>
+        <w:tc>
+          <w:tcPr>
+            <w:tcW w:type="dxa" w:w="1440"/>
+          </w:tcPr>
+          <w:p>
+            <w:pPr>
+              <w:spacing w:line="240" w:lineRule="auto"/>
+              <w:jc w:val="left"/>
+            </w:pPr>
+            <w:r/>
+            <w:r>
+              <w:rPr>
+                <w:b w:val="0"/>
+                <w:i w:val="0"/>
+                <w:sz w:val="22"/>
+              </w:rPr>
+              <w:t>1/11</w:t>
+            </w:r>
+          </w:p>
+        </w:tc>
+        <w:tc>
+          <w:tcPr>
+            <w:tcW w:type="dxa" w:w="1440"/>
+          </w:tcPr>
+          <w:p>
+            <w:pPr>
+              <w:spacing w:line="240" w:lineRule="auto"/>
+              <w:jc w:val="left"/>
+            </w:pPr>
+            <w:r/>
+            <w:r>
+              <w:rPr>
+                <w:b w:val="0"/>
+                <w:i w:val="0"/>
+                <w:sz w:val="22"/>
+              </w:rPr>
+              <w:t>4/11</w:t>
+            </w:r>
+          </w:p>
+        </w:tc>
+      </w:tr>
+      <w:tr>
+        <w:tc>
+          <w:tcPr>
+            <w:tcW w:type="dxa" w:w="1440"/>
+          </w:tcPr>
+          <w:p>
+            <w:pPr>
+              <w:spacing w:line="240" w:lineRule="auto"/>
+              <w:jc w:val="left"/>
+            </w:pPr>
+            <w:r/>
+            <w:r>
+              <w:rPr>
+                <w:b w:val="0"/>
+                <w:i w:val="0"/>
+                <w:sz w:val="22"/>
+              </w:rPr>
+              <w:t>Bağımsız (&lt; %30)</w:t>
+            </w:r>
+          </w:p>
+        </w:tc>
+        <w:tc>
+          <w:tcPr>
+            <w:tcW w:type="dxa" w:w="1440"/>
+          </w:tcPr>
+          <w:p>
+            <w:pPr>
+              <w:spacing w:line="240" w:lineRule="auto"/>
+              <w:jc w:val="left"/>
+            </w:pPr>
+            <w:r/>
+            <w:r>
+              <w:rPr>
+                <w:b w:val="0"/>
+                <w:i w:val="0"/>
+                <w:sz w:val="22"/>
+              </w:rPr>
+              <w:t>7</w:t>
+            </w:r>
+          </w:p>
+        </w:tc>
+        <w:tc>
+          <w:tcPr>
+            <w:tcW w:type="dxa" w:w="1440"/>
+          </w:tcPr>
+          <w:p>
+            <w:pPr>
+              <w:spacing w:line="240" w:lineRule="auto"/>
+              <w:jc w:val="left"/>
+            </w:pPr>
+            <w:r/>
+            <w:r>
+              <w:rPr>
+                <w:b w:val="0"/>
+                <w:i w:val="0"/>
+                <w:sz w:val="22"/>
+              </w:rPr>
+              <w:t>214</w:t>
+            </w:r>
+          </w:p>
+        </w:tc>
+        <w:tc>
+          <w:tcPr>
+            <w:tcW w:type="dxa" w:w="1440"/>
+          </w:tcPr>
+          <w:p>
+            <w:pPr>
+              <w:spacing w:line="240" w:lineRule="auto"/>
+              <w:jc w:val="left"/>
+            </w:pPr>
+            <w:r/>
+            <w:r>
+              <w:rPr>
+                <w:b w:val="0"/>
+                <w:i w:val="0"/>
+                <w:sz w:val="22"/>
+              </w:rPr>
+              <w:t>61</w:t>
+            </w:r>
+          </w:p>
+        </w:tc>
+        <w:tc>
+          <w:tcPr>
+            <w:tcW w:type="dxa" w:w="1440"/>
+          </w:tcPr>
+          <w:p>
+            <w:pPr>
+              <w:spacing w:line="240" w:lineRule="auto"/>
+              <w:jc w:val="left"/>
+            </w:pPr>
+            <w:r/>
+            <w:r>
+              <w:rPr>
+                <w:b w:val="0"/>
+                <w:i w:val="0"/>
+                <w:sz w:val="22"/>
+              </w:rPr>
+              <w:t>0/7</w:t>
+            </w:r>
+          </w:p>
+        </w:tc>
+        <w:tc>
+          <w:tcPr>
+            <w:tcW w:type="dxa" w:w="1440"/>
+          </w:tcPr>
+          <w:p>
+            <w:pPr>
+              <w:spacing w:line="240" w:lineRule="auto"/>
+              <w:jc w:val="left"/>
+            </w:pPr>
+            <w:r/>
+            <w:r>
+              <w:rPr>
+                <w:b w:val="0"/>
+                <w:i w:val="0"/>
+                <w:sz w:val="22"/>
+              </w:rPr>
+              <w:t>3/7</w:t>
+            </w:r>
+          </w:p>
+        </w:tc>
+      </w:tr>
+    </w:tbl>
+    <w:p/>
+    <w:p>
+      <w:r>
+        <w:rPr>
+          <w:b/>
+          <w:i w:val="0"/>
+          <w:sz w:val="24"/>
+        </w:rPr>
         <w:t>VaxForge, virülan bir referans ile üç ruhsatlı aşı suşunda aynı antijenleri döndürür.</w:t>
       </w:r>
       <w:r>
@@ -6826,7 +7376,7 @@
           <w:i w:val="0"/>
           <w:sz w:val="24"/>
         </w:rPr>
-        <w:t xml:space="preserve"> VaxForge, bağlanma tahminlerini insan, fare, sığır ve domuz için IMGT/HLA ve IPD-MHC'den derlenmiş allel panellerinden alır (Tablo 5). İnsan, fare ve sığırda iki sınıf da gerçek NetMHCpan ve NetMHCIIpan modelleri üzerinde koşar; sığır için BoLA-DRB3 sınıf II paneli dahil. Domuz sınıf I gerçektir, sınıf II ise tek bir valide allele dayanır. Paneller tam veri tabanları değil temsilî altkümelerdir ve geçersiz allel adları koşum sırasında düşürülür, dolayısıyla bildirilen epitoplar ihtiyatlıdır.</w:t>
+        <w:t xml:space="preserve"> VaxForge, bağlanma tahminlerini insan, fare, sığır ve domuz için IMGT/HLA ve IPD-MHC'den derlenmiş allel panellerinden alır (Tablo 6). İnsan, fare ve sığırda iki sınıf da gerçek NetMHCpan ve NetMHCIIpan modelleri üzerinde koşar; sığır için BoLA-DRB3 sınıf II paneli dahil. Domuz sınıf I gerçektir, sınıf II ise tek bir valide allele dayanır. Paneller tam veri tabanları değil temsilî altkümelerdir ve geçersiz allel adları koşum sırasında düşürülür, dolayısıyla bildirilen epitoplar ihtiyatlıdır.</w:t>
       </w:r>
     </w:p>
     <w:p>
@@ -6836,7 +7386,7 @@
           <w:i w:val="0"/>
           <w:sz w:val="24"/>
         </w:rPr>
-        <w:t>Tablo 5.</w:t>
+        <w:t>Tablo 6.</w:t>
       </w:r>
       <w:r>
         <w:rPr>
@@ -7278,7 +7828,7 @@
           <w:i w:val="0"/>
           <w:sz w:val="24"/>
         </w:rPr>
-        <w:t>Viral kol bu katmanı sınamak için kuruldu: dört konağın tamamının doğal olarak enfekte ettiği, yedi aileye yayılan on virüs; ground-truth olarak koruyucu, patentli ya da ruhsatlı hedefi taşıyan protein alındı (`PATENTED_VACCINES.md`). Viral zarf ve kapsid antijenleri hedeflenen aşı hedefleridir ama membrana gömülüdür, dolayısıyla bakteriye göre ayarlanmış bir transmembran-sayısı filtresi onları eler; bu nedenle o filtreyi viral profil için yumuşattık ve bir yüzey-maruziyet sinyali ekledik (Yöntemler). Bu düzenlemeyle VaxForge koruyucu antijeni on virüsün sekizinde adayların üst çeyreğine yerleştirdi; Getah, Rift Valley ateşi ve Japon ensefaliti için birinci, kuduz, veziküler stomatit ve Venezuela at ensefaliti için ikinci (Tablo 6; Şekil 5). Vaxign-ML'e karşı sıralama baş-başa sonucu dengeliydi — dörder galibiyet ve iki beraberlik — ki bu, viral proteomlarda iki genel sıralayıcı için dürüst sonuçtur. Tek net zayıflık reovirüs σ1'in 11 içinde 9. sırada çıkmasıdır: σ1 membran çapası olmayan bir fiber proteinidir ve bu yüzden yüzey-maruziyet kredisi almaz, Vaxign-ML ise onu birinci sıraya koydu; bu, viral sinyali membran topolojisine demirlemenin gerçek bir sınırıdır.</w:t>
+        <w:t>Viral kol bu katmanı sınamak için kuruldu: dört konağın tamamının doğal olarak enfekte ettiği, yedi aileye yayılan on virüs; ground-truth olarak koruyucu, patentli ya da ruhsatlı hedefi taşıyan protein alındı (`PATENTED_VACCINES.md`). Viral zarf ve kapsid antijenleri hedeflenen aşı hedefleridir ama membrana gömülüdür, dolayısıyla bakteriye göre ayarlanmış bir transmembran-sayısı filtresi onları eler; bu nedenle o filtreyi viral profil için yumuşattık ve bir yüzey-maruziyet sinyali ekledik (Yöntemler). Bu düzenlemeyle VaxForge koruyucu antijeni on virüsün sekizinde adayların üst çeyreğine yerleştirdi; Getah, Rift Valley ateşi ve Japon ensefaliti için birinci, kuduz, veziküler stomatit ve Venezuela at ensefaliti için ikinci (Tablo 7; Şekil 5). Vaxign-ML'e karşı sıralama baş-başa sonucu dengeliydi — dörder galibiyet ve iki beraberlik — ki bu, viral proteomlarda iki genel sıralayıcı için dürüst sonuçtur. Tek net zayıflık reovirüs σ1'in 11 içinde 9. sırada çıkmasıdır: σ1 membran çapası olmayan bir fiber proteinidir ve bu yüzden yüzey-maruziyet kredisi almaz, Vaxign-ML ise onu birinci sıraya koydu; bu, viral sinyali membran topolojisine demirlemenin gerçek bir sınırıdır.</w:t>
       </w:r>
     </w:p>
     <w:p>
@@ -7288,7 +7838,7 @@
           <w:i w:val="0"/>
           <w:sz w:val="24"/>
         </w:rPr>
-        <w:t>VaxForge'u iki karşılaştırma aracından ayıran yetenek sıralama değil konak boyutudur ve bu, on virüsün tamamında korundu. Her virüste ground-truth antijenin epitop seti konak türüne göre değişti; ikili konak Jaccard örtüşmesi her durumda birin altında kaldı ve birkaç virüste hiç epitop paylaşmayan konak çiftleri çıktı (Tablo 6; Şekil 6; kuduz glikoproteini için ikili ayrıntı Ek Şekil 2'de). NERVE 2.0 viral proteomları işleyemiyor ve Vaxign-ML tek, konaktan bağımsız bir protejenisite skoru döndürüyor — kuduz glikoprotein G'yi konak çözünürlüğü olmaksızın beş içinde dördüncü sıraya koydu — dolayısıyla bu konak-başına repertuar üçü arasında yalnız VaxForge'a özgüdür. Her virüs tek bir koruyucu antijen katkıladığı için sıra istatistiği çıkarımsal değil betimleyicidir ve popülasyon kapsaması insan-dışı konaklar için atfedilmek yerine "veri yok" olarak bildirilmiştir.</w:t>
+        <w:t>VaxForge'u iki karşılaştırma aracından ayıran yetenek sıralama değil konak boyutudur ve bu, on virüsün tamamında korundu. Her virüste ground-truth antijenin epitop seti konak türüne göre değişti; ikili konak Jaccard örtüşmesi her durumda birin altında kaldı ve birkaç virüste hiç epitop paylaşmayan konak çiftleri çıktı (Tablo 7; Şekil 6; kuduz glikoproteini için ikili ayrıntı Ek Şekil 2'de). NERVE 2.0 viral proteomları işleyemiyor ve Vaxign-ML tek, konaktan bağımsız bir protejenisite skoru döndürüyor — kuduz glikoprotein G'yi konak çözünürlüğü olmaksızın beş içinde dördüncü sıraya koydu — dolayısıyla bu konak-başına repertuar üçü arasında yalnız VaxForge'a özgüdür. Her virüs tek bir koruyucu antijen katkıladığı için sıra istatistiği çıkarımsal değil betimleyicidir ve popülasyon kapsaması insan-dışı konaklar için atfedilmek yerine "veri yok" olarak bildirilmiştir.</w:t>
       </w:r>
     </w:p>
     <w:p>
@@ -7298,7 +7848,7 @@
           <w:i w:val="0"/>
           <w:sz w:val="24"/>
         </w:rPr>
-        <w:t>Tablo 6.</w:t>
+        <w:t>Tablo 7.</w:t>
       </w:r>
       <w:r>
         <w:rPr>
@@ -8637,6 +9187,16 @@
           <w:sz w:val="24"/>
         </w:rPr>
         <w:t>Konak boyutu, en az ikame edilebilir bulduğumuz katkıdır. NetMHCpan ve NetMHCIIpan birçok insan-dışı alleli zaten destekliyor (Reynisson ve ark., 2020), yine de ters aşı bilişimi hatları onları tek bir insan referansına uyguluyor ve NERVE 2.0'ın epitop modülü açıkça insan HLA süpertipleri üzerine kurulu (Conte ve ark., 2024). On virüsün tamamı incelenen dört konağı enfekte ettiği için (Cox ve ark., 1977; Fooks ve ark., 2017) her biri için konak-başına bir repertuar hesaplayabildik ve ground-truth antijenlerin epitop setleri her durumda türden türe farklılaştı, bazı konak çiftleri hiçbir şey paylaşmadı. Pratik aşı yükünün büyük bölümünü taşıyan veteriner ve zoonotik hedefler için (Fooks ve ark., 2017; Hampson ve ark., 2015) yalnız-insan bir epitop katmanı sadece kesinlik kaybetmez, yanlış tür için repertuar bildirir.</w:t>
+      </w:r>
+    </w:p>
+    <w:p>
+      <w:r>
+        <w:rPr>
+          <w:b w:val="0"/>
+          <w:i w:val="0"/>
+          <w:sz w:val="24"/>
+        </w:rPr>
+        <w:t>Örtüşme analizi, bu türden herhangi bir kıyasın neyi iddia edebileceğinin de sınırını çiziyor. Bizim ground-truth'umuz ile Protegen aynı literatürden derlenmiştir, dolayısıyla ölçtüğümüz %59 örtüşme iki setten birinin kusuru değil, alanın kaçınılmaz bir özelliğidir: deneysel olarak doğrulanmış koruyucu antijenlerin tek bir gövdesi vardır ve her gözetimli model onun üzerinde eğitilir. Sonuç şudur: böyle bir sete karşı recall, ezberlemeyi ödüllendirir; eğitim seti olmayan bir araç antijenlerin çoğunluğunda yapısal olarak dezavantajlıdır ve tam da rakibinin en güçlü olduğu altkümede ölçülür. Bu nedenle Tablo 5'teki ayrılmış sıralamayı yorumsal ağırlık taşıyan karşılaştırma, Tablo 3'teki toplu recall'ı ise betimleyici kabul ediyoruz. Yedi bağımsız antijen çıkarım için fazla azdır, dolayısıyla onlarda gözlediğimiz yön değişimi bir sonuç değil bir işarettir; bunu yerleştirmek, karşılaştırma aracının 31 Temmuz 2019 eğitim kesitinden sonra derlenmiş ileriye dönük bir ground-truth seti gerektirir.</w:t>
       </w:r>
     </w:p>
     <w:p>
@@ -8986,6 +9546,24 @@
           <w:sz w:val="24"/>
         </w:rPr>
         <w:t xml:space="preserve"> VaxForge, bakteriyel antijen tahmini için güncel, yerel kurulabilir ve en yaygın kullanılan iki ters aşı bilişimi aracıyla karşılaştırıldı; böylece karşılaştırma bir kullanıcının gerçekten koşacağı şeyi yansıtır (Tablo 1). Vaxign-ML (Ong ve ark., 2020), bir protein proteomu alıp her protein için bir protejenisite olasılığı döndüren, adayları sıralayan ama epitop, konak bilgisi ya da konstrukt üretmeyen gözetimli bir makine-öğrenmesi sınıflandırıcısıdır. NERVE 2.0 (Conte ve ark., 2024), bir bakteri proteomu ile Gram etiketi alan ve sert seçim filtreleri dizisinden sonra aday protein kısa listesi döndüren, ardından lineer MHC-I/II bağlayıcıları ile insan HLA süpertipleri için popülasyon kapsaması bildiren opsiyonel bir epitop-tahmin modülü sunan uçtan uca bir bakteriyel ters aşı bilişimi ortamıdır. VaxForge, bakteri ya da virüs için proteom, kodlayan diziler veya genom alır ve sıralı antijenlerle birlikte konak-özgü epitoplar, çok-epitoplu bir konstrukt ve in silico immünizasyon okuması döndürür. Her iki karşılaştırma aracı da konteynerlerde yerel olarak kuruldu ve özdeş girdi üzerinde varsayılan parametrelerle, eşik ayarı yapılmadan koşuldu; ground-truth antijenler üzerindeki recall ve antijen sıraları her aracın kendi çıktısından okundu. Protein dil modeli sınıflandırıcıları (Chen ve ark., 2024; Podda ve ark., 2025; Zai ve ark., 2025) dahil edilmedi, çünkü yalnız protejenisite skoru döndürüyorlar ve yapı-tabanlı çerçeve ayrıca öngörülen yapılar ile GPU hesaplaması gerektiriyor; gerekçe Tartışma'da açıklanmıştır.</w:t>
+      </w:r>
+    </w:p>
+    <w:p>
+      <w:r>
+        <w:rPr>
+          <w:b/>
+          <w:i w:val="0"/>
+          <w:sz w:val="24"/>
+        </w:rPr>
+        <w:t>Ground-truth ile karşılaştırma aracının eğitim verisi arasındaki örtüşme.</w:t>
+      </w:r>
+      <w:r>
+        <w:rPr>
+          <w:b w:val="0"/>
+          <w:i w:val="0"/>
+          <w:sz w:val="24"/>
+        </w:rPr>
+        <w:t xml:space="preserve"> Vaxign-ML'in dağıtılan modeli Protegen üzerinde eğitilmiştir (Ong ve ark., 2020); bu nedenle Protegen v4.0'ın bakteriyel koruyucu-antijen seti tümüyle indirildi (`protegen-bacterium-4.0-2019-01-09.faa`, 660 kayıt; Yang ve ark., 2011) ve dosya olarak yayımlanmamış o eğitim setinin vekili olarak kullanıldı. Dokuz-bakteri kıyasının 44 ground-truth antijeni hazırlanmış proteomlardan aksesyonla çekildi ve DIAMOND blastp ile Protegen'e karşı hizalandı (`--very-sensitive`, sorgu başına en iyi hit). Her antijen en iyi hizalama kimliğine göre üç sınıftan birine atandı: %90 ve üstünde eğitim etiketi, %30-90 arasında homolog, %30'un altında bağımsız. %30 sınırı keyfi değildir: Vaxign-ML'in negatiflerini seçerken kullandığı benzerlik eşiğinin kendisidir, dolayısıyla onun üstündeki bir antijen eğitimde negatif olamazdı. Sıralama daha sonra sınıfa göre ayrıldı; her antijenin her aracın aday listesindeki konumu kullanıldı ve medyan yalnız geri getirilen antijenler üzerinden alındı. Recall sınıfa göre ayrılmadı, çünkü Vaxign-ML bir proteomdaki her proteine skor verir ve üç sınıfın tamamındaki her antijeni geri getirir; bu da recall'ı bu karşılaştırma için bilgilendirici olmaktan çıkarır. Antijen başına değerler `results/vaxignml_circularity.json`'da, araç-başına sıralar `results/vaxignml_circularity_vs_recall.json`'da; analiz `measure_vaxignml_circularity.py` ile yeniden üretilir.</w:t>
       </w:r>
     </w:p>
     <w:p>
@@ -18876,6 +19454,32 @@
           <w:sz w:val="24"/>
         </w:rPr>
         <w:t>(W1), W228–W234. https://doi.org/10.1093/nar/gkac278</w:t>
+      </w:r>
+    </w:p>
+    <w:p>
+      <w:r>
+        <w:rPr>
+          <w:b w:val="0"/>
+          <w:i w:val="0"/>
+          <w:sz w:val="24"/>
+        </w:rPr>
+        <w:t xml:space="preserve">Yang, B., Sayers, S., Xiang, Z., &amp; He, Y. (2011). Protegen: a web-based protective antigen database and analysis system. </w:t>
+      </w:r>
+      <w:r>
+        <w:rPr>
+          <w:b w:val="0"/>
+          <w:i/>
+          <w:sz w:val="24"/>
+        </w:rPr>
+        <w:t>Nucleic Acids Research, 39</w:t>
+      </w:r>
+      <w:r>
+        <w:rPr>
+          <w:b w:val="0"/>
+          <w:i w:val="0"/>
+          <w:sz w:val="24"/>
+        </w:rPr>
+        <w:t>(Database issue), D1073–D1078. https://doi.org/10.1093/nar/gkq944</w:t>
       </w:r>
     </w:p>
     <w:p>

--- a/benchmark/MANUSCRIPT_TR.docx
+++ b/benchmark/MANUSCRIPT_TR.docx
@@ -6220,7 +6220,23 @@
           <w:i w:val="0"/>
           <w:sz w:val="24"/>
         </w:rPr>
-        <w:t xml:space="preserve">'ın LigA'sı, üst-araç hatasını izliyor: PSORTb, karakterize edilmiş bir yüzey lipoproteinini 9,97 skorla sitoplazmik çağırıyor; bu huninin değil lokalizasyon tahmincisinin sınırıdır. Kalan ikisi, </w:t>
+        <w:t xml:space="preserve">'ın LigA'sı, PSORTb'nin karakterize edilmiş bir yüzey lipoproteinine 9,97 skorla verdiği lokalizasyon kararını izliyor. Bunu başlangıçta o tahminciye özgü bir hata olarak okuduk ve mimari olarak bağımsız bir tahminciyle sınadık: DeepLocPro 1.0, ESM-2 gömülemeleri üzerine kurulu, prokaryotlara özgü ve PSORTdb 4.0'ın deneysel olarak doğrulanmış verisiyle eğitilmiş bir model; PSORTb 3.0'ı tüm organizma gruplarında geçiyor ve özellikle hücre duvarı ve yüzey sınıfında farkı PSORTb'yi rastgeleye yakın bırakacak kadar açıyor (Matthews korelasyonu Gram-pozitifte 0,28'e karşı −0,02, Gram-negatifte 0,80'e karşı 0,00; Moreno ve ark., 2024). Sınadığımız sekiz antijende — </w:t>
+      </w:r>
+      <w:r>
+        <w:rPr>
+          <w:b w:val="0"/>
+          <w:i/>
+          <w:sz w:val="24"/>
+        </w:rPr>
+        <w:t>S. suis</w:t>
+      </w:r>
+      <w:r>
+        <w:rPr>
+          <w:b w:val="0"/>
+          <w:i w:val="0"/>
+          <w:sz w:val="24"/>
+        </w:rPr>
+        <w:t xml:space="preserve">'in beş ground-truth proteini, CapB, ActA ve LigA — iki tahminci her durumda aynı üst kararı döndürdü ve DeepLocPro LigA'yı 0,995 güvenle sitoplazmaya yerleştirdi (`results/localization_agreement.json`). Dolayısıyla bu kayıp, tek bir uygulamanın değil, dizi-temelli lokalizasyon tahmininin kendisinin sınırıdır ve daha yeni aracı ikame etmekle kapanmıyor. Aynı ölçüm, konak-homoloji kayıplarının moonlighting yorumunu tek araçlı bir kabulden iki araçlı bir sonuca yükseltiyor: enolaz, GAPDH, 6-fosfoglukonat dehidrogenaz ve DnaJ'ye iki tahminci de 0,845-0,988 güven aralığında sitoplazmik diyor; klasik-olmayan yüzey sergilenmesi, yalnız diziyi okuyan herhangi bir yönteme zaten böyle görünür. Kalan ikisi, </w:t>
       </w:r>
       <w:r>
         <w:rPr>
@@ -6548,7 +6564,7 @@
                 <w:i w:val="0"/>
                 <w:sz w:val="22"/>
               </w:rPr>
-              <w:t>Üst-araç lokalizasyon yanlış ataması (PSORTb)</w:t>
+              <w:t>Dizi-temelli lokalizasyon tahmininin sınırı</w:t>
             </w:r>
           </w:p>
         </w:tc>
@@ -6608,7 +6624,7 @@
                 <w:i w:val="0"/>
                 <w:sz w:val="22"/>
               </w:rPr>
-              <w:t>Lokalizasyon tahmincisinin sınırı</w:t>
+              <w:t>PSORTb'ye özgü değil: DeepLocPro 1.0 da %99,5 güvenle sitoplazmik diyor (sınanan sekiz antijende 8/8 üst-karar uyumu)</w:t>
             </w:r>
           </w:p>
         </w:tc>
@@ -9546,6 +9562,40 @@
           <w:sz w:val="24"/>
         </w:rPr>
         <w:t xml:space="preserve"> VaxForge, bakteriyel antijen tahmini için güncel, yerel kurulabilir ve en yaygın kullanılan iki ters aşı bilişimi aracıyla karşılaştırıldı; böylece karşılaştırma bir kullanıcının gerçekten koşacağı şeyi yansıtır (Tablo 1). Vaxign-ML (Ong ve ark., 2020), bir protein proteomu alıp her protein için bir protejenisite olasılığı döndüren, adayları sıralayan ama epitop, konak bilgisi ya da konstrukt üretmeyen gözetimli bir makine-öğrenmesi sınıflandırıcısıdır. NERVE 2.0 (Conte ve ark., 2024), bir bakteri proteomu ile Gram etiketi alan ve sert seçim filtreleri dizisinden sonra aday protein kısa listesi döndüren, ardından lineer MHC-I/II bağlayıcıları ile insan HLA süpertipleri için popülasyon kapsaması bildiren opsiyonel bir epitop-tahmin modülü sunan uçtan uca bir bakteriyel ters aşı bilişimi ortamıdır. VaxForge, bakteri ya da virüs için proteom, kodlayan diziler veya genom alır ve sıralı antijenlerle birlikte konak-özgü epitoplar, çok-epitoplu bir konstrukt ve in silico immünizasyon okuması döndürür. Her iki karşılaştırma aracı da konteynerlerde yerel olarak kuruldu ve özdeş girdi üzerinde varsayılan parametrelerle, eşik ayarı yapılmadan koşuldu; ground-truth antijenler üzerindeki recall ve antijen sıraları her aracın kendi çıktısından okundu. Protein dil modeli sınıflandırıcıları (Chen ve ark., 2024; Podda ve ark., 2025; Zai ve ark., 2025) dahil edilmedi, çünkü yalnız protejenisite skoru döndürüyorlar ve yapı-tabanlı çerçeve ayrıca öngörülen yapılar ile GPU hesaplaması gerektiriyor; gerekçe Tartışma'da açıklanmıştır.</w:t>
+      </w:r>
+    </w:p>
+    <w:p>
+      <w:r>
+        <w:rPr>
+          <w:b/>
+          <w:i w:val="0"/>
+          <w:sz w:val="24"/>
+        </w:rPr>
+        <w:t>Lokalizasyon kararlarının çapraz denetimi.</w:t>
+      </w:r>
+      <w:r>
+        <w:rPr>
+          <w:b w:val="0"/>
+          <w:i w:val="0"/>
+          <w:sz w:val="24"/>
+        </w:rPr>
+        <w:t xml:space="preserve"> Huni sitoplazmik proteinleri sert filtreyle attığı için, lokalizasyon tahmincisi yüzeye çıkan bir antijenin başvuru hakkı olmaksızın kaybedilebileceği tek noktadır. Bu nedenle PSORTb'nin, bu basamakta ya da sonrasında kaybedilen antijenlere verdiği kararlar DeepLocPro 1.0 ile yeniden üretildi (Moreno ve ark., 2024): ESM-2 gömülemeleri üzerine kurulu, prokaryotlara özgü ve PSORTdb 4.0'ın deneysel olarak doğrulanmış verisiyle eğitilmiş bir model; yerel olarak kuruldu ve organizma grubu tür yapılandırmasından verilerek CPU üzerinde koşuldu (`-g positive` ya da `-g negative`). Sekiz antijen sınandı: </w:t>
+      </w:r>
+      <w:r>
+        <w:rPr>
+          <w:b w:val="0"/>
+          <w:i/>
+          <w:sz w:val="24"/>
+        </w:rPr>
+        <w:t>S. suis</w:t>
+      </w:r>
+      <w:r>
+        <w:rPr>
+          <w:b w:val="0"/>
+          <w:i w:val="0"/>
+          <w:sz w:val="24"/>
+        </w:rPr>
+        <w:t>'in beş ground-truth proteini — geri getirilen suilizin pozitif kontrol olarak dahil — ile CapB, ActA ve LigA. Uyum sayılmadan önce etiketler ortak bir sözlüğe eşlendi, çünkü PSORTb'nin Gram-pozitif `membrane` kararı sitoplazmik membranı belirtir; Gram-pozitif organizmalarda dış membran yoktur. DeepLocPro CC BY-NC-SA 4.0 ile dağıtılmaktadır ve burada bir hat bileşeni olarak değil, ölçüm aracı olarak kullanılmıştır. Antijen başına kararlar ve olasılıklar `results/localization_agreement.json`'da; analiz `measure_localization_agreement.py` ile yeniden üretilir.</w:t>
       </w:r>
     </w:p>
     <w:p>
@@ -19272,6 +19322,32 @@
           <w:sz w:val="24"/>
         </w:rPr>
         <w:t>. https://doi.org/10.1016/j.immuno.2025.100014</w:t>
+      </w:r>
+    </w:p>
+    <w:p>
+      <w:r>
+        <w:rPr>
+          <w:b w:val="0"/>
+          <w:i w:val="0"/>
+          <w:sz w:val="24"/>
+        </w:rPr>
+        <w:t xml:space="preserve">Moreno, J., Nielsen, H., Winther, O., &amp; Teufel, F. (2024). Predicting the subcellular location of prokaryotic proteins with DeepLocPro. </w:t>
+      </w:r>
+      <w:r>
+        <w:rPr>
+          <w:b w:val="0"/>
+          <w:i/>
+          <w:sz w:val="24"/>
+        </w:rPr>
+        <w:t>Bioinformatics, 40</w:t>
+      </w:r>
+      <w:r>
+        <w:rPr>
+          <w:b w:val="0"/>
+          <w:i w:val="0"/>
+          <w:sz w:val="24"/>
+        </w:rPr>
+        <w:t>(12), btae677. https://doi.org/10.1093/bioinformatics/btae677</w:t>
       </w:r>
     </w:p>
     <w:p>

--- a/benchmark/MANUSCRIPT_TR.docx
+++ b/benchmark/MANUSCRIPT_TR.docx
@@ -9212,7 +9212,109 @@
           <w:i w:val="0"/>
           <w:sz w:val="24"/>
         </w:rPr>
-        <w:t>Örtüşme analizi, bu türden herhangi bir kıyasın neyi iddia edebileceğinin de sınırını çiziyor. Bizim ground-truth'umuz ile Protegen aynı literatürden derlenmiştir, dolayısıyla ölçtüğümüz %59 örtüşme iki setten birinin kusuru değil, alanın kaçınılmaz bir özelliğidir: deneysel olarak doğrulanmış koruyucu antijenlerin tek bir gövdesi vardır ve her gözetimli model onun üzerinde eğitilir. Sonuç şudur: böyle bir sete karşı recall, ezberlemeyi ödüllendirir; eğitim seti olmayan bir araç antijenlerin çoğunluğunda yapısal olarak dezavantajlıdır ve tam da rakibinin en güçlü olduğu altkümede ölçülür. Bu nedenle Tablo 5'teki ayrılmış sıralamayı yorumsal ağırlık taşıyan karşılaştırma, Tablo 3'teki toplu recall'ı ise betimleyici kabul ediyoruz. Yedi bağımsız antijen çıkarım için fazla azdır, dolayısıyla onlarda gözlediğimiz yön değişimi bir sonuç değil bir işarettir; bunu yerleştirmek, karşılaştırma aracının 31 Temmuz 2019 eğitim kesitinden sonra derlenmiş ileriye dönük bir ground-truth seti gerektirir.</w:t>
+        <w:t>Örtüşme analizi, bu türden herhangi bir kıyasın neyi iddia edebileceğinin de sınırını çiziyor. Bizim ground-truth'umuz ile Protegen aynı literatürden derlenmiştir, dolayısıyla ölçtüğümüz %59 örtüşme iki setten birinin kusuru değil, alanın kaçınılmaz bir özelliğidir: deneysel olarak doğrulanmış koruyucu antijenlerin tek bir gövdesi vardır ve her gözetimli model onun üzerinde eğitilir. Sonuç şudur: böyle bir sete karşı recall, ezberlemeyi ödüllendirir; eğitim seti olmayan bir araç antijenlerin çoğunluğunda yapısal olarak dezavantajlıdır ve tam da rakibinin en güçlü olduğu altkümede ölçülür. Bu nedenle Tablo 5'teki ayrılmış sıralamayı yorumsal ağırlık taşıyan karşılaştırma, Tablo 3'teki toplu recall'ı ise betimleyici kabul ediyoruz. Yedi bağımsız antijen çıkarım için fazla azdır, dolayısıyla onlarda gözlediğimiz yön değişimi bir sonuç değil bir işarettir; bunu yerleştirmek, karşılaştırma aracının 31 Temmuz 2019 eğitim kesitinden sonra derlenmiş ileriye dönük bir ground-truth seti gerektirir. Böyle bir seti bir tür için kurduk ve set, verdiği recall'dan çok bu tasarımın tavanı hakkında gösterdikleriyle bilgilendirici.</w:t>
+      </w:r>
+    </w:p>
+    <w:p>
+      <w:r>
+        <w:rPr>
+          <w:b/>
+          <w:i w:val="0"/>
+          <w:sz w:val="24"/>
+        </w:rPr>
+        <w:t>İleriye dönük bir set derlenebiliyor ve asıl sonuç onun sınırları.</w:t>
+      </w:r>
+      <w:r>
+        <w:rPr>
+          <w:b w:val="0"/>
+          <w:i w:val="0"/>
+          <w:sz w:val="24"/>
+        </w:rPr>
+        <w:t xml:space="preserve"> </w:t>
+      </w:r>
+      <w:r>
+        <w:rPr>
+          <w:b w:val="0"/>
+          <w:i/>
+          <w:sz w:val="24"/>
+        </w:rPr>
+        <w:t>S. suis</w:t>
+      </w:r>
+      <w:r>
+        <w:rPr>
+          <w:b w:val="0"/>
+          <w:i w:val="0"/>
+          <w:sz w:val="24"/>
+        </w:rPr>
+        <w:t xml:space="preserve"> için 31 Temmuz 2019'dan sonra bildirilmiş, her biri aktif ya da pasif immünizasyon ve canlı challenge içeren on beş antijen derledik; ana kaynak genom-ölçeğinde fay sergileme ve immünopresipitasyon taraması (Dong ve ark., 2024), yanında tek-antijen ve karışım çalışmaları (Xing ve ark., 2019; Guo ve ark., 2021). Eşleme ada göre değil dizi hizalamasıyla yapıldı; daha önce bir `suis` deseninin yirmi sekiz </w:t>
+      </w:r>
+      <w:r>
+        <w:rPr>
+          <w:b w:val="0"/>
+          <w:i/>
+          <w:sz w:val="24"/>
+        </w:rPr>
+        <w:t>Glaesserella parasuis</w:t>
+      </w:r>
+      <w:r>
+        <w:rPr>
+          <w:b w:val="0"/>
+          <w:i w:val="0"/>
+          <w:sz w:val="24"/>
+        </w:rPr>
+        <w:t xml:space="preserve"> kaydını yakaladığı bir hata yaşanmıştı. Dört ölçüt on beşi dörde indiriyor ve dışlanan kümeler örtüştüğü için toplanmıyorlar. Beş antijen karışım olarak uygulanmış, dolayısıyla koruma tek bir bileşene atfedilemez ve tek-antijen sayımına giremezler. Üçü koştuğumuz suşta, BM407'de yok: ikisi hiç hizalama vermiyor, biri %29.8 kimlikte kalıyor, bu da iki proteine aynı dediğimiz eşiğin altı; bunlardan biri için bağımsız bir gerekçe yayımlanmış durumda, çünkü srtBCD pilus kümesi yalnız serotip 14 ve virülan serotip 2 izolatlarında bulunuyor. Üçü kesitten önce de aşı adayı olarak sınanmış, dolayısıyla ileriye dönük değil. İkisi de Protegen'e %32.8 ve %36.0 kimlikte hizalanıyor, yani bir antijeni karşılaştırma aracının eğitim verisinden bağımsız saymayı bıraktığımız %30 eşiğinin üstünde. Dört antijen bütün ölçütleri karşılıyor ve VaxForge bunlardan birini, 488 içinde 66. sırada geri getiriyor. Buradaki tavanı belirleyen şey küratörlük emeği değil, bir antijenin yayımlandığı suş ile bir kıyasın koştuğu suş arasındaki mesafedir; bu, bu hatta özgü bir özellik değil, ileriye dönük değerlendirmenin geneline ait bir kısıttır.</w:t>
+      </w:r>
+    </w:p>
+    <w:p>
+      <w:r>
+        <w:rPr>
+          <w:b/>
+          <w:i w:val="0"/>
+          <w:sz w:val="24"/>
+        </w:rPr>
+        <w:t>Bağımsız set, lokalizasyon sınırını tekrarlıyor ve ilk atfın göremediği bir mekanizmayı açığa çıkarıyor.</w:t>
+      </w:r>
+      <w:r>
+        <w:rPr>
+          <w:b w:val="0"/>
+          <w:i w:val="0"/>
+          <w:sz w:val="24"/>
+        </w:rPr>
+        <w:t xml:space="preserve"> Dört ileriye dönük antijenden üçü aday üretmiyor ve PSORTb üçünün de sitoplazmik olduğunu söylüyor, 7.5, 9.97 ve 9.2 skorlarıyla; aday üreten tek antijen `unknown` kararını 2.5 skorla taşıyor ve kapıdan yukarıda anlatılan ihtiyatlı muafiyetle geçiyor. Bağlayıcı kısıt yine lokalizasyon tahminidir, ama bu kez tasarım kararlarımızın hiçbirini etkileyemeyecek kadar sonra yayımlanmış antijenlerde, yani Tablo 4'teki atfı kayıtlayan seçim yanlılığı ortadan kalkmış olarak. Bir antijen farklı davranıyor. Subtilizin-benzeri bir S8 peptidaz olan SspA, BM407'de tam kimlikte bulunuyor, PSORTb onu 9.98 skorla hücre duvarına yerleştiriyor ki Gram-pozitif izinli listesi bunu kabul ediyor, konak homolojisi de taşımıyor; yine de aday üretmiyor. Nedeni çıkarsamak yerine huniyi o protein için koşup izi okuduk: bir sınır değerine karşı iki öngörülen sarmalla transmembran kapısında eleniyor ve aynı alt-kümedeki kontrol antijeni geçiyor. Bu, Tablo 4'teki üçünden ayrı, dördüncü bir kayıp mekanizmasıdır ve kırk sekiz antijenlik panel bunu gösteremezdi, çünkü bu tür için ölçtüğümüz on altı antijenin on beşi bir ya da sıfır sarmal taşıyor. Kapıyı değiştirmek yerine erişimini ölçtük: BM407 proteomunda tüm proteinlerin %19.1'ini ve sinyal-peptidi pozitif havuzun %22.2'sini eliyor, ama deneysel olarak koruyucu on altı antijenden yalnız birini; bu, kaydedilmeye değer bir bedeldir ve henüz gösterilmiş bir yanlış kalibrasyon değildir. Değiştirmek, uzunluk ve sınıf eşli kontrol setleri gerektirir, yani hücre duvarına çapalı yüzey antijenlerine karşı gerçek çok-geçişli membran proteinleri; bunu tek bir gözlemle filtreye dokunmak yerine erteledik.</w:t>
+      </w:r>
+    </w:p>
+    <w:p>
+      <w:r>
+        <w:rPr>
+          <w:b/>
+          <w:i w:val="0"/>
+          <w:sz w:val="24"/>
+        </w:rPr>
+        <w:t>İleriye dönük set, kendi ground-truth'umuzun içinde bir çelişki de taşıyor.</w:t>
+      </w:r>
+      <w:r>
+        <w:rPr>
+          <w:b w:val="0"/>
+          <w:i w:val="0"/>
+          <w:sz w:val="24"/>
+        </w:rPr>
+        <w:t xml:space="preserve"> Enolaz bizim </w:t>
+      </w:r>
+      <w:r>
+        <w:rPr>
+          <w:b w:val="0"/>
+          <w:i/>
+          <w:sz w:val="24"/>
+        </w:rPr>
+        <w:t>S. suis</w:t>
+      </w:r>
+      <w:r>
+        <w:rPr>
+          <w:b w:val="0"/>
+          <w:i w:val="0"/>
+          <w:sz w:val="24"/>
+        </w:rPr>
+        <w:t xml:space="preserve"> koruyucu listemizde yer alıyor, ama dört ayrı adjuvanla iki doz, CD-1 farelerde ölümcül serotip 2 challenge'a karşı kayda değer antikor titrelerine rağmen koruma sağlamamış ve yazarlar enolazın muhtemelen iyi bir aşı adayı olmadığı sonucuna varıyor (Dumesnil ve ark., 2019). Antijeni listeden çıkarmadık, çünkü dayandığımız koruyucu bildirimler de aynı ölçüde yayımlanmış durumda; ama uyuşmazlık kayda geçti. Buradaki her tablonun denominatörünün olgular değil literatür kurguları olduğunu ve bir kıyasın, karşısında puanlandığı ground-truth'tan daha kesin olamayacağını hatırlatıyor.</w:t>
       </w:r>
     </w:p>
     <w:p>
@@ -18993,6 +19095,74 @@
           <w:i w:val="0"/>
           <w:sz w:val="24"/>
         </w:rPr>
+        <w:t xml:space="preserve">Dong, J., Zhang, Q., Yang, J., Zhao, Y., Miao, Z., Pei, S., Qin, H., Jing, C., Wen, G., Zhang, A., &amp; Tao, P. (2024). BacScan: a novel genome-wide strategy for uncovering broadly immunogenic proteins in bacteria. </w:t>
+      </w:r>
+      <w:r>
+        <w:rPr>
+          <w:b w:val="0"/>
+          <w:i/>
+          <w:sz w:val="24"/>
+        </w:rPr>
+        <w:t>Frontiers in Immunology, 15</w:t>
+      </w:r>
+      <w:r>
+        <w:rPr>
+          <w:b w:val="0"/>
+          <w:i w:val="0"/>
+          <w:sz w:val="24"/>
+        </w:rPr>
+        <w:t>, 1392456. https://doi.org/10.3389/fimmu.2024.1392456</w:t>
+      </w:r>
+    </w:p>
+    <w:p>
+      <w:r>
+        <w:rPr>
+          <w:b w:val="0"/>
+          <w:i w:val="0"/>
+          <w:sz w:val="24"/>
+        </w:rPr>
+        <w:t xml:space="preserve">Dumesnil, A., Martelet, L., Grenier, D., Auger, J. P., Harel, J., Nadeau, E., &amp; Gottschalk, M. (2019). Enolase and dipeptidyl peptidase IV protein sub-unit vaccines are not protective against a lethal </w:t>
+      </w:r>
+      <w:r>
+        <w:rPr>
+          <w:b w:val="0"/>
+          <w:i/>
+          <w:sz w:val="24"/>
+        </w:rPr>
+        <w:t>Streptococcus suis</w:t>
+      </w:r>
+      <w:r>
+        <w:rPr>
+          <w:b w:val="0"/>
+          <w:i w:val="0"/>
+          <w:sz w:val="24"/>
+        </w:rPr>
+        <w:t xml:space="preserve"> serotype 2 challenge in a mouse model of infection. </w:t>
+      </w:r>
+      <w:r>
+        <w:rPr>
+          <w:b w:val="0"/>
+          <w:i/>
+          <w:sz w:val="24"/>
+        </w:rPr>
+        <w:t>BMC Veterinary Research, 15</w:t>
+      </w:r>
+      <w:r>
+        <w:rPr>
+          <w:b w:val="0"/>
+          <w:i w:val="0"/>
+          <w:sz w:val="24"/>
+        </w:rPr>
+        <w:t>(1), 448. https://doi.org/10.1186/s12917-019-2196-y</w:t>
+      </w:r>
+    </w:p>
+    <w:p>
+      <w:r>
+        <w:rPr>
+          <w:b w:val="0"/>
+          <w:i w:val="0"/>
+          <w:sz w:val="24"/>
+        </w:rPr>
         <w:t xml:space="preserve">Fooks, A. R., Cliquet, F., Finke, S., Freuling, C., Hemachudha, T., Mani, R. S., Müller, T., Nadin-Davis, S., Picard-Meyer, E., Wilde, H., &amp; Banyard, A. C. (2017). Rabies. </w:t>
       </w:r>
       <w:r>
@@ -19088,6 +19258,48 @@
           <w:sz w:val="24"/>
         </w:rPr>
         <w:t>(2), fuad004. https://doi.org/10.1093/femsre/fuad004</w:t>
+      </w:r>
+    </w:p>
+    <w:p>
+      <w:r>
+        <w:rPr>
+          <w:b w:val="0"/>
+          <w:i w:val="0"/>
+          <w:sz w:val="24"/>
+        </w:rPr>
+        <w:t xml:space="preserve">Guo, G., Kong, X., Wang, Z., Li, M., Tan, Z., &amp; Zhang, W. (2021). Evaluation of the immunogenicity and protective ability of a pili subunit, SBP2', of </w:t>
+      </w:r>
+      <w:r>
+        <w:rPr>
+          <w:b w:val="0"/>
+          <w:i/>
+          <w:sz w:val="24"/>
+        </w:rPr>
+        <w:t>Streptococcus suis</w:t>
+      </w:r>
+      <w:r>
+        <w:rPr>
+          <w:b w:val="0"/>
+          <w:i w:val="0"/>
+          <w:sz w:val="24"/>
+        </w:rPr>
+        <w:t xml:space="preserve"> serotype 2. </w:t>
+      </w:r>
+      <w:r>
+        <w:rPr>
+          <w:b w:val="0"/>
+          <w:i/>
+          <w:sz w:val="24"/>
+        </w:rPr>
+        <w:t>Research in Veterinary Science, 137</w:t>
+      </w:r>
+      <w:r>
+        <w:rPr>
+          <w:b w:val="0"/>
+          <w:i w:val="0"/>
+          <w:sz w:val="24"/>
+        </w:rPr>
+        <w:t>, 201–207. https://doi.org/10.1016/j.rvsc.2021.05.006</w:t>
       </w:r>
     </w:p>
     <w:p>
@@ -19530,6 +19742,48 @@
           <w:sz w:val="24"/>
         </w:rPr>
         <w:t>(W1), W228–W234. https://doi.org/10.1093/nar/gkac278</w:t>
+      </w:r>
+    </w:p>
+    <w:p>
+      <w:r>
+        <w:rPr>
+          <w:b w:val="0"/>
+          <w:i w:val="0"/>
+          <w:sz w:val="24"/>
+        </w:rPr>
+        <w:t xml:space="preserve">Xing, X., Bi, S., Fan, X., Jin, M., Liu, W., &amp; Wang, B. (2019). Intranasal vaccination with multiple virulence factors promotes mucosal clearance of </w:t>
+      </w:r>
+      <w:r>
+        <w:rPr>
+          <w:b w:val="0"/>
+          <w:i/>
+          <w:sz w:val="24"/>
+        </w:rPr>
+        <w:t>Streptococcus suis</w:t>
+      </w:r>
+      <w:r>
+        <w:rPr>
+          <w:b w:val="0"/>
+          <w:i w:val="0"/>
+          <w:sz w:val="24"/>
+        </w:rPr>
+        <w:t xml:space="preserve"> across serotypes and protects against meningitis in mice. </w:t>
+      </w:r>
+      <w:r>
+        <w:rPr>
+          <w:b w:val="0"/>
+          <w:i/>
+          <w:sz w:val="24"/>
+        </w:rPr>
+        <w:t>The Journal of Infectious Diseases, 220</w:t>
+      </w:r>
+      <w:r>
+        <w:rPr>
+          <w:b w:val="0"/>
+          <w:i w:val="0"/>
+          <w:sz w:val="24"/>
+        </w:rPr>
+        <w:t>(10), 1679–1687. https://doi.org/10.1093/infdis/jiz352</w:t>
       </w:r>
     </w:p>
     <w:p>
